--- a/reaktory_sistemy_variant2/Punkt2_modeling_tables.docx
+++ b/reaktory_sistemy_variant2/Punkt2_modeling_tables.docx
@@ -38,7 +38,7 @@
           <w:b w:val="0"/>
           <w:sz w:val="24"/>
         </w:rPr>
-        <w:t>CA0 = 30 моль/л.  CA = 30·(1−X),  CR = 30·Y,  CS = 30·Z.  Жёлтая строка — выход аппарата.  Для параллельных схем все четыре аппарата одинаковы, поэтому таблица одна.</w:t>
+        <w:t>Четыре исследуемые системы — четыре таблицы. CA0 = 30 моль/л: CA = 30·(1−X), CR = 30·Y, CS = 30·Z. τ — время пребывания по системе. Жёлтая строка — выход системы.</w:t>
       </w:r>
     </w:p>
     <w:p>
@@ -52,7 +52,7 @@
           <w:color w:val="1F4E79"/>
           <w:sz w:val="28"/>
         </w:rPr>
-        <w:t>Система 1. Четыре РИС-н последовательно</w:t>
+        <w:t>Таблица 1. Система 1 — четыре РИС-н последовательно</w:t>
       </w:r>
     </w:p>
     <w:p>
@@ -65,21 +65,7 @@
           <w:b w:val="0"/>
           <w:sz w:val="24"/>
         </w:rPr>
-        <w:t>Vi = 25 л, vi = 50 л/мин, τi = 0,5 мин. Данные с экрана программы (идеальное смешение, изотермический режим).</w:t>
-      </w:r>
-    </w:p>
-    <w:p>
-      <w:pPr>
-        <w:spacing w:after="80" w:before="80" w:line="276" w:lineRule="auto"/>
-      </w:pPr>
-      <w:r>
-        <w:rPr>
-          <w:rFonts w:ascii="Times New Roman" w:hAnsi="Times New Roman" w:eastAsia="Times New Roman"/>
-          <w:b/>
-          <w:color w:val="2E75B6"/>
-          <w:sz w:val="26"/>
-        </w:rPr>
-        <w:t>Реактор 1</w:t>
+        <w:t>Vi = 25 л, vi = 50 л/мин, τi = 0,5 мин. Строки: вход и выходы реакторов 1–4 (с экрана программы).</w:t>
       </w:r>
     </w:p>
     <w:tbl>
@@ -497,7 +483,7 @@
               <w:bottom w:val="single" w:sz="4" w:color="808080"/>
               <w:right w:val="single" w:sz="4" w:color="808080"/>
             </w:tcBorders>
-            <w:shd w:fill="FFF2CC" w:val="clear"/>
+            <w:shd w:fill="D6EAF8" w:val="clear"/>
           </w:tcPr>
           <w:p>
             <w:pPr>
@@ -508,7 +494,7 @@
             <w:r>
               <w:rPr>
                 <w:rFonts w:ascii="Times New Roman" w:hAnsi="Times New Roman" w:eastAsia="Times New Roman"/>
-                <w:b/>
+                <w:b w:val="0"/>
                 <w:sz w:val="22"/>
               </w:rPr>
               <w:t>0,50</w:t>
@@ -524,7 +510,7 @@
               <w:bottom w:val="single" w:sz="4" w:color="808080"/>
               <w:right w:val="single" w:sz="4" w:color="808080"/>
             </w:tcBorders>
-            <w:shd w:fill="FFF2CC" w:val="clear"/>
+            <w:shd w:fill="D6EAF8" w:val="clear"/>
           </w:tcPr>
           <w:p>
             <w:pPr>
@@ -535,7 +521,7 @@
             <w:r>
               <w:rPr>
                 <w:rFonts w:ascii="Times New Roman" w:hAnsi="Times New Roman" w:eastAsia="Times New Roman"/>
-                <w:b/>
+                <w:b w:val="0"/>
                 <w:sz w:val="22"/>
               </w:rPr>
               <w:t>0,2308</w:t>
@@ -551,7 +537,7 @@
               <w:bottom w:val="single" w:sz="4" w:color="808080"/>
               <w:right w:val="single" w:sz="4" w:color="808080"/>
             </w:tcBorders>
-            <w:shd w:fill="FFF2CC" w:val="clear"/>
+            <w:shd w:fill="D6EAF8" w:val="clear"/>
           </w:tcPr>
           <w:p>
             <w:pPr>
@@ -562,7 +548,7 @@
             <w:r>
               <w:rPr>
                 <w:rFonts w:ascii="Times New Roman" w:hAnsi="Times New Roman" w:eastAsia="Times New Roman"/>
-                <w:b/>
+                <w:b w:val="0"/>
                 <w:sz w:val="22"/>
               </w:rPr>
               <w:t>0,1923</w:t>
@@ -578,7 +564,7 @@
               <w:bottom w:val="single" w:sz="4" w:color="808080"/>
               <w:right w:val="single" w:sz="4" w:color="808080"/>
             </w:tcBorders>
-            <w:shd w:fill="FFF2CC" w:val="clear"/>
+            <w:shd w:fill="D6EAF8" w:val="clear"/>
           </w:tcPr>
           <w:p>
             <w:pPr>
@@ -589,7 +575,7 @@
             <w:r>
               <w:rPr>
                 <w:rFonts w:ascii="Times New Roman" w:hAnsi="Times New Roman" w:eastAsia="Times New Roman"/>
-                <w:b/>
+                <w:b w:val="0"/>
                 <w:sz w:val="22"/>
               </w:rPr>
               <w:t>0,0385</w:t>
@@ -605,7 +591,7 @@
               <w:bottom w:val="single" w:sz="4" w:color="808080"/>
               <w:right w:val="single" w:sz="4" w:color="808080"/>
             </w:tcBorders>
-            <w:shd w:fill="FFF2CC" w:val="clear"/>
+            <w:shd w:fill="D6EAF8" w:val="clear"/>
           </w:tcPr>
           <w:p>
             <w:pPr>
@@ -616,7 +602,7 @@
             <w:r>
               <w:rPr>
                 <w:rFonts w:ascii="Times New Roman" w:hAnsi="Times New Roman" w:eastAsia="Times New Roman"/>
-                <w:b/>
+                <w:b w:val="0"/>
                 <w:sz w:val="22"/>
               </w:rPr>
               <w:t>23,08</w:t>
@@ -632,7 +618,7 @@
               <w:bottom w:val="single" w:sz="4" w:color="808080"/>
               <w:right w:val="single" w:sz="4" w:color="808080"/>
             </w:tcBorders>
-            <w:shd w:fill="FFF2CC" w:val="clear"/>
+            <w:shd w:fill="D6EAF8" w:val="clear"/>
           </w:tcPr>
           <w:p>
             <w:pPr>
@@ -643,7 +629,7 @@
             <w:r>
               <w:rPr>
                 <w:rFonts w:ascii="Times New Roman" w:hAnsi="Times New Roman" w:eastAsia="Times New Roman"/>
-                <w:b/>
+                <w:b w:val="0"/>
                 <w:sz w:val="22"/>
               </w:rPr>
               <w:t>5,77</w:t>
@@ -659,7 +645,7 @@
               <w:bottom w:val="single" w:sz="4" w:color="808080"/>
               <w:right w:val="single" w:sz="4" w:color="808080"/>
             </w:tcBorders>
-            <w:shd w:fill="FFF2CC" w:val="clear"/>
+            <w:shd w:fill="D6EAF8" w:val="clear"/>
           </w:tcPr>
           <w:p>
             <w:pPr>
@@ -670,240 +656,10 @@
             <w:r>
               <w:rPr>
                 <w:rFonts w:ascii="Times New Roman" w:hAnsi="Times New Roman" w:eastAsia="Times New Roman"/>
-                <w:b/>
+                <w:b w:val="0"/>
                 <w:sz w:val="22"/>
               </w:rPr>
               <w:t>1,16</w:t>
-            </w:r>
-          </w:p>
-        </w:tc>
-      </w:tr>
-    </w:tbl>
-    <w:p/>
-    <w:p>
-      <w:pPr>
-        <w:spacing w:after="80" w:before="80" w:line="276" w:lineRule="auto"/>
-      </w:pPr>
-      <w:r>
-        <w:rPr>
-          <w:rFonts w:ascii="Times New Roman" w:hAnsi="Times New Roman" w:eastAsia="Times New Roman"/>
-          <w:b/>
-          <w:color w:val="2E75B6"/>
-          <w:sz w:val="26"/>
-        </w:rPr>
-        <w:t>Реактор 2</w:t>
-      </w:r>
-    </w:p>
-    <w:tbl>
-      <w:tblPr>
-        <w:tblW w:type="auto" w:w="0"/>
-        <w:jc w:val="center"/>
-        <w:tblLayout w:type="autofit"/>
-        <w:tblLook w:firstColumn="1" w:firstRow="1" w:lastColumn="0" w:lastRow="0" w:noHBand="0" w:noVBand="1" w:val="04A0"/>
-      </w:tblPr>
-      <w:tblGrid>
-        <w:gridCol w:w="2163"/>
-        <w:gridCol w:w="2163"/>
-        <w:gridCol w:w="2163"/>
-        <w:gridCol w:w="2163"/>
-        <w:gridCol w:w="2163"/>
-        <w:gridCol w:w="2163"/>
-        <w:gridCol w:w="2163"/>
-      </w:tblGrid>
-      <w:tr>
-        <w:tc>
-          <w:tcPr>
-            <w:tcW w:type="dxa" w:w="2163"/>
-            <w:tcBorders>
-              <w:top w:val="single" w:sz="4" w:color="808080"/>
-              <w:left w:val="single" w:sz="4" w:color="808080"/>
-              <w:bottom w:val="single" w:sz="4" w:color="808080"/>
-              <w:right w:val="single" w:sz="4" w:color="808080"/>
-            </w:tcBorders>
-            <w:shd w:fill="1F4E79" w:val="clear"/>
-          </w:tcPr>
-          <w:p>
-            <w:pPr>
-              <w:spacing w:before="20" w:after="20"/>
-              <w:jc w:val="center"/>
-            </w:pPr>
-            <w:r/>
-            <w:r>
-              <w:rPr>
-                <w:rFonts w:ascii="Times New Roman" w:hAnsi="Times New Roman" w:eastAsia="Times New Roman"/>
-                <w:b/>
-                <w:color w:val="FFFFFF"/>
-                <w:sz w:val="22"/>
-              </w:rPr>
-              <w:t>τ, мин</w:t>
-            </w:r>
-          </w:p>
-        </w:tc>
-        <w:tc>
-          <w:tcPr>
-            <w:tcW w:type="dxa" w:w="2163"/>
-            <w:tcBorders>
-              <w:top w:val="single" w:sz="4" w:color="808080"/>
-              <w:left w:val="single" w:sz="4" w:color="808080"/>
-              <w:bottom w:val="single" w:sz="4" w:color="808080"/>
-              <w:right w:val="single" w:sz="4" w:color="808080"/>
-            </w:tcBorders>
-            <w:shd w:fill="1F4E79" w:val="clear"/>
-          </w:tcPr>
-          <w:p>
-            <w:pPr>
-              <w:spacing w:before="20" w:after="20"/>
-              <w:jc w:val="center"/>
-            </w:pPr>
-            <w:r/>
-            <w:r>
-              <w:rPr>
-                <w:rFonts w:ascii="Times New Roman" w:hAnsi="Times New Roman" w:eastAsia="Times New Roman"/>
-                <w:b/>
-                <w:color w:val="FFFFFF"/>
-                <w:sz w:val="22"/>
-              </w:rPr>
-              <w:t>X</w:t>
-            </w:r>
-          </w:p>
-        </w:tc>
-        <w:tc>
-          <w:tcPr>
-            <w:tcW w:type="dxa" w:w="2163"/>
-            <w:tcBorders>
-              <w:top w:val="single" w:sz="4" w:color="808080"/>
-              <w:left w:val="single" w:sz="4" w:color="808080"/>
-              <w:bottom w:val="single" w:sz="4" w:color="808080"/>
-              <w:right w:val="single" w:sz="4" w:color="808080"/>
-            </w:tcBorders>
-            <w:shd w:fill="1F4E79" w:val="clear"/>
-          </w:tcPr>
-          <w:p>
-            <w:pPr>
-              <w:spacing w:before="20" w:after="20"/>
-              <w:jc w:val="center"/>
-            </w:pPr>
-            <w:r/>
-            <w:r>
-              <w:rPr>
-                <w:rFonts w:ascii="Times New Roman" w:hAnsi="Times New Roman" w:eastAsia="Times New Roman"/>
-                <w:b/>
-                <w:color w:val="FFFFFF"/>
-                <w:sz w:val="22"/>
-              </w:rPr>
-              <w:t>Y</w:t>
-            </w:r>
-          </w:p>
-        </w:tc>
-        <w:tc>
-          <w:tcPr>
-            <w:tcW w:type="dxa" w:w="2163"/>
-            <w:tcBorders>
-              <w:top w:val="single" w:sz="4" w:color="808080"/>
-              <w:left w:val="single" w:sz="4" w:color="808080"/>
-              <w:bottom w:val="single" w:sz="4" w:color="808080"/>
-              <w:right w:val="single" w:sz="4" w:color="808080"/>
-            </w:tcBorders>
-            <w:shd w:fill="1F4E79" w:val="clear"/>
-          </w:tcPr>
-          <w:p>
-            <w:pPr>
-              <w:spacing w:before="20" w:after="20"/>
-              <w:jc w:val="center"/>
-            </w:pPr>
-            <w:r/>
-            <w:r>
-              <w:rPr>
-                <w:rFonts w:ascii="Times New Roman" w:hAnsi="Times New Roman" w:eastAsia="Times New Roman"/>
-                <w:b/>
-                <w:color w:val="FFFFFF"/>
-                <w:sz w:val="22"/>
-              </w:rPr>
-              <w:t>Z</w:t>
-            </w:r>
-          </w:p>
-        </w:tc>
-        <w:tc>
-          <w:tcPr>
-            <w:tcW w:type="dxa" w:w="2163"/>
-            <w:tcBorders>
-              <w:top w:val="single" w:sz="4" w:color="808080"/>
-              <w:left w:val="single" w:sz="4" w:color="808080"/>
-              <w:bottom w:val="single" w:sz="4" w:color="808080"/>
-              <w:right w:val="single" w:sz="4" w:color="808080"/>
-            </w:tcBorders>
-            <w:shd w:fill="1F4E79" w:val="clear"/>
-          </w:tcPr>
-          <w:p>
-            <w:pPr>
-              <w:spacing w:before="20" w:after="20"/>
-              <w:jc w:val="center"/>
-            </w:pPr>
-            <w:r/>
-            <w:r>
-              <w:rPr>
-                <w:rFonts w:ascii="Times New Roman" w:hAnsi="Times New Roman" w:eastAsia="Times New Roman"/>
-                <w:b/>
-                <w:color w:val="FFFFFF"/>
-                <w:sz w:val="22"/>
-              </w:rPr>
-              <w:t>CA, моль/л</w:t>
-            </w:r>
-          </w:p>
-        </w:tc>
-        <w:tc>
-          <w:tcPr>
-            <w:tcW w:type="dxa" w:w="2163"/>
-            <w:tcBorders>
-              <w:top w:val="single" w:sz="4" w:color="808080"/>
-              <w:left w:val="single" w:sz="4" w:color="808080"/>
-              <w:bottom w:val="single" w:sz="4" w:color="808080"/>
-              <w:right w:val="single" w:sz="4" w:color="808080"/>
-            </w:tcBorders>
-            <w:shd w:fill="1F4E79" w:val="clear"/>
-          </w:tcPr>
-          <w:p>
-            <w:pPr>
-              <w:spacing w:before="20" w:after="20"/>
-              <w:jc w:val="center"/>
-            </w:pPr>
-            <w:r/>
-            <w:r>
-              <w:rPr>
-                <w:rFonts w:ascii="Times New Roman" w:hAnsi="Times New Roman" w:eastAsia="Times New Roman"/>
-                <w:b/>
-                <w:color w:val="FFFFFF"/>
-                <w:sz w:val="22"/>
-              </w:rPr>
-              <w:t>CR, моль/л</w:t>
-            </w:r>
-          </w:p>
-        </w:tc>
-        <w:tc>
-          <w:tcPr>
-            <w:tcW w:type="dxa" w:w="2163"/>
-            <w:tcBorders>
-              <w:top w:val="single" w:sz="4" w:color="808080"/>
-              <w:left w:val="single" w:sz="4" w:color="808080"/>
-              <w:bottom w:val="single" w:sz="4" w:color="808080"/>
-              <w:right w:val="single" w:sz="4" w:color="808080"/>
-            </w:tcBorders>
-            <w:shd w:fill="1F4E79" w:val="clear"/>
-          </w:tcPr>
-          <w:p>
-            <w:pPr>
-              <w:spacing w:before="20" w:after="20"/>
-              <w:jc w:val="center"/>
-            </w:pPr>
-            <w:r/>
-            <w:r>
-              <w:rPr>
-                <w:rFonts w:ascii="Times New Roman" w:hAnsi="Times New Roman" w:eastAsia="Times New Roman"/>
-                <w:b/>
-                <w:color w:val="FFFFFF"/>
-                <w:sz w:val="22"/>
-              </w:rPr>
-              <w:t>CS, моль/л</w:t>
             </w:r>
           </w:p>
         </w:tc>
@@ -932,619 +688,7 @@
                 <w:b w:val="0"/>
                 <w:sz w:val="22"/>
               </w:rPr>
-              <w:t>0,00</w:t>
-            </w:r>
-          </w:p>
-        </w:tc>
-        <w:tc>
-          <w:tcPr>
-            <w:tcW w:type="dxa" w:w="2163"/>
-            <w:tcBorders>
-              <w:top w:val="single" w:sz="4" w:color="808080"/>
-              <w:left w:val="single" w:sz="4" w:color="808080"/>
-              <w:bottom w:val="single" w:sz="4" w:color="808080"/>
-              <w:right w:val="single" w:sz="4" w:color="808080"/>
-            </w:tcBorders>
-            <w:shd w:fill="FFFFFF" w:val="clear"/>
-          </w:tcPr>
-          <w:p>
-            <w:pPr>
-              <w:spacing w:before="20" w:after="20"/>
-              <w:jc w:val="center"/>
-            </w:pPr>
-            <w:r/>
-            <w:r>
-              <w:rPr>
-                <w:rFonts w:ascii="Times New Roman" w:hAnsi="Times New Roman" w:eastAsia="Times New Roman"/>
-                <w:b w:val="0"/>
-                <w:sz w:val="22"/>
-              </w:rPr>
-              <w:t>0,2308</w:t>
-            </w:r>
-          </w:p>
-        </w:tc>
-        <w:tc>
-          <w:tcPr>
-            <w:tcW w:type="dxa" w:w="2163"/>
-            <w:tcBorders>
-              <w:top w:val="single" w:sz="4" w:color="808080"/>
-              <w:left w:val="single" w:sz="4" w:color="808080"/>
-              <w:bottom w:val="single" w:sz="4" w:color="808080"/>
-              <w:right w:val="single" w:sz="4" w:color="808080"/>
-            </w:tcBorders>
-            <w:shd w:fill="FFFFFF" w:val="clear"/>
-          </w:tcPr>
-          <w:p>
-            <w:pPr>
-              <w:spacing w:before="20" w:after="20"/>
-              <w:jc w:val="center"/>
-            </w:pPr>
-            <w:r/>
-            <w:r>
-              <w:rPr>
-                <w:rFonts w:ascii="Times New Roman" w:hAnsi="Times New Roman" w:eastAsia="Times New Roman"/>
-                <w:b w:val="0"/>
-                <w:sz w:val="22"/>
-              </w:rPr>
-              <w:t>0,1923</w:t>
-            </w:r>
-          </w:p>
-        </w:tc>
-        <w:tc>
-          <w:tcPr>
-            <w:tcW w:type="dxa" w:w="2163"/>
-            <w:tcBorders>
-              <w:top w:val="single" w:sz="4" w:color="808080"/>
-              <w:left w:val="single" w:sz="4" w:color="808080"/>
-              <w:bottom w:val="single" w:sz="4" w:color="808080"/>
-              <w:right w:val="single" w:sz="4" w:color="808080"/>
-            </w:tcBorders>
-            <w:shd w:fill="FFFFFF" w:val="clear"/>
-          </w:tcPr>
-          <w:p>
-            <w:pPr>
-              <w:spacing w:before="20" w:after="20"/>
-              <w:jc w:val="center"/>
-            </w:pPr>
-            <w:r/>
-            <w:r>
-              <w:rPr>
-                <w:rFonts w:ascii="Times New Roman" w:hAnsi="Times New Roman" w:eastAsia="Times New Roman"/>
-                <w:b w:val="0"/>
-                <w:sz w:val="22"/>
-              </w:rPr>
-              <w:t>0,0385</w:t>
-            </w:r>
-          </w:p>
-        </w:tc>
-        <w:tc>
-          <w:tcPr>
-            <w:tcW w:type="dxa" w:w="2163"/>
-            <w:tcBorders>
-              <w:top w:val="single" w:sz="4" w:color="808080"/>
-              <w:left w:val="single" w:sz="4" w:color="808080"/>
-              <w:bottom w:val="single" w:sz="4" w:color="808080"/>
-              <w:right w:val="single" w:sz="4" w:color="808080"/>
-            </w:tcBorders>
-            <w:shd w:fill="FFFFFF" w:val="clear"/>
-          </w:tcPr>
-          <w:p>
-            <w:pPr>
-              <w:spacing w:before="20" w:after="20"/>
-              <w:jc w:val="center"/>
-            </w:pPr>
-            <w:r/>
-            <w:r>
-              <w:rPr>
-                <w:rFonts w:ascii="Times New Roman" w:hAnsi="Times New Roman" w:eastAsia="Times New Roman"/>
-                <w:b w:val="0"/>
-                <w:sz w:val="22"/>
-              </w:rPr>
-              <w:t>23,08</w:t>
-            </w:r>
-          </w:p>
-        </w:tc>
-        <w:tc>
-          <w:tcPr>
-            <w:tcW w:type="dxa" w:w="2163"/>
-            <w:tcBorders>
-              <w:top w:val="single" w:sz="4" w:color="808080"/>
-              <w:left w:val="single" w:sz="4" w:color="808080"/>
-              <w:bottom w:val="single" w:sz="4" w:color="808080"/>
-              <w:right w:val="single" w:sz="4" w:color="808080"/>
-            </w:tcBorders>
-            <w:shd w:fill="FFFFFF" w:val="clear"/>
-          </w:tcPr>
-          <w:p>
-            <w:pPr>
-              <w:spacing w:before="20" w:after="20"/>
-              <w:jc w:val="center"/>
-            </w:pPr>
-            <w:r/>
-            <w:r>
-              <w:rPr>
-                <w:rFonts w:ascii="Times New Roman" w:hAnsi="Times New Roman" w:eastAsia="Times New Roman"/>
-                <w:b w:val="0"/>
-                <w:sz w:val="22"/>
-              </w:rPr>
-              <w:t>5,77</w:t>
-            </w:r>
-          </w:p>
-        </w:tc>
-        <w:tc>
-          <w:tcPr>
-            <w:tcW w:type="dxa" w:w="2163"/>
-            <w:tcBorders>
-              <w:top w:val="single" w:sz="4" w:color="808080"/>
-              <w:left w:val="single" w:sz="4" w:color="808080"/>
-              <w:bottom w:val="single" w:sz="4" w:color="808080"/>
-              <w:right w:val="single" w:sz="4" w:color="808080"/>
-            </w:tcBorders>
-            <w:shd w:fill="FFFFFF" w:val="clear"/>
-          </w:tcPr>
-          <w:p>
-            <w:pPr>
-              <w:spacing w:before="20" w:after="20"/>
-              <w:jc w:val="center"/>
-            </w:pPr>
-            <w:r/>
-            <w:r>
-              <w:rPr>
-                <w:rFonts w:ascii="Times New Roman" w:hAnsi="Times New Roman" w:eastAsia="Times New Roman"/>
-                <w:b w:val="0"/>
-                <w:sz w:val="22"/>
-              </w:rPr>
-              <w:t>1,16</w:t>
-            </w:r>
-          </w:p>
-        </w:tc>
-      </w:tr>
-      <w:tr>
-        <w:tc>
-          <w:tcPr>
-            <w:tcW w:type="dxa" w:w="2163"/>
-            <w:tcBorders>
-              <w:top w:val="single" w:sz="4" w:color="808080"/>
-              <w:left w:val="single" w:sz="4" w:color="808080"/>
-              <w:bottom w:val="single" w:sz="4" w:color="808080"/>
-              <w:right w:val="single" w:sz="4" w:color="808080"/>
-            </w:tcBorders>
-            <w:shd w:fill="FFF2CC" w:val="clear"/>
-          </w:tcPr>
-          <w:p>
-            <w:pPr>
-              <w:spacing w:before="20" w:after="20"/>
-              <w:jc w:val="center"/>
-            </w:pPr>
-            <w:r/>
-            <w:r>
-              <w:rPr>
-                <w:rFonts w:ascii="Times New Roman" w:hAnsi="Times New Roman" w:eastAsia="Times New Roman"/>
-                <w:b/>
-                <w:sz w:val="22"/>
-              </w:rPr>
-              <w:t>0,50</w:t>
-            </w:r>
-          </w:p>
-        </w:tc>
-        <w:tc>
-          <w:tcPr>
-            <w:tcW w:type="dxa" w:w="2163"/>
-            <w:tcBorders>
-              <w:top w:val="single" w:sz="4" w:color="808080"/>
-              <w:left w:val="single" w:sz="4" w:color="808080"/>
-              <w:bottom w:val="single" w:sz="4" w:color="808080"/>
-              <w:right w:val="single" w:sz="4" w:color="808080"/>
-            </w:tcBorders>
-            <w:shd w:fill="FFF2CC" w:val="clear"/>
-          </w:tcPr>
-          <w:p>
-            <w:pPr>
-              <w:spacing w:before="20" w:after="20"/>
-              <w:jc w:val="center"/>
-            </w:pPr>
-            <w:r/>
-            <w:r>
-              <w:rPr>
-                <w:rFonts w:ascii="Times New Roman" w:hAnsi="Times New Roman" w:eastAsia="Times New Roman"/>
-                <w:b/>
-                <w:sz w:val="22"/>
-              </w:rPr>
-              <w:t>0,4083</w:t>
-            </w:r>
-          </w:p>
-        </w:tc>
-        <w:tc>
-          <w:tcPr>
-            <w:tcW w:type="dxa" w:w="2163"/>
-            <w:tcBorders>
-              <w:top w:val="single" w:sz="4" w:color="808080"/>
-              <w:left w:val="single" w:sz="4" w:color="808080"/>
-              <w:bottom w:val="single" w:sz="4" w:color="808080"/>
-              <w:right w:val="single" w:sz="4" w:color="808080"/>
-            </w:tcBorders>
-            <w:shd w:fill="FFF2CC" w:val="clear"/>
-          </w:tcPr>
-          <w:p>
-            <w:pPr>
-              <w:spacing w:before="20" w:after="20"/>
-              <w:jc w:val="center"/>
-            </w:pPr>
-            <w:r/>
-            <w:r>
-              <w:rPr>
-                <w:rFonts w:ascii="Times New Roman" w:hAnsi="Times New Roman" w:eastAsia="Times New Roman"/>
-                <w:b/>
-                <w:sz w:val="22"/>
-              </w:rPr>
-              <w:t>0,3082</w:t>
-            </w:r>
-          </w:p>
-        </w:tc>
-        <w:tc>
-          <w:tcPr>
-            <w:tcW w:type="dxa" w:w="2163"/>
-            <w:tcBorders>
-              <w:top w:val="single" w:sz="4" w:color="808080"/>
-              <w:left w:val="single" w:sz="4" w:color="808080"/>
-              <w:bottom w:val="single" w:sz="4" w:color="808080"/>
-              <w:right w:val="single" w:sz="4" w:color="808080"/>
-            </w:tcBorders>
-            <w:shd w:fill="FFF2CC" w:val="clear"/>
-          </w:tcPr>
-          <w:p>
-            <w:pPr>
-              <w:spacing w:before="20" w:after="20"/>
-              <w:jc w:val="center"/>
-            </w:pPr>
-            <w:r/>
-            <w:r>
-              <w:rPr>
-                <w:rFonts w:ascii="Times New Roman" w:hAnsi="Times New Roman" w:eastAsia="Times New Roman"/>
-                <w:b/>
-                <w:sz w:val="22"/>
-              </w:rPr>
-              <w:t>0,1001</w:t>
-            </w:r>
-          </w:p>
-        </w:tc>
-        <w:tc>
-          <w:tcPr>
-            <w:tcW w:type="dxa" w:w="2163"/>
-            <w:tcBorders>
-              <w:top w:val="single" w:sz="4" w:color="808080"/>
-              <w:left w:val="single" w:sz="4" w:color="808080"/>
-              <w:bottom w:val="single" w:sz="4" w:color="808080"/>
-              <w:right w:val="single" w:sz="4" w:color="808080"/>
-            </w:tcBorders>
-            <w:shd w:fill="FFF2CC" w:val="clear"/>
-          </w:tcPr>
-          <w:p>
-            <w:pPr>
-              <w:spacing w:before="20" w:after="20"/>
-              <w:jc w:val="center"/>
-            </w:pPr>
-            <w:r/>
-            <w:r>
-              <w:rPr>
-                <w:rFonts w:ascii="Times New Roman" w:hAnsi="Times New Roman" w:eastAsia="Times New Roman"/>
-                <w:b/>
-                <w:sz w:val="22"/>
-              </w:rPr>
-              <w:t>17,75</w:t>
-            </w:r>
-          </w:p>
-        </w:tc>
-        <w:tc>
-          <w:tcPr>
-            <w:tcW w:type="dxa" w:w="2163"/>
-            <w:tcBorders>
-              <w:top w:val="single" w:sz="4" w:color="808080"/>
-              <w:left w:val="single" w:sz="4" w:color="808080"/>
-              <w:bottom w:val="single" w:sz="4" w:color="808080"/>
-              <w:right w:val="single" w:sz="4" w:color="808080"/>
-            </w:tcBorders>
-            <w:shd w:fill="FFF2CC" w:val="clear"/>
-          </w:tcPr>
-          <w:p>
-            <w:pPr>
-              <w:spacing w:before="20" w:after="20"/>
-              <w:jc w:val="center"/>
-            </w:pPr>
-            <w:r/>
-            <w:r>
-              <w:rPr>
-                <w:rFonts w:ascii="Times New Roman" w:hAnsi="Times New Roman" w:eastAsia="Times New Roman"/>
-                <w:b/>
-                <w:sz w:val="22"/>
-              </w:rPr>
-              <w:t>9,25</w:t>
-            </w:r>
-          </w:p>
-        </w:tc>
-        <w:tc>
-          <w:tcPr>
-            <w:tcW w:type="dxa" w:w="2163"/>
-            <w:tcBorders>
-              <w:top w:val="single" w:sz="4" w:color="808080"/>
-              <w:left w:val="single" w:sz="4" w:color="808080"/>
-              <w:bottom w:val="single" w:sz="4" w:color="808080"/>
-              <w:right w:val="single" w:sz="4" w:color="808080"/>
-            </w:tcBorders>
-            <w:shd w:fill="FFF2CC" w:val="clear"/>
-          </w:tcPr>
-          <w:p>
-            <w:pPr>
-              <w:spacing w:before="20" w:after="20"/>
-              <w:jc w:val="center"/>
-            </w:pPr>
-            <w:r/>
-            <w:r>
-              <w:rPr>
-                <w:rFonts w:ascii="Times New Roman" w:hAnsi="Times New Roman" w:eastAsia="Times New Roman"/>
-                <w:b/>
-                <w:sz w:val="22"/>
-              </w:rPr>
-              <w:t>3,00</w:t>
-            </w:r>
-          </w:p>
-        </w:tc>
-      </w:tr>
-    </w:tbl>
-    <w:p/>
-    <w:p>
-      <w:pPr>
-        <w:spacing w:after="80" w:before="80" w:line="276" w:lineRule="auto"/>
-      </w:pPr>
-      <w:r>
-        <w:rPr>
-          <w:rFonts w:ascii="Times New Roman" w:hAnsi="Times New Roman" w:eastAsia="Times New Roman"/>
-          <w:b/>
-          <w:color w:val="2E75B6"/>
-          <w:sz w:val="26"/>
-        </w:rPr>
-        <w:t>Реактор 3</w:t>
-      </w:r>
-    </w:p>
-    <w:tbl>
-      <w:tblPr>
-        <w:tblW w:type="auto" w:w="0"/>
-        <w:jc w:val="center"/>
-        <w:tblLayout w:type="autofit"/>
-        <w:tblLook w:firstColumn="1" w:firstRow="1" w:lastColumn="0" w:lastRow="0" w:noHBand="0" w:noVBand="1" w:val="04A0"/>
-      </w:tblPr>
-      <w:tblGrid>
-        <w:gridCol w:w="2163"/>
-        <w:gridCol w:w="2163"/>
-        <w:gridCol w:w="2163"/>
-        <w:gridCol w:w="2163"/>
-        <w:gridCol w:w="2163"/>
-        <w:gridCol w:w="2163"/>
-        <w:gridCol w:w="2163"/>
-      </w:tblGrid>
-      <w:tr>
-        <w:tc>
-          <w:tcPr>
-            <w:tcW w:type="dxa" w:w="2163"/>
-            <w:tcBorders>
-              <w:top w:val="single" w:sz="4" w:color="808080"/>
-              <w:left w:val="single" w:sz="4" w:color="808080"/>
-              <w:bottom w:val="single" w:sz="4" w:color="808080"/>
-              <w:right w:val="single" w:sz="4" w:color="808080"/>
-            </w:tcBorders>
-            <w:shd w:fill="1F4E79" w:val="clear"/>
-          </w:tcPr>
-          <w:p>
-            <w:pPr>
-              <w:spacing w:before="20" w:after="20"/>
-              <w:jc w:val="center"/>
-            </w:pPr>
-            <w:r/>
-            <w:r>
-              <w:rPr>
-                <w:rFonts w:ascii="Times New Roman" w:hAnsi="Times New Roman" w:eastAsia="Times New Roman"/>
-                <w:b/>
-                <w:color w:val="FFFFFF"/>
-                <w:sz w:val="22"/>
-              </w:rPr>
-              <w:t>τ, мин</w:t>
-            </w:r>
-          </w:p>
-        </w:tc>
-        <w:tc>
-          <w:tcPr>
-            <w:tcW w:type="dxa" w:w="2163"/>
-            <w:tcBorders>
-              <w:top w:val="single" w:sz="4" w:color="808080"/>
-              <w:left w:val="single" w:sz="4" w:color="808080"/>
-              <w:bottom w:val="single" w:sz="4" w:color="808080"/>
-              <w:right w:val="single" w:sz="4" w:color="808080"/>
-            </w:tcBorders>
-            <w:shd w:fill="1F4E79" w:val="clear"/>
-          </w:tcPr>
-          <w:p>
-            <w:pPr>
-              <w:spacing w:before="20" w:after="20"/>
-              <w:jc w:val="center"/>
-            </w:pPr>
-            <w:r/>
-            <w:r>
-              <w:rPr>
-                <w:rFonts w:ascii="Times New Roman" w:hAnsi="Times New Roman" w:eastAsia="Times New Roman"/>
-                <w:b/>
-                <w:color w:val="FFFFFF"/>
-                <w:sz w:val="22"/>
-              </w:rPr>
-              <w:t>X</w:t>
-            </w:r>
-          </w:p>
-        </w:tc>
-        <w:tc>
-          <w:tcPr>
-            <w:tcW w:type="dxa" w:w="2163"/>
-            <w:tcBorders>
-              <w:top w:val="single" w:sz="4" w:color="808080"/>
-              <w:left w:val="single" w:sz="4" w:color="808080"/>
-              <w:bottom w:val="single" w:sz="4" w:color="808080"/>
-              <w:right w:val="single" w:sz="4" w:color="808080"/>
-            </w:tcBorders>
-            <w:shd w:fill="1F4E79" w:val="clear"/>
-          </w:tcPr>
-          <w:p>
-            <w:pPr>
-              <w:spacing w:before="20" w:after="20"/>
-              <w:jc w:val="center"/>
-            </w:pPr>
-            <w:r/>
-            <w:r>
-              <w:rPr>
-                <w:rFonts w:ascii="Times New Roman" w:hAnsi="Times New Roman" w:eastAsia="Times New Roman"/>
-                <w:b/>
-                <w:color w:val="FFFFFF"/>
-                <w:sz w:val="22"/>
-              </w:rPr>
-              <w:t>Y</w:t>
-            </w:r>
-          </w:p>
-        </w:tc>
-        <w:tc>
-          <w:tcPr>
-            <w:tcW w:type="dxa" w:w="2163"/>
-            <w:tcBorders>
-              <w:top w:val="single" w:sz="4" w:color="808080"/>
-              <w:left w:val="single" w:sz="4" w:color="808080"/>
-              <w:bottom w:val="single" w:sz="4" w:color="808080"/>
-              <w:right w:val="single" w:sz="4" w:color="808080"/>
-            </w:tcBorders>
-            <w:shd w:fill="1F4E79" w:val="clear"/>
-          </w:tcPr>
-          <w:p>
-            <w:pPr>
-              <w:spacing w:before="20" w:after="20"/>
-              <w:jc w:val="center"/>
-            </w:pPr>
-            <w:r/>
-            <w:r>
-              <w:rPr>
-                <w:rFonts w:ascii="Times New Roman" w:hAnsi="Times New Roman" w:eastAsia="Times New Roman"/>
-                <w:b/>
-                <w:color w:val="FFFFFF"/>
-                <w:sz w:val="22"/>
-              </w:rPr>
-              <w:t>Z</w:t>
-            </w:r>
-          </w:p>
-        </w:tc>
-        <w:tc>
-          <w:tcPr>
-            <w:tcW w:type="dxa" w:w="2163"/>
-            <w:tcBorders>
-              <w:top w:val="single" w:sz="4" w:color="808080"/>
-              <w:left w:val="single" w:sz="4" w:color="808080"/>
-              <w:bottom w:val="single" w:sz="4" w:color="808080"/>
-              <w:right w:val="single" w:sz="4" w:color="808080"/>
-            </w:tcBorders>
-            <w:shd w:fill="1F4E79" w:val="clear"/>
-          </w:tcPr>
-          <w:p>
-            <w:pPr>
-              <w:spacing w:before="20" w:after="20"/>
-              <w:jc w:val="center"/>
-            </w:pPr>
-            <w:r/>
-            <w:r>
-              <w:rPr>
-                <w:rFonts w:ascii="Times New Roman" w:hAnsi="Times New Roman" w:eastAsia="Times New Roman"/>
-                <w:b/>
-                <w:color w:val="FFFFFF"/>
-                <w:sz w:val="22"/>
-              </w:rPr>
-              <w:t>CA, моль/л</w:t>
-            </w:r>
-          </w:p>
-        </w:tc>
-        <w:tc>
-          <w:tcPr>
-            <w:tcW w:type="dxa" w:w="2163"/>
-            <w:tcBorders>
-              <w:top w:val="single" w:sz="4" w:color="808080"/>
-              <w:left w:val="single" w:sz="4" w:color="808080"/>
-              <w:bottom w:val="single" w:sz="4" w:color="808080"/>
-              <w:right w:val="single" w:sz="4" w:color="808080"/>
-            </w:tcBorders>
-            <w:shd w:fill="1F4E79" w:val="clear"/>
-          </w:tcPr>
-          <w:p>
-            <w:pPr>
-              <w:spacing w:before="20" w:after="20"/>
-              <w:jc w:val="center"/>
-            </w:pPr>
-            <w:r/>
-            <w:r>
-              <w:rPr>
-                <w:rFonts w:ascii="Times New Roman" w:hAnsi="Times New Roman" w:eastAsia="Times New Roman"/>
-                <w:b/>
-                <w:color w:val="FFFFFF"/>
-                <w:sz w:val="22"/>
-              </w:rPr>
-              <w:t>CR, моль/л</w:t>
-            </w:r>
-          </w:p>
-        </w:tc>
-        <w:tc>
-          <w:tcPr>
-            <w:tcW w:type="dxa" w:w="2163"/>
-            <w:tcBorders>
-              <w:top w:val="single" w:sz="4" w:color="808080"/>
-              <w:left w:val="single" w:sz="4" w:color="808080"/>
-              <w:bottom w:val="single" w:sz="4" w:color="808080"/>
-              <w:right w:val="single" w:sz="4" w:color="808080"/>
-            </w:tcBorders>
-            <w:shd w:fill="1F4E79" w:val="clear"/>
-          </w:tcPr>
-          <w:p>
-            <w:pPr>
-              <w:spacing w:before="20" w:after="20"/>
-              <w:jc w:val="center"/>
-            </w:pPr>
-            <w:r/>
-            <w:r>
-              <w:rPr>
-                <w:rFonts w:ascii="Times New Roman" w:hAnsi="Times New Roman" w:eastAsia="Times New Roman"/>
-                <w:b/>
-                <w:color w:val="FFFFFF"/>
-                <w:sz w:val="22"/>
-              </w:rPr>
-              <w:t>CS, моль/л</w:t>
-            </w:r>
-          </w:p>
-        </w:tc>
-      </w:tr>
-      <w:tr>
-        <w:tc>
-          <w:tcPr>
-            <w:tcW w:type="dxa" w:w="2163"/>
-            <w:tcBorders>
-              <w:top w:val="single" w:sz="4" w:color="808080"/>
-              <w:left w:val="single" w:sz="4" w:color="808080"/>
-              <w:bottom w:val="single" w:sz="4" w:color="808080"/>
-              <w:right w:val="single" w:sz="4" w:color="808080"/>
-            </w:tcBorders>
-            <w:shd w:fill="FFFFFF" w:val="clear"/>
-          </w:tcPr>
-          <w:p>
-            <w:pPr>
-              <w:spacing w:before="20" w:after="20"/>
-              <w:jc w:val="center"/>
-            </w:pPr>
-            <w:r/>
-            <w:r>
-              <w:rPr>
-                <w:rFonts w:ascii="Times New Roman" w:hAnsi="Times New Roman" w:eastAsia="Times New Roman"/>
-                <w:b w:val="0"/>
-                <w:sz w:val="22"/>
-              </w:rPr>
-              <w:t>0,00</w:t>
+              <w:t>1,00</w:t>
             </w:r>
           </w:p>
         </w:tc>
@@ -1721,428 +865,7 @@
               <w:bottom w:val="single" w:sz="4" w:color="808080"/>
               <w:right w:val="single" w:sz="4" w:color="808080"/>
             </w:tcBorders>
-            <w:shd w:fill="FFF2CC" w:val="clear"/>
-          </w:tcPr>
-          <w:p>
-            <w:pPr>
-              <w:spacing w:before="20" w:after="20"/>
-              <w:jc w:val="center"/>
-            </w:pPr>
-            <w:r/>
-            <w:r>
-              <w:rPr>
-                <w:rFonts w:ascii="Times New Roman" w:hAnsi="Times New Roman" w:eastAsia="Times New Roman"/>
-                <w:b/>
-                <w:sz w:val="22"/>
-              </w:rPr>
-              <w:t>0,50</w:t>
-            </w:r>
-          </w:p>
-        </w:tc>
-        <w:tc>
-          <w:tcPr>
-            <w:tcW w:type="dxa" w:w="2163"/>
-            <w:tcBorders>
-              <w:top w:val="single" w:sz="4" w:color="808080"/>
-              <w:left w:val="single" w:sz="4" w:color="808080"/>
-              <w:bottom w:val="single" w:sz="4" w:color="808080"/>
-              <w:right w:val="single" w:sz="4" w:color="808080"/>
-            </w:tcBorders>
-            <w:shd w:fill="FFF2CC" w:val="clear"/>
-          </w:tcPr>
-          <w:p>
-            <w:pPr>
-              <w:spacing w:before="20" w:after="20"/>
-              <w:jc w:val="center"/>
-            </w:pPr>
-            <w:r/>
-            <w:r>
-              <w:rPr>
-                <w:rFonts w:ascii="Times New Roman" w:hAnsi="Times New Roman" w:eastAsia="Times New Roman"/>
-                <w:b/>
-                <w:sz w:val="22"/>
-              </w:rPr>
-              <w:t>0,5448</w:t>
-            </w:r>
-          </w:p>
-        </w:tc>
-        <w:tc>
-          <w:tcPr>
-            <w:tcW w:type="dxa" w:w="2163"/>
-            <w:tcBorders>
-              <w:top w:val="single" w:sz="4" w:color="808080"/>
-              <w:left w:val="single" w:sz="4" w:color="808080"/>
-              <w:bottom w:val="single" w:sz="4" w:color="808080"/>
-              <w:right w:val="single" w:sz="4" w:color="808080"/>
-            </w:tcBorders>
-            <w:shd w:fill="FFF2CC" w:val="clear"/>
-          </w:tcPr>
-          <w:p>
-            <w:pPr>
-              <w:spacing w:before="20" w:after="20"/>
-              <w:jc w:val="center"/>
-            </w:pPr>
-            <w:r/>
-            <w:r>
-              <w:rPr>
-                <w:rFonts w:ascii="Times New Roman" w:hAnsi="Times New Roman" w:eastAsia="Times New Roman"/>
-                <w:b/>
-                <w:sz w:val="22"/>
-              </w:rPr>
-              <w:t>0,3706</w:t>
-            </w:r>
-          </w:p>
-        </w:tc>
-        <w:tc>
-          <w:tcPr>
-            <w:tcW w:type="dxa" w:w="2163"/>
-            <w:tcBorders>
-              <w:top w:val="single" w:sz="4" w:color="808080"/>
-              <w:left w:val="single" w:sz="4" w:color="808080"/>
-              <w:bottom w:val="single" w:sz="4" w:color="808080"/>
-              <w:right w:val="single" w:sz="4" w:color="808080"/>
-            </w:tcBorders>
-            <w:shd w:fill="FFF2CC" w:val="clear"/>
-          </w:tcPr>
-          <w:p>
-            <w:pPr>
-              <w:spacing w:before="20" w:after="20"/>
-              <w:jc w:val="center"/>
-            </w:pPr>
-            <w:r/>
-            <w:r>
-              <w:rPr>
-                <w:rFonts w:ascii="Times New Roman" w:hAnsi="Times New Roman" w:eastAsia="Times New Roman"/>
-                <w:b/>
-                <w:sz w:val="22"/>
-              </w:rPr>
-              <w:t>0,1742</w:t>
-            </w:r>
-          </w:p>
-        </w:tc>
-        <w:tc>
-          <w:tcPr>
-            <w:tcW w:type="dxa" w:w="2163"/>
-            <w:tcBorders>
-              <w:top w:val="single" w:sz="4" w:color="808080"/>
-              <w:left w:val="single" w:sz="4" w:color="808080"/>
-              <w:bottom w:val="single" w:sz="4" w:color="808080"/>
-              <w:right w:val="single" w:sz="4" w:color="808080"/>
-            </w:tcBorders>
-            <w:shd w:fill="FFF2CC" w:val="clear"/>
-          </w:tcPr>
-          <w:p>
-            <w:pPr>
-              <w:spacing w:before="20" w:after="20"/>
-              <w:jc w:val="center"/>
-            </w:pPr>
-            <w:r/>
-            <w:r>
-              <w:rPr>
-                <w:rFonts w:ascii="Times New Roman" w:hAnsi="Times New Roman" w:eastAsia="Times New Roman"/>
-                <w:b/>
-                <w:sz w:val="22"/>
-              </w:rPr>
-              <w:t>13,66</w:t>
-            </w:r>
-          </w:p>
-        </w:tc>
-        <w:tc>
-          <w:tcPr>
-            <w:tcW w:type="dxa" w:w="2163"/>
-            <w:tcBorders>
-              <w:top w:val="single" w:sz="4" w:color="808080"/>
-              <w:left w:val="single" w:sz="4" w:color="808080"/>
-              <w:bottom w:val="single" w:sz="4" w:color="808080"/>
-              <w:right w:val="single" w:sz="4" w:color="808080"/>
-            </w:tcBorders>
-            <w:shd w:fill="FFF2CC" w:val="clear"/>
-          </w:tcPr>
-          <w:p>
-            <w:pPr>
-              <w:spacing w:before="20" w:after="20"/>
-              <w:jc w:val="center"/>
-            </w:pPr>
-            <w:r/>
-            <w:r>
-              <w:rPr>
-                <w:rFonts w:ascii="Times New Roman" w:hAnsi="Times New Roman" w:eastAsia="Times New Roman"/>
-                <w:b/>
-                <w:sz w:val="22"/>
-              </w:rPr>
-              <w:t>11,12</w:t>
-            </w:r>
-          </w:p>
-        </w:tc>
-        <w:tc>
-          <w:tcPr>
-            <w:tcW w:type="dxa" w:w="2163"/>
-            <w:tcBorders>
-              <w:top w:val="single" w:sz="4" w:color="808080"/>
-              <w:left w:val="single" w:sz="4" w:color="808080"/>
-              <w:bottom w:val="single" w:sz="4" w:color="808080"/>
-              <w:right w:val="single" w:sz="4" w:color="808080"/>
-            </w:tcBorders>
-            <w:shd w:fill="FFF2CC" w:val="clear"/>
-          </w:tcPr>
-          <w:p>
-            <w:pPr>
-              <w:spacing w:before="20" w:after="20"/>
-              <w:jc w:val="center"/>
-            </w:pPr>
-            <w:r/>
-            <w:r>
-              <w:rPr>
-                <w:rFonts w:ascii="Times New Roman" w:hAnsi="Times New Roman" w:eastAsia="Times New Roman"/>
-                <w:b/>
-                <w:sz w:val="22"/>
-              </w:rPr>
-              <w:t>5,23</w:t>
-            </w:r>
-          </w:p>
-        </w:tc>
-      </w:tr>
-    </w:tbl>
-    <w:p/>
-    <w:p>
-      <w:pPr>
-        <w:spacing w:after="80" w:before="80" w:line="276" w:lineRule="auto"/>
-      </w:pPr>
-      <w:r>
-        <w:rPr>
-          <w:rFonts w:ascii="Times New Roman" w:hAnsi="Times New Roman" w:eastAsia="Times New Roman"/>
-          <w:b/>
-          <w:color w:val="2E75B6"/>
-          <w:sz w:val="26"/>
-        </w:rPr>
-        <w:t>Реактор 4</w:t>
-      </w:r>
-    </w:p>
-    <w:tbl>
-      <w:tblPr>
-        <w:tblW w:type="auto" w:w="0"/>
-        <w:jc w:val="center"/>
-        <w:tblLayout w:type="autofit"/>
-        <w:tblLook w:firstColumn="1" w:firstRow="1" w:lastColumn="0" w:lastRow="0" w:noHBand="0" w:noVBand="1" w:val="04A0"/>
-      </w:tblPr>
-      <w:tblGrid>
-        <w:gridCol w:w="2163"/>
-        <w:gridCol w:w="2163"/>
-        <w:gridCol w:w="2163"/>
-        <w:gridCol w:w="2163"/>
-        <w:gridCol w:w="2163"/>
-        <w:gridCol w:w="2163"/>
-        <w:gridCol w:w="2163"/>
-      </w:tblGrid>
-      <w:tr>
-        <w:tc>
-          <w:tcPr>
-            <w:tcW w:type="dxa" w:w="2163"/>
-            <w:tcBorders>
-              <w:top w:val="single" w:sz="4" w:color="808080"/>
-              <w:left w:val="single" w:sz="4" w:color="808080"/>
-              <w:bottom w:val="single" w:sz="4" w:color="808080"/>
-              <w:right w:val="single" w:sz="4" w:color="808080"/>
-            </w:tcBorders>
-            <w:shd w:fill="1F4E79" w:val="clear"/>
-          </w:tcPr>
-          <w:p>
-            <w:pPr>
-              <w:spacing w:before="20" w:after="20"/>
-              <w:jc w:val="center"/>
-            </w:pPr>
-            <w:r/>
-            <w:r>
-              <w:rPr>
-                <w:rFonts w:ascii="Times New Roman" w:hAnsi="Times New Roman" w:eastAsia="Times New Roman"/>
-                <w:b/>
-                <w:color w:val="FFFFFF"/>
-                <w:sz w:val="22"/>
-              </w:rPr>
-              <w:t>τ, мин</w:t>
-            </w:r>
-          </w:p>
-        </w:tc>
-        <w:tc>
-          <w:tcPr>
-            <w:tcW w:type="dxa" w:w="2163"/>
-            <w:tcBorders>
-              <w:top w:val="single" w:sz="4" w:color="808080"/>
-              <w:left w:val="single" w:sz="4" w:color="808080"/>
-              <w:bottom w:val="single" w:sz="4" w:color="808080"/>
-              <w:right w:val="single" w:sz="4" w:color="808080"/>
-            </w:tcBorders>
-            <w:shd w:fill="1F4E79" w:val="clear"/>
-          </w:tcPr>
-          <w:p>
-            <w:pPr>
-              <w:spacing w:before="20" w:after="20"/>
-              <w:jc w:val="center"/>
-            </w:pPr>
-            <w:r/>
-            <w:r>
-              <w:rPr>
-                <w:rFonts w:ascii="Times New Roman" w:hAnsi="Times New Roman" w:eastAsia="Times New Roman"/>
-                <w:b/>
-                <w:color w:val="FFFFFF"/>
-                <w:sz w:val="22"/>
-              </w:rPr>
-              <w:t>X</w:t>
-            </w:r>
-          </w:p>
-        </w:tc>
-        <w:tc>
-          <w:tcPr>
-            <w:tcW w:type="dxa" w:w="2163"/>
-            <w:tcBorders>
-              <w:top w:val="single" w:sz="4" w:color="808080"/>
-              <w:left w:val="single" w:sz="4" w:color="808080"/>
-              <w:bottom w:val="single" w:sz="4" w:color="808080"/>
-              <w:right w:val="single" w:sz="4" w:color="808080"/>
-            </w:tcBorders>
-            <w:shd w:fill="1F4E79" w:val="clear"/>
-          </w:tcPr>
-          <w:p>
-            <w:pPr>
-              <w:spacing w:before="20" w:after="20"/>
-              <w:jc w:val="center"/>
-            </w:pPr>
-            <w:r/>
-            <w:r>
-              <w:rPr>
-                <w:rFonts w:ascii="Times New Roman" w:hAnsi="Times New Roman" w:eastAsia="Times New Roman"/>
-                <w:b/>
-                <w:color w:val="FFFFFF"/>
-                <w:sz w:val="22"/>
-              </w:rPr>
-              <w:t>Y</w:t>
-            </w:r>
-          </w:p>
-        </w:tc>
-        <w:tc>
-          <w:tcPr>
-            <w:tcW w:type="dxa" w:w="2163"/>
-            <w:tcBorders>
-              <w:top w:val="single" w:sz="4" w:color="808080"/>
-              <w:left w:val="single" w:sz="4" w:color="808080"/>
-              <w:bottom w:val="single" w:sz="4" w:color="808080"/>
-              <w:right w:val="single" w:sz="4" w:color="808080"/>
-            </w:tcBorders>
-            <w:shd w:fill="1F4E79" w:val="clear"/>
-          </w:tcPr>
-          <w:p>
-            <w:pPr>
-              <w:spacing w:before="20" w:after="20"/>
-              <w:jc w:val="center"/>
-            </w:pPr>
-            <w:r/>
-            <w:r>
-              <w:rPr>
-                <w:rFonts w:ascii="Times New Roman" w:hAnsi="Times New Roman" w:eastAsia="Times New Roman"/>
-                <w:b/>
-                <w:color w:val="FFFFFF"/>
-                <w:sz w:val="22"/>
-              </w:rPr>
-              <w:t>Z</w:t>
-            </w:r>
-          </w:p>
-        </w:tc>
-        <w:tc>
-          <w:tcPr>
-            <w:tcW w:type="dxa" w:w="2163"/>
-            <w:tcBorders>
-              <w:top w:val="single" w:sz="4" w:color="808080"/>
-              <w:left w:val="single" w:sz="4" w:color="808080"/>
-              <w:bottom w:val="single" w:sz="4" w:color="808080"/>
-              <w:right w:val="single" w:sz="4" w:color="808080"/>
-            </w:tcBorders>
-            <w:shd w:fill="1F4E79" w:val="clear"/>
-          </w:tcPr>
-          <w:p>
-            <w:pPr>
-              <w:spacing w:before="20" w:after="20"/>
-              <w:jc w:val="center"/>
-            </w:pPr>
-            <w:r/>
-            <w:r>
-              <w:rPr>
-                <w:rFonts w:ascii="Times New Roman" w:hAnsi="Times New Roman" w:eastAsia="Times New Roman"/>
-                <w:b/>
-                <w:color w:val="FFFFFF"/>
-                <w:sz w:val="22"/>
-              </w:rPr>
-              <w:t>CA, моль/л</w:t>
-            </w:r>
-          </w:p>
-        </w:tc>
-        <w:tc>
-          <w:tcPr>
-            <w:tcW w:type="dxa" w:w="2163"/>
-            <w:tcBorders>
-              <w:top w:val="single" w:sz="4" w:color="808080"/>
-              <w:left w:val="single" w:sz="4" w:color="808080"/>
-              <w:bottom w:val="single" w:sz="4" w:color="808080"/>
-              <w:right w:val="single" w:sz="4" w:color="808080"/>
-            </w:tcBorders>
-            <w:shd w:fill="1F4E79" w:val="clear"/>
-          </w:tcPr>
-          <w:p>
-            <w:pPr>
-              <w:spacing w:before="20" w:after="20"/>
-              <w:jc w:val="center"/>
-            </w:pPr>
-            <w:r/>
-            <w:r>
-              <w:rPr>
-                <w:rFonts w:ascii="Times New Roman" w:hAnsi="Times New Roman" w:eastAsia="Times New Roman"/>
-                <w:b/>
-                <w:color w:val="FFFFFF"/>
-                <w:sz w:val="22"/>
-              </w:rPr>
-              <w:t>CR, моль/л</w:t>
-            </w:r>
-          </w:p>
-        </w:tc>
-        <w:tc>
-          <w:tcPr>
-            <w:tcW w:type="dxa" w:w="2163"/>
-            <w:tcBorders>
-              <w:top w:val="single" w:sz="4" w:color="808080"/>
-              <w:left w:val="single" w:sz="4" w:color="808080"/>
-              <w:bottom w:val="single" w:sz="4" w:color="808080"/>
-              <w:right w:val="single" w:sz="4" w:color="808080"/>
-            </w:tcBorders>
-            <w:shd w:fill="1F4E79" w:val="clear"/>
-          </w:tcPr>
-          <w:p>
-            <w:pPr>
-              <w:spacing w:before="20" w:after="20"/>
-              <w:jc w:val="center"/>
-            </w:pPr>
-            <w:r/>
-            <w:r>
-              <w:rPr>
-                <w:rFonts w:ascii="Times New Roman" w:hAnsi="Times New Roman" w:eastAsia="Times New Roman"/>
-                <w:b/>
-                <w:color w:val="FFFFFF"/>
-                <w:sz w:val="22"/>
-              </w:rPr>
-              <w:t>CS, моль/л</w:t>
-            </w:r>
-          </w:p>
-        </w:tc>
-      </w:tr>
-      <w:tr>
-        <w:tc>
-          <w:tcPr>
-            <w:tcW w:type="dxa" w:w="2163"/>
-            <w:tcBorders>
-              <w:top w:val="single" w:sz="4" w:color="808080"/>
-              <w:left w:val="single" w:sz="4" w:color="808080"/>
-              <w:bottom w:val="single" w:sz="4" w:color="808080"/>
-              <w:right w:val="single" w:sz="4" w:color="808080"/>
-            </w:tcBorders>
-            <w:shd w:fill="FFFFFF" w:val="clear"/>
+            <w:shd w:fill="D6EAF8" w:val="clear"/>
           </w:tcPr>
           <w:p>
             <w:pPr>
@@ -2156,7 +879,7 @@
                 <w:b w:val="0"/>
                 <w:sz w:val="22"/>
               </w:rPr>
-              <w:t>0,00</w:t>
+              <w:t>1,50</w:t>
             </w:r>
           </w:p>
         </w:tc>
@@ -2169,7 +892,7 @@
               <w:bottom w:val="single" w:sz="4" w:color="808080"/>
               <w:right w:val="single" w:sz="4" w:color="808080"/>
             </w:tcBorders>
-            <w:shd w:fill="FFFFFF" w:val="clear"/>
+            <w:shd w:fill="D6EAF8" w:val="clear"/>
           </w:tcPr>
           <w:p>
             <w:pPr>
@@ -2196,7 +919,7 @@
               <w:bottom w:val="single" w:sz="4" w:color="808080"/>
               <w:right w:val="single" w:sz="4" w:color="808080"/>
             </w:tcBorders>
-            <w:shd w:fill="FFFFFF" w:val="clear"/>
+            <w:shd w:fill="D6EAF8" w:val="clear"/>
           </w:tcPr>
           <w:p>
             <w:pPr>
@@ -2223,7 +946,7 @@
               <w:bottom w:val="single" w:sz="4" w:color="808080"/>
               <w:right w:val="single" w:sz="4" w:color="808080"/>
             </w:tcBorders>
-            <w:shd w:fill="FFFFFF" w:val="clear"/>
+            <w:shd w:fill="D6EAF8" w:val="clear"/>
           </w:tcPr>
           <w:p>
             <w:pPr>
@@ -2250,7 +973,7 @@
               <w:bottom w:val="single" w:sz="4" w:color="808080"/>
               <w:right w:val="single" w:sz="4" w:color="808080"/>
             </w:tcBorders>
-            <w:shd w:fill="FFFFFF" w:val="clear"/>
+            <w:shd w:fill="D6EAF8" w:val="clear"/>
           </w:tcPr>
           <w:p>
             <w:pPr>
@@ -2277,7 +1000,7 @@
               <w:bottom w:val="single" w:sz="4" w:color="808080"/>
               <w:right w:val="single" w:sz="4" w:color="808080"/>
             </w:tcBorders>
-            <w:shd w:fill="FFFFFF" w:val="clear"/>
+            <w:shd w:fill="D6EAF8" w:val="clear"/>
           </w:tcPr>
           <w:p>
             <w:pPr>
@@ -2304,7 +1027,7 @@
               <w:bottom w:val="single" w:sz="4" w:color="808080"/>
               <w:right w:val="single" w:sz="4" w:color="808080"/>
             </w:tcBorders>
-            <w:shd w:fill="FFFFFF" w:val="clear"/>
+            <w:shd w:fill="D6EAF8" w:val="clear"/>
           </w:tcPr>
           <w:p>
             <w:pPr>
@@ -2347,7 +1070,7 @@
                 <w:b/>
                 <w:sz w:val="22"/>
               </w:rPr>
-              <w:t>0,50</w:t>
+              <w:t>2,00</w:t>
             </w:r>
           </w:p>
         </w:tc>
@@ -2527,7 +1250,7 @@
           <w:color w:val="1F4E79"/>
           <w:sz w:val="28"/>
         </w:rPr>
-        <w:t>Система 2. Четыре РИС-н параллельно</w:t>
+        <w:t>Таблица 2. Система 2 — четыре РИС-н параллельно</w:t>
       </w:r>
     </w:p>
     <w:p>
@@ -2540,21 +1263,7 @@
           <w:b w:val="0"/>
           <w:sz w:val="24"/>
         </w:rPr>
-        <w:t>Vi = 25 л, vi = 12,5 л/мин, τi = 2 мин, равная нагрузка. Выход каждого аппарата совпадает с единичным РИС-н (л/р №3, n1 = n2 = 1).</w:t>
-      </w:r>
-    </w:p>
-    <w:p>
-      <w:pPr>
-        <w:spacing w:after="80" w:before="80" w:line="276" w:lineRule="auto"/>
-      </w:pPr>
-      <w:r>
-        <w:rPr>
-          <w:rFonts w:ascii="Times New Roman" w:hAnsi="Times New Roman" w:eastAsia="Times New Roman"/>
-          <w:b/>
-          <w:color w:val="2E75B6"/>
-          <w:sz w:val="26"/>
-        </w:rPr>
-        <w:t>Реакторы 1–4 (одинаковые)</w:t>
+        <w:t>Vi = 25 л, vi = 12,5 л/мин, τi = 2 мин. Аппараты одинаковы, таблица одна.</w:t>
       </w:r>
     </w:p>
     <w:tbl>
@@ -3166,7 +1875,7 @@
           <w:color w:val="1F4E79"/>
           <w:sz w:val="28"/>
         </w:rPr>
-        <w:t>Система 3. Четыре РИВ последовательно</w:t>
+        <w:t>Таблица 3. Система 3 — четыре РИВ последовательно</w:t>
       </w:r>
     </w:p>
     <w:p>
@@ -3179,5552 +1888,7 @@
           <w:b w:val="0"/>
           <w:sz w:val="24"/>
         </w:rPr>
-        <w:t>Vi = 25 л, vi = 50 л/мин, τi = 0,5 мин. Суммарное время пребывания Στ = 2 мин.</w:t>
-      </w:r>
-    </w:p>
-    <w:p>
-      <w:pPr>
-        <w:spacing w:after="80" w:before="80" w:line="276" w:lineRule="auto"/>
-      </w:pPr>
-      <w:r>
-        <w:rPr>
-          <w:rFonts w:ascii="Times New Roman" w:hAnsi="Times New Roman" w:eastAsia="Times New Roman"/>
-          <w:b/>
-          <w:color w:val="2E75B6"/>
-          <w:sz w:val="26"/>
-        </w:rPr>
-        <w:t>Реактор 1</w:t>
-      </w:r>
-    </w:p>
-    <w:tbl>
-      <w:tblPr>
-        <w:tblW w:type="auto" w:w="0"/>
-        <w:jc w:val="center"/>
-        <w:tblLayout w:type="autofit"/>
-        <w:tblLook w:firstColumn="1" w:firstRow="1" w:lastColumn="0" w:lastRow="0" w:noHBand="0" w:noVBand="1" w:val="04A0"/>
-      </w:tblPr>
-      <w:tblGrid>
-        <w:gridCol w:w="2163"/>
-        <w:gridCol w:w="2163"/>
-        <w:gridCol w:w="2163"/>
-        <w:gridCol w:w="2163"/>
-        <w:gridCol w:w="2163"/>
-        <w:gridCol w:w="2163"/>
-        <w:gridCol w:w="2163"/>
-      </w:tblGrid>
-      <w:tr>
-        <w:tc>
-          <w:tcPr>
-            <w:tcW w:type="dxa" w:w="2163"/>
-            <w:tcBorders>
-              <w:top w:val="single" w:sz="4" w:color="808080"/>
-              <w:left w:val="single" w:sz="4" w:color="808080"/>
-              <w:bottom w:val="single" w:sz="4" w:color="808080"/>
-              <w:right w:val="single" w:sz="4" w:color="808080"/>
-            </w:tcBorders>
-            <w:shd w:fill="1F4E79" w:val="clear"/>
-          </w:tcPr>
-          <w:p>
-            <w:pPr>
-              <w:spacing w:before="20" w:after="20"/>
-              <w:jc w:val="center"/>
-            </w:pPr>
-            <w:r/>
-            <w:r>
-              <w:rPr>
-                <w:rFonts w:ascii="Times New Roman" w:hAnsi="Times New Roman" w:eastAsia="Times New Roman"/>
-                <w:b/>
-                <w:color w:val="FFFFFF"/>
-                <w:sz w:val="22"/>
-              </w:rPr>
-              <w:t>τ, мин</w:t>
-            </w:r>
-          </w:p>
-        </w:tc>
-        <w:tc>
-          <w:tcPr>
-            <w:tcW w:type="dxa" w:w="2163"/>
-            <w:tcBorders>
-              <w:top w:val="single" w:sz="4" w:color="808080"/>
-              <w:left w:val="single" w:sz="4" w:color="808080"/>
-              <w:bottom w:val="single" w:sz="4" w:color="808080"/>
-              <w:right w:val="single" w:sz="4" w:color="808080"/>
-            </w:tcBorders>
-            <w:shd w:fill="1F4E79" w:val="clear"/>
-          </w:tcPr>
-          <w:p>
-            <w:pPr>
-              <w:spacing w:before="20" w:after="20"/>
-              <w:jc w:val="center"/>
-            </w:pPr>
-            <w:r/>
-            <w:r>
-              <w:rPr>
-                <w:rFonts w:ascii="Times New Roman" w:hAnsi="Times New Roman" w:eastAsia="Times New Roman"/>
-                <w:b/>
-                <w:color w:val="FFFFFF"/>
-                <w:sz w:val="22"/>
-              </w:rPr>
-              <w:t>X</w:t>
-            </w:r>
-          </w:p>
-        </w:tc>
-        <w:tc>
-          <w:tcPr>
-            <w:tcW w:type="dxa" w:w="2163"/>
-            <w:tcBorders>
-              <w:top w:val="single" w:sz="4" w:color="808080"/>
-              <w:left w:val="single" w:sz="4" w:color="808080"/>
-              <w:bottom w:val="single" w:sz="4" w:color="808080"/>
-              <w:right w:val="single" w:sz="4" w:color="808080"/>
-            </w:tcBorders>
-            <w:shd w:fill="1F4E79" w:val="clear"/>
-          </w:tcPr>
-          <w:p>
-            <w:pPr>
-              <w:spacing w:before="20" w:after="20"/>
-              <w:jc w:val="center"/>
-            </w:pPr>
-            <w:r/>
-            <w:r>
-              <w:rPr>
-                <w:rFonts w:ascii="Times New Roman" w:hAnsi="Times New Roman" w:eastAsia="Times New Roman"/>
-                <w:b/>
-                <w:color w:val="FFFFFF"/>
-                <w:sz w:val="22"/>
-              </w:rPr>
-              <w:t>Y</w:t>
-            </w:r>
-          </w:p>
-        </w:tc>
-        <w:tc>
-          <w:tcPr>
-            <w:tcW w:type="dxa" w:w="2163"/>
-            <w:tcBorders>
-              <w:top w:val="single" w:sz="4" w:color="808080"/>
-              <w:left w:val="single" w:sz="4" w:color="808080"/>
-              <w:bottom w:val="single" w:sz="4" w:color="808080"/>
-              <w:right w:val="single" w:sz="4" w:color="808080"/>
-            </w:tcBorders>
-            <w:shd w:fill="1F4E79" w:val="clear"/>
-          </w:tcPr>
-          <w:p>
-            <w:pPr>
-              <w:spacing w:before="20" w:after="20"/>
-              <w:jc w:val="center"/>
-            </w:pPr>
-            <w:r/>
-            <w:r>
-              <w:rPr>
-                <w:rFonts w:ascii="Times New Roman" w:hAnsi="Times New Roman" w:eastAsia="Times New Roman"/>
-                <w:b/>
-                <w:color w:val="FFFFFF"/>
-                <w:sz w:val="22"/>
-              </w:rPr>
-              <w:t>Z</w:t>
-            </w:r>
-          </w:p>
-        </w:tc>
-        <w:tc>
-          <w:tcPr>
-            <w:tcW w:type="dxa" w:w="2163"/>
-            <w:tcBorders>
-              <w:top w:val="single" w:sz="4" w:color="808080"/>
-              <w:left w:val="single" w:sz="4" w:color="808080"/>
-              <w:bottom w:val="single" w:sz="4" w:color="808080"/>
-              <w:right w:val="single" w:sz="4" w:color="808080"/>
-            </w:tcBorders>
-            <w:shd w:fill="1F4E79" w:val="clear"/>
-          </w:tcPr>
-          <w:p>
-            <w:pPr>
-              <w:spacing w:before="20" w:after="20"/>
-              <w:jc w:val="center"/>
-            </w:pPr>
-            <w:r/>
-            <w:r>
-              <w:rPr>
-                <w:rFonts w:ascii="Times New Roman" w:hAnsi="Times New Roman" w:eastAsia="Times New Roman"/>
-                <w:b/>
-                <w:color w:val="FFFFFF"/>
-                <w:sz w:val="22"/>
-              </w:rPr>
-              <w:t>CA, моль/л</w:t>
-            </w:r>
-          </w:p>
-        </w:tc>
-        <w:tc>
-          <w:tcPr>
-            <w:tcW w:type="dxa" w:w="2163"/>
-            <w:tcBorders>
-              <w:top w:val="single" w:sz="4" w:color="808080"/>
-              <w:left w:val="single" w:sz="4" w:color="808080"/>
-              <w:bottom w:val="single" w:sz="4" w:color="808080"/>
-              <w:right w:val="single" w:sz="4" w:color="808080"/>
-            </w:tcBorders>
-            <w:shd w:fill="1F4E79" w:val="clear"/>
-          </w:tcPr>
-          <w:p>
-            <w:pPr>
-              <w:spacing w:before="20" w:after="20"/>
-              <w:jc w:val="center"/>
-            </w:pPr>
-            <w:r/>
-            <w:r>
-              <w:rPr>
-                <w:rFonts w:ascii="Times New Roman" w:hAnsi="Times New Roman" w:eastAsia="Times New Roman"/>
-                <w:b/>
-                <w:color w:val="FFFFFF"/>
-                <w:sz w:val="22"/>
-              </w:rPr>
-              <w:t>CR, моль/л</w:t>
-            </w:r>
-          </w:p>
-        </w:tc>
-        <w:tc>
-          <w:tcPr>
-            <w:tcW w:type="dxa" w:w="2163"/>
-            <w:tcBorders>
-              <w:top w:val="single" w:sz="4" w:color="808080"/>
-              <w:left w:val="single" w:sz="4" w:color="808080"/>
-              <w:bottom w:val="single" w:sz="4" w:color="808080"/>
-              <w:right w:val="single" w:sz="4" w:color="808080"/>
-            </w:tcBorders>
-            <w:shd w:fill="1F4E79" w:val="clear"/>
-          </w:tcPr>
-          <w:p>
-            <w:pPr>
-              <w:spacing w:before="20" w:after="20"/>
-              <w:jc w:val="center"/>
-            </w:pPr>
-            <w:r/>
-            <w:r>
-              <w:rPr>
-                <w:rFonts w:ascii="Times New Roman" w:hAnsi="Times New Roman" w:eastAsia="Times New Roman"/>
-                <w:b/>
-                <w:color w:val="FFFFFF"/>
-                <w:sz w:val="22"/>
-              </w:rPr>
-              <w:t>CS, моль/л</w:t>
-            </w:r>
-          </w:p>
-        </w:tc>
-      </w:tr>
-      <w:tr>
-        <w:tc>
-          <w:tcPr>
-            <w:tcW w:type="dxa" w:w="2163"/>
-            <w:tcBorders>
-              <w:top w:val="single" w:sz="4" w:color="808080"/>
-              <w:left w:val="single" w:sz="4" w:color="808080"/>
-              <w:bottom w:val="single" w:sz="4" w:color="808080"/>
-              <w:right w:val="single" w:sz="4" w:color="808080"/>
-            </w:tcBorders>
-            <w:shd w:fill="FFFFFF" w:val="clear"/>
-          </w:tcPr>
-          <w:p>
-            <w:pPr>
-              <w:spacing w:before="20" w:after="20"/>
-              <w:jc w:val="center"/>
-            </w:pPr>
-            <w:r/>
-            <w:r>
-              <w:rPr>
-                <w:rFonts w:ascii="Times New Roman" w:hAnsi="Times New Roman" w:eastAsia="Times New Roman"/>
-                <w:b w:val="0"/>
-                <w:sz w:val="22"/>
-              </w:rPr>
-              <w:t>0,00</w:t>
-            </w:r>
-          </w:p>
-        </w:tc>
-        <w:tc>
-          <w:tcPr>
-            <w:tcW w:type="dxa" w:w="2163"/>
-            <w:tcBorders>
-              <w:top w:val="single" w:sz="4" w:color="808080"/>
-              <w:left w:val="single" w:sz="4" w:color="808080"/>
-              <w:bottom w:val="single" w:sz="4" w:color="808080"/>
-              <w:right w:val="single" w:sz="4" w:color="808080"/>
-            </w:tcBorders>
-            <w:shd w:fill="FFFFFF" w:val="clear"/>
-          </w:tcPr>
-          <w:p>
-            <w:pPr>
-              <w:spacing w:before="20" w:after="20"/>
-              <w:jc w:val="center"/>
-            </w:pPr>
-            <w:r/>
-            <w:r>
-              <w:rPr>
-                <w:rFonts w:ascii="Times New Roman" w:hAnsi="Times New Roman" w:eastAsia="Times New Roman"/>
-                <w:b w:val="0"/>
-                <w:sz w:val="22"/>
-              </w:rPr>
-              <w:t>0,0000</w:t>
-            </w:r>
-          </w:p>
-        </w:tc>
-        <w:tc>
-          <w:tcPr>
-            <w:tcW w:type="dxa" w:w="2163"/>
-            <w:tcBorders>
-              <w:top w:val="single" w:sz="4" w:color="808080"/>
-              <w:left w:val="single" w:sz="4" w:color="808080"/>
-              <w:bottom w:val="single" w:sz="4" w:color="808080"/>
-              <w:right w:val="single" w:sz="4" w:color="808080"/>
-            </w:tcBorders>
-            <w:shd w:fill="FFFFFF" w:val="clear"/>
-          </w:tcPr>
-          <w:p>
-            <w:pPr>
-              <w:spacing w:before="20" w:after="20"/>
-              <w:jc w:val="center"/>
-            </w:pPr>
-            <w:r/>
-            <w:r>
-              <w:rPr>
-                <w:rFonts w:ascii="Times New Roman" w:hAnsi="Times New Roman" w:eastAsia="Times New Roman"/>
-                <w:b w:val="0"/>
-                <w:sz w:val="22"/>
-              </w:rPr>
-              <w:t>0,0000</w:t>
-            </w:r>
-          </w:p>
-        </w:tc>
-        <w:tc>
-          <w:tcPr>
-            <w:tcW w:type="dxa" w:w="2163"/>
-            <w:tcBorders>
-              <w:top w:val="single" w:sz="4" w:color="808080"/>
-              <w:left w:val="single" w:sz="4" w:color="808080"/>
-              <w:bottom w:val="single" w:sz="4" w:color="808080"/>
-              <w:right w:val="single" w:sz="4" w:color="808080"/>
-            </w:tcBorders>
-            <w:shd w:fill="FFFFFF" w:val="clear"/>
-          </w:tcPr>
-          <w:p>
-            <w:pPr>
-              <w:spacing w:before="20" w:after="20"/>
-              <w:jc w:val="center"/>
-            </w:pPr>
-            <w:r/>
-            <w:r>
-              <w:rPr>
-                <w:rFonts w:ascii="Times New Roman" w:hAnsi="Times New Roman" w:eastAsia="Times New Roman"/>
-                <w:b w:val="0"/>
-                <w:sz w:val="22"/>
-              </w:rPr>
-              <w:t>0,0000</w:t>
-            </w:r>
-          </w:p>
-        </w:tc>
-        <w:tc>
-          <w:tcPr>
-            <w:tcW w:type="dxa" w:w="2163"/>
-            <w:tcBorders>
-              <w:top w:val="single" w:sz="4" w:color="808080"/>
-              <w:left w:val="single" w:sz="4" w:color="808080"/>
-              <w:bottom w:val="single" w:sz="4" w:color="808080"/>
-              <w:right w:val="single" w:sz="4" w:color="808080"/>
-            </w:tcBorders>
-            <w:shd w:fill="FFFFFF" w:val="clear"/>
-          </w:tcPr>
-          <w:p>
-            <w:pPr>
-              <w:spacing w:before="20" w:after="20"/>
-              <w:jc w:val="center"/>
-            </w:pPr>
-            <w:r/>
-            <w:r>
-              <w:rPr>
-                <w:rFonts w:ascii="Times New Roman" w:hAnsi="Times New Roman" w:eastAsia="Times New Roman"/>
-                <w:b w:val="0"/>
-                <w:sz w:val="22"/>
-              </w:rPr>
-              <w:t>30,00</w:t>
-            </w:r>
-          </w:p>
-        </w:tc>
-        <w:tc>
-          <w:tcPr>
-            <w:tcW w:type="dxa" w:w="2163"/>
-            <w:tcBorders>
-              <w:top w:val="single" w:sz="4" w:color="808080"/>
-              <w:left w:val="single" w:sz="4" w:color="808080"/>
-              <w:bottom w:val="single" w:sz="4" w:color="808080"/>
-              <w:right w:val="single" w:sz="4" w:color="808080"/>
-            </w:tcBorders>
-            <w:shd w:fill="FFFFFF" w:val="clear"/>
-          </w:tcPr>
-          <w:p>
-            <w:pPr>
-              <w:spacing w:before="20" w:after="20"/>
-              <w:jc w:val="center"/>
-            </w:pPr>
-            <w:r/>
-            <w:r>
-              <w:rPr>
-                <w:rFonts w:ascii="Times New Roman" w:hAnsi="Times New Roman" w:eastAsia="Times New Roman"/>
-                <w:b w:val="0"/>
-                <w:sz w:val="22"/>
-              </w:rPr>
-              <w:t>0,00</w:t>
-            </w:r>
-          </w:p>
-        </w:tc>
-        <w:tc>
-          <w:tcPr>
-            <w:tcW w:type="dxa" w:w="2163"/>
-            <w:tcBorders>
-              <w:top w:val="single" w:sz="4" w:color="808080"/>
-              <w:left w:val="single" w:sz="4" w:color="808080"/>
-              <w:bottom w:val="single" w:sz="4" w:color="808080"/>
-              <w:right w:val="single" w:sz="4" w:color="808080"/>
-            </w:tcBorders>
-            <w:shd w:fill="FFFFFF" w:val="clear"/>
-          </w:tcPr>
-          <w:p>
-            <w:pPr>
-              <w:spacing w:before="20" w:after="20"/>
-              <w:jc w:val="center"/>
-            </w:pPr>
-            <w:r/>
-            <w:r>
-              <w:rPr>
-                <w:rFonts w:ascii="Times New Roman" w:hAnsi="Times New Roman" w:eastAsia="Times New Roman"/>
-                <w:b w:val="0"/>
-                <w:sz w:val="22"/>
-              </w:rPr>
-              <w:t>0,00</w:t>
-            </w:r>
-          </w:p>
-        </w:tc>
-      </w:tr>
-      <w:tr>
-        <w:tc>
-          <w:tcPr>
-            <w:tcW w:type="dxa" w:w="2163"/>
-            <w:tcBorders>
-              <w:top w:val="single" w:sz="4" w:color="808080"/>
-              <w:left w:val="single" w:sz="4" w:color="808080"/>
-              <w:bottom w:val="single" w:sz="4" w:color="808080"/>
-              <w:right w:val="single" w:sz="4" w:color="808080"/>
-            </w:tcBorders>
-            <w:shd w:fill="D6EAF8" w:val="clear"/>
-          </w:tcPr>
-          <w:p>
-            <w:pPr>
-              <w:spacing w:before="20" w:after="20"/>
-              <w:jc w:val="center"/>
-            </w:pPr>
-            <w:r/>
-            <w:r>
-              <w:rPr>
-                <w:rFonts w:ascii="Times New Roman" w:hAnsi="Times New Roman" w:eastAsia="Times New Roman"/>
-                <w:b w:val="0"/>
-                <w:sz w:val="22"/>
-              </w:rPr>
-              <w:t>0,10</w:t>
-            </w:r>
-          </w:p>
-        </w:tc>
-        <w:tc>
-          <w:tcPr>
-            <w:tcW w:type="dxa" w:w="2163"/>
-            <w:tcBorders>
-              <w:top w:val="single" w:sz="4" w:color="808080"/>
-              <w:left w:val="single" w:sz="4" w:color="808080"/>
-              <w:bottom w:val="single" w:sz="4" w:color="808080"/>
-              <w:right w:val="single" w:sz="4" w:color="808080"/>
-            </w:tcBorders>
-            <w:shd w:fill="D6EAF8" w:val="clear"/>
-          </w:tcPr>
-          <w:p>
-            <w:pPr>
-              <w:spacing w:before="20" w:after="20"/>
-              <w:jc w:val="center"/>
-            </w:pPr>
-            <w:r/>
-            <w:r>
-              <w:rPr>
-                <w:rFonts w:ascii="Times New Roman" w:hAnsi="Times New Roman" w:eastAsia="Times New Roman"/>
-                <w:b w:val="0"/>
-                <w:sz w:val="22"/>
-              </w:rPr>
-              <w:t>0,0582</w:t>
-            </w:r>
-          </w:p>
-        </w:tc>
-        <w:tc>
-          <w:tcPr>
-            <w:tcW w:type="dxa" w:w="2163"/>
-            <w:tcBorders>
-              <w:top w:val="single" w:sz="4" w:color="808080"/>
-              <w:left w:val="single" w:sz="4" w:color="808080"/>
-              <w:bottom w:val="single" w:sz="4" w:color="808080"/>
-              <w:right w:val="single" w:sz="4" w:color="808080"/>
-            </w:tcBorders>
-            <w:shd w:fill="D6EAF8" w:val="clear"/>
-          </w:tcPr>
-          <w:p>
-            <w:pPr>
-              <w:spacing w:before="20" w:after="20"/>
-              <w:jc w:val="center"/>
-            </w:pPr>
-            <w:r/>
-            <w:r>
-              <w:rPr>
-                <w:rFonts w:ascii="Times New Roman" w:hAnsi="Times New Roman" w:eastAsia="Times New Roman"/>
-                <w:b w:val="0"/>
-                <w:sz w:val="22"/>
-              </w:rPr>
-              <w:t>0,0571</w:t>
-            </w:r>
-          </w:p>
-        </w:tc>
-        <w:tc>
-          <w:tcPr>
-            <w:tcW w:type="dxa" w:w="2163"/>
-            <w:tcBorders>
-              <w:top w:val="single" w:sz="4" w:color="808080"/>
-              <w:left w:val="single" w:sz="4" w:color="808080"/>
-              <w:bottom w:val="single" w:sz="4" w:color="808080"/>
-              <w:right w:val="single" w:sz="4" w:color="808080"/>
-            </w:tcBorders>
-            <w:shd w:fill="D6EAF8" w:val="clear"/>
-          </w:tcPr>
-          <w:p>
-            <w:pPr>
-              <w:spacing w:before="20" w:after="20"/>
-              <w:jc w:val="center"/>
-            </w:pPr>
-            <w:r/>
-            <w:r>
-              <w:rPr>
-                <w:rFonts w:ascii="Times New Roman" w:hAnsi="Times New Roman" w:eastAsia="Times New Roman"/>
-                <w:b w:val="0"/>
-                <w:sz w:val="22"/>
-              </w:rPr>
-              <w:t>0,0012</w:t>
-            </w:r>
-          </w:p>
-        </w:tc>
-        <w:tc>
-          <w:tcPr>
-            <w:tcW w:type="dxa" w:w="2163"/>
-            <w:tcBorders>
-              <w:top w:val="single" w:sz="4" w:color="808080"/>
-              <w:left w:val="single" w:sz="4" w:color="808080"/>
-              <w:bottom w:val="single" w:sz="4" w:color="808080"/>
-              <w:right w:val="single" w:sz="4" w:color="808080"/>
-            </w:tcBorders>
-            <w:shd w:fill="D6EAF8" w:val="clear"/>
-          </w:tcPr>
-          <w:p>
-            <w:pPr>
-              <w:spacing w:before="20" w:after="20"/>
-              <w:jc w:val="center"/>
-            </w:pPr>
-            <w:r/>
-            <w:r>
-              <w:rPr>
-                <w:rFonts w:ascii="Times New Roman" w:hAnsi="Times New Roman" w:eastAsia="Times New Roman"/>
-                <w:b w:val="0"/>
-                <w:sz w:val="22"/>
-              </w:rPr>
-              <w:t>28,25</w:t>
-            </w:r>
-          </w:p>
-        </w:tc>
-        <w:tc>
-          <w:tcPr>
-            <w:tcW w:type="dxa" w:w="2163"/>
-            <w:tcBorders>
-              <w:top w:val="single" w:sz="4" w:color="808080"/>
-              <w:left w:val="single" w:sz="4" w:color="808080"/>
-              <w:bottom w:val="single" w:sz="4" w:color="808080"/>
-              <w:right w:val="single" w:sz="4" w:color="808080"/>
-            </w:tcBorders>
-            <w:shd w:fill="D6EAF8" w:val="clear"/>
-          </w:tcPr>
-          <w:p>
-            <w:pPr>
-              <w:spacing w:before="20" w:after="20"/>
-              <w:jc w:val="center"/>
-            </w:pPr>
-            <w:r/>
-            <w:r>
-              <w:rPr>
-                <w:rFonts w:ascii="Times New Roman" w:hAnsi="Times New Roman" w:eastAsia="Times New Roman"/>
-                <w:b w:val="0"/>
-                <w:sz w:val="22"/>
-              </w:rPr>
-              <w:t>1,71</w:t>
-            </w:r>
-          </w:p>
-        </w:tc>
-        <w:tc>
-          <w:tcPr>
-            <w:tcW w:type="dxa" w:w="2163"/>
-            <w:tcBorders>
-              <w:top w:val="single" w:sz="4" w:color="808080"/>
-              <w:left w:val="single" w:sz="4" w:color="808080"/>
-              <w:bottom w:val="single" w:sz="4" w:color="808080"/>
-              <w:right w:val="single" w:sz="4" w:color="808080"/>
-            </w:tcBorders>
-            <w:shd w:fill="D6EAF8" w:val="clear"/>
-          </w:tcPr>
-          <w:p>
-            <w:pPr>
-              <w:spacing w:before="20" w:after="20"/>
-              <w:jc w:val="center"/>
-            </w:pPr>
-            <w:r/>
-            <w:r>
-              <w:rPr>
-                <w:rFonts w:ascii="Times New Roman" w:hAnsi="Times New Roman" w:eastAsia="Times New Roman"/>
-                <w:b w:val="0"/>
-                <w:sz w:val="22"/>
-              </w:rPr>
-              <w:t>0,04</w:t>
-            </w:r>
-          </w:p>
-        </w:tc>
-      </w:tr>
-      <w:tr>
-        <w:tc>
-          <w:tcPr>
-            <w:tcW w:type="dxa" w:w="2163"/>
-            <w:tcBorders>
-              <w:top w:val="single" w:sz="4" w:color="808080"/>
-              <w:left w:val="single" w:sz="4" w:color="808080"/>
-              <w:bottom w:val="single" w:sz="4" w:color="808080"/>
-              <w:right w:val="single" w:sz="4" w:color="808080"/>
-            </w:tcBorders>
-            <w:shd w:fill="FFFFFF" w:val="clear"/>
-          </w:tcPr>
-          <w:p>
-            <w:pPr>
-              <w:spacing w:before="20" w:after="20"/>
-              <w:jc w:val="center"/>
-            </w:pPr>
-            <w:r/>
-            <w:r>
-              <w:rPr>
-                <w:rFonts w:ascii="Times New Roman" w:hAnsi="Times New Roman" w:eastAsia="Times New Roman"/>
-                <w:b w:val="0"/>
-                <w:sz w:val="22"/>
-              </w:rPr>
-              <w:t>0,20</w:t>
-            </w:r>
-          </w:p>
-        </w:tc>
-        <w:tc>
-          <w:tcPr>
-            <w:tcW w:type="dxa" w:w="2163"/>
-            <w:tcBorders>
-              <w:top w:val="single" w:sz="4" w:color="808080"/>
-              <w:left w:val="single" w:sz="4" w:color="808080"/>
-              <w:bottom w:val="single" w:sz="4" w:color="808080"/>
-              <w:right w:val="single" w:sz="4" w:color="808080"/>
-            </w:tcBorders>
-            <w:shd w:fill="FFFFFF" w:val="clear"/>
-          </w:tcPr>
-          <w:p>
-            <w:pPr>
-              <w:spacing w:before="20" w:after="20"/>
-              <w:jc w:val="center"/>
-            </w:pPr>
-            <w:r/>
-            <w:r>
-              <w:rPr>
-                <w:rFonts w:ascii="Times New Roman" w:hAnsi="Times New Roman" w:eastAsia="Times New Roman"/>
-                <w:b w:val="0"/>
-                <w:sz w:val="22"/>
-              </w:rPr>
-              <w:t>0,1131</w:t>
-            </w:r>
-          </w:p>
-        </w:tc>
-        <w:tc>
-          <w:tcPr>
-            <w:tcW w:type="dxa" w:w="2163"/>
-            <w:tcBorders>
-              <w:top w:val="single" w:sz="4" w:color="808080"/>
-              <w:left w:val="single" w:sz="4" w:color="808080"/>
-              <w:bottom w:val="single" w:sz="4" w:color="808080"/>
-              <w:right w:val="single" w:sz="4" w:color="808080"/>
-            </w:tcBorders>
-            <w:shd w:fill="FFFFFF" w:val="clear"/>
-          </w:tcPr>
-          <w:p>
-            <w:pPr>
-              <w:spacing w:before="20" w:after="20"/>
-              <w:jc w:val="center"/>
-            </w:pPr>
-            <w:r/>
-            <w:r>
-              <w:rPr>
-                <w:rFonts w:ascii="Times New Roman" w:hAnsi="Times New Roman" w:eastAsia="Times New Roman"/>
-                <w:b w:val="0"/>
-                <w:sz w:val="22"/>
-              </w:rPr>
-              <w:t>0,1086</w:t>
-            </w:r>
-          </w:p>
-        </w:tc>
-        <w:tc>
-          <w:tcPr>
-            <w:tcW w:type="dxa" w:w="2163"/>
-            <w:tcBorders>
-              <w:top w:val="single" w:sz="4" w:color="808080"/>
-              <w:left w:val="single" w:sz="4" w:color="808080"/>
-              <w:bottom w:val="single" w:sz="4" w:color="808080"/>
-              <w:right w:val="single" w:sz="4" w:color="808080"/>
-            </w:tcBorders>
-            <w:shd w:fill="FFFFFF" w:val="clear"/>
-          </w:tcPr>
-          <w:p>
-            <w:pPr>
-              <w:spacing w:before="20" w:after="20"/>
-              <w:jc w:val="center"/>
-            </w:pPr>
-            <w:r/>
-            <w:r>
-              <w:rPr>
-                <w:rFonts w:ascii="Times New Roman" w:hAnsi="Times New Roman" w:eastAsia="Times New Roman"/>
-                <w:b w:val="0"/>
-                <w:sz w:val="22"/>
-              </w:rPr>
-              <w:t>0,0045</w:t>
-            </w:r>
-          </w:p>
-        </w:tc>
-        <w:tc>
-          <w:tcPr>
-            <w:tcW w:type="dxa" w:w="2163"/>
-            <w:tcBorders>
-              <w:top w:val="single" w:sz="4" w:color="808080"/>
-              <w:left w:val="single" w:sz="4" w:color="808080"/>
-              <w:bottom w:val="single" w:sz="4" w:color="808080"/>
-              <w:right w:val="single" w:sz="4" w:color="808080"/>
-            </w:tcBorders>
-            <w:shd w:fill="FFFFFF" w:val="clear"/>
-          </w:tcPr>
-          <w:p>
-            <w:pPr>
-              <w:spacing w:before="20" w:after="20"/>
-              <w:jc w:val="center"/>
-            </w:pPr>
-            <w:r/>
-            <w:r>
-              <w:rPr>
-                <w:rFonts w:ascii="Times New Roman" w:hAnsi="Times New Roman" w:eastAsia="Times New Roman"/>
-                <w:b w:val="0"/>
-                <w:sz w:val="22"/>
-              </w:rPr>
-              <w:t>26,61</w:t>
-            </w:r>
-          </w:p>
-        </w:tc>
-        <w:tc>
-          <w:tcPr>
-            <w:tcW w:type="dxa" w:w="2163"/>
-            <w:tcBorders>
-              <w:top w:val="single" w:sz="4" w:color="808080"/>
-              <w:left w:val="single" w:sz="4" w:color="808080"/>
-              <w:bottom w:val="single" w:sz="4" w:color="808080"/>
-              <w:right w:val="single" w:sz="4" w:color="808080"/>
-            </w:tcBorders>
-            <w:shd w:fill="FFFFFF" w:val="clear"/>
-          </w:tcPr>
-          <w:p>
-            <w:pPr>
-              <w:spacing w:before="20" w:after="20"/>
-              <w:jc w:val="center"/>
-            </w:pPr>
-            <w:r/>
-            <w:r>
-              <w:rPr>
-                <w:rFonts w:ascii="Times New Roman" w:hAnsi="Times New Roman" w:eastAsia="Times New Roman"/>
-                <w:b w:val="0"/>
-                <w:sz w:val="22"/>
-              </w:rPr>
-              <w:t>3,26</w:t>
-            </w:r>
-          </w:p>
-        </w:tc>
-        <w:tc>
-          <w:tcPr>
-            <w:tcW w:type="dxa" w:w="2163"/>
-            <w:tcBorders>
-              <w:top w:val="single" w:sz="4" w:color="808080"/>
-              <w:left w:val="single" w:sz="4" w:color="808080"/>
-              <w:bottom w:val="single" w:sz="4" w:color="808080"/>
-              <w:right w:val="single" w:sz="4" w:color="808080"/>
-            </w:tcBorders>
-            <w:shd w:fill="FFFFFF" w:val="clear"/>
-          </w:tcPr>
-          <w:p>
-            <w:pPr>
-              <w:spacing w:before="20" w:after="20"/>
-              <w:jc w:val="center"/>
-            </w:pPr>
-            <w:r/>
-            <w:r>
-              <w:rPr>
-                <w:rFonts w:ascii="Times New Roman" w:hAnsi="Times New Roman" w:eastAsia="Times New Roman"/>
-                <w:b w:val="0"/>
-                <w:sz w:val="22"/>
-              </w:rPr>
-              <w:t>0,13</w:t>
-            </w:r>
-          </w:p>
-        </w:tc>
-      </w:tr>
-      <w:tr>
-        <w:tc>
-          <w:tcPr>
-            <w:tcW w:type="dxa" w:w="2163"/>
-            <w:tcBorders>
-              <w:top w:val="single" w:sz="4" w:color="808080"/>
-              <w:left w:val="single" w:sz="4" w:color="808080"/>
-              <w:bottom w:val="single" w:sz="4" w:color="808080"/>
-              <w:right w:val="single" w:sz="4" w:color="808080"/>
-            </w:tcBorders>
-            <w:shd w:fill="D6EAF8" w:val="clear"/>
-          </w:tcPr>
-          <w:p>
-            <w:pPr>
-              <w:spacing w:before="20" w:after="20"/>
-              <w:jc w:val="center"/>
-            </w:pPr>
-            <w:r/>
-            <w:r>
-              <w:rPr>
-                <w:rFonts w:ascii="Times New Roman" w:hAnsi="Times New Roman" w:eastAsia="Times New Roman"/>
-                <w:b w:val="0"/>
-                <w:sz w:val="22"/>
-              </w:rPr>
-              <w:t>0,30</w:t>
-            </w:r>
-          </w:p>
-        </w:tc>
-        <w:tc>
-          <w:tcPr>
-            <w:tcW w:type="dxa" w:w="2163"/>
-            <w:tcBorders>
-              <w:top w:val="single" w:sz="4" w:color="808080"/>
-              <w:left w:val="single" w:sz="4" w:color="808080"/>
-              <w:bottom w:val="single" w:sz="4" w:color="808080"/>
-              <w:right w:val="single" w:sz="4" w:color="808080"/>
-            </w:tcBorders>
-            <w:shd w:fill="D6EAF8" w:val="clear"/>
-          </w:tcPr>
-          <w:p>
-            <w:pPr>
-              <w:spacing w:before="20" w:after="20"/>
-              <w:jc w:val="center"/>
-            </w:pPr>
-            <w:r/>
-            <w:r>
-              <w:rPr>
-                <w:rFonts w:ascii="Times New Roman" w:hAnsi="Times New Roman" w:eastAsia="Times New Roman"/>
-                <w:b w:val="0"/>
-                <w:sz w:val="22"/>
-              </w:rPr>
-              <w:t>0,1647</w:t>
-            </w:r>
-          </w:p>
-        </w:tc>
-        <w:tc>
-          <w:tcPr>
-            <w:tcW w:type="dxa" w:w="2163"/>
-            <w:tcBorders>
-              <w:top w:val="single" w:sz="4" w:color="808080"/>
-              <w:left w:val="single" w:sz="4" w:color="808080"/>
-              <w:bottom w:val="single" w:sz="4" w:color="808080"/>
-              <w:right w:val="single" w:sz="4" w:color="808080"/>
-            </w:tcBorders>
-            <w:shd w:fill="D6EAF8" w:val="clear"/>
-          </w:tcPr>
-          <w:p>
-            <w:pPr>
-              <w:spacing w:before="20" w:after="20"/>
-              <w:jc w:val="center"/>
-            </w:pPr>
-            <w:r/>
-            <w:r>
-              <w:rPr>
-                <w:rFonts w:ascii="Times New Roman" w:hAnsi="Times New Roman" w:eastAsia="Times New Roman"/>
-                <w:b w:val="0"/>
-                <w:sz w:val="22"/>
-              </w:rPr>
-              <w:t>0,1550</w:t>
-            </w:r>
-          </w:p>
-        </w:tc>
-        <w:tc>
-          <w:tcPr>
-            <w:tcW w:type="dxa" w:w="2163"/>
-            <w:tcBorders>
-              <w:top w:val="single" w:sz="4" w:color="808080"/>
-              <w:left w:val="single" w:sz="4" w:color="808080"/>
-              <w:bottom w:val="single" w:sz="4" w:color="808080"/>
-              <w:right w:val="single" w:sz="4" w:color="808080"/>
-            </w:tcBorders>
-            <w:shd w:fill="D6EAF8" w:val="clear"/>
-          </w:tcPr>
-          <w:p>
-            <w:pPr>
-              <w:spacing w:before="20" w:after="20"/>
-              <w:jc w:val="center"/>
-            </w:pPr>
-            <w:r/>
-            <w:r>
-              <w:rPr>
-                <w:rFonts w:ascii="Times New Roman" w:hAnsi="Times New Roman" w:eastAsia="Times New Roman"/>
-                <w:b w:val="0"/>
-                <w:sz w:val="22"/>
-              </w:rPr>
-              <w:t>0,0098</w:t>
-            </w:r>
-          </w:p>
-        </w:tc>
-        <w:tc>
-          <w:tcPr>
-            <w:tcW w:type="dxa" w:w="2163"/>
-            <w:tcBorders>
-              <w:top w:val="single" w:sz="4" w:color="808080"/>
-              <w:left w:val="single" w:sz="4" w:color="808080"/>
-              <w:bottom w:val="single" w:sz="4" w:color="808080"/>
-              <w:right w:val="single" w:sz="4" w:color="808080"/>
-            </w:tcBorders>
-            <w:shd w:fill="D6EAF8" w:val="clear"/>
-          </w:tcPr>
-          <w:p>
-            <w:pPr>
-              <w:spacing w:before="20" w:after="20"/>
-              <w:jc w:val="center"/>
-            </w:pPr>
-            <w:r/>
-            <w:r>
-              <w:rPr>
-                <w:rFonts w:ascii="Times New Roman" w:hAnsi="Times New Roman" w:eastAsia="Times New Roman"/>
-                <w:b w:val="0"/>
-                <w:sz w:val="22"/>
-              </w:rPr>
-              <w:t>25,06</w:t>
-            </w:r>
-          </w:p>
-        </w:tc>
-        <w:tc>
-          <w:tcPr>
-            <w:tcW w:type="dxa" w:w="2163"/>
-            <w:tcBorders>
-              <w:top w:val="single" w:sz="4" w:color="808080"/>
-              <w:left w:val="single" w:sz="4" w:color="808080"/>
-              <w:bottom w:val="single" w:sz="4" w:color="808080"/>
-              <w:right w:val="single" w:sz="4" w:color="808080"/>
-            </w:tcBorders>
-            <w:shd w:fill="D6EAF8" w:val="clear"/>
-          </w:tcPr>
-          <w:p>
-            <w:pPr>
-              <w:spacing w:before="20" w:after="20"/>
-              <w:jc w:val="center"/>
-            </w:pPr>
-            <w:r/>
-            <w:r>
-              <w:rPr>
-                <w:rFonts w:ascii="Times New Roman" w:hAnsi="Times New Roman" w:eastAsia="Times New Roman"/>
-                <w:b w:val="0"/>
-                <w:sz w:val="22"/>
-              </w:rPr>
-              <w:t>4,65</w:t>
-            </w:r>
-          </w:p>
-        </w:tc>
-        <w:tc>
-          <w:tcPr>
-            <w:tcW w:type="dxa" w:w="2163"/>
-            <w:tcBorders>
-              <w:top w:val="single" w:sz="4" w:color="808080"/>
-              <w:left w:val="single" w:sz="4" w:color="808080"/>
-              <w:bottom w:val="single" w:sz="4" w:color="808080"/>
-              <w:right w:val="single" w:sz="4" w:color="808080"/>
-            </w:tcBorders>
-            <w:shd w:fill="D6EAF8" w:val="clear"/>
-          </w:tcPr>
-          <w:p>
-            <w:pPr>
-              <w:spacing w:before="20" w:after="20"/>
-              <w:jc w:val="center"/>
-            </w:pPr>
-            <w:r/>
-            <w:r>
-              <w:rPr>
-                <w:rFonts w:ascii="Times New Roman" w:hAnsi="Times New Roman" w:eastAsia="Times New Roman"/>
-                <w:b w:val="0"/>
-                <w:sz w:val="22"/>
-              </w:rPr>
-              <w:t>0,29</w:t>
-            </w:r>
-          </w:p>
-        </w:tc>
-      </w:tr>
-      <w:tr>
-        <w:tc>
-          <w:tcPr>
-            <w:tcW w:type="dxa" w:w="2163"/>
-            <w:tcBorders>
-              <w:top w:val="single" w:sz="4" w:color="808080"/>
-              <w:left w:val="single" w:sz="4" w:color="808080"/>
-              <w:bottom w:val="single" w:sz="4" w:color="808080"/>
-              <w:right w:val="single" w:sz="4" w:color="808080"/>
-            </w:tcBorders>
-            <w:shd w:fill="FFFFFF" w:val="clear"/>
-          </w:tcPr>
-          <w:p>
-            <w:pPr>
-              <w:spacing w:before="20" w:after="20"/>
-              <w:jc w:val="center"/>
-            </w:pPr>
-            <w:r/>
-            <w:r>
-              <w:rPr>
-                <w:rFonts w:ascii="Times New Roman" w:hAnsi="Times New Roman" w:eastAsia="Times New Roman"/>
-                <w:b w:val="0"/>
-                <w:sz w:val="22"/>
-              </w:rPr>
-              <w:t>0,40</w:t>
-            </w:r>
-          </w:p>
-        </w:tc>
-        <w:tc>
-          <w:tcPr>
-            <w:tcW w:type="dxa" w:w="2163"/>
-            <w:tcBorders>
-              <w:top w:val="single" w:sz="4" w:color="808080"/>
-              <w:left w:val="single" w:sz="4" w:color="808080"/>
-              <w:bottom w:val="single" w:sz="4" w:color="808080"/>
-              <w:right w:val="single" w:sz="4" w:color="808080"/>
-            </w:tcBorders>
-            <w:shd w:fill="FFFFFF" w:val="clear"/>
-          </w:tcPr>
-          <w:p>
-            <w:pPr>
-              <w:spacing w:before="20" w:after="20"/>
-              <w:jc w:val="center"/>
-            </w:pPr>
-            <w:r/>
-            <w:r>
-              <w:rPr>
-                <w:rFonts w:ascii="Times New Roman" w:hAnsi="Times New Roman" w:eastAsia="Times New Roman"/>
-                <w:b w:val="0"/>
-                <w:sz w:val="22"/>
-              </w:rPr>
-              <w:t>0,2134</w:t>
-            </w:r>
-          </w:p>
-        </w:tc>
-        <w:tc>
-          <w:tcPr>
-            <w:tcW w:type="dxa" w:w="2163"/>
-            <w:tcBorders>
-              <w:top w:val="single" w:sz="4" w:color="808080"/>
-              <w:left w:val="single" w:sz="4" w:color="808080"/>
-              <w:bottom w:val="single" w:sz="4" w:color="808080"/>
-              <w:right w:val="single" w:sz="4" w:color="808080"/>
-            </w:tcBorders>
-            <w:shd w:fill="FFFFFF" w:val="clear"/>
-          </w:tcPr>
-          <w:p>
-            <w:pPr>
-              <w:spacing w:before="20" w:after="20"/>
-              <w:jc w:val="center"/>
-            </w:pPr>
-            <w:r/>
-            <w:r>
-              <w:rPr>
-                <w:rFonts w:ascii="Times New Roman" w:hAnsi="Times New Roman" w:eastAsia="Times New Roman"/>
-                <w:b w:val="0"/>
-                <w:sz w:val="22"/>
-              </w:rPr>
-              <w:t>0,1965</w:t>
-            </w:r>
-          </w:p>
-        </w:tc>
-        <w:tc>
-          <w:tcPr>
-            <w:tcW w:type="dxa" w:w="2163"/>
-            <w:tcBorders>
-              <w:top w:val="single" w:sz="4" w:color="808080"/>
-              <w:left w:val="single" w:sz="4" w:color="808080"/>
-              <w:bottom w:val="single" w:sz="4" w:color="808080"/>
-              <w:right w:val="single" w:sz="4" w:color="808080"/>
-            </w:tcBorders>
-            <w:shd w:fill="FFFFFF" w:val="clear"/>
-          </w:tcPr>
-          <w:p>
-            <w:pPr>
-              <w:spacing w:before="20" w:after="20"/>
-              <w:jc w:val="center"/>
-            </w:pPr>
-            <w:r/>
-            <w:r>
-              <w:rPr>
-                <w:rFonts w:ascii="Times New Roman" w:hAnsi="Times New Roman" w:eastAsia="Times New Roman"/>
-                <w:b w:val="0"/>
-                <w:sz w:val="22"/>
-              </w:rPr>
-              <w:t>0,0168</w:t>
-            </w:r>
-          </w:p>
-        </w:tc>
-        <w:tc>
-          <w:tcPr>
-            <w:tcW w:type="dxa" w:w="2163"/>
-            <w:tcBorders>
-              <w:top w:val="single" w:sz="4" w:color="808080"/>
-              <w:left w:val="single" w:sz="4" w:color="808080"/>
-              <w:bottom w:val="single" w:sz="4" w:color="808080"/>
-              <w:right w:val="single" w:sz="4" w:color="808080"/>
-            </w:tcBorders>
-            <w:shd w:fill="FFFFFF" w:val="clear"/>
-          </w:tcPr>
-          <w:p>
-            <w:pPr>
-              <w:spacing w:before="20" w:after="20"/>
-              <w:jc w:val="center"/>
-            </w:pPr>
-            <w:r/>
-            <w:r>
-              <w:rPr>
-                <w:rFonts w:ascii="Times New Roman" w:hAnsi="Times New Roman" w:eastAsia="Times New Roman"/>
-                <w:b w:val="0"/>
-                <w:sz w:val="22"/>
-              </w:rPr>
-              <w:t>23,60</w:t>
-            </w:r>
-          </w:p>
-        </w:tc>
-        <w:tc>
-          <w:tcPr>
-            <w:tcW w:type="dxa" w:w="2163"/>
-            <w:tcBorders>
-              <w:top w:val="single" w:sz="4" w:color="808080"/>
-              <w:left w:val="single" w:sz="4" w:color="808080"/>
-              <w:bottom w:val="single" w:sz="4" w:color="808080"/>
-              <w:right w:val="single" w:sz="4" w:color="808080"/>
-            </w:tcBorders>
-            <w:shd w:fill="FFFFFF" w:val="clear"/>
-          </w:tcPr>
-          <w:p>
-            <w:pPr>
-              <w:spacing w:before="20" w:after="20"/>
-              <w:jc w:val="center"/>
-            </w:pPr>
-            <w:r/>
-            <w:r>
-              <w:rPr>
-                <w:rFonts w:ascii="Times New Roman" w:hAnsi="Times New Roman" w:eastAsia="Times New Roman"/>
-                <w:b w:val="0"/>
-                <w:sz w:val="22"/>
-              </w:rPr>
-              <w:t>5,90</w:t>
-            </w:r>
-          </w:p>
-        </w:tc>
-        <w:tc>
-          <w:tcPr>
-            <w:tcW w:type="dxa" w:w="2163"/>
-            <w:tcBorders>
-              <w:top w:val="single" w:sz="4" w:color="808080"/>
-              <w:left w:val="single" w:sz="4" w:color="808080"/>
-              <w:bottom w:val="single" w:sz="4" w:color="808080"/>
-              <w:right w:val="single" w:sz="4" w:color="808080"/>
-            </w:tcBorders>
-            <w:shd w:fill="FFFFFF" w:val="clear"/>
-          </w:tcPr>
-          <w:p>
-            <w:pPr>
-              <w:spacing w:before="20" w:after="20"/>
-              <w:jc w:val="center"/>
-            </w:pPr>
-            <w:r/>
-            <w:r>
-              <w:rPr>
-                <w:rFonts w:ascii="Times New Roman" w:hAnsi="Times New Roman" w:eastAsia="Times New Roman"/>
-                <w:b w:val="0"/>
-                <w:sz w:val="22"/>
-              </w:rPr>
-              <w:t>0,50</w:t>
-            </w:r>
-          </w:p>
-        </w:tc>
-      </w:tr>
-      <w:tr>
-        <w:tc>
-          <w:tcPr>
-            <w:tcW w:type="dxa" w:w="2163"/>
-            <w:tcBorders>
-              <w:top w:val="single" w:sz="4" w:color="808080"/>
-              <w:left w:val="single" w:sz="4" w:color="808080"/>
-              <w:bottom w:val="single" w:sz="4" w:color="808080"/>
-              <w:right w:val="single" w:sz="4" w:color="808080"/>
-            </w:tcBorders>
-            <w:shd w:fill="FFF2CC" w:val="clear"/>
-          </w:tcPr>
-          <w:p>
-            <w:pPr>
-              <w:spacing w:before="20" w:after="20"/>
-              <w:jc w:val="center"/>
-            </w:pPr>
-            <w:r/>
-            <w:r>
-              <w:rPr>
-                <w:rFonts w:ascii="Times New Roman" w:hAnsi="Times New Roman" w:eastAsia="Times New Roman"/>
-                <w:b/>
-                <w:sz w:val="22"/>
-              </w:rPr>
-              <w:t>0,50</w:t>
-            </w:r>
-          </w:p>
-        </w:tc>
-        <w:tc>
-          <w:tcPr>
-            <w:tcW w:type="dxa" w:w="2163"/>
-            <w:tcBorders>
-              <w:top w:val="single" w:sz="4" w:color="808080"/>
-              <w:left w:val="single" w:sz="4" w:color="808080"/>
-              <w:bottom w:val="single" w:sz="4" w:color="808080"/>
-              <w:right w:val="single" w:sz="4" w:color="808080"/>
-            </w:tcBorders>
-            <w:shd w:fill="FFF2CC" w:val="clear"/>
-          </w:tcPr>
-          <w:p>
-            <w:pPr>
-              <w:spacing w:before="20" w:after="20"/>
-              <w:jc w:val="center"/>
-            </w:pPr>
-            <w:r/>
-            <w:r>
-              <w:rPr>
-                <w:rFonts w:ascii="Times New Roman" w:hAnsi="Times New Roman" w:eastAsia="Times New Roman"/>
-                <w:b/>
-                <w:sz w:val="22"/>
-              </w:rPr>
-              <w:t>0,2592</w:t>
-            </w:r>
-          </w:p>
-        </w:tc>
-        <w:tc>
-          <w:tcPr>
-            <w:tcW w:type="dxa" w:w="2163"/>
-            <w:tcBorders>
-              <w:top w:val="single" w:sz="4" w:color="808080"/>
-              <w:left w:val="single" w:sz="4" w:color="808080"/>
-              <w:bottom w:val="single" w:sz="4" w:color="808080"/>
-              <w:right w:val="single" w:sz="4" w:color="808080"/>
-            </w:tcBorders>
-            <w:shd w:fill="FFF2CC" w:val="clear"/>
-          </w:tcPr>
-          <w:p>
-            <w:pPr>
-              <w:spacing w:before="20" w:after="20"/>
-              <w:jc w:val="center"/>
-            </w:pPr>
-            <w:r/>
-            <w:r>
-              <w:rPr>
-                <w:rFonts w:ascii="Times New Roman" w:hAnsi="Times New Roman" w:eastAsia="Times New Roman"/>
-                <w:b/>
-                <w:sz w:val="22"/>
-              </w:rPr>
-              <w:t>0,2337</w:t>
-            </w:r>
-          </w:p>
-        </w:tc>
-        <w:tc>
-          <w:tcPr>
-            <w:tcW w:type="dxa" w:w="2163"/>
-            <w:tcBorders>
-              <w:top w:val="single" w:sz="4" w:color="808080"/>
-              <w:left w:val="single" w:sz="4" w:color="808080"/>
-              <w:bottom w:val="single" w:sz="4" w:color="808080"/>
-              <w:right w:val="single" w:sz="4" w:color="808080"/>
-            </w:tcBorders>
-            <w:shd w:fill="FFF2CC" w:val="clear"/>
-          </w:tcPr>
-          <w:p>
-            <w:pPr>
-              <w:spacing w:before="20" w:after="20"/>
-              <w:jc w:val="center"/>
-            </w:pPr>
-            <w:r/>
-            <w:r>
-              <w:rPr>
-                <w:rFonts w:ascii="Times New Roman" w:hAnsi="Times New Roman" w:eastAsia="Times New Roman"/>
-                <w:b/>
-                <w:sz w:val="22"/>
-              </w:rPr>
-              <w:t>0,0254</w:t>
-            </w:r>
-          </w:p>
-        </w:tc>
-        <w:tc>
-          <w:tcPr>
-            <w:tcW w:type="dxa" w:w="2163"/>
-            <w:tcBorders>
-              <w:top w:val="single" w:sz="4" w:color="808080"/>
-              <w:left w:val="single" w:sz="4" w:color="808080"/>
-              <w:bottom w:val="single" w:sz="4" w:color="808080"/>
-              <w:right w:val="single" w:sz="4" w:color="808080"/>
-            </w:tcBorders>
-            <w:shd w:fill="FFF2CC" w:val="clear"/>
-          </w:tcPr>
-          <w:p>
-            <w:pPr>
-              <w:spacing w:before="20" w:after="20"/>
-              <w:jc w:val="center"/>
-            </w:pPr>
-            <w:r/>
-            <w:r>
-              <w:rPr>
-                <w:rFonts w:ascii="Times New Roman" w:hAnsi="Times New Roman" w:eastAsia="Times New Roman"/>
-                <w:b/>
-                <w:sz w:val="22"/>
-              </w:rPr>
-              <w:t>22,22</w:t>
-            </w:r>
-          </w:p>
-        </w:tc>
-        <w:tc>
-          <w:tcPr>
-            <w:tcW w:type="dxa" w:w="2163"/>
-            <w:tcBorders>
-              <w:top w:val="single" w:sz="4" w:color="808080"/>
-              <w:left w:val="single" w:sz="4" w:color="808080"/>
-              <w:bottom w:val="single" w:sz="4" w:color="808080"/>
-              <w:right w:val="single" w:sz="4" w:color="808080"/>
-            </w:tcBorders>
-            <w:shd w:fill="FFF2CC" w:val="clear"/>
-          </w:tcPr>
-          <w:p>
-            <w:pPr>
-              <w:spacing w:before="20" w:after="20"/>
-              <w:jc w:val="center"/>
-            </w:pPr>
-            <w:r/>
-            <w:r>
-              <w:rPr>
-                <w:rFonts w:ascii="Times New Roman" w:hAnsi="Times New Roman" w:eastAsia="Times New Roman"/>
-                <w:b/>
-                <w:sz w:val="22"/>
-              </w:rPr>
-              <w:t>7,01</w:t>
-            </w:r>
-          </w:p>
-        </w:tc>
-        <w:tc>
-          <w:tcPr>
-            <w:tcW w:type="dxa" w:w="2163"/>
-            <w:tcBorders>
-              <w:top w:val="single" w:sz="4" w:color="808080"/>
-              <w:left w:val="single" w:sz="4" w:color="808080"/>
-              <w:bottom w:val="single" w:sz="4" w:color="808080"/>
-              <w:right w:val="single" w:sz="4" w:color="808080"/>
-            </w:tcBorders>
-            <w:shd w:fill="FFF2CC" w:val="clear"/>
-          </w:tcPr>
-          <w:p>
-            <w:pPr>
-              <w:spacing w:before="20" w:after="20"/>
-              <w:jc w:val="center"/>
-            </w:pPr>
-            <w:r/>
-            <w:r>
-              <w:rPr>
-                <w:rFonts w:ascii="Times New Roman" w:hAnsi="Times New Roman" w:eastAsia="Times New Roman"/>
-                <w:b/>
-                <w:sz w:val="22"/>
-              </w:rPr>
-              <w:t>0,76</w:t>
-            </w:r>
-          </w:p>
-        </w:tc>
-      </w:tr>
-    </w:tbl>
-    <w:p/>
-    <w:p>
-      <w:pPr>
-        <w:spacing w:after="80" w:before="80" w:line="276" w:lineRule="auto"/>
-      </w:pPr>
-      <w:r>
-        <w:rPr>
-          <w:rFonts w:ascii="Times New Roman" w:hAnsi="Times New Roman" w:eastAsia="Times New Roman"/>
-          <w:b/>
-          <w:color w:val="2E75B6"/>
-          <w:sz w:val="26"/>
-        </w:rPr>
-        <w:t>Реактор 2</w:t>
-      </w:r>
-    </w:p>
-    <w:tbl>
-      <w:tblPr>
-        <w:tblW w:type="auto" w:w="0"/>
-        <w:jc w:val="center"/>
-        <w:tblLayout w:type="autofit"/>
-        <w:tblLook w:firstColumn="1" w:firstRow="1" w:lastColumn="0" w:lastRow="0" w:noHBand="0" w:noVBand="1" w:val="04A0"/>
-      </w:tblPr>
-      <w:tblGrid>
-        <w:gridCol w:w="2163"/>
-        <w:gridCol w:w="2163"/>
-        <w:gridCol w:w="2163"/>
-        <w:gridCol w:w="2163"/>
-        <w:gridCol w:w="2163"/>
-        <w:gridCol w:w="2163"/>
-        <w:gridCol w:w="2163"/>
-      </w:tblGrid>
-      <w:tr>
-        <w:tc>
-          <w:tcPr>
-            <w:tcW w:type="dxa" w:w="2163"/>
-            <w:tcBorders>
-              <w:top w:val="single" w:sz="4" w:color="808080"/>
-              <w:left w:val="single" w:sz="4" w:color="808080"/>
-              <w:bottom w:val="single" w:sz="4" w:color="808080"/>
-              <w:right w:val="single" w:sz="4" w:color="808080"/>
-            </w:tcBorders>
-            <w:shd w:fill="1F4E79" w:val="clear"/>
-          </w:tcPr>
-          <w:p>
-            <w:pPr>
-              <w:spacing w:before="20" w:after="20"/>
-              <w:jc w:val="center"/>
-            </w:pPr>
-            <w:r/>
-            <w:r>
-              <w:rPr>
-                <w:rFonts w:ascii="Times New Roman" w:hAnsi="Times New Roman" w:eastAsia="Times New Roman"/>
-                <w:b/>
-                <w:color w:val="FFFFFF"/>
-                <w:sz w:val="22"/>
-              </w:rPr>
-              <w:t>τ, мин</w:t>
-            </w:r>
-          </w:p>
-        </w:tc>
-        <w:tc>
-          <w:tcPr>
-            <w:tcW w:type="dxa" w:w="2163"/>
-            <w:tcBorders>
-              <w:top w:val="single" w:sz="4" w:color="808080"/>
-              <w:left w:val="single" w:sz="4" w:color="808080"/>
-              <w:bottom w:val="single" w:sz="4" w:color="808080"/>
-              <w:right w:val="single" w:sz="4" w:color="808080"/>
-            </w:tcBorders>
-            <w:shd w:fill="1F4E79" w:val="clear"/>
-          </w:tcPr>
-          <w:p>
-            <w:pPr>
-              <w:spacing w:before="20" w:after="20"/>
-              <w:jc w:val="center"/>
-            </w:pPr>
-            <w:r/>
-            <w:r>
-              <w:rPr>
-                <w:rFonts w:ascii="Times New Roman" w:hAnsi="Times New Roman" w:eastAsia="Times New Roman"/>
-                <w:b/>
-                <w:color w:val="FFFFFF"/>
-                <w:sz w:val="22"/>
-              </w:rPr>
-              <w:t>X</w:t>
-            </w:r>
-          </w:p>
-        </w:tc>
-        <w:tc>
-          <w:tcPr>
-            <w:tcW w:type="dxa" w:w="2163"/>
-            <w:tcBorders>
-              <w:top w:val="single" w:sz="4" w:color="808080"/>
-              <w:left w:val="single" w:sz="4" w:color="808080"/>
-              <w:bottom w:val="single" w:sz="4" w:color="808080"/>
-              <w:right w:val="single" w:sz="4" w:color="808080"/>
-            </w:tcBorders>
-            <w:shd w:fill="1F4E79" w:val="clear"/>
-          </w:tcPr>
-          <w:p>
-            <w:pPr>
-              <w:spacing w:before="20" w:after="20"/>
-              <w:jc w:val="center"/>
-            </w:pPr>
-            <w:r/>
-            <w:r>
-              <w:rPr>
-                <w:rFonts w:ascii="Times New Roman" w:hAnsi="Times New Roman" w:eastAsia="Times New Roman"/>
-                <w:b/>
-                <w:color w:val="FFFFFF"/>
-                <w:sz w:val="22"/>
-              </w:rPr>
-              <w:t>Y</w:t>
-            </w:r>
-          </w:p>
-        </w:tc>
-        <w:tc>
-          <w:tcPr>
-            <w:tcW w:type="dxa" w:w="2163"/>
-            <w:tcBorders>
-              <w:top w:val="single" w:sz="4" w:color="808080"/>
-              <w:left w:val="single" w:sz="4" w:color="808080"/>
-              <w:bottom w:val="single" w:sz="4" w:color="808080"/>
-              <w:right w:val="single" w:sz="4" w:color="808080"/>
-            </w:tcBorders>
-            <w:shd w:fill="1F4E79" w:val="clear"/>
-          </w:tcPr>
-          <w:p>
-            <w:pPr>
-              <w:spacing w:before="20" w:after="20"/>
-              <w:jc w:val="center"/>
-            </w:pPr>
-            <w:r/>
-            <w:r>
-              <w:rPr>
-                <w:rFonts w:ascii="Times New Roman" w:hAnsi="Times New Roman" w:eastAsia="Times New Roman"/>
-                <w:b/>
-                <w:color w:val="FFFFFF"/>
-                <w:sz w:val="22"/>
-              </w:rPr>
-              <w:t>Z</w:t>
-            </w:r>
-          </w:p>
-        </w:tc>
-        <w:tc>
-          <w:tcPr>
-            <w:tcW w:type="dxa" w:w="2163"/>
-            <w:tcBorders>
-              <w:top w:val="single" w:sz="4" w:color="808080"/>
-              <w:left w:val="single" w:sz="4" w:color="808080"/>
-              <w:bottom w:val="single" w:sz="4" w:color="808080"/>
-              <w:right w:val="single" w:sz="4" w:color="808080"/>
-            </w:tcBorders>
-            <w:shd w:fill="1F4E79" w:val="clear"/>
-          </w:tcPr>
-          <w:p>
-            <w:pPr>
-              <w:spacing w:before="20" w:after="20"/>
-              <w:jc w:val="center"/>
-            </w:pPr>
-            <w:r/>
-            <w:r>
-              <w:rPr>
-                <w:rFonts w:ascii="Times New Roman" w:hAnsi="Times New Roman" w:eastAsia="Times New Roman"/>
-                <w:b/>
-                <w:color w:val="FFFFFF"/>
-                <w:sz w:val="22"/>
-              </w:rPr>
-              <w:t>CA, моль/л</w:t>
-            </w:r>
-          </w:p>
-        </w:tc>
-        <w:tc>
-          <w:tcPr>
-            <w:tcW w:type="dxa" w:w="2163"/>
-            <w:tcBorders>
-              <w:top w:val="single" w:sz="4" w:color="808080"/>
-              <w:left w:val="single" w:sz="4" w:color="808080"/>
-              <w:bottom w:val="single" w:sz="4" w:color="808080"/>
-              <w:right w:val="single" w:sz="4" w:color="808080"/>
-            </w:tcBorders>
-            <w:shd w:fill="1F4E79" w:val="clear"/>
-          </w:tcPr>
-          <w:p>
-            <w:pPr>
-              <w:spacing w:before="20" w:after="20"/>
-              <w:jc w:val="center"/>
-            </w:pPr>
-            <w:r/>
-            <w:r>
-              <w:rPr>
-                <w:rFonts w:ascii="Times New Roman" w:hAnsi="Times New Roman" w:eastAsia="Times New Roman"/>
-                <w:b/>
-                <w:color w:val="FFFFFF"/>
-                <w:sz w:val="22"/>
-              </w:rPr>
-              <w:t>CR, моль/л</w:t>
-            </w:r>
-          </w:p>
-        </w:tc>
-        <w:tc>
-          <w:tcPr>
-            <w:tcW w:type="dxa" w:w="2163"/>
-            <w:tcBorders>
-              <w:top w:val="single" w:sz="4" w:color="808080"/>
-              <w:left w:val="single" w:sz="4" w:color="808080"/>
-              <w:bottom w:val="single" w:sz="4" w:color="808080"/>
-              <w:right w:val="single" w:sz="4" w:color="808080"/>
-            </w:tcBorders>
-            <w:shd w:fill="1F4E79" w:val="clear"/>
-          </w:tcPr>
-          <w:p>
-            <w:pPr>
-              <w:spacing w:before="20" w:after="20"/>
-              <w:jc w:val="center"/>
-            </w:pPr>
-            <w:r/>
-            <w:r>
-              <w:rPr>
-                <w:rFonts w:ascii="Times New Roman" w:hAnsi="Times New Roman" w:eastAsia="Times New Roman"/>
-                <w:b/>
-                <w:color w:val="FFFFFF"/>
-                <w:sz w:val="22"/>
-              </w:rPr>
-              <w:t>CS, моль/л</w:t>
-            </w:r>
-          </w:p>
-        </w:tc>
-      </w:tr>
-      <w:tr>
-        <w:tc>
-          <w:tcPr>
-            <w:tcW w:type="dxa" w:w="2163"/>
-            <w:tcBorders>
-              <w:top w:val="single" w:sz="4" w:color="808080"/>
-              <w:left w:val="single" w:sz="4" w:color="808080"/>
-              <w:bottom w:val="single" w:sz="4" w:color="808080"/>
-              <w:right w:val="single" w:sz="4" w:color="808080"/>
-            </w:tcBorders>
-            <w:shd w:fill="FFFFFF" w:val="clear"/>
-          </w:tcPr>
-          <w:p>
-            <w:pPr>
-              <w:spacing w:before="20" w:after="20"/>
-              <w:jc w:val="center"/>
-            </w:pPr>
-            <w:r/>
-            <w:r>
-              <w:rPr>
-                <w:rFonts w:ascii="Times New Roman" w:hAnsi="Times New Roman" w:eastAsia="Times New Roman"/>
-                <w:b w:val="0"/>
-                <w:sz w:val="22"/>
-              </w:rPr>
-              <w:t>0,00</w:t>
-            </w:r>
-          </w:p>
-        </w:tc>
-        <w:tc>
-          <w:tcPr>
-            <w:tcW w:type="dxa" w:w="2163"/>
-            <w:tcBorders>
-              <w:top w:val="single" w:sz="4" w:color="808080"/>
-              <w:left w:val="single" w:sz="4" w:color="808080"/>
-              <w:bottom w:val="single" w:sz="4" w:color="808080"/>
-              <w:right w:val="single" w:sz="4" w:color="808080"/>
-            </w:tcBorders>
-            <w:shd w:fill="FFFFFF" w:val="clear"/>
-          </w:tcPr>
-          <w:p>
-            <w:pPr>
-              <w:spacing w:before="20" w:after="20"/>
-              <w:jc w:val="center"/>
-            </w:pPr>
-            <w:r/>
-            <w:r>
-              <w:rPr>
-                <w:rFonts w:ascii="Times New Roman" w:hAnsi="Times New Roman" w:eastAsia="Times New Roman"/>
-                <w:b w:val="0"/>
-                <w:sz w:val="22"/>
-              </w:rPr>
-              <w:t>0,2592</w:t>
-            </w:r>
-          </w:p>
-        </w:tc>
-        <w:tc>
-          <w:tcPr>
-            <w:tcW w:type="dxa" w:w="2163"/>
-            <w:tcBorders>
-              <w:top w:val="single" w:sz="4" w:color="808080"/>
-              <w:left w:val="single" w:sz="4" w:color="808080"/>
-              <w:bottom w:val="single" w:sz="4" w:color="808080"/>
-              <w:right w:val="single" w:sz="4" w:color="808080"/>
-            </w:tcBorders>
-            <w:shd w:fill="FFFFFF" w:val="clear"/>
-          </w:tcPr>
-          <w:p>
-            <w:pPr>
-              <w:spacing w:before="20" w:after="20"/>
-              <w:jc w:val="center"/>
-            </w:pPr>
-            <w:r/>
-            <w:r>
-              <w:rPr>
-                <w:rFonts w:ascii="Times New Roman" w:hAnsi="Times New Roman" w:eastAsia="Times New Roman"/>
-                <w:b w:val="0"/>
-                <w:sz w:val="22"/>
-              </w:rPr>
-              <w:t>0,2337</w:t>
-            </w:r>
-          </w:p>
-        </w:tc>
-        <w:tc>
-          <w:tcPr>
-            <w:tcW w:type="dxa" w:w="2163"/>
-            <w:tcBorders>
-              <w:top w:val="single" w:sz="4" w:color="808080"/>
-              <w:left w:val="single" w:sz="4" w:color="808080"/>
-              <w:bottom w:val="single" w:sz="4" w:color="808080"/>
-              <w:right w:val="single" w:sz="4" w:color="808080"/>
-            </w:tcBorders>
-            <w:shd w:fill="FFFFFF" w:val="clear"/>
-          </w:tcPr>
-          <w:p>
-            <w:pPr>
-              <w:spacing w:before="20" w:after="20"/>
-              <w:jc w:val="center"/>
-            </w:pPr>
-            <w:r/>
-            <w:r>
-              <w:rPr>
-                <w:rFonts w:ascii="Times New Roman" w:hAnsi="Times New Roman" w:eastAsia="Times New Roman"/>
-                <w:b w:val="0"/>
-                <w:sz w:val="22"/>
-              </w:rPr>
-              <w:t>0,0254</w:t>
-            </w:r>
-          </w:p>
-        </w:tc>
-        <w:tc>
-          <w:tcPr>
-            <w:tcW w:type="dxa" w:w="2163"/>
-            <w:tcBorders>
-              <w:top w:val="single" w:sz="4" w:color="808080"/>
-              <w:left w:val="single" w:sz="4" w:color="808080"/>
-              <w:bottom w:val="single" w:sz="4" w:color="808080"/>
-              <w:right w:val="single" w:sz="4" w:color="808080"/>
-            </w:tcBorders>
-            <w:shd w:fill="FFFFFF" w:val="clear"/>
-          </w:tcPr>
-          <w:p>
-            <w:pPr>
-              <w:spacing w:before="20" w:after="20"/>
-              <w:jc w:val="center"/>
-            </w:pPr>
-            <w:r/>
-            <w:r>
-              <w:rPr>
-                <w:rFonts w:ascii="Times New Roman" w:hAnsi="Times New Roman" w:eastAsia="Times New Roman"/>
-                <w:b w:val="0"/>
-                <w:sz w:val="22"/>
-              </w:rPr>
-              <w:t>22,22</w:t>
-            </w:r>
-          </w:p>
-        </w:tc>
-        <w:tc>
-          <w:tcPr>
-            <w:tcW w:type="dxa" w:w="2163"/>
-            <w:tcBorders>
-              <w:top w:val="single" w:sz="4" w:color="808080"/>
-              <w:left w:val="single" w:sz="4" w:color="808080"/>
-              <w:bottom w:val="single" w:sz="4" w:color="808080"/>
-              <w:right w:val="single" w:sz="4" w:color="808080"/>
-            </w:tcBorders>
-            <w:shd w:fill="FFFFFF" w:val="clear"/>
-          </w:tcPr>
-          <w:p>
-            <w:pPr>
-              <w:spacing w:before="20" w:after="20"/>
-              <w:jc w:val="center"/>
-            </w:pPr>
-            <w:r/>
-            <w:r>
-              <w:rPr>
-                <w:rFonts w:ascii="Times New Roman" w:hAnsi="Times New Roman" w:eastAsia="Times New Roman"/>
-                <w:b w:val="0"/>
-                <w:sz w:val="22"/>
-              </w:rPr>
-              <w:t>7,01</w:t>
-            </w:r>
-          </w:p>
-        </w:tc>
-        <w:tc>
-          <w:tcPr>
-            <w:tcW w:type="dxa" w:w="2163"/>
-            <w:tcBorders>
-              <w:top w:val="single" w:sz="4" w:color="808080"/>
-              <w:left w:val="single" w:sz="4" w:color="808080"/>
-              <w:bottom w:val="single" w:sz="4" w:color="808080"/>
-              <w:right w:val="single" w:sz="4" w:color="808080"/>
-            </w:tcBorders>
-            <w:shd w:fill="FFFFFF" w:val="clear"/>
-          </w:tcPr>
-          <w:p>
-            <w:pPr>
-              <w:spacing w:before="20" w:after="20"/>
-              <w:jc w:val="center"/>
-            </w:pPr>
-            <w:r/>
-            <w:r>
-              <w:rPr>
-                <w:rFonts w:ascii="Times New Roman" w:hAnsi="Times New Roman" w:eastAsia="Times New Roman"/>
-                <w:b w:val="0"/>
-                <w:sz w:val="22"/>
-              </w:rPr>
-              <w:t>0,76</w:t>
-            </w:r>
-          </w:p>
-        </w:tc>
-      </w:tr>
-      <w:tr>
-        <w:tc>
-          <w:tcPr>
-            <w:tcW w:type="dxa" w:w="2163"/>
-            <w:tcBorders>
-              <w:top w:val="single" w:sz="4" w:color="808080"/>
-              <w:left w:val="single" w:sz="4" w:color="808080"/>
-              <w:bottom w:val="single" w:sz="4" w:color="808080"/>
-              <w:right w:val="single" w:sz="4" w:color="808080"/>
-            </w:tcBorders>
-            <w:shd w:fill="D6EAF8" w:val="clear"/>
-          </w:tcPr>
-          <w:p>
-            <w:pPr>
-              <w:spacing w:before="20" w:after="20"/>
-              <w:jc w:val="center"/>
-            </w:pPr>
-            <w:r/>
-            <w:r>
-              <w:rPr>
-                <w:rFonts w:ascii="Times New Roman" w:hAnsi="Times New Roman" w:eastAsia="Times New Roman"/>
-                <w:b w:val="0"/>
-                <w:sz w:val="22"/>
-              </w:rPr>
-              <w:t>0,10</w:t>
-            </w:r>
-          </w:p>
-        </w:tc>
-        <w:tc>
-          <w:tcPr>
-            <w:tcW w:type="dxa" w:w="2163"/>
-            <w:tcBorders>
-              <w:top w:val="single" w:sz="4" w:color="808080"/>
-              <w:left w:val="single" w:sz="4" w:color="808080"/>
-              <w:bottom w:val="single" w:sz="4" w:color="808080"/>
-              <w:right w:val="single" w:sz="4" w:color="808080"/>
-            </w:tcBorders>
-            <w:shd w:fill="D6EAF8" w:val="clear"/>
-          </w:tcPr>
-          <w:p>
-            <w:pPr>
-              <w:spacing w:before="20" w:after="20"/>
-              <w:jc w:val="center"/>
-            </w:pPr>
-            <w:r/>
-            <w:r>
-              <w:rPr>
-                <w:rFonts w:ascii="Times New Roman" w:hAnsi="Times New Roman" w:eastAsia="Times New Roman"/>
-                <w:b w:val="0"/>
-                <w:sz w:val="22"/>
-              </w:rPr>
-              <w:t>0,3023</w:t>
-            </w:r>
-          </w:p>
-        </w:tc>
-        <w:tc>
-          <w:tcPr>
-            <w:tcW w:type="dxa" w:w="2163"/>
-            <w:tcBorders>
-              <w:top w:val="single" w:sz="4" w:color="808080"/>
-              <w:left w:val="single" w:sz="4" w:color="808080"/>
-              <w:bottom w:val="single" w:sz="4" w:color="808080"/>
-              <w:right w:val="single" w:sz="4" w:color="808080"/>
-            </w:tcBorders>
-            <w:shd w:fill="D6EAF8" w:val="clear"/>
-          </w:tcPr>
-          <w:p>
-            <w:pPr>
-              <w:spacing w:before="20" w:after="20"/>
-              <w:jc w:val="center"/>
-            </w:pPr>
-            <w:r/>
-            <w:r>
-              <w:rPr>
-                <w:rFonts w:ascii="Times New Roman" w:hAnsi="Times New Roman" w:eastAsia="Times New Roman"/>
-                <w:b w:val="0"/>
-                <w:sz w:val="22"/>
-              </w:rPr>
-              <w:t>0,2669</w:t>
-            </w:r>
-          </w:p>
-        </w:tc>
-        <w:tc>
-          <w:tcPr>
-            <w:tcW w:type="dxa" w:w="2163"/>
-            <w:tcBorders>
-              <w:top w:val="single" w:sz="4" w:color="808080"/>
-              <w:left w:val="single" w:sz="4" w:color="808080"/>
-              <w:bottom w:val="single" w:sz="4" w:color="808080"/>
-              <w:right w:val="single" w:sz="4" w:color="808080"/>
-            </w:tcBorders>
-            <w:shd w:fill="D6EAF8" w:val="clear"/>
-          </w:tcPr>
-          <w:p>
-            <w:pPr>
-              <w:spacing w:before="20" w:after="20"/>
-              <w:jc w:val="center"/>
-            </w:pPr>
-            <w:r/>
-            <w:r>
-              <w:rPr>
-                <w:rFonts w:ascii="Times New Roman" w:hAnsi="Times New Roman" w:eastAsia="Times New Roman"/>
-                <w:b w:val="0"/>
-                <w:sz w:val="22"/>
-              </w:rPr>
-              <w:t>0,0355</w:t>
-            </w:r>
-          </w:p>
-        </w:tc>
-        <w:tc>
-          <w:tcPr>
-            <w:tcW w:type="dxa" w:w="2163"/>
-            <w:tcBorders>
-              <w:top w:val="single" w:sz="4" w:color="808080"/>
-              <w:left w:val="single" w:sz="4" w:color="808080"/>
-              <w:bottom w:val="single" w:sz="4" w:color="808080"/>
-              <w:right w:val="single" w:sz="4" w:color="808080"/>
-            </w:tcBorders>
-            <w:shd w:fill="D6EAF8" w:val="clear"/>
-          </w:tcPr>
-          <w:p>
-            <w:pPr>
-              <w:spacing w:before="20" w:after="20"/>
-              <w:jc w:val="center"/>
-            </w:pPr>
-            <w:r/>
-            <w:r>
-              <w:rPr>
-                <w:rFonts w:ascii="Times New Roman" w:hAnsi="Times New Roman" w:eastAsia="Times New Roman"/>
-                <w:b w:val="0"/>
-                <w:sz w:val="22"/>
-              </w:rPr>
-              <w:t>20,93</w:t>
-            </w:r>
-          </w:p>
-        </w:tc>
-        <w:tc>
-          <w:tcPr>
-            <w:tcW w:type="dxa" w:w="2163"/>
-            <w:tcBorders>
-              <w:top w:val="single" w:sz="4" w:color="808080"/>
-              <w:left w:val="single" w:sz="4" w:color="808080"/>
-              <w:bottom w:val="single" w:sz="4" w:color="808080"/>
-              <w:right w:val="single" w:sz="4" w:color="808080"/>
-            </w:tcBorders>
-            <w:shd w:fill="D6EAF8" w:val="clear"/>
-          </w:tcPr>
-          <w:p>
-            <w:pPr>
-              <w:spacing w:before="20" w:after="20"/>
-              <w:jc w:val="center"/>
-            </w:pPr>
-            <w:r/>
-            <w:r>
-              <w:rPr>
-                <w:rFonts w:ascii="Times New Roman" w:hAnsi="Times New Roman" w:eastAsia="Times New Roman"/>
-                <w:b w:val="0"/>
-                <w:sz w:val="22"/>
-              </w:rPr>
-              <w:t>8,01</w:t>
-            </w:r>
-          </w:p>
-        </w:tc>
-        <w:tc>
-          <w:tcPr>
-            <w:tcW w:type="dxa" w:w="2163"/>
-            <w:tcBorders>
-              <w:top w:val="single" w:sz="4" w:color="808080"/>
-              <w:left w:val="single" w:sz="4" w:color="808080"/>
-              <w:bottom w:val="single" w:sz="4" w:color="808080"/>
-              <w:right w:val="single" w:sz="4" w:color="808080"/>
-            </w:tcBorders>
-            <w:shd w:fill="D6EAF8" w:val="clear"/>
-          </w:tcPr>
-          <w:p>
-            <w:pPr>
-              <w:spacing w:before="20" w:after="20"/>
-              <w:jc w:val="center"/>
-            </w:pPr>
-            <w:r/>
-            <w:r>
-              <w:rPr>
-                <w:rFonts w:ascii="Times New Roman" w:hAnsi="Times New Roman" w:eastAsia="Times New Roman"/>
-                <w:b w:val="0"/>
-                <w:sz w:val="22"/>
-              </w:rPr>
-              <w:t>1,06</w:t>
-            </w:r>
-          </w:p>
-        </w:tc>
-      </w:tr>
-      <w:tr>
-        <w:tc>
-          <w:tcPr>
-            <w:tcW w:type="dxa" w:w="2163"/>
-            <w:tcBorders>
-              <w:top w:val="single" w:sz="4" w:color="808080"/>
-              <w:left w:val="single" w:sz="4" w:color="808080"/>
-              <w:bottom w:val="single" w:sz="4" w:color="808080"/>
-              <w:right w:val="single" w:sz="4" w:color="808080"/>
-            </w:tcBorders>
-            <w:shd w:fill="FFFFFF" w:val="clear"/>
-          </w:tcPr>
-          <w:p>
-            <w:pPr>
-              <w:spacing w:before="20" w:after="20"/>
-              <w:jc w:val="center"/>
-            </w:pPr>
-            <w:r/>
-            <w:r>
-              <w:rPr>
-                <w:rFonts w:ascii="Times New Roman" w:hAnsi="Times New Roman" w:eastAsia="Times New Roman"/>
-                <w:b w:val="0"/>
-                <w:sz w:val="22"/>
-              </w:rPr>
-              <w:t>0,20</w:t>
-            </w:r>
-          </w:p>
-        </w:tc>
-        <w:tc>
-          <w:tcPr>
-            <w:tcW w:type="dxa" w:w="2163"/>
-            <w:tcBorders>
-              <w:top w:val="single" w:sz="4" w:color="808080"/>
-              <w:left w:val="single" w:sz="4" w:color="808080"/>
-              <w:bottom w:val="single" w:sz="4" w:color="808080"/>
-              <w:right w:val="single" w:sz="4" w:color="808080"/>
-            </w:tcBorders>
-            <w:shd w:fill="FFFFFF" w:val="clear"/>
-          </w:tcPr>
-          <w:p>
-            <w:pPr>
-              <w:spacing w:before="20" w:after="20"/>
-              <w:jc w:val="center"/>
-            </w:pPr>
-            <w:r/>
-            <w:r>
-              <w:rPr>
-                <w:rFonts w:ascii="Times New Roman" w:hAnsi="Times New Roman" w:eastAsia="Times New Roman"/>
-                <w:b w:val="0"/>
-                <w:sz w:val="22"/>
-              </w:rPr>
-              <w:t>0,3430</w:t>
-            </w:r>
-          </w:p>
-        </w:tc>
-        <w:tc>
-          <w:tcPr>
-            <w:tcW w:type="dxa" w:w="2163"/>
-            <w:tcBorders>
-              <w:top w:val="single" w:sz="4" w:color="808080"/>
-              <w:left w:val="single" w:sz="4" w:color="808080"/>
-              <w:bottom w:val="single" w:sz="4" w:color="808080"/>
-              <w:right w:val="single" w:sz="4" w:color="808080"/>
-            </w:tcBorders>
-            <w:shd w:fill="FFFFFF" w:val="clear"/>
-          </w:tcPr>
-          <w:p>
-            <w:pPr>
-              <w:spacing w:before="20" w:after="20"/>
-              <w:jc w:val="center"/>
-            </w:pPr>
-            <w:r/>
-            <w:r>
-              <w:rPr>
-                <w:rFonts w:ascii="Times New Roman" w:hAnsi="Times New Roman" w:eastAsia="Times New Roman"/>
-                <w:b w:val="0"/>
-                <w:sz w:val="22"/>
-              </w:rPr>
-              <w:t>0,2962</w:t>
-            </w:r>
-          </w:p>
-        </w:tc>
-        <w:tc>
-          <w:tcPr>
-            <w:tcW w:type="dxa" w:w="2163"/>
-            <w:tcBorders>
-              <w:top w:val="single" w:sz="4" w:color="808080"/>
-              <w:left w:val="single" w:sz="4" w:color="808080"/>
-              <w:bottom w:val="single" w:sz="4" w:color="808080"/>
-              <w:right w:val="single" w:sz="4" w:color="808080"/>
-            </w:tcBorders>
-            <w:shd w:fill="FFFFFF" w:val="clear"/>
-          </w:tcPr>
-          <w:p>
-            <w:pPr>
-              <w:spacing w:before="20" w:after="20"/>
-              <w:jc w:val="center"/>
-            </w:pPr>
-            <w:r/>
-            <w:r>
-              <w:rPr>
-                <w:rFonts w:ascii="Times New Roman" w:hAnsi="Times New Roman" w:eastAsia="Times New Roman"/>
-                <w:b w:val="0"/>
-                <w:sz w:val="22"/>
-              </w:rPr>
-              <w:t>0,0467</w:t>
-            </w:r>
-          </w:p>
-        </w:tc>
-        <w:tc>
-          <w:tcPr>
-            <w:tcW w:type="dxa" w:w="2163"/>
-            <w:tcBorders>
-              <w:top w:val="single" w:sz="4" w:color="808080"/>
-              <w:left w:val="single" w:sz="4" w:color="808080"/>
-              <w:bottom w:val="single" w:sz="4" w:color="808080"/>
-              <w:right w:val="single" w:sz="4" w:color="808080"/>
-            </w:tcBorders>
-            <w:shd w:fill="FFFFFF" w:val="clear"/>
-          </w:tcPr>
-          <w:p>
-            <w:pPr>
-              <w:spacing w:before="20" w:after="20"/>
-              <w:jc w:val="center"/>
-            </w:pPr>
-            <w:r/>
-            <w:r>
-              <w:rPr>
-                <w:rFonts w:ascii="Times New Roman" w:hAnsi="Times New Roman" w:eastAsia="Times New Roman"/>
-                <w:b w:val="0"/>
-                <w:sz w:val="22"/>
-              </w:rPr>
-              <w:t>19,71</w:t>
-            </w:r>
-          </w:p>
-        </w:tc>
-        <w:tc>
-          <w:tcPr>
-            <w:tcW w:type="dxa" w:w="2163"/>
-            <w:tcBorders>
-              <w:top w:val="single" w:sz="4" w:color="808080"/>
-              <w:left w:val="single" w:sz="4" w:color="808080"/>
-              <w:bottom w:val="single" w:sz="4" w:color="808080"/>
-              <w:right w:val="single" w:sz="4" w:color="808080"/>
-            </w:tcBorders>
-            <w:shd w:fill="FFFFFF" w:val="clear"/>
-          </w:tcPr>
-          <w:p>
-            <w:pPr>
-              <w:spacing w:before="20" w:after="20"/>
-              <w:jc w:val="center"/>
-            </w:pPr>
-            <w:r/>
-            <w:r>
-              <w:rPr>
-                <w:rFonts w:ascii="Times New Roman" w:hAnsi="Times New Roman" w:eastAsia="Times New Roman"/>
-                <w:b w:val="0"/>
-                <w:sz w:val="22"/>
-              </w:rPr>
-              <w:t>8,89</w:t>
-            </w:r>
-          </w:p>
-        </w:tc>
-        <w:tc>
-          <w:tcPr>
-            <w:tcW w:type="dxa" w:w="2163"/>
-            <w:tcBorders>
-              <w:top w:val="single" w:sz="4" w:color="808080"/>
-              <w:left w:val="single" w:sz="4" w:color="808080"/>
-              <w:bottom w:val="single" w:sz="4" w:color="808080"/>
-              <w:right w:val="single" w:sz="4" w:color="808080"/>
-            </w:tcBorders>
-            <w:shd w:fill="FFFFFF" w:val="clear"/>
-          </w:tcPr>
-          <w:p>
-            <w:pPr>
-              <w:spacing w:before="20" w:after="20"/>
-              <w:jc w:val="center"/>
-            </w:pPr>
-            <w:r/>
-            <w:r>
-              <w:rPr>
-                <w:rFonts w:ascii="Times New Roman" w:hAnsi="Times New Roman" w:eastAsia="Times New Roman"/>
-                <w:b w:val="0"/>
-                <w:sz w:val="22"/>
-              </w:rPr>
-              <w:t>1,40</w:t>
-            </w:r>
-          </w:p>
-        </w:tc>
-      </w:tr>
-      <w:tr>
-        <w:tc>
-          <w:tcPr>
-            <w:tcW w:type="dxa" w:w="2163"/>
-            <w:tcBorders>
-              <w:top w:val="single" w:sz="4" w:color="808080"/>
-              <w:left w:val="single" w:sz="4" w:color="808080"/>
-              <w:bottom w:val="single" w:sz="4" w:color="808080"/>
-              <w:right w:val="single" w:sz="4" w:color="808080"/>
-            </w:tcBorders>
-            <w:shd w:fill="D6EAF8" w:val="clear"/>
-          </w:tcPr>
-          <w:p>
-            <w:pPr>
-              <w:spacing w:before="20" w:after="20"/>
-              <w:jc w:val="center"/>
-            </w:pPr>
-            <w:r/>
-            <w:r>
-              <w:rPr>
-                <w:rFonts w:ascii="Times New Roman" w:hAnsi="Times New Roman" w:eastAsia="Times New Roman"/>
-                <w:b w:val="0"/>
-                <w:sz w:val="22"/>
-              </w:rPr>
-              <w:t>0,30</w:t>
-            </w:r>
-          </w:p>
-        </w:tc>
-        <w:tc>
-          <w:tcPr>
-            <w:tcW w:type="dxa" w:w="2163"/>
-            <w:tcBorders>
-              <w:top w:val="single" w:sz="4" w:color="808080"/>
-              <w:left w:val="single" w:sz="4" w:color="808080"/>
-              <w:bottom w:val="single" w:sz="4" w:color="808080"/>
-              <w:right w:val="single" w:sz="4" w:color="808080"/>
-            </w:tcBorders>
-            <w:shd w:fill="D6EAF8" w:val="clear"/>
-          </w:tcPr>
-          <w:p>
-            <w:pPr>
-              <w:spacing w:before="20" w:after="20"/>
-              <w:jc w:val="center"/>
-            </w:pPr>
-            <w:r/>
-            <w:r>
-              <w:rPr>
-                <w:rFonts w:ascii="Times New Roman" w:hAnsi="Times New Roman" w:eastAsia="Times New Roman"/>
-                <w:b w:val="0"/>
-                <w:sz w:val="22"/>
-              </w:rPr>
-              <w:t>0,3812</w:t>
-            </w:r>
-          </w:p>
-        </w:tc>
-        <w:tc>
-          <w:tcPr>
-            <w:tcW w:type="dxa" w:w="2163"/>
-            <w:tcBorders>
-              <w:top w:val="single" w:sz="4" w:color="808080"/>
-              <w:left w:val="single" w:sz="4" w:color="808080"/>
-              <w:bottom w:val="single" w:sz="4" w:color="808080"/>
-              <w:right w:val="single" w:sz="4" w:color="808080"/>
-            </w:tcBorders>
-            <w:shd w:fill="D6EAF8" w:val="clear"/>
-          </w:tcPr>
-          <w:p>
-            <w:pPr>
-              <w:spacing w:before="20" w:after="20"/>
-              <w:jc w:val="center"/>
-            </w:pPr>
-            <w:r/>
-            <w:r>
-              <w:rPr>
-                <w:rFonts w:ascii="Times New Roman" w:hAnsi="Times New Roman" w:eastAsia="Times New Roman"/>
-                <w:b w:val="0"/>
-                <w:sz w:val="22"/>
-              </w:rPr>
-              <w:t>0,3221</w:t>
-            </w:r>
-          </w:p>
-        </w:tc>
-        <w:tc>
-          <w:tcPr>
-            <w:tcW w:type="dxa" w:w="2163"/>
-            <w:tcBorders>
-              <w:top w:val="single" w:sz="4" w:color="808080"/>
-              <w:left w:val="single" w:sz="4" w:color="808080"/>
-              <w:bottom w:val="single" w:sz="4" w:color="808080"/>
-              <w:right w:val="single" w:sz="4" w:color="808080"/>
-            </w:tcBorders>
-            <w:shd w:fill="D6EAF8" w:val="clear"/>
-          </w:tcPr>
-          <w:p>
-            <w:pPr>
-              <w:spacing w:before="20" w:after="20"/>
-              <w:jc w:val="center"/>
-            </w:pPr>
-            <w:r/>
-            <w:r>
-              <w:rPr>
-                <w:rFonts w:ascii="Times New Roman" w:hAnsi="Times New Roman" w:eastAsia="Times New Roman"/>
-                <w:b w:val="0"/>
-                <w:sz w:val="22"/>
-              </w:rPr>
-              <w:t>0,0591</w:t>
-            </w:r>
-          </w:p>
-        </w:tc>
-        <w:tc>
-          <w:tcPr>
-            <w:tcW w:type="dxa" w:w="2163"/>
-            <w:tcBorders>
-              <w:top w:val="single" w:sz="4" w:color="808080"/>
-              <w:left w:val="single" w:sz="4" w:color="808080"/>
-              <w:bottom w:val="single" w:sz="4" w:color="808080"/>
-              <w:right w:val="single" w:sz="4" w:color="808080"/>
-            </w:tcBorders>
-            <w:shd w:fill="D6EAF8" w:val="clear"/>
-          </w:tcPr>
-          <w:p>
-            <w:pPr>
-              <w:spacing w:before="20" w:after="20"/>
-              <w:jc w:val="center"/>
-            </w:pPr>
-            <w:r/>
-            <w:r>
-              <w:rPr>
-                <w:rFonts w:ascii="Times New Roman" w:hAnsi="Times New Roman" w:eastAsia="Times New Roman"/>
-                <w:b w:val="0"/>
-                <w:sz w:val="22"/>
-              </w:rPr>
-              <w:t>18,56</w:t>
-            </w:r>
-          </w:p>
-        </w:tc>
-        <w:tc>
-          <w:tcPr>
-            <w:tcW w:type="dxa" w:w="2163"/>
-            <w:tcBorders>
-              <w:top w:val="single" w:sz="4" w:color="808080"/>
-              <w:left w:val="single" w:sz="4" w:color="808080"/>
-              <w:bottom w:val="single" w:sz="4" w:color="808080"/>
-              <w:right w:val="single" w:sz="4" w:color="808080"/>
-            </w:tcBorders>
-            <w:shd w:fill="D6EAF8" w:val="clear"/>
-          </w:tcPr>
-          <w:p>
-            <w:pPr>
-              <w:spacing w:before="20" w:after="20"/>
-              <w:jc w:val="center"/>
-            </w:pPr>
-            <w:r/>
-            <w:r>
-              <w:rPr>
-                <w:rFonts w:ascii="Times New Roman" w:hAnsi="Times New Roman" w:eastAsia="Times New Roman"/>
-                <w:b w:val="0"/>
-                <w:sz w:val="22"/>
-              </w:rPr>
-              <w:t>9,66</w:t>
-            </w:r>
-          </w:p>
-        </w:tc>
-        <w:tc>
-          <w:tcPr>
-            <w:tcW w:type="dxa" w:w="2163"/>
-            <w:tcBorders>
-              <w:top w:val="single" w:sz="4" w:color="808080"/>
-              <w:left w:val="single" w:sz="4" w:color="808080"/>
-              <w:bottom w:val="single" w:sz="4" w:color="808080"/>
-              <w:right w:val="single" w:sz="4" w:color="808080"/>
-            </w:tcBorders>
-            <w:shd w:fill="D6EAF8" w:val="clear"/>
-          </w:tcPr>
-          <w:p>
-            <w:pPr>
-              <w:spacing w:before="20" w:after="20"/>
-              <w:jc w:val="center"/>
-            </w:pPr>
-            <w:r/>
-            <w:r>
-              <w:rPr>
-                <w:rFonts w:ascii="Times New Roman" w:hAnsi="Times New Roman" w:eastAsia="Times New Roman"/>
-                <w:b w:val="0"/>
-                <w:sz w:val="22"/>
-              </w:rPr>
-              <w:t>1,77</w:t>
-            </w:r>
-          </w:p>
-        </w:tc>
-      </w:tr>
-      <w:tr>
-        <w:tc>
-          <w:tcPr>
-            <w:tcW w:type="dxa" w:w="2163"/>
-            <w:tcBorders>
-              <w:top w:val="single" w:sz="4" w:color="808080"/>
-              <w:left w:val="single" w:sz="4" w:color="808080"/>
-              <w:bottom w:val="single" w:sz="4" w:color="808080"/>
-              <w:right w:val="single" w:sz="4" w:color="808080"/>
-            </w:tcBorders>
-            <w:shd w:fill="FFFFFF" w:val="clear"/>
-          </w:tcPr>
-          <w:p>
-            <w:pPr>
-              <w:spacing w:before="20" w:after="20"/>
-              <w:jc w:val="center"/>
-            </w:pPr>
-            <w:r/>
-            <w:r>
-              <w:rPr>
-                <w:rFonts w:ascii="Times New Roman" w:hAnsi="Times New Roman" w:eastAsia="Times New Roman"/>
-                <w:b w:val="0"/>
-                <w:sz w:val="22"/>
-              </w:rPr>
-              <w:t>0,40</w:t>
-            </w:r>
-          </w:p>
-        </w:tc>
-        <w:tc>
-          <w:tcPr>
-            <w:tcW w:type="dxa" w:w="2163"/>
-            <w:tcBorders>
-              <w:top w:val="single" w:sz="4" w:color="808080"/>
-              <w:left w:val="single" w:sz="4" w:color="808080"/>
-              <w:bottom w:val="single" w:sz="4" w:color="808080"/>
-              <w:right w:val="single" w:sz="4" w:color="808080"/>
-            </w:tcBorders>
-            <w:shd w:fill="FFFFFF" w:val="clear"/>
-          </w:tcPr>
-          <w:p>
-            <w:pPr>
-              <w:spacing w:before="20" w:after="20"/>
-              <w:jc w:val="center"/>
-            </w:pPr>
-            <w:r/>
-            <w:r>
-              <w:rPr>
-                <w:rFonts w:ascii="Times New Roman" w:hAnsi="Times New Roman" w:eastAsia="Times New Roman"/>
-                <w:b w:val="0"/>
-                <w:sz w:val="22"/>
-              </w:rPr>
-              <w:t>0,4173</w:t>
-            </w:r>
-          </w:p>
-        </w:tc>
-        <w:tc>
-          <w:tcPr>
-            <w:tcW w:type="dxa" w:w="2163"/>
-            <w:tcBorders>
-              <w:top w:val="single" w:sz="4" w:color="808080"/>
-              <w:left w:val="single" w:sz="4" w:color="808080"/>
-              <w:bottom w:val="single" w:sz="4" w:color="808080"/>
-              <w:right w:val="single" w:sz="4" w:color="808080"/>
-            </w:tcBorders>
-            <w:shd w:fill="FFFFFF" w:val="clear"/>
-          </w:tcPr>
-          <w:p>
-            <w:pPr>
-              <w:spacing w:before="20" w:after="20"/>
-              <w:jc w:val="center"/>
-            </w:pPr>
-            <w:r/>
-            <w:r>
-              <w:rPr>
-                <w:rFonts w:ascii="Times New Roman" w:hAnsi="Times New Roman" w:eastAsia="Times New Roman"/>
-                <w:b w:val="0"/>
-                <w:sz w:val="22"/>
-              </w:rPr>
-              <w:t>0,3448</w:t>
-            </w:r>
-          </w:p>
-        </w:tc>
-        <w:tc>
-          <w:tcPr>
-            <w:tcW w:type="dxa" w:w="2163"/>
-            <w:tcBorders>
-              <w:top w:val="single" w:sz="4" w:color="808080"/>
-              <w:left w:val="single" w:sz="4" w:color="808080"/>
-              <w:bottom w:val="single" w:sz="4" w:color="808080"/>
-              <w:right w:val="single" w:sz="4" w:color="808080"/>
-            </w:tcBorders>
-            <w:shd w:fill="FFFFFF" w:val="clear"/>
-          </w:tcPr>
-          <w:p>
-            <w:pPr>
-              <w:spacing w:before="20" w:after="20"/>
-              <w:jc w:val="center"/>
-            </w:pPr>
-            <w:r/>
-            <w:r>
-              <w:rPr>
-                <w:rFonts w:ascii="Times New Roman" w:hAnsi="Times New Roman" w:eastAsia="Times New Roman"/>
-                <w:b w:val="0"/>
-                <w:sz w:val="22"/>
-              </w:rPr>
-              <w:t>0,0725</w:t>
-            </w:r>
-          </w:p>
-        </w:tc>
-        <w:tc>
-          <w:tcPr>
-            <w:tcW w:type="dxa" w:w="2163"/>
-            <w:tcBorders>
-              <w:top w:val="single" w:sz="4" w:color="808080"/>
-              <w:left w:val="single" w:sz="4" w:color="808080"/>
-              <w:bottom w:val="single" w:sz="4" w:color="808080"/>
-              <w:right w:val="single" w:sz="4" w:color="808080"/>
-            </w:tcBorders>
-            <w:shd w:fill="FFFFFF" w:val="clear"/>
-          </w:tcPr>
-          <w:p>
-            <w:pPr>
-              <w:spacing w:before="20" w:after="20"/>
-              <w:jc w:val="center"/>
-            </w:pPr>
-            <w:r/>
-            <w:r>
-              <w:rPr>
-                <w:rFonts w:ascii="Times New Roman" w:hAnsi="Times New Roman" w:eastAsia="Times New Roman"/>
-                <w:b w:val="0"/>
-                <w:sz w:val="22"/>
-              </w:rPr>
-              <w:t>17,48</w:t>
-            </w:r>
-          </w:p>
-        </w:tc>
-        <w:tc>
-          <w:tcPr>
-            <w:tcW w:type="dxa" w:w="2163"/>
-            <w:tcBorders>
-              <w:top w:val="single" w:sz="4" w:color="808080"/>
-              <w:left w:val="single" w:sz="4" w:color="808080"/>
-              <w:bottom w:val="single" w:sz="4" w:color="808080"/>
-              <w:right w:val="single" w:sz="4" w:color="808080"/>
-            </w:tcBorders>
-            <w:shd w:fill="FFFFFF" w:val="clear"/>
-          </w:tcPr>
-          <w:p>
-            <w:pPr>
-              <w:spacing w:before="20" w:after="20"/>
-              <w:jc w:val="center"/>
-            </w:pPr>
-            <w:r/>
-            <w:r>
-              <w:rPr>
-                <w:rFonts w:ascii="Times New Roman" w:hAnsi="Times New Roman" w:eastAsia="Times New Roman"/>
-                <w:b w:val="0"/>
-                <w:sz w:val="22"/>
-              </w:rPr>
-              <w:t>10,34</w:t>
-            </w:r>
-          </w:p>
-        </w:tc>
-        <w:tc>
-          <w:tcPr>
-            <w:tcW w:type="dxa" w:w="2163"/>
-            <w:tcBorders>
-              <w:top w:val="single" w:sz="4" w:color="808080"/>
-              <w:left w:val="single" w:sz="4" w:color="808080"/>
-              <w:bottom w:val="single" w:sz="4" w:color="808080"/>
-              <w:right w:val="single" w:sz="4" w:color="808080"/>
-            </w:tcBorders>
-            <w:shd w:fill="FFFFFF" w:val="clear"/>
-          </w:tcPr>
-          <w:p>
-            <w:pPr>
-              <w:spacing w:before="20" w:after="20"/>
-              <w:jc w:val="center"/>
-            </w:pPr>
-            <w:r/>
-            <w:r>
-              <w:rPr>
-                <w:rFonts w:ascii="Times New Roman" w:hAnsi="Times New Roman" w:eastAsia="Times New Roman"/>
-                <w:b w:val="0"/>
-                <w:sz w:val="22"/>
-              </w:rPr>
-              <w:t>2,17</w:t>
-            </w:r>
-          </w:p>
-        </w:tc>
-      </w:tr>
-      <w:tr>
-        <w:tc>
-          <w:tcPr>
-            <w:tcW w:type="dxa" w:w="2163"/>
-            <w:tcBorders>
-              <w:top w:val="single" w:sz="4" w:color="808080"/>
-              <w:left w:val="single" w:sz="4" w:color="808080"/>
-              <w:bottom w:val="single" w:sz="4" w:color="808080"/>
-              <w:right w:val="single" w:sz="4" w:color="808080"/>
-            </w:tcBorders>
-            <w:shd w:fill="FFF2CC" w:val="clear"/>
-          </w:tcPr>
-          <w:p>
-            <w:pPr>
-              <w:spacing w:before="20" w:after="20"/>
-              <w:jc w:val="center"/>
-            </w:pPr>
-            <w:r/>
-            <w:r>
-              <w:rPr>
-                <w:rFonts w:ascii="Times New Roman" w:hAnsi="Times New Roman" w:eastAsia="Times New Roman"/>
-                <w:b/>
-                <w:sz w:val="22"/>
-              </w:rPr>
-              <w:t>0,50</w:t>
-            </w:r>
-          </w:p>
-        </w:tc>
-        <w:tc>
-          <w:tcPr>
-            <w:tcW w:type="dxa" w:w="2163"/>
-            <w:tcBorders>
-              <w:top w:val="single" w:sz="4" w:color="808080"/>
-              <w:left w:val="single" w:sz="4" w:color="808080"/>
-              <w:bottom w:val="single" w:sz="4" w:color="808080"/>
-              <w:right w:val="single" w:sz="4" w:color="808080"/>
-            </w:tcBorders>
-            <w:shd w:fill="FFF2CC" w:val="clear"/>
-          </w:tcPr>
-          <w:p>
-            <w:pPr>
-              <w:spacing w:before="20" w:after="20"/>
-              <w:jc w:val="center"/>
-            </w:pPr>
-            <w:r/>
-            <w:r>
-              <w:rPr>
-                <w:rFonts w:ascii="Times New Roman" w:hAnsi="Times New Roman" w:eastAsia="Times New Roman"/>
-                <w:b/>
-                <w:sz w:val="22"/>
-              </w:rPr>
-              <w:t>0,4512</w:t>
-            </w:r>
-          </w:p>
-        </w:tc>
-        <w:tc>
-          <w:tcPr>
-            <w:tcW w:type="dxa" w:w="2163"/>
-            <w:tcBorders>
-              <w:top w:val="single" w:sz="4" w:color="808080"/>
-              <w:left w:val="single" w:sz="4" w:color="808080"/>
-              <w:bottom w:val="single" w:sz="4" w:color="808080"/>
-              <w:right w:val="single" w:sz="4" w:color="808080"/>
-            </w:tcBorders>
-            <w:shd w:fill="FFF2CC" w:val="clear"/>
-          </w:tcPr>
-          <w:p>
-            <w:pPr>
-              <w:spacing w:before="20" w:after="20"/>
-              <w:jc w:val="center"/>
-            </w:pPr>
-            <w:r/>
-            <w:r>
-              <w:rPr>
-                <w:rFonts w:ascii="Times New Roman" w:hAnsi="Times New Roman" w:eastAsia="Times New Roman"/>
-                <w:b/>
-                <w:sz w:val="22"/>
-              </w:rPr>
-              <w:t>0,3645</w:t>
-            </w:r>
-          </w:p>
-        </w:tc>
-        <w:tc>
-          <w:tcPr>
-            <w:tcW w:type="dxa" w:w="2163"/>
-            <w:tcBorders>
-              <w:top w:val="single" w:sz="4" w:color="808080"/>
-              <w:left w:val="single" w:sz="4" w:color="808080"/>
-              <w:bottom w:val="single" w:sz="4" w:color="808080"/>
-              <w:right w:val="single" w:sz="4" w:color="808080"/>
-            </w:tcBorders>
-            <w:shd w:fill="FFF2CC" w:val="clear"/>
-          </w:tcPr>
-          <w:p>
-            <w:pPr>
-              <w:spacing w:before="20" w:after="20"/>
-              <w:jc w:val="center"/>
-            </w:pPr>
-            <w:r/>
-            <w:r>
-              <w:rPr>
-                <w:rFonts w:ascii="Times New Roman" w:hAnsi="Times New Roman" w:eastAsia="Times New Roman"/>
-                <w:b/>
-                <w:sz w:val="22"/>
-              </w:rPr>
-              <w:t>0,0867</w:t>
-            </w:r>
-          </w:p>
-        </w:tc>
-        <w:tc>
-          <w:tcPr>
-            <w:tcW w:type="dxa" w:w="2163"/>
-            <w:tcBorders>
-              <w:top w:val="single" w:sz="4" w:color="808080"/>
-              <w:left w:val="single" w:sz="4" w:color="808080"/>
-              <w:bottom w:val="single" w:sz="4" w:color="808080"/>
-              <w:right w:val="single" w:sz="4" w:color="808080"/>
-            </w:tcBorders>
-            <w:shd w:fill="FFF2CC" w:val="clear"/>
-          </w:tcPr>
-          <w:p>
-            <w:pPr>
-              <w:spacing w:before="20" w:after="20"/>
-              <w:jc w:val="center"/>
-            </w:pPr>
-            <w:r/>
-            <w:r>
-              <w:rPr>
-                <w:rFonts w:ascii="Times New Roman" w:hAnsi="Times New Roman" w:eastAsia="Times New Roman"/>
-                <w:b/>
-                <w:sz w:val="22"/>
-              </w:rPr>
-              <w:t>16,46</w:t>
-            </w:r>
-          </w:p>
-        </w:tc>
-        <w:tc>
-          <w:tcPr>
-            <w:tcW w:type="dxa" w:w="2163"/>
-            <w:tcBorders>
-              <w:top w:val="single" w:sz="4" w:color="808080"/>
-              <w:left w:val="single" w:sz="4" w:color="808080"/>
-              <w:bottom w:val="single" w:sz="4" w:color="808080"/>
-              <w:right w:val="single" w:sz="4" w:color="808080"/>
-            </w:tcBorders>
-            <w:shd w:fill="FFF2CC" w:val="clear"/>
-          </w:tcPr>
-          <w:p>
-            <w:pPr>
-              <w:spacing w:before="20" w:after="20"/>
-              <w:jc w:val="center"/>
-            </w:pPr>
-            <w:r/>
-            <w:r>
-              <w:rPr>
-                <w:rFonts w:ascii="Times New Roman" w:hAnsi="Times New Roman" w:eastAsia="Times New Roman"/>
-                <w:b/>
-                <w:sz w:val="22"/>
-              </w:rPr>
-              <w:t>10,94</w:t>
-            </w:r>
-          </w:p>
-        </w:tc>
-        <w:tc>
-          <w:tcPr>
-            <w:tcW w:type="dxa" w:w="2163"/>
-            <w:tcBorders>
-              <w:top w:val="single" w:sz="4" w:color="808080"/>
-              <w:left w:val="single" w:sz="4" w:color="808080"/>
-              <w:bottom w:val="single" w:sz="4" w:color="808080"/>
-              <w:right w:val="single" w:sz="4" w:color="808080"/>
-            </w:tcBorders>
-            <w:shd w:fill="FFF2CC" w:val="clear"/>
-          </w:tcPr>
-          <w:p>
-            <w:pPr>
-              <w:spacing w:before="20" w:after="20"/>
-              <w:jc w:val="center"/>
-            </w:pPr>
-            <w:r/>
-            <w:r>
-              <w:rPr>
-                <w:rFonts w:ascii="Times New Roman" w:hAnsi="Times New Roman" w:eastAsia="Times New Roman"/>
-                <w:b/>
-                <w:sz w:val="22"/>
-              </w:rPr>
-              <w:t>2,60</w:t>
-            </w:r>
-          </w:p>
-        </w:tc>
-      </w:tr>
-    </w:tbl>
-    <w:p/>
-    <w:p>
-      <w:pPr>
-        <w:spacing w:after="80" w:before="80" w:line="276" w:lineRule="auto"/>
-      </w:pPr>
-      <w:r>
-        <w:rPr>
-          <w:rFonts w:ascii="Times New Roman" w:hAnsi="Times New Roman" w:eastAsia="Times New Roman"/>
-          <w:b/>
-          <w:color w:val="2E75B6"/>
-          <w:sz w:val="26"/>
-        </w:rPr>
-        <w:t>Реактор 3</w:t>
-      </w:r>
-    </w:p>
-    <w:tbl>
-      <w:tblPr>
-        <w:tblW w:type="auto" w:w="0"/>
-        <w:jc w:val="center"/>
-        <w:tblLayout w:type="autofit"/>
-        <w:tblLook w:firstColumn="1" w:firstRow="1" w:lastColumn="0" w:lastRow="0" w:noHBand="0" w:noVBand="1" w:val="04A0"/>
-      </w:tblPr>
-      <w:tblGrid>
-        <w:gridCol w:w="2163"/>
-        <w:gridCol w:w="2163"/>
-        <w:gridCol w:w="2163"/>
-        <w:gridCol w:w="2163"/>
-        <w:gridCol w:w="2163"/>
-        <w:gridCol w:w="2163"/>
-        <w:gridCol w:w="2163"/>
-      </w:tblGrid>
-      <w:tr>
-        <w:tc>
-          <w:tcPr>
-            <w:tcW w:type="dxa" w:w="2163"/>
-            <w:tcBorders>
-              <w:top w:val="single" w:sz="4" w:color="808080"/>
-              <w:left w:val="single" w:sz="4" w:color="808080"/>
-              <w:bottom w:val="single" w:sz="4" w:color="808080"/>
-              <w:right w:val="single" w:sz="4" w:color="808080"/>
-            </w:tcBorders>
-            <w:shd w:fill="1F4E79" w:val="clear"/>
-          </w:tcPr>
-          <w:p>
-            <w:pPr>
-              <w:spacing w:before="20" w:after="20"/>
-              <w:jc w:val="center"/>
-            </w:pPr>
-            <w:r/>
-            <w:r>
-              <w:rPr>
-                <w:rFonts w:ascii="Times New Roman" w:hAnsi="Times New Roman" w:eastAsia="Times New Roman"/>
-                <w:b/>
-                <w:color w:val="FFFFFF"/>
-                <w:sz w:val="22"/>
-              </w:rPr>
-              <w:t>τ, мин</w:t>
-            </w:r>
-          </w:p>
-        </w:tc>
-        <w:tc>
-          <w:tcPr>
-            <w:tcW w:type="dxa" w:w="2163"/>
-            <w:tcBorders>
-              <w:top w:val="single" w:sz="4" w:color="808080"/>
-              <w:left w:val="single" w:sz="4" w:color="808080"/>
-              <w:bottom w:val="single" w:sz="4" w:color="808080"/>
-              <w:right w:val="single" w:sz="4" w:color="808080"/>
-            </w:tcBorders>
-            <w:shd w:fill="1F4E79" w:val="clear"/>
-          </w:tcPr>
-          <w:p>
-            <w:pPr>
-              <w:spacing w:before="20" w:after="20"/>
-              <w:jc w:val="center"/>
-            </w:pPr>
-            <w:r/>
-            <w:r>
-              <w:rPr>
-                <w:rFonts w:ascii="Times New Roman" w:hAnsi="Times New Roman" w:eastAsia="Times New Roman"/>
-                <w:b/>
-                <w:color w:val="FFFFFF"/>
-                <w:sz w:val="22"/>
-              </w:rPr>
-              <w:t>X</w:t>
-            </w:r>
-          </w:p>
-        </w:tc>
-        <w:tc>
-          <w:tcPr>
-            <w:tcW w:type="dxa" w:w="2163"/>
-            <w:tcBorders>
-              <w:top w:val="single" w:sz="4" w:color="808080"/>
-              <w:left w:val="single" w:sz="4" w:color="808080"/>
-              <w:bottom w:val="single" w:sz="4" w:color="808080"/>
-              <w:right w:val="single" w:sz="4" w:color="808080"/>
-            </w:tcBorders>
-            <w:shd w:fill="1F4E79" w:val="clear"/>
-          </w:tcPr>
-          <w:p>
-            <w:pPr>
-              <w:spacing w:before="20" w:after="20"/>
-              <w:jc w:val="center"/>
-            </w:pPr>
-            <w:r/>
-            <w:r>
-              <w:rPr>
-                <w:rFonts w:ascii="Times New Roman" w:hAnsi="Times New Roman" w:eastAsia="Times New Roman"/>
-                <w:b/>
-                <w:color w:val="FFFFFF"/>
-                <w:sz w:val="22"/>
-              </w:rPr>
-              <w:t>Y</w:t>
-            </w:r>
-          </w:p>
-        </w:tc>
-        <w:tc>
-          <w:tcPr>
-            <w:tcW w:type="dxa" w:w="2163"/>
-            <w:tcBorders>
-              <w:top w:val="single" w:sz="4" w:color="808080"/>
-              <w:left w:val="single" w:sz="4" w:color="808080"/>
-              <w:bottom w:val="single" w:sz="4" w:color="808080"/>
-              <w:right w:val="single" w:sz="4" w:color="808080"/>
-            </w:tcBorders>
-            <w:shd w:fill="1F4E79" w:val="clear"/>
-          </w:tcPr>
-          <w:p>
-            <w:pPr>
-              <w:spacing w:before="20" w:after="20"/>
-              <w:jc w:val="center"/>
-            </w:pPr>
-            <w:r/>
-            <w:r>
-              <w:rPr>
-                <w:rFonts w:ascii="Times New Roman" w:hAnsi="Times New Roman" w:eastAsia="Times New Roman"/>
-                <w:b/>
-                <w:color w:val="FFFFFF"/>
-                <w:sz w:val="22"/>
-              </w:rPr>
-              <w:t>Z</w:t>
-            </w:r>
-          </w:p>
-        </w:tc>
-        <w:tc>
-          <w:tcPr>
-            <w:tcW w:type="dxa" w:w="2163"/>
-            <w:tcBorders>
-              <w:top w:val="single" w:sz="4" w:color="808080"/>
-              <w:left w:val="single" w:sz="4" w:color="808080"/>
-              <w:bottom w:val="single" w:sz="4" w:color="808080"/>
-              <w:right w:val="single" w:sz="4" w:color="808080"/>
-            </w:tcBorders>
-            <w:shd w:fill="1F4E79" w:val="clear"/>
-          </w:tcPr>
-          <w:p>
-            <w:pPr>
-              <w:spacing w:before="20" w:after="20"/>
-              <w:jc w:val="center"/>
-            </w:pPr>
-            <w:r/>
-            <w:r>
-              <w:rPr>
-                <w:rFonts w:ascii="Times New Roman" w:hAnsi="Times New Roman" w:eastAsia="Times New Roman"/>
-                <w:b/>
-                <w:color w:val="FFFFFF"/>
-                <w:sz w:val="22"/>
-              </w:rPr>
-              <w:t>CA, моль/л</w:t>
-            </w:r>
-          </w:p>
-        </w:tc>
-        <w:tc>
-          <w:tcPr>
-            <w:tcW w:type="dxa" w:w="2163"/>
-            <w:tcBorders>
-              <w:top w:val="single" w:sz="4" w:color="808080"/>
-              <w:left w:val="single" w:sz="4" w:color="808080"/>
-              <w:bottom w:val="single" w:sz="4" w:color="808080"/>
-              <w:right w:val="single" w:sz="4" w:color="808080"/>
-            </w:tcBorders>
-            <w:shd w:fill="1F4E79" w:val="clear"/>
-          </w:tcPr>
-          <w:p>
-            <w:pPr>
-              <w:spacing w:before="20" w:after="20"/>
-              <w:jc w:val="center"/>
-            </w:pPr>
-            <w:r/>
-            <w:r>
-              <w:rPr>
-                <w:rFonts w:ascii="Times New Roman" w:hAnsi="Times New Roman" w:eastAsia="Times New Roman"/>
-                <w:b/>
-                <w:color w:val="FFFFFF"/>
-                <w:sz w:val="22"/>
-              </w:rPr>
-              <w:t>CR, моль/л</w:t>
-            </w:r>
-          </w:p>
-        </w:tc>
-        <w:tc>
-          <w:tcPr>
-            <w:tcW w:type="dxa" w:w="2163"/>
-            <w:tcBorders>
-              <w:top w:val="single" w:sz="4" w:color="808080"/>
-              <w:left w:val="single" w:sz="4" w:color="808080"/>
-              <w:bottom w:val="single" w:sz="4" w:color="808080"/>
-              <w:right w:val="single" w:sz="4" w:color="808080"/>
-            </w:tcBorders>
-            <w:shd w:fill="1F4E79" w:val="clear"/>
-          </w:tcPr>
-          <w:p>
-            <w:pPr>
-              <w:spacing w:before="20" w:after="20"/>
-              <w:jc w:val="center"/>
-            </w:pPr>
-            <w:r/>
-            <w:r>
-              <w:rPr>
-                <w:rFonts w:ascii="Times New Roman" w:hAnsi="Times New Roman" w:eastAsia="Times New Roman"/>
-                <w:b/>
-                <w:color w:val="FFFFFF"/>
-                <w:sz w:val="22"/>
-              </w:rPr>
-              <w:t>CS, моль/л</w:t>
-            </w:r>
-          </w:p>
-        </w:tc>
-      </w:tr>
-      <w:tr>
-        <w:tc>
-          <w:tcPr>
-            <w:tcW w:type="dxa" w:w="2163"/>
-            <w:tcBorders>
-              <w:top w:val="single" w:sz="4" w:color="808080"/>
-              <w:left w:val="single" w:sz="4" w:color="808080"/>
-              <w:bottom w:val="single" w:sz="4" w:color="808080"/>
-              <w:right w:val="single" w:sz="4" w:color="808080"/>
-            </w:tcBorders>
-            <w:shd w:fill="FFFFFF" w:val="clear"/>
-          </w:tcPr>
-          <w:p>
-            <w:pPr>
-              <w:spacing w:before="20" w:after="20"/>
-              <w:jc w:val="center"/>
-            </w:pPr>
-            <w:r/>
-            <w:r>
-              <w:rPr>
-                <w:rFonts w:ascii="Times New Roman" w:hAnsi="Times New Roman" w:eastAsia="Times New Roman"/>
-                <w:b w:val="0"/>
-                <w:sz w:val="22"/>
-              </w:rPr>
-              <w:t>0,00</w:t>
-            </w:r>
-          </w:p>
-        </w:tc>
-        <w:tc>
-          <w:tcPr>
-            <w:tcW w:type="dxa" w:w="2163"/>
-            <w:tcBorders>
-              <w:top w:val="single" w:sz="4" w:color="808080"/>
-              <w:left w:val="single" w:sz="4" w:color="808080"/>
-              <w:bottom w:val="single" w:sz="4" w:color="808080"/>
-              <w:right w:val="single" w:sz="4" w:color="808080"/>
-            </w:tcBorders>
-            <w:shd w:fill="FFFFFF" w:val="clear"/>
-          </w:tcPr>
-          <w:p>
-            <w:pPr>
-              <w:spacing w:before="20" w:after="20"/>
-              <w:jc w:val="center"/>
-            </w:pPr>
-            <w:r/>
-            <w:r>
-              <w:rPr>
-                <w:rFonts w:ascii="Times New Roman" w:hAnsi="Times New Roman" w:eastAsia="Times New Roman"/>
-                <w:b w:val="0"/>
-                <w:sz w:val="22"/>
-              </w:rPr>
-              <w:t>0,4512</w:t>
-            </w:r>
-          </w:p>
-        </w:tc>
-        <w:tc>
-          <w:tcPr>
-            <w:tcW w:type="dxa" w:w="2163"/>
-            <w:tcBorders>
-              <w:top w:val="single" w:sz="4" w:color="808080"/>
-              <w:left w:val="single" w:sz="4" w:color="808080"/>
-              <w:bottom w:val="single" w:sz="4" w:color="808080"/>
-              <w:right w:val="single" w:sz="4" w:color="808080"/>
-            </w:tcBorders>
-            <w:shd w:fill="FFFFFF" w:val="clear"/>
-          </w:tcPr>
-          <w:p>
-            <w:pPr>
-              <w:spacing w:before="20" w:after="20"/>
-              <w:jc w:val="center"/>
-            </w:pPr>
-            <w:r/>
-            <w:r>
-              <w:rPr>
-                <w:rFonts w:ascii="Times New Roman" w:hAnsi="Times New Roman" w:eastAsia="Times New Roman"/>
-                <w:b w:val="0"/>
-                <w:sz w:val="22"/>
-              </w:rPr>
-              <w:t>0,3645</w:t>
-            </w:r>
-          </w:p>
-        </w:tc>
-        <w:tc>
-          <w:tcPr>
-            <w:tcW w:type="dxa" w:w="2163"/>
-            <w:tcBorders>
-              <w:top w:val="single" w:sz="4" w:color="808080"/>
-              <w:left w:val="single" w:sz="4" w:color="808080"/>
-              <w:bottom w:val="single" w:sz="4" w:color="808080"/>
-              <w:right w:val="single" w:sz="4" w:color="808080"/>
-            </w:tcBorders>
-            <w:shd w:fill="FFFFFF" w:val="clear"/>
-          </w:tcPr>
-          <w:p>
-            <w:pPr>
-              <w:spacing w:before="20" w:after="20"/>
-              <w:jc w:val="center"/>
-            </w:pPr>
-            <w:r/>
-            <w:r>
-              <w:rPr>
-                <w:rFonts w:ascii="Times New Roman" w:hAnsi="Times New Roman" w:eastAsia="Times New Roman"/>
-                <w:b w:val="0"/>
-                <w:sz w:val="22"/>
-              </w:rPr>
-              <w:t>0,0867</w:t>
-            </w:r>
-          </w:p>
-        </w:tc>
-        <w:tc>
-          <w:tcPr>
-            <w:tcW w:type="dxa" w:w="2163"/>
-            <w:tcBorders>
-              <w:top w:val="single" w:sz="4" w:color="808080"/>
-              <w:left w:val="single" w:sz="4" w:color="808080"/>
-              <w:bottom w:val="single" w:sz="4" w:color="808080"/>
-              <w:right w:val="single" w:sz="4" w:color="808080"/>
-            </w:tcBorders>
-            <w:shd w:fill="FFFFFF" w:val="clear"/>
-          </w:tcPr>
-          <w:p>
-            <w:pPr>
-              <w:spacing w:before="20" w:after="20"/>
-              <w:jc w:val="center"/>
-            </w:pPr>
-            <w:r/>
-            <w:r>
-              <w:rPr>
-                <w:rFonts w:ascii="Times New Roman" w:hAnsi="Times New Roman" w:eastAsia="Times New Roman"/>
-                <w:b w:val="0"/>
-                <w:sz w:val="22"/>
-              </w:rPr>
-              <w:t>16,46</w:t>
-            </w:r>
-          </w:p>
-        </w:tc>
-        <w:tc>
-          <w:tcPr>
-            <w:tcW w:type="dxa" w:w="2163"/>
-            <w:tcBorders>
-              <w:top w:val="single" w:sz="4" w:color="808080"/>
-              <w:left w:val="single" w:sz="4" w:color="808080"/>
-              <w:bottom w:val="single" w:sz="4" w:color="808080"/>
-              <w:right w:val="single" w:sz="4" w:color="808080"/>
-            </w:tcBorders>
-            <w:shd w:fill="FFFFFF" w:val="clear"/>
-          </w:tcPr>
-          <w:p>
-            <w:pPr>
-              <w:spacing w:before="20" w:after="20"/>
-              <w:jc w:val="center"/>
-            </w:pPr>
-            <w:r/>
-            <w:r>
-              <w:rPr>
-                <w:rFonts w:ascii="Times New Roman" w:hAnsi="Times New Roman" w:eastAsia="Times New Roman"/>
-                <w:b w:val="0"/>
-                <w:sz w:val="22"/>
-              </w:rPr>
-              <w:t>10,94</w:t>
-            </w:r>
-          </w:p>
-        </w:tc>
-        <w:tc>
-          <w:tcPr>
-            <w:tcW w:type="dxa" w:w="2163"/>
-            <w:tcBorders>
-              <w:top w:val="single" w:sz="4" w:color="808080"/>
-              <w:left w:val="single" w:sz="4" w:color="808080"/>
-              <w:bottom w:val="single" w:sz="4" w:color="808080"/>
-              <w:right w:val="single" w:sz="4" w:color="808080"/>
-            </w:tcBorders>
-            <w:shd w:fill="FFFFFF" w:val="clear"/>
-          </w:tcPr>
-          <w:p>
-            <w:pPr>
-              <w:spacing w:before="20" w:after="20"/>
-              <w:jc w:val="center"/>
-            </w:pPr>
-            <w:r/>
-            <w:r>
-              <w:rPr>
-                <w:rFonts w:ascii="Times New Roman" w:hAnsi="Times New Roman" w:eastAsia="Times New Roman"/>
-                <w:b w:val="0"/>
-                <w:sz w:val="22"/>
-              </w:rPr>
-              <w:t>2,60</w:t>
-            </w:r>
-          </w:p>
-        </w:tc>
-      </w:tr>
-      <w:tr>
-        <w:tc>
-          <w:tcPr>
-            <w:tcW w:type="dxa" w:w="2163"/>
-            <w:tcBorders>
-              <w:top w:val="single" w:sz="4" w:color="808080"/>
-              <w:left w:val="single" w:sz="4" w:color="808080"/>
-              <w:bottom w:val="single" w:sz="4" w:color="808080"/>
-              <w:right w:val="single" w:sz="4" w:color="808080"/>
-            </w:tcBorders>
-            <w:shd w:fill="D6EAF8" w:val="clear"/>
-          </w:tcPr>
-          <w:p>
-            <w:pPr>
-              <w:spacing w:before="20" w:after="20"/>
-              <w:jc w:val="center"/>
-            </w:pPr>
-            <w:r/>
-            <w:r>
-              <w:rPr>
-                <w:rFonts w:ascii="Times New Roman" w:hAnsi="Times New Roman" w:eastAsia="Times New Roman"/>
-                <w:b w:val="0"/>
-                <w:sz w:val="22"/>
-              </w:rPr>
-              <w:t>0,10</w:t>
-            </w:r>
-          </w:p>
-        </w:tc>
-        <w:tc>
-          <w:tcPr>
-            <w:tcW w:type="dxa" w:w="2163"/>
-            <w:tcBorders>
-              <w:top w:val="single" w:sz="4" w:color="808080"/>
-              <w:left w:val="single" w:sz="4" w:color="808080"/>
-              <w:bottom w:val="single" w:sz="4" w:color="808080"/>
-              <w:right w:val="single" w:sz="4" w:color="808080"/>
-            </w:tcBorders>
-            <w:shd w:fill="D6EAF8" w:val="clear"/>
-          </w:tcPr>
-          <w:p>
-            <w:pPr>
-              <w:spacing w:before="20" w:after="20"/>
-              <w:jc w:val="center"/>
-            </w:pPr>
-            <w:r/>
-            <w:r>
-              <w:rPr>
-                <w:rFonts w:ascii="Times New Roman" w:hAnsi="Times New Roman" w:eastAsia="Times New Roman"/>
-                <w:b w:val="0"/>
-                <w:sz w:val="22"/>
-              </w:rPr>
-              <w:t>0,4831</w:t>
-            </w:r>
-          </w:p>
-        </w:tc>
-        <w:tc>
-          <w:tcPr>
-            <w:tcW w:type="dxa" w:w="2163"/>
-            <w:tcBorders>
-              <w:top w:val="single" w:sz="4" w:color="808080"/>
-              <w:left w:val="single" w:sz="4" w:color="808080"/>
-              <w:bottom w:val="single" w:sz="4" w:color="808080"/>
-              <w:right w:val="single" w:sz="4" w:color="808080"/>
-            </w:tcBorders>
-            <w:shd w:fill="D6EAF8" w:val="clear"/>
-          </w:tcPr>
-          <w:p>
-            <w:pPr>
-              <w:spacing w:before="20" w:after="20"/>
-              <w:jc w:val="center"/>
-            </w:pPr>
-            <w:r/>
-            <w:r>
-              <w:rPr>
-                <w:rFonts w:ascii="Times New Roman" w:hAnsi="Times New Roman" w:eastAsia="Times New Roman"/>
-                <w:b w:val="0"/>
-                <w:sz w:val="22"/>
-              </w:rPr>
-              <w:t>0,3816</w:t>
-            </w:r>
-          </w:p>
-        </w:tc>
-        <w:tc>
-          <w:tcPr>
-            <w:tcW w:type="dxa" w:w="2163"/>
-            <w:tcBorders>
-              <w:top w:val="single" w:sz="4" w:color="808080"/>
-              <w:left w:val="single" w:sz="4" w:color="808080"/>
-              <w:bottom w:val="single" w:sz="4" w:color="808080"/>
-              <w:right w:val="single" w:sz="4" w:color="808080"/>
-            </w:tcBorders>
-            <w:shd w:fill="D6EAF8" w:val="clear"/>
-          </w:tcPr>
-          <w:p>
-            <w:pPr>
-              <w:spacing w:before="20" w:after="20"/>
-              <w:jc w:val="center"/>
-            </w:pPr>
-            <w:r/>
-            <w:r>
-              <w:rPr>
-                <w:rFonts w:ascii="Times New Roman" w:hAnsi="Times New Roman" w:eastAsia="Times New Roman"/>
-                <w:b w:val="0"/>
-                <w:sz w:val="22"/>
-              </w:rPr>
-              <w:t>0,1016</w:t>
-            </w:r>
-          </w:p>
-        </w:tc>
-        <w:tc>
-          <w:tcPr>
-            <w:tcW w:type="dxa" w:w="2163"/>
-            <w:tcBorders>
-              <w:top w:val="single" w:sz="4" w:color="808080"/>
-              <w:left w:val="single" w:sz="4" w:color="808080"/>
-              <w:bottom w:val="single" w:sz="4" w:color="808080"/>
-              <w:right w:val="single" w:sz="4" w:color="808080"/>
-            </w:tcBorders>
-            <w:shd w:fill="D6EAF8" w:val="clear"/>
-          </w:tcPr>
-          <w:p>
-            <w:pPr>
-              <w:spacing w:before="20" w:after="20"/>
-              <w:jc w:val="center"/>
-            </w:pPr>
-            <w:r/>
-            <w:r>
-              <w:rPr>
-                <w:rFonts w:ascii="Times New Roman" w:hAnsi="Times New Roman" w:eastAsia="Times New Roman"/>
-                <w:b w:val="0"/>
-                <w:sz w:val="22"/>
-              </w:rPr>
-              <w:t>15,51</w:t>
-            </w:r>
-          </w:p>
-        </w:tc>
-        <w:tc>
-          <w:tcPr>
-            <w:tcW w:type="dxa" w:w="2163"/>
-            <w:tcBorders>
-              <w:top w:val="single" w:sz="4" w:color="808080"/>
-              <w:left w:val="single" w:sz="4" w:color="808080"/>
-              <w:bottom w:val="single" w:sz="4" w:color="808080"/>
-              <w:right w:val="single" w:sz="4" w:color="808080"/>
-            </w:tcBorders>
-            <w:shd w:fill="D6EAF8" w:val="clear"/>
-          </w:tcPr>
-          <w:p>
-            <w:pPr>
-              <w:spacing w:before="20" w:after="20"/>
-              <w:jc w:val="center"/>
-            </w:pPr>
-            <w:r/>
-            <w:r>
-              <w:rPr>
-                <w:rFonts w:ascii="Times New Roman" w:hAnsi="Times New Roman" w:eastAsia="Times New Roman"/>
-                <w:b w:val="0"/>
-                <w:sz w:val="22"/>
-              </w:rPr>
-              <w:t>11,45</w:t>
-            </w:r>
-          </w:p>
-        </w:tc>
-        <w:tc>
-          <w:tcPr>
-            <w:tcW w:type="dxa" w:w="2163"/>
-            <w:tcBorders>
-              <w:top w:val="single" w:sz="4" w:color="808080"/>
-              <w:left w:val="single" w:sz="4" w:color="808080"/>
-              <w:bottom w:val="single" w:sz="4" w:color="808080"/>
-              <w:right w:val="single" w:sz="4" w:color="808080"/>
-            </w:tcBorders>
-            <w:shd w:fill="D6EAF8" w:val="clear"/>
-          </w:tcPr>
-          <w:p>
-            <w:pPr>
-              <w:spacing w:before="20" w:after="20"/>
-              <w:jc w:val="center"/>
-            </w:pPr>
-            <w:r/>
-            <w:r>
-              <w:rPr>
-                <w:rFonts w:ascii="Times New Roman" w:hAnsi="Times New Roman" w:eastAsia="Times New Roman"/>
-                <w:b w:val="0"/>
-                <w:sz w:val="22"/>
-              </w:rPr>
-              <w:t>3,05</w:t>
-            </w:r>
-          </w:p>
-        </w:tc>
-      </w:tr>
-      <w:tr>
-        <w:tc>
-          <w:tcPr>
-            <w:tcW w:type="dxa" w:w="2163"/>
-            <w:tcBorders>
-              <w:top w:val="single" w:sz="4" w:color="808080"/>
-              <w:left w:val="single" w:sz="4" w:color="808080"/>
-              <w:bottom w:val="single" w:sz="4" w:color="808080"/>
-              <w:right w:val="single" w:sz="4" w:color="808080"/>
-            </w:tcBorders>
-            <w:shd w:fill="FFFFFF" w:val="clear"/>
-          </w:tcPr>
-          <w:p>
-            <w:pPr>
-              <w:spacing w:before="20" w:after="20"/>
-              <w:jc w:val="center"/>
-            </w:pPr>
-            <w:r/>
-            <w:r>
-              <w:rPr>
-                <w:rFonts w:ascii="Times New Roman" w:hAnsi="Times New Roman" w:eastAsia="Times New Roman"/>
-                <w:b w:val="0"/>
-                <w:sz w:val="22"/>
-              </w:rPr>
-              <w:t>0,20</w:t>
-            </w:r>
-          </w:p>
-        </w:tc>
-        <w:tc>
-          <w:tcPr>
-            <w:tcW w:type="dxa" w:w="2163"/>
-            <w:tcBorders>
-              <w:top w:val="single" w:sz="4" w:color="808080"/>
-              <w:left w:val="single" w:sz="4" w:color="808080"/>
-              <w:bottom w:val="single" w:sz="4" w:color="808080"/>
-              <w:right w:val="single" w:sz="4" w:color="808080"/>
-            </w:tcBorders>
-            <w:shd w:fill="FFFFFF" w:val="clear"/>
-          </w:tcPr>
-          <w:p>
-            <w:pPr>
-              <w:spacing w:before="20" w:after="20"/>
-              <w:jc w:val="center"/>
-            </w:pPr>
-            <w:r/>
-            <w:r>
-              <w:rPr>
-                <w:rFonts w:ascii="Times New Roman" w:hAnsi="Times New Roman" w:eastAsia="Times New Roman"/>
-                <w:b w:val="0"/>
-                <w:sz w:val="22"/>
-              </w:rPr>
-              <w:t>0,5132</w:t>
-            </w:r>
-          </w:p>
-        </w:tc>
-        <w:tc>
-          <w:tcPr>
-            <w:tcW w:type="dxa" w:w="2163"/>
-            <w:tcBorders>
-              <w:top w:val="single" w:sz="4" w:color="808080"/>
-              <w:left w:val="single" w:sz="4" w:color="808080"/>
-              <w:bottom w:val="single" w:sz="4" w:color="808080"/>
-              <w:right w:val="single" w:sz="4" w:color="808080"/>
-            </w:tcBorders>
-            <w:shd w:fill="FFFFFF" w:val="clear"/>
-          </w:tcPr>
-          <w:p>
-            <w:pPr>
-              <w:spacing w:before="20" w:after="20"/>
-              <w:jc w:val="center"/>
-            </w:pPr>
-            <w:r/>
-            <w:r>
-              <w:rPr>
-                <w:rFonts w:ascii="Times New Roman" w:hAnsi="Times New Roman" w:eastAsia="Times New Roman"/>
-                <w:b w:val="0"/>
-                <w:sz w:val="22"/>
-              </w:rPr>
-              <w:t>0,3961</w:t>
-            </w:r>
-          </w:p>
-        </w:tc>
-        <w:tc>
-          <w:tcPr>
-            <w:tcW w:type="dxa" w:w="2163"/>
-            <w:tcBorders>
-              <w:top w:val="single" w:sz="4" w:color="808080"/>
-              <w:left w:val="single" w:sz="4" w:color="808080"/>
-              <w:bottom w:val="single" w:sz="4" w:color="808080"/>
-              <w:right w:val="single" w:sz="4" w:color="808080"/>
-            </w:tcBorders>
-            <w:shd w:fill="FFFFFF" w:val="clear"/>
-          </w:tcPr>
-          <w:p>
-            <w:pPr>
-              <w:spacing w:before="20" w:after="20"/>
-              <w:jc w:val="center"/>
-            </w:pPr>
-            <w:r/>
-            <w:r>
-              <w:rPr>
-                <w:rFonts w:ascii="Times New Roman" w:hAnsi="Times New Roman" w:eastAsia="Times New Roman"/>
-                <w:b w:val="0"/>
-                <w:sz w:val="22"/>
-              </w:rPr>
-              <w:t>0,1172</w:t>
-            </w:r>
-          </w:p>
-        </w:tc>
-        <w:tc>
-          <w:tcPr>
-            <w:tcW w:type="dxa" w:w="2163"/>
-            <w:tcBorders>
-              <w:top w:val="single" w:sz="4" w:color="808080"/>
-              <w:left w:val="single" w:sz="4" w:color="808080"/>
-              <w:bottom w:val="single" w:sz="4" w:color="808080"/>
-              <w:right w:val="single" w:sz="4" w:color="808080"/>
-            </w:tcBorders>
-            <w:shd w:fill="FFFFFF" w:val="clear"/>
-          </w:tcPr>
-          <w:p>
-            <w:pPr>
-              <w:spacing w:before="20" w:after="20"/>
-              <w:jc w:val="center"/>
-            </w:pPr>
-            <w:r/>
-            <w:r>
-              <w:rPr>
-                <w:rFonts w:ascii="Times New Roman" w:hAnsi="Times New Roman" w:eastAsia="Times New Roman"/>
-                <w:b w:val="0"/>
-                <w:sz w:val="22"/>
-              </w:rPr>
-              <w:t>14,60</w:t>
-            </w:r>
-          </w:p>
-        </w:tc>
-        <w:tc>
-          <w:tcPr>
-            <w:tcW w:type="dxa" w:w="2163"/>
-            <w:tcBorders>
-              <w:top w:val="single" w:sz="4" w:color="808080"/>
-              <w:left w:val="single" w:sz="4" w:color="808080"/>
-              <w:bottom w:val="single" w:sz="4" w:color="808080"/>
-              <w:right w:val="single" w:sz="4" w:color="808080"/>
-            </w:tcBorders>
-            <w:shd w:fill="FFFFFF" w:val="clear"/>
-          </w:tcPr>
-          <w:p>
-            <w:pPr>
-              <w:spacing w:before="20" w:after="20"/>
-              <w:jc w:val="center"/>
-            </w:pPr>
-            <w:r/>
-            <w:r>
-              <w:rPr>
-                <w:rFonts w:ascii="Times New Roman" w:hAnsi="Times New Roman" w:eastAsia="Times New Roman"/>
-                <w:b w:val="0"/>
-                <w:sz w:val="22"/>
-              </w:rPr>
-              <w:t>11,88</w:t>
-            </w:r>
-          </w:p>
-        </w:tc>
-        <w:tc>
-          <w:tcPr>
-            <w:tcW w:type="dxa" w:w="2163"/>
-            <w:tcBorders>
-              <w:top w:val="single" w:sz="4" w:color="808080"/>
-              <w:left w:val="single" w:sz="4" w:color="808080"/>
-              <w:bottom w:val="single" w:sz="4" w:color="808080"/>
-              <w:right w:val="single" w:sz="4" w:color="808080"/>
-            </w:tcBorders>
-            <w:shd w:fill="FFFFFF" w:val="clear"/>
-          </w:tcPr>
-          <w:p>
-            <w:pPr>
-              <w:spacing w:before="20" w:after="20"/>
-              <w:jc w:val="center"/>
-            </w:pPr>
-            <w:r/>
-            <w:r>
-              <w:rPr>
-                <w:rFonts w:ascii="Times New Roman" w:hAnsi="Times New Roman" w:eastAsia="Times New Roman"/>
-                <w:b w:val="0"/>
-                <w:sz w:val="22"/>
-              </w:rPr>
-              <w:t>3,52</w:t>
-            </w:r>
-          </w:p>
-        </w:tc>
-      </w:tr>
-      <w:tr>
-        <w:tc>
-          <w:tcPr>
-            <w:tcW w:type="dxa" w:w="2163"/>
-            <w:tcBorders>
-              <w:top w:val="single" w:sz="4" w:color="808080"/>
-              <w:left w:val="single" w:sz="4" w:color="808080"/>
-              <w:bottom w:val="single" w:sz="4" w:color="808080"/>
-              <w:right w:val="single" w:sz="4" w:color="808080"/>
-            </w:tcBorders>
-            <w:shd w:fill="D6EAF8" w:val="clear"/>
-          </w:tcPr>
-          <w:p>
-            <w:pPr>
-              <w:spacing w:before="20" w:after="20"/>
-              <w:jc w:val="center"/>
-            </w:pPr>
-            <w:r/>
-            <w:r>
-              <w:rPr>
-                <w:rFonts w:ascii="Times New Roman" w:hAnsi="Times New Roman" w:eastAsia="Times New Roman"/>
-                <w:b w:val="0"/>
-                <w:sz w:val="22"/>
-              </w:rPr>
-              <w:t>0,30</w:t>
-            </w:r>
-          </w:p>
-        </w:tc>
-        <w:tc>
-          <w:tcPr>
-            <w:tcW w:type="dxa" w:w="2163"/>
-            <w:tcBorders>
-              <w:top w:val="single" w:sz="4" w:color="808080"/>
-              <w:left w:val="single" w:sz="4" w:color="808080"/>
-              <w:bottom w:val="single" w:sz="4" w:color="808080"/>
-              <w:right w:val="single" w:sz="4" w:color="808080"/>
-            </w:tcBorders>
-            <w:shd w:fill="D6EAF8" w:val="clear"/>
-          </w:tcPr>
-          <w:p>
-            <w:pPr>
-              <w:spacing w:before="20" w:after="20"/>
-              <w:jc w:val="center"/>
-            </w:pPr>
-            <w:r/>
-            <w:r>
-              <w:rPr>
-                <w:rFonts w:ascii="Times New Roman" w:hAnsi="Times New Roman" w:eastAsia="Times New Roman"/>
-                <w:b w:val="0"/>
-                <w:sz w:val="22"/>
-              </w:rPr>
-              <w:t>0,5416</w:t>
-            </w:r>
-          </w:p>
-        </w:tc>
-        <w:tc>
-          <w:tcPr>
-            <w:tcW w:type="dxa" w:w="2163"/>
-            <w:tcBorders>
-              <w:top w:val="single" w:sz="4" w:color="808080"/>
-              <w:left w:val="single" w:sz="4" w:color="808080"/>
-              <w:bottom w:val="single" w:sz="4" w:color="808080"/>
-              <w:right w:val="single" w:sz="4" w:color="808080"/>
-            </w:tcBorders>
-            <w:shd w:fill="D6EAF8" w:val="clear"/>
-          </w:tcPr>
-          <w:p>
-            <w:pPr>
-              <w:spacing w:before="20" w:after="20"/>
-              <w:jc w:val="center"/>
-            </w:pPr>
-            <w:r/>
-            <w:r>
-              <w:rPr>
-                <w:rFonts w:ascii="Times New Roman" w:hAnsi="Times New Roman" w:eastAsia="Times New Roman"/>
-                <w:b w:val="0"/>
-                <w:sz w:val="22"/>
-              </w:rPr>
-              <w:t>0,4083</w:t>
-            </w:r>
-          </w:p>
-        </w:tc>
-        <w:tc>
-          <w:tcPr>
-            <w:tcW w:type="dxa" w:w="2163"/>
-            <w:tcBorders>
-              <w:top w:val="single" w:sz="4" w:color="808080"/>
-              <w:left w:val="single" w:sz="4" w:color="808080"/>
-              <w:bottom w:val="single" w:sz="4" w:color="808080"/>
-              <w:right w:val="single" w:sz="4" w:color="808080"/>
-            </w:tcBorders>
-            <w:shd w:fill="D6EAF8" w:val="clear"/>
-          </w:tcPr>
-          <w:p>
-            <w:pPr>
-              <w:spacing w:before="20" w:after="20"/>
-              <w:jc w:val="center"/>
-            </w:pPr>
-            <w:r/>
-            <w:r>
-              <w:rPr>
-                <w:rFonts w:ascii="Times New Roman" w:hAnsi="Times New Roman" w:eastAsia="Times New Roman"/>
-                <w:b w:val="0"/>
-                <w:sz w:val="22"/>
-              </w:rPr>
-              <w:t>0,1333</w:t>
-            </w:r>
-          </w:p>
-        </w:tc>
-        <w:tc>
-          <w:tcPr>
-            <w:tcW w:type="dxa" w:w="2163"/>
-            <w:tcBorders>
-              <w:top w:val="single" w:sz="4" w:color="808080"/>
-              <w:left w:val="single" w:sz="4" w:color="808080"/>
-              <w:bottom w:val="single" w:sz="4" w:color="808080"/>
-              <w:right w:val="single" w:sz="4" w:color="808080"/>
-            </w:tcBorders>
-            <w:shd w:fill="D6EAF8" w:val="clear"/>
-          </w:tcPr>
-          <w:p>
-            <w:pPr>
-              <w:spacing w:before="20" w:after="20"/>
-              <w:jc w:val="center"/>
-            </w:pPr>
-            <w:r/>
-            <w:r>
-              <w:rPr>
-                <w:rFonts w:ascii="Times New Roman" w:hAnsi="Times New Roman" w:eastAsia="Times New Roman"/>
-                <w:b w:val="0"/>
-                <w:sz w:val="22"/>
-              </w:rPr>
-              <w:t>13,75</w:t>
-            </w:r>
-          </w:p>
-        </w:tc>
-        <w:tc>
-          <w:tcPr>
-            <w:tcW w:type="dxa" w:w="2163"/>
-            <w:tcBorders>
-              <w:top w:val="single" w:sz="4" w:color="808080"/>
-              <w:left w:val="single" w:sz="4" w:color="808080"/>
-              <w:bottom w:val="single" w:sz="4" w:color="808080"/>
-              <w:right w:val="single" w:sz="4" w:color="808080"/>
-            </w:tcBorders>
-            <w:shd w:fill="D6EAF8" w:val="clear"/>
-          </w:tcPr>
-          <w:p>
-            <w:pPr>
-              <w:spacing w:before="20" w:after="20"/>
-              <w:jc w:val="center"/>
-            </w:pPr>
-            <w:r/>
-            <w:r>
-              <w:rPr>
-                <w:rFonts w:ascii="Times New Roman" w:hAnsi="Times New Roman" w:eastAsia="Times New Roman"/>
-                <w:b w:val="0"/>
-                <w:sz w:val="22"/>
-              </w:rPr>
-              <w:t>12,25</w:t>
-            </w:r>
-          </w:p>
-        </w:tc>
-        <w:tc>
-          <w:tcPr>
-            <w:tcW w:type="dxa" w:w="2163"/>
-            <w:tcBorders>
-              <w:top w:val="single" w:sz="4" w:color="808080"/>
-              <w:left w:val="single" w:sz="4" w:color="808080"/>
-              <w:bottom w:val="single" w:sz="4" w:color="808080"/>
-              <w:right w:val="single" w:sz="4" w:color="808080"/>
-            </w:tcBorders>
-            <w:shd w:fill="D6EAF8" w:val="clear"/>
-          </w:tcPr>
-          <w:p>
-            <w:pPr>
-              <w:spacing w:before="20" w:after="20"/>
-              <w:jc w:val="center"/>
-            </w:pPr>
-            <w:r/>
-            <w:r>
-              <w:rPr>
-                <w:rFonts w:ascii="Times New Roman" w:hAnsi="Times New Roman" w:eastAsia="Times New Roman"/>
-                <w:b w:val="0"/>
-                <w:sz w:val="22"/>
-              </w:rPr>
-              <w:t>4,00</w:t>
-            </w:r>
-          </w:p>
-        </w:tc>
-      </w:tr>
-      <w:tr>
-        <w:tc>
-          <w:tcPr>
-            <w:tcW w:type="dxa" w:w="2163"/>
-            <w:tcBorders>
-              <w:top w:val="single" w:sz="4" w:color="808080"/>
-              <w:left w:val="single" w:sz="4" w:color="808080"/>
-              <w:bottom w:val="single" w:sz="4" w:color="808080"/>
-              <w:right w:val="single" w:sz="4" w:color="808080"/>
-            </w:tcBorders>
-            <w:shd w:fill="FFFFFF" w:val="clear"/>
-          </w:tcPr>
-          <w:p>
-            <w:pPr>
-              <w:spacing w:before="20" w:after="20"/>
-              <w:jc w:val="center"/>
-            </w:pPr>
-            <w:r/>
-            <w:r>
-              <w:rPr>
-                <w:rFonts w:ascii="Times New Roman" w:hAnsi="Times New Roman" w:eastAsia="Times New Roman"/>
-                <w:b w:val="0"/>
-                <w:sz w:val="22"/>
-              </w:rPr>
-              <w:t>0,40</w:t>
-            </w:r>
-          </w:p>
-        </w:tc>
-        <w:tc>
-          <w:tcPr>
-            <w:tcW w:type="dxa" w:w="2163"/>
-            <w:tcBorders>
-              <w:top w:val="single" w:sz="4" w:color="808080"/>
-              <w:left w:val="single" w:sz="4" w:color="808080"/>
-              <w:bottom w:val="single" w:sz="4" w:color="808080"/>
-              <w:right w:val="single" w:sz="4" w:color="808080"/>
-            </w:tcBorders>
-            <w:shd w:fill="FFFFFF" w:val="clear"/>
-          </w:tcPr>
-          <w:p>
-            <w:pPr>
-              <w:spacing w:before="20" w:after="20"/>
-              <w:jc w:val="center"/>
-            </w:pPr>
-            <w:r/>
-            <w:r>
-              <w:rPr>
-                <w:rFonts w:ascii="Times New Roman" w:hAnsi="Times New Roman" w:eastAsia="Times New Roman"/>
-                <w:b w:val="0"/>
-                <w:sz w:val="22"/>
-              </w:rPr>
-              <w:t>0,5683</w:t>
-            </w:r>
-          </w:p>
-        </w:tc>
-        <w:tc>
-          <w:tcPr>
-            <w:tcW w:type="dxa" w:w="2163"/>
-            <w:tcBorders>
-              <w:top w:val="single" w:sz="4" w:color="808080"/>
-              <w:left w:val="single" w:sz="4" w:color="808080"/>
-              <w:bottom w:val="single" w:sz="4" w:color="808080"/>
-              <w:right w:val="single" w:sz="4" w:color="808080"/>
-            </w:tcBorders>
-            <w:shd w:fill="FFFFFF" w:val="clear"/>
-          </w:tcPr>
-          <w:p>
-            <w:pPr>
-              <w:spacing w:before="20" w:after="20"/>
-              <w:jc w:val="center"/>
-            </w:pPr>
-            <w:r/>
-            <w:r>
-              <w:rPr>
-                <w:rFonts w:ascii="Times New Roman" w:hAnsi="Times New Roman" w:eastAsia="Times New Roman"/>
-                <w:b w:val="0"/>
-                <w:sz w:val="22"/>
-              </w:rPr>
-              <w:t>0,4185</w:t>
-            </w:r>
-          </w:p>
-        </w:tc>
-        <w:tc>
-          <w:tcPr>
-            <w:tcW w:type="dxa" w:w="2163"/>
-            <w:tcBorders>
-              <w:top w:val="single" w:sz="4" w:color="808080"/>
-              <w:left w:val="single" w:sz="4" w:color="808080"/>
-              <w:bottom w:val="single" w:sz="4" w:color="808080"/>
-              <w:right w:val="single" w:sz="4" w:color="808080"/>
-            </w:tcBorders>
-            <w:shd w:fill="FFFFFF" w:val="clear"/>
-          </w:tcPr>
-          <w:p>
-            <w:pPr>
-              <w:spacing w:before="20" w:after="20"/>
-              <w:jc w:val="center"/>
-            </w:pPr>
-            <w:r/>
-            <w:r>
-              <w:rPr>
-                <w:rFonts w:ascii="Times New Roman" w:hAnsi="Times New Roman" w:eastAsia="Times New Roman"/>
-                <w:b w:val="0"/>
-                <w:sz w:val="22"/>
-              </w:rPr>
-              <w:t>0,1498</w:t>
-            </w:r>
-          </w:p>
-        </w:tc>
-        <w:tc>
-          <w:tcPr>
-            <w:tcW w:type="dxa" w:w="2163"/>
-            <w:tcBorders>
-              <w:top w:val="single" w:sz="4" w:color="808080"/>
-              <w:left w:val="single" w:sz="4" w:color="808080"/>
-              <w:bottom w:val="single" w:sz="4" w:color="808080"/>
-              <w:right w:val="single" w:sz="4" w:color="808080"/>
-            </w:tcBorders>
-            <w:shd w:fill="FFFFFF" w:val="clear"/>
-          </w:tcPr>
-          <w:p>
-            <w:pPr>
-              <w:spacing w:before="20" w:after="20"/>
-              <w:jc w:val="center"/>
-            </w:pPr>
-            <w:r/>
-            <w:r>
-              <w:rPr>
-                <w:rFonts w:ascii="Times New Roman" w:hAnsi="Times New Roman" w:eastAsia="Times New Roman"/>
-                <w:b w:val="0"/>
-                <w:sz w:val="22"/>
-              </w:rPr>
-              <w:t>12,95</w:t>
-            </w:r>
-          </w:p>
-        </w:tc>
-        <w:tc>
-          <w:tcPr>
-            <w:tcW w:type="dxa" w:w="2163"/>
-            <w:tcBorders>
-              <w:top w:val="single" w:sz="4" w:color="808080"/>
-              <w:left w:val="single" w:sz="4" w:color="808080"/>
-              <w:bottom w:val="single" w:sz="4" w:color="808080"/>
-              <w:right w:val="single" w:sz="4" w:color="808080"/>
-            </w:tcBorders>
-            <w:shd w:fill="FFFFFF" w:val="clear"/>
-          </w:tcPr>
-          <w:p>
-            <w:pPr>
-              <w:spacing w:before="20" w:after="20"/>
-              <w:jc w:val="center"/>
-            </w:pPr>
-            <w:r/>
-            <w:r>
-              <w:rPr>
-                <w:rFonts w:ascii="Times New Roman" w:hAnsi="Times New Roman" w:eastAsia="Times New Roman"/>
-                <w:b w:val="0"/>
-                <w:sz w:val="22"/>
-              </w:rPr>
-              <w:t>12,55</w:t>
-            </w:r>
-          </w:p>
-        </w:tc>
-        <w:tc>
-          <w:tcPr>
-            <w:tcW w:type="dxa" w:w="2163"/>
-            <w:tcBorders>
-              <w:top w:val="single" w:sz="4" w:color="808080"/>
-              <w:left w:val="single" w:sz="4" w:color="808080"/>
-              <w:bottom w:val="single" w:sz="4" w:color="808080"/>
-              <w:right w:val="single" w:sz="4" w:color="808080"/>
-            </w:tcBorders>
-            <w:shd w:fill="FFFFFF" w:val="clear"/>
-          </w:tcPr>
-          <w:p>
-            <w:pPr>
-              <w:spacing w:before="20" w:after="20"/>
-              <w:jc w:val="center"/>
-            </w:pPr>
-            <w:r/>
-            <w:r>
-              <w:rPr>
-                <w:rFonts w:ascii="Times New Roman" w:hAnsi="Times New Roman" w:eastAsia="Times New Roman"/>
-                <w:b w:val="0"/>
-                <w:sz w:val="22"/>
-              </w:rPr>
-              <w:t>4,49</w:t>
-            </w:r>
-          </w:p>
-        </w:tc>
-      </w:tr>
-      <w:tr>
-        <w:tc>
-          <w:tcPr>
-            <w:tcW w:type="dxa" w:w="2163"/>
-            <w:tcBorders>
-              <w:top w:val="single" w:sz="4" w:color="808080"/>
-              <w:left w:val="single" w:sz="4" w:color="808080"/>
-              <w:bottom w:val="single" w:sz="4" w:color="808080"/>
-              <w:right w:val="single" w:sz="4" w:color="808080"/>
-            </w:tcBorders>
-            <w:shd w:fill="FFF2CC" w:val="clear"/>
-          </w:tcPr>
-          <w:p>
-            <w:pPr>
-              <w:spacing w:before="20" w:after="20"/>
-              <w:jc w:val="center"/>
-            </w:pPr>
-            <w:r/>
-            <w:r>
-              <w:rPr>
-                <w:rFonts w:ascii="Times New Roman" w:hAnsi="Times New Roman" w:eastAsia="Times New Roman"/>
-                <w:b/>
-                <w:sz w:val="22"/>
-              </w:rPr>
-              <w:t>0,50</w:t>
-            </w:r>
-          </w:p>
-        </w:tc>
-        <w:tc>
-          <w:tcPr>
-            <w:tcW w:type="dxa" w:w="2163"/>
-            <w:tcBorders>
-              <w:top w:val="single" w:sz="4" w:color="808080"/>
-              <w:left w:val="single" w:sz="4" w:color="808080"/>
-              <w:bottom w:val="single" w:sz="4" w:color="808080"/>
-              <w:right w:val="single" w:sz="4" w:color="808080"/>
-            </w:tcBorders>
-            <w:shd w:fill="FFF2CC" w:val="clear"/>
-          </w:tcPr>
-          <w:p>
-            <w:pPr>
-              <w:spacing w:before="20" w:after="20"/>
-              <w:jc w:val="center"/>
-            </w:pPr>
-            <w:r/>
-            <w:r>
-              <w:rPr>
-                <w:rFonts w:ascii="Times New Roman" w:hAnsi="Times New Roman" w:eastAsia="Times New Roman"/>
-                <w:b/>
-                <w:sz w:val="22"/>
-              </w:rPr>
-              <w:t>0,5934</w:t>
-            </w:r>
-          </w:p>
-        </w:tc>
-        <w:tc>
-          <w:tcPr>
-            <w:tcW w:type="dxa" w:w="2163"/>
-            <w:tcBorders>
-              <w:top w:val="single" w:sz="4" w:color="808080"/>
-              <w:left w:val="single" w:sz="4" w:color="808080"/>
-              <w:bottom w:val="single" w:sz="4" w:color="808080"/>
-              <w:right w:val="single" w:sz="4" w:color="808080"/>
-            </w:tcBorders>
-            <w:shd w:fill="FFF2CC" w:val="clear"/>
-          </w:tcPr>
-          <w:p>
-            <w:pPr>
-              <w:spacing w:before="20" w:after="20"/>
-              <w:jc w:val="center"/>
-            </w:pPr>
-            <w:r/>
-            <w:r>
-              <w:rPr>
-                <w:rFonts w:ascii="Times New Roman" w:hAnsi="Times New Roman" w:eastAsia="Times New Roman"/>
-                <w:b/>
-                <w:sz w:val="22"/>
-              </w:rPr>
-              <w:t>0,4267</w:t>
-            </w:r>
-          </w:p>
-        </w:tc>
-        <w:tc>
-          <w:tcPr>
-            <w:tcW w:type="dxa" w:w="2163"/>
-            <w:tcBorders>
-              <w:top w:val="single" w:sz="4" w:color="808080"/>
-              <w:left w:val="single" w:sz="4" w:color="808080"/>
-              <w:bottom w:val="single" w:sz="4" w:color="808080"/>
-              <w:right w:val="single" w:sz="4" w:color="808080"/>
-            </w:tcBorders>
-            <w:shd w:fill="FFF2CC" w:val="clear"/>
-          </w:tcPr>
-          <w:p>
-            <w:pPr>
-              <w:spacing w:before="20" w:after="20"/>
-              <w:jc w:val="center"/>
-            </w:pPr>
-            <w:r/>
-            <w:r>
-              <w:rPr>
-                <w:rFonts w:ascii="Times New Roman" w:hAnsi="Times New Roman" w:eastAsia="Times New Roman"/>
-                <w:b/>
-                <w:sz w:val="22"/>
-              </w:rPr>
-              <w:t>0,1667</w:t>
-            </w:r>
-          </w:p>
-        </w:tc>
-        <w:tc>
-          <w:tcPr>
-            <w:tcW w:type="dxa" w:w="2163"/>
-            <w:tcBorders>
-              <w:top w:val="single" w:sz="4" w:color="808080"/>
-              <w:left w:val="single" w:sz="4" w:color="808080"/>
-              <w:bottom w:val="single" w:sz="4" w:color="808080"/>
-              <w:right w:val="single" w:sz="4" w:color="808080"/>
-            </w:tcBorders>
-            <w:shd w:fill="FFF2CC" w:val="clear"/>
-          </w:tcPr>
-          <w:p>
-            <w:pPr>
-              <w:spacing w:before="20" w:after="20"/>
-              <w:jc w:val="center"/>
-            </w:pPr>
-            <w:r/>
-            <w:r>
-              <w:rPr>
-                <w:rFonts w:ascii="Times New Roman" w:hAnsi="Times New Roman" w:eastAsia="Times New Roman"/>
-                <w:b/>
-                <w:sz w:val="22"/>
-              </w:rPr>
-              <w:t>12,20</w:t>
-            </w:r>
-          </w:p>
-        </w:tc>
-        <w:tc>
-          <w:tcPr>
-            <w:tcW w:type="dxa" w:w="2163"/>
-            <w:tcBorders>
-              <w:top w:val="single" w:sz="4" w:color="808080"/>
-              <w:left w:val="single" w:sz="4" w:color="808080"/>
-              <w:bottom w:val="single" w:sz="4" w:color="808080"/>
-              <w:right w:val="single" w:sz="4" w:color="808080"/>
-            </w:tcBorders>
-            <w:shd w:fill="FFF2CC" w:val="clear"/>
-          </w:tcPr>
-          <w:p>
-            <w:pPr>
-              <w:spacing w:before="20" w:after="20"/>
-              <w:jc w:val="center"/>
-            </w:pPr>
-            <w:r/>
-            <w:r>
-              <w:rPr>
-                <w:rFonts w:ascii="Times New Roman" w:hAnsi="Times New Roman" w:eastAsia="Times New Roman"/>
-                <w:b/>
-                <w:sz w:val="22"/>
-              </w:rPr>
-              <w:t>12,80</w:t>
-            </w:r>
-          </w:p>
-        </w:tc>
-        <w:tc>
-          <w:tcPr>
-            <w:tcW w:type="dxa" w:w="2163"/>
-            <w:tcBorders>
-              <w:top w:val="single" w:sz="4" w:color="808080"/>
-              <w:left w:val="single" w:sz="4" w:color="808080"/>
-              <w:bottom w:val="single" w:sz="4" w:color="808080"/>
-              <w:right w:val="single" w:sz="4" w:color="808080"/>
-            </w:tcBorders>
-            <w:shd w:fill="FFF2CC" w:val="clear"/>
-          </w:tcPr>
-          <w:p>
-            <w:pPr>
-              <w:spacing w:before="20" w:after="20"/>
-              <w:jc w:val="center"/>
-            </w:pPr>
-            <w:r/>
-            <w:r>
-              <w:rPr>
-                <w:rFonts w:ascii="Times New Roman" w:hAnsi="Times New Roman" w:eastAsia="Times New Roman"/>
-                <w:b/>
-                <w:sz w:val="22"/>
-              </w:rPr>
-              <w:t>5,00</w:t>
-            </w:r>
-          </w:p>
-        </w:tc>
-      </w:tr>
-    </w:tbl>
-    <w:p/>
-    <w:p>
-      <w:pPr>
-        <w:spacing w:after="80" w:before="80" w:line="276" w:lineRule="auto"/>
-      </w:pPr>
-      <w:r>
-        <w:rPr>
-          <w:rFonts w:ascii="Times New Roman" w:hAnsi="Times New Roman" w:eastAsia="Times New Roman"/>
-          <w:b/>
-          <w:color w:val="2E75B6"/>
-          <w:sz w:val="26"/>
-        </w:rPr>
-        <w:t>Реактор 4</w:t>
-      </w:r>
-    </w:p>
-    <w:tbl>
-      <w:tblPr>
-        <w:tblW w:type="auto" w:w="0"/>
-        <w:jc w:val="center"/>
-        <w:tblLayout w:type="autofit"/>
-        <w:tblLook w:firstColumn="1" w:firstRow="1" w:lastColumn="0" w:lastRow="0" w:noHBand="0" w:noVBand="1" w:val="04A0"/>
-      </w:tblPr>
-      <w:tblGrid>
-        <w:gridCol w:w="2163"/>
-        <w:gridCol w:w="2163"/>
-        <w:gridCol w:w="2163"/>
-        <w:gridCol w:w="2163"/>
-        <w:gridCol w:w="2163"/>
-        <w:gridCol w:w="2163"/>
-        <w:gridCol w:w="2163"/>
-      </w:tblGrid>
-      <w:tr>
-        <w:tc>
-          <w:tcPr>
-            <w:tcW w:type="dxa" w:w="2163"/>
-            <w:tcBorders>
-              <w:top w:val="single" w:sz="4" w:color="808080"/>
-              <w:left w:val="single" w:sz="4" w:color="808080"/>
-              <w:bottom w:val="single" w:sz="4" w:color="808080"/>
-              <w:right w:val="single" w:sz="4" w:color="808080"/>
-            </w:tcBorders>
-            <w:shd w:fill="1F4E79" w:val="clear"/>
-          </w:tcPr>
-          <w:p>
-            <w:pPr>
-              <w:spacing w:before="20" w:after="20"/>
-              <w:jc w:val="center"/>
-            </w:pPr>
-            <w:r/>
-            <w:r>
-              <w:rPr>
-                <w:rFonts w:ascii="Times New Roman" w:hAnsi="Times New Roman" w:eastAsia="Times New Roman"/>
-                <w:b/>
-                <w:color w:val="FFFFFF"/>
-                <w:sz w:val="22"/>
-              </w:rPr>
-              <w:t>τ, мин</w:t>
-            </w:r>
-          </w:p>
-        </w:tc>
-        <w:tc>
-          <w:tcPr>
-            <w:tcW w:type="dxa" w:w="2163"/>
-            <w:tcBorders>
-              <w:top w:val="single" w:sz="4" w:color="808080"/>
-              <w:left w:val="single" w:sz="4" w:color="808080"/>
-              <w:bottom w:val="single" w:sz="4" w:color="808080"/>
-              <w:right w:val="single" w:sz="4" w:color="808080"/>
-            </w:tcBorders>
-            <w:shd w:fill="1F4E79" w:val="clear"/>
-          </w:tcPr>
-          <w:p>
-            <w:pPr>
-              <w:spacing w:before="20" w:after="20"/>
-              <w:jc w:val="center"/>
-            </w:pPr>
-            <w:r/>
-            <w:r>
-              <w:rPr>
-                <w:rFonts w:ascii="Times New Roman" w:hAnsi="Times New Roman" w:eastAsia="Times New Roman"/>
-                <w:b/>
-                <w:color w:val="FFFFFF"/>
-                <w:sz w:val="22"/>
-              </w:rPr>
-              <w:t>X</w:t>
-            </w:r>
-          </w:p>
-        </w:tc>
-        <w:tc>
-          <w:tcPr>
-            <w:tcW w:type="dxa" w:w="2163"/>
-            <w:tcBorders>
-              <w:top w:val="single" w:sz="4" w:color="808080"/>
-              <w:left w:val="single" w:sz="4" w:color="808080"/>
-              <w:bottom w:val="single" w:sz="4" w:color="808080"/>
-              <w:right w:val="single" w:sz="4" w:color="808080"/>
-            </w:tcBorders>
-            <w:shd w:fill="1F4E79" w:val="clear"/>
-          </w:tcPr>
-          <w:p>
-            <w:pPr>
-              <w:spacing w:before="20" w:after="20"/>
-              <w:jc w:val="center"/>
-            </w:pPr>
-            <w:r/>
-            <w:r>
-              <w:rPr>
-                <w:rFonts w:ascii="Times New Roman" w:hAnsi="Times New Roman" w:eastAsia="Times New Roman"/>
-                <w:b/>
-                <w:color w:val="FFFFFF"/>
-                <w:sz w:val="22"/>
-              </w:rPr>
-              <w:t>Y</w:t>
-            </w:r>
-          </w:p>
-        </w:tc>
-        <w:tc>
-          <w:tcPr>
-            <w:tcW w:type="dxa" w:w="2163"/>
-            <w:tcBorders>
-              <w:top w:val="single" w:sz="4" w:color="808080"/>
-              <w:left w:val="single" w:sz="4" w:color="808080"/>
-              <w:bottom w:val="single" w:sz="4" w:color="808080"/>
-              <w:right w:val="single" w:sz="4" w:color="808080"/>
-            </w:tcBorders>
-            <w:shd w:fill="1F4E79" w:val="clear"/>
-          </w:tcPr>
-          <w:p>
-            <w:pPr>
-              <w:spacing w:before="20" w:after="20"/>
-              <w:jc w:val="center"/>
-            </w:pPr>
-            <w:r/>
-            <w:r>
-              <w:rPr>
-                <w:rFonts w:ascii="Times New Roman" w:hAnsi="Times New Roman" w:eastAsia="Times New Roman"/>
-                <w:b/>
-                <w:color w:val="FFFFFF"/>
-                <w:sz w:val="22"/>
-              </w:rPr>
-              <w:t>Z</w:t>
-            </w:r>
-          </w:p>
-        </w:tc>
-        <w:tc>
-          <w:tcPr>
-            <w:tcW w:type="dxa" w:w="2163"/>
-            <w:tcBorders>
-              <w:top w:val="single" w:sz="4" w:color="808080"/>
-              <w:left w:val="single" w:sz="4" w:color="808080"/>
-              <w:bottom w:val="single" w:sz="4" w:color="808080"/>
-              <w:right w:val="single" w:sz="4" w:color="808080"/>
-            </w:tcBorders>
-            <w:shd w:fill="1F4E79" w:val="clear"/>
-          </w:tcPr>
-          <w:p>
-            <w:pPr>
-              <w:spacing w:before="20" w:after="20"/>
-              <w:jc w:val="center"/>
-            </w:pPr>
-            <w:r/>
-            <w:r>
-              <w:rPr>
-                <w:rFonts w:ascii="Times New Roman" w:hAnsi="Times New Roman" w:eastAsia="Times New Roman"/>
-                <w:b/>
-                <w:color w:val="FFFFFF"/>
-                <w:sz w:val="22"/>
-              </w:rPr>
-              <w:t>CA, моль/л</w:t>
-            </w:r>
-          </w:p>
-        </w:tc>
-        <w:tc>
-          <w:tcPr>
-            <w:tcW w:type="dxa" w:w="2163"/>
-            <w:tcBorders>
-              <w:top w:val="single" w:sz="4" w:color="808080"/>
-              <w:left w:val="single" w:sz="4" w:color="808080"/>
-              <w:bottom w:val="single" w:sz="4" w:color="808080"/>
-              <w:right w:val="single" w:sz="4" w:color="808080"/>
-            </w:tcBorders>
-            <w:shd w:fill="1F4E79" w:val="clear"/>
-          </w:tcPr>
-          <w:p>
-            <w:pPr>
-              <w:spacing w:before="20" w:after="20"/>
-              <w:jc w:val="center"/>
-            </w:pPr>
-            <w:r/>
-            <w:r>
-              <w:rPr>
-                <w:rFonts w:ascii="Times New Roman" w:hAnsi="Times New Roman" w:eastAsia="Times New Roman"/>
-                <w:b/>
-                <w:color w:val="FFFFFF"/>
-                <w:sz w:val="22"/>
-              </w:rPr>
-              <w:t>CR, моль/л</w:t>
-            </w:r>
-          </w:p>
-        </w:tc>
-        <w:tc>
-          <w:tcPr>
-            <w:tcW w:type="dxa" w:w="2163"/>
-            <w:tcBorders>
-              <w:top w:val="single" w:sz="4" w:color="808080"/>
-              <w:left w:val="single" w:sz="4" w:color="808080"/>
-              <w:bottom w:val="single" w:sz="4" w:color="808080"/>
-              <w:right w:val="single" w:sz="4" w:color="808080"/>
-            </w:tcBorders>
-            <w:shd w:fill="1F4E79" w:val="clear"/>
-          </w:tcPr>
-          <w:p>
-            <w:pPr>
-              <w:spacing w:before="20" w:after="20"/>
-              <w:jc w:val="center"/>
-            </w:pPr>
-            <w:r/>
-            <w:r>
-              <w:rPr>
-                <w:rFonts w:ascii="Times New Roman" w:hAnsi="Times New Roman" w:eastAsia="Times New Roman"/>
-                <w:b/>
-                <w:color w:val="FFFFFF"/>
-                <w:sz w:val="22"/>
-              </w:rPr>
-              <w:t>CS, моль/л</w:t>
-            </w:r>
-          </w:p>
-        </w:tc>
-      </w:tr>
-      <w:tr>
-        <w:tc>
-          <w:tcPr>
-            <w:tcW w:type="dxa" w:w="2163"/>
-            <w:tcBorders>
-              <w:top w:val="single" w:sz="4" w:color="808080"/>
-              <w:left w:val="single" w:sz="4" w:color="808080"/>
-              <w:bottom w:val="single" w:sz="4" w:color="808080"/>
-              <w:right w:val="single" w:sz="4" w:color="808080"/>
-            </w:tcBorders>
-            <w:shd w:fill="FFFFFF" w:val="clear"/>
-          </w:tcPr>
-          <w:p>
-            <w:pPr>
-              <w:spacing w:before="20" w:after="20"/>
-              <w:jc w:val="center"/>
-            </w:pPr>
-            <w:r/>
-            <w:r>
-              <w:rPr>
-                <w:rFonts w:ascii="Times New Roman" w:hAnsi="Times New Roman" w:eastAsia="Times New Roman"/>
-                <w:b w:val="0"/>
-                <w:sz w:val="22"/>
-              </w:rPr>
-              <w:t>0,00</w:t>
-            </w:r>
-          </w:p>
-        </w:tc>
-        <w:tc>
-          <w:tcPr>
-            <w:tcW w:type="dxa" w:w="2163"/>
-            <w:tcBorders>
-              <w:top w:val="single" w:sz="4" w:color="808080"/>
-              <w:left w:val="single" w:sz="4" w:color="808080"/>
-              <w:bottom w:val="single" w:sz="4" w:color="808080"/>
-              <w:right w:val="single" w:sz="4" w:color="808080"/>
-            </w:tcBorders>
-            <w:shd w:fill="FFFFFF" w:val="clear"/>
-          </w:tcPr>
-          <w:p>
-            <w:pPr>
-              <w:spacing w:before="20" w:after="20"/>
-              <w:jc w:val="center"/>
-            </w:pPr>
-            <w:r/>
-            <w:r>
-              <w:rPr>
-                <w:rFonts w:ascii="Times New Roman" w:hAnsi="Times New Roman" w:eastAsia="Times New Roman"/>
-                <w:b w:val="0"/>
-                <w:sz w:val="22"/>
-              </w:rPr>
-              <w:t>0,5934</w:t>
-            </w:r>
-          </w:p>
-        </w:tc>
-        <w:tc>
-          <w:tcPr>
-            <w:tcW w:type="dxa" w:w="2163"/>
-            <w:tcBorders>
-              <w:top w:val="single" w:sz="4" w:color="808080"/>
-              <w:left w:val="single" w:sz="4" w:color="808080"/>
-              <w:bottom w:val="single" w:sz="4" w:color="808080"/>
-              <w:right w:val="single" w:sz="4" w:color="808080"/>
-            </w:tcBorders>
-            <w:shd w:fill="FFFFFF" w:val="clear"/>
-          </w:tcPr>
-          <w:p>
-            <w:pPr>
-              <w:spacing w:before="20" w:after="20"/>
-              <w:jc w:val="center"/>
-            </w:pPr>
-            <w:r/>
-            <w:r>
-              <w:rPr>
-                <w:rFonts w:ascii="Times New Roman" w:hAnsi="Times New Roman" w:eastAsia="Times New Roman"/>
-                <w:b w:val="0"/>
-                <w:sz w:val="22"/>
-              </w:rPr>
-              <w:t>0,4267</w:t>
-            </w:r>
-          </w:p>
-        </w:tc>
-        <w:tc>
-          <w:tcPr>
-            <w:tcW w:type="dxa" w:w="2163"/>
-            <w:tcBorders>
-              <w:top w:val="single" w:sz="4" w:color="808080"/>
-              <w:left w:val="single" w:sz="4" w:color="808080"/>
-              <w:bottom w:val="single" w:sz="4" w:color="808080"/>
-              <w:right w:val="single" w:sz="4" w:color="808080"/>
-            </w:tcBorders>
-            <w:shd w:fill="FFFFFF" w:val="clear"/>
-          </w:tcPr>
-          <w:p>
-            <w:pPr>
-              <w:spacing w:before="20" w:after="20"/>
-              <w:jc w:val="center"/>
-            </w:pPr>
-            <w:r/>
-            <w:r>
-              <w:rPr>
-                <w:rFonts w:ascii="Times New Roman" w:hAnsi="Times New Roman" w:eastAsia="Times New Roman"/>
-                <w:b w:val="0"/>
-                <w:sz w:val="22"/>
-              </w:rPr>
-              <w:t>0,1667</w:t>
-            </w:r>
-          </w:p>
-        </w:tc>
-        <w:tc>
-          <w:tcPr>
-            <w:tcW w:type="dxa" w:w="2163"/>
-            <w:tcBorders>
-              <w:top w:val="single" w:sz="4" w:color="808080"/>
-              <w:left w:val="single" w:sz="4" w:color="808080"/>
-              <w:bottom w:val="single" w:sz="4" w:color="808080"/>
-              <w:right w:val="single" w:sz="4" w:color="808080"/>
-            </w:tcBorders>
-            <w:shd w:fill="FFFFFF" w:val="clear"/>
-          </w:tcPr>
-          <w:p>
-            <w:pPr>
-              <w:spacing w:before="20" w:after="20"/>
-              <w:jc w:val="center"/>
-            </w:pPr>
-            <w:r/>
-            <w:r>
-              <w:rPr>
-                <w:rFonts w:ascii="Times New Roman" w:hAnsi="Times New Roman" w:eastAsia="Times New Roman"/>
-                <w:b w:val="0"/>
-                <w:sz w:val="22"/>
-              </w:rPr>
-              <w:t>12,20</w:t>
-            </w:r>
-          </w:p>
-        </w:tc>
-        <w:tc>
-          <w:tcPr>
-            <w:tcW w:type="dxa" w:w="2163"/>
-            <w:tcBorders>
-              <w:top w:val="single" w:sz="4" w:color="808080"/>
-              <w:left w:val="single" w:sz="4" w:color="808080"/>
-              <w:bottom w:val="single" w:sz="4" w:color="808080"/>
-              <w:right w:val="single" w:sz="4" w:color="808080"/>
-            </w:tcBorders>
-            <w:shd w:fill="FFFFFF" w:val="clear"/>
-          </w:tcPr>
-          <w:p>
-            <w:pPr>
-              <w:spacing w:before="20" w:after="20"/>
-              <w:jc w:val="center"/>
-            </w:pPr>
-            <w:r/>
-            <w:r>
-              <w:rPr>
-                <w:rFonts w:ascii="Times New Roman" w:hAnsi="Times New Roman" w:eastAsia="Times New Roman"/>
-                <w:b w:val="0"/>
-                <w:sz w:val="22"/>
-              </w:rPr>
-              <w:t>12,80</w:t>
-            </w:r>
-          </w:p>
-        </w:tc>
-        <w:tc>
-          <w:tcPr>
-            <w:tcW w:type="dxa" w:w="2163"/>
-            <w:tcBorders>
-              <w:top w:val="single" w:sz="4" w:color="808080"/>
-              <w:left w:val="single" w:sz="4" w:color="808080"/>
-              <w:bottom w:val="single" w:sz="4" w:color="808080"/>
-              <w:right w:val="single" w:sz="4" w:color="808080"/>
-            </w:tcBorders>
-            <w:shd w:fill="FFFFFF" w:val="clear"/>
-          </w:tcPr>
-          <w:p>
-            <w:pPr>
-              <w:spacing w:before="20" w:after="20"/>
-              <w:jc w:val="center"/>
-            </w:pPr>
-            <w:r/>
-            <w:r>
-              <w:rPr>
-                <w:rFonts w:ascii="Times New Roman" w:hAnsi="Times New Roman" w:eastAsia="Times New Roman"/>
-                <w:b w:val="0"/>
-                <w:sz w:val="22"/>
-              </w:rPr>
-              <w:t>5,00</w:t>
-            </w:r>
-          </w:p>
-        </w:tc>
-      </w:tr>
-      <w:tr>
-        <w:tc>
-          <w:tcPr>
-            <w:tcW w:type="dxa" w:w="2163"/>
-            <w:tcBorders>
-              <w:top w:val="single" w:sz="4" w:color="808080"/>
-              <w:left w:val="single" w:sz="4" w:color="808080"/>
-              <w:bottom w:val="single" w:sz="4" w:color="808080"/>
-              <w:right w:val="single" w:sz="4" w:color="808080"/>
-            </w:tcBorders>
-            <w:shd w:fill="D6EAF8" w:val="clear"/>
-          </w:tcPr>
-          <w:p>
-            <w:pPr>
-              <w:spacing w:before="20" w:after="20"/>
-              <w:jc w:val="center"/>
-            </w:pPr>
-            <w:r/>
-            <w:r>
-              <w:rPr>
-                <w:rFonts w:ascii="Times New Roman" w:hAnsi="Times New Roman" w:eastAsia="Times New Roman"/>
-                <w:b w:val="0"/>
-                <w:sz w:val="22"/>
-              </w:rPr>
-              <w:t>0,10</w:t>
-            </w:r>
-          </w:p>
-        </w:tc>
-        <w:tc>
-          <w:tcPr>
-            <w:tcW w:type="dxa" w:w="2163"/>
-            <w:tcBorders>
-              <w:top w:val="single" w:sz="4" w:color="808080"/>
-              <w:left w:val="single" w:sz="4" w:color="808080"/>
-              <w:bottom w:val="single" w:sz="4" w:color="808080"/>
-              <w:right w:val="single" w:sz="4" w:color="808080"/>
-            </w:tcBorders>
-            <w:shd w:fill="D6EAF8" w:val="clear"/>
-          </w:tcPr>
-          <w:p>
-            <w:pPr>
-              <w:spacing w:before="20" w:after="20"/>
-              <w:jc w:val="center"/>
-            </w:pPr>
-            <w:r/>
-            <w:r>
-              <w:rPr>
-                <w:rFonts w:ascii="Times New Roman" w:hAnsi="Times New Roman" w:eastAsia="Times New Roman"/>
-                <w:b w:val="0"/>
-                <w:sz w:val="22"/>
-              </w:rPr>
-              <w:t>0,6171</w:t>
-            </w:r>
-          </w:p>
-        </w:tc>
-        <w:tc>
-          <w:tcPr>
-            <w:tcW w:type="dxa" w:w="2163"/>
-            <w:tcBorders>
-              <w:top w:val="single" w:sz="4" w:color="808080"/>
-              <w:left w:val="single" w:sz="4" w:color="808080"/>
-              <w:bottom w:val="single" w:sz="4" w:color="808080"/>
-              <w:right w:val="single" w:sz="4" w:color="808080"/>
-            </w:tcBorders>
-            <w:shd w:fill="D6EAF8" w:val="clear"/>
-          </w:tcPr>
-          <w:p>
-            <w:pPr>
-              <w:spacing w:before="20" w:after="20"/>
-              <w:jc w:val="center"/>
-            </w:pPr>
-            <w:r/>
-            <w:r>
-              <w:rPr>
-                <w:rFonts w:ascii="Times New Roman" w:hAnsi="Times New Roman" w:eastAsia="Times New Roman"/>
-                <w:b w:val="0"/>
-                <w:sz w:val="22"/>
-              </w:rPr>
-              <w:t>0,4332</w:t>
-            </w:r>
-          </w:p>
-        </w:tc>
-        <w:tc>
-          <w:tcPr>
-            <w:tcW w:type="dxa" w:w="2163"/>
-            <w:tcBorders>
-              <w:top w:val="single" w:sz="4" w:color="808080"/>
-              <w:left w:val="single" w:sz="4" w:color="808080"/>
-              <w:bottom w:val="single" w:sz="4" w:color="808080"/>
-              <w:right w:val="single" w:sz="4" w:color="808080"/>
-            </w:tcBorders>
-            <w:shd w:fill="D6EAF8" w:val="clear"/>
-          </w:tcPr>
-          <w:p>
-            <w:pPr>
-              <w:spacing w:before="20" w:after="20"/>
-              <w:jc w:val="center"/>
-            </w:pPr>
-            <w:r/>
-            <w:r>
-              <w:rPr>
-                <w:rFonts w:ascii="Times New Roman" w:hAnsi="Times New Roman" w:eastAsia="Times New Roman"/>
-                <w:b w:val="0"/>
-                <w:sz w:val="22"/>
-              </w:rPr>
-              <w:t>0,1839</w:t>
-            </w:r>
-          </w:p>
-        </w:tc>
-        <w:tc>
-          <w:tcPr>
-            <w:tcW w:type="dxa" w:w="2163"/>
-            <w:tcBorders>
-              <w:top w:val="single" w:sz="4" w:color="808080"/>
-              <w:left w:val="single" w:sz="4" w:color="808080"/>
-              <w:bottom w:val="single" w:sz="4" w:color="808080"/>
-              <w:right w:val="single" w:sz="4" w:color="808080"/>
-            </w:tcBorders>
-            <w:shd w:fill="D6EAF8" w:val="clear"/>
-          </w:tcPr>
-          <w:p>
-            <w:pPr>
-              <w:spacing w:before="20" w:after="20"/>
-              <w:jc w:val="center"/>
-            </w:pPr>
-            <w:r/>
-            <w:r>
-              <w:rPr>
-                <w:rFonts w:ascii="Times New Roman" w:hAnsi="Times New Roman" w:eastAsia="Times New Roman"/>
-                <w:b w:val="0"/>
-                <w:sz w:val="22"/>
-              </w:rPr>
-              <w:t>11,49</w:t>
-            </w:r>
-          </w:p>
-        </w:tc>
-        <w:tc>
-          <w:tcPr>
-            <w:tcW w:type="dxa" w:w="2163"/>
-            <w:tcBorders>
-              <w:top w:val="single" w:sz="4" w:color="808080"/>
-              <w:left w:val="single" w:sz="4" w:color="808080"/>
-              <w:bottom w:val="single" w:sz="4" w:color="808080"/>
-              <w:right w:val="single" w:sz="4" w:color="808080"/>
-            </w:tcBorders>
-            <w:shd w:fill="D6EAF8" w:val="clear"/>
-          </w:tcPr>
-          <w:p>
-            <w:pPr>
-              <w:spacing w:before="20" w:after="20"/>
-              <w:jc w:val="center"/>
-            </w:pPr>
-            <w:r/>
-            <w:r>
-              <w:rPr>
-                <w:rFonts w:ascii="Times New Roman" w:hAnsi="Times New Roman" w:eastAsia="Times New Roman"/>
-                <w:b w:val="0"/>
-                <w:sz w:val="22"/>
-              </w:rPr>
-              <w:t>13,00</w:t>
-            </w:r>
-          </w:p>
-        </w:tc>
-        <w:tc>
-          <w:tcPr>
-            <w:tcW w:type="dxa" w:w="2163"/>
-            <w:tcBorders>
-              <w:top w:val="single" w:sz="4" w:color="808080"/>
-              <w:left w:val="single" w:sz="4" w:color="808080"/>
-              <w:bottom w:val="single" w:sz="4" w:color="808080"/>
-              <w:right w:val="single" w:sz="4" w:color="808080"/>
-            </w:tcBorders>
-            <w:shd w:fill="D6EAF8" w:val="clear"/>
-          </w:tcPr>
-          <w:p>
-            <w:pPr>
-              <w:spacing w:before="20" w:after="20"/>
-              <w:jc w:val="center"/>
-            </w:pPr>
-            <w:r/>
-            <w:r>
-              <w:rPr>
-                <w:rFonts w:ascii="Times New Roman" w:hAnsi="Times New Roman" w:eastAsia="Times New Roman"/>
-                <w:b w:val="0"/>
-                <w:sz w:val="22"/>
-              </w:rPr>
-              <w:t>5,52</w:t>
-            </w:r>
-          </w:p>
-        </w:tc>
-      </w:tr>
-      <w:tr>
-        <w:tc>
-          <w:tcPr>
-            <w:tcW w:type="dxa" w:w="2163"/>
-            <w:tcBorders>
-              <w:top w:val="single" w:sz="4" w:color="808080"/>
-              <w:left w:val="single" w:sz="4" w:color="808080"/>
-              <w:bottom w:val="single" w:sz="4" w:color="808080"/>
-              <w:right w:val="single" w:sz="4" w:color="808080"/>
-            </w:tcBorders>
-            <w:shd w:fill="FFFFFF" w:val="clear"/>
-          </w:tcPr>
-          <w:p>
-            <w:pPr>
-              <w:spacing w:before="20" w:after="20"/>
-              <w:jc w:val="center"/>
-            </w:pPr>
-            <w:r/>
-            <w:r>
-              <w:rPr>
-                <w:rFonts w:ascii="Times New Roman" w:hAnsi="Times New Roman" w:eastAsia="Times New Roman"/>
-                <w:b w:val="0"/>
-                <w:sz w:val="22"/>
-              </w:rPr>
-              <w:t>0,20</w:t>
-            </w:r>
-          </w:p>
-        </w:tc>
-        <w:tc>
-          <w:tcPr>
-            <w:tcW w:type="dxa" w:w="2163"/>
-            <w:tcBorders>
-              <w:top w:val="single" w:sz="4" w:color="808080"/>
-              <w:left w:val="single" w:sz="4" w:color="808080"/>
-              <w:bottom w:val="single" w:sz="4" w:color="808080"/>
-              <w:right w:val="single" w:sz="4" w:color="808080"/>
-            </w:tcBorders>
-            <w:shd w:fill="FFFFFF" w:val="clear"/>
-          </w:tcPr>
-          <w:p>
-            <w:pPr>
-              <w:spacing w:before="20" w:after="20"/>
-              <w:jc w:val="center"/>
-            </w:pPr>
-            <w:r/>
-            <w:r>
-              <w:rPr>
-                <w:rFonts w:ascii="Times New Roman" w:hAnsi="Times New Roman" w:eastAsia="Times New Roman"/>
-                <w:b w:val="0"/>
-                <w:sz w:val="22"/>
-              </w:rPr>
-              <w:t>0,6394</w:t>
-            </w:r>
-          </w:p>
-        </w:tc>
-        <w:tc>
-          <w:tcPr>
-            <w:tcW w:type="dxa" w:w="2163"/>
-            <w:tcBorders>
-              <w:top w:val="single" w:sz="4" w:color="808080"/>
-              <w:left w:val="single" w:sz="4" w:color="808080"/>
-              <w:bottom w:val="single" w:sz="4" w:color="808080"/>
-              <w:right w:val="single" w:sz="4" w:color="808080"/>
-            </w:tcBorders>
-            <w:shd w:fill="FFFFFF" w:val="clear"/>
-          </w:tcPr>
-          <w:p>
-            <w:pPr>
-              <w:spacing w:before="20" w:after="20"/>
-              <w:jc w:val="center"/>
-            </w:pPr>
-            <w:r/>
-            <w:r>
-              <w:rPr>
-                <w:rFonts w:ascii="Times New Roman" w:hAnsi="Times New Roman" w:eastAsia="Times New Roman"/>
-                <w:b w:val="0"/>
-                <w:sz w:val="22"/>
-              </w:rPr>
-              <w:t>0,4381</w:t>
-            </w:r>
-          </w:p>
-        </w:tc>
-        <w:tc>
-          <w:tcPr>
-            <w:tcW w:type="dxa" w:w="2163"/>
-            <w:tcBorders>
-              <w:top w:val="single" w:sz="4" w:color="808080"/>
-              <w:left w:val="single" w:sz="4" w:color="808080"/>
-              <w:bottom w:val="single" w:sz="4" w:color="808080"/>
-              <w:right w:val="single" w:sz="4" w:color="808080"/>
-            </w:tcBorders>
-            <w:shd w:fill="FFFFFF" w:val="clear"/>
-          </w:tcPr>
-          <w:p>
-            <w:pPr>
-              <w:spacing w:before="20" w:after="20"/>
-              <w:jc w:val="center"/>
-            </w:pPr>
-            <w:r/>
-            <w:r>
-              <w:rPr>
-                <w:rFonts w:ascii="Times New Roman" w:hAnsi="Times New Roman" w:eastAsia="Times New Roman"/>
-                <w:b w:val="0"/>
-                <w:sz w:val="22"/>
-              </w:rPr>
-              <w:t>0,2013</w:t>
-            </w:r>
-          </w:p>
-        </w:tc>
-        <w:tc>
-          <w:tcPr>
-            <w:tcW w:type="dxa" w:w="2163"/>
-            <w:tcBorders>
-              <w:top w:val="single" w:sz="4" w:color="808080"/>
-              <w:left w:val="single" w:sz="4" w:color="808080"/>
-              <w:bottom w:val="single" w:sz="4" w:color="808080"/>
-              <w:right w:val="single" w:sz="4" w:color="808080"/>
-            </w:tcBorders>
-            <w:shd w:fill="FFFFFF" w:val="clear"/>
-          </w:tcPr>
-          <w:p>
-            <w:pPr>
-              <w:spacing w:before="20" w:after="20"/>
-              <w:jc w:val="center"/>
-            </w:pPr>
-            <w:r/>
-            <w:r>
-              <w:rPr>
-                <w:rFonts w:ascii="Times New Roman" w:hAnsi="Times New Roman" w:eastAsia="Times New Roman"/>
-                <w:b w:val="0"/>
-                <w:sz w:val="22"/>
-              </w:rPr>
-              <w:t>10,82</w:t>
-            </w:r>
-          </w:p>
-        </w:tc>
-        <w:tc>
-          <w:tcPr>
-            <w:tcW w:type="dxa" w:w="2163"/>
-            <w:tcBorders>
-              <w:top w:val="single" w:sz="4" w:color="808080"/>
-              <w:left w:val="single" w:sz="4" w:color="808080"/>
-              <w:bottom w:val="single" w:sz="4" w:color="808080"/>
-              <w:right w:val="single" w:sz="4" w:color="808080"/>
-            </w:tcBorders>
-            <w:shd w:fill="FFFFFF" w:val="clear"/>
-          </w:tcPr>
-          <w:p>
-            <w:pPr>
-              <w:spacing w:before="20" w:after="20"/>
-              <w:jc w:val="center"/>
-            </w:pPr>
-            <w:r/>
-            <w:r>
-              <w:rPr>
-                <w:rFonts w:ascii="Times New Roman" w:hAnsi="Times New Roman" w:eastAsia="Times New Roman"/>
-                <w:b w:val="0"/>
-                <w:sz w:val="22"/>
-              </w:rPr>
-              <w:t>13,14</w:t>
-            </w:r>
-          </w:p>
-        </w:tc>
-        <w:tc>
-          <w:tcPr>
-            <w:tcW w:type="dxa" w:w="2163"/>
-            <w:tcBorders>
-              <w:top w:val="single" w:sz="4" w:color="808080"/>
-              <w:left w:val="single" w:sz="4" w:color="808080"/>
-              <w:bottom w:val="single" w:sz="4" w:color="808080"/>
-              <w:right w:val="single" w:sz="4" w:color="808080"/>
-            </w:tcBorders>
-            <w:shd w:fill="FFFFFF" w:val="clear"/>
-          </w:tcPr>
-          <w:p>
-            <w:pPr>
-              <w:spacing w:before="20" w:after="20"/>
-              <w:jc w:val="center"/>
-            </w:pPr>
-            <w:r/>
-            <w:r>
-              <w:rPr>
-                <w:rFonts w:ascii="Times New Roman" w:hAnsi="Times New Roman" w:eastAsia="Times New Roman"/>
-                <w:b w:val="0"/>
-                <w:sz w:val="22"/>
-              </w:rPr>
-              <w:t>6,04</w:t>
-            </w:r>
-          </w:p>
-        </w:tc>
-      </w:tr>
-      <w:tr>
-        <w:tc>
-          <w:tcPr>
-            <w:tcW w:type="dxa" w:w="2163"/>
-            <w:tcBorders>
-              <w:top w:val="single" w:sz="4" w:color="808080"/>
-              <w:left w:val="single" w:sz="4" w:color="808080"/>
-              <w:bottom w:val="single" w:sz="4" w:color="808080"/>
-              <w:right w:val="single" w:sz="4" w:color="808080"/>
-            </w:tcBorders>
-            <w:shd w:fill="D6EAF8" w:val="clear"/>
-          </w:tcPr>
-          <w:p>
-            <w:pPr>
-              <w:spacing w:before="20" w:after="20"/>
-              <w:jc w:val="center"/>
-            </w:pPr>
-            <w:r/>
-            <w:r>
-              <w:rPr>
-                <w:rFonts w:ascii="Times New Roman" w:hAnsi="Times New Roman" w:eastAsia="Times New Roman"/>
-                <w:b w:val="0"/>
-                <w:sz w:val="22"/>
-              </w:rPr>
-              <w:t>0,30</w:t>
-            </w:r>
-          </w:p>
-        </w:tc>
-        <w:tc>
-          <w:tcPr>
-            <w:tcW w:type="dxa" w:w="2163"/>
-            <w:tcBorders>
-              <w:top w:val="single" w:sz="4" w:color="808080"/>
-              <w:left w:val="single" w:sz="4" w:color="808080"/>
-              <w:bottom w:val="single" w:sz="4" w:color="808080"/>
-              <w:right w:val="single" w:sz="4" w:color="808080"/>
-            </w:tcBorders>
-            <w:shd w:fill="D6EAF8" w:val="clear"/>
-          </w:tcPr>
-          <w:p>
-            <w:pPr>
-              <w:spacing w:before="20" w:after="20"/>
-              <w:jc w:val="center"/>
-            </w:pPr>
-            <w:r/>
-            <w:r>
-              <w:rPr>
-                <w:rFonts w:ascii="Times New Roman" w:hAnsi="Times New Roman" w:eastAsia="Times New Roman"/>
-                <w:b w:val="0"/>
-                <w:sz w:val="22"/>
-              </w:rPr>
-              <w:t>0,6604</w:t>
-            </w:r>
-          </w:p>
-        </w:tc>
-        <w:tc>
-          <w:tcPr>
-            <w:tcW w:type="dxa" w:w="2163"/>
-            <w:tcBorders>
-              <w:top w:val="single" w:sz="4" w:color="808080"/>
-              <w:left w:val="single" w:sz="4" w:color="808080"/>
-              <w:bottom w:val="single" w:sz="4" w:color="808080"/>
-              <w:right w:val="single" w:sz="4" w:color="808080"/>
-            </w:tcBorders>
-            <w:shd w:fill="D6EAF8" w:val="clear"/>
-          </w:tcPr>
-          <w:p>
-            <w:pPr>
-              <w:spacing w:before="20" w:after="20"/>
-              <w:jc w:val="center"/>
-            </w:pPr>
-            <w:r/>
-            <w:r>
-              <w:rPr>
-                <w:rFonts w:ascii="Times New Roman" w:hAnsi="Times New Roman" w:eastAsia="Times New Roman"/>
-                <w:b w:val="0"/>
-                <w:sz w:val="22"/>
-              </w:rPr>
-              <w:t>0,4415</w:t>
-            </w:r>
-          </w:p>
-        </w:tc>
-        <w:tc>
-          <w:tcPr>
-            <w:tcW w:type="dxa" w:w="2163"/>
-            <w:tcBorders>
-              <w:top w:val="single" w:sz="4" w:color="808080"/>
-              <w:left w:val="single" w:sz="4" w:color="808080"/>
-              <w:bottom w:val="single" w:sz="4" w:color="808080"/>
-              <w:right w:val="single" w:sz="4" w:color="808080"/>
-            </w:tcBorders>
-            <w:shd w:fill="D6EAF8" w:val="clear"/>
-          </w:tcPr>
-          <w:p>
-            <w:pPr>
-              <w:spacing w:before="20" w:after="20"/>
-              <w:jc w:val="center"/>
-            </w:pPr>
-            <w:r/>
-            <w:r>
-              <w:rPr>
-                <w:rFonts w:ascii="Times New Roman" w:hAnsi="Times New Roman" w:eastAsia="Times New Roman"/>
-                <w:b w:val="0"/>
-                <w:sz w:val="22"/>
-              </w:rPr>
-              <w:t>0,2189</w:t>
-            </w:r>
-          </w:p>
-        </w:tc>
-        <w:tc>
-          <w:tcPr>
-            <w:tcW w:type="dxa" w:w="2163"/>
-            <w:tcBorders>
-              <w:top w:val="single" w:sz="4" w:color="808080"/>
-              <w:left w:val="single" w:sz="4" w:color="808080"/>
-              <w:bottom w:val="single" w:sz="4" w:color="808080"/>
-              <w:right w:val="single" w:sz="4" w:color="808080"/>
-            </w:tcBorders>
-            <w:shd w:fill="D6EAF8" w:val="clear"/>
-          </w:tcPr>
-          <w:p>
-            <w:pPr>
-              <w:spacing w:before="20" w:after="20"/>
-              <w:jc w:val="center"/>
-            </w:pPr>
-            <w:r/>
-            <w:r>
-              <w:rPr>
-                <w:rFonts w:ascii="Times New Roman" w:hAnsi="Times New Roman" w:eastAsia="Times New Roman"/>
-                <w:b w:val="0"/>
-                <w:sz w:val="22"/>
-              </w:rPr>
-              <w:t>10,19</w:t>
-            </w:r>
-          </w:p>
-        </w:tc>
-        <w:tc>
-          <w:tcPr>
-            <w:tcW w:type="dxa" w:w="2163"/>
-            <w:tcBorders>
-              <w:top w:val="single" w:sz="4" w:color="808080"/>
-              <w:left w:val="single" w:sz="4" w:color="808080"/>
-              <w:bottom w:val="single" w:sz="4" w:color="808080"/>
-              <w:right w:val="single" w:sz="4" w:color="808080"/>
-            </w:tcBorders>
-            <w:shd w:fill="D6EAF8" w:val="clear"/>
-          </w:tcPr>
-          <w:p>
-            <w:pPr>
-              <w:spacing w:before="20" w:after="20"/>
-              <w:jc w:val="center"/>
-            </w:pPr>
-            <w:r/>
-            <w:r>
-              <w:rPr>
-                <w:rFonts w:ascii="Times New Roman" w:hAnsi="Times New Roman" w:eastAsia="Times New Roman"/>
-                <w:b w:val="0"/>
-                <w:sz w:val="22"/>
-              </w:rPr>
-              <w:t>13,25</w:t>
-            </w:r>
-          </w:p>
-        </w:tc>
-        <w:tc>
-          <w:tcPr>
-            <w:tcW w:type="dxa" w:w="2163"/>
-            <w:tcBorders>
-              <w:top w:val="single" w:sz="4" w:color="808080"/>
-              <w:left w:val="single" w:sz="4" w:color="808080"/>
-              <w:bottom w:val="single" w:sz="4" w:color="808080"/>
-              <w:right w:val="single" w:sz="4" w:color="808080"/>
-            </w:tcBorders>
-            <w:shd w:fill="D6EAF8" w:val="clear"/>
-          </w:tcPr>
-          <w:p>
-            <w:pPr>
-              <w:spacing w:before="20" w:after="20"/>
-              <w:jc w:val="center"/>
-            </w:pPr>
-            <w:r/>
-            <w:r>
-              <w:rPr>
-                <w:rFonts w:ascii="Times New Roman" w:hAnsi="Times New Roman" w:eastAsia="Times New Roman"/>
-                <w:b w:val="0"/>
-                <w:sz w:val="22"/>
-              </w:rPr>
-              <w:t>6,57</w:t>
-            </w:r>
-          </w:p>
-        </w:tc>
-      </w:tr>
-      <w:tr>
-        <w:tc>
-          <w:tcPr>
-            <w:tcW w:type="dxa" w:w="2163"/>
-            <w:tcBorders>
-              <w:top w:val="single" w:sz="4" w:color="808080"/>
-              <w:left w:val="single" w:sz="4" w:color="808080"/>
-              <w:bottom w:val="single" w:sz="4" w:color="808080"/>
-              <w:right w:val="single" w:sz="4" w:color="808080"/>
-            </w:tcBorders>
-            <w:shd w:fill="FFFFFF" w:val="clear"/>
-          </w:tcPr>
-          <w:p>
-            <w:pPr>
-              <w:spacing w:before="20" w:after="20"/>
-              <w:jc w:val="center"/>
-            </w:pPr>
-            <w:r/>
-            <w:r>
-              <w:rPr>
-                <w:rFonts w:ascii="Times New Roman" w:hAnsi="Times New Roman" w:eastAsia="Times New Roman"/>
-                <w:b w:val="0"/>
-                <w:sz w:val="22"/>
-              </w:rPr>
-              <w:t>0,40</w:t>
-            </w:r>
-          </w:p>
-        </w:tc>
-        <w:tc>
-          <w:tcPr>
-            <w:tcW w:type="dxa" w:w="2163"/>
-            <w:tcBorders>
-              <w:top w:val="single" w:sz="4" w:color="808080"/>
-              <w:left w:val="single" w:sz="4" w:color="808080"/>
-              <w:bottom w:val="single" w:sz="4" w:color="808080"/>
-              <w:right w:val="single" w:sz="4" w:color="808080"/>
-            </w:tcBorders>
-            <w:shd w:fill="FFFFFF" w:val="clear"/>
-          </w:tcPr>
-          <w:p>
-            <w:pPr>
-              <w:spacing w:before="20" w:after="20"/>
-              <w:jc w:val="center"/>
-            </w:pPr>
-            <w:r/>
-            <w:r>
-              <w:rPr>
-                <w:rFonts w:ascii="Times New Roman" w:hAnsi="Times New Roman" w:eastAsia="Times New Roman"/>
-                <w:b w:val="0"/>
-                <w:sz w:val="22"/>
-              </w:rPr>
-              <w:t>0,6802</w:t>
-            </w:r>
-          </w:p>
-        </w:tc>
-        <w:tc>
-          <w:tcPr>
-            <w:tcW w:type="dxa" w:w="2163"/>
-            <w:tcBorders>
-              <w:top w:val="single" w:sz="4" w:color="808080"/>
-              <w:left w:val="single" w:sz="4" w:color="808080"/>
-              <w:bottom w:val="single" w:sz="4" w:color="808080"/>
-              <w:right w:val="single" w:sz="4" w:color="808080"/>
-            </w:tcBorders>
-            <w:shd w:fill="FFFFFF" w:val="clear"/>
-          </w:tcPr>
-          <w:p>
-            <w:pPr>
-              <w:spacing w:before="20" w:after="20"/>
-              <w:jc w:val="center"/>
-            </w:pPr>
-            <w:r/>
-            <w:r>
-              <w:rPr>
-                <w:rFonts w:ascii="Times New Roman" w:hAnsi="Times New Roman" w:eastAsia="Times New Roman"/>
-                <w:b w:val="0"/>
-                <w:sz w:val="22"/>
-              </w:rPr>
-              <w:t>0,4435</w:t>
-            </w:r>
-          </w:p>
-        </w:tc>
-        <w:tc>
-          <w:tcPr>
-            <w:tcW w:type="dxa" w:w="2163"/>
-            <w:tcBorders>
-              <w:top w:val="single" w:sz="4" w:color="808080"/>
-              <w:left w:val="single" w:sz="4" w:color="808080"/>
-              <w:bottom w:val="single" w:sz="4" w:color="808080"/>
-              <w:right w:val="single" w:sz="4" w:color="808080"/>
-            </w:tcBorders>
-            <w:shd w:fill="FFFFFF" w:val="clear"/>
-          </w:tcPr>
-          <w:p>
-            <w:pPr>
-              <w:spacing w:before="20" w:after="20"/>
-              <w:jc w:val="center"/>
-            </w:pPr>
-            <w:r/>
-            <w:r>
-              <w:rPr>
-                <w:rFonts w:ascii="Times New Roman" w:hAnsi="Times New Roman" w:eastAsia="Times New Roman"/>
-                <w:b w:val="0"/>
-                <w:sz w:val="22"/>
-              </w:rPr>
-              <w:t>0,2366</w:t>
-            </w:r>
-          </w:p>
-        </w:tc>
-        <w:tc>
-          <w:tcPr>
-            <w:tcW w:type="dxa" w:w="2163"/>
-            <w:tcBorders>
-              <w:top w:val="single" w:sz="4" w:color="808080"/>
-              <w:left w:val="single" w:sz="4" w:color="808080"/>
-              <w:bottom w:val="single" w:sz="4" w:color="808080"/>
-              <w:right w:val="single" w:sz="4" w:color="808080"/>
-            </w:tcBorders>
-            <w:shd w:fill="FFFFFF" w:val="clear"/>
-          </w:tcPr>
-          <w:p>
-            <w:pPr>
-              <w:spacing w:before="20" w:after="20"/>
-              <w:jc w:val="center"/>
-            </w:pPr>
-            <w:r/>
-            <w:r>
-              <w:rPr>
-                <w:rFonts w:ascii="Times New Roman" w:hAnsi="Times New Roman" w:eastAsia="Times New Roman"/>
-                <w:b w:val="0"/>
-                <w:sz w:val="22"/>
-              </w:rPr>
-              <w:t>9,59</w:t>
-            </w:r>
-          </w:p>
-        </w:tc>
-        <w:tc>
-          <w:tcPr>
-            <w:tcW w:type="dxa" w:w="2163"/>
-            <w:tcBorders>
-              <w:top w:val="single" w:sz="4" w:color="808080"/>
-              <w:left w:val="single" w:sz="4" w:color="808080"/>
-              <w:bottom w:val="single" w:sz="4" w:color="808080"/>
-              <w:right w:val="single" w:sz="4" w:color="808080"/>
-            </w:tcBorders>
-            <w:shd w:fill="FFFFFF" w:val="clear"/>
-          </w:tcPr>
-          <w:p>
-            <w:pPr>
-              <w:spacing w:before="20" w:after="20"/>
-              <w:jc w:val="center"/>
-            </w:pPr>
-            <w:r/>
-            <w:r>
-              <w:rPr>
-                <w:rFonts w:ascii="Times New Roman" w:hAnsi="Times New Roman" w:eastAsia="Times New Roman"/>
-                <w:b w:val="0"/>
-                <w:sz w:val="22"/>
-              </w:rPr>
-              <w:t>13,30</w:t>
-            </w:r>
-          </w:p>
-        </w:tc>
-        <w:tc>
-          <w:tcPr>
-            <w:tcW w:type="dxa" w:w="2163"/>
-            <w:tcBorders>
-              <w:top w:val="single" w:sz="4" w:color="808080"/>
-              <w:left w:val="single" w:sz="4" w:color="808080"/>
-              <w:bottom w:val="single" w:sz="4" w:color="808080"/>
-              <w:right w:val="single" w:sz="4" w:color="808080"/>
-            </w:tcBorders>
-            <w:shd w:fill="FFFFFF" w:val="clear"/>
-          </w:tcPr>
-          <w:p>
-            <w:pPr>
-              <w:spacing w:before="20" w:after="20"/>
-              <w:jc w:val="center"/>
-            </w:pPr>
-            <w:r/>
-            <w:r>
-              <w:rPr>
-                <w:rFonts w:ascii="Times New Roman" w:hAnsi="Times New Roman" w:eastAsia="Times New Roman"/>
-                <w:b w:val="0"/>
-                <w:sz w:val="22"/>
-              </w:rPr>
-              <w:t>7,10</w:t>
-            </w:r>
-          </w:p>
-        </w:tc>
-      </w:tr>
-      <w:tr>
-        <w:tc>
-          <w:tcPr>
-            <w:tcW w:type="dxa" w:w="2163"/>
-            <w:tcBorders>
-              <w:top w:val="single" w:sz="4" w:color="808080"/>
-              <w:left w:val="single" w:sz="4" w:color="808080"/>
-              <w:bottom w:val="single" w:sz="4" w:color="808080"/>
-              <w:right w:val="single" w:sz="4" w:color="808080"/>
-            </w:tcBorders>
-            <w:shd w:fill="FFF2CC" w:val="clear"/>
-          </w:tcPr>
-          <w:p>
-            <w:pPr>
-              <w:spacing w:before="20" w:after="20"/>
-              <w:jc w:val="center"/>
-            </w:pPr>
-            <w:r/>
-            <w:r>
-              <w:rPr>
-                <w:rFonts w:ascii="Times New Roman" w:hAnsi="Times New Roman" w:eastAsia="Times New Roman"/>
-                <w:b/>
-                <w:sz w:val="22"/>
-              </w:rPr>
-              <w:t>0,50</w:t>
-            </w:r>
-          </w:p>
-        </w:tc>
-        <w:tc>
-          <w:tcPr>
-            <w:tcW w:type="dxa" w:w="2163"/>
-            <w:tcBorders>
-              <w:top w:val="single" w:sz="4" w:color="808080"/>
-              <w:left w:val="single" w:sz="4" w:color="808080"/>
-              <w:bottom w:val="single" w:sz="4" w:color="808080"/>
-              <w:right w:val="single" w:sz="4" w:color="808080"/>
-            </w:tcBorders>
-            <w:shd w:fill="FFF2CC" w:val="clear"/>
-          </w:tcPr>
-          <w:p>
-            <w:pPr>
-              <w:spacing w:before="20" w:after="20"/>
-              <w:jc w:val="center"/>
-            </w:pPr>
-            <w:r/>
-            <w:r>
-              <w:rPr>
-                <w:rFonts w:ascii="Times New Roman" w:hAnsi="Times New Roman" w:eastAsia="Times New Roman"/>
-                <w:b/>
-                <w:sz w:val="22"/>
-              </w:rPr>
-              <w:t>0,6988</w:t>
-            </w:r>
-          </w:p>
-        </w:tc>
-        <w:tc>
-          <w:tcPr>
-            <w:tcW w:type="dxa" w:w="2163"/>
-            <w:tcBorders>
-              <w:top w:val="single" w:sz="4" w:color="808080"/>
-              <w:left w:val="single" w:sz="4" w:color="808080"/>
-              <w:bottom w:val="single" w:sz="4" w:color="808080"/>
-              <w:right w:val="single" w:sz="4" w:color="808080"/>
-            </w:tcBorders>
-            <w:shd w:fill="FFF2CC" w:val="clear"/>
-          </w:tcPr>
-          <w:p>
-            <w:pPr>
-              <w:spacing w:before="20" w:after="20"/>
-              <w:jc w:val="center"/>
-            </w:pPr>
-            <w:r/>
-            <w:r>
-              <w:rPr>
-                <w:rFonts w:ascii="Times New Roman" w:hAnsi="Times New Roman" w:eastAsia="Times New Roman"/>
-                <w:b/>
-                <w:sz w:val="22"/>
-              </w:rPr>
-              <w:t>0,4444</w:t>
-            </w:r>
-          </w:p>
-        </w:tc>
-        <w:tc>
-          <w:tcPr>
-            <w:tcW w:type="dxa" w:w="2163"/>
-            <w:tcBorders>
-              <w:top w:val="single" w:sz="4" w:color="808080"/>
-              <w:left w:val="single" w:sz="4" w:color="808080"/>
-              <w:bottom w:val="single" w:sz="4" w:color="808080"/>
-              <w:right w:val="single" w:sz="4" w:color="808080"/>
-            </w:tcBorders>
-            <w:shd w:fill="FFF2CC" w:val="clear"/>
-          </w:tcPr>
-          <w:p>
-            <w:pPr>
-              <w:spacing w:before="20" w:after="20"/>
-              <w:jc w:val="center"/>
-            </w:pPr>
-            <w:r/>
-            <w:r>
-              <w:rPr>
-                <w:rFonts w:ascii="Times New Roman" w:hAnsi="Times New Roman" w:eastAsia="Times New Roman"/>
-                <w:b/>
-                <w:sz w:val="22"/>
-              </w:rPr>
-              <w:t>0,2544</w:t>
-            </w:r>
-          </w:p>
-        </w:tc>
-        <w:tc>
-          <w:tcPr>
-            <w:tcW w:type="dxa" w:w="2163"/>
-            <w:tcBorders>
-              <w:top w:val="single" w:sz="4" w:color="808080"/>
-              <w:left w:val="single" w:sz="4" w:color="808080"/>
-              <w:bottom w:val="single" w:sz="4" w:color="808080"/>
-              <w:right w:val="single" w:sz="4" w:color="808080"/>
-            </w:tcBorders>
-            <w:shd w:fill="FFF2CC" w:val="clear"/>
-          </w:tcPr>
-          <w:p>
-            <w:pPr>
-              <w:spacing w:before="20" w:after="20"/>
-              <w:jc w:val="center"/>
-            </w:pPr>
-            <w:r/>
-            <w:r>
-              <w:rPr>
-                <w:rFonts w:ascii="Times New Roman" w:hAnsi="Times New Roman" w:eastAsia="Times New Roman"/>
-                <w:b/>
-                <w:sz w:val="22"/>
-              </w:rPr>
-              <w:t>9,04</w:t>
-            </w:r>
-          </w:p>
-        </w:tc>
-        <w:tc>
-          <w:tcPr>
-            <w:tcW w:type="dxa" w:w="2163"/>
-            <w:tcBorders>
-              <w:top w:val="single" w:sz="4" w:color="808080"/>
-              <w:left w:val="single" w:sz="4" w:color="808080"/>
-              <w:bottom w:val="single" w:sz="4" w:color="808080"/>
-              <w:right w:val="single" w:sz="4" w:color="808080"/>
-            </w:tcBorders>
-            <w:shd w:fill="FFF2CC" w:val="clear"/>
-          </w:tcPr>
-          <w:p>
-            <w:pPr>
-              <w:spacing w:before="20" w:after="20"/>
-              <w:jc w:val="center"/>
-            </w:pPr>
-            <w:r/>
-            <w:r>
-              <w:rPr>
-                <w:rFonts w:ascii="Times New Roman" w:hAnsi="Times New Roman" w:eastAsia="Times New Roman"/>
-                <w:b/>
-                <w:sz w:val="22"/>
-              </w:rPr>
-              <w:t>13,33</w:t>
-            </w:r>
-          </w:p>
-        </w:tc>
-        <w:tc>
-          <w:tcPr>
-            <w:tcW w:type="dxa" w:w="2163"/>
-            <w:tcBorders>
-              <w:top w:val="single" w:sz="4" w:color="808080"/>
-              <w:left w:val="single" w:sz="4" w:color="808080"/>
-              <w:bottom w:val="single" w:sz="4" w:color="808080"/>
-              <w:right w:val="single" w:sz="4" w:color="808080"/>
-            </w:tcBorders>
-            <w:shd w:fill="FFF2CC" w:val="clear"/>
-          </w:tcPr>
-          <w:p>
-            <w:pPr>
-              <w:spacing w:before="20" w:after="20"/>
-              <w:jc w:val="center"/>
-            </w:pPr>
-            <w:r/>
-            <w:r>
-              <w:rPr>
-                <w:rFonts w:ascii="Times New Roman" w:hAnsi="Times New Roman" w:eastAsia="Times New Roman"/>
-                <w:b/>
-                <w:sz w:val="22"/>
-              </w:rPr>
-              <w:t>7,63</w:t>
-            </w:r>
-          </w:p>
-        </w:tc>
-      </w:tr>
-    </w:tbl>
-    <w:p/>
-    <w:p>
-      <w:pPr>
-        <w:spacing w:after="120" w:before="160" w:line="276" w:lineRule="auto"/>
-      </w:pPr>
-      <w:r>
-        <w:rPr>
-          <w:rFonts w:ascii="Times New Roman" w:hAnsi="Times New Roman" w:eastAsia="Times New Roman"/>
-          <w:b/>
-          <w:color w:val="1F4E79"/>
-          <w:sz w:val="28"/>
-        </w:rPr>
-        <w:t>Система 4. Четыре РИВ параллельно</w:t>
-      </w:r>
-    </w:p>
-    <w:p>
-      <w:pPr>
-        <w:spacing w:after="120" w:before="0" w:line="276" w:lineRule="auto"/>
-      </w:pPr>
-      <w:r>
-        <w:rPr>
-          <w:rFonts w:ascii="Times New Roman" w:hAnsi="Times New Roman" w:eastAsia="Times New Roman"/>
-          <w:b w:val="0"/>
-          <w:sz w:val="24"/>
-        </w:rPr>
-        <w:t>Vi = 25 л, vi = 12,5 л/мин, τi = 2 мин. Выход каждого аппарата совпадает с единичным РИВ (л/р №3, n1 = n2 = 1).</w:t>
-      </w:r>
-    </w:p>
-    <w:p>
-      <w:pPr>
-        <w:spacing w:after="80" w:before="80" w:line="276" w:lineRule="auto"/>
-      </w:pPr>
-      <w:r>
-        <w:rPr>
-          <w:rFonts w:ascii="Times New Roman" w:hAnsi="Times New Roman" w:eastAsia="Times New Roman"/>
-          <w:b/>
-          <w:color w:val="2E75B6"/>
-          <w:sz w:val="26"/>
-        </w:rPr>
-        <w:t>Реакторы 1–4 (одинаковые)</w:t>
+        <w:t>Vi = 25 л, vi = 50 л/мин, Στ = 2 мин. Четыре РИВ в ряду эквивалентны одному РИВ того же Στ.</w:t>
       </w:r>
     </w:p>
     <w:tbl>
@@ -11055,13 +4219,27 @@
           <w:color w:val="1F4E79"/>
           <w:sz w:val="28"/>
         </w:rPr>
-        <w:t>Краткие выходы систем</w:t>
+        <w:t>Таблица 4. Система 4 — четыре РИВ параллельно</w:t>
+      </w:r>
+    </w:p>
+    <w:p>
+      <w:pPr>
+        <w:spacing w:after="120" w:before="0" w:line="276" w:lineRule="auto"/>
+      </w:pPr>
+      <w:r>
+        <w:rPr>
+          <w:rFonts w:ascii="Times New Roman" w:hAnsi="Times New Roman" w:eastAsia="Times New Roman"/>
+          <w:b w:val="0"/>
+          <w:sz w:val="24"/>
+        </w:rPr>
+        <w:t>Vi = 25 л, vi = 12,5 л/мин, τi = 2 мин. Выход совпадает с таблицей 3 (единичный РИВ, л/р №3).</w:t>
       </w:r>
     </w:p>
     <w:tbl>
       <w:tblPr>
         <w:tblW w:type="auto" w:w="0"/>
         <w:jc w:val="center"/>
+        <w:tblLayout w:type="autofit"/>
         <w:tblLook w:firstColumn="1" w:firstRow="1" w:lastColumn="0" w:lastRow="0" w:noHBand="0" w:noVBand="1" w:val="04A0"/>
       </w:tblPr>
       <w:tblGrid>
@@ -11098,7 +4276,7 @@
                 <w:color w:val="FFFFFF"/>
                 <w:sz w:val="22"/>
               </w:rPr>
-              <w:t>Система</w:t>
+              <w:t>τ, мин</w:t>
             </w:r>
           </w:p>
         </w:tc>
@@ -11281,12 +4459,1922 @@
               <w:bottom w:val="single" w:sz="4" w:color="808080"/>
               <w:right w:val="single" w:sz="4" w:color="808080"/>
             </w:tcBorders>
+            <w:shd w:fill="FFFFFF" w:val="clear"/>
+          </w:tcPr>
+          <w:p>
+            <w:pPr>
+              <w:spacing w:before="20" w:after="20"/>
+              <w:jc w:val="center"/>
+            </w:pPr>
+            <w:r/>
+            <w:r>
+              <w:rPr>
+                <w:rFonts w:ascii="Times New Roman" w:hAnsi="Times New Roman" w:eastAsia="Times New Roman"/>
+                <w:b w:val="0"/>
+                <w:sz w:val="22"/>
+              </w:rPr>
+              <w:t>0,00</w:t>
+            </w:r>
+          </w:p>
+        </w:tc>
+        <w:tc>
+          <w:tcPr>
+            <w:tcW w:type="dxa" w:w="2163"/>
+            <w:tcBorders>
+              <w:top w:val="single" w:sz="4" w:color="808080"/>
+              <w:left w:val="single" w:sz="4" w:color="808080"/>
+              <w:bottom w:val="single" w:sz="4" w:color="808080"/>
+              <w:right w:val="single" w:sz="4" w:color="808080"/>
+            </w:tcBorders>
+            <w:shd w:fill="FFFFFF" w:val="clear"/>
+          </w:tcPr>
+          <w:p>
+            <w:pPr>
+              <w:spacing w:before="20" w:after="20"/>
+              <w:jc w:val="center"/>
+            </w:pPr>
+            <w:r/>
+            <w:r>
+              <w:rPr>
+                <w:rFonts w:ascii="Times New Roman" w:hAnsi="Times New Roman" w:eastAsia="Times New Roman"/>
+                <w:b w:val="0"/>
+                <w:sz w:val="22"/>
+              </w:rPr>
+              <w:t>0,0000</w:t>
+            </w:r>
+          </w:p>
+        </w:tc>
+        <w:tc>
+          <w:tcPr>
+            <w:tcW w:type="dxa" w:w="2163"/>
+            <w:tcBorders>
+              <w:top w:val="single" w:sz="4" w:color="808080"/>
+              <w:left w:val="single" w:sz="4" w:color="808080"/>
+              <w:bottom w:val="single" w:sz="4" w:color="808080"/>
+              <w:right w:val="single" w:sz="4" w:color="808080"/>
+            </w:tcBorders>
+            <w:shd w:fill="FFFFFF" w:val="clear"/>
+          </w:tcPr>
+          <w:p>
+            <w:pPr>
+              <w:spacing w:before="20" w:after="20"/>
+              <w:jc w:val="center"/>
+            </w:pPr>
+            <w:r/>
+            <w:r>
+              <w:rPr>
+                <w:rFonts w:ascii="Times New Roman" w:hAnsi="Times New Roman" w:eastAsia="Times New Roman"/>
+                <w:b w:val="0"/>
+                <w:sz w:val="22"/>
+              </w:rPr>
+              <w:t>0,0000</w:t>
+            </w:r>
+          </w:p>
+        </w:tc>
+        <w:tc>
+          <w:tcPr>
+            <w:tcW w:type="dxa" w:w="2163"/>
+            <w:tcBorders>
+              <w:top w:val="single" w:sz="4" w:color="808080"/>
+              <w:left w:val="single" w:sz="4" w:color="808080"/>
+              <w:bottom w:val="single" w:sz="4" w:color="808080"/>
+              <w:right w:val="single" w:sz="4" w:color="808080"/>
+            </w:tcBorders>
+            <w:shd w:fill="FFFFFF" w:val="clear"/>
+          </w:tcPr>
+          <w:p>
+            <w:pPr>
+              <w:spacing w:before="20" w:after="20"/>
+              <w:jc w:val="center"/>
+            </w:pPr>
+            <w:r/>
+            <w:r>
+              <w:rPr>
+                <w:rFonts w:ascii="Times New Roman" w:hAnsi="Times New Roman" w:eastAsia="Times New Roman"/>
+                <w:b w:val="0"/>
+                <w:sz w:val="22"/>
+              </w:rPr>
+              <w:t>0,0000</w:t>
+            </w:r>
+          </w:p>
+        </w:tc>
+        <w:tc>
+          <w:tcPr>
+            <w:tcW w:type="dxa" w:w="2163"/>
+            <w:tcBorders>
+              <w:top w:val="single" w:sz="4" w:color="808080"/>
+              <w:left w:val="single" w:sz="4" w:color="808080"/>
+              <w:bottom w:val="single" w:sz="4" w:color="808080"/>
+              <w:right w:val="single" w:sz="4" w:color="808080"/>
+            </w:tcBorders>
+            <w:shd w:fill="FFFFFF" w:val="clear"/>
+          </w:tcPr>
+          <w:p>
+            <w:pPr>
+              <w:spacing w:before="20" w:after="20"/>
+              <w:jc w:val="center"/>
+            </w:pPr>
+            <w:r/>
+            <w:r>
+              <w:rPr>
+                <w:rFonts w:ascii="Times New Roman" w:hAnsi="Times New Roman" w:eastAsia="Times New Roman"/>
+                <w:b w:val="0"/>
+                <w:sz w:val="22"/>
+              </w:rPr>
+              <w:t>30,00</w:t>
+            </w:r>
+          </w:p>
+        </w:tc>
+        <w:tc>
+          <w:tcPr>
+            <w:tcW w:type="dxa" w:w="2163"/>
+            <w:tcBorders>
+              <w:top w:val="single" w:sz="4" w:color="808080"/>
+              <w:left w:val="single" w:sz="4" w:color="808080"/>
+              <w:bottom w:val="single" w:sz="4" w:color="808080"/>
+              <w:right w:val="single" w:sz="4" w:color="808080"/>
+            </w:tcBorders>
+            <w:shd w:fill="FFFFFF" w:val="clear"/>
+          </w:tcPr>
+          <w:p>
+            <w:pPr>
+              <w:spacing w:before="20" w:after="20"/>
+              <w:jc w:val="center"/>
+            </w:pPr>
+            <w:r/>
+            <w:r>
+              <w:rPr>
+                <w:rFonts w:ascii="Times New Roman" w:hAnsi="Times New Roman" w:eastAsia="Times New Roman"/>
+                <w:b w:val="0"/>
+                <w:sz w:val="22"/>
+              </w:rPr>
+              <w:t>0,00</w:t>
+            </w:r>
+          </w:p>
+        </w:tc>
+        <w:tc>
+          <w:tcPr>
+            <w:tcW w:type="dxa" w:w="2163"/>
+            <w:tcBorders>
+              <w:top w:val="single" w:sz="4" w:color="808080"/>
+              <w:left w:val="single" w:sz="4" w:color="808080"/>
+              <w:bottom w:val="single" w:sz="4" w:color="808080"/>
+              <w:right w:val="single" w:sz="4" w:color="808080"/>
+            </w:tcBorders>
+            <w:shd w:fill="FFFFFF" w:val="clear"/>
+          </w:tcPr>
+          <w:p>
+            <w:pPr>
+              <w:spacing w:before="20" w:after="20"/>
+              <w:jc w:val="center"/>
+            </w:pPr>
+            <w:r/>
+            <w:r>
+              <w:rPr>
+                <w:rFonts w:ascii="Times New Roman" w:hAnsi="Times New Roman" w:eastAsia="Times New Roman"/>
+                <w:b w:val="0"/>
+                <w:sz w:val="22"/>
+              </w:rPr>
+              <w:t>0,00</w:t>
+            </w:r>
+          </w:p>
+        </w:tc>
+      </w:tr>
+      <w:tr>
+        <w:tc>
+          <w:tcPr>
+            <w:tcW w:type="dxa" w:w="2163"/>
+            <w:tcBorders>
+              <w:top w:val="single" w:sz="4" w:color="808080"/>
+              <w:left w:val="single" w:sz="4" w:color="808080"/>
+              <w:bottom w:val="single" w:sz="4" w:color="808080"/>
+              <w:right w:val="single" w:sz="4" w:color="808080"/>
+            </w:tcBorders>
+            <w:shd w:fill="D6EAF8" w:val="clear"/>
+          </w:tcPr>
+          <w:p>
+            <w:pPr>
+              <w:spacing w:before="20" w:after="20"/>
+              <w:jc w:val="center"/>
+            </w:pPr>
+            <w:r/>
+            <w:r>
+              <w:rPr>
+                <w:rFonts w:ascii="Times New Roman" w:hAnsi="Times New Roman" w:eastAsia="Times New Roman"/>
+                <w:b w:val="0"/>
+                <w:sz w:val="22"/>
+              </w:rPr>
+              <w:t>0,20</w:t>
+            </w:r>
+          </w:p>
+        </w:tc>
+        <w:tc>
+          <w:tcPr>
+            <w:tcW w:type="dxa" w:w="2163"/>
+            <w:tcBorders>
+              <w:top w:val="single" w:sz="4" w:color="808080"/>
+              <w:left w:val="single" w:sz="4" w:color="808080"/>
+              <w:bottom w:val="single" w:sz="4" w:color="808080"/>
+              <w:right w:val="single" w:sz="4" w:color="808080"/>
+            </w:tcBorders>
+            <w:shd w:fill="D6EAF8" w:val="clear"/>
+          </w:tcPr>
+          <w:p>
+            <w:pPr>
+              <w:spacing w:before="20" w:after="20"/>
+              <w:jc w:val="center"/>
+            </w:pPr>
+            <w:r/>
+            <w:r>
+              <w:rPr>
+                <w:rFonts w:ascii="Times New Roman" w:hAnsi="Times New Roman" w:eastAsia="Times New Roman"/>
+                <w:b w:val="0"/>
+                <w:sz w:val="22"/>
+              </w:rPr>
+              <w:t>0,1131</w:t>
+            </w:r>
+          </w:p>
+        </w:tc>
+        <w:tc>
+          <w:tcPr>
+            <w:tcW w:type="dxa" w:w="2163"/>
+            <w:tcBorders>
+              <w:top w:val="single" w:sz="4" w:color="808080"/>
+              <w:left w:val="single" w:sz="4" w:color="808080"/>
+              <w:bottom w:val="single" w:sz="4" w:color="808080"/>
+              <w:right w:val="single" w:sz="4" w:color="808080"/>
+            </w:tcBorders>
+            <w:shd w:fill="D6EAF8" w:val="clear"/>
+          </w:tcPr>
+          <w:p>
+            <w:pPr>
+              <w:spacing w:before="20" w:after="20"/>
+              <w:jc w:val="center"/>
+            </w:pPr>
+            <w:r/>
+            <w:r>
+              <w:rPr>
+                <w:rFonts w:ascii="Times New Roman" w:hAnsi="Times New Roman" w:eastAsia="Times New Roman"/>
+                <w:b w:val="0"/>
+                <w:sz w:val="22"/>
+              </w:rPr>
+              <w:t>0,1086</w:t>
+            </w:r>
+          </w:p>
+        </w:tc>
+        <w:tc>
+          <w:tcPr>
+            <w:tcW w:type="dxa" w:w="2163"/>
+            <w:tcBorders>
+              <w:top w:val="single" w:sz="4" w:color="808080"/>
+              <w:left w:val="single" w:sz="4" w:color="808080"/>
+              <w:bottom w:val="single" w:sz="4" w:color="808080"/>
+              <w:right w:val="single" w:sz="4" w:color="808080"/>
+            </w:tcBorders>
+            <w:shd w:fill="D6EAF8" w:val="clear"/>
+          </w:tcPr>
+          <w:p>
+            <w:pPr>
+              <w:spacing w:before="20" w:after="20"/>
+              <w:jc w:val="center"/>
+            </w:pPr>
+            <w:r/>
+            <w:r>
+              <w:rPr>
+                <w:rFonts w:ascii="Times New Roman" w:hAnsi="Times New Roman" w:eastAsia="Times New Roman"/>
+                <w:b w:val="0"/>
+                <w:sz w:val="22"/>
+              </w:rPr>
+              <w:t>0,0045</w:t>
+            </w:r>
+          </w:p>
+        </w:tc>
+        <w:tc>
+          <w:tcPr>
+            <w:tcW w:type="dxa" w:w="2163"/>
+            <w:tcBorders>
+              <w:top w:val="single" w:sz="4" w:color="808080"/>
+              <w:left w:val="single" w:sz="4" w:color="808080"/>
+              <w:bottom w:val="single" w:sz="4" w:color="808080"/>
+              <w:right w:val="single" w:sz="4" w:color="808080"/>
+            </w:tcBorders>
+            <w:shd w:fill="D6EAF8" w:val="clear"/>
+          </w:tcPr>
+          <w:p>
+            <w:pPr>
+              <w:spacing w:before="20" w:after="20"/>
+              <w:jc w:val="center"/>
+            </w:pPr>
+            <w:r/>
+            <w:r>
+              <w:rPr>
+                <w:rFonts w:ascii="Times New Roman" w:hAnsi="Times New Roman" w:eastAsia="Times New Roman"/>
+                <w:b w:val="0"/>
+                <w:sz w:val="22"/>
+              </w:rPr>
+              <w:t>26,61</w:t>
+            </w:r>
+          </w:p>
+        </w:tc>
+        <w:tc>
+          <w:tcPr>
+            <w:tcW w:type="dxa" w:w="2163"/>
+            <w:tcBorders>
+              <w:top w:val="single" w:sz="4" w:color="808080"/>
+              <w:left w:val="single" w:sz="4" w:color="808080"/>
+              <w:bottom w:val="single" w:sz="4" w:color="808080"/>
+              <w:right w:val="single" w:sz="4" w:color="808080"/>
+            </w:tcBorders>
+            <w:shd w:fill="D6EAF8" w:val="clear"/>
+          </w:tcPr>
+          <w:p>
+            <w:pPr>
+              <w:spacing w:before="20" w:after="20"/>
+              <w:jc w:val="center"/>
+            </w:pPr>
+            <w:r/>
+            <w:r>
+              <w:rPr>
+                <w:rFonts w:ascii="Times New Roman" w:hAnsi="Times New Roman" w:eastAsia="Times New Roman"/>
+                <w:b w:val="0"/>
+                <w:sz w:val="22"/>
+              </w:rPr>
+              <w:t>3,26</w:t>
+            </w:r>
+          </w:p>
+        </w:tc>
+        <w:tc>
+          <w:tcPr>
+            <w:tcW w:type="dxa" w:w="2163"/>
+            <w:tcBorders>
+              <w:top w:val="single" w:sz="4" w:color="808080"/>
+              <w:left w:val="single" w:sz="4" w:color="808080"/>
+              <w:bottom w:val="single" w:sz="4" w:color="808080"/>
+              <w:right w:val="single" w:sz="4" w:color="808080"/>
+            </w:tcBorders>
+            <w:shd w:fill="D6EAF8" w:val="clear"/>
+          </w:tcPr>
+          <w:p>
+            <w:pPr>
+              <w:spacing w:before="20" w:after="20"/>
+              <w:jc w:val="center"/>
+            </w:pPr>
+            <w:r/>
+            <w:r>
+              <w:rPr>
+                <w:rFonts w:ascii="Times New Roman" w:hAnsi="Times New Roman" w:eastAsia="Times New Roman"/>
+                <w:b w:val="0"/>
+                <w:sz w:val="22"/>
+              </w:rPr>
+              <w:t>0,13</w:t>
+            </w:r>
+          </w:p>
+        </w:tc>
+      </w:tr>
+      <w:tr>
+        <w:tc>
+          <w:tcPr>
+            <w:tcW w:type="dxa" w:w="2163"/>
+            <w:tcBorders>
+              <w:top w:val="single" w:sz="4" w:color="808080"/>
+              <w:left w:val="single" w:sz="4" w:color="808080"/>
+              <w:bottom w:val="single" w:sz="4" w:color="808080"/>
+              <w:right w:val="single" w:sz="4" w:color="808080"/>
+            </w:tcBorders>
+            <w:shd w:fill="FFFFFF" w:val="clear"/>
+          </w:tcPr>
+          <w:p>
+            <w:pPr>
+              <w:spacing w:before="20" w:after="20"/>
+              <w:jc w:val="center"/>
+            </w:pPr>
+            <w:r/>
+            <w:r>
+              <w:rPr>
+                <w:rFonts w:ascii="Times New Roman" w:hAnsi="Times New Roman" w:eastAsia="Times New Roman"/>
+                <w:b w:val="0"/>
+                <w:sz w:val="22"/>
+              </w:rPr>
+              <w:t>0,40</w:t>
+            </w:r>
+          </w:p>
+        </w:tc>
+        <w:tc>
+          <w:tcPr>
+            <w:tcW w:type="dxa" w:w="2163"/>
+            <w:tcBorders>
+              <w:top w:val="single" w:sz="4" w:color="808080"/>
+              <w:left w:val="single" w:sz="4" w:color="808080"/>
+              <w:bottom w:val="single" w:sz="4" w:color="808080"/>
+              <w:right w:val="single" w:sz="4" w:color="808080"/>
+            </w:tcBorders>
+            <w:shd w:fill="FFFFFF" w:val="clear"/>
+          </w:tcPr>
+          <w:p>
+            <w:pPr>
+              <w:spacing w:before="20" w:after="20"/>
+              <w:jc w:val="center"/>
+            </w:pPr>
+            <w:r/>
+            <w:r>
+              <w:rPr>
+                <w:rFonts w:ascii="Times New Roman" w:hAnsi="Times New Roman" w:eastAsia="Times New Roman"/>
+                <w:b w:val="0"/>
+                <w:sz w:val="22"/>
+              </w:rPr>
+              <w:t>0,2134</w:t>
+            </w:r>
+          </w:p>
+        </w:tc>
+        <w:tc>
+          <w:tcPr>
+            <w:tcW w:type="dxa" w:w="2163"/>
+            <w:tcBorders>
+              <w:top w:val="single" w:sz="4" w:color="808080"/>
+              <w:left w:val="single" w:sz="4" w:color="808080"/>
+              <w:bottom w:val="single" w:sz="4" w:color="808080"/>
+              <w:right w:val="single" w:sz="4" w:color="808080"/>
+            </w:tcBorders>
+            <w:shd w:fill="FFFFFF" w:val="clear"/>
+          </w:tcPr>
+          <w:p>
+            <w:pPr>
+              <w:spacing w:before="20" w:after="20"/>
+              <w:jc w:val="center"/>
+            </w:pPr>
+            <w:r/>
+            <w:r>
+              <w:rPr>
+                <w:rFonts w:ascii="Times New Roman" w:hAnsi="Times New Roman" w:eastAsia="Times New Roman"/>
+                <w:b w:val="0"/>
+                <w:sz w:val="22"/>
+              </w:rPr>
+              <w:t>0,1965</w:t>
+            </w:r>
+          </w:p>
+        </w:tc>
+        <w:tc>
+          <w:tcPr>
+            <w:tcW w:type="dxa" w:w="2163"/>
+            <w:tcBorders>
+              <w:top w:val="single" w:sz="4" w:color="808080"/>
+              <w:left w:val="single" w:sz="4" w:color="808080"/>
+              <w:bottom w:val="single" w:sz="4" w:color="808080"/>
+              <w:right w:val="single" w:sz="4" w:color="808080"/>
+            </w:tcBorders>
+            <w:shd w:fill="FFFFFF" w:val="clear"/>
+          </w:tcPr>
+          <w:p>
+            <w:pPr>
+              <w:spacing w:before="20" w:after="20"/>
+              <w:jc w:val="center"/>
+            </w:pPr>
+            <w:r/>
+            <w:r>
+              <w:rPr>
+                <w:rFonts w:ascii="Times New Roman" w:hAnsi="Times New Roman" w:eastAsia="Times New Roman"/>
+                <w:b w:val="0"/>
+                <w:sz w:val="22"/>
+              </w:rPr>
+              <w:t>0,0168</w:t>
+            </w:r>
+          </w:p>
+        </w:tc>
+        <w:tc>
+          <w:tcPr>
+            <w:tcW w:type="dxa" w:w="2163"/>
+            <w:tcBorders>
+              <w:top w:val="single" w:sz="4" w:color="808080"/>
+              <w:left w:val="single" w:sz="4" w:color="808080"/>
+              <w:bottom w:val="single" w:sz="4" w:color="808080"/>
+              <w:right w:val="single" w:sz="4" w:color="808080"/>
+            </w:tcBorders>
+            <w:shd w:fill="FFFFFF" w:val="clear"/>
+          </w:tcPr>
+          <w:p>
+            <w:pPr>
+              <w:spacing w:before="20" w:after="20"/>
+              <w:jc w:val="center"/>
+            </w:pPr>
+            <w:r/>
+            <w:r>
+              <w:rPr>
+                <w:rFonts w:ascii="Times New Roman" w:hAnsi="Times New Roman" w:eastAsia="Times New Roman"/>
+                <w:b w:val="0"/>
+                <w:sz w:val="22"/>
+              </w:rPr>
+              <w:t>23,60</w:t>
+            </w:r>
+          </w:p>
+        </w:tc>
+        <w:tc>
+          <w:tcPr>
+            <w:tcW w:type="dxa" w:w="2163"/>
+            <w:tcBorders>
+              <w:top w:val="single" w:sz="4" w:color="808080"/>
+              <w:left w:val="single" w:sz="4" w:color="808080"/>
+              <w:bottom w:val="single" w:sz="4" w:color="808080"/>
+              <w:right w:val="single" w:sz="4" w:color="808080"/>
+            </w:tcBorders>
+            <w:shd w:fill="FFFFFF" w:val="clear"/>
+          </w:tcPr>
+          <w:p>
+            <w:pPr>
+              <w:spacing w:before="20" w:after="20"/>
+              <w:jc w:val="center"/>
+            </w:pPr>
+            <w:r/>
+            <w:r>
+              <w:rPr>
+                <w:rFonts w:ascii="Times New Roman" w:hAnsi="Times New Roman" w:eastAsia="Times New Roman"/>
+                <w:b w:val="0"/>
+                <w:sz w:val="22"/>
+              </w:rPr>
+              <w:t>5,90</w:t>
+            </w:r>
+          </w:p>
+        </w:tc>
+        <w:tc>
+          <w:tcPr>
+            <w:tcW w:type="dxa" w:w="2163"/>
+            <w:tcBorders>
+              <w:top w:val="single" w:sz="4" w:color="808080"/>
+              <w:left w:val="single" w:sz="4" w:color="808080"/>
+              <w:bottom w:val="single" w:sz="4" w:color="808080"/>
+              <w:right w:val="single" w:sz="4" w:color="808080"/>
+            </w:tcBorders>
+            <w:shd w:fill="FFFFFF" w:val="clear"/>
+          </w:tcPr>
+          <w:p>
+            <w:pPr>
+              <w:spacing w:before="20" w:after="20"/>
+              <w:jc w:val="center"/>
+            </w:pPr>
+            <w:r/>
+            <w:r>
+              <w:rPr>
+                <w:rFonts w:ascii="Times New Roman" w:hAnsi="Times New Roman" w:eastAsia="Times New Roman"/>
+                <w:b w:val="0"/>
+                <w:sz w:val="22"/>
+              </w:rPr>
+              <w:t>0,50</w:t>
+            </w:r>
+          </w:p>
+        </w:tc>
+      </w:tr>
+      <w:tr>
+        <w:tc>
+          <w:tcPr>
+            <w:tcW w:type="dxa" w:w="2163"/>
+            <w:tcBorders>
+              <w:top w:val="single" w:sz="4" w:color="808080"/>
+              <w:left w:val="single" w:sz="4" w:color="808080"/>
+              <w:bottom w:val="single" w:sz="4" w:color="808080"/>
+              <w:right w:val="single" w:sz="4" w:color="808080"/>
+            </w:tcBorders>
+            <w:shd w:fill="D6EAF8" w:val="clear"/>
+          </w:tcPr>
+          <w:p>
+            <w:pPr>
+              <w:spacing w:before="20" w:after="20"/>
+              <w:jc w:val="center"/>
+            </w:pPr>
+            <w:r/>
+            <w:r>
+              <w:rPr>
+                <w:rFonts w:ascii="Times New Roman" w:hAnsi="Times New Roman" w:eastAsia="Times New Roman"/>
+                <w:b w:val="0"/>
+                <w:sz w:val="22"/>
+              </w:rPr>
+              <w:t>0,60</w:t>
+            </w:r>
+          </w:p>
+        </w:tc>
+        <w:tc>
+          <w:tcPr>
+            <w:tcW w:type="dxa" w:w="2163"/>
+            <w:tcBorders>
+              <w:top w:val="single" w:sz="4" w:color="808080"/>
+              <w:left w:val="single" w:sz="4" w:color="808080"/>
+              <w:bottom w:val="single" w:sz="4" w:color="808080"/>
+              <w:right w:val="single" w:sz="4" w:color="808080"/>
+            </w:tcBorders>
+            <w:shd w:fill="D6EAF8" w:val="clear"/>
+          </w:tcPr>
+          <w:p>
+            <w:pPr>
+              <w:spacing w:before="20" w:after="20"/>
+              <w:jc w:val="center"/>
+            </w:pPr>
+            <w:r/>
+            <w:r>
+              <w:rPr>
+                <w:rFonts w:ascii="Times New Roman" w:hAnsi="Times New Roman" w:eastAsia="Times New Roman"/>
+                <w:b w:val="0"/>
+                <w:sz w:val="22"/>
+              </w:rPr>
+              <w:t>0,3023</w:t>
+            </w:r>
+          </w:p>
+        </w:tc>
+        <w:tc>
+          <w:tcPr>
+            <w:tcW w:type="dxa" w:w="2163"/>
+            <w:tcBorders>
+              <w:top w:val="single" w:sz="4" w:color="808080"/>
+              <w:left w:val="single" w:sz="4" w:color="808080"/>
+              <w:bottom w:val="single" w:sz="4" w:color="808080"/>
+              <w:right w:val="single" w:sz="4" w:color="808080"/>
+            </w:tcBorders>
+            <w:shd w:fill="D6EAF8" w:val="clear"/>
+          </w:tcPr>
+          <w:p>
+            <w:pPr>
+              <w:spacing w:before="20" w:after="20"/>
+              <w:jc w:val="center"/>
+            </w:pPr>
+            <w:r/>
+            <w:r>
+              <w:rPr>
+                <w:rFonts w:ascii="Times New Roman" w:hAnsi="Times New Roman" w:eastAsia="Times New Roman"/>
+                <w:b w:val="0"/>
+                <w:sz w:val="22"/>
+              </w:rPr>
+              <w:t>0,2669</w:t>
+            </w:r>
+          </w:p>
+        </w:tc>
+        <w:tc>
+          <w:tcPr>
+            <w:tcW w:type="dxa" w:w="2163"/>
+            <w:tcBorders>
+              <w:top w:val="single" w:sz="4" w:color="808080"/>
+              <w:left w:val="single" w:sz="4" w:color="808080"/>
+              <w:bottom w:val="single" w:sz="4" w:color="808080"/>
+              <w:right w:val="single" w:sz="4" w:color="808080"/>
+            </w:tcBorders>
+            <w:shd w:fill="D6EAF8" w:val="clear"/>
+          </w:tcPr>
+          <w:p>
+            <w:pPr>
+              <w:spacing w:before="20" w:after="20"/>
+              <w:jc w:val="center"/>
+            </w:pPr>
+            <w:r/>
+            <w:r>
+              <w:rPr>
+                <w:rFonts w:ascii="Times New Roman" w:hAnsi="Times New Roman" w:eastAsia="Times New Roman"/>
+                <w:b w:val="0"/>
+                <w:sz w:val="22"/>
+              </w:rPr>
+              <w:t>0,0355</w:t>
+            </w:r>
+          </w:p>
+        </w:tc>
+        <w:tc>
+          <w:tcPr>
+            <w:tcW w:type="dxa" w:w="2163"/>
+            <w:tcBorders>
+              <w:top w:val="single" w:sz="4" w:color="808080"/>
+              <w:left w:val="single" w:sz="4" w:color="808080"/>
+              <w:bottom w:val="single" w:sz="4" w:color="808080"/>
+              <w:right w:val="single" w:sz="4" w:color="808080"/>
+            </w:tcBorders>
+            <w:shd w:fill="D6EAF8" w:val="clear"/>
+          </w:tcPr>
+          <w:p>
+            <w:pPr>
+              <w:spacing w:before="20" w:after="20"/>
+              <w:jc w:val="center"/>
+            </w:pPr>
+            <w:r/>
+            <w:r>
+              <w:rPr>
+                <w:rFonts w:ascii="Times New Roman" w:hAnsi="Times New Roman" w:eastAsia="Times New Roman"/>
+                <w:b w:val="0"/>
+                <w:sz w:val="22"/>
+              </w:rPr>
+              <w:t>20,93</w:t>
+            </w:r>
+          </w:p>
+        </w:tc>
+        <w:tc>
+          <w:tcPr>
+            <w:tcW w:type="dxa" w:w="2163"/>
+            <w:tcBorders>
+              <w:top w:val="single" w:sz="4" w:color="808080"/>
+              <w:left w:val="single" w:sz="4" w:color="808080"/>
+              <w:bottom w:val="single" w:sz="4" w:color="808080"/>
+              <w:right w:val="single" w:sz="4" w:color="808080"/>
+            </w:tcBorders>
+            <w:shd w:fill="D6EAF8" w:val="clear"/>
+          </w:tcPr>
+          <w:p>
+            <w:pPr>
+              <w:spacing w:before="20" w:after="20"/>
+              <w:jc w:val="center"/>
+            </w:pPr>
+            <w:r/>
+            <w:r>
+              <w:rPr>
+                <w:rFonts w:ascii="Times New Roman" w:hAnsi="Times New Roman" w:eastAsia="Times New Roman"/>
+                <w:b w:val="0"/>
+                <w:sz w:val="22"/>
+              </w:rPr>
+              <w:t>8,01</w:t>
+            </w:r>
+          </w:p>
+        </w:tc>
+        <w:tc>
+          <w:tcPr>
+            <w:tcW w:type="dxa" w:w="2163"/>
+            <w:tcBorders>
+              <w:top w:val="single" w:sz="4" w:color="808080"/>
+              <w:left w:val="single" w:sz="4" w:color="808080"/>
+              <w:bottom w:val="single" w:sz="4" w:color="808080"/>
+              <w:right w:val="single" w:sz="4" w:color="808080"/>
+            </w:tcBorders>
+            <w:shd w:fill="D6EAF8" w:val="clear"/>
+          </w:tcPr>
+          <w:p>
+            <w:pPr>
+              <w:spacing w:before="20" w:after="20"/>
+              <w:jc w:val="center"/>
+            </w:pPr>
+            <w:r/>
+            <w:r>
+              <w:rPr>
+                <w:rFonts w:ascii="Times New Roman" w:hAnsi="Times New Roman" w:eastAsia="Times New Roman"/>
+                <w:b w:val="0"/>
+                <w:sz w:val="22"/>
+              </w:rPr>
+              <w:t>1,06</w:t>
+            </w:r>
+          </w:p>
+        </w:tc>
+      </w:tr>
+      <w:tr>
+        <w:tc>
+          <w:tcPr>
+            <w:tcW w:type="dxa" w:w="2163"/>
+            <w:tcBorders>
+              <w:top w:val="single" w:sz="4" w:color="808080"/>
+              <w:left w:val="single" w:sz="4" w:color="808080"/>
+              <w:bottom w:val="single" w:sz="4" w:color="808080"/>
+              <w:right w:val="single" w:sz="4" w:color="808080"/>
+            </w:tcBorders>
+            <w:shd w:fill="FFFFFF" w:val="clear"/>
+          </w:tcPr>
+          <w:p>
+            <w:pPr>
+              <w:spacing w:before="20" w:after="20"/>
+              <w:jc w:val="center"/>
+            </w:pPr>
+            <w:r/>
+            <w:r>
+              <w:rPr>
+                <w:rFonts w:ascii="Times New Roman" w:hAnsi="Times New Roman" w:eastAsia="Times New Roman"/>
+                <w:b w:val="0"/>
+                <w:sz w:val="22"/>
+              </w:rPr>
+              <w:t>0,80</w:t>
+            </w:r>
+          </w:p>
+        </w:tc>
+        <w:tc>
+          <w:tcPr>
+            <w:tcW w:type="dxa" w:w="2163"/>
+            <w:tcBorders>
+              <w:top w:val="single" w:sz="4" w:color="808080"/>
+              <w:left w:val="single" w:sz="4" w:color="808080"/>
+              <w:bottom w:val="single" w:sz="4" w:color="808080"/>
+              <w:right w:val="single" w:sz="4" w:color="808080"/>
+            </w:tcBorders>
+            <w:shd w:fill="FFFFFF" w:val="clear"/>
+          </w:tcPr>
+          <w:p>
+            <w:pPr>
+              <w:spacing w:before="20" w:after="20"/>
+              <w:jc w:val="center"/>
+            </w:pPr>
+            <w:r/>
+            <w:r>
+              <w:rPr>
+                <w:rFonts w:ascii="Times New Roman" w:hAnsi="Times New Roman" w:eastAsia="Times New Roman"/>
+                <w:b w:val="0"/>
+                <w:sz w:val="22"/>
+              </w:rPr>
+              <w:t>0,3812</w:t>
+            </w:r>
+          </w:p>
+        </w:tc>
+        <w:tc>
+          <w:tcPr>
+            <w:tcW w:type="dxa" w:w="2163"/>
+            <w:tcBorders>
+              <w:top w:val="single" w:sz="4" w:color="808080"/>
+              <w:left w:val="single" w:sz="4" w:color="808080"/>
+              <w:bottom w:val="single" w:sz="4" w:color="808080"/>
+              <w:right w:val="single" w:sz="4" w:color="808080"/>
+            </w:tcBorders>
+            <w:shd w:fill="FFFFFF" w:val="clear"/>
+          </w:tcPr>
+          <w:p>
+            <w:pPr>
+              <w:spacing w:before="20" w:after="20"/>
+              <w:jc w:val="center"/>
+            </w:pPr>
+            <w:r/>
+            <w:r>
+              <w:rPr>
+                <w:rFonts w:ascii="Times New Roman" w:hAnsi="Times New Roman" w:eastAsia="Times New Roman"/>
+                <w:b w:val="0"/>
+                <w:sz w:val="22"/>
+              </w:rPr>
+              <w:t>0,3221</w:t>
+            </w:r>
+          </w:p>
+        </w:tc>
+        <w:tc>
+          <w:tcPr>
+            <w:tcW w:type="dxa" w:w="2163"/>
+            <w:tcBorders>
+              <w:top w:val="single" w:sz="4" w:color="808080"/>
+              <w:left w:val="single" w:sz="4" w:color="808080"/>
+              <w:bottom w:val="single" w:sz="4" w:color="808080"/>
+              <w:right w:val="single" w:sz="4" w:color="808080"/>
+            </w:tcBorders>
+            <w:shd w:fill="FFFFFF" w:val="clear"/>
+          </w:tcPr>
+          <w:p>
+            <w:pPr>
+              <w:spacing w:before="20" w:after="20"/>
+              <w:jc w:val="center"/>
+            </w:pPr>
+            <w:r/>
+            <w:r>
+              <w:rPr>
+                <w:rFonts w:ascii="Times New Roman" w:hAnsi="Times New Roman" w:eastAsia="Times New Roman"/>
+                <w:b w:val="0"/>
+                <w:sz w:val="22"/>
+              </w:rPr>
+              <w:t>0,0591</w:t>
+            </w:r>
+          </w:p>
+        </w:tc>
+        <w:tc>
+          <w:tcPr>
+            <w:tcW w:type="dxa" w:w="2163"/>
+            <w:tcBorders>
+              <w:top w:val="single" w:sz="4" w:color="808080"/>
+              <w:left w:val="single" w:sz="4" w:color="808080"/>
+              <w:bottom w:val="single" w:sz="4" w:color="808080"/>
+              <w:right w:val="single" w:sz="4" w:color="808080"/>
+            </w:tcBorders>
+            <w:shd w:fill="FFFFFF" w:val="clear"/>
+          </w:tcPr>
+          <w:p>
+            <w:pPr>
+              <w:spacing w:before="20" w:after="20"/>
+              <w:jc w:val="center"/>
+            </w:pPr>
+            <w:r/>
+            <w:r>
+              <w:rPr>
+                <w:rFonts w:ascii="Times New Roman" w:hAnsi="Times New Roman" w:eastAsia="Times New Roman"/>
+                <w:b w:val="0"/>
+                <w:sz w:val="22"/>
+              </w:rPr>
+              <w:t>18,56</w:t>
+            </w:r>
+          </w:p>
+        </w:tc>
+        <w:tc>
+          <w:tcPr>
+            <w:tcW w:type="dxa" w:w="2163"/>
+            <w:tcBorders>
+              <w:top w:val="single" w:sz="4" w:color="808080"/>
+              <w:left w:val="single" w:sz="4" w:color="808080"/>
+              <w:bottom w:val="single" w:sz="4" w:color="808080"/>
+              <w:right w:val="single" w:sz="4" w:color="808080"/>
+            </w:tcBorders>
+            <w:shd w:fill="FFFFFF" w:val="clear"/>
+          </w:tcPr>
+          <w:p>
+            <w:pPr>
+              <w:spacing w:before="20" w:after="20"/>
+              <w:jc w:val="center"/>
+            </w:pPr>
+            <w:r/>
+            <w:r>
+              <w:rPr>
+                <w:rFonts w:ascii="Times New Roman" w:hAnsi="Times New Roman" w:eastAsia="Times New Roman"/>
+                <w:b w:val="0"/>
+                <w:sz w:val="22"/>
+              </w:rPr>
+              <w:t>9,66</w:t>
+            </w:r>
+          </w:p>
+        </w:tc>
+        <w:tc>
+          <w:tcPr>
+            <w:tcW w:type="dxa" w:w="2163"/>
+            <w:tcBorders>
+              <w:top w:val="single" w:sz="4" w:color="808080"/>
+              <w:left w:val="single" w:sz="4" w:color="808080"/>
+              <w:bottom w:val="single" w:sz="4" w:color="808080"/>
+              <w:right w:val="single" w:sz="4" w:color="808080"/>
+            </w:tcBorders>
+            <w:shd w:fill="FFFFFF" w:val="clear"/>
+          </w:tcPr>
+          <w:p>
+            <w:pPr>
+              <w:spacing w:before="20" w:after="20"/>
+              <w:jc w:val="center"/>
+            </w:pPr>
+            <w:r/>
+            <w:r>
+              <w:rPr>
+                <w:rFonts w:ascii="Times New Roman" w:hAnsi="Times New Roman" w:eastAsia="Times New Roman"/>
+                <w:b w:val="0"/>
+                <w:sz w:val="22"/>
+              </w:rPr>
+              <w:t>1,77</w:t>
+            </w:r>
+          </w:p>
+        </w:tc>
+      </w:tr>
+      <w:tr>
+        <w:tc>
+          <w:tcPr>
+            <w:tcW w:type="dxa" w:w="2163"/>
+            <w:tcBorders>
+              <w:top w:val="single" w:sz="4" w:color="808080"/>
+              <w:left w:val="single" w:sz="4" w:color="808080"/>
+              <w:bottom w:val="single" w:sz="4" w:color="808080"/>
+              <w:right w:val="single" w:sz="4" w:color="808080"/>
+            </w:tcBorders>
+            <w:shd w:fill="D6EAF8" w:val="clear"/>
+          </w:tcPr>
+          <w:p>
+            <w:pPr>
+              <w:spacing w:before="20" w:after="20"/>
+              <w:jc w:val="center"/>
+            </w:pPr>
+            <w:r/>
+            <w:r>
+              <w:rPr>
+                <w:rFonts w:ascii="Times New Roman" w:hAnsi="Times New Roman" w:eastAsia="Times New Roman"/>
+                <w:b w:val="0"/>
+                <w:sz w:val="22"/>
+              </w:rPr>
+              <w:t>1,00</w:t>
+            </w:r>
+          </w:p>
+        </w:tc>
+        <w:tc>
+          <w:tcPr>
+            <w:tcW w:type="dxa" w:w="2163"/>
+            <w:tcBorders>
+              <w:top w:val="single" w:sz="4" w:color="808080"/>
+              <w:left w:val="single" w:sz="4" w:color="808080"/>
+              <w:bottom w:val="single" w:sz="4" w:color="808080"/>
+              <w:right w:val="single" w:sz="4" w:color="808080"/>
+            </w:tcBorders>
+            <w:shd w:fill="D6EAF8" w:val="clear"/>
+          </w:tcPr>
+          <w:p>
+            <w:pPr>
+              <w:spacing w:before="20" w:after="20"/>
+              <w:jc w:val="center"/>
+            </w:pPr>
+            <w:r/>
+            <w:r>
+              <w:rPr>
+                <w:rFonts w:ascii="Times New Roman" w:hAnsi="Times New Roman" w:eastAsia="Times New Roman"/>
+                <w:b w:val="0"/>
+                <w:sz w:val="22"/>
+              </w:rPr>
+              <w:t>0,4512</w:t>
+            </w:r>
+          </w:p>
+        </w:tc>
+        <w:tc>
+          <w:tcPr>
+            <w:tcW w:type="dxa" w:w="2163"/>
+            <w:tcBorders>
+              <w:top w:val="single" w:sz="4" w:color="808080"/>
+              <w:left w:val="single" w:sz="4" w:color="808080"/>
+              <w:bottom w:val="single" w:sz="4" w:color="808080"/>
+              <w:right w:val="single" w:sz="4" w:color="808080"/>
+            </w:tcBorders>
+            <w:shd w:fill="D6EAF8" w:val="clear"/>
+          </w:tcPr>
+          <w:p>
+            <w:pPr>
+              <w:spacing w:before="20" w:after="20"/>
+              <w:jc w:val="center"/>
+            </w:pPr>
+            <w:r/>
+            <w:r>
+              <w:rPr>
+                <w:rFonts w:ascii="Times New Roman" w:hAnsi="Times New Roman" w:eastAsia="Times New Roman"/>
+                <w:b w:val="0"/>
+                <w:sz w:val="22"/>
+              </w:rPr>
+              <w:t>0,3645</w:t>
+            </w:r>
+          </w:p>
+        </w:tc>
+        <w:tc>
+          <w:tcPr>
+            <w:tcW w:type="dxa" w:w="2163"/>
+            <w:tcBorders>
+              <w:top w:val="single" w:sz="4" w:color="808080"/>
+              <w:left w:val="single" w:sz="4" w:color="808080"/>
+              <w:bottom w:val="single" w:sz="4" w:color="808080"/>
+              <w:right w:val="single" w:sz="4" w:color="808080"/>
+            </w:tcBorders>
+            <w:shd w:fill="D6EAF8" w:val="clear"/>
+          </w:tcPr>
+          <w:p>
+            <w:pPr>
+              <w:spacing w:before="20" w:after="20"/>
+              <w:jc w:val="center"/>
+            </w:pPr>
+            <w:r/>
+            <w:r>
+              <w:rPr>
+                <w:rFonts w:ascii="Times New Roman" w:hAnsi="Times New Roman" w:eastAsia="Times New Roman"/>
+                <w:b w:val="0"/>
+                <w:sz w:val="22"/>
+              </w:rPr>
+              <w:t>0,0867</w:t>
+            </w:r>
+          </w:p>
+        </w:tc>
+        <w:tc>
+          <w:tcPr>
+            <w:tcW w:type="dxa" w:w="2163"/>
+            <w:tcBorders>
+              <w:top w:val="single" w:sz="4" w:color="808080"/>
+              <w:left w:val="single" w:sz="4" w:color="808080"/>
+              <w:bottom w:val="single" w:sz="4" w:color="808080"/>
+              <w:right w:val="single" w:sz="4" w:color="808080"/>
+            </w:tcBorders>
+            <w:shd w:fill="D6EAF8" w:val="clear"/>
+          </w:tcPr>
+          <w:p>
+            <w:pPr>
+              <w:spacing w:before="20" w:after="20"/>
+              <w:jc w:val="center"/>
+            </w:pPr>
+            <w:r/>
+            <w:r>
+              <w:rPr>
+                <w:rFonts w:ascii="Times New Roman" w:hAnsi="Times New Roman" w:eastAsia="Times New Roman"/>
+                <w:b w:val="0"/>
+                <w:sz w:val="22"/>
+              </w:rPr>
+              <w:t>16,46</w:t>
+            </w:r>
+          </w:p>
+        </w:tc>
+        <w:tc>
+          <w:tcPr>
+            <w:tcW w:type="dxa" w:w="2163"/>
+            <w:tcBorders>
+              <w:top w:val="single" w:sz="4" w:color="808080"/>
+              <w:left w:val="single" w:sz="4" w:color="808080"/>
+              <w:bottom w:val="single" w:sz="4" w:color="808080"/>
+              <w:right w:val="single" w:sz="4" w:color="808080"/>
+            </w:tcBorders>
+            <w:shd w:fill="D6EAF8" w:val="clear"/>
+          </w:tcPr>
+          <w:p>
+            <w:pPr>
+              <w:spacing w:before="20" w:after="20"/>
+              <w:jc w:val="center"/>
+            </w:pPr>
+            <w:r/>
+            <w:r>
+              <w:rPr>
+                <w:rFonts w:ascii="Times New Roman" w:hAnsi="Times New Roman" w:eastAsia="Times New Roman"/>
+                <w:b w:val="0"/>
+                <w:sz w:val="22"/>
+              </w:rPr>
+              <w:t>10,94</w:t>
+            </w:r>
+          </w:p>
+        </w:tc>
+        <w:tc>
+          <w:tcPr>
+            <w:tcW w:type="dxa" w:w="2163"/>
+            <w:tcBorders>
+              <w:top w:val="single" w:sz="4" w:color="808080"/>
+              <w:left w:val="single" w:sz="4" w:color="808080"/>
+              <w:bottom w:val="single" w:sz="4" w:color="808080"/>
+              <w:right w:val="single" w:sz="4" w:color="808080"/>
+            </w:tcBorders>
+            <w:shd w:fill="D6EAF8" w:val="clear"/>
+          </w:tcPr>
+          <w:p>
+            <w:pPr>
+              <w:spacing w:before="20" w:after="20"/>
+              <w:jc w:val="center"/>
+            </w:pPr>
+            <w:r/>
+            <w:r>
+              <w:rPr>
+                <w:rFonts w:ascii="Times New Roman" w:hAnsi="Times New Roman" w:eastAsia="Times New Roman"/>
+                <w:b w:val="0"/>
+                <w:sz w:val="22"/>
+              </w:rPr>
+              <w:t>2,60</w:t>
+            </w:r>
+          </w:p>
+        </w:tc>
+      </w:tr>
+      <w:tr>
+        <w:tc>
+          <w:tcPr>
+            <w:tcW w:type="dxa" w:w="2163"/>
+            <w:tcBorders>
+              <w:top w:val="single" w:sz="4" w:color="808080"/>
+              <w:left w:val="single" w:sz="4" w:color="808080"/>
+              <w:bottom w:val="single" w:sz="4" w:color="808080"/>
+              <w:right w:val="single" w:sz="4" w:color="808080"/>
+            </w:tcBorders>
+            <w:shd w:fill="FFFFFF" w:val="clear"/>
+          </w:tcPr>
+          <w:p>
+            <w:pPr>
+              <w:spacing w:before="20" w:after="20"/>
+              <w:jc w:val="center"/>
+            </w:pPr>
+            <w:r/>
+            <w:r>
+              <w:rPr>
+                <w:rFonts w:ascii="Times New Roman" w:hAnsi="Times New Roman" w:eastAsia="Times New Roman"/>
+                <w:b w:val="0"/>
+                <w:sz w:val="22"/>
+              </w:rPr>
+              <w:t>1,20</w:t>
+            </w:r>
+          </w:p>
+        </w:tc>
+        <w:tc>
+          <w:tcPr>
+            <w:tcW w:type="dxa" w:w="2163"/>
+            <w:tcBorders>
+              <w:top w:val="single" w:sz="4" w:color="808080"/>
+              <w:left w:val="single" w:sz="4" w:color="808080"/>
+              <w:bottom w:val="single" w:sz="4" w:color="808080"/>
+              <w:right w:val="single" w:sz="4" w:color="808080"/>
+            </w:tcBorders>
+            <w:shd w:fill="FFFFFF" w:val="clear"/>
+          </w:tcPr>
+          <w:p>
+            <w:pPr>
+              <w:spacing w:before="20" w:after="20"/>
+              <w:jc w:val="center"/>
+            </w:pPr>
+            <w:r/>
+            <w:r>
+              <w:rPr>
+                <w:rFonts w:ascii="Times New Roman" w:hAnsi="Times New Roman" w:eastAsia="Times New Roman"/>
+                <w:b w:val="0"/>
+                <w:sz w:val="22"/>
+              </w:rPr>
+              <w:t>0,5132</w:t>
+            </w:r>
+          </w:p>
+        </w:tc>
+        <w:tc>
+          <w:tcPr>
+            <w:tcW w:type="dxa" w:w="2163"/>
+            <w:tcBorders>
+              <w:top w:val="single" w:sz="4" w:color="808080"/>
+              <w:left w:val="single" w:sz="4" w:color="808080"/>
+              <w:bottom w:val="single" w:sz="4" w:color="808080"/>
+              <w:right w:val="single" w:sz="4" w:color="808080"/>
+            </w:tcBorders>
+            <w:shd w:fill="FFFFFF" w:val="clear"/>
+          </w:tcPr>
+          <w:p>
+            <w:pPr>
+              <w:spacing w:before="20" w:after="20"/>
+              <w:jc w:val="center"/>
+            </w:pPr>
+            <w:r/>
+            <w:r>
+              <w:rPr>
+                <w:rFonts w:ascii="Times New Roman" w:hAnsi="Times New Roman" w:eastAsia="Times New Roman"/>
+                <w:b w:val="0"/>
+                <w:sz w:val="22"/>
+              </w:rPr>
+              <w:t>0,3961</w:t>
+            </w:r>
+          </w:p>
+        </w:tc>
+        <w:tc>
+          <w:tcPr>
+            <w:tcW w:type="dxa" w:w="2163"/>
+            <w:tcBorders>
+              <w:top w:val="single" w:sz="4" w:color="808080"/>
+              <w:left w:val="single" w:sz="4" w:color="808080"/>
+              <w:bottom w:val="single" w:sz="4" w:color="808080"/>
+              <w:right w:val="single" w:sz="4" w:color="808080"/>
+            </w:tcBorders>
+            <w:shd w:fill="FFFFFF" w:val="clear"/>
+          </w:tcPr>
+          <w:p>
+            <w:pPr>
+              <w:spacing w:before="20" w:after="20"/>
+              <w:jc w:val="center"/>
+            </w:pPr>
+            <w:r/>
+            <w:r>
+              <w:rPr>
+                <w:rFonts w:ascii="Times New Roman" w:hAnsi="Times New Roman" w:eastAsia="Times New Roman"/>
+                <w:b w:val="0"/>
+                <w:sz w:val="22"/>
+              </w:rPr>
+              <w:t>0,1172</w:t>
+            </w:r>
+          </w:p>
+        </w:tc>
+        <w:tc>
+          <w:tcPr>
+            <w:tcW w:type="dxa" w:w="2163"/>
+            <w:tcBorders>
+              <w:top w:val="single" w:sz="4" w:color="808080"/>
+              <w:left w:val="single" w:sz="4" w:color="808080"/>
+              <w:bottom w:val="single" w:sz="4" w:color="808080"/>
+              <w:right w:val="single" w:sz="4" w:color="808080"/>
+            </w:tcBorders>
+            <w:shd w:fill="FFFFFF" w:val="clear"/>
+          </w:tcPr>
+          <w:p>
+            <w:pPr>
+              <w:spacing w:before="20" w:after="20"/>
+              <w:jc w:val="center"/>
+            </w:pPr>
+            <w:r/>
+            <w:r>
+              <w:rPr>
+                <w:rFonts w:ascii="Times New Roman" w:hAnsi="Times New Roman" w:eastAsia="Times New Roman"/>
+                <w:b w:val="0"/>
+                <w:sz w:val="22"/>
+              </w:rPr>
+              <w:t>14,60</w:t>
+            </w:r>
+          </w:p>
+        </w:tc>
+        <w:tc>
+          <w:tcPr>
+            <w:tcW w:type="dxa" w:w="2163"/>
+            <w:tcBorders>
+              <w:top w:val="single" w:sz="4" w:color="808080"/>
+              <w:left w:val="single" w:sz="4" w:color="808080"/>
+              <w:bottom w:val="single" w:sz="4" w:color="808080"/>
+              <w:right w:val="single" w:sz="4" w:color="808080"/>
+            </w:tcBorders>
+            <w:shd w:fill="FFFFFF" w:val="clear"/>
+          </w:tcPr>
+          <w:p>
+            <w:pPr>
+              <w:spacing w:before="20" w:after="20"/>
+              <w:jc w:val="center"/>
+            </w:pPr>
+            <w:r/>
+            <w:r>
+              <w:rPr>
+                <w:rFonts w:ascii="Times New Roman" w:hAnsi="Times New Roman" w:eastAsia="Times New Roman"/>
+                <w:b w:val="0"/>
+                <w:sz w:val="22"/>
+              </w:rPr>
+              <w:t>11,88</w:t>
+            </w:r>
+          </w:p>
+        </w:tc>
+        <w:tc>
+          <w:tcPr>
+            <w:tcW w:type="dxa" w:w="2163"/>
+            <w:tcBorders>
+              <w:top w:val="single" w:sz="4" w:color="808080"/>
+              <w:left w:val="single" w:sz="4" w:color="808080"/>
+              <w:bottom w:val="single" w:sz="4" w:color="808080"/>
+              <w:right w:val="single" w:sz="4" w:color="808080"/>
+            </w:tcBorders>
+            <w:shd w:fill="FFFFFF" w:val="clear"/>
+          </w:tcPr>
+          <w:p>
+            <w:pPr>
+              <w:spacing w:before="20" w:after="20"/>
+              <w:jc w:val="center"/>
+            </w:pPr>
+            <w:r/>
+            <w:r>
+              <w:rPr>
+                <w:rFonts w:ascii="Times New Roman" w:hAnsi="Times New Roman" w:eastAsia="Times New Roman"/>
+                <w:b w:val="0"/>
+                <w:sz w:val="22"/>
+              </w:rPr>
+              <w:t>3,52</w:t>
+            </w:r>
+          </w:p>
+        </w:tc>
+      </w:tr>
+      <w:tr>
+        <w:tc>
+          <w:tcPr>
+            <w:tcW w:type="dxa" w:w="2163"/>
+            <w:tcBorders>
+              <w:top w:val="single" w:sz="4" w:color="808080"/>
+              <w:left w:val="single" w:sz="4" w:color="808080"/>
+              <w:bottom w:val="single" w:sz="4" w:color="808080"/>
+              <w:right w:val="single" w:sz="4" w:color="808080"/>
+            </w:tcBorders>
+            <w:shd w:fill="D6EAF8" w:val="clear"/>
+          </w:tcPr>
+          <w:p>
+            <w:pPr>
+              <w:spacing w:before="20" w:after="20"/>
+              <w:jc w:val="center"/>
+            </w:pPr>
+            <w:r/>
+            <w:r>
+              <w:rPr>
+                <w:rFonts w:ascii="Times New Roman" w:hAnsi="Times New Roman" w:eastAsia="Times New Roman"/>
+                <w:b w:val="0"/>
+                <w:sz w:val="22"/>
+              </w:rPr>
+              <w:t>1,40</w:t>
+            </w:r>
+          </w:p>
+        </w:tc>
+        <w:tc>
+          <w:tcPr>
+            <w:tcW w:type="dxa" w:w="2163"/>
+            <w:tcBorders>
+              <w:top w:val="single" w:sz="4" w:color="808080"/>
+              <w:left w:val="single" w:sz="4" w:color="808080"/>
+              <w:bottom w:val="single" w:sz="4" w:color="808080"/>
+              <w:right w:val="single" w:sz="4" w:color="808080"/>
+            </w:tcBorders>
+            <w:shd w:fill="D6EAF8" w:val="clear"/>
+          </w:tcPr>
+          <w:p>
+            <w:pPr>
+              <w:spacing w:before="20" w:after="20"/>
+              <w:jc w:val="center"/>
+            </w:pPr>
+            <w:r/>
+            <w:r>
+              <w:rPr>
+                <w:rFonts w:ascii="Times New Roman" w:hAnsi="Times New Roman" w:eastAsia="Times New Roman"/>
+                <w:b w:val="0"/>
+                <w:sz w:val="22"/>
+              </w:rPr>
+              <w:t>0,5683</w:t>
+            </w:r>
+          </w:p>
+        </w:tc>
+        <w:tc>
+          <w:tcPr>
+            <w:tcW w:type="dxa" w:w="2163"/>
+            <w:tcBorders>
+              <w:top w:val="single" w:sz="4" w:color="808080"/>
+              <w:left w:val="single" w:sz="4" w:color="808080"/>
+              <w:bottom w:val="single" w:sz="4" w:color="808080"/>
+              <w:right w:val="single" w:sz="4" w:color="808080"/>
+            </w:tcBorders>
+            <w:shd w:fill="D6EAF8" w:val="clear"/>
+          </w:tcPr>
+          <w:p>
+            <w:pPr>
+              <w:spacing w:before="20" w:after="20"/>
+              <w:jc w:val="center"/>
+            </w:pPr>
+            <w:r/>
+            <w:r>
+              <w:rPr>
+                <w:rFonts w:ascii="Times New Roman" w:hAnsi="Times New Roman" w:eastAsia="Times New Roman"/>
+                <w:b w:val="0"/>
+                <w:sz w:val="22"/>
+              </w:rPr>
+              <w:t>0,4185</w:t>
+            </w:r>
+          </w:p>
+        </w:tc>
+        <w:tc>
+          <w:tcPr>
+            <w:tcW w:type="dxa" w:w="2163"/>
+            <w:tcBorders>
+              <w:top w:val="single" w:sz="4" w:color="808080"/>
+              <w:left w:val="single" w:sz="4" w:color="808080"/>
+              <w:bottom w:val="single" w:sz="4" w:color="808080"/>
+              <w:right w:val="single" w:sz="4" w:color="808080"/>
+            </w:tcBorders>
+            <w:shd w:fill="D6EAF8" w:val="clear"/>
+          </w:tcPr>
+          <w:p>
+            <w:pPr>
+              <w:spacing w:before="20" w:after="20"/>
+              <w:jc w:val="center"/>
+            </w:pPr>
+            <w:r/>
+            <w:r>
+              <w:rPr>
+                <w:rFonts w:ascii="Times New Roman" w:hAnsi="Times New Roman" w:eastAsia="Times New Roman"/>
+                <w:b w:val="0"/>
+                <w:sz w:val="22"/>
+              </w:rPr>
+              <w:t>0,1498</w:t>
+            </w:r>
+          </w:p>
+        </w:tc>
+        <w:tc>
+          <w:tcPr>
+            <w:tcW w:type="dxa" w:w="2163"/>
+            <w:tcBorders>
+              <w:top w:val="single" w:sz="4" w:color="808080"/>
+              <w:left w:val="single" w:sz="4" w:color="808080"/>
+              <w:bottom w:val="single" w:sz="4" w:color="808080"/>
+              <w:right w:val="single" w:sz="4" w:color="808080"/>
+            </w:tcBorders>
+            <w:shd w:fill="D6EAF8" w:val="clear"/>
+          </w:tcPr>
+          <w:p>
+            <w:pPr>
+              <w:spacing w:before="20" w:after="20"/>
+              <w:jc w:val="center"/>
+            </w:pPr>
+            <w:r/>
+            <w:r>
+              <w:rPr>
+                <w:rFonts w:ascii="Times New Roman" w:hAnsi="Times New Roman" w:eastAsia="Times New Roman"/>
+                <w:b w:val="0"/>
+                <w:sz w:val="22"/>
+              </w:rPr>
+              <w:t>12,95</w:t>
+            </w:r>
+          </w:p>
+        </w:tc>
+        <w:tc>
+          <w:tcPr>
+            <w:tcW w:type="dxa" w:w="2163"/>
+            <w:tcBorders>
+              <w:top w:val="single" w:sz="4" w:color="808080"/>
+              <w:left w:val="single" w:sz="4" w:color="808080"/>
+              <w:bottom w:val="single" w:sz="4" w:color="808080"/>
+              <w:right w:val="single" w:sz="4" w:color="808080"/>
+            </w:tcBorders>
+            <w:shd w:fill="D6EAF8" w:val="clear"/>
+          </w:tcPr>
+          <w:p>
+            <w:pPr>
+              <w:spacing w:before="20" w:after="20"/>
+              <w:jc w:val="center"/>
+            </w:pPr>
+            <w:r/>
+            <w:r>
+              <w:rPr>
+                <w:rFonts w:ascii="Times New Roman" w:hAnsi="Times New Roman" w:eastAsia="Times New Roman"/>
+                <w:b w:val="0"/>
+                <w:sz w:val="22"/>
+              </w:rPr>
+              <w:t>12,55</w:t>
+            </w:r>
+          </w:p>
+        </w:tc>
+        <w:tc>
+          <w:tcPr>
+            <w:tcW w:type="dxa" w:w="2163"/>
+            <w:tcBorders>
+              <w:top w:val="single" w:sz="4" w:color="808080"/>
+              <w:left w:val="single" w:sz="4" w:color="808080"/>
+              <w:bottom w:val="single" w:sz="4" w:color="808080"/>
+              <w:right w:val="single" w:sz="4" w:color="808080"/>
+            </w:tcBorders>
+            <w:shd w:fill="D6EAF8" w:val="clear"/>
+          </w:tcPr>
+          <w:p>
+            <w:pPr>
+              <w:spacing w:before="20" w:after="20"/>
+              <w:jc w:val="center"/>
+            </w:pPr>
+            <w:r/>
+            <w:r>
+              <w:rPr>
+                <w:rFonts w:ascii="Times New Roman" w:hAnsi="Times New Roman" w:eastAsia="Times New Roman"/>
+                <w:b w:val="0"/>
+                <w:sz w:val="22"/>
+              </w:rPr>
+              <w:t>4,49</w:t>
+            </w:r>
+          </w:p>
+        </w:tc>
+      </w:tr>
+      <w:tr>
+        <w:tc>
+          <w:tcPr>
+            <w:tcW w:type="dxa" w:w="2163"/>
+            <w:tcBorders>
+              <w:top w:val="single" w:sz="4" w:color="808080"/>
+              <w:left w:val="single" w:sz="4" w:color="808080"/>
+              <w:bottom w:val="single" w:sz="4" w:color="808080"/>
+              <w:right w:val="single" w:sz="4" w:color="808080"/>
+            </w:tcBorders>
+            <w:shd w:fill="FFFFFF" w:val="clear"/>
+          </w:tcPr>
+          <w:p>
+            <w:pPr>
+              <w:spacing w:before="20" w:after="20"/>
+              <w:jc w:val="center"/>
+            </w:pPr>
+            <w:r/>
+            <w:r>
+              <w:rPr>
+                <w:rFonts w:ascii="Times New Roman" w:hAnsi="Times New Roman" w:eastAsia="Times New Roman"/>
+                <w:b w:val="0"/>
+                <w:sz w:val="22"/>
+              </w:rPr>
+              <w:t>1,60</w:t>
+            </w:r>
+          </w:p>
+        </w:tc>
+        <w:tc>
+          <w:tcPr>
+            <w:tcW w:type="dxa" w:w="2163"/>
+            <w:tcBorders>
+              <w:top w:val="single" w:sz="4" w:color="808080"/>
+              <w:left w:val="single" w:sz="4" w:color="808080"/>
+              <w:bottom w:val="single" w:sz="4" w:color="808080"/>
+              <w:right w:val="single" w:sz="4" w:color="808080"/>
+            </w:tcBorders>
+            <w:shd w:fill="FFFFFF" w:val="clear"/>
+          </w:tcPr>
+          <w:p>
+            <w:pPr>
+              <w:spacing w:before="20" w:after="20"/>
+              <w:jc w:val="center"/>
+            </w:pPr>
+            <w:r/>
+            <w:r>
+              <w:rPr>
+                <w:rFonts w:ascii="Times New Roman" w:hAnsi="Times New Roman" w:eastAsia="Times New Roman"/>
+                <w:b w:val="0"/>
+                <w:sz w:val="22"/>
+              </w:rPr>
+              <w:t>0,6171</w:t>
+            </w:r>
+          </w:p>
+        </w:tc>
+        <w:tc>
+          <w:tcPr>
+            <w:tcW w:type="dxa" w:w="2163"/>
+            <w:tcBorders>
+              <w:top w:val="single" w:sz="4" w:color="808080"/>
+              <w:left w:val="single" w:sz="4" w:color="808080"/>
+              <w:bottom w:val="single" w:sz="4" w:color="808080"/>
+              <w:right w:val="single" w:sz="4" w:color="808080"/>
+            </w:tcBorders>
+            <w:shd w:fill="FFFFFF" w:val="clear"/>
+          </w:tcPr>
+          <w:p>
+            <w:pPr>
+              <w:spacing w:before="20" w:after="20"/>
+              <w:jc w:val="center"/>
+            </w:pPr>
+            <w:r/>
+            <w:r>
+              <w:rPr>
+                <w:rFonts w:ascii="Times New Roman" w:hAnsi="Times New Roman" w:eastAsia="Times New Roman"/>
+                <w:b w:val="0"/>
+                <w:sz w:val="22"/>
+              </w:rPr>
+              <w:t>0,4332</w:t>
+            </w:r>
+          </w:p>
+        </w:tc>
+        <w:tc>
+          <w:tcPr>
+            <w:tcW w:type="dxa" w:w="2163"/>
+            <w:tcBorders>
+              <w:top w:val="single" w:sz="4" w:color="808080"/>
+              <w:left w:val="single" w:sz="4" w:color="808080"/>
+              <w:bottom w:val="single" w:sz="4" w:color="808080"/>
+              <w:right w:val="single" w:sz="4" w:color="808080"/>
+            </w:tcBorders>
+            <w:shd w:fill="FFFFFF" w:val="clear"/>
+          </w:tcPr>
+          <w:p>
+            <w:pPr>
+              <w:spacing w:before="20" w:after="20"/>
+              <w:jc w:val="center"/>
+            </w:pPr>
+            <w:r/>
+            <w:r>
+              <w:rPr>
+                <w:rFonts w:ascii="Times New Roman" w:hAnsi="Times New Roman" w:eastAsia="Times New Roman"/>
+                <w:b w:val="0"/>
+                <w:sz w:val="22"/>
+              </w:rPr>
+              <w:t>0,1839</w:t>
+            </w:r>
+          </w:p>
+        </w:tc>
+        <w:tc>
+          <w:tcPr>
+            <w:tcW w:type="dxa" w:w="2163"/>
+            <w:tcBorders>
+              <w:top w:val="single" w:sz="4" w:color="808080"/>
+              <w:left w:val="single" w:sz="4" w:color="808080"/>
+              <w:bottom w:val="single" w:sz="4" w:color="808080"/>
+              <w:right w:val="single" w:sz="4" w:color="808080"/>
+            </w:tcBorders>
+            <w:shd w:fill="FFFFFF" w:val="clear"/>
+          </w:tcPr>
+          <w:p>
+            <w:pPr>
+              <w:spacing w:before="20" w:after="20"/>
+              <w:jc w:val="center"/>
+            </w:pPr>
+            <w:r/>
+            <w:r>
+              <w:rPr>
+                <w:rFonts w:ascii="Times New Roman" w:hAnsi="Times New Roman" w:eastAsia="Times New Roman"/>
+                <w:b w:val="0"/>
+                <w:sz w:val="22"/>
+              </w:rPr>
+              <w:t>11,49</w:t>
+            </w:r>
+          </w:p>
+        </w:tc>
+        <w:tc>
+          <w:tcPr>
+            <w:tcW w:type="dxa" w:w="2163"/>
+            <w:tcBorders>
+              <w:top w:val="single" w:sz="4" w:color="808080"/>
+              <w:left w:val="single" w:sz="4" w:color="808080"/>
+              <w:bottom w:val="single" w:sz="4" w:color="808080"/>
+              <w:right w:val="single" w:sz="4" w:color="808080"/>
+            </w:tcBorders>
+            <w:shd w:fill="FFFFFF" w:val="clear"/>
+          </w:tcPr>
+          <w:p>
+            <w:pPr>
+              <w:spacing w:before="20" w:after="20"/>
+              <w:jc w:val="center"/>
+            </w:pPr>
+            <w:r/>
+            <w:r>
+              <w:rPr>
+                <w:rFonts w:ascii="Times New Roman" w:hAnsi="Times New Roman" w:eastAsia="Times New Roman"/>
+                <w:b w:val="0"/>
+                <w:sz w:val="22"/>
+              </w:rPr>
+              <w:t>13,00</w:t>
+            </w:r>
+          </w:p>
+        </w:tc>
+        <w:tc>
+          <w:tcPr>
+            <w:tcW w:type="dxa" w:w="2163"/>
+            <w:tcBorders>
+              <w:top w:val="single" w:sz="4" w:color="808080"/>
+              <w:left w:val="single" w:sz="4" w:color="808080"/>
+              <w:bottom w:val="single" w:sz="4" w:color="808080"/>
+              <w:right w:val="single" w:sz="4" w:color="808080"/>
+            </w:tcBorders>
+            <w:shd w:fill="FFFFFF" w:val="clear"/>
+          </w:tcPr>
+          <w:p>
+            <w:pPr>
+              <w:spacing w:before="20" w:after="20"/>
+              <w:jc w:val="center"/>
+            </w:pPr>
+            <w:r/>
+            <w:r>
+              <w:rPr>
+                <w:rFonts w:ascii="Times New Roman" w:hAnsi="Times New Roman" w:eastAsia="Times New Roman"/>
+                <w:b w:val="0"/>
+                <w:sz w:val="22"/>
+              </w:rPr>
+              <w:t>5,52</w:t>
+            </w:r>
+          </w:p>
+        </w:tc>
+      </w:tr>
+      <w:tr>
+        <w:tc>
+          <w:tcPr>
+            <w:tcW w:type="dxa" w:w="2163"/>
+            <w:tcBorders>
+              <w:top w:val="single" w:sz="4" w:color="808080"/>
+              <w:left w:val="single" w:sz="4" w:color="808080"/>
+              <w:bottom w:val="single" w:sz="4" w:color="808080"/>
+              <w:right w:val="single" w:sz="4" w:color="808080"/>
+            </w:tcBorders>
+            <w:shd w:fill="D6EAF8" w:val="clear"/>
+          </w:tcPr>
+          <w:p>
+            <w:pPr>
+              <w:spacing w:before="20" w:after="20"/>
+              <w:jc w:val="center"/>
+            </w:pPr>
+            <w:r/>
+            <w:r>
+              <w:rPr>
+                <w:rFonts w:ascii="Times New Roman" w:hAnsi="Times New Roman" w:eastAsia="Times New Roman"/>
+                <w:b w:val="0"/>
+                <w:sz w:val="22"/>
+              </w:rPr>
+              <w:t>1,80</w:t>
+            </w:r>
+          </w:p>
+        </w:tc>
+        <w:tc>
+          <w:tcPr>
+            <w:tcW w:type="dxa" w:w="2163"/>
+            <w:tcBorders>
+              <w:top w:val="single" w:sz="4" w:color="808080"/>
+              <w:left w:val="single" w:sz="4" w:color="808080"/>
+              <w:bottom w:val="single" w:sz="4" w:color="808080"/>
+              <w:right w:val="single" w:sz="4" w:color="808080"/>
+            </w:tcBorders>
+            <w:shd w:fill="D6EAF8" w:val="clear"/>
+          </w:tcPr>
+          <w:p>
+            <w:pPr>
+              <w:spacing w:before="20" w:after="20"/>
+              <w:jc w:val="center"/>
+            </w:pPr>
+            <w:r/>
+            <w:r>
+              <w:rPr>
+                <w:rFonts w:ascii="Times New Roman" w:hAnsi="Times New Roman" w:eastAsia="Times New Roman"/>
+                <w:b w:val="0"/>
+                <w:sz w:val="22"/>
+              </w:rPr>
+              <w:t>0,6604</w:t>
+            </w:r>
+          </w:p>
+        </w:tc>
+        <w:tc>
+          <w:tcPr>
+            <w:tcW w:type="dxa" w:w="2163"/>
+            <w:tcBorders>
+              <w:top w:val="single" w:sz="4" w:color="808080"/>
+              <w:left w:val="single" w:sz="4" w:color="808080"/>
+              <w:bottom w:val="single" w:sz="4" w:color="808080"/>
+              <w:right w:val="single" w:sz="4" w:color="808080"/>
+            </w:tcBorders>
+            <w:shd w:fill="D6EAF8" w:val="clear"/>
+          </w:tcPr>
+          <w:p>
+            <w:pPr>
+              <w:spacing w:before="20" w:after="20"/>
+              <w:jc w:val="center"/>
+            </w:pPr>
+            <w:r/>
+            <w:r>
+              <w:rPr>
+                <w:rFonts w:ascii="Times New Roman" w:hAnsi="Times New Roman" w:eastAsia="Times New Roman"/>
+                <w:b w:val="0"/>
+                <w:sz w:val="22"/>
+              </w:rPr>
+              <w:t>0,4415</w:t>
+            </w:r>
+          </w:p>
+        </w:tc>
+        <w:tc>
+          <w:tcPr>
+            <w:tcW w:type="dxa" w:w="2163"/>
+            <w:tcBorders>
+              <w:top w:val="single" w:sz="4" w:color="808080"/>
+              <w:left w:val="single" w:sz="4" w:color="808080"/>
+              <w:bottom w:val="single" w:sz="4" w:color="808080"/>
+              <w:right w:val="single" w:sz="4" w:color="808080"/>
+            </w:tcBorders>
+            <w:shd w:fill="D6EAF8" w:val="clear"/>
+          </w:tcPr>
+          <w:p>
+            <w:pPr>
+              <w:spacing w:before="20" w:after="20"/>
+              <w:jc w:val="center"/>
+            </w:pPr>
+            <w:r/>
+            <w:r>
+              <w:rPr>
+                <w:rFonts w:ascii="Times New Roman" w:hAnsi="Times New Roman" w:eastAsia="Times New Roman"/>
+                <w:b w:val="0"/>
+                <w:sz w:val="22"/>
+              </w:rPr>
+              <w:t>0,2189</w:t>
+            </w:r>
+          </w:p>
+        </w:tc>
+        <w:tc>
+          <w:tcPr>
+            <w:tcW w:type="dxa" w:w="2163"/>
+            <w:tcBorders>
+              <w:top w:val="single" w:sz="4" w:color="808080"/>
+              <w:left w:val="single" w:sz="4" w:color="808080"/>
+              <w:bottom w:val="single" w:sz="4" w:color="808080"/>
+              <w:right w:val="single" w:sz="4" w:color="808080"/>
+            </w:tcBorders>
+            <w:shd w:fill="D6EAF8" w:val="clear"/>
+          </w:tcPr>
+          <w:p>
+            <w:pPr>
+              <w:spacing w:before="20" w:after="20"/>
+              <w:jc w:val="center"/>
+            </w:pPr>
+            <w:r/>
+            <w:r>
+              <w:rPr>
+                <w:rFonts w:ascii="Times New Roman" w:hAnsi="Times New Roman" w:eastAsia="Times New Roman"/>
+                <w:b w:val="0"/>
+                <w:sz w:val="22"/>
+              </w:rPr>
+              <w:t>10,19</w:t>
+            </w:r>
+          </w:p>
+        </w:tc>
+        <w:tc>
+          <w:tcPr>
+            <w:tcW w:type="dxa" w:w="2163"/>
+            <w:tcBorders>
+              <w:top w:val="single" w:sz="4" w:color="808080"/>
+              <w:left w:val="single" w:sz="4" w:color="808080"/>
+              <w:bottom w:val="single" w:sz="4" w:color="808080"/>
+              <w:right w:val="single" w:sz="4" w:color="808080"/>
+            </w:tcBorders>
+            <w:shd w:fill="D6EAF8" w:val="clear"/>
+          </w:tcPr>
+          <w:p>
+            <w:pPr>
+              <w:spacing w:before="20" w:after="20"/>
+              <w:jc w:val="center"/>
+            </w:pPr>
+            <w:r/>
+            <w:r>
+              <w:rPr>
+                <w:rFonts w:ascii="Times New Roman" w:hAnsi="Times New Roman" w:eastAsia="Times New Roman"/>
+                <w:b w:val="0"/>
+                <w:sz w:val="22"/>
+              </w:rPr>
+              <w:t>13,25</w:t>
+            </w:r>
+          </w:p>
+        </w:tc>
+        <w:tc>
+          <w:tcPr>
+            <w:tcW w:type="dxa" w:w="2163"/>
+            <w:tcBorders>
+              <w:top w:val="single" w:sz="4" w:color="808080"/>
+              <w:left w:val="single" w:sz="4" w:color="808080"/>
+              <w:bottom w:val="single" w:sz="4" w:color="808080"/>
+              <w:right w:val="single" w:sz="4" w:color="808080"/>
+            </w:tcBorders>
+            <w:shd w:fill="D6EAF8" w:val="clear"/>
+          </w:tcPr>
+          <w:p>
+            <w:pPr>
+              <w:spacing w:before="20" w:after="20"/>
+              <w:jc w:val="center"/>
+            </w:pPr>
+            <w:r/>
+            <w:r>
+              <w:rPr>
+                <w:rFonts w:ascii="Times New Roman" w:hAnsi="Times New Roman" w:eastAsia="Times New Roman"/>
+                <w:b w:val="0"/>
+                <w:sz w:val="22"/>
+              </w:rPr>
+              <w:t>6,57</w:t>
+            </w:r>
+          </w:p>
+        </w:tc>
+      </w:tr>
+      <w:tr>
+        <w:tc>
+          <w:tcPr>
+            <w:tcW w:type="dxa" w:w="2163"/>
+            <w:tcBorders>
+              <w:top w:val="single" w:sz="4" w:color="808080"/>
+              <w:left w:val="single" w:sz="4" w:color="808080"/>
+              <w:bottom w:val="single" w:sz="4" w:color="808080"/>
+              <w:right w:val="single" w:sz="4" w:color="808080"/>
+            </w:tcBorders>
             <w:shd w:fill="FFF2CC" w:val="clear"/>
           </w:tcPr>
           <w:p>
             <w:pPr>
               <w:spacing w:before="20" w:after="20"/>
-              <w:jc w:val="left"/>
+              <w:jc w:val="center"/>
             </w:pPr>
             <w:r/>
             <w:r>
@@ -11295,7 +6383,7 @@
                 <w:b/>
                 <w:sz w:val="22"/>
               </w:rPr>
-              <w:t>1. 4 РИС-н последовательно</w:t>
+              <w:t>2,00</w:t>
             </w:r>
           </w:p>
         </w:tc>
@@ -11319,10 +6407,10 @@
             <w:r>
               <w:rPr>
                 <w:rFonts w:ascii="Times New Roman" w:hAnsi="Times New Roman" w:eastAsia="Times New Roman"/>
-                <w:b w:val="0"/>
+                <w:b/>
                 <w:sz w:val="22"/>
               </w:rPr>
-              <w:t>0,6498</w:t>
+              <w:t>0,6988</w:t>
             </w:r>
           </w:p>
         </w:tc>
@@ -11346,10 +6434,10 @@
             <w:r>
               <w:rPr>
                 <w:rFonts w:ascii="Times New Roman" w:hAnsi="Times New Roman" w:eastAsia="Times New Roman"/>
-                <w:b w:val="0"/>
+                <w:b/>
                 <w:sz w:val="22"/>
               </w:rPr>
-              <w:t>0,3964</w:t>
+              <w:t>0,4444</w:t>
             </w:r>
           </w:p>
         </w:tc>
@@ -11373,10 +6461,10 @@
             <w:r>
               <w:rPr>
                 <w:rFonts w:ascii="Times New Roman" w:hAnsi="Times New Roman" w:eastAsia="Times New Roman"/>
-                <w:b w:val="0"/>
+                <w:b/>
                 <w:sz w:val="22"/>
               </w:rPr>
-              <w:t>0,2535</w:t>
+              <w:t>0,2544</w:t>
             </w:r>
           </w:p>
         </w:tc>
@@ -11400,10 +6488,10 @@
             <w:r>
               <w:rPr>
                 <w:rFonts w:ascii="Times New Roman" w:hAnsi="Times New Roman" w:eastAsia="Times New Roman"/>
-                <w:b w:val="0"/>
+                <w:b/>
                 <w:sz w:val="22"/>
               </w:rPr>
-              <w:t>10,51</w:t>
+              <w:t>9,04</w:t>
             </w:r>
           </w:p>
         </w:tc>
@@ -11427,10 +6515,10 @@
             <w:r>
               <w:rPr>
                 <w:rFonts w:ascii="Times New Roman" w:hAnsi="Times New Roman" w:eastAsia="Times New Roman"/>
-                <w:b w:val="0"/>
+                <w:b/>
                 <w:sz w:val="22"/>
               </w:rPr>
-              <w:t>11,89</w:t>
+              <w:t>13,33</w:t>
             </w:r>
           </w:p>
         </w:tc>
@@ -11454,580 +6542,7 @@
             <w:r>
               <w:rPr>
                 <w:rFonts w:ascii="Times New Roman" w:hAnsi="Times New Roman" w:eastAsia="Times New Roman"/>
-                <w:b w:val="0"/>
-                <w:sz w:val="22"/>
-              </w:rPr>
-              <w:t>7,61</w:t>
-            </w:r>
-          </w:p>
-        </w:tc>
-      </w:tr>
-      <w:tr>
-        <w:tc>
-          <w:tcPr>
-            <w:tcW w:type="dxa" w:w="2163"/>
-            <w:tcBorders>
-              <w:top w:val="single" w:sz="4" w:color="808080"/>
-              <w:left w:val="single" w:sz="4" w:color="808080"/>
-              <w:bottom w:val="single" w:sz="4" w:color="808080"/>
-              <w:right w:val="single" w:sz="4" w:color="808080"/>
-            </w:tcBorders>
-            <w:shd w:fill="FFF2CC" w:val="clear"/>
-          </w:tcPr>
-          <w:p>
-            <w:pPr>
-              <w:spacing w:before="20" w:after="20"/>
-              <w:jc w:val="left"/>
-            </w:pPr>
-            <w:r/>
-            <w:r>
-              <w:rPr>
-                <w:rFonts w:ascii="Times New Roman" w:hAnsi="Times New Roman" w:eastAsia="Times New Roman"/>
                 <w:b/>
-                <w:sz w:val="22"/>
-              </w:rPr>
-              <w:t>2. 4 РИС-н параллельно</w:t>
-            </w:r>
-          </w:p>
-        </w:tc>
-        <w:tc>
-          <w:tcPr>
-            <w:tcW w:type="dxa" w:w="2163"/>
-            <w:tcBorders>
-              <w:top w:val="single" w:sz="4" w:color="808080"/>
-              <w:left w:val="single" w:sz="4" w:color="808080"/>
-              <w:bottom w:val="single" w:sz="4" w:color="808080"/>
-              <w:right w:val="single" w:sz="4" w:color="808080"/>
-            </w:tcBorders>
-            <w:shd w:fill="FFF2CC" w:val="clear"/>
-          </w:tcPr>
-          <w:p>
-            <w:pPr>
-              <w:spacing w:before="20" w:after="20"/>
-              <w:jc w:val="center"/>
-            </w:pPr>
-            <w:r/>
-            <w:r>
-              <w:rPr>
-                <w:rFonts w:ascii="Times New Roman" w:hAnsi="Times New Roman" w:eastAsia="Times New Roman"/>
-                <w:b w:val="0"/>
-                <w:sz w:val="22"/>
-              </w:rPr>
-              <w:t>0,5454</w:t>
-            </w:r>
-          </w:p>
-        </w:tc>
-        <w:tc>
-          <w:tcPr>
-            <w:tcW w:type="dxa" w:w="2163"/>
-            <w:tcBorders>
-              <w:top w:val="single" w:sz="4" w:color="808080"/>
-              <w:left w:val="single" w:sz="4" w:color="808080"/>
-              <w:bottom w:val="single" w:sz="4" w:color="808080"/>
-              <w:right w:val="single" w:sz="4" w:color="808080"/>
-            </w:tcBorders>
-            <w:shd w:fill="FFF2CC" w:val="clear"/>
-          </w:tcPr>
-          <w:p>
-            <w:pPr>
-              <w:spacing w:before="20" w:after="20"/>
-              <w:jc w:val="center"/>
-            </w:pPr>
-            <w:r/>
-            <w:r>
-              <w:rPr>
-                <w:rFonts w:ascii="Times New Roman" w:hAnsi="Times New Roman" w:eastAsia="Times New Roman"/>
-                <w:b w:val="0"/>
-                <w:sz w:val="22"/>
-              </w:rPr>
-              <w:t>0,3030</w:t>
-            </w:r>
-          </w:p>
-        </w:tc>
-        <w:tc>
-          <w:tcPr>
-            <w:tcW w:type="dxa" w:w="2163"/>
-            <w:tcBorders>
-              <w:top w:val="single" w:sz="4" w:color="808080"/>
-              <w:left w:val="single" w:sz="4" w:color="808080"/>
-              <w:bottom w:val="single" w:sz="4" w:color="808080"/>
-              <w:right w:val="single" w:sz="4" w:color="808080"/>
-            </w:tcBorders>
-            <w:shd w:fill="FFF2CC" w:val="clear"/>
-          </w:tcPr>
-          <w:p>
-            <w:pPr>
-              <w:spacing w:before="20" w:after="20"/>
-              <w:jc w:val="center"/>
-            </w:pPr>
-            <w:r/>
-            <w:r>
-              <w:rPr>
-                <w:rFonts w:ascii="Times New Roman" w:hAnsi="Times New Roman" w:eastAsia="Times New Roman"/>
-                <w:b w:val="0"/>
-                <w:sz w:val="22"/>
-              </w:rPr>
-              <w:t>0,2424</w:t>
-            </w:r>
-          </w:p>
-        </w:tc>
-        <w:tc>
-          <w:tcPr>
-            <w:tcW w:type="dxa" w:w="2163"/>
-            <w:tcBorders>
-              <w:top w:val="single" w:sz="4" w:color="808080"/>
-              <w:left w:val="single" w:sz="4" w:color="808080"/>
-              <w:bottom w:val="single" w:sz="4" w:color="808080"/>
-              <w:right w:val="single" w:sz="4" w:color="808080"/>
-            </w:tcBorders>
-            <w:shd w:fill="FFF2CC" w:val="clear"/>
-          </w:tcPr>
-          <w:p>
-            <w:pPr>
-              <w:spacing w:before="20" w:after="20"/>
-              <w:jc w:val="center"/>
-            </w:pPr>
-            <w:r/>
-            <w:r>
-              <w:rPr>
-                <w:rFonts w:ascii="Times New Roman" w:hAnsi="Times New Roman" w:eastAsia="Times New Roman"/>
-                <w:b w:val="0"/>
-                <w:sz w:val="22"/>
-              </w:rPr>
-              <w:t>13,64</w:t>
-            </w:r>
-          </w:p>
-        </w:tc>
-        <w:tc>
-          <w:tcPr>
-            <w:tcW w:type="dxa" w:w="2163"/>
-            <w:tcBorders>
-              <w:top w:val="single" w:sz="4" w:color="808080"/>
-              <w:left w:val="single" w:sz="4" w:color="808080"/>
-              <w:bottom w:val="single" w:sz="4" w:color="808080"/>
-              <w:right w:val="single" w:sz="4" w:color="808080"/>
-            </w:tcBorders>
-            <w:shd w:fill="FFF2CC" w:val="clear"/>
-          </w:tcPr>
-          <w:p>
-            <w:pPr>
-              <w:spacing w:before="20" w:after="20"/>
-              <w:jc w:val="center"/>
-            </w:pPr>
-            <w:r/>
-            <w:r>
-              <w:rPr>
-                <w:rFonts w:ascii="Times New Roman" w:hAnsi="Times New Roman" w:eastAsia="Times New Roman"/>
-                <w:b w:val="0"/>
-                <w:sz w:val="22"/>
-              </w:rPr>
-              <w:t>9,09</w:t>
-            </w:r>
-          </w:p>
-        </w:tc>
-        <w:tc>
-          <w:tcPr>
-            <w:tcW w:type="dxa" w:w="2163"/>
-            <w:tcBorders>
-              <w:top w:val="single" w:sz="4" w:color="808080"/>
-              <w:left w:val="single" w:sz="4" w:color="808080"/>
-              <w:bottom w:val="single" w:sz="4" w:color="808080"/>
-              <w:right w:val="single" w:sz="4" w:color="808080"/>
-            </w:tcBorders>
-            <w:shd w:fill="FFF2CC" w:val="clear"/>
-          </w:tcPr>
-          <w:p>
-            <w:pPr>
-              <w:spacing w:before="20" w:after="20"/>
-              <w:jc w:val="center"/>
-            </w:pPr>
-            <w:r/>
-            <w:r>
-              <w:rPr>
-                <w:rFonts w:ascii="Times New Roman" w:hAnsi="Times New Roman" w:eastAsia="Times New Roman"/>
-                <w:b w:val="0"/>
-                <w:sz w:val="22"/>
-              </w:rPr>
-              <w:t>7,27</w:t>
-            </w:r>
-          </w:p>
-        </w:tc>
-      </w:tr>
-      <w:tr>
-        <w:tc>
-          <w:tcPr>
-            <w:tcW w:type="dxa" w:w="2163"/>
-            <w:tcBorders>
-              <w:top w:val="single" w:sz="4" w:color="808080"/>
-              <w:left w:val="single" w:sz="4" w:color="808080"/>
-              <w:bottom w:val="single" w:sz="4" w:color="808080"/>
-              <w:right w:val="single" w:sz="4" w:color="808080"/>
-            </w:tcBorders>
-            <w:shd w:fill="E2EFDA" w:val="clear"/>
-          </w:tcPr>
-          <w:p>
-            <w:pPr>
-              <w:spacing w:before="20" w:after="20"/>
-              <w:jc w:val="left"/>
-            </w:pPr>
-            <w:r/>
-            <w:r>
-              <w:rPr>
-                <w:rFonts w:ascii="Times New Roman" w:hAnsi="Times New Roman" w:eastAsia="Times New Roman"/>
-                <w:b/>
-                <w:sz w:val="22"/>
-              </w:rPr>
-              <w:t>3. 4 РИВ последовательно</w:t>
-            </w:r>
-          </w:p>
-        </w:tc>
-        <w:tc>
-          <w:tcPr>
-            <w:tcW w:type="dxa" w:w="2163"/>
-            <w:tcBorders>
-              <w:top w:val="single" w:sz="4" w:color="808080"/>
-              <w:left w:val="single" w:sz="4" w:color="808080"/>
-              <w:bottom w:val="single" w:sz="4" w:color="808080"/>
-              <w:right w:val="single" w:sz="4" w:color="808080"/>
-            </w:tcBorders>
-            <w:shd w:fill="E2EFDA" w:val="clear"/>
-          </w:tcPr>
-          <w:p>
-            <w:pPr>
-              <w:spacing w:before="20" w:after="20"/>
-              <w:jc w:val="center"/>
-            </w:pPr>
-            <w:r/>
-            <w:r>
-              <w:rPr>
-                <w:rFonts w:ascii="Times New Roman" w:hAnsi="Times New Roman" w:eastAsia="Times New Roman"/>
-                <w:b w:val="0"/>
-                <w:sz w:val="22"/>
-              </w:rPr>
-              <w:t>0,6988</w:t>
-            </w:r>
-          </w:p>
-        </w:tc>
-        <w:tc>
-          <w:tcPr>
-            <w:tcW w:type="dxa" w:w="2163"/>
-            <w:tcBorders>
-              <w:top w:val="single" w:sz="4" w:color="808080"/>
-              <w:left w:val="single" w:sz="4" w:color="808080"/>
-              <w:bottom w:val="single" w:sz="4" w:color="808080"/>
-              <w:right w:val="single" w:sz="4" w:color="808080"/>
-            </w:tcBorders>
-            <w:shd w:fill="E2EFDA" w:val="clear"/>
-          </w:tcPr>
-          <w:p>
-            <w:pPr>
-              <w:spacing w:before="20" w:after="20"/>
-              <w:jc w:val="center"/>
-            </w:pPr>
-            <w:r/>
-            <w:r>
-              <w:rPr>
-                <w:rFonts w:ascii="Times New Roman" w:hAnsi="Times New Roman" w:eastAsia="Times New Roman"/>
-                <w:b w:val="0"/>
-                <w:sz w:val="22"/>
-              </w:rPr>
-              <w:t>0,4444</w:t>
-            </w:r>
-          </w:p>
-        </w:tc>
-        <w:tc>
-          <w:tcPr>
-            <w:tcW w:type="dxa" w:w="2163"/>
-            <w:tcBorders>
-              <w:top w:val="single" w:sz="4" w:color="808080"/>
-              <w:left w:val="single" w:sz="4" w:color="808080"/>
-              <w:bottom w:val="single" w:sz="4" w:color="808080"/>
-              <w:right w:val="single" w:sz="4" w:color="808080"/>
-            </w:tcBorders>
-            <w:shd w:fill="E2EFDA" w:val="clear"/>
-          </w:tcPr>
-          <w:p>
-            <w:pPr>
-              <w:spacing w:before="20" w:after="20"/>
-              <w:jc w:val="center"/>
-            </w:pPr>
-            <w:r/>
-            <w:r>
-              <w:rPr>
-                <w:rFonts w:ascii="Times New Roman" w:hAnsi="Times New Roman" w:eastAsia="Times New Roman"/>
-                <w:b w:val="0"/>
-                <w:sz w:val="22"/>
-              </w:rPr>
-              <w:t>0,2544</w:t>
-            </w:r>
-          </w:p>
-        </w:tc>
-        <w:tc>
-          <w:tcPr>
-            <w:tcW w:type="dxa" w:w="2163"/>
-            <w:tcBorders>
-              <w:top w:val="single" w:sz="4" w:color="808080"/>
-              <w:left w:val="single" w:sz="4" w:color="808080"/>
-              <w:bottom w:val="single" w:sz="4" w:color="808080"/>
-              <w:right w:val="single" w:sz="4" w:color="808080"/>
-            </w:tcBorders>
-            <w:shd w:fill="E2EFDA" w:val="clear"/>
-          </w:tcPr>
-          <w:p>
-            <w:pPr>
-              <w:spacing w:before="20" w:after="20"/>
-              <w:jc w:val="center"/>
-            </w:pPr>
-            <w:r/>
-            <w:r>
-              <w:rPr>
-                <w:rFonts w:ascii="Times New Roman" w:hAnsi="Times New Roman" w:eastAsia="Times New Roman"/>
-                <w:b w:val="0"/>
-                <w:sz w:val="22"/>
-              </w:rPr>
-              <w:t>9,04</w:t>
-            </w:r>
-          </w:p>
-        </w:tc>
-        <w:tc>
-          <w:tcPr>
-            <w:tcW w:type="dxa" w:w="2163"/>
-            <w:tcBorders>
-              <w:top w:val="single" w:sz="4" w:color="808080"/>
-              <w:left w:val="single" w:sz="4" w:color="808080"/>
-              <w:bottom w:val="single" w:sz="4" w:color="808080"/>
-              <w:right w:val="single" w:sz="4" w:color="808080"/>
-            </w:tcBorders>
-            <w:shd w:fill="E2EFDA" w:val="clear"/>
-          </w:tcPr>
-          <w:p>
-            <w:pPr>
-              <w:spacing w:before="20" w:after="20"/>
-              <w:jc w:val="center"/>
-            </w:pPr>
-            <w:r/>
-            <w:r>
-              <w:rPr>
-                <w:rFonts w:ascii="Times New Roman" w:hAnsi="Times New Roman" w:eastAsia="Times New Roman"/>
-                <w:b w:val="0"/>
-                <w:sz w:val="22"/>
-              </w:rPr>
-              <w:t>13,33</w:t>
-            </w:r>
-          </w:p>
-        </w:tc>
-        <w:tc>
-          <w:tcPr>
-            <w:tcW w:type="dxa" w:w="2163"/>
-            <w:tcBorders>
-              <w:top w:val="single" w:sz="4" w:color="808080"/>
-              <w:left w:val="single" w:sz="4" w:color="808080"/>
-              <w:bottom w:val="single" w:sz="4" w:color="808080"/>
-              <w:right w:val="single" w:sz="4" w:color="808080"/>
-            </w:tcBorders>
-            <w:shd w:fill="E2EFDA" w:val="clear"/>
-          </w:tcPr>
-          <w:p>
-            <w:pPr>
-              <w:spacing w:before="20" w:after="20"/>
-              <w:jc w:val="center"/>
-            </w:pPr>
-            <w:r/>
-            <w:r>
-              <w:rPr>
-                <w:rFonts w:ascii="Times New Roman" w:hAnsi="Times New Roman" w:eastAsia="Times New Roman"/>
-                <w:b w:val="0"/>
-                <w:sz w:val="22"/>
-              </w:rPr>
-              <w:t>7,63</w:t>
-            </w:r>
-          </w:p>
-        </w:tc>
-      </w:tr>
-      <w:tr>
-        <w:tc>
-          <w:tcPr>
-            <w:tcW w:type="dxa" w:w="2163"/>
-            <w:tcBorders>
-              <w:top w:val="single" w:sz="4" w:color="808080"/>
-              <w:left w:val="single" w:sz="4" w:color="808080"/>
-              <w:bottom w:val="single" w:sz="4" w:color="808080"/>
-              <w:right w:val="single" w:sz="4" w:color="808080"/>
-            </w:tcBorders>
-            <w:shd w:fill="E2EFDA" w:val="clear"/>
-          </w:tcPr>
-          <w:p>
-            <w:pPr>
-              <w:spacing w:before="20" w:after="20"/>
-              <w:jc w:val="left"/>
-            </w:pPr>
-            <w:r/>
-            <w:r>
-              <w:rPr>
-                <w:rFonts w:ascii="Times New Roman" w:hAnsi="Times New Roman" w:eastAsia="Times New Roman"/>
-                <w:b/>
-                <w:sz w:val="22"/>
-              </w:rPr>
-              <w:t>4. 4 РИВ параллельно</w:t>
-            </w:r>
-          </w:p>
-        </w:tc>
-        <w:tc>
-          <w:tcPr>
-            <w:tcW w:type="dxa" w:w="2163"/>
-            <w:tcBorders>
-              <w:top w:val="single" w:sz="4" w:color="808080"/>
-              <w:left w:val="single" w:sz="4" w:color="808080"/>
-              <w:bottom w:val="single" w:sz="4" w:color="808080"/>
-              <w:right w:val="single" w:sz="4" w:color="808080"/>
-            </w:tcBorders>
-            <w:shd w:fill="E2EFDA" w:val="clear"/>
-          </w:tcPr>
-          <w:p>
-            <w:pPr>
-              <w:spacing w:before="20" w:after="20"/>
-              <w:jc w:val="center"/>
-            </w:pPr>
-            <w:r/>
-            <w:r>
-              <w:rPr>
-                <w:rFonts w:ascii="Times New Roman" w:hAnsi="Times New Roman" w:eastAsia="Times New Roman"/>
-                <w:b w:val="0"/>
-                <w:sz w:val="22"/>
-              </w:rPr>
-              <w:t>0,6988</w:t>
-            </w:r>
-          </w:p>
-        </w:tc>
-        <w:tc>
-          <w:tcPr>
-            <w:tcW w:type="dxa" w:w="2163"/>
-            <w:tcBorders>
-              <w:top w:val="single" w:sz="4" w:color="808080"/>
-              <w:left w:val="single" w:sz="4" w:color="808080"/>
-              <w:bottom w:val="single" w:sz="4" w:color="808080"/>
-              <w:right w:val="single" w:sz="4" w:color="808080"/>
-            </w:tcBorders>
-            <w:shd w:fill="E2EFDA" w:val="clear"/>
-          </w:tcPr>
-          <w:p>
-            <w:pPr>
-              <w:spacing w:before="20" w:after="20"/>
-              <w:jc w:val="center"/>
-            </w:pPr>
-            <w:r/>
-            <w:r>
-              <w:rPr>
-                <w:rFonts w:ascii="Times New Roman" w:hAnsi="Times New Roman" w:eastAsia="Times New Roman"/>
-                <w:b w:val="0"/>
-                <w:sz w:val="22"/>
-              </w:rPr>
-              <w:t>0,4444</w:t>
-            </w:r>
-          </w:p>
-        </w:tc>
-        <w:tc>
-          <w:tcPr>
-            <w:tcW w:type="dxa" w:w="2163"/>
-            <w:tcBorders>
-              <w:top w:val="single" w:sz="4" w:color="808080"/>
-              <w:left w:val="single" w:sz="4" w:color="808080"/>
-              <w:bottom w:val="single" w:sz="4" w:color="808080"/>
-              <w:right w:val="single" w:sz="4" w:color="808080"/>
-            </w:tcBorders>
-            <w:shd w:fill="E2EFDA" w:val="clear"/>
-          </w:tcPr>
-          <w:p>
-            <w:pPr>
-              <w:spacing w:before="20" w:after="20"/>
-              <w:jc w:val="center"/>
-            </w:pPr>
-            <w:r/>
-            <w:r>
-              <w:rPr>
-                <w:rFonts w:ascii="Times New Roman" w:hAnsi="Times New Roman" w:eastAsia="Times New Roman"/>
-                <w:b w:val="0"/>
-                <w:sz w:val="22"/>
-              </w:rPr>
-              <w:t>0,2544</w:t>
-            </w:r>
-          </w:p>
-        </w:tc>
-        <w:tc>
-          <w:tcPr>
-            <w:tcW w:type="dxa" w:w="2163"/>
-            <w:tcBorders>
-              <w:top w:val="single" w:sz="4" w:color="808080"/>
-              <w:left w:val="single" w:sz="4" w:color="808080"/>
-              <w:bottom w:val="single" w:sz="4" w:color="808080"/>
-              <w:right w:val="single" w:sz="4" w:color="808080"/>
-            </w:tcBorders>
-            <w:shd w:fill="E2EFDA" w:val="clear"/>
-          </w:tcPr>
-          <w:p>
-            <w:pPr>
-              <w:spacing w:before="20" w:after="20"/>
-              <w:jc w:val="center"/>
-            </w:pPr>
-            <w:r/>
-            <w:r>
-              <w:rPr>
-                <w:rFonts w:ascii="Times New Roman" w:hAnsi="Times New Roman" w:eastAsia="Times New Roman"/>
-                <w:b w:val="0"/>
-                <w:sz w:val="22"/>
-              </w:rPr>
-              <w:t>9,04</w:t>
-            </w:r>
-          </w:p>
-        </w:tc>
-        <w:tc>
-          <w:tcPr>
-            <w:tcW w:type="dxa" w:w="2163"/>
-            <w:tcBorders>
-              <w:top w:val="single" w:sz="4" w:color="808080"/>
-              <w:left w:val="single" w:sz="4" w:color="808080"/>
-              <w:bottom w:val="single" w:sz="4" w:color="808080"/>
-              <w:right w:val="single" w:sz="4" w:color="808080"/>
-            </w:tcBorders>
-            <w:shd w:fill="E2EFDA" w:val="clear"/>
-          </w:tcPr>
-          <w:p>
-            <w:pPr>
-              <w:spacing w:before="20" w:after="20"/>
-              <w:jc w:val="center"/>
-            </w:pPr>
-            <w:r/>
-            <w:r>
-              <w:rPr>
-                <w:rFonts w:ascii="Times New Roman" w:hAnsi="Times New Roman" w:eastAsia="Times New Roman"/>
-                <w:b w:val="0"/>
-                <w:sz w:val="22"/>
-              </w:rPr>
-              <w:t>13,33</w:t>
-            </w:r>
-          </w:p>
-        </w:tc>
-        <w:tc>
-          <w:tcPr>
-            <w:tcW w:type="dxa" w:w="2163"/>
-            <w:tcBorders>
-              <w:top w:val="single" w:sz="4" w:color="808080"/>
-              <w:left w:val="single" w:sz="4" w:color="808080"/>
-              <w:bottom w:val="single" w:sz="4" w:color="808080"/>
-              <w:right w:val="single" w:sz="4" w:color="808080"/>
-            </w:tcBorders>
-            <w:shd w:fill="E2EFDA" w:val="clear"/>
-          </w:tcPr>
-          <w:p>
-            <w:pPr>
-              <w:spacing w:before="20" w:after="20"/>
-              <w:jc w:val="center"/>
-            </w:pPr>
-            <w:r/>
-            <w:r>
-              <w:rPr>
-                <w:rFonts w:ascii="Times New Roman" w:hAnsi="Times New Roman" w:eastAsia="Times New Roman"/>
-                <w:b w:val="0"/>
                 <w:sz w:val="22"/>
               </w:rPr>
               <w:t>7,63</w:t>
@@ -12036,19 +6551,7 @@
         </w:tc>
       </w:tr>
     </w:tbl>
-    <w:p>
-      <w:pPr>
-        <w:spacing w:after="120" w:before="200" w:line="276" w:lineRule="auto"/>
-      </w:pPr>
-      <w:r>
-        <w:rPr>
-          <w:rFonts w:ascii="Times New Roman" w:hAnsi="Times New Roman" w:eastAsia="Times New Roman"/>
-          <w:b w:val="0"/>
-          <w:sz w:val="24"/>
-        </w:rPr>
-        <w:t>1. 4 РИС-н в ряду: CA = 10,51, CR = 11,89, CS = 7,61 моль/л (X = 0,6498).  2. 4 РИС-н параллельно: CA = 13,64, CR = 9,09, CS = 7,27 моль/л (X = 0,5454).  3–4. 4 РИВ в ряду и параллельно: CA = 9,04, CR = 13,33, CS = 7,63 моль/л (X = 0,6988).</w:t>
-      </w:r>
-    </w:p>
+    <w:p/>
     <w:sectPr>
       <w:pgSz w:w="16838" w:h="11906"/>
       <w:pgMar w:top="794" w:right="850" w:bottom="794" w:left="850" w:header="720" w:footer="720" w:gutter="0"/>

--- a/reaktory_sistemy_variant2/Punkt2_modeling_tables.docx
+++ b/reaktory_sistemy_variant2/Punkt2_modeling_tables.docx
@@ -38,12 +38,12 @@
           <w:b w:val="0"/>
           <w:sz w:val="24"/>
         </w:rPr>
-        <w:t>Четыре исследуемые системы — четыре таблицы. CA0 = 30 моль/л: CA = 30·(1−X), CR = 30·Y, CS = 30·Z. τ — время пребывания по системе. Жёлтая строка — выход системы.</w:t>
+        <w:t>Четыре системы — четыре таблицы. На экране у каждой две строки: τ = 0 (вход) и τ = 0,5 мин (выход). CA0 = 30 моль/л: CA = 30·(1−X), CR = 30·Y, CS = 30·Z. Жёлтая строка — выход.</w:t>
       </w:r>
     </w:p>
     <w:p>
       <w:pPr>
-        <w:spacing w:after="120" w:before="120" w:line="276" w:lineRule="auto"/>
+        <w:spacing w:after="120" w:before="160" w:line="276" w:lineRule="auto"/>
       </w:pPr>
       <w:r>
         <w:rPr>
@@ -65,1205 +65,7 @@
           <w:b w:val="0"/>
           <w:sz w:val="24"/>
         </w:rPr>
-        <w:t>Vi = 25 л, vi = 50 л/мин, τi = 0,5 мин. Строки: вход и выходы реакторов 1–4 (с экрана программы).</w:t>
-      </w:r>
-    </w:p>
-    <w:tbl>
-      <w:tblPr>
-        <w:tblW w:type="auto" w:w="0"/>
-        <w:jc w:val="center"/>
-        <w:tblLayout w:type="autofit"/>
-        <w:tblLook w:firstColumn="1" w:firstRow="1" w:lastColumn="0" w:lastRow="0" w:noHBand="0" w:noVBand="1" w:val="04A0"/>
-      </w:tblPr>
-      <w:tblGrid>
-        <w:gridCol w:w="2163"/>
-        <w:gridCol w:w="2163"/>
-        <w:gridCol w:w="2163"/>
-        <w:gridCol w:w="2163"/>
-        <w:gridCol w:w="2163"/>
-        <w:gridCol w:w="2163"/>
-        <w:gridCol w:w="2163"/>
-      </w:tblGrid>
-      <w:tr>
-        <w:tc>
-          <w:tcPr>
-            <w:tcW w:type="dxa" w:w="2163"/>
-            <w:tcBorders>
-              <w:top w:val="single" w:sz="4" w:color="808080"/>
-              <w:left w:val="single" w:sz="4" w:color="808080"/>
-              <w:bottom w:val="single" w:sz="4" w:color="808080"/>
-              <w:right w:val="single" w:sz="4" w:color="808080"/>
-            </w:tcBorders>
-            <w:shd w:fill="1F4E79" w:val="clear"/>
-          </w:tcPr>
-          <w:p>
-            <w:pPr>
-              <w:spacing w:before="20" w:after="20"/>
-              <w:jc w:val="center"/>
-            </w:pPr>
-            <w:r/>
-            <w:r>
-              <w:rPr>
-                <w:rFonts w:ascii="Times New Roman" w:hAnsi="Times New Roman" w:eastAsia="Times New Roman"/>
-                <w:b/>
-                <w:color w:val="FFFFFF"/>
-                <w:sz w:val="22"/>
-              </w:rPr>
-              <w:t>τ, мин</w:t>
-            </w:r>
-          </w:p>
-        </w:tc>
-        <w:tc>
-          <w:tcPr>
-            <w:tcW w:type="dxa" w:w="2163"/>
-            <w:tcBorders>
-              <w:top w:val="single" w:sz="4" w:color="808080"/>
-              <w:left w:val="single" w:sz="4" w:color="808080"/>
-              <w:bottom w:val="single" w:sz="4" w:color="808080"/>
-              <w:right w:val="single" w:sz="4" w:color="808080"/>
-            </w:tcBorders>
-            <w:shd w:fill="1F4E79" w:val="clear"/>
-          </w:tcPr>
-          <w:p>
-            <w:pPr>
-              <w:spacing w:before="20" w:after="20"/>
-              <w:jc w:val="center"/>
-            </w:pPr>
-            <w:r/>
-            <w:r>
-              <w:rPr>
-                <w:rFonts w:ascii="Times New Roman" w:hAnsi="Times New Roman" w:eastAsia="Times New Roman"/>
-                <w:b/>
-                <w:color w:val="FFFFFF"/>
-                <w:sz w:val="22"/>
-              </w:rPr>
-              <w:t>X</w:t>
-            </w:r>
-          </w:p>
-        </w:tc>
-        <w:tc>
-          <w:tcPr>
-            <w:tcW w:type="dxa" w:w="2163"/>
-            <w:tcBorders>
-              <w:top w:val="single" w:sz="4" w:color="808080"/>
-              <w:left w:val="single" w:sz="4" w:color="808080"/>
-              <w:bottom w:val="single" w:sz="4" w:color="808080"/>
-              <w:right w:val="single" w:sz="4" w:color="808080"/>
-            </w:tcBorders>
-            <w:shd w:fill="1F4E79" w:val="clear"/>
-          </w:tcPr>
-          <w:p>
-            <w:pPr>
-              <w:spacing w:before="20" w:after="20"/>
-              <w:jc w:val="center"/>
-            </w:pPr>
-            <w:r/>
-            <w:r>
-              <w:rPr>
-                <w:rFonts w:ascii="Times New Roman" w:hAnsi="Times New Roman" w:eastAsia="Times New Roman"/>
-                <w:b/>
-                <w:color w:val="FFFFFF"/>
-                <w:sz w:val="22"/>
-              </w:rPr>
-              <w:t>Y</w:t>
-            </w:r>
-          </w:p>
-        </w:tc>
-        <w:tc>
-          <w:tcPr>
-            <w:tcW w:type="dxa" w:w="2163"/>
-            <w:tcBorders>
-              <w:top w:val="single" w:sz="4" w:color="808080"/>
-              <w:left w:val="single" w:sz="4" w:color="808080"/>
-              <w:bottom w:val="single" w:sz="4" w:color="808080"/>
-              <w:right w:val="single" w:sz="4" w:color="808080"/>
-            </w:tcBorders>
-            <w:shd w:fill="1F4E79" w:val="clear"/>
-          </w:tcPr>
-          <w:p>
-            <w:pPr>
-              <w:spacing w:before="20" w:after="20"/>
-              <w:jc w:val="center"/>
-            </w:pPr>
-            <w:r/>
-            <w:r>
-              <w:rPr>
-                <w:rFonts w:ascii="Times New Roman" w:hAnsi="Times New Roman" w:eastAsia="Times New Roman"/>
-                <w:b/>
-                <w:color w:val="FFFFFF"/>
-                <w:sz w:val="22"/>
-              </w:rPr>
-              <w:t>Z</w:t>
-            </w:r>
-          </w:p>
-        </w:tc>
-        <w:tc>
-          <w:tcPr>
-            <w:tcW w:type="dxa" w:w="2163"/>
-            <w:tcBorders>
-              <w:top w:val="single" w:sz="4" w:color="808080"/>
-              <w:left w:val="single" w:sz="4" w:color="808080"/>
-              <w:bottom w:val="single" w:sz="4" w:color="808080"/>
-              <w:right w:val="single" w:sz="4" w:color="808080"/>
-            </w:tcBorders>
-            <w:shd w:fill="1F4E79" w:val="clear"/>
-          </w:tcPr>
-          <w:p>
-            <w:pPr>
-              <w:spacing w:before="20" w:after="20"/>
-              <w:jc w:val="center"/>
-            </w:pPr>
-            <w:r/>
-            <w:r>
-              <w:rPr>
-                <w:rFonts w:ascii="Times New Roman" w:hAnsi="Times New Roman" w:eastAsia="Times New Roman"/>
-                <w:b/>
-                <w:color w:val="FFFFFF"/>
-                <w:sz w:val="22"/>
-              </w:rPr>
-              <w:t>CA, моль/л</w:t>
-            </w:r>
-          </w:p>
-        </w:tc>
-        <w:tc>
-          <w:tcPr>
-            <w:tcW w:type="dxa" w:w="2163"/>
-            <w:tcBorders>
-              <w:top w:val="single" w:sz="4" w:color="808080"/>
-              <w:left w:val="single" w:sz="4" w:color="808080"/>
-              <w:bottom w:val="single" w:sz="4" w:color="808080"/>
-              <w:right w:val="single" w:sz="4" w:color="808080"/>
-            </w:tcBorders>
-            <w:shd w:fill="1F4E79" w:val="clear"/>
-          </w:tcPr>
-          <w:p>
-            <w:pPr>
-              <w:spacing w:before="20" w:after="20"/>
-              <w:jc w:val="center"/>
-            </w:pPr>
-            <w:r/>
-            <w:r>
-              <w:rPr>
-                <w:rFonts w:ascii="Times New Roman" w:hAnsi="Times New Roman" w:eastAsia="Times New Roman"/>
-                <w:b/>
-                <w:color w:val="FFFFFF"/>
-                <w:sz w:val="22"/>
-              </w:rPr>
-              <w:t>CR, моль/л</w:t>
-            </w:r>
-          </w:p>
-        </w:tc>
-        <w:tc>
-          <w:tcPr>
-            <w:tcW w:type="dxa" w:w="2163"/>
-            <w:tcBorders>
-              <w:top w:val="single" w:sz="4" w:color="808080"/>
-              <w:left w:val="single" w:sz="4" w:color="808080"/>
-              <w:bottom w:val="single" w:sz="4" w:color="808080"/>
-              <w:right w:val="single" w:sz="4" w:color="808080"/>
-            </w:tcBorders>
-            <w:shd w:fill="1F4E79" w:val="clear"/>
-          </w:tcPr>
-          <w:p>
-            <w:pPr>
-              <w:spacing w:before="20" w:after="20"/>
-              <w:jc w:val="center"/>
-            </w:pPr>
-            <w:r/>
-            <w:r>
-              <w:rPr>
-                <w:rFonts w:ascii="Times New Roman" w:hAnsi="Times New Roman" w:eastAsia="Times New Roman"/>
-                <w:b/>
-                <w:color w:val="FFFFFF"/>
-                <w:sz w:val="22"/>
-              </w:rPr>
-              <w:t>CS, моль/л</w:t>
-            </w:r>
-          </w:p>
-        </w:tc>
-      </w:tr>
-      <w:tr>
-        <w:tc>
-          <w:tcPr>
-            <w:tcW w:type="dxa" w:w="2163"/>
-            <w:tcBorders>
-              <w:top w:val="single" w:sz="4" w:color="808080"/>
-              <w:left w:val="single" w:sz="4" w:color="808080"/>
-              <w:bottom w:val="single" w:sz="4" w:color="808080"/>
-              <w:right w:val="single" w:sz="4" w:color="808080"/>
-            </w:tcBorders>
-            <w:shd w:fill="FFFFFF" w:val="clear"/>
-          </w:tcPr>
-          <w:p>
-            <w:pPr>
-              <w:spacing w:before="20" w:after="20"/>
-              <w:jc w:val="center"/>
-            </w:pPr>
-            <w:r/>
-            <w:r>
-              <w:rPr>
-                <w:rFonts w:ascii="Times New Roman" w:hAnsi="Times New Roman" w:eastAsia="Times New Roman"/>
-                <w:b w:val="0"/>
-                <w:sz w:val="22"/>
-              </w:rPr>
-              <w:t>0,00</w:t>
-            </w:r>
-          </w:p>
-        </w:tc>
-        <w:tc>
-          <w:tcPr>
-            <w:tcW w:type="dxa" w:w="2163"/>
-            <w:tcBorders>
-              <w:top w:val="single" w:sz="4" w:color="808080"/>
-              <w:left w:val="single" w:sz="4" w:color="808080"/>
-              <w:bottom w:val="single" w:sz="4" w:color="808080"/>
-              <w:right w:val="single" w:sz="4" w:color="808080"/>
-            </w:tcBorders>
-            <w:shd w:fill="FFFFFF" w:val="clear"/>
-          </w:tcPr>
-          <w:p>
-            <w:pPr>
-              <w:spacing w:before="20" w:after="20"/>
-              <w:jc w:val="center"/>
-            </w:pPr>
-            <w:r/>
-            <w:r>
-              <w:rPr>
-                <w:rFonts w:ascii="Times New Roman" w:hAnsi="Times New Roman" w:eastAsia="Times New Roman"/>
-                <w:b w:val="0"/>
-                <w:sz w:val="22"/>
-              </w:rPr>
-              <w:t>0,0000</w:t>
-            </w:r>
-          </w:p>
-        </w:tc>
-        <w:tc>
-          <w:tcPr>
-            <w:tcW w:type="dxa" w:w="2163"/>
-            <w:tcBorders>
-              <w:top w:val="single" w:sz="4" w:color="808080"/>
-              <w:left w:val="single" w:sz="4" w:color="808080"/>
-              <w:bottom w:val="single" w:sz="4" w:color="808080"/>
-              <w:right w:val="single" w:sz="4" w:color="808080"/>
-            </w:tcBorders>
-            <w:shd w:fill="FFFFFF" w:val="clear"/>
-          </w:tcPr>
-          <w:p>
-            <w:pPr>
-              <w:spacing w:before="20" w:after="20"/>
-              <w:jc w:val="center"/>
-            </w:pPr>
-            <w:r/>
-            <w:r>
-              <w:rPr>
-                <w:rFonts w:ascii="Times New Roman" w:hAnsi="Times New Roman" w:eastAsia="Times New Roman"/>
-                <w:b w:val="0"/>
-                <w:sz w:val="22"/>
-              </w:rPr>
-              <w:t>0,0000</w:t>
-            </w:r>
-          </w:p>
-        </w:tc>
-        <w:tc>
-          <w:tcPr>
-            <w:tcW w:type="dxa" w:w="2163"/>
-            <w:tcBorders>
-              <w:top w:val="single" w:sz="4" w:color="808080"/>
-              <w:left w:val="single" w:sz="4" w:color="808080"/>
-              <w:bottom w:val="single" w:sz="4" w:color="808080"/>
-              <w:right w:val="single" w:sz="4" w:color="808080"/>
-            </w:tcBorders>
-            <w:shd w:fill="FFFFFF" w:val="clear"/>
-          </w:tcPr>
-          <w:p>
-            <w:pPr>
-              <w:spacing w:before="20" w:after="20"/>
-              <w:jc w:val="center"/>
-            </w:pPr>
-            <w:r/>
-            <w:r>
-              <w:rPr>
-                <w:rFonts w:ascii="Times New Roman" w:hAnsi="Times New Roman" w:eastAsia="Times New Roman"/>
-                <w:b w:val="0"/>
-                <w:sz w:val="22"/>
-              </w:rPr>
-              <w:t>0,0000</w:t>
-            </w:r>
-          </w:p>
-        </w:tc>
-        <w:tc>
-          <w:tcPr>
-            <w:tcW w:type="dxa" w:w="2163"/>
-            <w:tcBorders>
-              <w:top w:val="single" w:sz="4" w:color="808080"/>
-              <w:left w:val="single" w:sz="4" w:color="808080"/>
-              <w:bottom w:val="single" w:sz="4" w:color="808080"/>
-              <w:right w:val="single" w:sz="4" w:color="808080"/>
-            </w:tcBorders>
-            <w:shd w:fill="FFFFFF" w:val="clear"/>
-          </w:tcPr>
-          <w:p>
-            <w:pPr>
-              <w:spacing w:before="20" w:after="20"/>
-              <w:jc w:val="center"/>
-            </w:pPr>
-            <w:r/>
-            <w:r>
-              <w:rPr>
-                <w:rFonts w:ascii="Times New Roman" w:hAnsi="Times New Roman" w:eastAsia="Times New Roman"/>
-                <w:b w:val="0"/>
-                <w:sz w:val="22"/>
-              </w:rPr>
-              <w:t>30,00</w:t>
-            </w:r>
-          </w:p>
-        </w:tc>
-        <w:tc>
-          <w:tcPr>
-            <w:tcW w:type="dxa" w:w="2163"/>
-            <w:tcBorders>
-              <w:top w:val="single" w:sz="4" w:color="808080"/>
-              <w:left w:val="single" w:sz="4" w:color="808080"/>
-              <w:bottom w:val="single" w:sz="4" w:color="808080"/>
-              <w:right w:val="single" w:sz="4" w:color="808080"/>
-            </w:tcBorders>
-            <w:shd w:fill="FFFFFF" w:val="clear"/>
-          </w:tcPr>
-          <w:p>
-            <w:pPr>
-              <w:spacing w:before="20" w:after="20"/>
-              <w:jc w:val="center"/>
-            </w:pPr>
-            <w:r/>
-            <w:r>
-              <w:rPr>
-                <w:rFonts w:ascii="Times New Roman" w:hAnsi="Times New Roman" w:eastAsia="Times New Roman"/>
-                <w:b w:val="0"/>
-                <w:sz w:val="22"/>
-              </w:rPr>
-              <w:t>0,00</w:t>
-            </w:r>
-          </w:p>
-        </w:tc>
-        <w:tc>
-          <w:tcPr>
-            <w:tcW w:type="dxa" w:w="2163"/>
-            <w:tcBorders>
-              <w:top w:val="single" w:sz="4" w:color="808080"/>
-              <w:left w:val="single" w:sz="4" w:color="808080"/>
-              <w:bottom w:val="single" w:sz="4" w:color="808080"/>
-              <w:right w:val="single" w:sz="4" w:color="808080"/>
-            </w:tcBorders>
-            <w:shd w:fill="FFFFFF" w:val="clear"/>
-          </w:tcPr>
-          <w:p>
-            <w:pPr>
-              <w:spacing w:before="20" w:after="20"/>
-              <w:jc w:val="center"/>
-            </w:pPr>
-            <w:r/>
-            <w:r>
-              <w:rPr>
-                <w:rFonts w:ascii="Times New Roman" w:hAnsi="Times New Roman" w:eastAsia="Times New Roman"/>
-                <w:b w:val="0"/>
-                <w:sz w:val="22"/>
-              </w:rPr>
-              <w:t>0,00</w:t>
-            </w:r>
-          </w:p>
-        </w:tc>
-      </w:tr>
-      <w:tr>
-        <w:tc>
-          <w:tcPr>
-            <w:tcW w:type="dxa" w:w="2163"/>
-            <w:tcBorders>
-              <w:top w:val="single" w:sz="4" w:color="808080"/>
-              <w:left w:val="single" w:sz="4" w:color="808080"/>
-              <w:bottom w:val="single" w:sz="4" w:color="808080"/>
-              <w:right w:val="single" w:sz="4" w:color="808080"/>
-            </w:tcBorders>
-            <w:shd w:fill="D6EAF8" w:val="clear"/>
-          </w:tcPr>
-          <w:p>
-            <w:pPr>
-              <w:spacing w:before="20" w:after="20"/>
-              <w:jc w:val="center"/>
-            </w:pPr>
-            <w:r/>
-            <w:r>
-              <w:rPr>
-                <w:rFonts w:ascii="Times New Roman" w:hAnsi="Times New Roman" w:eastAsia="Times New Roman"/>
-                <w:b w:val="0"/>
-                <w:sz w:val="22"/>
-              </w:rPr>
-              <w:t>0,50</w:t>
-            </w:r>
-          </w:p>
-        </w:tc>
-        <w:tc>
-          <w:tcPr>
-            <w:tcW w:type="dxa" w:w="2163"/>
-            <w:tcBorders>
-              <w:top w:val="single" w:sz="4" w:color="808080"/>
-              <w:left w:val="single" w:sz="4" w:color="808080"/>
-              <w:bottom w:val="single" w:sz="4" w:color="808080"/>
-              <w:right w:val="single" w:sz="4" w:color="808080"/>
-            </w:tcBorders>
-            <w:shd w:fill="D6EAF8" w:val="clear"/>
-          </w:tcPr>
-          <w:p>
-            <w:pPr>
-              <w:spacing w:before="20" w:after="20"/>
-              <w:jc w:val="center"/>
-            </w:pPr>
-            <w:r/>
-            <w:r>
-              <w:rPr>
-                <w:rFonts w:ascii="Times New Roman" w:hAnsi="Times New Roman" w:eastAsia="Times New Roman"/>
-                <w:b w:val="0"/>
-                <w:sz w:val="22"/>
-              </w:rPr>
-              <w:t>0,2308</w:t>
-            </w:r>
-          </w:p>
-        </w:tc>
-        <w:tc>
-          <w:tcPr>
-            <w:tcW w:type="dxa" w:w="2163"/>
-            <w:tcBorders>
-              <w:top w:val="single" w:sz="4" w:color="808080"/>
-              <w:left w:val="single" w:sz="4" w:color="808080"/>
-              <w:bottom w:val="single" w:sz="4" w:color="808080"/>
-              <w:right w:val="single" w:sz="4" w:color="808080"/>
-            </w:tcBorders>
-            <w:shd w:fill="D6EAF8" w:val="clear"/>
-          </w:tcPr>
-          <w:p>
-            <w:pPr>
-              <w:spacing w:before="20" w:after="20"/>
-              <w:jc w:val="center"/>
-            </w:pPr>
-            <w:r/>
-            <w:r>
-              <w:rPr>
-                <w:rFonts w:ascii="Times New Roman" w:hAnsi="Times New Roman" w:eastAsia="Times New Roman"/>
-                <w:b w:val="0"/>
-                <w:sz w:val="22"/>
-              </w:rPr>
-              <w:t>0,1923</w:t>
-            </w:r>
-          </w:p>
-        </w:tc>
-        <w:tc>
-          <w:tcPr>
-            <w:tcW w:type="dxa" w:w="2163"/>
-            <w:tcBorders>
-              <w:top w:val="single" w:sz="4" w:color="808080"/>
-              <w:left w:val="single" w:sz="4" w:color="808080"/>
-              <w:bottom w:val="single" w:sz="4" w:color="808080"/>
-              <w:right w:val="single" w:sz="4" w:color="808080"/>
-            </w:tcBorders>
-            <w:shd w:fill="D6EAF8" w:val="clear"/>
-          </w:tcPr>
-          <w:p>
-            <w:pPr>
-              <w:spacing w:before="20" w:after="20"/>
-              <w:jc w:val="center"/>
-            </w:pPr>
-            <w:r/>
-            <w:r>
-              <w:rPr>
-                <w:rFonts w:ascii="Times New Roman" w:hAnsi="Times New Roman" w:eastAsia="Times New Roman"/>
-                <w:b w:val="0"/>
-                <w:sz w:val="22"/>
-              </w:rPr>
-              <w:t>0,0385</w:t>
-            </w:r>
-          </w:p>
-        </w:tc>
-        <w:tc>
-          <w:tcPr>
-            <w:tcW w:type="dxa" w:w="2163"/>
-            <w:tcBorders>
-              <w:top w:val="single" w:sz="4" w:color="808080"/>
-              <w:left w:val="single" w:sz="4" w:color="808080"/>
-              <w:bottom w:val="single" w:sz="4" w:color="808080"/>
-              <w:right w:val="single" w:sz="4" w:color="808080"/>
-            </w:tcBorders>
-            <w:shd w:fill="D6EAF8" w:val="clear"/>
-          </w:tcPr>
-          <w:p>
-            <w:pPr>
-              <w:spacing w:before="20" w:after="20"/>
-              <w:jc w:val="center"/>
-            </w:pPr>
-            <w:r/>
-            <w:r>
-              <w:rPr>
-                <w:rFonts w:ascii="Times New Roman" w:hAnsi="Times New Roman" w:eastAsia="Times New Roman"/>
-                <w:b w:val="0"/>
-                <w:sz w:val="22"/>
-              </w:rPr>
-              <w:t>23,08</w:t>
-            </w:r>
-          </w:p>
-        </w:tc>
-        <w:tc>
-          <w:tcPr>
-            <w:tcW w:type="dxa" w:w="2163"/>
-            <w:tcBorders>
-              <w:top w:val="single" w:sz="4" w:color="808080"/>
-              <w:left w:val="single" w:sz="4" w:color="808080"/>
-              <w:bottom w:val="single" w:sz="4" w:color="808080"/>
-              <w:right w:val="single" w:sz="4" w:color="808080"/>
-            </w:tcBorders>
-            <w:shd w:fill="D6EAF8" w:val="clear"/>
-          </w:tcPr>
-          <w:p>
-            <w:pPr>
-              <w:spacing w:before="20" w:after="20"/>
-              <w:jc w:val="center"/>
-            </w:pPr>
-            <w:r/>
-            <w:r>
-              <w:rPr>
-                <w:rFonts w:ascii="Times New Roman" w:hAnsi="Times New Roman" w:eastAsia="Times New Roman"/>
-                <w:b w:val="0"/>
-                <w:sz w:val="22"/>
-              </w:rPr>
-              <w:t>5,77</w:t>
-            </w:r>
-          </w:p>
-        </w:tc>
-        <w:tc>
-          <w:tcPr>
-            <w:tcW w:type="dxa" w:w="2163"/>
-            <w:tcBorders>
-              <w:top w:val="single" w:sz="4" w:color="808080"/>
-              <w:left w:val="single" w:sz="4" w:color="808080"/>
-              <w:bottom w:val="single" w:sz="4" w:color="808080"/>
-              <w:right w:val="single" w:sz="4" w:color="808080"/>
-            </w:tcBorders>
-            <w:shd w:fill="D6EAF8" w:val="clear"/>
-          </w:tcPr>
-          <w:p>
-            <w:pPr>
-              <w:spacing w:before="20" w:after="20"/>
-              <w:jc w:val="center"/>
-            </w:pPr>
-            <w:r/>
-            <w:r>
-              <w:rPr>
-                <w:rFonts w:ascii="Times New Roman" w:hAnsi="Times New Roman" w:eastAsia="Times New Roman"/>
-                <w:b w:val="0"/>
-                <w:sz w:val="22"/>
-              </w:rPr>
-              <w:t>1,16</w:t>
-            </w:r>
-          </w:p>
-        </w:tc>
-      </w:tr>
-      <w:tr>
-        <w:tc>
-          <w:tcPr>
-            <w:tcW w:type="dxa" w:w="2163"/>
-            <w:tcBorders>
-              <w:top w:val="single" w:sz="4" w:color="808080"/>
-              <w:left w:val="single" w:sz="4" w:color="808080"/>
-              <w:bottom w:val="single" w:sz="4" w:color="808080"/>
-              <w:right w:val="single" w:sz="4" w:color="808080"/>
-            </w:tcBorders>
-            <w:shd w:fill="FFFFFF" w:val="clear"/>
-          </w:tcPr>
-          <w:p>
-            <w:pPr>
-              <w:spacing w:before="20" w:after="20"/>
-              <w:jc w:val="center"/>
-            </w:pPr>
-            <w:r/>
-            <w:r>
-              <w:rPr>
-                <w:rFonts w:ascii="Times New Roman" w:hAnsi="Times New Roman" w:eastAsia="Times New Roman"/>
-                <w:b w:val="0"/>
-                <w:sz w:val="22"/>
-              </w:rPr>
-              <w:t>1,00</w:t>
-            </w:r>
-          </w:p>
-        </w:tc>
-        <w:tc>
-          <w:tcPr>
-            <w:tcW w:type="dxa" w:w="2163"/>
-            <w:tcBorders>
-              <w:top w:val="single" w:sz="4" w:color="808080"/>
-              <w:left w:val="single" w:sz="4" w:color="808080"/>
-              <w:bottom w:val="single" w:sz="4" w:color="808080"/>
-              <w:right w:val="single" w:sz="4" w:color="808080"/>
-            </w:tcBorders>
-            <w:shd w:fill="FFFFFF" w:val="clear"/>
-          </w:tcPr>
-          <w:p>
-            <w:pPr>
-              <w:spacing w:before="20" w:after="20"/>
-              <w:jc w:val="center"/>
-            </w:pPr>
-            <w:r/>
-            <w:r>
-              <w:rPr>
-                <w:rFonts w:ascii="Times New Roman" w:hAnsi="Times New Roman" w:eastAsia="Times New Roman"/>
-                <w:b w:val="0"/>
-                <w:sz w:val="22"/>
-              </w:rPr>
-              <w:t>0,4083</w:t>
-            </w:r>
-          </w:p>
-        </w:tc>
-        <w:tc>
-          <w:tcPr>
-            <w:tcW w:type="dxa" w:w="2163"/>
-            <w:tcBorders>
-              <w:top w:val="single" w:sz="4" w:color="808080"/>
-              <w:left w:val="single" w:sz="4" w:color="808080"/>
-              <w:bottom w:val="single" w:sz="4" w:color="808080"/>
-              <w:right w:val="single" w:sz="4" w:color="808080"/>
-            </w:tcBorders>
-            <w:shd w:fill="FFFFFF" w:val="clear"/>
-          </w:tcPr>
-          <w:p>
-            <w:pPr>
-              <w:spacing w:before="20" w:after="20"/>
-              <w:jc w:val="center"/>
-            </w:pPr>
-            <w:r/>
-            <w:r>
-              <w:rPr>
-                <w:rFonts w:ascii="Times New Roman" w:hAnsi="Times New Roman" w:eastAsia="Times New Roman"/>
-                <w:b w:val="0"/>
-                <w:sz w:val="22"/>
-              </w:rPr>
-              <w:t>0,3082</w:t>
-            </w:r>
-          </w:p>
-        </w:tc>
-        <w:tc>
-          <w:tcPr>
-            <w:tcW w:type="dxa" w:w="2163"/>
-            <w:tcBorders>
-              <w:top w:val="single" w:sz="4" w:color="808080"/>
-              <w:left w:val="single" w:sz="4" w:color="808080"/>
-              <w:bottom w:val="single" w:sz="4" w:color="808080"/>
-              <w:right w:val="single" w:sz="4" w:color="808080"/>
-            </w:tcBorders>
-            <w:shd w:fill="FFFFFF" w:val="clear"/>
-          </w:tcPr>
-          <w:p>
-            <w:pPr>
-              <w:spacing w:before="20" w:after="20"/>
-              <w:jc w:val="center"/>
-            </w:pPr>
-            <w:r/>
-            <w:r>
-              <w:rPr>
-                <w:rFonts w:ascii="Times New Roman" w:hAnsi="Times New Roman" w:eastAsia="Times New Roman"/>
-                <w:b w:val="0"/>
-                <w:sz w:val="22"/>
-              </w:rPr>
-              <w:t>0,1001</w:t>
-            </w:r>
-          </w:p>
-        </w:tc>
-        <w:tc>
-          <w:tcPr>
-            <w:tcW w:type="dxa" w:w="2163"/>
-            <w:tcBorders>
-              <w:top w:val="single" w:sz="4" w:color="808080"/>
-              <w:left w:val="single" w:sz="4" w:color="808080"/>
-              <w:bottom w:val="single" w:sz="4" w:color="808080"/>
-              <w:right w:val="single" w:sz="4" w:color="808080"/>
-            </w:tcBorders>
-            <w:shd w:fill="FFFFFF" w:val="clear"/>
-          </w:tcPr>
-          <w:p>
-            <w:pPr>
-              <w:spacing w:before="20" w:after="20"/>
-              <w:jc w:val="center"/>
-            </w:pPr>
-            <w:r/>
-            <w:r>
-              <w:rPr>
-                <w:rFonts w:ascii="Times New Roman" w:hAnsi="Times New Roman" w:eastAsia="Times New Roman"/>
-                <w:b w:val="0"/>
-                <w:sz w:val="22"/>
-              </w:rPr>
-              <w:t>17,75</w:t>
-            </w:r>
-          </w:p>
-        </w:tc>
-        <w:tc>
-          <w:tcPr>
-            <w:tcW w:type="dxa" w:w="2163"/>
-            <w:tcBorders>
-              <w:top w:val="single" w:sz="4" w:color="808080"/>
-              <w:left w:val="single" w:sz="4" w:color="808080"/>
-              <w:bottom w:val="single" w:sz="4" w:color="808080"/>
-              <w:right w:val="single" w:sz="4" w:color="808080"/>
-            </w:tcBorders>
-            <w:shd w:fill="FFFFFF" w:val="clear"/>
-          </w:tcPr>
-          <w:p>
-            <w:pPr>
-              <w:spacing w:before="20" w:after="20"/>
-              <w:jc w:val="center"/>
-            </w:pPr>
-            <w:r/>
-            <w:r>
-              <w:rPr>
-                <w:rFonts w:ascii="Times New Roman" w:hAnsi="Times New Roman" w:eastAsia="Times New Roman"/>
-                <w:b w:val="0"/>
-                <w:sz w:val="22"/>
-              </w:rPr>
-              <w:t>9,25</w:t>
-            </w:r>
-          </w:p>
-        </w:tc>
-        <w:tc>
-          <w:tcPr>
-            <w:tcW w:type="dxa" w:w="2163"/>
-            <w:tcBorders>
-              <w:top w:val="single" w:sz="4" w:color="808080"/>
-              <w:left w:val="single" w:sz="4" w:color="808080"/>
-              <w:bottom w:val="single" w:sz="4" w:color="808080"/>
-              <w:right w:val="single" w:sz="4" w:color="808080"/>
-            </w:tcBorders>
-            <w:shd w:fill="FFFFFF" w:val="clear"/>
-          </w:tcPr>
-          <w:p>
-            <w:pPr>
-              <w:spacing w:before="20" w:after="20"/>
-              <w:jc w:val="center"/>
-            </w:pPr>
-            <w:r/>
-            <w:r>
-              <w:rPr>
-                <w:rFonts w:ascii="Times New Roman" w:hAnsi="Times New Roman" w:eastAsia="Times New Roman"/>
-                <w:b w:val="0"/>
-                <w:sz w:val="22"/>
-              </w:rPr>
-              <w:t>3,00</w:t>
-            </w:r>
-          </w:p>
-        </w:tc>
-      </w:tr>
-      <w:tr>
-        <w:tc>
-          <w:tcPr>
-            <w:tcW w:type="dxa" w:w="2163"/>
-            <w:tcBorders>
-              <w:top w:val="single" w:sz="4" w:color="808080"/>
-              <w:left w:val="single" w:sz="4" w:color="808080"/>
-              <w:bottom w:val="single" w:sz="4" w:color="808080"/>
-              <w:right w:val="single" w:sz="4" w:color="808080"/>
-            </w:tcBorders>
-            <w:shd w:fill="D6EAF8" w:val="clear"/>
-          </w:tcPr>
-          <w:p>
-            <w:pPr>
-              <w:spacing w:before="20" w:after="20"/>
-              <w:jc w:val="center"/>
-            </w:pPr>
-            <w:r/>
-            <w:r>
-              <w:rPr>
-                <w:rFonts w:ascii="Times New Roman" w:hAnsi="Times New Roman" w:eastAsia="Times New Roman"/>
-                <w:b w:val="0"/>
-                <w:sz w:val="22"/>
-              </w:rPr>
-              <w:t>1,50</w:t>
-            </w:r>
-          </w:p>
-        </w:tc>
-        <w:tc>
-          <w:tcPr>
-            <w:tcW w:type="dxa" w:w="2163"/>
-            <w:tcBorders>
-              <w:top w:val="single" w:sz="4" w:color="808080"/>
-              <w:left w:val="single" w:sz="4" w:color="808080"/>
-              <w:bottom w:val="single" w:sz="4" w:color="808080"/>
-              <w:right w:val="single" w:sz="4" w:color="808080"/>
-            </w:tcBorders>
-            <w:shd w:fill="D6EAF8" w:val="clear"/>
-          </w:tcPr>
-          <w:p>
-            <w:pPr>
-              <w:spacing w:before="20" w:after="20"/>
-              <w:jc w:val="center"/>
-            </w:pPr>
-            <w:r/>
-            <w:r>
-              <w:rPr>
-                <w:rFonts w:ascii="Times New Roman" w:hAnsi="Times New Roman" w:eastAsia="Times New Roman"/>
-                <w:b w:val="0"/>
-                <w:sz w:val="22"/>
-              </w:rPr>
-              <w:t>0,5448</w:t>
-            </w:r>
-          </w:p>
-        </w:tc>
-        <w:tc>
-          <w:tcPr>
-            <w:tcW w:type="dxa" w:w="2163"/>
-            <w:tcBorders>
-              <w:top w:val="single" w:sz="4" w:color="808080"/>
-              <w:left w:val="single" w:sz="4" w:color="808080"/>
-              <w:bottom w:val="single" w:sz="4" w:color="808080"/>
-              <w:right w:val="single" w:sz="4" w:color="808080"/>
-            </w:tcBorders>
-            <w:shd w:fill="D6EAF8" w:val="clear"/>
-          </w:tcPr>
-          <w:p>
-            <w:pPr>
-              <w:spacing w:before="20" w:after="20"/>
-              <w:jc w:val="center"/>
-            </w:pPr>
-            <w:r/>
-            <w:r>
-              <w:rPr>
-                <w:rFonts w:ascii="Times New Roman" w:hAnsi="Times New Roman" w:eastAsia="Times New Roman"/>
-                <w:b w:val="0"/>
-                <w:sz w:val="22"/>
-              </w:rPr>
-              <w:t>0,3706</w:t>
-            </w:r>
-          </w:p>
-        </w:tc>
-        <w:tc>
-          <w:tcPr>
-            <w:tcW w:type="dxa" w:w="2163"/>
-            <w:tcBorders>
-              <w:top w:val="single" w:sz="4" w:color="808080"/>
-              <w:left w:val="single" w:sz="4" w:color="808080"/>
-              <w:bottom w:val="single" w:sz="4" w:color="808080"/>
-              <w:right w:val="single" w:sz="4" w:color="808080"/>
-            </w:tcBorders>
-            <w:shd w:fill="D6EAF8" w:val="clear"/>
-          </w:tcPr>
-          <w:p>
-            <w:pPr>
-              <w:spacing w:before="20" w:after="20"/>
-              <w:jc w:val="center"/>
-            </w:pPr>
-            <w:r/>
-            <w:r>
-              <w:rPr>
-                <w:rFonts w:ascii="Times New Roman" w:hAnsi="Times New Roman" w:eastAsia="Times New Roman"/>
-                <w:b w:val="0"/>
-                <w:sz w:val="22"/>
-              </w:rPr>
-              <w:t>0,1742</w:t>
-            </w:r>
-          </w:p>
-        </w:tc>
-        <w:tc>
-          <w:tcPr>
-            <w:tcW w:type="dxa" w:w="2163"/>
-            <w:tcBorders>
-              <w:top w:val="single" w:sz="4" w:color="808080"/>
-              <w:left w:val="single" w:sz="4" w:color="808080"/>
-              <w:bottom w:val="single" w:sz="4" w:color="808080"/>
-              <w:right w:val="single" w:sz="4" w:color="808080"/>
-            </w:tcBorders>
-            <w:shd w:fill="D6EAF8" w:val="clear"/>
-          </w:tcPr>
-          <w:p>
-            <w:pPr>
-              <w:spacing w:before="20" w:after="20"/>
-              <w:jc w:val="center"/>
-            </w:pPr>
-            <w:r/>
-            <w:r>
-              <w:rPr>
-                <w:rFonts w:ascii="Times New Roman" w:hAnsi="Times New Roman" w:eastAsia="Times New Roman"/>
-                <w:b w:val="0"/>
-                <w:sz w:val="22"/>
-              </w:rPr>
-              <w:t>13,66</w:t>
-            </w:r>
-          </w:p>
-        </w:tc>
-        <w:tc>
-          <w:tcPr>
-            <w:tcW w:type="dxa" w:w="2163"/>
-            <w:tcBorders>
-              <w:top w:val="single" w:sz="4" w:color="808080"/>
-              <w:left w:val="single" w:sz="4" w:color="808080"/>
-              <w:bottom w:val="single" w:sz="4" w:color="808080"/>
-              <w:right w:val="single" w:sz="4" w:color="808080"/>
-            </w:tcBorders>
-            <w:shd w:fill="D6EAF8" w:val="clear"/>
-          </w:tcPr>
-          <w:p>
-            <w:pPr>
-              <w:spacing w:before="20" w:after="20"/>
-              <w:jc w:val="center"/>
-            </w:pPr>
-            <w:r/>
-            <w:r>
-              <w:rPr>
-                <w:rFonts w:ascii="Times New Roman" w:hAnsi="Times New Roman" w:eastAsia="Times New Roman"/>
-                <w:b w:val="0"/>
-                <w:sz w:val="22"/>
-              </w:rPr>
-              <w:t>11,12</w:t>
-            </w:r>
-          </w:p>
-        </w:tc>
-        <w:tc>
-          <w:tcPr>
-            <w:tcW w:type="dxa" w:w="2163"/>
-            <w:tcBorders>
-              <w:top w:val="single" w:sz="4" w:color="808080"/>
-              <w:left w:val="single" w:sz="4" w:color="808080"/>
-              <w:bottom w:val="single" w:sz="4" w:color="808080"/>
-              <w:right w:val="single" w:sz="4" w:color="808080"/>
-            </w:tcBorders>
-            <w:shd w:fill="D6EAF8" w:val="clear"/>
-          </w:tcPr>
-          <w:p>
-            <w:pPr>
-              <w:spacing w:before="20" w:after="20"/>
-              <w:jc w:val="center"/>
-            </w:pPr>
-            <w:r/>
-            <w:r>
-              <w:rPr>
-                <w:rFonts w:ascii="Times New Roman" w:hAnsi="Times New Roman" w:eastAsia="Times New Roman"/>
-                <w:b w:val="0"/>
-                <w:sz w:val="22"/>
-              </w:rPr>
-              <w:t>5,23</w:t>
-            </w:r>
-          </w:p>
-        </w:tc>
-      </w:tr>
-      <w:tr>
-        <w:tc>
-          <w:tcPr>
-            <w:tcW w:type="dxa" w:w="2163"/>
-            <w:tcBorders>
-              <w:top w:val="single" w:sz="4" w:color="808080"/>
-              <w:left w:val="single" w:sz="4" w:color="808080"/>
-              <w:bottom w:val="single" w:sz="4" w:color="808080"/>
-              <w:right w:val="single" w:sz="4" w:color="808080"/>
-            </w:tcBorders>
-            <w:shd w:fill="FFF2CC" w:val="clear"/>
-          </w:tcPr>
-          <w:p>
-            <w:pPr>
-              <w:spacing w:before="20" w:after="20"/>
-              <w:jc w:val="center"/>
-            </w:pPr>
-            <w:r/>
-            <w:r>
-              <w:rPr>
-                <w:rFonts w:ascii="Times New Roman" w:hAnsi="Times New Roman" w:eastAsia="Times New Roman"/>
-                <w:b/>
-                <w:sz w:val="22"/>
-              </w:rPr>
-              <w:t>2,00</w:t>
-            </w:r>
-          </w:p>
-        </w:tc>
-        <w:tc>
-          <w:tcPr>
-            <w:tcW w:type="dxa" w:w="2163"/>
-            <w:tcBorders>
-              <w:top w:val="single" w:sz="4" w:color="808080"/>
-              <w:left w:val="single" w:sz="4" w:color="808080"/>
-              <w:bottom w:val="single" w:sz="4" w:color="808080"/>
-              <w:right w:val="single" w:sz="4" w:color="808080"/>
-            </w:tcBorders>
-            <w:shd w:fill="FFF2CC" w:val="clear"/>
-          </w:tcPr>
-          <w:p>
-            <w:pPr>
-              <w:spacing w:before="20" w:after="20"/>
-              <w:jc w:val="center"/>
-            </w:pPr>
-            <w:r/>
-            <w:r>
-              <w:rPr>
-                <w:rFonts w:ascii="Times New Roman" w:hAnsi="Times New Roman" w:eastAsia="Times New Roman"/>
-                <w:b/>
-                <w:sz w:val="22"/>
-              </w:rPr>
-              <w:t>0,6498</w:t>
-            </w:r>
-          </w:p>
-        </w:tc>
-        <w:tc>
-          <w:tcPr>
-            <w:tcW w:type="dxa" w:w="2163"/>
-            <w:tcBorders>
-              <w:top w:val="single" w:sz="4" w:color="808080"/>
-              <w:left w:val="single" w:sz="4" w:color="808080"/>
-              <w:bottom w:val="single" w:sz="4" w:color="808080"/>
-              <w:right w:val="single" w:sz="4" w:color="808080"/>
-            </w:tcBorders>
-            <w:shd w:fill="FFF2CC" w:val="clear"/>
-          </w:tcPr>
-          <w:p>
-            <w:pPr>
-              <w:spacing w:before="20" w:after="20"/>
-              <w:jc w:val="center"/>
-            </w:pPr>
-            <w:r/>
-            <w:r>
-              <w:rPr>
-                <w:rFonts w:ascii="Times New Roman" w:hAnsi="Times New Roman" w:eastAsia="Times New Roman"/>
-                <w:b/>
-                <w:sz w:val="22"/>
-              </w:rPr>
-              <w:t>0,3964</w:t>
-            </w:r>
-          </w:p>
-        </w:tc>
-        <w:tc>
-          <w:tcPr>
-            <w:tcW w:type="dxa" w:w="2163"/>
-            <w:tcBorders>
-              <w:top w:val="single" w:sz="4" w:color="808080"/>
-              <w:left w:val="single" w:sz="4" w:color="808080"/>
-              <w:bottom w:val="single" w:sz="4" w:color="808080"/>
-              <w:right w:val="single" w:sz="4" w:color="808080"/>
-            </w:tcBorders>
-            <w:shd w:fill="FFF2CC" w:val="clear"/>
-          </w:tcPr>
-          <w:p>
-            <w:pPr>
-              <w:spacing w:before="20" w:after="20"/>
-              <w:jc w:val="center"/>
-            </w:pPr>
-            <w:r/>
-            <w:r>
-              <w:rPr>
-                <w:rFonts w:ascii="Times New Roman" w:hAnsi="Times New Roman" w:eastAsia="Times New Roman"/>
-                <w:b/>
-                <w:sz w:val="22"/>
-              </w:rPr>
-              <w:t>0,2535</w:t>
-            </w:r>
-          </w:p>
-        </w:tc>
-        <w:tc>
-          <w:tcPr>
-            <w:tcW w:type="dxa" w:w="2163"/>
-            <w:tcBorders>
-              <w:top w:val="single" w:sz="4" w:color="808080"/>
-              <w:left w:val="single" w:sz="4" w:color="808080"/>
-              <w:bottom w:val="single" w:sz="4" w:color="808080"/>
-              <w:right w:val="single" w:sz="4" w:color="808080"/>
-            </w:tcBorders>
-            <w:shd w:fill="FFF2CC" w:val="clear"/>
-          </w:tcPr>
-          <w:p>
-            <w:pPr>
-              <w:spacing w:before="20" w:after="20"/>
-              <w:jc w:val="center"/>
-            </w:pPr>
-            <w:r/>
-            <w:r>
-              <w:rPr>
-                <w:rFonts w:ascii="Times New Roman" w:hAnsi="Times New Roman" w:eastAsia="Times New Roman"/>
-                <w:b/>
-                <w:sz w:val="22"/>
-              </w:rPr>
-              <w:t>10,51</w:t>
-            </w:r>
-          </w:p>
-        </w:tc>
-        <w:tc>
-          <w:tcPr>
-            <w:tcW w:type="dxa" w:w="2163"/>
-            <w:tcBorders>
-              <w:top w:val="single" w:sz="4" w:color="808080"/>
-              <w:left w:val="single" w:sz="4" w:color="808080"/>
-              <w:bottom w:val="single" w:sz="4" w:color="808080"/>
-              <w:right w:val="single" w:sz="4" w:color="808080"/>
-            </w:tcBorders>
-            <w:shd w:fill="FFF2CC" w:val="clear"/>
-          </w:tcPr>
-          <w:p>
-            <w:pPr>
-              <w:spacing w:before="20" w:after="20"/>
-              <w:jc w:val="center"/>
-            </w:pPr>
-            <w:r/>
-            <w:r>
-              <w:rPr>
-                <w:rFonts w:ascii="Times New Roman" w:hAnsi="Times New Roman" w:eastAsia="Times New Roman"/>
-                <w:b/>
-                <w:sz w:val="22"/>
-              </w:rPr>
-              <w:t>11,89</w:t>
-            </w:r>
-          </w:p>
-        </w:tc>
-        <w:tc>
-          <w:tcPr>
-            <w:tcW w:type="dxa" w:w="2163"/>
-            <w:tcBorders>
-              <w:top w:val="single" w:sz="4" w:color="808080"/>
-              <w:left w:val="single" w:sz="4" w:color="808080"/>
-              <w:bottom w:val="single" w:sz="4" w:color="808080"/>
-              <w:right w:val="single" w:sz="4" w:color="808080"/>
-            </w:tcBorders>
-            <w:shd w:fill="FFF2CC" w:val="clear"/>
-          </w:tcPr>
-          <w:p>
-            <w:pPr>
-              <w:spacing w:before="20" w:after="20"/>
-              <w:jc w:val="center"/>
-            </w:pPr>
-            <w:r/>
-            <w:r>
-              <w:rPr>
-                <w:rFonts w:ascii="Times New Roman" w:hAnsi="Times New Roman" w:eastAsia="Times New Roman"/>
-                <w:b/>
-                <w:sz w:val="22"/>
-              </w:rPr>
-              <w:t>7,61</w:t>
-            </w:r>
-          </w:p>
-        </w:tc>
-      </w:tr>
-    </w:tbl>
-    <w:p/>
-    <w:p>
-      <w:pPr>
-        <w:spacing w:after="120" w:before="160" w:line="276" w:lineRule="auto"/>
-      </w:pPr>
-      <w:r>
-        <w:rPr>
-          <w:rFonts w:ascii="Times New Roman" w:hAnsi="Times New Roman" w:eastAsia="Times New Roman"/>
-          <w:b/>
-          <w:color w:val="1F4E79"/>
-          <w:sz w:val="28"/>
-        </w:rPr>
-        <w:t>Таблица 2. Система 2 — четыре РИС-н параллельно</w:t>
-      </w:r>
-    </w:p>
-    <w:p>
-      <w:pPr>
-        <w:spacing w:after="120" w:before="0" w:line="276" w:lineRule="auto"/>
-      </w:pPr>
-      <w:r>
-        <w:rPr>
-          <w:rFonts w:ascii="Times New Roman" w:hAnsi="Times New Roman" w:eastAsia="Times New Roman"/>
-          <w:b w:val="0"/>
-          <w:sz w:val="24"/>
-        </w:rPr>
-        <w:t>Vi = 25 л, vi = 12,5 л/мин, τi = 2 мин. Аппараты одинаковы, таблица одна.</w:t>
+        <w:t>Vi = 25 л, vi = 50 л/мин, τi = 0,5 мин. Две строки с экрана: вход системы и выход реактора 4.</w:t>
       </w:r>
     </w:p>
     <w:tbl>
@@ -1695,7 +497,7 @@
                 <w:b/>
                 <w:sz w:val="22"/>
               </w:rPr>
-              <w:t>2,00</w:t>
+              <w:t>0,50</w:t>
             </w:r>
           </w:p>
         </w:tc>
@@ -1722,7 +524,7 @@
                 <w:b/>
                 <w:sz w:val="22"/>
               </w:rPr>
-              <w:t>0,5454</w:t>
+              <w:t>0,6498</w:t>
             </w:r>
           </w:p>
         </w:tc>
@@ -1749,7 +551,7 @@
                 <w:b/>
                 <w:sz w:val="22"/>
               </w:rPr>
-              <w:t>0,3030</w:t>
+              <w:t>0,3964</w:t>
             </w:r>
           </w:p>
         </w:tc>
@@ -1776,7 +578,7 @@
                 <w:b/>
                 <w:sz w:val="22"/>
               </w:rPr>
-              <w:t>0,2424</w:t>
+              <w:t>0,2535</w:t>
             </w:r>
           </w:p>
         </w:tc>
@@ -1803,7 +605,7 @@
                 <w:b/>
                 <w:sz w:val="22"/>
               </w:rPr>
-              <w:t>13,64</w:t>
+              <w:t>10,51</w:t>
             </w:r>
           </w:p>
         </w:tc>
@@ -1830,7 +632,7 @@
                 <w:b/>
                 <w:sz w:val="22"/>
               </w:rPr>
-              <w:t>9,09</w:t>
+              <w:t>11,89</w:t>
             </w:r>
           </w:p>
         </w:tc>
@@ -1857,7 +659,7 @@
                 <w:b/>
                 <w:sz w:val="22"/>
               </w:rPr>
-              <w:t>7,27</w:t>
+              <w:t>7,61</w:t>
             </w:r>
           </w:p>
         </w:tc>
@@ -1875,7 +677,7 @@
           <w:color w:val="1F4E79"/>
           <w:sz w:val="28"/>
         </w:rPr>
-        <w:t>Таблица 3. Система 3 — четыре РИВ последовательно</w:t>
+        <w:t>Таблица 2. Система 2 — четыре РИС-н параллельно</w:t>
       </w:r>
     </w:p>
     <w:p>
@@ -1888,7 +690,7 @@
           <w:b w:val="0"/>
           <w:sz w:val="24"/>
         </w:rPr>
-        <w:t>Vi = 25 л, vi = 50 л/мин, Στ = 2 мин. Четыре РИВ в ряду эквивалентны одному РИВ того же Στ.</w:t>
+        <w:t>Vi = 25 л, vi = 12,5 л/мин. Аппараты одинаковы. На экране те же две строки; выход как у единичного РИС-н.</w:t>
       </w:r>
     </w:p>
     <w:tbl>
@@ -2306,1725 +1108,6 @@
               <w:bottom w:val="single" w:sz="4" w:color="808080"/>
               <w:right w:val="single" w:sz="4" w:color="808080"/>
             </w:tcBorders>
-            <w:shd w:fill="D6EAF8" w:val="clear"/>
-          </w:tcPr>
-          <w:p>
-            <w:pPr>
-              <w:spacing w:before="20" w:after="20"/>
-              <w:jc w:val="center"/>
-            </w:pPr>
-            <w:r/>
-            <w:r>
-              <w:rPr>
-                <w:rFonts w:ascii="Times New Roman" w:hAnsi="Times New Roman" w:eastAsia="Times New Roman"/>
-                <w:b w:val="0"/>
-                <w:sz w:val="22"/>
-              </w:rPr>
-              <w:t>0,20</w:t>
-            </w:r>
-          </w:p>
-        </w:tc>
-        <w:tc>
-          <w:tcPr>
-            <w:tcW w:type="dxa" w:w="2163"/>
-            <w:tcBorders>
-              <w:top w:val="single" w:sz="4" w:color="808080"/>
-              <w:left w:val="single" w:sz="4" w:color="808080"/>
-              <w:bottom w:val="single" w:sz="4" w:color="808080"/>
-              <w:right w:val="single" w:sz="4" w:color="808080"/>
-            </w:tcBorders>
-            <w:shd w:fill="D6EAF8" w:val="clear"/>
-          </w:tcPr>
-          <w:p>
-            <w:pPr>
-              <w:spacing w:before="20" w:after="20"/>
-              <w:jc w:val="center"/>
-            </w:pPr>
-            <w:r/>
-            <w:r>
-              <w:rPr>
-                <w:rFonts w:ascii="Times New Roman" w:hAnsi="Times New Roman" w:eastAsia="Times New Roman"/>
-                <w:b w:val="0"/>
-                <w:sz w:val="22"/>
-              </w:rPr>
-              <w:t>0,1131</w:t>
-            </w:r>
-          </w:p>
-        </w:tc>
-        <w:tc>
-          <w:tcPr>
-            <w:tcW w:type="dxa" w:w="2163"/>
-            <w:tcBorders>
-              <w:top w:val="single" w:sz="4" w:color="808080"/>
-              <w:left w:val="single" w:sz="4" w:color="808080"/>
-              <w:bottom w:val="single" w:sz="4" w:color="808080"/>
-              <w:right w:val="single" w:sz="4" w:color="808080"/>
-            </w:tcBorders>
-            <w:shd w:fill="D6EAF8" w:val="clear"/>
-          </w:tcPr>
-          <w:p>
-            <w:pPr>
-              <w:spacing w:before="20" w:after="20"/>
-              <w:jc w:val="center"/>
-            </w:pPr>
-            <w:r/>
-            <w:r>
-              <w:rPr>
-                <w:rFonts w:ascii="Times New Roman" w:hAnsi="Times New Roman" w:eastAsia="Times New Roman"/>
-                <w:b w:val="0"/>
-                <w:sz w:val="22"/>
-              </w:rPr>
-              <w:t>0,1086</w:t>
-            </w:r>
-          </w:p>
-        </w:tc>
-        <w:tc>
-          <w:tcPr>
-            <w:tcW w:type="dxa" w:w="2163"/>
-            <w:tcBorders>
-              <w:top w:val="single" w:sz="4" w:color="808080"/>
-              <w:left w:val="single" w:sz="4" w:color="808080"/>
-              <w:bottom w:val="single" w:sz="4" w:color="808080"/>
-              <w:right w:val="single" w:sz="4" w:color="808080"/>
-            </w:tcBorders>
-            <w:shd w:fill="D6EAF8" w:val="clear"/>
-          </w:tcPr>
-          <w:p>
-            <w:pPr>
-              <w:spacing w:before="20" w:after="20"/>
-              <w:jc w:val="center"/>
-            </w:pPr>
-            <w:r/>
-            <w:r>
-              <w:rPr>
-                <w:rFonts w:ascii="Times New Roman" w:hAnsi="Times New Roman" w:eastAsia="Times New Roman"/>
-                <w:b w:val="0"/>
-                <w:sz w:val="22"/>
-              </w:rPr>
-              <w:t>0,0045</w:t>
-            </w:r>
-          </w:p>
-        </w:tc>
-        <w:tc>
-          <w:tcPr>
-            <w:tcW w:type="dxa" w:w="2163"/>
-            <w:tcBorders>
-              <w:top w:val="single" w:sz="4" w:color="808080"/>
-              <w:left w:val="single" w:sz="4" w:color="808080"/>
-              <w:bottom w:val="single" w:sz="4" w:color="808080"/>
-              <w:right w:val="single" w:sz="4" w:color="808080"/>
-            </w:tcBorders>
-            <w:shd w:fill="D6EAF8" w:val="clear"/>
-          </w:tcPr>
-          <w:p>
-            <w:pPr>
-              <w:spacing w:before="20" w:after="20"/>
-              <w:jc w:val="center"/>
-            </w:pPr>
-            <w:r/>
-            <w:r>
-              <w:rPr>
-                <w:rFonts w:ascii="Times New Roman" w:hAnsi="Times New Roman" w:eastAsia="Times New Roman"/>
-                <w:b w:val="0"/>
-                <w:sz w:val="22"/>
-              </w:rPr>
-              <w:t>26,61</w:t>
-            </w:r>
-          </w:p>
-        </w:tc>
-        <w:tc>
-          <w:tcPr>
-            <w:tcW w:type="dxa" w:w="2163"/>
-            <w:tcBorders>
-              <w:top w:val="single" w:sz="4" w:color="808080"/>
-              <w:left w:val="single" w:sz="4" w:color="808080"/>
-              <w:bottom w:val="single" w:sz="4" w:color="808080"/>
-              <w:right w:val="single" w:sz="4" w:color="808080"/>
-            </w:tcBorders>
-            <w:shd w:fill="D6EAF8" w:val="clear"/>
-          </w:tcPr>
-          <w:p>
-            <w:pPr>
-              <w:spacing w:before="20" w:after="20"/>
-              <w:jc w:val="center"/>
-            </w:pPr>
-            <w:r/>
-            <w:r>
-              <w:rPr>
-                <w:rFonts w:ascii="Times New Roman" w:hAnsi="Times New Roman" w:eastAsia="Times New Roman"/>
-                <w:b w:val="0"/>
-                <w:sz w:val="22"/>
-              </w:rPr>
-              <w:t>3,26</w:t>
-            </w:r>
-          </w:p>
-        </w:tc>
-        <w:tc>
-          <w:tcPr>
-            <w:tcW w:type="dxa" w:w="2163"/>
-            <w:tcBorders>
-              <w:top w:val="single" w:sz="4" w:color="808080"/>
-              <w:left w:val="single" w:sz="4" w:color="808080"/>
-              <w:bottom w:val="single" w:sz="4" w:color="808080"/>
-              <w:right w:val="single" w:sz="4" w:color="808080"/>
-            </w:tcBorders>
-            <w:shd w:fill="D6EAF8" w:val="clear"/>
-          </w:tcPr>
-          <w:p>
-            <w:pPr>
-              <w:spacing w:before="20" w:after="20"/>
-              <w:jc w:val="center"/>
-            </w:pPr>
-            <w:r/>
-            <w:r>
-              <w:rPr>
-                <w:rFonts w:ascii="Times New Roman" w:hAnsi="Times New Roman" w:eastAsia="Times New Roman"/>
-                <w:b w:val="0"/>
-                <w:sz w:val="22"/>
-              </w:rPr>
-              <w:t>0,13</w:t>
-            </w:r>
-          </w:p>
-        </w:tc>
-      </w:tr>
-      <w:tr>
-        <w:tc>
-          <w:tcPr>
-            <w:tcW w:type="dxa" w:w="2163"/>
-            <w:tcBorders>
-              <w:top w:val="single" w:sz="4" w:color="808080"/>
-              <w:left w:val="single" w:sz="4" w:color="808080"/>
-              <w:bottom w:val="single" w:sz="4" w:color="808080"/>
-              <w:right w:val="single" w:sz="4" w:color="808080"/>
-            </w:tcBorders>
-            <w:shd w:fill="FFFFFF" w:val="clear"/>
-          </w:tcPr>
-          <w:p>
-            <w:pPr>
-              <w:spacing w:before="20" w:after="20"/>
-              <w:jc w:val="center"/>
-            </w:pPr>
-            <w:r/>
-            <w:r>
-              <w:rPr>
-                <w:rFonts w:ascii="Times New Roman" w:hAnsi="Times New Roman" w:eastAsia="Times New Roman"/>
-                <w:b w:val="0"/>
-                <w:sz w:val="22"/>
-              </w:rPr>
-              <w:t>0,40</w:t>
-            </w:r>
-          </w:p>
-        </w:tc>
-        <w:tc>
-          <w:tcPr>
-            <w:tcW w:type="dxa" w:w="2163"/>
-            <w:tcBorders>
-              <w:top w:val="single" w:sz="4" w:color="808080"/>
-              <w:left w:val="single" w:sz="4" w:color="808080"/>
-              <w:bottom w:val="single" w:sz="4" w:color="808080"/>
-              <w:right w:val="single" w:sz="4" w:color="808080"/>
-            </w:tcBorders>
-            <w:shd w:fill="FFFFFF" w:val="clear"/>
-          </w:tcPr>
-          <w:p>
-            <w:pPr>
-              <w:spacing w:before="20" w:after="20"/>
-              <w:jc w:val="center"/>
-            </w:pPr>
-            <w:r/>
-            <w:r>
-              <w:rPr>
-                <w:rFonts w:ascii="Times New Roman" w:hAnsi="Times New Roman" w:eastAsia="Times New Roman"/>
-                <w:b w:val="0"/>
-                <w:sz w:val="22"/>
-              </w:rPr>
-              <w:t>0,2134</w:t>
-            </w:r>
-          </w:p>
-        </w:tc>
-        <w:tc>
-          <w:tcPr>
-            <w:tcW w:type="dxa" w:w="2163"/>
-            <w:tcBorders>
-              <w:top w:val="single" w:sz="4" w:color="808080"/>
-              <w:left w:val="single" w:sz="4" w:color="808080"/>
-              <w:bottom w:val="single" w:sz="4" w:color="808080"/>
-              <w:right w:val="single" w:sz="4" w:color="808080"/>
-            </w:tcBorders>
-            <w:shd w:fill="FFFFFF" w:val="clear"/>
-          </w:tcPr>
-          <w:p>
-            <w:pPr>
-              <w:spacing w:before="20" w:after="20"/>
-              <w:jc w:val="center"/>
-            </w:pPr>
-            <w:r/>
-            <w:r>
-              <w:rPr>
-                <w:rFonts w:ascii="Times New Roman" w:hAnsi="Times New Roman" w:eastAsia="Times New Roman"/>
-                <w:b w:val="0"/>
-                <w:sz w:val="22"/>
-              </w:rPr>
-              <w:t>0,1965</w:t>
-            </w:r>
-          </w:p>
-        </w:tc>
-        <w:tc>
-          <w:tcPr>
-            <w:tcW w:type="dxa" w:w="2163"/>
-            <w:tcBorders>
-              <w:top w:val="single" w:sz="4" w:color="808080"/>
-              <w:left w:val="single" w:sz="4" w:color="808080"/>
-              <w:bottom w:val="single" w:sz="4" w:color="808080"/>
-              <w:right w:val="single" w:sz="4" w:color="808080"/>
-            </w:tcBorders>
-            <w:shd w:fill="FFFFFF" w:val="clear"/>
-          </w:tcPr>
-          <w:p>
-            <w:pPr>
-              <w:spacing w:before="20" w:after="20"/>
-              <w:jc w:val="center"/>
-            </w:pPr>
-            <w:r/>
-            <w:r>
-              <w:rPr>
-                <w:rFonts w:ascii="Times New Roman" w:hAnsi="Times New Roman" w:eastAsia="Times New Roman"/>
-                <w:b w:val="0"/>
-                <w:sz w:val="22"/>
-              </w:rPr>
-              <w:t>0,0168</w:t>
-            </w:r>
-          </w:p>
-        </w:tc>
-        <w:tc>
-          <w:tcPr>
-            <w:tcW w:type="dxa" w:w="2163"/>
-            <w:tcBorders>
-              <w:top w:val="single" w:sz="4" w:color="808080"/>
-              <w:left w:val="single" w:sz="4" w:color="808080"/>
-              <w:bottom w:val="single" w:sz="4" w:color="808080"/>
-              <w:right w:val="single" w:sz="4" w:color="808080"/>
-            </w:tcBorders>
-            <w:shd w:fill="FFFFFF" w:val="clear"/>
-          </w:tcPr>
-          <w:p>
-            <w:pPr>
-              <w:spacing w:before="20" w:after="20"/>
-              <w:jc w:val="center"/>
-            </w:pPr>
-            <w:r/>
-            <w:r>
-              <w:rPr>
-                <w:rFonts w:ascii="Times New Roman" w:hAnsi="Times New Roman" w:eastAsia="Times New Roman"/>
-                <w:b w:val="0"/>
-                <w:sz w:val="22"/>
-              </w:rPr>
-              <w:t>23,60</w:t>
-            </w:r>
-          </w:p>
-        </w:tc>
-        <w:tc>
-          <w:tcPr>
-            <w:tcW w:type="dxa" w:w="2163"/>
-            <w:tcBorders>
-              <w:top w:val="single" w:sz="4" w:color="808080"/>
-              <w:left w:val="single" w:sz="4" w:color="808080"/>
-              <w:bottom w:val="single" w:sz="4" w:color="808080"/>
-              <w:right w:val="single" w:sz="4" w:color="808080"/>
-            </w:tcBorders>
-            <w:shd w:fill="FFFFFF" w:val="clear"/>
-          </w:tcPr>
-          <w:p>
-            <w:pPr>
-              <w:spacing w:before="20" w:after="20"/>
-              <w:jc w:val="center"/>
-            </w:pPr>
-            <w:r/>
-            <w:r>
-              <w:rPr>
-                <w:rFonts w:ascii="Times New Roman" w:hAnsi="Times New Roman" w:eastAsia="Times New Roman"/>
-                <w:b w:val="0"/>
-                <w:sz w:val="22"/>
-              </w:rPr>
-              <w:t>5,90</w:t>
-            </w:r>
-          </w:p>
-        </w:tc>
-        <w:tc>
-          <w:tcPr>
-            <w:tcW w:type="dxa" w:w="2163"/>
-            <w:tcBorders>
-              <w:top w:val="single" w:sz="4" w:color="808080"/>
-              <w:left w:val="single" w:sz="4" w:color="808080"/>
-              <w:bottom w:val="single" w:sz="4" w:color="808080"/>
-              <w:right w:val="single" w:sz="4" w:color="808080"/>
-            </w:tcBorders>
-            <w:shd w:fill="FFFFFF" w:val="clear"/>
-          </w:tcPr>
-          <w:p>
-            <w:pPr>
-              <w:spacing w:before="20" w:after="20"/>
-              <w:jc w:val="center"/>
-            </w:pPr>
-            <w:r/>
-            <w:r>
-              <w:rPr>
-                <w:rFonts w:ascii="Times New Roman" w:hAnsi="Times New Roman" w:eastAsia="Times New Roman"/>
-                <w:b w:val="0"/>
-                <w:sz w:val="22"/>
-              </w:rPr>
-              <w:t>0,50</w:t>
-            </w:r>
-          </w:p>
-        </w:tc>
-      </w:tr>
-      <w:tr>
-        <w:tc>
-          <w:tcPr>
-            <w:tcW w:type="dxa" w:w="2163"/>
-            <w:tcBorders>
-              <w:top w:val="single" w:sz="4" w:color="808080"/>
-              <w:left w:val="single" w:sz="4" w:color="808080"/>
-              <w:bottom w:val="single" w:sz="4" w:color="808080"/>
-              <w:right w:val="single" w:sz="4" w:color="808080"/>
-            </w:tcBorders>
-            <w:shd w:fill="D6EAF8" w:val="clear"/>
-          </w:tcPr>
-          <w:p>
-            <w:pPr>
-              <w:spacing w:before="20" w:after="20"/>
-              <w:jc w:val="center"/>
-            </w:pPr>
-            <w:r/>
-            <w:r>
-              <w:rPr>
-                <w:rFonts w:ascii="Times New Roman" w:hAnsi="Times New Roman" w:eastAsia="Times New Roman"/>
-                <w:b w:val="0"/>
-                <w:sz w:val="22"/>
-              </w:rPr>
-              <w:t>0,60</w:t>
-            </w:r>
-          </w:p>
-        </w:tc>
-        <w:tc>
-          <w:tcPr>
-            <w:tcW w:type="dxa" w:w="2163"/>
-            <w:tcBorders>
-              <w:top w:val="single" w:sz="4" w:color="808080"/>
-              <w:left w:val="single" w:sz="4" w:color="808080"/>
-              <w:bottom w:val="single" w:sz="4" w:color="808080"/>
-              <w:right w:val="single" w:sz="4" w:color="808080"/>
-            </w:tcBorders>
-            <w:shd w:fill="D6EAF8" w:val="clear"/>
-          </w:tcPr>
-          <w:p>
-            <w:pPr>
-              <w:spacing w:before="20" w:after="20"/>
-              <w:jc w:val="center"/>
-            </w:pPr>
-            <w:r/>
-            <w:r>
-              <w:rPr>
-                <w:rFonts w:ascii="Times New Roman" w:hAnsi="Times New Roman" w:eastAsia="Times New Roman"/>
-                <w:b w:val="0"/>
-                <w:sz w:val="22"/>
-              </w:rPr>
-              <w:t>0,3023</w:t>
-            </w:r>
-          </w:p>
-        </w:tc>
-        <w:tc>
-          <w:tcPr>
-            <w:tcW w:type="dxa" w:w="2163"/>
-            <w:tcBorders>
-              <w:top w:val="single" w:sz="4" w:color="808080"/>
-              <w:left w:val="single" w:sz="4" w:color="808080"/>
-              <w:bottom w:val="single" w:sz="4" w:color="808080"/>
-              <w:right w:val="single" w:sz="4" w:color="808080"/>
-            </w:tcBorders>
-            <w:shd w:fill="D6EAF8" w:val="clear"/>
-          </w:tcPr>
-          <w:p>
-            <w:pPr>
-              <w:spacing w:before="20" w:after="20"/>
-              <w:jc w:val="center"/>
-            </w:pPr>
-            <w:r/>
-            <w:r>
-              <w:rPr>
-                <w:rFonts w:ascii="Times New Roman" w:hAnsi="Times New Roman" w:eastAsia="Times New Roman"/>
-                <w:b w:val="0"/>
-                <w:sz w:val="22"/>
-              </w:rPr>
-              <w:t>0,2669</w:t>
-            </w:r>
-          </w:p>
-        </w:tc>
-        <w:tc>
-          <w:tcPr>
-            <w:tcW w:type="dxa" w:w="2163"/>
-            <w:tcBorders>
-              <w:top w:val="single" w:sz="4" w:color="808080"/>
-              <w:left w:val="single" w:sz="4" w:color="808080"/>
-              <w:bottom w:val="single" w:sz="4" w:color="808080"/>
-              <w:right w:val="single" w:sz="4" w:color="808080"/>
-            </w:tcBorders>
-            <w:shd w:fill="D6EAF8" w:val="clear"/>
-          </w:tcPr>
-          <w:p>
-            <w:pPr>
-              <w:spacing w:before="20" w:after="20"/>
-              <w:jc w:val="center"/>
-            </w:pPr>
-            <w:r/>
-            <w:r>
-              <w:rPr>
-                <w:rFonts w:ascii="Times New Roman" w:hAnsi="Times New Roman" w:eastAsia="Times New Roman"/>
-                <w:b w:val="0"/>
-                <w:sz w:val="22"/>
-              </w:rPr>
-              <w:t>0,0355</w:t>
-            </w:r>
-          </w:p>
-        </w:tc>
-        <w:tc>
-          <w:tcPr>
-            <w:tcW w:type="dxa" w:w="2163"/>
-            <w:tcBorders>
-              <w:top w:val="single" w:sz="4" w:color="808080"/>
-              <w:left w:val="single" w:sz="4" w:color="808080"/>
-              <w:bottom w:val="single" w:sz="4" w:color="808080"/>
-              <w:right w:val="single" w:sz="4" w:color="808080"/>
-            </w:tcBorders>
-            <w:shd w:fill="D6EAF8" w:val="clear"/>
-          </w:tcPr>
-          <w:p>
-            <w:pPr>
-              <w:spacing w:before="20" w:after="20"/>
-              <w:jc w:val="center"/>
-            </w:pPr>
-            <w:r/>
-            <w:r>
-              <w:rPr>
-                <w:rFonts w:ascii="Times New Roman" w:hAnsi="Times New Roman" w:eastAsia="Times New Roman"/>
-                <w:b w:val="0"/>
-                <w:sz w:val="22"/>
-              </w:rPr>
-              <w:t>20,93</w:t>
-            </w:r>
-          </w:p>
-        </w:tc>
-        <w:tc>
-          <w:tcPr>
-            <w:tcW w:type="dxa" w:w="2163"/>
-            <w:tcBorders>
-              <w:top w:val="single" w:sz="4" w:color="808080"/>
-              <w:left w:val="single" w:sz="4" w:color="808080"/>
-              <w:bottom w:val="single" w:sz="4" w:color="808080"/>
-              <w:right w:val="single" w:sz="4" w:color="808080"/>
-            </w:tcBorders>
-            <w:shd w:fill="D6EAF8" w:val="clear"/>
-          </w:tcPr>
-          <w:p>
-            <w:pPr>
-              <w:spacing w:before="20" w:after="20"/>
-              <w:jc w:val="center"/>
-            </w:pPr>
-            <w:r/>
-            <w:r>
-              <w:rPr>
-                <w:rFonts w:ascii="Times New Roman" w:hAnsi="Times New Roman" w:eastAsia="Times New Roman"/>
-                <w:b w:val="0"/>
-                <w:sz w:val="22"/>
-              </w:rPr>
-              <w:t>8,01</w:t>
-            </w:r>
-          </w:p>
-        </w:tc>
-        <w:tc>
-          <w:tcPr>
-            <w:tcW w:type="dxa" w:w="2163"/>
-            <w:tcBorders>
-              <w:top w:val="single" w:sz="4" w:color="808080"/>
-              <w:left w:val="single" w:sz="4" w:color="808080"/>
-              <w:bottom w:val="single" w:sz="4" w:color="808080"/>
-              <w:right w:val="single" w:sz="4" w:color="808080"/>
-            </w:tcBorders>
-            <w:shd w:fill="D6EAF8" w:val="clear"/>
-          </w:tcPr>
-          <w:p>
-            <w:pPr>
-              <w:spacing w:before="20" w:after="20"/>
-              <w:jc w:val="center"/>
-            </w:pPr>
-            <w:r/>
-            <w:r>
-              <w:rPr>
-                <w:rFonts w:ascii="Times New Roman" w:hAnsi="Times New Roman" w:eastAsia="Times New Roman"/>
-                <w:b w:val="0"/>
-                <w:sz w:val="22"/>
-              </w:rPr>
-              <w:t>1,06</w:t>
-            </w:r>
-          </w:p>
-        </w:tc>
-      </w:tr>
-      <w:tr>
-        <w:tc>
-          <w:tcPr>
-            <w:tcW w:type="dxa" w:w="2163"/>
-            <w:tcBorders>
-              <w:top w:val="single" w:sz="4" w:color="808080"/>
-              <w:left w:val="single" w:sz="4" w:color="808080"/>
-              <w:bottom w:val="single" w:sz="4" w:color="808080"/>
-              <w:right w:val="single" w:sz="4" w:color="808080"/>
-            </w:tcBorders>
-            <w:shd w:fill="FFFFFF" w:val="clear"/>
-          </w:tcPr>
-          <w:p>
-            <w:pPr>
-              <w:spacing w:before="20" w:after="20"/>
-              <w:jc w:val="center"/>
-            </w:pPr>
-            <w:r/>
-            <w:r>
-              <w:rPr>
-                <w:rFonts w:ascii="Times New Roman" w:hAnsi="Times New Roman" w:eastAsia="Times New Roman"/>
-                <w:b w:val="0"/>
-                <w:sz w:val="22"/>
-              </w:rPr>
-              <w:t>0,80</w:t>
-            </w:r>
-          </w:p>
-        </w:tc>
-        <w:tc>
-          <w:tcPr>
-            <w:tcW w:type="dxa" w:w="2163"/>
-            <w:tcBorders>
-              <w:top w:val="single" w:sz="4" w:color="808080"/>
-              <w:left w:val="single" w:sz="4" w:color="808080"/>
-              <w:bottom w:val="single" w:sz="4" w:color="808080"/>
-              <w:right w:val="single" w:sz="4" w:color="808080"/>
-            </w:tcBorders>
-            <w:shd w:fill="FFFFFF" w:val="clear"/>
-          </w:tcPr>
-          <w:p>
-            <w:pPr>
-              <w:spacing w:before="20" w:after="20"/>
-              <w:jc w:val="center"/>
-            </w:pPr>
-            <w:r/>
-            <w:r>
-              <w:rPr>
-                <w:rFonts w:ascii="Times New Roman" w:hAnsi="Times New Roman" w:eastAsia="Times New Roman"/>
-                <w:b w:val="0"/>
-                <w:sz w:val="22"/>
-              </w:rPr>
-              <w:t>0,3812</w:t>
-            </w:r>
-          </w:p>
-        </w:tc>
-        <w:tc>
-          <w:tcPr>
-            <w:tcW w:type="dxa" w:w="2163"/>
-            <w:tcBorders>
-              <w:top w:val="single" w:sz="4" w:color="808080"/>
-              <w:left w:val="single" w:sz="4" w:color="808080"/>
-              <w:bottom w:val="single" w:sz="4" w:color="808080"/>
-              <w:right w:val="single" w:sz="4" w:color="808080"/>
-            </w:tcBorders>
-            <w:shd w:fill="FFFFFF" w:val="clear"/>
-          </w:tcPr>
-          <w:p>
-            <w:pPr>
-              <w:spacing w:before="20" w:after="20"/>
-              <w:jc w:val="center"/>
-            </w:pPr>
-            <w:r/>
-            <w:r>
-              <w:rPr>
-                <w:rFonts w:ascii="Times New Roman" w:hAnsi="Times New Roman" w:eastAsia="Times New Roman"/>
-                <w:b w:val="0"/>
-                <w:sz w:val="22"/>
-              </w:rPr>
-              <w:t>0,3221</w:t>
-            </w:r>
-          </w:p>
-        </w:tc>
-        <w:tc>
-          <w:tcPr>
-            <w:tcW w:type="dxa" w:w="2163"/>
-            <w:tcBorders>
-              <w:top w:val="single" w:sz="4" w:color="808080"/>
-              <w:left w:val="single" w:sz="4" w:color="808080"/>
-              <w:bottom w:val="single" w:sz="4" w:color="808080"/>
-              <w:right w:val="single" w:sz="4" w:color="808080"/>
-            </w:tcBorders>
-            <w:shd w:fill="FFFFFF" w:val="clear"/>
-          </w:tcPr>
-          <w:p>
-            <w:pPr>
-              <w:spacing w:before="20" w:after="20"/>
-              <w:jc w:val="center"/>
-            </w:pPr>
-            <w:r/>
-            <w:r>
-              <w:rPr>
-                <w:rFonts w:ascii="Times New Roman" w:hAnsi="Times New Roman" w:eastAsia="Times New Roman"/>
-                <w:b w:val="0"/>
-                <w:sz w:val="22"/>
-              </w:rPr>
-              <w:t>0,0591</w:t>
-            </w:r>
-          </w:p>
-        </w:tc>
-        <w:tc>
-          <w:tcPr>
-            <w:tcW w:type="dxa" w:w="2163"/>
-            <w:tcBorders>
-              <w:top w:val="single" w:sz="4" w:color="808080"/>
-              <w:left w:val="single" w:sz="4" w:color="808080"/>
-              <w:bottom w:val="single" w:sz="4" w:color="808080"/>
-              <w:right w:val="single" w:sz="4" w:color="808080"/>
-            </w:tcBorders>
-            <w:shd w:fill="FFFFFF" w:val="clear"/>
-          </w:tcPr>
-          <w:p>
-            <w:pPr>
-              <w:spacing w:before="20" w:after="20"/>
-              <w:jc w:val="center"/>
-            </w:pPr>
-            <w:r/>
-            <w:r>
-              <w:rPr>
-                <w:rFonts w:ascii="Times New Roman" w:hAnsi="Times New Roman" w:eastAsia="Times New Roman"/>
-                <w:b w:val="0"/>
-                <w:sz w:val="22"/>
-              </w:rPr>
-              <w:t>18,56</w:t>
-            </w:r>
-          </w:p>
-        </w:tc>
-        <w:tc>
-          <w:tcPr>
-            <w:tcW w:type="dxa" w:w="2163"/>
-            <w:tcBorders>
-              <w:top w:val="single" w:sz="4" w:color="808080"/>
-              <w:left w:val="single" w:sz="4" w:color="808080"/>
-              <w:bottom w:val="single" w:sz="4" w:color="808080"/>
-              <w:right w:val="single" w:sz="4" w:color="808080"/>
-            </w:tcBorders>
-            <w:shd w:fill="FFFFFF" w:val="clear"/>
-          </w:tcPr>
-          <w:p>
-            <w:pPr>
-              <w:spacing w:before="20" w:after="20"/>
-              <w:jc w:val="center"/>
-            </w:pPr>
-            <w:r/>
-            <w:r>
-              <w:rPr>
-                <w:rFonts w:ascii="Times New Roman" w:hAnsi="Times New Roman" w:eastAsia="Times New Roman"/>
-                <w:b w:val="0"/>
-                <w:sz w:val="22"/>
-              </w:rPr>
-              <w:t>9,66</w:t>
-            </w:r>
-          </w:p>
-        </w:tc>
-        <w:tc>
-          <w:tcPr>
-            <w:tcW w:type="dxa" w:w="2163"/>
-            <w:tcBorders>
-              <w:top w:val="single" w:sz="4" w:color="808080"/>
-              <w:left w:val="single" w:sz="4" w:color="808080"/>
-              <w:bottom w:val="single" w:sz="4" w:color="808080"/>
-              <w:right w:val="single" w:sz="4" w:color="808080"/>
-            </w:tcBorders>
-            <w:shd w:fill="FFFFFF" w:val="clear"/>
-          </w:tcPr>
-          <w:p>
-            <w:pPr>
-              <w:spacing w:before="20" w:after="20"/>
-              <w:jc w:val="center"/>
-            </w:pPr>
-            <w:r/>
-            <w:r>
-              <w:rPr>
-                <w:rFonts w:ascii="Times New Roman" w:hAnsi="Times New Roman" w:eastAsia="Times New Roman"/>
-                <w:b w:val="0"/>
-                <w:sz w:val="22"/>
-              </w:rPr>
-              <w:t>1,77</w:t>
-            </w:r>
-          </w:p>
-        </w:tc>
-      </w:tr>
-      <w:tr>
-        <w:tc>
-          <w:tcPr>
-            <w:tcW w:type="dxa" w:w="2163"/>
-            <w:tcBorders>
-              <w:top w:val="single" w:sz="4" w:color="808080"/>
-              <w:left w:val="single" w:sz="4" w:color="808080"/>
-              <w:bottom w:val="single" w:sz="4" w:color="808080"/>
-              <w:right w:val="single" w:sz="4" w:color="808080"/>
-            </w:tcBorders>
-            <w:shd w:fill="D6EAF8" w:val="clear"/>
-          </w:tcPr>
-          <w:p>
-            <w:pPr>
-              <w:spacing w:before="20" w:after="20"/>
-              <w:jc w:val="center"/>
-            </w:pPr>
-            <w:r/>
-            <w:r>
-              <w:rPr>
-                <w:rFonts w:ascii="Times New Roman" w:hAnsi="Times New Roman" w:eastAsia="Times New Roman"/>
-                <w:b w:val="0"/>
-                <w:sz w:val="22"/>
-              </w:rPr>
-              <w:t>1,00</w:t>
-            </w:r>
-          </w:p>
-        </w:tc>
-        <w:tc>
-          <w:tcPr>
-            <w:tcW w:type="dxa" w:w="2163"/>
-            <w:tcBorders>
-              <w:top w:val="single" w:sz="4" w:color="808080"/>
-              <w:left w:val="single" w:sz="4" w:color="808080"/>
-              <w:bottom w:val="single" w:sz="4" w:color="808080"/>
-              <w:right w:val="single" w:sz="4" w:color="808080"/>
-            </w:tcBorders>
-            <w:shd w:fill="D6EAF8" w:val="clear"/>
-          </w:tcPr>
-          <w:p>
-            <w:pPr>
-              <w:spacing w:before="20" w:after="20"/>
-              <w:jc w:val="center"/>
-            </w:pPr>
-            <w:r/>
-            <w:r>
-              <w:rPr>
-                <w:rFonts w:ascii="Times New Roman" w:hAnsi="Times New Roman" w:eastAsia="Times New Roman"/>
-                <w:b w:val="0"/>
-                <w:sz w:val="22"/>
-              </w:rPr>
-              <w:t>0,4512</w:t>
-            </w:r>
-          </w:p>
-        </w:tc>
-        <w:tc>
-          <w:tcPr>
-            <w:tcW w:type="dxa" w:w="2163"/>
-            <w:tcBorders>
-              <w:top w:val="single" w:sz="4" w:color="808080"/>
-              <w:left w:val="single" w:sz="4" w:color="808080"/>
-              <w:bottom w:val="single" w:sz="4" w:color="808080"/>
-              <w:right w:val="single" w:sz="4" w:color="808080"/>
-            </w:tcBorders>
-            <w:shd w:fill="D6EAF8" w:val="clear"/>
-          </w:tcPr>
-          <w:p>
-            <w:pPr>
-              <w:spacing w:before="20" w:after="20"/>
-              <w:jc w:val="center"/>
-            </w:pPr>
-            <w:r/>
-            <w:r>
-              <w:rPr>
-                <w:rFonts w:ascii="Times New Roman" w:hAnsi="Times New Roman" w:eastAsia="Times New Roman"/>
-                <w:b w:val="0"/>
-                <w:sz w:val="22"/>
-              </w:rPr>
-              <w:t>0,3645</w:t>
-            </w:r>
-          </w:p>
-        </w:tc>
-        <w:tc>
-          <w:tcPr>
-            <w:tcW w:type="dxa" w:w="2163"/>
-            <w:tcBorders>
-              <w:top w:val="single" w:sz="4" w:color="808080"/>
-              <w:left w:val="single" w:sz="4" w:color="808080"/>
-              <w:bottom w:val="single" w:sz="4" w:color="808080"/>
-              <w:right w:val="single" w:sz="4" w:color="808080"/>
-            </w:tcBorders>
-            <w:shd w:fill="D6EAF8" w:val="clear"/>
-          </w:tcPr>
-          <w:p>
-            <w:pPr>
-              <w:spacing w:before="20" w:after="20"/>
-              <w:jc w:val="center"/>
-            </w:pPr>
-            <w:r/>
-            <w:r>
-              <w:rPr>
-                <w:rFonts w:ascii="Times New Roman" w:hAnsi="Times New Roman" w:eastAsia="Times New Roman"/>
-                <w:b w:val="0"/>
-                <w:sz w:val="22"/>
-              </w:rPr>
-              <w:t>0,0867</w:t>
-            </w:r>
-          </w:p>
-        </w:tc>
-        <w:tc>
-          <w:tcPr>
-            <w:tcW w:type="dxa" w:w="2163"/>
-            <w:tcBorders>
-              <w:top w:val="single" w:sz="4" w:color="808080"/>
-              <w:left w:val="single" w:sz="4" w:color="808080"/>
-              <w:bottom w:val="single" w:sz="4" w:color="808080"/>
-              <w:right w:val="single" w:sz="4" w:color="808080"/>
-            </w:tcBorders>
-            <w:shd w:fill="D6EAF8" w:val="clear"/>
-          </w:tcPr>
-          <w:p>
-            <w:pPr>
-              <w:spacing w:before="20" w:after="20"/>
-              <w:jc w:val="center"/>
-            </w:pPr>
-            <w:r/>
-            <w:r>
-              <w:rPr>
-                <w:rFonts w:ascii="Times New Roman" w:hAnsi="Times New Roman" w:eastAsia="Times New Roman"/>
-                <w:b w:val="0"/>
-                <w:sz w:val="22"/>
-              </w:rPr>
-              <w:t>16,46</w:t>
-            </w:r>
-          </w:p>
-        </w:tc>
-        <w:tc>
-          <w:tcPr>
-            <w:tcW w:type="dxa" w:w="2163"/>
-            <w:tcBorders>
-              <w:top w:val="single" w:sz="4" w:color="808080"/>
-              <w:left w:val="single" w:sz="4" w:color="808080"/>
-              <w:bottom w:val="single" w:sz="4" w:color="808080"/>
-              <w:right w:val="single" w:sz="4" w:color="808080"/>
-            </w:tcBorders>
-            <w:shd w:fill="D6EAF8" w:val="clear"/>
-          </w:tcPr>
-          <w:p>
-            <w:pPr>
-              <w:spacing w:before="20" w:after="20"/>
-              <w:jc w:val="center"/>
-            </w:pPr>
-            <w:r/>
-            <w:r>
-              <w:rPr>
-                <w:rFonts w:ascii="Times New Roman" w:hAnsi="Times New Roman" w:eastAsia="Times New Roman"/>
-                <w:b w:val="0"/>
-                <w:sz w:val="22"/>
-              </w:rPr>
-              <w:t>10,94</w:t>
-            </w:r>
-          </w:p>
-        </w:tc>
-        <w:tc>
-          <w:tcPr>
-            <w:tcW w:type="dxa" w:w="2163"/>
-            <w:tcBorders>
-              <w:top w:val="single" w:sz="4" w:color="808080"/>
-              <w:left w:val="single" w:sz="4" w:color="808080"/>
-              <w:bottom w:val="single" w:sz="4" w:color="808080"/>
-              <w:right w:val="single" w:sz="4" w:color="808080"/>
-            </w:tcBorders>
-            <w:shd w:fill="D6EAF8" w:val="clear"/>
-          </w:tcPr>
-          <w:p>
-            <w:pPr>
-              <w:spacing w:before="20" w:after="20"/>
-              <w:jc w:val="center"/>
-            </w:pPr>
-            <w:r/>
-            <w:r>
-              <w:rPr>
-                <w:rFonts w:ascii="Times New Roman" w:hAnsi="Times New Roman" w:eastAsia="Times New Roman"/>
-                <w:b w:val="0"/>
-                <w:sz w:val="22"/>
-              </w:rPr>
-              <w:t>2,60</w:t>
-            </w:r>
-          </w:p>
-        </w:tc>
-      </w:tr>
-      <w:tr>
-        <w:tc>
-          <w:tcPr>
-            <w:tcW w:type="dxa" w:w="2163"/>
-            <w:tcBorders>
-              <w:top w:val="single" w:sz="4" w:color="808080"/>
-              <w:left w:val="single" w:sz="4" w:color="808080"/>
-              <w:bottom w:val="single" w:sz="4" w:color="808080"/>
-              <w:right w:val="single" w:sz="4" w:color="808080"/>
-            </w:tcBorders>
-            <w:shd w:fill="FFFFFF" w:val="clear"/>
-          </w:tcPr>
-          <w:p>
-            <w:pPr>
-              <w:spacing w:before="20" w:after="20"/>
-              <w:jc w:val="center"/>
-            </w:pPr>
-            <w:r/>
-            <w:r>
-              <w:rPr>
-                <w:rFonts w:ascii="Times New Roman" w:hAnsi="Times New Roman" w:eastAsia="Times New Roman"/>
-                <w:b w:val="0"/>
-                <w:sz w:val="22"/>
-              </w:rPr>
-              <w:t>1,20</w:t>
-            </w:r>
-          </w:p>
-        </w:tc>
-        <w:tc>
-          <w:tcPr>
-            <w:tcW w:type="dxa" w:w="2163"/>
-            <w:tcBorders>
-              <w:top w:val="single" w:sz="4" w:color="808080"/>
-              <w:left w:val="single" w:sz="4" w:color="808080"/>
-              <w:bottom w:val="single" w:sz="4" w:color="808080"/>
-              <w:right w:val="single" w:sz="4" w:color="808080"/>
-            </w:tcBorders>
-            <w:shd w:fill="FFFFFF" w:val="clear"/>
-          </w:tcPr>
-          <w:p>
-            <w:pPr>
-              <w:spacing w:before="20" w:after="20"/>
-              <w:jc w:val="center"/>
-            </w:pPr>
-            <w:r/>
-            <w:r>
-              <w:rPr>
-                <w:rFonts w:ascii="Times New Roman" w:hAnsi="Times New Roman" w:eastAsia="Times New Roman"/>
-                <w:b w:val="0"/>
-                <w:sz w:val="22"/>
-              </w:rPr>
-              <w:t>0,5132</w:t>
-            </w:r>
-          </w:p>
-        </w:tc>
-        <w:tc>
-          <w:tcPr>
-            <w:tcW w:type="dxa" w:w="2163"/>
-            <w:tcBorders>
-              <w:top w:val="single" w:sz="4" w:color="808080"/>
-              <w:left w:val="single" w:sz="4" w:color="808080"/>
-              <w:bottom w:val="single" w:sz="4" w:color="808080"/>
-              <w:right w:val="single" w:sz="4" w:color="808080"/>
-            </w:tcBorders>
-            <w:shd w:fill="FFFFFF" w:val="clear"/>
-          </w:tcPr>
-          <w:p>
-            <w:pPr>
-              <w:spacing w:before="20" w:after="20"/>
-              <w:jc w:val="center"/>
-            </w:pPr>
-            <w:r/>
-            <w:r>
-              <w:rPr>
-                <w:rFonts w:ascii="Times New Roman" w:hAnsi="Times New Roman" w:eastAsia="Times New Roman"/>
-                <w:b w:val="0"/>
-                <w:sz w:val="22"/>
-              </w:rPr>
-              <w:t>0,3961</w:t>
-            </w:r>
-          </w:p>
-        </w:tc>
-        <w:tc>
-          <w:tcPr>
-            <w:tcW w:type="dxa" w:w="2163"/>
-            <w:tcBorders>
-              <w:top w:val="single" w:sz="4" w:color="808080"/>
-              <w:left w:val="single" w:sz="4" w:color="808080"/>
-              <w:bottom w:val="single" w:sz="4" w:color="808080"/>
-              <w:right w:val="single" w:sz="4" w:color="808080"/>
-            </w:tcBorders>
-            <w:shd w:fill="FFFFFF" w:val="clear"/>
-          </w:tcPr>
-          <w:p>
-            <w:pPr>
-              <w:spacing w:before="20" w:after="20"/>
-              <w:jc w:val="center"/>
-            </w:pPr>
-            <w:r/>
-            <w:r>
-              <w:rPr>
-                <w:rFonts w:ascii="Times New Roman" w:hAnsi="Times New Roman" w:eastAsia="Times New Roman"/>
-                <w:b w:val="0"/>
-                <w:sz w:val="22"/>
-              </w:rPr>
-              <w:t>0,1172</w:t>
-            </w:r>
-          </w:p>
-        </w:tc>
-        <w:tc>
-          <w:tcPr>
-            <w:tcW w:type="dxa" w:w="2163"/>
-            <w:tcBorders>
-              <w:top w:val="single" w:sz="4" w:color="808080"/>
-              <w:left w:val="single" w:sz="4" w:color="808080"/>
-              <w:bottom w:val="single" w:sz="4" w:color="808080"/>
-              <w:right w:val="single" w:sz="4" w:color="808080"/>
-            </w:tcBorders>
-            <w:shd w:fill="FFFFFF" w:val="clear"/>
-          </w:tcPr>
-          <w:p>
-            <w:pPr>
-              <w:spacing w:before="20" w:after="20"/>
-              <w:jc w:val="center"/>
-            </w:pPr>
-            <w:r/>
-            <w:r>
-              <w:rPr>
-                <w:rFonts w:ascii="Times New Roman" w:hAnsi="Times New Roman" w:eastAsia="Times New Roman"/>
-                <w:b w:val="0"/>
-                <w:sz w:val="22"/>
-              </w:rPr>
-              <w:t>14,60</w:t>
-            </w:r>
-          </w:p>
-        </w:tc>
-        <w:tc>
-          <w:tcPr>
-            <w:tcW w:type="dxa" w:w="2163"/>
-            <w:tcBorders>
-              <w:top w:val="single" w:sz="4" w:color="808080"/>
-              <w:left w:val="single" w:sz="4" w:color="808080"/>
-              <w:bottom w:val="single" w:sz="4" w:color="808080"/>
-              <w:right w:val="single" w:sz="4" w:color="808080"/>
-            </w:tcBorders>
-            <w:shd w:fill="FFFFFF" w:val="clear"/>
-          </w:tcPr>
-          <w:p>
-            <w:pPr>
-              <w:spacing w:before="20" w:after="20"/>
-              <w:jc w:val="center"/>
-            </w:pPr>
-            <w:r/>
-            <w:r>
-              <w:rPr>
-                <w:rFonts w:ascii="Times New Roman" w:hAnsi="Times New Roman" w:eastAsia="Times New Roman"/>
-                <w:b w:val="0"/>
-                <w:sz w:val="22"/>
-              </w:rPr>
-              <w:t>11,88</w:t>
-            </w:r>
-          </w:p>
-        </w:tc>
-        <w:tc>
-          <w:tcPr>
-            <w:tcW w:type="dxa" w:w="2163"/>
-            <w:tcBorders>
-              <w:top w:val="single" w:sz="4" w:color="808080"/>
-              <w:left w:val="single" w:sz="4" w:color="808080"/>
-              <w:bottom w:val="single" w:sz="4" w:color="808080"/>
-              <w:right w:val="single" w:sz="4" w:color="808080"/>
-            </w:tcBorders>
-            <w:shd w:fill="FFFFFF" w:val="clear"/>
-          </w:tcPr>
-          <w:p>
-            <w:pPr>
-              <w:spacing w:before="20" w:after="20"/>
-              <w:jc w:val="center"/>
-            </w:pPr>
-            <w:r/>
-            <w:r>
-              <w:rPr>
-                <w:rFonts w:ascii="Times New Roman" w:hAnsi="Times New Roman" w:eastAsia="Times New Roman"/>
-                <w:b w:val="0"/>
-                <w:sz w:val="22"/>
-              </w:rPr>
-              <w:t>3,52</w:t>
-            </w:r>
-          </w:p>
-        </w:tc>
-      </w:tr>
-      <w:tr>
-        <w:tc>
-          <w:tcPr>
-            <w:tcW w:type="dxa" w:w="2163"/>
-            <w:tcBorders>
-              <w:top w:val="single" w:sz="4" w:color="808080"/>
-              <w:left w:val="single" w:sz="4" w:color="808080"/>
-              <w:bottom w:val="single" w:sz="4" w:color="808080"/>
-              <w:right w:val="single" w:sz="4" w:color="808080"/>
-            </w:tcBorders>
-            <w:shd w:fill="D6EAF8" w:val="clear"/>
-          </w:tcPr>
-          <w:p>
-            <w:pPr>
-              <w:spacing w:before="20" w:after="20"/>
-              <w:jc w:val="center"/>
-            </w:pPr>
-            <w:r/>
-            <w:r>
-              <w:rPr>
-                <w:rFonts w:ascii="Times New Roman" w:hAnsi="Times New Roman" w:eastAsia="Times New Roman"/>
-                <w:b w:val="0"/>
-                <w:sz w:val="22"/>
-              </w:rPr>
-              <w:t>1,40</w:t>
-            </w:r>
-          </w:p>
-        </w:tc>
-        <w:tc>
-          <w:tcPr>
-            <w:tcW w:type="dxa" w:w="2163"/>
-            <w:tcBorders>
-              <w:top w:val="single" w:sz="4" w:color="808080"/>
-              <w:left w:val="single" w:sz="4" w:color="808080"/>
-              <w:bottom w:val="single" w:sz="4" w:color="808080"/>
-              <w:right w:val="single" w:sz="4" w:color="808080"/>
-            </w:tcBorders>
-            <w:shd w:fill="D6EAF8" w:val="clear"/>
-          </w:tcPr>
-          <w:p>
-            <w:pPr>
-              <w:spacing w:before="20" w:after="20"/>
-              <w:jc w:val="center"/>
-            </w:pPr>
-            <w:r/>
-            <w:r>
-              <w:rPr>
-                <w:rFonts w:ascii="Times New Roman" w:hAnsi="Times New Roman" w:eastAsia="Times New Roman"/>
-                <w:b w:val="0"/>
-                <w:sz w:val="22"/>
-              </w:rPr>
-              <w:t>0,5683</w:t>
-            </w:r>
-          </w:p>
-        </w:tc>
-        <w:tc>
-          <w:tcPr>
-            <w:tcW w:type="dxa" w:w="2163"/>
-            <w:tcBorders>
-              <w:top w:val="single" w:sz="4" w:color="808080"/>
-              <w:left w:val="single" w:sz="4" w:color="808080"/>
-              <w:bottom w:val="single" w:sz="4" w:color="808080"/>
-              <w:right w:val="single" w:sz="4" w:color="808080"/>
-            </w:tcBorders>
-            <w:shd w:fill="D6EAF8" w:val="clear"/>
-          </w:tcPr>
-          <w:p>
-            <w:pPr>
-              <w:spacing w:before="20" w:after="20"/>
-              <w:jc w:val="center"/>
-            </w:pPr>
-            <w:r/>
-            <w:r>
-              <w:rPr>
-                <w:rFonts w:ascii="Times New Roman" w:hAnsi="Times New Roman" w:eastAsia="Times New Roman"/>
-                <w:b w:val="0"/>
-                <w:sz w:val="22"/>
-              </w:rPr>
-              <w:t>0,4185</w:t>
-            </w:r>
-          </w:p>
-        </w:tc>
-        <w:tc>
-          <w:tcPr>
-            <w:tcW w:type="dxa" w:w="2163"/>
-            <w:tcBorders>
-              <w:top w:val="single" w:sz="4" w:color="808080"/>
-              <w:left w:val="single" w:sz="4" w:color="808080"/>
-              <w:bottom w:val="single" w:sz="4" w:color="808080"/>
-              <w:right w:val="single" w:sz="4" w:color="808080"/>
-            </w:tcBorders>
-            <w:shd w:fill="D6EAF8" w:val="clear"/>
-          </w:tcPr>
-          <w:p>
-            <w:pPr>
-              <w:spacing w:before="20" w:after="20"/>
-              <w:jc w:val="center"/>
-            </w:pPr>
-            <w:r/>
-            <w:r>
-              <w:rPr>
-                <w:rFonts w:ascii="Times New Roman" w:hAnsi="Times New Roman" w:eastAsia="Times New Roman"/>
-                <w:b w:val="0"/>
-                <w:sz w:val="22"/>
-              </w:rPr>
-              <w:t>0,1498</w:t>
-            </w:r>
-          </w:p>
-        </w:tc>
-        <w:tc>
-          <w:tcPr>
-            <w:tcW w:type="dxa" w:w="2163"/>
-            <w:tcBorders>
-              <w:top w:val="single" w:sz="4" w:color="808080"/>
-              <w:left w:val="single" w:sz="4" w:color="808080"/>
-              <w:bottom w:val="single" w:sz="4" w:color="808080"/>
-              <w:right w:val="single" w:sz="4" w:color="808080"/>
-            </w:tcBorders>
-            <w:shd w:fill="D6EAF8" w:val="clear"/>
-          </w:tcPr>
-          <w:p>
-            <w:pPr>
-              <w:spacing w:before="20" w:after="20"/>
-              <w:jc w:val="center"/>
-            </w:pPr>
-            <w:r/>
-            <w:r>
-              <w:rPr>
-                <w:rFonts w:ascii="Times New Roman" w:hAnsi="Times New Roman" w:eastAsia="Times New Roman"/>
-                <w:b w:val="0"/>
-                <w:sz w:val="22"/>
-              </w:rPr>
-              <w:t>12,95</w:t>
-            </w:r>
-          </w:p>
-        </w:tc>
-        <w:tc>
-          <w:tcPr>
-            <w:tcW w:type="dxa" w:w="2163"/>
-            <w:tcBorders>
-              <w:top w:val="single" w:sz="4" w:color="808080"/>
-              <w:left w:val="single" w:sz="4" w:color="808080"/>
-              <w:bottom w:val="single" w:sz="4" w:color="808080"/>
-              <w:right w:val="single" w:sz="4" w:color="808080"/>
-            </w:tcBorders>
-            <w:shd w:fill="D6EAF8" w:val="clear"/>
-          </w:tcPr>
-          <w:p>
-            <w:pPr>
-              <w:spacing w:before="20" w:after="20"/>
-              <w:jc w:val="center"/>
-            </w:pPr>
-            <w:r/>
-            <w:r>
-              <w:rPr>
-                <w:rFonts w:ascii="Times New Roman" w:hAnsi="Times New Roman" w:eastAsia="Times New Roman"/>
-                <w:b w:val="0"/>
-                <w:sz w:val="22"/>
-              </w:rPr>
-              <w:t>12,55</w:t>
-            </w:r>
-          </w:p>
-        </w:tc>
-        <w:tc>
-          <w:tcPr>
-            <w:tcW w:type="dxa" w:w="2163"/>
-            <w:tcBorders>
-              <w:top w:val="single" w:sz="4" w:color="808080"/>
-              <w:left w:val="single" w:sz="4" w:color="808080"/>
-              <w:bottom w:val="single" w:sz="4" w:color="808080"/>
-              <w:right w:val="single" w:sz="4" w:color="808080"/>
-            </w:tcBorders>
-            <w:shd w:fill="D6EAF8" w:val="clear"/>
-          </w:tcPr>
-          <w:p>
-            <w:pPr>
-              <w:spacing w:before="20" w:after="20"/>
-              <w:jc w:val="center"/>
-            </w:pPr>
-            <w:r/>
-            <w:r>
-              <w:rPr>
-                <w:rFonts w:ascii="Times New Roman" w:hAnsi="Times New Roman" w:eastAsia="Times New Roman"/>
-                <w:b w:val="0"/>
-                <w:sz w:val="22"/>
-              </w:rPr>
-              <w:t>4,49</w:t>
-            </w:r>
-          </w:p>
-        </w:tc>
-      </w:tr>
-      <w:tr>
-        <w:tc>
-          <w:tcPr>
-            <w:tcW w:type="dxa" w:w="2163"/>
-            <w:tcBorders>
-              <w:top w:val="single" w:sz="4" w:color="808080"/>
-              <w:left w:val="single" w:sz="4" w:color="808080"/>
-              <w:bottom w:val="single" w:sz="4" w:color="808080"/>
-              <w:right w:val="single" w:sz="4" w:color="808080"/>
-            </w:tcBorders>
-            <w:shd w:fill="FFFFFF" w:val="clear"/>
-          </w:tcPr>
-          <w:p>
-            <w:pPr>
-              <w:spacing w:before="20" w:after="20"/>
-              <w:jc w:val="center"/>
-            </w:pPr>
-            <w:r/>
-            <w:r>
-              <w:rPr>
-                <w:rFonts w:ascii="Times New Roman" w:hAnsi="Times New Roman" w:eastAsia="Times New Roman"/>
-                <w:b w:val="0"/>
-                <w:sz w:val="22"/>
-              </w:rPr>
-              <w:t>1,60</w:t>
-            </w:r>
-          </w:p>
-        </w:tc>
-        <w:tc>
-          <w:tcPr>
-            <w:tcW w:type="dxa" w:w="2163"/>
-            <w:tcBorders>
-              <w:top w:val="single" w:sz="4" w:color="808080"/>
-              <w:left w:val="single" w:sz="4" w:color="808080"/>
-              <w:bottom w:val="single" w:sz="4" w:color="808080"/>
-              <w:right w:val="single" w:sz="4" w:color="808080"/>
-            </w:tcBorders>
-            <w:shd w:fill="FFFFFF" w:val="clear"/>
-          </w:tcPr>
-          <w:p>
-            <w:pPr>
-              <w:spacing w:before="20" w:after="20"/>
-              <w:jc w:val="center"/>
-            </w:pPr>
-            <w:r/>
-            <w:r>
-              <w:rPr>
-                <w:rFonts w:ascii="Times New Roman" w:hAnsi="Times New Roman" w:eastAsia="Times New Roman"/>
-                <w:b w:val="0"/>
-                <w:sz w:val="22"/>
-              </w:rPr>
-              <w:t>0,6171</w:t>
-            </w:r>
-          </w:p>
-        </w:tc>
-        <w:tc>
-          <w:tcPr>
-            <w:tcW w:type="dxa" w:w="2163"/>
-            <w:tcBorders>
-              <w:top w:val="single" w:sz="4" w:color="808080"/>
-              <w:left w:val="single" w:sz="4" w:color="808080"/>
-              <w:bottom w:val="single" w:sz="4" w:color="808080"/>
-              <w:right w:val="single" w:sz="4" w:color="808080"/>
-            </w:tcBorders>
-            <w:shd w:fill="FFFFFF" w:val="clear"/>
-          </w:tcPr>
-          <w:p>
-            <w:pPr>
-              <w:spacing w:before="20" w:after="20"/>
-              <w:jc w:val="center"/>
-            </w:pPr>
-            <w:r/>
-            <w:r>
-              <w:rPr>
-                <w:rFonts w:ascii="Times New Roman" w:hAnsi="Times New Roman" w:eastAsia="Times New Roman"/>
-                <w:b w:val="0"/>
-                <w:sz w:val="22"/>
-              </w:rPr>
-              <w:t>0,4332</w:t>
-            </w:r>
-          </w:p>
-        </w:tc>
-        <w:tc>
-          <w:tcPr>
-            <w:tcW w:type="dxa" w:w="2163"/>
-            <w:tcBorders>
-              <w:top w:val="single" w:sz="4" w:color="808080"/>
-              <w:left w:val="single" w:sz="4" w:color="808080"/>
-              <w:bottom w:val="single" w:sz="4" w:color="808080"/>
-              <w:right w:val="single" w:sz="4" w:color="808080"/>
-            </w:tcBorders>
-            <w:shd w:fill="FFFFFF" w:val="clear"/>
-          </w:tcPr>
-          <w:p>
-            <w:pPr>
-              <w:spacing w:before="20" w:after="20"/>
-              <w:jc w:val="center"/>
-            </w:pPr>
-            <w:r/>
-            <w:r>
-              <w:rPr>
-                <w:rFonts w:ascii="Times New Roman" w:hAnsi="Times New Roman" w:eastAsia="Times New Roman"/>
-                <w:b w:val="0"/>
-                <w:sz w:val="22"/>
-              </w:rPr>
-              <w:t>0,1839</w:t>
-            </w:r>
-          </w:p>
-        </w:tc>
-        <w:tc>
-          <w:tcPr>
-            <w:tcW w:type="dxa" w:w="2163"/>
-            <w:tcBorders>
-              <w:top w:val="single" w:sz="4" w:color="808080"/>
-              <w:left w:val="single" w:sz="4" w:color="808080"/>
-              <w:bottom w:val="single" w:sz="4" w:color="808080"/>
-              <w:right w:val="single" w:sz="4" w:color="808080"/>
-            </w:tcBorders>
-            <w:shd w:fill="FFFFFF" w:val="clear"/>
-          </w:tcPr>
-          <w:p>
-            <w:pPr>
-              <w:spacing w:before="20" w:after="20"/>
-              <w:jc w:val="center"/>
-            </w:pPr>
-            <w:r/>
-            <w:r>
-              <w:rPr>
-                <w:rFonts w:ascii="Times New Roman" w:hAnsi="Times New Roman" w:eastAsia="Times New Roman"/>
-                <w:b w:val="0"/>
-                <w:sz w:val="22"/>
-              </w:rPr>
-              <w:t>11,49</w:t>
-            </w:r>
-          </w:p>
-        </w:tc>
-        <w:tc>
-          <w:tcPr>
-            <w:tcW w:type="dxa" w:w="2163"/>
-            <w:tcBorders>
-              <w:top w:val="single" w:sz="4" w:color="808080"/>
-              <w:left w:val="single" w:sz="4" w:color="808080"/>
-              <w:bottom w:val="single" w:sz="4" w:color="808080"/>
-              <w:right w:val="single" w:sz="4" w:color="808080"/>
-            </w:tcBorders>
-            <w:shd w:fill="FFFFFF" w:val="clear"/>
-          </w:tcPr>
-          <w:p>
-            <w:pPr>
-              <w:spacing w:before="20" w:after="20"/>
-              <w:jc w:val="center"/>
-            </w:pPr>
-            <w:r/>
-            <w:r>
-              <w:rPr>
-                <w:rFonts w:ascii="Times New Roman" w:hAnsi="Times New Roman" w:eastAsia="Times New Roman"/>
-                <w:b w:val="0"/>
-                <w:sz w:val="22"/>
-              </w:rPr>
-              <w:t>13,00</w:t>
-            </w:r>
-          </w:p>
-        </w:tc>
-        <w:tc>
-          <w:tcPr>
-            <w:tcW w:type="dxa" w:w="2163"/>
-            <w:tcBorders>
-              <w:top w:val="single" w:sz="4" w:color="808080"/>
-              <w:left w:val="single" w:sz="4" w:color="808080"/>
-              <w:bottom w:val="single" w:sz="4" w:color="808080"/>
-              <w:right w:val="single" w:sz="4" w:color="808080"/>
-            </w:tcBorders>
-            <w:shd w:fill="FFFFFF" w:val="clear"/>
-          </w:tcPr>
-          <w:p>
-            <w:pPr>
-              <w:spacing w:before="20" w:after="20"/>
-              <w:jc w:val="center"/>
-            </w:pPr>
-            <w:r/>
-            <w:r>
-              <w:rPr>
-                <w:rFonts w:ascii="Times New Roman" w:hAnsi="Times New Roman" w:eastAsia="Times New Roman"/>
-                <w:b w:val="0"/>
-                <w:sz w:val="22"/>
-              </w:rPr>
-              <w:t>5,52</w:t>
-            </w:r>
-          </w:p>
-        </w:tc>
-      </w:tr>
-      <w:tr>
-        <w:tc>
-          <w:tcPr>
-            <w:tcW w:type="dxa" w:w="2163"/>
-            <w:tcBorders>
-              <w:top w:val="single" w:sz="4" w:color="808080"/>
-              <w:left w:val="single" w:sz="4" w:color="808080"/>
-              <w:bottom w:val="single" w:sz="4" w:color="808080"/>
-              <w:right w:val="single" w:sz="4" w:color="808080"/>
-            </w:tcBorders>
-            <w:shd w:fill="D6EAF8" w:val="clear"/>
-          </w:tcPr>
-          <w:p>
-            <w:pPr>
-              <w:spacing w:before="20" w:after="20"/>
-              <w:jc w:val="center"/>
-            </w:pPr>
-            <w:r/>
-            <w:r>
-              <w:rPr>
-                <w:rFonts w:ascii="Times New Roman" w:hAnsi="Times New Roman" w:eastAsia="Times New Roman"/>
-                <w:b w:val="0"/>
-                <w:sz w:val="22"/>
-              </w:rPr>
-              <w:t>1,80</w:t>
-            </w:r>
-          </w:p>
-        </w:tc>
-        <w:tc>
-          <w:tcPr>
-            <w:tcW w:type="dxa" w:w="2163"/>
-            <w:tcBorders>
-              <w:top w:val="single" w:sz="4" w:color="808080"/>
-              <w:left w:val="single" w:sz="4" w:color="808080"/>
-              <w:bottom w:val="single" w:sz="4" w:color="808080"/>
-              <w:right w:val="single" w:sz="4" w:color="808080"/>
-            </w:tcBorders>
-            <w:shd w:fill="D6EAF8" w:val="clear"/>
-          </w:tcPr>
-          <w:p>
-            <w:pPr>
-              <w:spacing w:before="20" w:after="20"/>
-              <w:jc w:val="center"/>
-            </w:pPr>
-            <w:r/>
-            <w:r>
-              <w:rPr>
-                <w:rFonts w:ascii="Times New Roman" w:hAnsi="Times New Roman" w:eastAsia="Times New Roman"/>
-                <w:b w:val="0"/>
-                <w:sz w:val="22"/>
-              </w:rPr>
-              <w:t>0,6604</w:t>
-            </w:r>
-          </w:p>
-        </w:tc>
-        <w:tc>
-          <w:tcPr>
-            <w:tcW w:type="dxa" w:w="2163"/>
-            <w:tcBorders>
-              <w:top w:val="single" w:sz="4" w:color="808080"/>
-              <w:left w:val="single" w:sz="4" w:color="808080"/>
-              <w:bottom w:val="single" w:sz="4" w:color="808080"/>
-              <w:right w:val="single" w:sz="4" w:color="808080"/>
-            </w:tcBorders>
-            <w:shd w:fill="D6EAF8" w:val="clear"/>
-          </w:tcPr>
-          <w:p>
-            <w:pPr>
-              <w:spacing w:before="20" w:after="20"/>
-              <w:jc w:val="center"/>
-            </w:pPr>
-            <w:r/>
-            <w:r>
-              <w:rPr>
-                <w:rFonts w:ascii="Times New Roman" w:hAnsi="Times New Roman" w:eastAsia="Times New Roman"/>
-                <w:b w:val="0"/>
-                <w:sz w:val="22"/>
-              </w:rPr>
-              <w:t>0,4415</w:t>
-            </w:r>
-          </w:p>
-        </w:tc>
-        <w:tc>
-          <w:tcPr>
-            <w:tcW w:type="dxa" w:w="2163"/>
-            <w:tcBorders>
-              <w:top w:val="single" w:sz="4" w:color="808080"/>
-              <w:left w:val="single" w:sz="4" w:color="808080"/>
-              <w:bottom w:val="single" w:sz="4" w:color="808080"/>
-              <w:right w:val="single" w:sz="4" w:color="808080"/>
-            </w:tcBorders>
-            <w:shd w:fill="D6EAF8" w:val="clear"/>
-          </w:tcPr>
-          <w:p>
-            <w:pPr>
-              <w:spacing w:before="20" w:after="20"/>
-              <w:jc w:val="center"/>
-            </w:pPr>
-            <w:r/>
-            <w:r>
-              <w:rPr>
-                <w:rFonts w:ascii="Times New Roman" w:hAnsi="Times New Roman" w:eastAsia="Times New Roman"/>
-                <w:b w:val="0"/>
-                <w:sz w:val="22"/>
-              </w:rPr>
-              <w:t>0,2189</w:t>
-            </w:r>
-          </w:p>
-        </w:tc>
-        <w:tc>
-          <w:tcPr>
-            <w:tcW w:type="dxa" w:w="2163"/>
-            <w:tcBorders>
-              <w:top w:val="single" w:sz="4" w:color="808080"/>
-              <w:left w:val="single" w:sz="4" w:color="808080"/>
-              <w:bottom w:val="single" w:sz="4" w:color="808080"/>
-              <w:right w:val="single" w:sz="4" w:color="808080"/>
-            </w:tcBorders>
-            <w:shd w:fill="D6EAF8" w:val="clear"/>
-          </w:tcPr>
-          <w:p>
-            <w:pPr>
-              <w:spacing w:before="20" w:after="20"/>
-              <w:jc w:val="center"/>
-            </w:pPr>
-            <w:r/>
-            <w:r>
-              <w:rPr>
-                <w:rFonts w:ascii="Times New Roman" w:hAnsi="Times New Roman" w:eastAsia="Times New Roman"/>
-                <w:b w:val="0"/>
-                <w:sz w:val="22"/>
-              </w:rPr>
-              <w:t>10,19</w:t>
-            </w:r>
-          </w:p>
-        </w:tc>
-        <w:tc>
-          <w:tcPr>
-            <w:tcW w:type="dxa" w:w="2163"/>
-            <w:tcBorders>
-              <w:top w:val="single" w:sz="4" w:color="808080"/>
-              <w:left w:val="single" w:sz="4" w:color="808080"/>
-              <w:bottom w:val="single" w:sz="4" w:color="808080"/>
-              <w:right w:val="single" w:sz="4" w:color="808080"/>
-            </w:tcBorders>
-            <w:shd w:fill="D6EAF8" w:val="clear"/>
-          </w:tcPr>
-          <w:p>
-            <w:pPr>
-              <w:spacing w:before="20" w:after="20"/>
-              <w:jc w:val="center"/>
-            </w:pPr>
-            <w:r/>
-            <w:r>
-              <w:rPr>
-                <w:rFonts w:ascii="Times New Roman" w:hAnsi="Times New Roman" w:eastAsia="Times New Roman"/>
-                <w:b w:val="0"/>
-                <w:sz w:val="22"/>
-              </w:rPr>
-              <w:t>13,25</w:t>
-            </w:r>
-          </w:p>
-        </w:tc>
-        <w:tc>
-          <w:tcPr>
-            <w:tcW w:type="dxa" w:w="2163"/>
-            <w:tcBorders>
-              <w:top w:val="single" w:sz="4" w:color="808080"/>
-              <w:left w:val="single" w:sz="4" w:color="808080"/>
-              <w:bottom w:val="single" w:sz="4" w:color="808080"/>
-              <w:right w:val="single" w:sz="4" w:color="808080"/>
-            </w:tcBorders>
-            <w:shd w:fill="D6EAF8" w:val="clear"/>
-          </w:tcPr>
-          <w:p>
-            <w:pPr>
-              <w:spacing w:before="20" w:after="20"/>
-              <w:jc w:val="center"/>
-            </w:pPr>
-            <w:r/>
-            <w:r>
-              <w:rPr>
-                <w:rFonts w:ascii="Times New Roman" w:hAnsi="Times New Roman" w:eastAsia="Times New Roman"/>
-                <w:b w:val="0"/>
-                <w:sz w:val="22"/>
-              </w:rPr>
-              <w:t>6,57</w:t>
-            </w:r>
-          </w:p>
-        </w:tc>
-      </w:tr>
-      <w:tr>
-        <w:tc>
-          <w:tcPr>
-            <w:tcW w:type="dxa" w:w="2163"/>
-            <w:tcBorders>
-              <w:top w:val="single" w:sz="4" w:color="808080"/>
-              <w:left w:val="single" w:sz="4" w:color="808080"/>
-              <w:bottom w:val="single" w:sz="4" w:color="808080"/>
-              <w:right w:val="single" w:sz="4" w:color="808080"/>
-            </w:tcBorders>
             <w:shd w:fill="FFF2CC" w:val="clear"/>
           </w:tcPr>
           <w:p>
@@ -4039,7 +1122,7 @@
                 <w:b/>
                 <w:sz w:val="22"/>
               </w:rPr>
-              <w:t>2,00</w:t>
+              <w:t>0,50</w:t>
             </w:r>
           </w:p>
         </w:tc>
@@ -4066,7 +1149,7 @@
                 <w:b/>
                 <w:sz w:val="22"/>
               </w:rPr>
-              <w:t>0,6988</w:t>
+              <w:t>0,5454</w:t>
             </w:r>
           </w:p>
         </w:tc>
@@ -4093,7 +1176,7 @@
                 <w:b/>
                 <w:sz w:val="22"/>
               </w:rPr>
-              <w:t>0,4444</w:t>
+              <w:t>0,3030</w:t>
             </w:r>
           </w:p>
         </w:tc>
@@ -4120,7 +1203,7 @@
                 <w:b/>
                 <w:sz w:val="22"/>
               </w:rPr>
-              <w:t>0,2544</w:t>
+              <w:t>0,2424</w:t>
             </w:r>
           </w:p>
         </w:tc>
@@ -4147,7 +1230,7 @@
                 <w:b/>
                 <w:sz w:val="22"/>
               </w:rPr>
-              <w:t>9,04</w:t>
+              <w:t>13,64</w:t>
             </w:r>
           </w:p>
         </w:tc>
@@ -4174,7 +1257,7 @@
                 <w:b/>
                 <w:sz w:val="22"/>
               </w:rPr>
-              <w:t>13,33</w:t>
+              <w:t>9,09</w:t>
             </w:r>
           </w:p>
         </w:tc>
@@ -4201,7 +1284,7 @@
                 <w:b/>
                 <w:sz w:val="22"/>
               </w:rPr>
-              <w:t>7,63</w:t>
+              <w:t>7,27</w:t>
             </w:r>
           </w:p>
         </w:tc>
@@ -4219,7 +1302,7 @@
           <w:color w:val="1F4E79"/>
           <w:sz w:val="28"/>
         </w:rPr>
-        <w:t>Таблица 4. Система 4 — четыре РИВ параллельно</w:t>
+        <w:t>Таблица 3. Система 3 — четыре РИВ последовательно</w:t>
       </w:r>
     </w:p>
     <w:p>
@@ -4232,7 +1315,7 @@
           <w:b w:val="0"/>
           <w:sz w:val="24"/>
         </w:rPr>
-        <w:t>Vi = 25 л, vi = 12,5 л/мин, τi = 2 мин. Выход совпадает с таблицей 3 (единичный РИВ, л/р №3).</w:t>
+        <w:t>Vi = 25 л, vi = 50 л/мин, τi = 0,5 мин. Вход системы и выход реактора 4.</w:t>
       </w:r>
     </w:p>
     <w:tbl>
@@ -4650,7 +1733,7 @@
               <w:bottom w:val="single" w:sz="4" w:color="808080"/>
               <w:right w:val="single" w:sz="4" w:color="808080"/>
             </w:tcBorders>
-            <w:shd w:fill="D6EAF8" w:val="clear"/>
+            <w:shd w:fill="FFF2CC" w:val="clear"/>
           </w:tcPr>
           <w:p>
             <w:pPr>
@@ -4661,10 +1744,10 @@
             <w:r>
               <w:rPr>
                 <w:rFonts w:ascii="Times New Roman" w:hAnsi="Times New Roman" w:eastAsia="Times New Roman"/>
-                <w:b w:val="0"/>
+                <w:b/>
                 <w:sz w:val="22"/>
               </w:rPr>
-              <w:t>0,20</w:t>
+              <w:t>0,50</w:t>
             </w:r>
           </w:p>
         </w:tc>
@@ -4677,7 +1760,7 @@
               <w:bottom w:val="single" w:sz="4" w:color="808080"/>
               <w:right w:val="single" w:sz="4" w:color="808080"/>
             </w:tcBorders>
-            <w:shd w:fill="D6EAF8" w:val="clear"/>
+            <w:shd w:fill="FFF2CC" w:val="clear"/>
           </w:tcPr>
           <w:p>
             <w:pPr>
@@ -4688,10 +1771,10 @@
             <w:r>
               <w:rPr>
                 <w:rFonts w:ascii="Times New Roman" w:hAnsi="Times New Roman" w:eastAsia="Times New Roman"/>
-                <w:b w:val="0"/>
+                <w:b/>
                 <w:sz w:val="22"/>
               </w:rPr>
-              <w:t>0,1131</w:t>
+              <w:t>0,6988</w:t>
             </w:r>
           </w:p>
         </w:tc>
@@ -4704,7 +1787,7 @@
               <w:bottom w:val="single" w:sz="4" w:color="808080"/>
               <w:right w:val="single" w:sz="4" w:color="808080"/>
             </w:tcBorders>
-            <w:shd w:fill="D6EAF8" w:val="clear"/>
+            <w:shd w:fill="FFF2CC" w:val="clear"/>
           </w:tcPr>
           <w:p>
             <w:pPr>
@@ -4715,10 +1798,10 @@
             <w:r>
               <w:rPr>
                 <w:rFonts w:ascii="Times New Roman" w:hAnsi="Times New Roman" w:eastAsia="Times New Roman"/>
-                <w:b w:val="0"/>
+                <w:b/>
                 <w:sz w:val="22"/>
               </w:rPr>
-              <w:t>0,1086</w:t>
+              <w:t>0,4444</w:t>
             </w:r>
           </w:p>
         </w:tc>
@@ -4731,7 +1814,7 @@
               <w:bottom w:val="single" w:sz="4" w:color="808080"/>
               <w:right w:val="single" w:sz="4" w:color="808080"/>
             </w:tcBorders>
-            <w:shd w:fill="D6EAF8" w:val="clear"/>
+            <w:shd w:fill="FFF2CC" w:val="clear"/>
           </w:tcPr>
           <w:p>
             <w:pPr>
@@ -4742,10 +1825,10 @@
             <w:r>
               <w:rPr>
                 <w:rFonts w:ascii="Times New Roman" w:hAnsi="Times New Roman" w:eastAsia="Times New Roman"/>
-                <w:b w:val="0"/>
+                <w:b/>
                 <w:sz w:val="22"/>
               </w:rPr>
-              <w:t>0,0045</w:t>
+              <w:t>0,2544</w:t>
             </w:r>
           </w:p>
         </w:tc>
@@ -4758,7 +1841,7 @@
               <w:bottom w:val="single" w:sz="4" w:color="808080"/>
               <w:right w:val="single" w:sz="4" w:color="808080"/>
             </w:tcBorders>
-            <w:shd w:fill="D6EAF8" w:val="clear"/>
+            <w:shd w:fill="FFF2CC" w:val="clear"/>
           </w:tcPr>
           <w:p>
             <w:pPr>
@@ -4769,10 +1852,10 @@
             <w:r>
               <w:rPr>
                 <w:rFonts w:ascii="Times New Roman" w:hAnsi="Times New Roman" w:eastAsia="Times New Roman"/>
-                <w:b w:val="0"/>
+                <w:b/>
                 <w:sz w:val="22"/>
               </w:rPr>
-              <w:t>26,61</w:t>
+              <w:t>9,04</w:t>
             </w:r>
           </w:p>
         </w:tc>
@@ -4785,7 +1868,7 @@
               <w:bottom w:val="single" w:sz="4" w:color="808080"/>
               <w:right w:val="single" w:sz="4" w:color="808080"/>
             </w:tcBorders>
-            <w:shd w:fill="D6EAF8" w:val="clear"/>
+            <w:shd w:fill="FFF2CC" w:val="clear"/>
           </w:tcPr>
           <w:p>
             <w:pPr>
@@ -4796,10 +1879,10 @@
             <w:r>
               <w:rPr>
                 <w:rFonts w:ascii="Times New Roman" w:hAnsi="Times New Roman" w:eastAsia="Times New Roman"/>
-                <w:b w:val="0"/>
+                <w:b/>
                 <w:sz w:val="22"/>
               </w:rPr>
-              <w:t>3,26</w:t>
+              <w:t>13,33</w:t>
             </w:r>
           </w:p>
         </w:tc>
@@ -4812,7 +1895,7 @@
               <w:bottom w:val="single" w:sz="4" w:color="808080"/>
               <w:right w:val="single" w:sz="4" w:color="808080"/>
             </w:tcBorders>
-            <w:shd w:fill="D6EAF8" w:val="clear"/>
+            <w:shd w:fill="FFF2CC" w:val="clear"/>
           </w:tcPr>
           <w:p>
             <w:pPr>
@@ -4823,10 +1906,253 @@
             <w:r>
               <w:rPr>
                 <w:rFonts w:ascii="Times New Roman" w:hAnsi="Times New Roman" w:eastAsia="Times New Roman"/>
-                <w:b w:val="0"/>
+                <w:b/>
                 <w:sz w:val="22"/>
               </w:rPr>
-              <w:t>0,13</w:t>
+              <w:t>7,63</w:t>
+            </w:r>
+          </w:p>
+        </w:tc>
+      </w:tr>
+    </w:tbl>
+    <w:p/>
+    <w:p>
+      <w:pPr>
+        <w:spacing w:after="120" w:before="160" w:line="276" w:lineRule="auto"/>
+      </w:pPr>
+      <w:r>
+        <w:rPr>
+          <w:rFonts w:ascii="Times New Roman" w:hAnsi="Times New Roman" w:eastAsia="Times New Roman"/>
+          <w:b/>
+          <w:color w:val="1F4E79"/>
+          <w:sz w:val="28"/>
+        </w:rPr>
+        <w:t>Таблица 4. Система 4 — четыре РИВ параллельно</w:t>
+      </w:r>
+    </w:p>
+    <w:p>
+      <w:pPr>
+        <w:spacing w:after="120" w:before="0" w:line="276" w:lineRule="auto"/>
+      </w:pPr>
+      <w:r>
+        <w:rPr>
+          <w:rFonts w:ascii="Times New Roman" w:hAnsi="Times New Roman" w:eastAsia="Times New Roman"/>
+          <w:b w:val="0"/>
+          <w:sz w:val="24"/>
+        </w:rPr>
+        <w:t>Vi = 25 л, vi = 12,5 л/мин. Аппараты одинаковы. Выход как у единичного РИВ.</w:t>
+      </w:r>
+    </w:p>
+    <w:tbl>
+      <w:tblPr>
+        <w:tblW w:type="auto" w:w="0"/>
+        <w:jc w:val="center"/>
+        <w:tblLayout w:type="autofit"/>
+        <w:tblLook w:firstColumn="1" w:firstRow="1" w:lastColumn="0" w:lastRow="0" w:noHBand="0" w:noVBand="1" w:val="04A0"/>
+      </w:tblPr>
+      <w:tblGrid>
+        <w:gridCol w:w="2163"/>
+        <w:gridCol w:w="2163"/>
+        <w:gridCol w:w="2163"/>
+        <w:gridCol w:w="2163"/>
+        <w:gridCol w:w="2163"/>
+        <w:gridCol w:w="2163"/>
+        <w:gridCol w:w="2163"/>
+      </w:tblGrid>
+      <w:tr>
+        <w:tc>
+          <w:tcPr>
+            <w:tcW w:type="dxa" w:w="2163"/>
+            <w:tcBorders>
+              <w:top w:val="single" w:sz="4" w:color="808080"/>
+              <w:left w:val="single" w:sz="4" w:color="808080"/>
+              <w:bottom w:val="single" w:sz="4" w:color="808080"/>
+              <w:right w:val="single" w:sz="4" w:color="808080"/>
+            </w:tcBorders>
+            <w:shd w:fill="1F4E79" w:val="clear"/>
+          </w:tcPr>
+          <w:p>
+            <w:pPr>
+              <w:spacing w:before="20" w:after="20"/>
+              <w:jc w:val="center"/>
+            </w:pPr>
+            <w:r/>
+            <w:r>
+              <w:rPr>
+                <w:rFonts w:ascii="Times New Roman" w:hAnsi="Times New Roman" w:eastAsia="Times New Roman"/>
+                <w:b/>
+                <w:color w:val="FFFFFF"/>
+                <w:sz w:val="22"/>
+              </w:rPr>
+              <w:t>τ, мин</w:t>
+            </w:r>
+          </w:p>
+        </w:tc>
+        <w:tc>
+          <w:tcPr>
+            <w:tcW w:type="dxa" w:w="2163"/>
+            <w:tcBorders>
+              <w:top w:val="single" w:sz="4" w:color="808080"/>
+              <w:left w:val="single" w:sz="4" w:color="808080"/>
+              <w:bottom w:val="single" w:sz="4" w:color="808080"/>
+              <w:right w:val="single" w:sz="4" w:color="808080"/>
+            </w:tcBorders>
+            <w:shd w:fill="1F4E79" w:val="clear"/>
+          </w:tcPr>
+          <w:p>
+            <w:pPr>
+              <w:spacing w:before="20" w:after="20"/>
+              <w:jc w:val="center"/>
+            </w:pPr>
+            <w:r/>
+            <w:r>
+              <w:rPr>
+                <w:rFonts w:ascii="Times New Roman" w:hAnsi="Times New Roman" w:eastAsia="Times New Roman"/>
+                <w:b/>
+                <w:color w:val="FFFFFF"/>
+                <w:sz w:val="22"/>
+              </w:rPr>
+              <w:t>X</w:t>
+            </w:r>
+          </w:p>
+        </w:tc>
+        <w:tc>
+          <w:tcPr>
+            <w:tcW w:type="dxa" w:w="2163"/>
+            <w:tcBorders>
+              <w:top w:val="single" w:sz="4" w:color="808080"/>
+              <w:left w:val="single" w:sz="4" w:color="808080"/>
+              <w:bottom w:val="single" w:sz="4" w:color="808080"/>
+              <w:right w:val="single" w:sz="4" w:color="808080"/>
+            </w:tcBorders>
+            <w:shd w:fill="1F4E79" w:val="clear"/>
+          </w:tcPr>
+          <w:p>
+            <w:pPr>
+              <w:spacing w:before="20" w:after="20"/>
+              <w:jc w:val="center"/>
+            </w:pPr>
+            <w:r/>
+            <w:r>
+              <w:rPr>
+                <w:rFonts w:ascii="Times New Roman" w:hAnsi="Times New Roman" w:eastAsia="Times New Roman"/>
+                <w:b/>
+                <w:color w:val="FFFFFF"/>
+                <w:sz w:val="22"/>
+              </w:rPr>
+              <w:t>Y</w:t>
+            </w:r>
+          </w:p>
+        </w:tc>
+        <w:tc>
+          <w:tcPr>
+            <w:tcW w:type="dxa" w:w="2163"/>
+            <w:tcBorders>
+              <w:top w:val="single" w:sz="4" w:color="808080"/>
+              <w:left w:val="single" w:sz="4" w:color="808080"/>
+              <w:bottom w:val="single" w:sz="4" w:color="808080"/>
+              <w:right w:val="single" w:sz="4" w:color="808080"/>
+            </w:tcBorders>
+            <w:shd w:fill="1F4E79" w:val="clear"/>
+          </w:tcPr>
+          <w:p>
+            <w:pPr>
+              <w:spacing w:before="20" w:after="20"/>
+              <w:jc w:val="center"/>
+            </w:pPr>
+            <w:r/>
+            <w:r>
+              <w:rPr>
+                <w:rFonts w:ascii="Times New Roman" w:hAnsi="Times New Roman" w:eastAsia="Times New Roman"/>
+                <w:b/>
+                <w:color w:val="FFFFFF"/>
+                <w:sz w:val="22"/>
+              </w:rPr>
+              <w:t>Z</w:t>
+            </w:r>
+          </w:p>
+        </w:tc>
+        <w:tc>
+          <w:tcPr>
+            <w:tcW w:type="dxa" w:w="2163"/>
+            <w:tcBorders>
+              <w:top w:val="single" w:sz="4" w:color="808080"/>
+              <w:left w:val="single" w:sz="4" w:color="808080"/>
+              <w:bottom w:val="single" w:sz="4" w:color="808080"/>
+              <w:right w:val="single" w:sz="4" w:color="808080"/>
+            </w:tcBorders>
+            <w:shd w:fill="1F4E79" w:val="clear"/>
+          </w:tcPr>
+          <w:p>
+            <w:pPr>
+              <w:spacing w:before="20" w:after="20"/>
+              <w:jc w:val="center"/>
+            </w:pPr>
+            <w:r/>
+            <w:r>
+              <w:rPr>
+                <w:rFonts w:ascii="Times New Roman" w:hAnsi="Times New Roman" w:eastAsia="Times New Roman"/>
+                <w:b/>
+                <w:color w:val="FFFFFF"/>
+                <w:sz w:val="22"/>
+              </w:rPr>
+              <w:t>CA, моль/л</w:t>
+            </w:r>
+          </w:p>
+        </w:tc>
+        <w:tc>
+          <w:tcPr>
+            <w:tcW w:type="dxa" w:w="2163"/>
+            <w:tcBorders>
+              <w:top w:val="single" w:sz="4" w:color="808080"/>
+              <w:left w:val="single" w:sz="4" w:color="808080"/>
+              <w:bottom w:val="single" w:sz="4" w:color="808080"/>
+              <w:right w:val="single" w:sz="4" w:color="808080"/>
+            </w:tcBorders>
+            <w:shd w:fill="1F4E79" w:val="clear"/>
+          </w:tcPr>
+          <w:p>
+            <w:pPr>
+              <w:spacing w:before="20" w:after="20"/>
+              <w:jc w:val="center"/>
+            </w:pPr>
+            <w:r/>
+            <w:r>
+              <w:rPr>
+                <w:rFonts w:ascii="Times New Roman" w:hAnsi="Times New Roman" w:eastAsia="Times New Roman"/>
+                <w:b/>
+                <w:color w:val="FFFFFF"/>
+                <w:sz w:val="22"/>
+              </w:rPr>
+              <w:t>CR, моль/л</w:t>
+            </w:r>
+          </w:p>
+        </w:tc>
+        <w:tc>
+          <w:tcPr>
+            <w:tcW w:type="dxa" w:w="2163"/>
+            <w:tcBorders>
+              <w:top w:val="single" w:sz="4" w:color="808080"/>
+              <w:left w:val="single" w:sz="4" w:color="808080"/>
+              <w:bottom w:val="single" w:sz="4" w:color="808080"/>
+              <w:right w:val="single" w:sz="4" w:color="808080"/>
+            </w:tcBorders>
+            <w:shd w:fill="1F4E79" w:val="clear"/>
+          </w:tcPr>
+          <w:p>
+            <w:pPr>
+              <w:spacing w:before="20" w:after="20"/>
+              <w:jc w:val="center"/>
+            </w:pPr>
+            <w:r/>
+            <w:r>
+              <w:rPr>
+                <w:rFonts w:ascii="Times New Roman" w:hAnsi="Times New Roman" w:eastAsia="Times New Roman"/>
+                <w:b/>
+                <w:color w:val="FFFFFF"/>
+                <w:sz w:val="22"/>
+              </w:rPr>
+              <w:t>CS, моль/л</w:t>
             </w:r>
           </w:p>
         </w:tc>
@@ -4855,7 +2181,7 @@
                 <w:b w:val="0"/>
                 <w:sz w:val="22"/>
               </w:rPr>
-              <w:t>0,40</w:t>
+              <w:t>0,00</w:t>
             </w:r>
           </w:p>
         </w:tc>
@@ -4882,7 +2208,7 @@
                 <w:b w:val="0"/>
                 <w:sz w:val="22"/>
               </w:rPr>
-              <w:t>0,2134</w:t>
+              <w:t>0,0000</w:t>
             </w:r>
           </w:p>
         </w:tc>
@@ -4909,7 +2235,7 @@
                 <w:b w:val="0"/>
                 <w:sz w:val="22"/>
               </w:rPr>
-              <w:t>0,1965</w:t>
+              <w:t>0,0000</w:t>
             </w:r>
           </w:p>
         </w:tc>
@@ -4936,7 +2262,7 @@
                 <w:b w:val="0"/>
                 <w:sz w:val="22"/>
               </w:rPr>
-              <w:t>0,0168</w:t>
+              <w:t>0,0000</w:t>
             </w:r>
           </w:p>
         </w:tc>
@@ -4963,7 +2289,7 @@
                 <w:b w:val="0"/>
                 <w:sz w:val="22"/>
               </w:rPr>
-              <w:t>23,60</w:t>
+              <w:t>30,00</w:t>
             </w:r>
           </w:p>
         </w:tc>
@@ -4990,7 +2316,7 @@
                 <w:b w:val="0"/>
                 <w:sz w:val="22"/>
               </w:rPr>
-              <w:t>5,90</w:t>
+              <w:t>0,00</w:t>
             </w:r>
           </w:p>
         </w:tc>
@@ -5017,1344 +2343,7 @@
                 <w:b w:val="0"/>
                 <w:sz w:val="22"/>
               </w:rPr>
-              <w:t>0,50</w:t>
-            </w:r>
-          </w:p>
-        </w:tc>
-      </w:tr>
-      <w:tr>
-        <w:tc>
-          <w:tcPr>
-            <w:tcW w:type="dxa" w:w="2163"/>
-            <w:tcBorders>
-              <w:top w:val="single" w:sz="4" w:color="808080"/>
-              <w:left w:val="single" w:sz="4" w:color="808080"/>
-              <w:bottom w:val="single" w:sz="4" w:color="808080"/>
-              <w:right w:val="single" w:sz="4" w:color="808080"/>
-            </w:tcBorders>
-            <w:shd w:fill="D6EAF8" w:val="clear"/>
-          </w:tcPr>
-          <w:p>
-            <w:pPr>
-              <w:spacing w:before="20" w:after="20"/>
-              <w:jc w:val="center"/>
-            </w:pPr>
-            <w:r/>
-            <w:r>
-              <w:rPr>
-                <w:rFonts w:ascii="Times New Roman" w:hAnsi="Times New Roman" w:eastAsia="Times New Roman"/>
-                <w:b w:val="0"/>
-                <w:sz w:val="22"/>
-              </w:rPr>
-              <w:t>0,60</w:t>
-            </w:r>
-          </w:p>
-        </w:tc>
-        <w:tc>
-          <w:tcPr>
-            <w:tcW w:type="dxa" w:w="2163"/>
-            <w:tcBorders>
-              <w:top w:val="single" w:sz="4" w:color="808080"/>
-              <w:left w:val="single" w:sz="4" w:color="808080"/>
-              <w:bottom w:val="single" w:sz="4" w:color="808080"/>
-              <w:right w:val="single" w:sz="4" w:color="808080"/>
-            </w:tcBorders>
-            <w:shd w:fill="D6EAF8" w:val="clear"/>
-          </w:tcPr>
-          <w:p>
-            <w:pPr>
-              <w:spacing w:before="20" w:after="20"/>
-              <w:jc w:val="center"/>
-            </w:pPr>
-            <w:r/>
-            <w:r>
-              <w:rPr>
-                <w:rFonts w:ascii="Times New Roman" w:hAnsi="Times New Roman" w:eastAsia="Times New Roman"/>
-                <w:b w:val="0"/>
-                <w:sz w:val="22"/>
-              </w:rPr>
-              <w:t>0,3023</w:t>
-            </w:r>
-          </w:p>
-        </w:tc>
-        <w:tc>
-          <w:tcPr>
-            <w:tcW w:type="dxa" w:w="2163"/>
-            <w:tcBorders>
-              <w:top w:val="single" w:sz="4" w:color="808080"/>
-              <w:left w:val="single" w:sz="4" w:color="808080"/>
-              <w:bottom w:val="single" w:sz="4" w:color="808080"/>
-              <w:right w:val="single" w:sz="4" w:color="808080"/>
-            </w:tcBorders>
-            <w:shd w:fill="D6EAF8" w:val="clear"/>
-          </w:tcPr>
-          <w:p>
-            <w:pPr>
-              <w:spacing w:before="20" w:after="20"/>
-              <w:jc w:val="center"/>
-            </w:pPr>
-            <w:r/>
-            <w:r>
-              <w:rPr>
-                <w:rFonts w:ascii="Times New Roman" w:hAnsi="Times New Roman" w:eastAsia="Times New Roman"/>
-                <w:b w:val="0"/>
-                <w:sz w:val="22"/>
-              </w:rPr>
-              <w:t>0,2669</w:t>
-            </w:r>
-          </w:p>
-        </w:tc>
-        <w:tc>
-          <w:tcPr>
-            <w:tcW w:type="dxa" w:w="2163"/>
-            <w:tcBorders>
-              <w:top w:val="single" w:sz="4" w:color="808080"/>
-              <w:left w:val="single" w:sz="4" w:color="808080"/>
-              <w:bottom w:val="single" w:sz="4" w:color="808080"/>
-              <w:right w:val="single" w:sz="4" w:color="808080"/>
-            </w:tcBorders>
-            <w:shd w:fill="D6EAF8" w:val="clear"/>
-          </w:tcPr>
-          <w:p>
-            <w:pPr>
-              <w:spacing w:before="20" w:after="20"/>
-              <w:jc w:val="center"/>
-            </w:pPr>
-            <w:r/>
-            <w:r>
-              <w:rPr>
-                <w:rFonts w:ascii="Times New Roman" w:hAnsi="Times New Roman" w:eastAsia="Times New Roman"/>
-                <w:b w:val="0"/>
-                <w:sz w:val="22"/>
-              </w:rPr>
-              <w:t>0,0355</w:t>
-            </w:r>
-          </w:p>
-        </w:tc>
-        <w:tc>
-          <w:tcPr>
-            <w:tcW w:type="dxa" w:w="2163"/>
-            <w:tcBorders>
-              <w:top w:val="single" w:sz="4" w:color="808080"/>
-              <w:left w:val="single" w:sz="4" w:color="808080"/>
-              <w:bottom w:val="single" w:sz="4" w:color="808080"/>
-              <w:right w:val="single" w:sz="4" w:color="808080"/>
-            </w:tcBorders>
-            <w:shd w:fill="D6EAF8" w:val="clear"/>
-          </w:tcPr>
-          <w:p>
-            <w:pPr>
-              <w:spacing w:before="20" w:after="20"/>
-              <w:jc w:val="center"/>
-            </w:pPr>
-            <w:r/>
-            <w:r>
-              <w:rPr>
-                <w:rFonts w:ascii="Times New Roman" w:hAnsi="Times New Roman" w:eastAsia="Times New Roman"/>
-                <w:b w:val="0"/>
-                <w:sz w:val="22"/>
-              </w:rPr>
-              <w:t>20,93</w:t>
-            </w:r>
-          </w:p>
-        </w:tc>
-        <w:tc>
-          <w:tcPr>
-            <w:tcW w:type="dxa" w:w="2163"/>
-            <w:tcBorders>
-              <w:top w:val="single" w:sz="4" w:color="808080"/>
-              <w:left w:val="single" w:sz="4" w:color="808080"/>
-              <w:bottom w:val="single" w:sz="4" w:color="808080"/>
-              <w:right w:val="single" w:sz="4" w:color="808080"/>
-            </w:tcBorders>
-            <w:shd w:fill="D6EAF8" w:val="clear"/>
-          </w:tcPr>
-          <w:p>
-            <w:pPr>
-              <w:spacing w:before="20" w:after="20"/>
-              <w:jc w:val="center"/>
-            </w:pPr>
-            <w:r/>
-            <w:r>
-              <w:rPr>
-                <w:rFonts w:ascii="Times New Roman" w:hAnsi="Times New Roman" w:eastAsia="Times New Roman"/>
-                <w:b w:val="0"/>
-                <w:sz w:val="22"/>
-              </w:rPr>
-              <w:t>8,01</w:t>
-            </w:r>
-          </w:p>
-        </w:tc>
-        <w:tc>
-          <w:tcPr>
-            <w:tcW w:type="dxa" w:w="2163"/>
-            <w:tcBorders>
-              <w:top w:val="single" w:sz="4" w:color="808080"/>
-              <w:left w:val="single" w:sz="4" w:color="808080"/>
-              <w:bottom w:val="single" w:sz="4" w:color="808080"/>
-              <w:right w:val="single" w:sz="4" w:color="808080"/>
-            </w:tcBorders>
-            <w:shd w:fill="D6EAF8" w:val="clear"/>
-          </w:tcPr>
-          <w:p>
-            <w:pPr>
-              <w:spacing w:before="20" w:after="20"/>
-              <w:jc w:val="center"/>
-            </w:pPr>
-            <w:r/>
-            <w:r>
-              <w:rPr>
-                <w:rFonts w:ascii="Times New Roman" w:hAnsi="Times New Roman" w:eastAsia="Times New Roman"/>
-                <w:b w:val="0"/>
-                <w:sz w:val="22"/>
-              </w:rPr>
-              <w:t>1,06</w:t>
-            </w:r>
-          </w:p>
-        </w:tc>
-      </w:tr>
-      <w:tr>
-        <w:tc>
-          <w:tcPr>
-            <w:tcW w:type="dxa" w:w="2163"/>
-            <w:tcBorders>
-              <w:top w:val="single" w:sz="4" w:color="808080"/>
-              <w:left w:val="single" w:sz="4" w:color="808080"/>
-              <w:bottom w:val="single" w:sz="4" w:color="808080"/>
-              <w:right w:val="single" w:sz="4" w:color="808080"/>
-            </w:tcBorders>
-            <w:shd w:fill="FFFFFF" w:val="clear"/>
-          </w:tcPr>
-          <w:p>
-            <w:pPr>
-              <w:spacing w:before="20" w:after="20"/>
-              <w:jc w:val="center"/>
-            </w:pPr>
-            <w:r/>
-            <w:r>
-              <w:rPr>
-                <w:rFonts w:ascii="Times New Roman" w:hAnsi="Times New Roman" w:eastAsia="Times New Roman"/>
-                <w:b w:val="0"/>
-                <w:sz w:val="22"/>
-              </w:rPr>
-              <w:t>0,80</w:t>
-            </w:r>
-          </w:p>
-        </w:tc>
-        <w:tc>
-          <w:tcPr>
-            <w:tcW w:type="dxa" w:w="2163"/>
-            <w:tcBorders>
-              <w:top w:val="single" w:sz="4" w:color="808080"/>
-              <w:left w:val="single" w:sz="4" w:color="808080"/>
-              <w:bottom w:val="single" w:sz="4" w:color="808080"/>
-              <w:right w:val="single" w:sz="4" w:color="808080"/>
-            </w:tcBorders>
-            <w:shd w:fill="FFFFFF" w:val="clear"/>
-          </w:tcPr>
-          <w:p>
-            <w:pPr>
-              <w:spacing w:before="20" w:after="20"/>
-              <w:jc w:val="center"/>
-            </w:pPr>
-            <w:r/>
-            <w:r>
-              <w:rPr>
-                <w:rFonts w:ascii="Times New Roman" w:hAnsi="Times New Roman" w:eastAsia="Times New Roman"/>
-                <w:b w:val="0"/>
-                <w:sz w:val="22"/>
-              </w:rPr>
-              <w:t>0,3812</w:t>
-            </w:r>
-          </w:p>
-        </w:tc>
-        <w:tc>
-          <w:tcPr>
-            <w:tcW w:type="dxa" w:w="2163"/>
-            <w:tcBorders>
-              <w:top w:val="single" w:sz="4" w:color="808080"/>
-              <w:left w:val="single" w:sz="4" w:color="808080"/>
-              <w:bottom w:val="single" w:sz="4" w:color="808080"/>
-              <w:right w:val="single" w:sz="4" w:color="808080"/>
-            </w:tcBorders>
-            <w:shd w:fill="FFFFFF" w:val="clear"/>
-          </w:tcPr>
-          <w:p>
-            <w:pPr>
-              <w:spacing w:before="20" w:after="20"/>
-              <w:jc w:val="center"/>
-            </w:pPr>
-            <w:r/>
-            <w:r>
-              <w:rPr>
-                <w:rFonts w:ascii="Times New Roman" w:hAnsi="Times New Roman" w:eastAsia="Times New Roman"/>
-                <w:b w:val="0"/>
-                <w:sz w:val="22"/>
-              </w:rPr>
-              <w:t>0,3221</w:t>
-            </w:r>
-          </w:p>
-        </w:tc>
-        <w:tc>
-          <w:tcPr>
-            <w:tcW w:type="dxa" w:w="2163"/>
-            <w:tcBorders>
-              <w:top w:val="single" w:sz="4" w:color="808080"/>
-              <w:left w:val="single" w:sz="4" w:color="808080"/>
-              <w:bottom w:val="single" w:sz="4" w:color="808080"/>
-              <w:right w:val="single" w:sz="4" w:color="808080"/>
-            </w:tcBorders>
-            <w:shd w:fill="FFFFFF" w:val="clear"/>
-          </w:tcPr>
-          <w:p>
-            <w:pPr>
-              <w:spacing w:before="20" w:after="20"/>
-              <w:jc w:val="center"/>
-            </w:pPr>
-            <w:r/>
-            <w:r>
-              <w:rPr>
-                <w:rFonts w:ascii="Times New Roman" w:hAnsi="Times New Roman" w:eastAsia="Times New Roman"/>
-                <w:b w:val="0"/>
-                <w:sz w:val="22"/>
-              </w:rPr>
-              <w:t>0,0591</w:t>
-            </w:r>
-          </w:p>
-        </w:tc>
-        <w:tc>
-          <w:tcPr>
-            <w:tcW w:type="dxa" w:w="2163"/>
-            <w:tcBorders>
-              <w:top w:val="single" w:sz="4" w:color="808080"/>
-              <w:left w:val="single" w:sz="4" w:color="808080"/>
-              <w:bottom w:val="single" w:sz="4" w:color="808080"/>
-              <w:right w:val="single" w:sz="4" w:color="808080"/>
-            </w:tcBorders>
-            <w:shd w:fill="FFFFFF" w:val="clear"/>
-          </w:tcPr>
-          <w:p>
-            <w:pPr>
-              <w:spacing w:before="20" w:after="20"/>
-              <w:jc w:val="center"/>
-            </w:pPr>
-            <w:r/>
-            <w:r>
-              <w:rPr>
-                <w:rFonts w:ascii="Times New Roman" w:hAnsi="Times New Roman" w:eastAsia="Times New Roman"/>
-                <w:b w:val="0"/>
-                <w:sz w:val="22"/>
-              </w:rPr>
-              <w:t>18,56</w:t>
-            </w:r>
-          </w:p>
-        </w:tc>
-        <w:tc>
-          <w:tcPr>
-            <w:tcW w:type="dxa" w:w="2163"/>
-            <w:tcBorders>
-              <w:top w:val="single" w:sz="4" w:color="808080"/>
-              <w:left w:val="single" w:sz="4" w:color="808080"/>
-              <w:bottom w:val="single" w:sz="4" w:color="808080"/>
-              <w:right w:val="single" w:sz="4" w:color="808080"/>
-            </w:tcBorders>
-            <w:shd w:fill="FFFFFF" w:val="clear"/>
-          </w:tcPr>
-          <w:p>
-            <w:pPr>
-              <w:spacing w:before="20" w:after="20"/>
-              <w:jc w:val="center"/>
-            </w:pPr>
-            <w:r/>
-            <w:r>
-              <w:rPr>
-                <w:rFonts w:ascii="Times New Roman" w:hAnsi="Times New Roman" w:eastAsia="Times New Roman"/>
-                <w:b w:val="0"/>
-                <w:sz w:val="22"/>
-              </w:rPr>
-              <w:t>9,66</w:t>
-            </w:r>
-          </w:p>
-        </w:tc>
-        <w:tc>
-          <w:tcPr>
-            <w:tcW w:type="dxa" w:w="2163"/>
-            <w:tcBorders>
-              <w:top w:val="single" w:sz="4" w:color="808080"/>
-              <w:left w:val="single" w:sz="4" w:color="808080"/>
-              <w:bottom w:val="single" w:sz="4" w:color="808080"/>
-              <w:right w:val="single" w:sz="4" w:color="808080"/>
-            </w:tcBorders>
-            <w:shd w:fill="FFFFFF" w:val="clear"/>
-          </w:tcPr>
-          <w:p>
-            <w:pPr>
-              <w:spacing w:before="20" w:after="20"/>
-              <w:jc w:val="center"/>
-            </w:pPr>
-            <w:r/>
-            <w:r>
-              <w:rPr>
-                <w:rFonts w:ascii="Times New Roman" w:hAnsi="Times New Roman" w:eastAsia="Times New Roman"/>
-                <w:b w:val="0"/>
-                <w:sz w:val="22"/>
-              </w:rPr>
-              <w:t>1,77</w:t>
-            </w:r>
-          </w:p>
-        </w:tc>
-      </w:tr>
-      <w:tr>
-        <w:tc>
-          <w:tcPr>
-            <w:tcW w:type="dxa" w:w="2163"/>
-            <w:tcBorders>
-              <w:top w:val="single" w:sz="4" w:color="808080"/>
-              <w:left w:val="single" w:sz="4" w:color="808080"/>
-              <w:bottom w:val="single" w:sz="4" w:color="808080"/>
-              <w:right w:val="single" w:sz="4" w:color="808080"/>
-            </w:tcBorders>
-            <w:shd w:fill="D6EAF8" w:val="clear"/>
-          </w:tcPr>
-          <w:p>
-            <w:pPr>
-              <w:spacing w:before="20" w:after="20"/>
-              <w:jc w:val="center"/>
-            </w:pPr>
-            <w:r/>
-            <w:r>
-              <w:rPr>
-                <w:rFonts w:ascii="Times New Roman" w:hAnsi="Times New Roman" w:eastAsia="Times New Roman"/>
-                <w:b w:val="0"/>
-                <w:sz w:val="22"/>
-              </w:rPr>
-              <w:t>1,00</w:t>
-            </w:r>
-          </w:p>
-        </w:tc>
-        <w:tc>
-          <w:tcPr>
-            <w:tcW w:type="dxa" w:w="2163"/>
-            <w:tcBorders>
-              <w:top w:val="single" w:sz="4" w:color="808080"/>
-              <w:left w:val="single" w:sz="4" w:color="808080"/>
-              <w:bottom w:val="single" w:sz="4" w:color="808080"/>
-              <w:right w:val="single" w:sz="4" w:color="808080"/>
-            </w:tcBorders>
-            <w:shd w:fill="D6EAF8" w:val="clear"/>
-          </w:tcPr>
-          <w:p>
-            <w:pPr>
-              <w:spacing w:before="20" w:after="20"/>
-              <w:jc w:val="center"/>
-            </w:pPr>
-            <w:r/>
-            <w:r>
-              <w:rPr>
-                <w:rFonts w:ascii="Times New Roman" w:hAnsi="Times New Roman" w:eastAsia="Times New Roman"/>
-                <w:b w:val="0"/>
-                <w:sz w:val="22"/>
-              </w:rPr>
-              <w:t>0,4512</w:t>
-            </w:r>
-          </w:p>
-        </w:tc>
-        <w:tc>
-          <w:tcPr>
-            <w:tcW w:type="dxa" w:w="2163"/>
-            <w:tcBorders>
-              <w:top w:val="single" w:sz="4" w:color="808080"/>
-              <w:left w:val="single" w:sz="4" w:color="808080"/>
-              <w:bottom w:val="single" w:sz="4" w:color="808080"/>
-              <w:right w:val="single" w:sz="4" w:color="808080"/>
-            </w:tcBorders>
-            <w:shd w:fill="D6EAF8" w:val="clear"/>
-          </w:tcPr>
-          <w:p>
-            <w:pPr>
-              <w:spacing w:before="20" w:after="20"/>
-              <w:jc w:val="center"/>
-            </w:pPr>
-            <w:r/>
-            <w:r>
-              <w:rPr>
-                <w:rFonts w:ascii="Times New Roman" w:hAnsi="Times New Roman" w:eastAsia="Times New Roman"/>
-                <w:b w:val="0"/>
-                <w:sz w:val="22"/>
-              </w:rPr>
-              <w:t>0,3645</w:t>
-            </w:r>
-          </w:p>
-        </w:tc>
-        <w:tc>
-          <w:tcPr>
-            <w:tcW w:type="dxa" w:w="2163"/>
-            <w:tcBorders>
-              <w:top w:val="single" w:sz="4" w:color="808080"/>
-              <w:left w:val="single" w:sz="4" w:color="808080"/>
-              <w:bottom w:val="single" w:sz="4" w:color="808080"/>
-              <w:right w:val="single" w:sz="4" w:color="808080"/>
-            </w:tcBorders>
-            <w:shd w:fill="D6EAF8" w:val="clear"/>
-          </w:tcPr>
-          <w:p>
-            <w:pPr>
-              <w:spacing w:before="20" w:after="20"/>
-              <w:jc w:val="center"/>
-            </w:pPr>
-            <w:r/>
-            <w:r>
-              <w:rPr>
-                <w:rFonts w:ascii="Times New Roman" w:hAnsi="Times New Roman" w:eastAsia="Times New Roman"/>
-                <w:b w:val="0"/>
-                <w:sz w:val="22"/>
-              </w:rPr>
-              <w:t>0,0867</w:t>
-            </w:r>
-          </w:p>
-        </w:tc>
-        <w:tc>
-          <w:tcPr>
-            <w:tcW w:type="dxa" w:w="2163"/>
-            <w:tcBorders>
-              <w:top w:val="single" w:sz="4" w:color="808080"/>
-              <w:left w:val="single" w:sz="4" w:color="808080"/>
-              <w:bottom w:val="single" w:sz="4" w:color="808080"/>
-              <w:right w:val="single" w:sz="4" w:color="808080"/>
-            </w:tcBorders>
-            <w:shd w:fill="D6EAF8" w:val="clear"/>
-          </w:tcPr>
-          <w:p>
-            <w:pPr>
-              <w:spacing w:before="20" w:after="20"/>
-              <w:jc w:val="center"/>
-            </w:pPr>
-            <w:r/>
-            <w:r>
-              <w:rPr>
-                <w:rFonts w:ascii="Times New Roman" w:hAnsi="Times New Roman" w:eastAsia="Times New Roman"/>
-                <w:b w:val="0"/>
-                <w:sz w:val="22"/>
-              </w:rPr>
-              <w:t>16,46</w:t>
-            </w:r>
-          </w:p>
-        </w:tc>
-        <w:tc>
-          <w:tcPr>
-            <w:tcW w:type="dxa" w:w="2163"/>
-            <w:tcBorders>
-              <w:top w:val="single" w:sz="4" w:color="808080"/>
-              <w:left w:val="single" w:sz="4" w:color="808080"/>
-              <w:bottom w:val="single" w:sz="4" w:color="808080"/>
-              <w:right w:val="single" w:sz="4" w:color="808080"/>
-            </w:tcBorders>
-            <w:shd w:fill="D6EAF8" w:val="clear"/>
-          </w:tcPr>
-          <w:p>
-            <w:pPr>
-              <w:spacing w:before="20" w:after="20"/>
-              <w:jc w:val="center"/>
-            </w:pPr>
-            <w:r/>
-            <w:r>
-              <w:rPr>
-                <w:rFonts w:ascii="Times New Roman" w:hAnsi="Times New Roman" w:eastAsia="Times New Roman"/>
-                <w:b w:val="0"/>
-                <w:sz w:val="22"/>
-              </w:rPr>
-              <w:t>10,94</w:t>
-            </w:r>
-          </w:p>
-        </w:tc>
-        <w:tc>
-          <w:tcPr>
-            <w:tcW w:type="dxa" w:w="2163"/>
-            <w:tcBorders>
-              <w:top w:val="single" w:sz="4" w:color="808080"/>
-              <w:left w:val="single" w:sz="4" w:color="808080"/>
-              <w:bottom w:val="single" w:sz="4" w:color="808080"/>
-              <w:right w:val="single" w:sz="4" w:color="808080"/>
-            </w:tcBorders>
-            <w:shd w:fill="D6EAF8" w:val="clear"/>
-          </w:tcPr>
-          <w:p>
-            <w:pPr>
-              <w:spacing w:before="20" w:after="20"/>
-              <w:jc w:val="center"/>
-            </w:pPr>
-            <w:r/>
-            <w:r>
-              <w:rPr>
-                <w:rFonts w:ascii="Times New Roman" w:hAnsi="Times New Roman" w:eastAsia="Times New Roman"/>
-                <w:b w:val="0"/>
-                <w:sz w:val="22"/>
-              </w:rPr>
-              <w:t>2,60</w:t>
-            </w:r>
-          </w:p>
-        </w:tc>
-      </w:tr>
-      <w:tr>
-        <w:tc>
-          <w:tcPr>
-            <w:tcW w:type="dxa" w:w="2163"/>
-            <w:tcBorders>
-              <w:top w:val="single" w:sz="4" w:color="808080"/>
-              <w:left w:val="single" w:sz="4" w:color="808080"/>
-              <w:bottom w:val="single" w:sz="4" w:color="808080"/>
-              <w:right w:val="single" w:sz="4" w:color="808080"/>
-            </w:tcBorders>
-            <w:shd w:fill="FFFFFF" w:val="clear"/>
-          </w:tcPr>
-          <w:p>
-            <w:pPr>
-              <w:spacing w:before="20" w:after="20"/>
-              <w:jc w:val="center"/>
-            </w:pPr>
-            <w:r/>
-            <w:r>
-              <w:rPr>
-                <w:rFonts w:ascii="Times New Roman" w:hAnsi="Times New Roman" w:eastAsia="Times New Roman"/>
-                <w:b w:val="0"/>
-                <w:sz w:val="22"/>
-              </w:rPr>
-              <w:t>1,20</w:t>
-            </w:r>
-          </w:p>
-        </w:tc>
-        <w:tc>
-          <w:tcPr>
-            <w:tcW w:type="dxa" w:w="2163"/>
-            <w:tcBorders>
-              <w:top w:val="single" w:sz="4" w:color="808080"/>
-              <w:left w:val="single" w:sz="4" w:color="808080"/>
-              <w:bottom w:val="single" w:sz="4" w:color="808080"/>
-              <w:right w:val="single" w:sz="4" w:color="808080"/>
-            </w:tcBorders>
-            <w:shd w:fill="FFFFFF" w:val="clear"/>
-          </w:tcPr>
-          <w:p>
-            <w:pPr>
-              <w:spacing w:before="20" w:after="20"/>
-              <w:jc w:val="center"/>
-            </w:pPr>
-            <w:r/>
-            <w:r>
-              <w:rPr>
-                <w:rFonts w:ascii="Times New Roman" w:hAnsi="Times New Roman" w:eastAsia="Times New Roman"/>
-                <w:b w:val="0"/>
-                <w:sz w:val="22"/>
-              </w:rPr>
-              <w:t>0,5132</w:t>
-            </w:r>
-          </w:p>
-        </w:tc>
-        <w:tc>
-          <w:tcPr>
-            <w:tcW w:type="dxa" w:w="2163"/>
-            <w:tcBorders>
-              <w:top w:val="single" w:sz="4" w:color="808080"/>
-              <w:left w:val="single" w:sz="4" w:color="808080"/>
-              <w:bottom w:val="single" w:sz="4" w:color="808080"/>
-              <w:right w:val="single" w:sz="4" w:color="808080"/>
-            </w:tcBorders>
-            <w:shd w:fill="FFFFFF" w:val="clear"/>
-          </w:tcPr>
-          <w:p>
-            <w:pPr>
-              <w:spacing w:before="20" w:after="20"/>
-              <w:jc w:val="center"/>
-            </w:pPr>
-            <w:r/>
-            <w:r>
-              <w:rPr>
-                <w:rFonts w:ascii="Times New Roman" w:hAnsi="Times New Roman" w:eastAsia="Times New Roman"/>
-                <w:b w:val="0"/>
-                <w:sz w:val="22"/>
-              </w:rPr>
-              <w:t>0,3961</w:t>
-            </w:r>
-          </w:p>
-        </w:tc>
-        <w:tc>
-          <w:tcPr>
-            <w:tcW w:type="dxa" w:w="2163"/>
-            <w:tcBorders>
-              <w:top w:val="single" w:sz="4" w:color="808080"/>
-              <w:left w:val="single" w:sz="4" w:color="808080"/>
-              <w:bottom w:val="single" w:sz="4" w:color="808080"/>
-              <w:right w:val="single" w:sz="4" w:color="808080"/>
-            </w:tcBorders>
-            <w:shd w:fill="FFFFFF" w:val="clear"/>
-          </w:tcPr>
-          <w:p>
-            <w:pPr>
-              <w:spacing w:before="20" w:after="20"/>
-              <w:jc w:val="center"/>
-            </w:pPr>
-            <w:r/>
-            <w:r>
-              <w:rPr>
-                <w:rFonts w:ascii="Times New Roman" w:hAnsi="Times New Roman" w:eastAsia="Times New Roman"/>
-                <w:b w:val="0"/>
-                <w:sz w:val="22"/>
-              </w:rPr>
-              <w:t>0,1172</w:t>
-            </w:r>
-          </w:p>
-        </w:tc>
-        <w:tc>
-          <w:tcPr>
-            <w:tcW w:type="dxa" w:w="2163"/>
-            <w:tcBorders>
-              <w:top w:val="single" w:sz="4" w:color="808080"/>
-              <w:left w:val="single" w:sz="4" w:color="808080"/>
-              <w:bottom w:val="single" w:sz="4" w:color="808080"/>
-              <w:right w:val="single" w:sz="4" w:color="808080"/>
-            </w:tcBorders>
-            <w:shd w:fill="FFFFFF" w:val="clear"/>
-          </w:tcPr>
-          <w:p>
-            <w:pPr>
-              <w:spacing w:before="20" w:after="20"/>
-              <w:jc w:val="center"/>
-            </w:pPr>
-            <w:r/>
-            <w:r>
-              <w:rPr>
-                <w:rFonts w:ascii="Times New Roman" w:hAnsi="Times New Roman" w:eastAsia="Times New Roman"/>
-                <w:b w:val="0"/>
-                <w:sz w:val="22"/>
-              </w:rPr>
-              <w:t>14,60</w:t>
-            </w:r>
-          </w:p>
-        </w:tc>
-        <w:tc>
-          <w:tcPr>
-            <w:tcW w:type="dxa" w:w="2163"/>
-            <w:tcBorders>
-              <w:top w:val="single" w:sz="4" w:color="808080"/>
-              <w:left w:val="single" w:sz="4" w:color="808080"/>
-              <w:bottom w:val="single" w:sz="4" w:color="808080"/>
-              <w:right w:val="single" w:sz="4" w:color="808080"/>
-            </w:tcBorders>
-            <w:shd w:fill="FFFFFF" w:val="clear"/>
-          </w:tcPr>
-          <w:p>
-            <w:pPr>
-              <w:spacing w:before="20" w:after="20"/>
-              <w:jc w:val="center"/>
-            </w:pPr>
-            <w:r/>
-            <w:r>
-              <w:rPr>
-                <w:rFonts w:ascii="Times New Roman" w:hAnsi="Times New Roman" w:eastAsia="Times New Roman"/>
-                <w:b w:val="0"/>
-                <w:sz w:val="22"/>
-              </w:rPr>
-              <w:t>11,88</w:t>
-            </w:r>
-          </w:p>
-        </w:tc>
-        <w:tc>
-          <w:tcPr>
-            <w:tcW w:type="dxa" w:w="2163"/>
-            <w:tcBorders>
-              <w:top w:val="single" w:sz="4" w:color="808080"/>
-              <w:left w:val="single" w:sz="4" w:color="808080"/>
-              <w:bottom w:val="single" w:sz="4" w:color="808080"/>
-              <w:right w:val="single" w:sz="4" w:color="808080"/>
-            </w:tcBorders>
-            <w:shd w:fill="FFFFFF" w:val="clear"/>
-          </w:tcPr>
-          <w:p>
-            <w:pPr>
-              <w:spacing w:before="20" w:after="20"/>
-              <w:jc w:val="center"/>
-            </w:pPr>
-            <w:r/>
-            <w:r>
-              <w:rPr>
-                <w:rFonts w:ascii="Times New Roman" w:hAnsi="Times New Roman" w:eastAsia="Times New Roman"/>
-                <w:b w:val="0"/>
-                <w:sz w:val="22"/>
-              </w:rPr>
-              <w:t>3,52</w:t>
-            </w:r>
-          </w:p>
-        </w:tc>
-      </w:tr>
-      <w:tr>
-        <w:tc>
-          <w:tcPr>
-            <w:tcW w:type="dxa" w:w="2163"/>
-            <w:tcBorders>
-              <w:top w:val="single" w:sz="4" w:color="808080"/>
-              <w:left w:val="single" w:sz="4" w:color="808080"/>
-              <w:bottom w:val="single" w:sz="4" w:color="808080"/>
-              <w:right w:val="single" w:sz="4" w:color="808080"/>
-            </w:tcBorders>
-            <w:shd w:fill="D6EAF8" w:val="clear"/>
-          </w:tcPr>
-          <w:p>
-            <w:pPr>
-              <w:spacing w:before="20" w:after="20"/>
-              <w:jc w:val="center"/>
-            </w:pPr>
-            <w:r/>
-            <w:r>
-              <w:rPr>
-                <w:rFonts w:ascii="Times New Roman" w:hAnsi="Times New Roman" w:eastAsia="Times New Roman"/>
-                <w:b w:val="0"/>
-                <w:sz w:val="22"/>
-              </w:rPr>
-              <w:t>1,40</w:t>
-            </w:r>
-          </w:p>
-        </w:tc>
-        <w:tc>
-          <w:tcPr>
-            <w:tcW w:type="dxa" w:w="2163"/>
-            <w:tcBorders>
-              <w:top w:val="single" w:sz="4" w:color="808080"/>
-              <w:left w:val="single" w:sz="4" w:color="808080"/>
-              <w:bottom w:val="single" w:sz="4" w:color="808080"/>
-              <w:right w:val="single" w:sz="4" w:color="808080"/>
-            </w:tcBorders>
-            <w:shd w:fill="D6EAF8" w:val="clear"/>
-          </w:tcPr>
-          <w:p>
-            <w:pPr>
-              <w:spacing w:before="20" w:after="20"/>
-              <w:jc w:val="center"/>
-            </w:pPr>
-            <w:r/>
-            <w:r>
-              <w:rPr>
-                <w:rFonts w:ascii="Times New Roman" w:hAnsi="Times New Roman" w:eastAsia="Times New Roman"/>
-                <w:b w:val="0"/>
-                <w:sz w:val="22"/>
-              </w:rPr>
-              <w:t>0,5683</w:t>
-            </w:r>
-          </w:p>
-        </w:tc>
-        <w:tc>
-          <w:tcPr>
-            <w:tcW w:type="dxa" w:w="2163"/>
-            <w:tcBorders>
-              <w:top w:val="single" w:sz="4" w:color="808080"/>
-              <w:left w:val="single" w:sz="4" w:color="808080"/>
-              <w:bottom w:val="single" w:sz="4" w:color="808080"/>
-              <w:right w:val="single" w:sz="4" w:color="808080"/>
-            </w:tcBorders>
-            <w:shd w:fill="D6EAF8" w:val="clear"/>
-          </w:tcPr>
-          <w:p>
-            <w:pPr>
-              <w:spacing w:before="20" w:after="20"/>
-              <w:jc w:val="center"/>
-            </w:pPr>
-            <w:r/>
-            <w:r>
-              <w:rPr>
-                <w:rFonts w:ascii="Times New Roman" w:hAnsi="Times New Roman" w:eastAsia="Times New Roman"/>
-                <w:b w:val="0"/>
-                <w:sz w:val="22"/>
-              </w:rPr>
-              <w:t>0,4185</w:t>
-            </w:r>
-          </w:p>
-        </w:tc>
-        <w:tc>
-          <w:tcPr>
-            <w:tcW w:type="dxa" w:w="2163"/>
-            <w:tcBorders>
-              <w:top w:val="single" w:sz="4" w:color="808080"/>
-              <w:left w:val="single" w:sz="4" w:color="808080"/>
-              <w:bottom w:val="single" w:sz="4" w:color="808080"/>
-              <w:right w:val="single" w:sz="4" w:color="808080"/>
-            </w:tcBorders>
-            <w:shd w:fill="D6EAF8" w:val="clear"/>
-          </w:tcPr>
-          <w:p>
-            <w:pPr>
-              <w:spacing w:before="20" w:after="20"/>
-              <w:jc w:val="center"/>
-            </w:pPr>
-            <w:r/>
-            <w:r>
-              <w:rPr>
-                <w:rFonts w:ascii="Times New Roman" w:hAnsi="Times New Roman" w:eastAsia="Times New Roman"/>
-                <w:b w:val="0"/>
-                <w:sz w:val="22"/>
-              </w:rPr>
-              <w:t>0,1498</w:t>
-            </w:r>
-          </w:p>
-        </w:tc>
-        <w:tc>
-          <w:tcPr>
-            <w:tcW w:type="dxa" w:w="2163"/>
-            <w:tcBorders>
-              <w:top w:val="single" w:sz="4" w:color="808080"/>
-              <w:left w:val="single" w:sz="4" w:color="808080"/>
-              <w:bottom w:val="single" w:sz="4" w:color="808080"/>
-              <w:right w:val="single" w:sz="4" w:color="808080"/>
-            </w:tcBorders>
-            <w:shd w:fill="D6EAF8" w:val="clear"/>
-          </w:tcPr>
-          <w:p>
-            <w:pPr>
-              <w:spacing w:before="20" w:after="20"/>
-              <w:jc w:val="center"/>
-            </w:pPr>
-            <w:r/>
-            <w:r>
-              <w:rPr>
-                <w:rFonts w:ascii="Times New Roman" w:hAnsi="Times New Roman" w:eastAsia="Times New Roman"/>
-                <w:b w:val="0"/>
-                <w:sz w:val="22"/>
-              </w:rPr>
-              <w:t>12,95</w:t>
-            </w:r>
-          </w:p>
-        </w:tc>
-        <w:tc>
-          <w:tcPr>
-            <w:tcW w:type="dxa" w:w="2163"/>
-            <w:tcBorders>
-              <w:top w:val="single" w:sz="4" w:color="808080"/>
-              <w:left w:val="single" w:sz="4" w:color="808080"/>
-              <w:bottom w:val="single" w:sz="4" w:color="808080"/>
-              <w:right w:val="single" w:sz="4" w:color="808080"/>
-            </w:tcBorders>
-            <w:shd w:fill="D6EAF8" w:val="clear"/>
-          </w:tcPr>
-          <w:p>
-            <w:pPr>
-              <w:spacing w:before="20" w:after="20"/>
-              <w:jc w:val="center"/>
-            </w:pPr>
-            <w:r/>
-            <w:r>
-              <w:rPr>
-                <w:rFonts w:ascii="Times New Roman" w:hAnsi="Times New Roman" w:eastAsia="Times New Roman"/>
-                <w:b w:val="0"/>
-                <w:sz w:val="22"/>
-              </w:rPr>
-              <w:t>12,55</w:t>
-            </w:r>
-          </w:p>
-        </w:tc>
-        <w:tc>
-          <w:tcPr>
-            <w:tcW w:type="dxa" w:w="2163"/>
-            <w:tcBorders>
-              <w:top w:val="single" w:sz="4" w:color="808080"/>
-              <w:left w:val="single" w:sz="4" w:color="808080"/>
-              <w:bottom w:val="single" w:sz="4" w:color="808080"/>
-              <w:right w:val="single" w:sz="4" w:color="808080"/>
-            </w:tcBorders>
-            <w:shd w:fill="D6EAF8" w:val="clear"/>
-          </w:tcPr>
-          <w:p>
-            <w:pPr>
-              <w:spacing w:before="20" w:after="20"/>
-              <w:jc w:val="center"/>
-            </w:pPr>
-            <w:r/>
-            <w:r>
-              <w:rPr>
-                <w:rFonts w:ascii="Times New Roman" w:hAnsi="Times New Roman" w:eastAsia="Times New Roman"/>
-                <w:b w:val="0"/>
-                <w:sz w:val="22"/>
-              </w:rPr>
-              <w:t>4,49</w:t>
-            </w:r>
-          </w:p>
-        </w:tc>
-      </w:tr>
-      <w:tr>
-        <w:tc>
-          <w:tcPr>
-            <w:tcW w:type="dxa" w:w="2163"/>
-            <w:tcBorders>
-              <w:top w:val="single" w:sz="4" w:color="808080"/>
-              <w:left w:val="single" w:sz="4" w:color="808080"/>
-              <w:bottom w:val="single" w:sz="4" w:color="808080"/>
-              <w:right w:val="single" w:sz="4" w:color="808080"/>
-            </w:tcBorders>
-            <w:shd w:fill="FFFFFF" w:val="clear"/>
-          </w:tcPr>
-          <w:p>
-            <w:pPr>
-              <w:spacing w:before="20" w:after="20"/>
-              <w:jc w:val="center"/>
-            </w:pPr>
-            <w:r/>
-            <w:r>
-              <w:rPr>
-                <w:rFonts w:ascii="Times New Roman" w:hAnsi="Times New Roman" w:eastAsia="Times New Roman"/>
-                <w:b w:val="0"/>
-                <w:sz w:val="22"/>
-              </w:rPr>
-              <w:t>1,60</w:t>
-            </w:r>
-          </w:p>
-        </w:tc>
-        <w:tc>
-          <w:tcPr>
-            <w:tcW w:type="dxa" w:w="2163"/>
-            <w:tcBorders>
-              <w:top w:val="single" w:sz="4" w:color="808080"/>
-              <w:left w:val="single" w:sz="4" w:color="808080"/>
-              <w:bottom w:val="single" w:sz="4" w:color="808080"/>
-              <w:right w:val="single" w:sz="4" w:color="808080"/>
-            </w:tcBorders>
-            <w:shd w:fill="FFFFFF" w:val="clear"/>
-          </w:tcPr>
-          <w:p>
-            <w:pPr>
-              <w:spacing w:before="20" w:after="20"/>
-              <w:jc w:val="center"/>
-            </w:pPr>
-            <w:r/>
-            <w:r>
-              <w:rPr>
-                <w:rFonts w:ascii="Times New Roman" w:hAnsi="Times New Roman" w:eastAsia="Times New Roman"/>
-                <w:b w:val="0"/>
-                <w:sz w:val="22"/>
-              </w:rPr>
-              <w:t>0,6171</w:t>
-            </w:r>
-          </w:p>
-        </w:tc>
-        <w:tc>
-          <w:tcPr>
-            <w:tcW w:type="dxa" w:w="2163"/>
-            <w:tcBorders>
-              <w:top w:val="single" w:sz="4" w:color="808080"/>
-              <w:left w:val="single" w:sz="4" w:color="808080"/>
-              <w:bottom w:val="single" w:sz="4" w:color="808080"/>
-              <w:right w:val="single" w:sz="4" w:color="808080"/>
-            </w:tcBorders>
-            <w:shd w:fill="FFFFFF" w:val="clear"/>
-          </w:tcPr>
-          <w:p>
-            <w:pPr>
-              <w:spacing w:before="20" w:after="20"/>
-              <w:jc w:val="center"/>
-            </w:pPr>
-            <w:r/>
-            <w:r>
-              <w:rPr>
-                <w:rFonts w:ascii="Times New Roman" w:hAnsi="Times New Roman" w:eastAsia="Times New Roman"/>
-                <w:b w:val="0"/>
-                <w:sz w:val="22"/>
-              </w:rPr>
-              <w:t>0,4332</w:t>
-            </w:r>
-          </w:p>
-        </w:tc>
-        <w:tc>
-          <w:tcPr>
-            <w:tcW w:type="dxa" w:w="2163"/>
-            <w:tcBorders>
-              <w:top w:val="single" w:sz="4" w:color="808080"/>
-              <w:left w:val="single" w:sz="4" w:color="808080"/>
-              <w:bottom w:val="single" w:sz="4" w:color="808080"/>
-              <w:right w:val="single" w:sz="4" w:color="808080"/>
-            </w:tcBorders>
-            <w:shd w:fill="FFFFFF" w:val="clear"/>
-          </w:tcPr>
-          <w:p>
-            <w:pPr>
-              <w:spacing w:before="20" w:after="20"/>
-              <w:jc w:val="center"/>
-            </w:pPr>
-            <w:r/>
-            <w:r>
-              <w:rPr>
-                <w:rFonts w:ascii="Times New Roman" w:hAnsi="Times New Roman" w:eastAsia="Times New Roman"/>
-                <w:b w:val="0"/>
-                <w:sz w:val="22"/>
-              </w:rPr>
-              <w:t>0,1839</w:t>
-            </w:r>
-          </w:p>
-        </w:tc>
-        <w:tc>
-          <w:tcPr>
-            <w:tcW w:type="dxa" w:w="2163"/>
-            <w:tcBorders>
-              <w:top w:val="single" w:sz="4" w:color="808080"/>
-              <w:left w:val="single" w:sz="4" w:color="808080"/>
-              <w:bottom w:val="single" w:sz="4" w:color="808080"/>
-              <w:right w:val="single" w:sz="4" w:color="808080"/>
-            </w:tcBorders>
-            <w:shd w:fill="FFFFFF" w:val="clear"/>
-          </w:tcPr>
-          <w:p>
-            <w:pPr>
-              <w:spacing w:before="20" w:after="20"/>
-              <w:jc w:val="center"/>
-            </w:pPr>
-            <w:r/>
-            <w:r>
-              <w:rPr>
-                <w:rFonts w:ascii="Times New Roman" w:hAnsi="Times New Roman" w:eastAsia="Times New Roman"/>
-                <w:b w:val="0"/>
-                <w:sz w:val="22"/>
-              </w:rPr>
-              <w:t>11,49</w:t>
-            </w:r>
-          </w:p>
-        </w:tc>
-        <w:tc>
-          <w:tcPr>
-            <w:tcW w:type="dxa" w:w="2163"/>
-            <w:tcBorders>
-              <w:top w:val="single" w:sz="4" w:color="808080"/>
-              <w:left w:val="single" w:sz="4" w:color="808080"/>
-              <w:bottom w:val="single" w:sz="4" w:color="808080"/>
-              <w:right w:val="single" w:sz="4" w:color="808080"/>
-            </w:tcBorders>
-            <w:shd w:fill="FFFFFF" w:val="clear"/>
-          </w:tcPr>
-          <w:p>
-            <w:pPr>
-              <w:spacing w:before="20" w:after="20"/>
-              <w:jc w:val="center"/>
-            </w:pPr>
-            <w:r/>
-            <w:r>
-              <w:rPr>
-                <w:rFonts w:ascii="Times New Roman" w:hAnsi="Times New Roman" w:eastAsia="Times New Roman"/>
-                <w:b w:val="0"/>
-                <w:sz w:val="22"/>
-              </w:rPr>
-              <w:t>13,00</w:t>
-            </w:r>
-          </w:p>
-        </w:tc>
-        <w:tc>
-          <w:tcPr>
-            <w:tcW w:type="dxa" w:w="2163"/>
-            <w:tcBorders>
-              <w:top w:val="single" w:sz="4" w:color="808080"/>
-              <w:left w:val="single" w:sz="4" w:color="808080"/>
-              <w:bottom w:val="single" w:sz="4" w:color="808080"/>
-              <w:right w:val="single" w:sz="4" w:color="808080"/>
-            </w:tcBorders>
-            <w:shd w:fill="FFFFFF" w:val="clear"/>
-          </w:tcPr>
-          <w:p>
-            <w:pPr>
-              <w:spacing w:before="20" w:after="20"/>
-              <w:jc w:val="center"/>
-            </w:pPr>
-            <w:r/>
-            <w:r>
-              <w:rPr>
-                <w:rFonts w:ascii="Times New Roman" w:hAnsi="Times New Roman" w:eastAsia="Times New Roman"/>
-                <w:b w:val="0"/>
-                <w:sz w:val="22"/>
-              </w:rPr>
-              <w:t>5,52</w:t>
-            </w:r>
-          </w:p>
-        </w:tc>
-      </w:tr>
-      <w:tr>
-        <w:tc>
-          <w:tcPr>
-            <w:tcW w:type="dxa" w:w="2163"/>
-            <w:tcBorders>
-              <w:top w:val="single" w:sz="4" w:color="808080"/>
-              <w:left w:val="single" w:sz="4" w:color="808080"/>
-              <w:bottom w:val="single" w:sz="4" w:color="808080"/>
-              <w:right w:val="single" w:sz="4" w:color="808080"/>
-            </w:tcBorders>
-            <w:shd w:fill="D6EAF8" w:val="clear"/>
-          </w:tcPr>
-          <w:p>
-            <w:pPr>
-              <w:spacing w:before="20" w:after="20"/>
-              <w:jc w:val="center"/>
-            </w:pPr>
-            <w:r/>
-            <w:r>
-              <w:rPr>
-                <w:rFonts w:ascii="Times New Roman" w:hAnsi="Times New Roman" w:eastAsia="Times New Roman"/>
-                <w:b w:val="0"/>
-                <w:sz w:val="22"/>
-              </w:rPr>
-              <w:t>1,80</w:t>
-            </w:r>
-          </w:p>
-        </w:tc>
-        <w:tc>
-          <w:tcPr>
-            <w:tcW w:type="dxa" w:w="2163"/>
-            <w:tcBorders>
-              <w:top w:val="single" w:sz="4" w:color="808080"/>
-              <w:left w:val="single" w:sz="4" w:color="808080"/>
-              <w:bottom w:val="single" w:sz="4" w:color="808080"/>
-              <w:right w:val="single" w:sz="4" w:color="808080"/>
-            </w:tcBorders>
-            <w:shd w:fill="D6EAF8" w:val="clear"/>
-          </w:tcPr>
-          <w:p>
-            <w:pPr>
-              <w:spacing w:before="20" w:after="20"/>
-              <w:jc w:val="center"/>
-            </w:pPr>
-            <w:r/>
-            <w:r>
-              <w:rPr>
-                <w:rFonts w:ascii="Times New Roman" w:hAnsi="Times New Roman" w:eastAsia="Times New Roman"/>
-                <w:b w:val="0"/>
-                <w:sz w:val="22"/>
-              </w:rPr>
-              <w:t>0,6604</w:t>
-            </w:r>
-          </w:p>
-        </w:tc>
-        <w:tc>
-          <w:tcPr>
-            <w:tcW w:type="dxa" w:w="2163"/>
-            <w:tcBorders>
-              <w:top w:val="single" w:sz="4" w:color="808080"/>
-              <w:left w:val="single" w:sz="4" w:color="808080"/>
-              <w:bottom w:val="single" w:sz="4" w:color="808080"/>
-              <w:right w:val="single" w:sz="4" w:color="808080"/>
-            </w:tcBorders>
-            <w:shd w:fill="D6EAF8" w:val="clear"/>
-          </w:tcPr>
-          <w:p>
-            <w:pPr>
-              <w:spacing w:before="20" w:after="20"/>
-              <w:jc w:val="center"/>
-            </w:pPr>
-            <w:r/>
-            <w:r>
-              <w:rPr>
-                <w:rFonts w:ascii="Times New Roman" w:hAnsi="Times New Roman" w:eastAsia="Times New Roman"/>
-                <w:b w:val="0"/>
-                <w:sz w:val="22"/>
-              </w:rPr>
-              <w:t>0,4415</w:t>
-            </w:r>
-          </w:p>
-        </w:tc>
-        <w:tc>
-          <w:tcPr>
-            <w:tcW w:type="dxa" w:w="2163"/>
-            <w:tcBorders>
-              <w:top w:val="single" w:sz="4" w:color="808080"/>
-              <w:left w:val="single" w:sz="4" w:color="808080"/>
-              <w:bottom w:val="single" w:sz="4" w:color="808080"/>
-              <w:right w:val="single" w:sz="4" w:color="808080"/>
-            </w:tcBorders>
-            <w:shd w:fill="D6EAF8" w:val="clear"/>
-          </w:tcPr>
-          <w:p>
-            <w:pPr>
-              <w:spacing w:before="20" w:after="20"/>
-              <w:jc w:val="center"/>
-            </w:pPr>
-            <w:r/>
-            <w:r>
-              <w:rPr>
-                <w:rFonts w:ascii="Times New Roman" w:hAnsi="Times New Roman" w:eastAsia="Times New Roman"/>
-                <w:b w:val="0"/>
-                <w:sz w:val="22"/>
-              </w:rPr>
-              <w:t>0,2189</w:t>
-            </w:r>
-          </w:p>
-        </w:tc>
-        <w:tc>
-          <w:tcPr>
-            <w:tcW w:type="dxa" w:w="2163"/>
-            <w:tcBorders>
-              <w:top w:val="single" w:sz="4" w:color="808080"/>
-              <w:left w:val="single" w:sz="4" w:color="808080"/>
-              <w:bottom w:val="single" w:sz="4" w:color="808080"/>
-              <w:right w:val="single" w:sz="4" w:color="808080"/>
-            </w:tcBorders>
-            <w:shd w:fill="D6EAF8" w:val="clear"/>
-          </w:tcPr>
-          <w:p>
-            <w:pPr>
-              <w:spacing w:before="20" w:after="20"/>
-              <w:jc w:val="center"/>
-            </w:pPr>
-            <w:r/>
-            <w:r>
-              <w:rPr>
-                <w:rFonts w:ascii="Times New Roman" w:hAnsi="Times New Roman" w:eastAsia="Times New Roman"/>
-                <w:b w:val="0"/>
-                <w:sz w:val="22"/>
-              </w:rPr>
-              <w:t>10,19</w:t>
-            </w:r>
-          </w:p>
-        </w:tc>
-        <w:tc>
-          <w:tcPr>
-            <w:tcW w:type="dxa" w:w="2163"/>
-            <w:tcBorders>
-              <w:top w:val="single" w:sz="4" w:color="808080"/>
-              <w:left w:val="single" w:sz="4" w:color="808080"/>
-              <w:bottom w:val="single" w:sz="4" w:color="808080"/>
-              <w:right w:val="single" w:sz="4" w:color="808080"/>
-            </w:tcBorders>
-            <w:shd w:fill="D6EAF8" w:val="clear"/>
-          </w:tcPr>
-          <w:p>
-            <w:pPr>
-              <w:spacing w:before="20" w:after="20"/>
-              <w:jc w:val="center"/>
-            </w:pPr>
-            <w:r/>
-            <w:r>
-              <w:rPr>
-                <w:rFonts w:ascii="Times New Roman" w:hAnsi="Times New Roman" w:eastAsia="Times New Roman"/>
-                <w:b w:val="0"/>
-                <w:sz w:val="22"/>
-              </w:rPr>
-              <w:t>13,25</w:t>
-            </w:r>
-          </w:p>
-        </w:tc>
-        <w:tc>
-          <w:tcPr>
-            <w:tcW w:type="dxa" w:w="2163"/>
-            <w:tcBorders>
-              <w:top w:val="single" w:sz="4" w:color="808080"/>
-              <w:left w:val="single" w:sz="4" w:color="808080"/>
-              <w:bottom w:val="single" w:sz="4" w:color="808080"/>
-              <w:right w:val="single" w:sz="4" w:color="808080"/>
-            </w:tcBorders>
-            <w:shd w:fill="D6EAF8" w:val="clear"/>
-          </w:tcPr>
-          <w:p>
-            <w:pPr>
-              <w:spacing w:before="20" w:after="20"/>
-              <w:jc w:val="center"/>
-            </w:pPr>
-            <w:r/>
-            <w:r>
-              <w:rPr>
-                <w:rFonts w:ascii="Times New Roman" w:hAnsi="Times New Roman" w:eastAsia="Times New Roman"/>
-                <w:b w:val="0"/>
-                <w:sz w:val="22"/>
-              </w:rPr>
-              <w:t>6,57</w:t>
+              <w:t>0,00</w:t>
             </w:r>
           </w:p>
         </w:tc>
@@ -6383,7 +2372,7 @@
                 <w:b/>
                 <w:sz w:val="22"/>
               </w:rPr>
-              <w:t>2,00</w:t>
+              <w:t>0,50</w:t>
             </w:r>
           </w:p>
         </w:tc>

--- a/reaktory_sistemy_variant2/Punkt2_modeling_tables.docx
+++ b/reaktory_sistemy_variant2/Punkt2_modeling_tables.docx
@@ -12,7 +12,20 @@
           <w:b/>
           <w:sz w:val="32"/>
         </w:rPr>
-        <w:t>Лабораторная работа «Реакторные системы». Вариант 2</w:t>
+        <w:t>Лабораторная работа «Реакторные системы». Изотермические процессы</w:t>
+      </w:r>
+    </w:p>
+    <w:p>
+      <w:pPr>
+        <w:spacing w:after="120" w:before="0" w:line="276" w:lineRule="auto"/>
+      </w:pPr>
+      <w:r>
+        <w:rPr>
+          <w:rFonts w:ascii="Times New Roman" w:hAnsi="Times New Roman" w:eastAsia="Times New Roman"/>
+          <w:b/>
+          <w:sz w:val="28"/>
+        </w:rPr>
+        <w:t>Вариант 2. n1 = n2 = 1.  CA0 = 30 моль/л, V = 100 л, v0 = 50 л/мин</w:t>
       </w:r>
     </w:p>
     <w:p>
@@ -23,14 +36,14 @@
         <w:rPr>
           <w:rFonts w:ascii="Times New Roman" w:hAnsi="Times New Roman" w:eastAsia="Times New Roman"/>
           <w:b/>
-          <w:sz w:val="32"/>
+          <w:sz w:val="28"/>
         </w:rPr>
-        <w:t>Пункт 2. Таблицы результатов моделирования</w:t>
+        <w:t>Пункт 2. Таблица с результатами моделирования для каждого реактора каждой системы</w:t>
       </w:r>
     </w:p>
     <w:p>
       <w:pPr>
-        <w:spacing w:after="200" w:before="0" w:line="276" w:lineRule="auto"/>
+        <w:spacing w:after="160" w:before="0" w:line="276" w:lineRule="auto"/>
       </w:pPr>
       <w:r>
         <w:rPr>
@@ -38,12 +51,12 @@
           <w:b w:val="0"/>
           <w:sz w:val="24"/>
         </w:rPr>
-        <w:t>Четыре системы — четыре таблицы. На экране у каждой две строки: τ = 0 (вход) и τ = 0,5 мин (выход). CA0 = 30 моль/л: CA = 30·(1−X), CR = 30·Y, CS = 30·Z. Жёлтая строка — выход.</w:t>
+        <w:t>По методичке: отдельная таблица на каждый аппарат. Колонки как в бланке. Тау — время пребывания в моделируемом реакторе (не сумма по системе). У РИС-н на экране две строки: вход τ = 0 и выход τ = τi. У РИВ — то же: вход и выход аппарата. CA = 30·(1−X), CR = 30·Y, CS = 30·Z. Жёлтая строка — выход реактора.</w:t>
       </w:r>
     </w:p>
     <w:p>
       <w:pPr>
-        <w:spacing w:after="120" w:before="160" w:line="276" w:lineRule="auto"/>
+        <w:spacing w:after="120" w:before="0" w:line="276" w:lineRule="auto"/>
       </w:pPr>
       <w:r>
         <w:rPr>
@@ -52,7 +65,7 @@
           <w:color w:val="1F4E79"/>
           <w:sz w:val="28"/>
         </w:rPr>
-        <w:t>Таблица 1. Система 1 — четыре РИС-н последовательно</w:t>
+        <w:t>Система 1. Четыре последовательно соединённых РИС-н одинакового объёма</w:t>
       </w:r>
     </w:p>
     <w:p>
@@ -65,7 +78,21 @@
           <w:b w:val="0"/>
           <w:sz w:val="24"/>
         </w:rPr>
-        <w:t>Vi = 25 л, vi = 50 л/мин, τi = 0,5 мин. Две строки с экрана: вход системы и выход реактора 4.</w:t>
+        <w:t>Vi = 25 л, vi = 50 л/мин, τi = 0,5 мин. Данные с экрана программы.</w:t>
+      </w:r>
+    </w:p>
+    <w:p>
+      <w:pPr>
+        <w:spacing w:after="80" w:before="80" w:line="276" w:lineRule="auto"/>
+      </w:pPr>
+      <w:r>
+        <w:rPr>
+          <w:rFonts w:ascii="Times New Roman" w:hAnsi="Times New Roman" w:eastAsia="Times New Roman"/>
+          <w:b/>
+          <w:color w:val="2E75B6"/>
+          <w:sz w:val="26"/>
+        </w:rPr>
+        <w:t>Реактор 1</w:t>
       </w:r>
     </w:p>
     <w:tbl>
@@ -76,18 +103,18 @@
         <w:tblLook w:firstColumn="1" w:firstRow="1" w:lastColumn="0" w:lastRow="0" w:noHBand="0" w:noVBand="1" w:val="04A0"/>
       </w:tblPr>
       <w:tblGrid>
-        <w:gridCol w:w="2163"/>
-        <w:gridCol w:w="2163"/>
-        <w:gridCol w:w="2163"/>
-        <w:gridCol w:w="2163"/>
-        <w:gridCol w:w="2163"/>
-        <w:gridCol w:w="2163"/>
-        <w:gridCol w:w="2163"/>
+        <w:gridCol w:w="1434"/>
+        <w:gridCol w:w="1434"/>
+        <w:gridCol w:w="1434"/>
+        <w:gridCol w:w="1434"/>
+        <w:gridCol w:w="1434"/>
+        <w:gridCol w:w="1434"/>
+        <w:gridCol w:w="1434"/>
       </w:tblGrid>
       <w:tr>
         <w:tc>
           <w:tcPr>
-            <w:tcW w:type="dxa" w:w="2163"/>
+            <w:tcW w:type="dxa" w:w="1434"/>
             <w:tcBorders>
               <w:top w:val="single" w:sz="4" w:color="808080"/>
               <w:left w:val="single" w:sz="4" w:color="808080"/>
@@ -109,13 +136,13 @@
                 <w:color w:val="FFFFFF"/>
                 <w:sz w:val="22"/>
               </w:rPr>
-              <w:t>τ, мин</w:t>
+              <w:t>Тау, мин</w:t>
             </w:r>
           </w:p>
         </w:tc>
         <w:tc>
           <w:tcPr>
-            <w:tcW w:type="dxa" w:w="2163"/>
+            <w:tcW w:type="dxa" w:w="1434"/>
             <w:tcBorders>
               <w:top w:val="single" w:sz="4" w:color="808080"/>
               <w:left w:val="single" w:sz="4" w:color="808080"/>
@@ -143,7 +170,35 @@
         </w:tc>
         <w:tc>
           <w:tcPr>
-            <w:tcW w:type="dxa" w:w="2163"/>
+            <w:tcW w:type="dxa" w:w="1434"/>
+            <w:tcBorders>
+              <w:top w:val="single" w:sz="4" w:color="808080"/>
+              <w:left w:val="single" w:sz="4" w:color="808080"/>
+              <w:bottom w:val="single" w:sz="4" w:color="808080"/>
+              <w:right w:val="single" w:sz="4" w:color="808080"/>
+            </w:tcBorders>
+            <w:shd w:fill="1F4E79" w:val="clear"/>
+          </w:tcPr>
+          <w:p>
+            <w:pPr>
+              <w:spacing w:before="20" w:after="20"/>
+              <w:jc w:val="center"/>
+            </w:pPr>
+            <w:r/>
+            <w:r>
+              <w:rPr>
+                <w:rFonts w:ascii="Times New Roman" w:hAnsi="Times New Roman" w:eastAsia="Times New Roman"/>
+                <w:b/>
+                <w:color w:val="FFFFFF"/>
+                <w:sz w:val="22"/>
+              </w:rPr>
+              <w:t>CA, моль/л</w:t>
+            </w:r>
+          </w:p>
+        </w:tc>
+        <w:tc>
+          <w:tcPr>
+            <w:tcW w:type="dxa" w:w="1434"/>
             <w:tcBorders>
               <w:top w:val="single" w:sz="4" w:color="808080"/>
               <w:left w:val="single" w:sz="4" w:color="808080"/>
@@ -171,7 +226,35 @@
         </w:tc>
         <w:tc>
           <w:tcPr>
-            <w:tcW w:type="dxa" w:w="2163"/>
+            <w:tcW w:type="dxa" w:w="1434"/>
+            <w:tcBorders>
+              <w:top w:val="single" w:sz="4" w:color="808080"/>
+              <w:left w:val="single" w:sz="4" w:color="808080"/>
+              <w:bottom w:val="single" w:sz="4" w:color="808080"/>
+              <w:right w:val="single" w:sz="4" w:color="808080"/>
+            </w:tcBorders>
+            <w:shd w:fill="1F4E79" w:val="clear"/>
+          </w:tcPr>
+          <w:p>
+            <w:pPr>
+              <w:spacing w:before="20" w:after="20"/>
+              <w:jc w:val="center"/>
+            </w:pPr>
+            <w:r/>
+            <w:r>
+              <w:rPr>
+                <w:rFonts w:ascii="Times New Roman" w:hAnsi="Times New Roman" w:eastAsia="Times New Roman"/>
+                <w:b/>
+                <w:color w:val="FFFFFF"/>
+                <w:sz w:val="22"/>
+              </w:rPr>
+              <w:t>CR, моль/л</w:t>
+            </w:r>
+          </w:p>
+        </w:tc>
+        <w:tc>
+          <w:tcPr>
+            <w:tcW w:type="dxa" w:w="1434"/>
             <w:tcBorders>
               <w:top w:val="single" w:sz="4" w:color="808080"/>
               <w:left w:val="single" w:sz="4" w:color="808080"/>
@@ -199,63 +282,7 @@
         </w:tc>
         <w:tc>
           <w:tcPr>
-            <w:tcW w:type="dxa" w:w="2163"/>
-            <w:tcBorders>
-              <w:top w:val="single" w:sz="4" w:color="808080"/>
-              <w:left w:val="single" w:sz="4" w:color="808080"/>
-              <w:bottom w:val="single" w:sz="4" w:color="808080"/>
-              <w:right w:val="single" w:sz="4" w:color="808080"/>
-            </w:tcBorders>
-            <w:shd w:fill="1F4E79" w:val="clear"/>
-          </w:tcPr>
-          <w:p>
-            <w:pPr>
-              <w:spacing w:before="20" w:after="20"/>
-              <w:jc w:val="center"/>
-            </w:pPr>
-            <w:r/>
-            <w:r>
-              <w:rPr>
-                <w:rFonts w:ascii="Times New Roman" w:hAnsi="Times New Roman" w:eastAsia="Times New Roman"/>
-                <w:b/>
-                <w:color w:val="FFFFFF"/>
-                <w:sz w:val="22"/>
-              </w:rPr>
-              <w:t>CA, моль/л</w:t>
-            </w:r>
-          </w:p>
-        </w:tc>
-        <w:tc>
-          <w:tcPr>
-            <w:tcW w:type="dxa" w:w="2163"/>
-            <w:tcBorders>
-              <w:top w:val="single" w:sz="4" w:color="808080"/>
-              <w:left w:val="single" w:sz="4" w:color="808080"/>
-              <w:bottom w:val="single" w:sz="4" w:color="808080"/>
-              <w:right w:val="single" w:sz="4" w:color="808080"/>
-            </w:tcBorders>
-            <w:shd w:fill="1F4E79" w:val="clear"/>
-          </w:tcPr>
-          <w:p>
-            <w:pPr>
-              <w:spacing w:before="20" w:after="20"/>
-              <w:jc w:val="center"/>
-            </w:pPr>
-            <w:r/>
-            <w:r>
-              <w:rPr>
-                <w:rFonts w:ascii="Times New Roman" w:hAnsi="Times New Roman" w:eastAsia="Times New Roman"/>
-                <w:b/>
-                <w:color w:val="FFFFFF"/>
-                <w:sz w:val="22"/>
-              </w:rPr>
-              <w:t>CR, моль/л</w:t>
-            </w:r>
-          </w:p>
-        </w:tc>
-        <w:tc>
-          <w:tcPr>
-            <w:tcW w:type="dxa" w:w="2163"/>
+            <w:tcW w:type="dxa" w:w="1434"/>
             <w:tcBorders>
               <w:top w:val="single" w:sz="4" w:color="808080"/>
               <w:left w:val="single" w:sz="4" w:color="808080"/>
@@ -285,7 +312,7 @@
       <w:tr>
         <w:tc>
           <w:tcPr>
-            <w:tcW w:type="dxa" w:w="2163"/>
+            <w:tcW w:type="dxa" w:w="1434"/>
             <w:tcBorders>
               <w:top w:val="single" w:sz="4" w:color="808080"/>
               <w:left w:val="single" w:sz="4" w:color="808080"/>
@@ -312,7 +339,7 @@
         </w:tc>
         <w:tc>
           <w:tcPr>
-            <w:tcW w:type="dxa" w:w="2163"/>
+            <w:tcW w:type="dxa" w:w="1434"/>
             <w:tcBorders>
               <w:top w:val="single" w:sz="4" w:color="808080"/>
               <w:left w:val="single" w:sz="4" w:color="808080"/>
@@ -339,7 +366,34 @@
         </w:tc>
         <w:tc>
           <w:tcPr>
-            <w:tcW w:type="dxa" w:w="2163"/>
+            <w:tcW w:type="dxa" w:w="1434"/>
+            <w:tcBorders>
+              <w:top w:val="single" w:sz="4" w:color="808080"/>
+              <w:left w:val="single" w:sz="4" w:color="808080"/>
+              <w:bottom w:val="single" w:sz="4" w:color="808080"/>
+              <w:right w:val="single" w:sz="4" w:color="808080"/>
+            </w:tcBorders>
+            <w:shd w:fill="FFFFFF" w:val="clear"/>
+          </w:tcPr>
+          <w:p>
+            <w:pPr>
+              <w:spacing w:before="20" w:after="20"/>
+              <w:jc w:val="center"/>
+            </w:pPr>
+            <w:r/>
+            <w:r>
+              <w:rPr>
+                <w:rFonts w:ascii="Times New Roman" w:hAnsi="Times New Roman" w:eastAsia="Times New Roman"/>
+                <w:b w:val="0"/>
+                <w:sz w:val="22"/>
+              </w:rPr>
+              <w:t>30,00</w:t>
+            </w:r>
+          </w:p>
+        </w:tc>
+        <w:tc>
+          <w:tcPr>
+            <w:tcW w:type="dxa" w:w="1434"/>
             <w:tcBorders>
               <w:top w:val="single" w:sz="4" w:color="808080"/>
               <w:left w:val="single" w:sz="4" w:color="808080"/>
@@ -366,7 +420,34 @@
         </w:tc>
         <w:tc>
           <w:tcPr>
-            <w:tcW w:type="dxa" w:w="2163"/>
+            <w:tcW w:type="dxa" w:w="1434"/>
+            <w:tcBorders>
+              <w:top w:val="single" w:sz="4" w:color="808080"/>
+              <w:left w:val="single" w:sz="4" w:color="808080"/>
+              <w:bottom w:val="single" w:sz="4" w:color="808080"/>
+              <w:right w:val="single" w:sz="4" w:color="808080"/>
+            </w:tcBorders>
+            <w:shd w:fill="FFFFFF" w:val="clear"/>
+          </w:tcPr>
+          <w:p>
+            <w:pPr>
+              <w:spacing w:before="20" w:after="20"/>
+              <w:jc w:val="center"/>
+            </w:pPr>
+            <w:r/>
+            <w:r>
+              <w:rPr>
+                <w:rFonts w:ascii="Times New Roman" w:hAnsi="Times New Roman" w:eastAsia="Times New Roman"/>
+                <w:b w:val="0"/>
+                <w:sz w:val="22"/>
+              </w:rPr>
+              <w:t>0,00</w:t>
+            </w:r>
+          </w:p>
+        </w:tc>
+        <w:tc>
+          <w:tcPr>
+            <w:tcW w:type="dxa" w:w="1434"/>
             <w:tcBorders>
               <w:top w:val="single" w:sz="4" w:color="808080"/>
               <w:left w:val="single" w:sz="4" w:color="808080"/>
@@ -393,61 +474,7 @@
         </w:tc>
         <w:tc>
           <w:tcPr>
-            <w:tcW w:type="dxa" w:w="2163"/>
-            <w:tcBorders>
-              <w:top w:val="single" w:sz="4" w:color="808080"/>
-              <w:left w:val="single" w:sz="4" w:color="808080"/>
-              <w:bottom w:val="single" w:sz="4" w:color="808080"/>
-              <w:right w:val="single" w:sz="4" w:color="808080"/>
-            </w:tcBorders>
-            <w:shd w:fill="FFFFFF" w:val="clear"/>
-          </w:tcPr>
-          <w:p>
-            <w:pPr>
-              <w:spacing w:before="20" w:after="20"/>
-              <w:jc w:val="center"/>
-            </w:pPr>
-            <w:r/>
-            <w:r>
-              <w:rPr>
-                <w:rFonts w:ascii="Times New Roman" w:hAnsi="Times New Roman" w:eastAsia="Times New Roman"/>
-                <w:b w:val="0"/>
-                <w:sz w:val="22"/>
-              </w:rPr>
-              <w:t>30,00</w:t>
-            </w:r>
-          </w:p>
-        </w:tc>
-        <w:tc>
-          <w:tcPr>
-            <w:tcW w:type="dxa" w:w="2163"/>
-            <w:tcBorders>
-              <w:top w:val="single" w:sz="4" w:color="808080"/>
-              <w:left w:val="single" w:sz="4" w:color="808080"/>
-              <w:bottom w:val="single" w:sz="4" w:color="808080"/>
-              <w:right w:val="single" w:sz="4" w:color="808080"/>
-            </w:tcBorders>
-            <w:shd w:fill="FFFFFF" w:val="clear"/>
-          </w:tcPr>
-          <w:p>
-            <w:pPr>
-              <w:spacing w:before="20" w:after="20"/>
-              <w:jc w:val="center"/>
-            </w:pPr>
-            <w:r/>
-            <w:r>
-              <w:rPr>
-                <w:rFonts w:ascii="Times New Roman" w:hAnsi="Times New Roman" w:eastAsia="Times New Roman"/>
-                <w:b w:val="0"/>
-                <w:sz w:val="22"/>
-              </w:rPr>
-              <w:t>0,00</w:t>
-            </w:r>
-          </w:p>
-        </w:tc>
-        <w:tc>
-          <w:tcPr>
-            <w:tcW w:type="dxa" w:w="2163"/>
+            <w:tcW w:type="dxa" w:w="1434"/>
             <w:tcBorders>
               <w:top w:val="single" w:sz="4" w:color="808080"/>
               <w:left w:val="single" w:sz="4" w:color="808080"/>
@@ -476,7 +503,7 @@
       <w:tr>
         <w:tc>
           <w:tcPr>
-            <w:tcW w:type="dxa" w:w="2163"/>
+            <w:tcW w:type="dxa" w:w="1434"/>
             <w:tcBorders>
               <w:top w:val="single" w:sz="4" w:color="808080"/>
               <w:left w:val="single" w:sz="4" w:color="808080"/>
@@ -503,7 +530,1843 @@
         </w:tc>
         <w:tc>
           <w:tcPr>
-            <w:tcW w:type="dxa" w:w="2163"/>
+            <w:tcW w:type="dxa" w:w="1434"/>
+            <w:tcBorders>
+              <w:top w:val="single" w:sz="4" w:color="808080"/>
+              <w:left w:val="single" w:sz="4" w:color="808080"/>
+              <w:bottom w:val="single" w:sz="4" w:color="808080"/>
+              <w:right w:val="single" w:sz="4" w:color="808080"/>
+            </w:tcBorders>
+            <w:shd w:fill="FFF2CC" w:val="clear"/>
+          </w:tcPr>
+          <w:p>
+            <w:pPr>
+              <w:spacing w:before="20" w:after="20"/>
+              <w:jc w:val="center"/>
+            </w:pPr>
+            <w:r/>
+            <w:r>
+              <w:rPr>
+                <w:rFonts w:ascii="Times New Roman" w:hAnsi="Times New Roman" w:eastAsia="Times New Roman"/>
+                <w:b/>
+                <w:sz w:val="22"/>
+              </w:rPr>
+              <w:t>0,2308</w:t>
+            </w:r>
+          </w:p>
+        </w:tc>
+        <w:tc>
+          <w:tcPr>
+            <w:tcW w:type="dxa" w:w="1434"/>
+            <w:tcBorders>
+              <w:top w:val="single" w:sz="4" w:color="808080"/>
+              <w:left w:val="single" w:sz="4" w:color="808080"/>
+              <w:bottom w:val="single" w:sz="4" w:color="808080"/>
+              <w:right w:val="single" w:sz="4" w:color="808080"/>
+            </w:tcBorders>
+            <w:shd w:fill="FFF2CC" w:val="clear"/>
+          </w:tcPr>
+          <w:p>
+            <w:pPr>
+              <w:spacing w:before="20" w:after="20"/>
+              <w:jc w:val="center"/>
+            </w:pPr>
+            <w:r/>
+            <w:r>
+              <w:rPr>
+                <w:rFonts w:ascii="Times New Roman" w:hAnsi="Times New Roman" w:eastAsia="Times New Roman"/>
+                <w:b/>
+                <w:sz w:val="22"/>
+              </w:rPr>
+              <w:t>23,08</w:t>
+            </w:r>
+          </w:p>
+        </w:tc>
+        <w:tc>
+          <w:tcPr>
+            <w:tcW w:type="dxa" w:w="1434"/>
+            <w:tcBorders>
+              <w:top w:val="single" w:sz="4" w:color="808080"/>
+              <w:left w:val="single" w:sz="4" w:color="808080"/>
+              <w:bottom w:val="single" w:sz="4" w:color="808080"/>
+              <w:right w:val="single" w:sz="4" w:color="808080"/>
+            </w:tcBorders>
+            <w:shd w:fill="FFF2CC" w:val="clear"/>
+          </w:tcPr>
+          <w:p>
+            <w:pPr>
+              <w:spacing w:before="20" w:after="20"/>
+              <w:jc w:val="center"/>
+            </w:pPr>
+            <w:r/>
+            <w:r>
+              <w:rPr>
+                <w:rFonts w:ascii="Times New Roman" w:hAnsi="Times New Roman" w:eastAsia="Times New Roman"/>
+                <w:b/>
+                <w:sz w:val="22"/>
+              </w:rPr>
+              <w:t>0,1923</w:t>
+            </w:r>
+          </w:p>
+        </w:tc>
+        <w:tc>
+          <w:tcPr>
+            <w:tcW w:type="dxa" w:w="1434"/>
+            <w:tcBorders>
+              <w:top w:val="single" w:sz="4" w:color="808080"/>
+              <w:left w:val="single" w:sz="4" w:color="808080"/>
+              <w:bottom w:val="single" w:sz="4" w:color="808080"/>
+              <w:right w:val="single" w:sz="4" w:color="808080"/>
+            </w:tcBorders>
+            <w:shd w:fill="FFF2CC" w:val="clear"/>
+          </w:tcPr>
+          <w:p>
+            <w:pPr>
+              <w:spacing w:before="20" w:after="20"/>
+              <w:jc w:val="center"/>
+            </w:pPr>
+            <w:r/>
+            <w:r>
+              <w:rPr>
+                <w:rFonts w:ascii="Times New Roman" w:hAnsi="Times New Roman" w:eastAsia="Times New Roman"/>
+                <w:b/>
+                <w:sz w:val="22"/>
+              </w:rPr>
+              <w:t>5,77</w:t>
+            </w:r>
+          </w:p>
+        </w:tc>
+        <w:tc>
+          <w:tcPr>
+            <w:tcW w:type="dxa" w:w="1434"/>
+            <w:tcBorders>
+              <w:top w:val="single" w:sz="4" w:color="808080"/>
+              <w:left w:val="single" w:sz="4" w:color="808080"/>
+              <w:bottom w:val="single" w:sz="4" w:color="808080"/>
+              <w:right w:val="single" w:sz="4" w:color="808080"/>
+            </w:tcBorders>
+            <w:shd w:fill="FFF2CC" w:val="clear"/>
+          </w:tcPr>
+          <w:p>
+            <w:pPr>
+              <w:spacing w:before="20" w:after="20"/>
+              <w:jc w:val="center"/>
+            </w:pPr>
+            <w:r/>
+            <w:r>
+              <w:rPr>
+                <w:rFonts w:ascii="Times New Roman" w:hAnsi="Times New Roman" w:eastAsia="Times New Roman"/>
+                <w:b/>
+                <w:sz w:val="22"/>
+              </w:rPr>
+              <w:t>0,0385</w:t>
+            </w:r>
+          </w:p>
+        </w:tc>
+        <w:tc>
+          <w:tcPr>
+            <w:tcW w:type="dxa" w:w="1434"/>
+            <w:tcBorders>
+              <w:top w:val="single" w:sz="4" w:color="808080"/>
+              <w:left w:val="single" w:sz="4" w:color="808080"/>
+              <w:bottom w:val="single" w:sz="4" w:color="808080"/>
+              <w:right w:val="single" w:sz="4" w:color="808080"/>
+            </w:tcBorders>
+            <w:shd w:fill="FFF2CC" w:val="clear"/>
+          </w:tcPr>
+          <w:p>
+            <w:pPr>
+              <w:spacing w:before="20" w:after="20"/>
+              <w:jc w:val="center"/>
+            </w:pPr>
+            <w:r/>
+            <w:r>
+              <w:rPr>
+                <w:rFonts w:ascii="Times New Roman" w:hAnsi="Times New Roman" w:eastAsia="Times New Roman"/>
+                <w:b/>
+                <w:sz w:val="22"/>
+              </w:rPr>
+              <w:t>1,16</w:t>
+            </w:r>
+          </w:p>
+        </w:tc>
+      </w:tr>
+    </w:tbl>
+    <w:p/>
+    <w:p>
+      <w:pPr>
+        <w:spacing w:after="80" w:before="80" w:line="276" w:lineRule="auto"/>
+      </w:pPr>
+      <w:r>
+        <w:rPr>
+          <w:rFonts w:ascii="Times New Roman" w:hAnsi="Times New Roman" w:eastAsia="Times New Roman"/>
+          <w:b/>
+          <w:color w:val="2E75B6"/>
+          <w:sz w:val="26"/>
+        </w:rPr>
+        <w:t>Реактор 2</w:t>
+      </w:r>
+    </w:p>
+    <w:tbl>
+      <w:tblPr>
+        <w:tblW w:type="auto" w:w="0"/>
+        <w:jc w:val="center"/>
+        <w:tblLayout w:type="autofit"/>
+        <w:tblLook w:firstColumn="1" w:firstRow="1" w:lastColumn="0" w:lastRow="0" w:noHBand="0" w:noVBand="1" w:val="04A0"/>
+      </w:tblPr>
+      <w:tblGrid>
+        <w:gridCol w:w="1434"/>
+        <w:gridCol w:w="1434"/>
+        <w:gridCol w:w="1434"/>
+        <w:gridCol w:w="1434"/>
+        <w:gridCol w:w="1434"/>
+        <w:gridCol w:w="1434"/>
+        <w:gridCol w:w="1434"/>
+      </w:tblGrid>
+      <w:tr>
+        <w:tc>
+          <w:tcPr>
+            <w:tcW w:type="dxa" w:w="1434"/>
+            <w:tcBorders>
+              <w:top w:val="single" w:sz="4" w:color="808080"/>
+              <w:left w:val="single" w:sz="4" w:color="808080"/>
+              <w:bottom w:val="single" w:sz="4" w:color="808080"/>
+              <w:right w:val="single" w:sz="4" w:color="808080"/>
+            </w:tcBorders>
+            <w:shd w:fill="1F4E79" w:val="clear"/>
+          </w:tcPr>
+          <w:p>
+            <w:pPr>
+              <w:spacing w:before="20" w:after="20"/>
+              <w:jc w:val="center"/>
+            </w:pPr>
+            <w:r/>
+            <w:r>
+              <w:rPr>
+                <w:rFonts w:ascii="Times New Roman" w:hAnsi="Times New Roman" w:eastAsia="Times New Roman"/>
+                <w:b/>
+                <w:color w:val="FFFFFF"/>
+                <w:sz w:val="22"/>
+              </w:rPr>
+              <w:t>Тау, мин</w:t>
+            </w:r>
+          </w:p>
+        </w:tc>
+        <w:tc>
+          <w:tcPr>
+            <w:tcW w:type="dxa" w:w="1434"/>
+            <w:tcBorders>
+              <w:top w:val="single" w:sz="4" w:color="808080"/>
+              <w:left w:val="single" w:sz="4" w:color="808080"/>
+              <w:bottom w:val="single" w:sz="4" w:color="808080"/>
+              <w:right w:val="single" w:sz="4" w:color="808080"/>
+            </w:tcBorders>
+            <w:shd w:fill="1F4E79" w:val="clear"/>
+          </w:tcPr>
+          <w:p>
+            <w:pPr>
+              <w:spacing w:before="20" w:after="20"/>
+              <w:jc w:val="center"/>
+            </w:pPr>
+            <w:r/>
+            <w:r>
+              <w:rPr>
+                <w:rFonts w:ascii="Times New Roman" w:hAnsi="Times New Roman" w:eastAsia="Times New Roman"/>
+                <w:b/>
+                <w:color w:val="FFFFFF"/>
+                <w:sz w:val="22"/>
+              </w:rPr>
+              <w:t>X</w:t>
+            </w:r>
+          </w:p>
+        </w:tc>
+        <w:tc>
+          <w:tcPr>
+            <w:tcW w:type="dxa" w:w="1434"/>
+            <w:tcBorders>
+              <w:top w:val="single" w:sz="4" w:color="808080"/>
+              <w:left w:val="single" w:sz="4" w:color="808080"/>
+              <w:bottom w:val="single" w:sz="4" w:color="808080"/>
+              <w:right w:val="single" w:sz="4" w:color="808080"/>
+            </w:tcBorders>
+            <w:shd w:fill="1F4E79" w:val="clear"/>
+          </w:tcPr>
+          <w:p>
+            <w:pPr>
+              <w:spacing w:before="20" w:after="20"/>
+              <w:jc w:val="center"/>
+            </w:pPr>
+            <w:r/>
+            <w:r>
+              <w:rPr>
+                <w:rFonts w:ascii="Times New Roman" w:hAnsi="Times New Roman" w:eastAsia="Times New Roman"/>
+                <w:b/>
+                <w:color w:val="FFFFFF"/>
+                <w:sz w:val="22"/>
+              </w:rPr>
+              <w:t>CA, моль/л</w:t>
+            </w:r>
+          </w:p>
+        </w:tc>
+        <w:tc>
+          <w:tcPr>
+            <w:tcW w:type="dxa" w:w="1434"/>
+            <w:tcBorders>
+              <w:top w:val="single" w:sz="4" w:color="808080"/>
+              <w:left w:val="single" w:sz="4" w:color="808080"/>
+              <w:bottom w:val="single" w:sz="4" w:color="808080"/>
+              <w:right w:val="single" w:sz="4" w:color="808080"/>
+            </w:tcBorders>
+            <w:shd w:fill="1F4E79" w:val="clear"/>
+          </w:tcPr>
+          <w:p>
+            <w:pPr>
+              <w:spacing w:before="20" w:after="20"/>
+              <w:jc w:val="center"/>
+            </w:pPr>
+            <w:r/>
+            <w:r>
+              <w:rPr>
+                <w:rFonts w:ascii="Times New Roman" w:hAnsi="Times New Roman" w:eastAsia="Times New Roman"/>
+                <w:b/>
+                <w:color w:val="FFFFFF"/>
+                <w:sz w:val="22"/>
+              </w:rPr>
+              <w:t>Y</w:t>
+            </w:r>
+          </w:p>
+        </w:tc>
+        <w:tc>
+          <w:tcPr>
+            <w:tcW w:type="dxa" w:w="1434"/>
+            <w:tcBorders>
+              <w:top w:val="single" w:sz="4" w:color="808080"/>
+              <w:left w:val="single" w:sz="4" w:color="808080"/>
+              <w:bottom w:val="single" w:sz="4" w:color="808080"/>
+              <w:right w:val="single" w:sz="4" w:color="808080"/>
+            </w:tcBorders>
+            <w:shd w:fill="1F4E79" w:val="clear"/>
+          </w:tcPr>
+          <w:p>
+            <w:pPr>
+              <w:spacing w:before="20" w:after="20"/>
+              <w:jc w:val="center"/>
+            </w:pPr>
+            <w:r/>
+            <w:r>
+              <w:rPr>
+                <w:rFonts w:ascii="Times New Roman" w:hAnsi="Times New Roman" w:eastAsia="Times New Roman"/>
+                <w:b/>
+                <w:color w:val="FFFFFF"/>
+                <w:sz w:val="22"/>
+              </w:rPr>
+              <w:t>CR, моль/л</w:t>
+            </w:r>
+          </w:p>
+        </w:tc>
+        <w:tc>
+          <w:tcPr>
+            <w:tcW w:type="dxa" w:w="1434"/>
+            <w:tcBorders>
+              <w:top w:val="single" w:sz="4" w:color="808080"/>
+              <w:left w:val="single" w:sz="4" w:color="808080"/>
+              <w:bottom w:val="single" w:sz="4" w:color="808080"/>
+              <w:right w:val="single" w:sz="4" w:color="808080"/>
+            </w:tcBorders>
+            <w:shd w:fill="1F4E79" w:val="clear"/>
+          </w:tcPr>
+          <w:p>
+            <w:pPr>
+              <w:spacing w:before="20" w:after="20"/>
+              <w:jc w:val="center"/>
+            </w:pPr>
+            <w:r/>
+            <w:r>
+              <w:rPr>
+                <w:rFonts w:ascii="Times New Roman" w:hAnsi="Times New Roman" w:eastAsia="Times New Roman"/>
+                <w:b/>
+                <w:color w:val="FFFFFF"/>
+                <w:sz w:val="22"/>
+              </w:rPr>
+              <w:t>Z</w:t>
+            </w:r>
+          </w:p>
+        </w:tc>
+        <w:tc>
+          <w:tcPr>
+            <w:tcW w:type="dxa" w:w="1434"/>
+            <w:tcBorders>
+              <w:top w:val="single" w:sz="4" w:color="808080"/>
+              <w:left w:val="single" w:sz="4" w:color="808080"/>
+              <w:bottom w:val="single" w:sz="4" w:color="808080"/>
+              <w:right w:val="single" w:sz="4" w:color="808080"/>
+            </w:tcBorders>
+            <w:shd w:fill="1F4E79" w:val="clear"/>
+          </w:tcPr>
+          <w:p>
+            <w:pPr>
+              <w:spacing w:before="20" w:after="20"/>
+              <w:jc w:val="center"/>
+            </w:pPr>
+            <w:r/>
+            <w:r>
+              <w:rPr>
+                <w:rFonts w:ascii="Times New Roman" w:hAnsi="Times New Roman" w:eastAsia="Times New Roman"/>
+                <w:b/>
+                <w:color w:val="FFFFFF"/>
+                <w:sz w:val="22"/>
+              </w:rPr>
+              <w:t>CS, моль/л</w:t>
+            </w:r>
+          </w:p>
+        </w:tc>
+      </w:tr>
+      <w:tr>
+        <w:tc>
+          <w:tcPr>
+            <w:tcW w:type="dxa" w:w="1434"/>
+            <w:tcBorders>
+              <w:top w:val="single" w:sz="4" w:color="808080"/>
+              <w:left w:val="single" w:sz="4" w:color="808080"/>
+              <w:bottom w:val="single" w:sz="4" w:color="808080"/>
+              <w:right w:val="single" w:sz="4" w:color="808080"/>
+            </w:tcBorders>
+            <w:shd w:fill="FFFFFF" w:val="clear"/>
+          </w:tcPr>
+          <w:p>
+            <w:pPr>
+              <w:spacing w:before="20" w:after="20"/>
+              <w:jc w:val="center"/>
+            </w:pPr>
+            <w:r/>
+            <w:r>
+              <w:rPr>
+                <w:rFonts w:ascii="Times New Roman" w:hAnsi="Times New Roman" w:eastAsia="Times New Roman"/>
+                <w:b w:val="0"/>
+                <w:sz w:val="22"/>
+              </w:rPr>
+              <w:t>0,00</w:t>
+            </w:r>
+          </w:p>
+        </w:tc>
+        <w:tc>
+          <w:tcPr>
+            <w:tcW w:type="dxa" w:w="1434"/>
+            <w:tcBorders>
+              <w:top w:val="single" w:sz="4" w:color="808080"/>
+              <w:left w:val="single" w:sz="4" w:color="808080"/>
+              <w:bottom w:val="single" w:sz="4" w:color="808080"/>
+              <w:right w:val="single" w:sz="4" w:color="808080"/>
+            </w:tcBorders>
+            <w:shd w:fill="FFFFFF" w:val="clear"/>
+          </w:tcPr>
+          <w:p>
+            <w:pPr>
+              <w:spacing w:before="20" w:after="20"/>
+              <w:jc w:val="center"/>
+            </w:pPr>
+            <w:r/>
+            <w:r>
+              <w:rPr>
+                <w:rFonts w:ascii="Times New Roman" w:hAnsi="Times New Roman" w:eastAsia="Times New Roman"/>
+                <w:b w:val="0"/>
+                <w:sz w:val="22"/>
+              </w:rPr>
+              <w:t>0,2308</w:t>
+            </w:r>
+          </w:p>
+        </w:tc>
+        <w:tc>
+          <w:tcPr>
+            <w:tcW w:type="dxa" w:w="1434"/>
+            <w:tcBorders>
+              <w:top w:val="single" w:sz="4" w:color="808080"/>
+              <w:left w:val="single" w:sz="4" w:color="808080"/>
+              <w:bottom w:val="single" w:sz="4" w:color="808080"/>
+              <w:right w:val="single" w:sz="4" w:color="808080"/>
+            </w:tcBorders>
+            <w:shd w:fill="FFFFFF" w:val="clear"/>
+          </w:tcPr>
+          <w:p>
+            <w:pPr>
+              <w:spacing w:before="20" w:after="20"/>
+              <w:jc w:val="center"/>
+            </w:pPr>
+            <w:r/>
+            <w:r>
+              <w:rPr>
+                <w:rFonts w:ascii="Times New Roman" w:hAnsi="Times New Roman" w:eastAsia="Times New Roman"/>
+                <w:b w:val="0"/>
+                <w:sz w:val="22"/>
+              </w:rPr>
+              <w:t>23,08</w:t>
+            </w:r>
+          </w:p>
+        </w:tc>
+        <w:tc>
+          <w:tcPr>
+            <w:tcW w:type="dxa" w:w="1434"/>
+            <w:tcBorders>
+              <w:top w:val="single" w:sz="4" w:color="808080"/>
+              <w:left w:val="single" w:sz="4" w:color="808080"/>
+              <w:bottom w:val="single" w:sz="4" w:color="808080"/>
+              <w:right w:val="single" w:sz="4" w:color="808080"/>
+            </w:tcBorders>
+            <w:shd w:fill="FFFFFF" w:val="clear"/>
+          </w:tcPr>
+          <w:p>
+            <w:pPr>
+              <w:spacing w:before="20" w:after="20"/>
+              <w:jc w:val="center"/>
+            </w:pPr>
+            <w:r/>
+            <w:r>
+              <w:rPr>
+                <w:rFonts w:ascii="Times New Roman" w:hAnsi="Times New Roman" w:eastAsia="Times New Roman"/>
+                <w:b w:val="0"/>
+                <w:sz w:val="22"/>
+              </w:rPr>
+              <w:t>0,1923</w:t>
+            </w:r>
+          </w:p>
+        </w:tc>
+        <w:tc>
+          <w:tcPr>
+            <w:tcW w:type="dxa" w:w="1434"/>
+            <w:tcBorders>
+              <w:top w:val="single" w:sz="4" w:color="808080"/>
+              <w:left w:val="single" w:sz="4" w:color="808080"/>
+              <w:bottom w:val="single" w:sz="4" w:color="808080"/>
+              <w:right w:val="single" w:sz="4" w:color="808080"/>
+            </w:tcBorders>
+            <w:shd w:fill="FFFFFF" w:val="clear"/>
+          </w:tcPr>
+          <w:p>
+            <w:pPr>
+              <w:spacing w:before="20" w:after="20"/>
+              <w:jc w:val="center"/>
+            </w:pPr>
+            <w:r/>
+            <w:r>
+              <w:rPr>
+                <w:rFonts w:ascii="Times New Roman" w:hAnsi="Times New Roman" w:eastAsia="Times New Roman"/>
+                <w:b w:val="0"/>
+                <w:sz w:val="22"/>
+              </w:rPr>
+              <w:t>5,77</w:t>
+            </w:r>
+          </w:p>
+        </w:tc>
+        <w:tc>
+          <w:tcPr>
+            <w:tcW w:type="dxa" w:w="1434"/>
+            <w:tcBorders>
+              <w:top w:val="single" w:sz="4" w:color="808080"/>
+              <w:left w:val="single" w:sz="4" w:color="808080"/>
+              <w:bottom w:val="single" w:sz="4" w:color="808080"/>
+              <w:right w:val="single" w:sz="4" w:color="808080"/>
+            </w:tcBorders>
+            <w:shd w:fill="FFFFFF" w:val="clear"/>
+          </w:tcPr>
+          <w:p>
+            <w:pPr>
+              <w:spacing w:before="20" w:after="20"/>
+              <w:jc w:val="center"/>
+            </w:pPr>
+            <w:r/>
+            <w:r>
+              <w:rPr>
+                <w:rFonts w:ascii="Times New Roman" w:hAnsi="Times New Roman" w:eastAsia="Times New Roman"/>
+                <w:b w:val="0"/>
+                <w:sz w:val="22"/>
+              </w:rPr>
+              <w:t>0,0385</w:t>
+            </w:r>
+          </w:p>
+        </w:tc>
+        <w:tc>
+          <w:tcPr>
+            <w:tcW w:type="dxa" w:w="1434"/>
+            <w:tcBorders>
+              <w:top w:val="single" w:sz="4" w:color="808080"/>
+              <w:left w:val="single" w:sz="4" w:color="808080"/>
+              <w:bottom w:val="single" w:sz="4" w:color="808080"/>
+              <w:right w:val="single" w:sz="4" w:color="808080"/>
+            </w:tcBorders>
+            <w:shd w:fill="FFFFFF" w:val="clear"/>
+          </w:tcPr>
+          <w:p>
+            <w:pPr>
+              <w:spacing w:before="20" w:after="20"/>
+              <w:jc w:val="center"/>
+            </w:pPr>
+            <w:r/>
+            <w:r>
+              <w:rPr>
+                <w:rFonts w:ascii="Times New Roman" w:hAnsi="Times New Roman" w:eastAsia="Times New Roman"/>
+                <w:b w:val="0"/>
+                <w:sz w:val="22"/>
+              </w:rPr>
+              <w:t>1,16</w:t>
+            </w:r>
+          </w:p>
+        </w:tc>
+      </w:tr>
+      <w:tr>
+        <w:tc>
+          <w:tcPr>
+            <w:tcW w:type="dxa" w:w="1434"/>
+            <w:tcBorders>
+              <w:top w:val="single" w:sz="4" w:color="808080"/>
+              <w:left w:val="single" w:sz="4" w:color="808080"/>
+              <w:bottom w:val="single" w:sz="4" w:color="808080"/>
+              <w:right w:val="single" w:sz="4" w:color="808080"/>
+            </w:tcBorders>
+            <w:shd w:fill="FFF2CC" w:val="clear"/>
+          </w:tcPr>
+          <w:p>
+            <w:pPr>
+              <w:spacing w:before="20" w:after="20"/>
+              <w:jc w:val="center"/>
+            </w:pPr>
+            <w:r/>
+            <w:r>
+              <w:rPr>
+                <w:rFonts w:ascii="Times New Roman" w:hAnsi="Times New Roman" w:eastAsia="Times New Roman"/>
+                <w:b/>
+                <w:sz w:val="22"/>
+              </w:rPr>
+              <w:t>0,50</w:t>
+            </w:r>
+          </w:p>
+        </w:tc>
+        <w:tc>
+          <w:tcPr>
+            <w:tcW w:type="dxa" w:w="1434"/>
+            <w:tcBorders>
+              <w:top w:val="single" w:sz="4" w:color="808080"/>
+              <w:left w:val="single" w:sz="4" w:color="808080"/>
+              <w:bottom w:val="single" w:sz="4" w:color="808080"/>
+              <w:right w:val="single" w:sz="4" w:color="808080"/>
+            </w:tcBorders>
+            <w:shd w:fill="FFF2CC" w:val="clear"/>
+          </w:tcPr>
+          <w:p>
+            <w:pPr>
+              <w:spacing w:before="20" w:after="20"/>
+              <w:jc w:val="center"/>
+            </w:pPr>
+            <w:r/>
+            <w:r>
+              <w:rPr>
+                <w:rFonts w:ascii="Times New Roman" w:hAnsi="Times New Roman" w:eastAsia="Times New Roman"/>
+                <w:b/>
+                <w:sz w:val="22"/>
+              </w:rPr>
+              <w:t>0,4083</w:t>
+            </w:r>
+          </w:p>
+        </w:tc>
+        <w:tc>
+          <w:tcPr>
+            <w:tcW w:type="dxa" w:w="1434"/>
+            <w:tcBorders>
+              <w:top w:val="single" w:sz="4" w:color="808080"/>
+              <w:left w:val="single" w:sz="4" w:color="808080"/>
+              <w:bottom w:val="single" w:sz="4" w:color="808080"/>
+              <w:right w:val="single" w:sz="4" w:color="808080"/>
+            </w:tcBorders>
+            <w:shd w:fill="FFF2CC" w:val="clear"/>
+          </w:tcPr>
+          <w:p>
+            <w:pPr>
+              <w:spacing w:before="20" w:after="20"/>
+              <w:jc w:val="center"/>
+            </w:pPr>
+            <w:r/>
+            <w:r>
+              <w:rPr>
+                <w:rFonts w:ascii="Times New Roman" w:hAnsi="Times New Roman" w:eastAsia="Times New Roman"/>
+                <w:b/>
+                <w:sz w:val="22"/>
+              </w:rPr>
+              <w:t>17,75</w:t>
+            </w:r>
+          </w:p>
+        </w:tc>
+        <w:tc>
+          <w:tcPr>
+            <w:tcW w:type="dxa" w:w="1434"/>
+            <w:tcBorders>
+              <w:top w:val="single" w:sz="4" w:color="808080"/>
+              <w:left w:val="single" w:sz="4" w:color="808080"/>
+              <w:bottom w:val="single" w:sz="4" w:color="808080"/>
+              <w:right w:val="single" w:sz="4" w:color="808080"/>
+            </w:tcBorders>
+            <w:shd w:fill="FFF2CC" w:val="clear"/>
+          </w:tcPr>
+          <w:p>
+            <w:pPr>
+              <w:spacing w:before="20" w:after="20"/>
+              <w:jc w:val="center"/>
+            </w:pPr>
+            <w:r/>
+            <w:r>
+              <w:rPr>
+                <w:rFonts w:ascii="Times New Roman" w:hAnsi="Times New Roman" w:eastAsia="Times New Roman"/>
+                <w:b/>
+                <w:sz w:val="22"/>
+              </w:rPr>
+              <w:t>0,3082</w:t>
+            </w:r>
+          </w:p>
+        </w:tc>
+        <w:tc>
+          <w:tcPr>
+            <w:tcW w:type="dxa" w:w="1434"/>
+            <w:tcBorders>
+              <w:top w:val="single" w:sz="4" w:color="808080"/>
+              <w:left w:val="single" w:sz="4" w:color="808080"/>
+              <w:bottom w:val="single" w:sz="4" w:color="808080"/>
+              <w:right w:val="single" w:sz="4" w:color="808080"/>
+            </w:tcBorders>
+            <w:shd w:fill="FFF2CC" w:val="clear"/>
+          </w:tcPr>
+          <w:p>
+            <w:pPr>
+              <w:spacing w:before="20" w:after="20"/>
+              <w:jc w:val="center"/>
+            </w:pPr>
+            <w:r/>
+            <w:r>
+              <w:rPr>
+                <w:rFonts w:ascii="Times New Roman" w:hAnsi="Times New Roman" w:eastAsia="Times New Roman"/>
+                <w:b/>
+                <w:sz w:val="22"/>
+              </w:rPr>
+              <w:t>9,25</w:t>
+            </w:r>
+          </w:p>
+        </w:tc>
+        <w:tc>
+          <w:tcPr>
+            <w:tcW w:type="dxa" w:w="1434"/>
+            <w:tcBorders>
+              <w:top w:val="single" w:sz="4" w:color="808080"/>
+              <w:left w:val="single" w:sz="4" w:color="808080"/>
+              <w:bottom w:val="single" w:sz="4" w:color="808080"/>
+              <w:right w:val="single" w:sz="4" w:color="808080"/>
+            </w:tcBorders>
+            <w:shd w:fill="FFF2CC" w:val="clear"/>
+          </w:tcPr>
+          <w:p>
+            <w:pPr>
+              <w:spacing w:before="20" w:after="20"/>
+              <w:jc w:val="center"/>
+            </w:pPr>
+            <w:r/>
+            <w:r>
+              <w:rPr>
+                <w:rFonts w:ascii="Times New Roman" w:hAnsi="Times New Roman" w:eastAsia="Times New Roman"/>
+                <w:b/>
+                <w:sz w:val="22"/>
+              </w:rPr>
+              <w:t>0,1001</w:t>
+            </w:r>
+          </w:p>
+        </w:tc>
+        <w:tc>
+          <w:tcPr>
+            <w:tcW w:type="dxa" w:w="1434"/>
+            <w:tcBorders>
+              <w:top w:val="single" w:sz="4" w:color="808080"/>
+              <w:left w:val="single" w:sz="4" w:color="808080"/>
+              <w:bottom w:val="single" w:sz="4" w:color="808080"/>
+              <w:right w:val="single" w:sz="4" w:color="808080"/>
+            </w:tcBorders>
+            <w:shd w:fill="FFF2CC" w:val="clear"/>
+          </w:tcPr>
+          <w:p>
+            <w:pPr>
+              <w:spacing w:before="20" w:after="20"/>
+              <w:jc w:val="center"/>
+            </w:pPr>
+            <w:r/>
+            <w:r>
+              <w:rPr>
+                <w:rFonts w:ascii="Times New Roman" w:hAnsi="Times New Roman" w:eastAsia="Times New Roman"/>
+                <w:b/>
+                <w:sz w:val="22"/>
+              </w:rPr>
+              <w:t>3,00</w:t>
+            </w:r>
+          </w:p>
+        </w:tc>
+      </w:tr>
+    </w:tbl>
+    <w:p/>
+    <w:p>
+      <w:pPr>
+        <w:spacing w:after="80" w:before="80" w:line="276" w:lineRule="auto"/>
+      </w:pPr>
+      <w:r>
+        <w:rPr>
+          <w:rFonts w:ascii="Times New Roman" w:hAnsi="Times New Roman" w:eastAsia="Times New Roman"/>
+          <w:b/>
+          <w:color w:val="2E75B6"/>
+          <w:sz w:val="26"/>
+        </w:rPr>
+        <w:t>Реактор 3</w:t>
+      </w:r>
+    </w:p>
+    <w:tbl>
+      <w:tblPr>
+        <w:tblW w:type="auto" w:w="0"/>
+        <w:jc w:val="center"/>
+        <w:tblLayout w:type="autofit"/>
+        <w:tblLook w:firstColumn="1" w:firstRow="1" w:lastColumn="0" w:lastRow="0" w:noHBand="0" w:noVBand="1" w:val="04A0"/>
+      </w:tblPr>
+      <w:tblGrid>
+        <w:gridCol w:w="1434"/>
+        <w:gridCol w:w="1434"/>
+        <w:gridCol w:w="1434"/>
+        <w:gridCol w:w="1434"/>
+        <w:gridCol w:w="1434"/>
+        <w:gridCol w:w="1434"/>
+        <w:gridCol w:w="1434"/>
+      </w:tblGrid>
+      <w:tr>
+        <w:tc>
+          <w:tcPr>
+            <w:tcW w:type="dxa" w:w="1434"/>
+            <w:tcBorders>
+              <w:top w:val="single" w:sz="4" w:color="808080"/>
+              <w:left w:val="single" w:sz="4" w:color="808080"/>
+              <w:bottom w:val="single" w:sz="4" w:color="808080"/>
+              <w:right w:val="single" w:sz="4" w:color="808080"/>
+            </w:tcBorders>
+            <w:shd w:fill="1F4E79" w:val="clear"/>
+          </w:tcPr>
+          <w:p>
+            <w:pPr>
+              <w:spacing w:before="20" w:after="20"/>
+              <w:jc w:val="center"/>
+            </w:pPr>
+            <w:r/>
+            <w:r>
+              <w:rPr>
+                <w:rFonts w:ascii="Times New Roman" w:hAnsi="Times New Roman" w:eastAsia="Times New Roman"/>
+                <w:b/>
+                <w:color w:val="FFFFFF"/>
+                <w:sz w:val="22"/>
+              </w:rPr>
+              <w:t>Тау, мин</w:t>
+            </w:r>
+          </w:p>
+        </w:tc>
+        <w:tc>
+          <w:tcPr>
+            <w:tcW w:type="dxa" w:w="1434"/>
+            <w:tcBorders>
+              <w:top w:val="single" w:sz="4" w:color="808080"/>
+              <w:left w:val="single" w:sz="4" w:color="808080"/>
+              <w:bottom w:val="single" w:sz="4" w:color="808080"/>
+              <w:right w:val="single" w:sz="4" w:color="808080"/>
+            </w:tcBorders>
+            <w:shd w:fill="1F4E79" w:val="clear"/>
+          </w:tcPr>
+          <w:p>
+            <w:pPr>
+              <w:spacing w:before="20" w:after="20"/>
+              <w:jc w:val="center"/>
+            </w:pPr>
+            <w:r/>
+            <w:r>
+              <w:rPr>
+                <w:rFonts w:ascii="Times New Roman" w:hAnsi="Times New Roman" w:eastAsia="Times New Roman"/>
+                <w:b/>
+                <w:color w:val="FFFFFF"/>
+                <w:sz w:val="22"/>
+              </w:rPr>
+              <w:t>X</w:t>
+            </w:r>
+          </w:p>
+        </w:tc>
+        <w:tc>
+          <w:tcPr>
+            <w:tcW w:type="dxa" w:w="1434"/>
+            <w:tcBorders>
+              <w:top w:val="single" w:sz="4" w:color="808080"/>
+              <w:left w:val="single" w:sz="4" w:color="808080"/>
+              <w:bottom w:val="single" w:sz="4" w:color="808080"/>
+              <w:right w:val="single" w:sz="4" w:color="808080"/>
+            </w:tcBorders>
+            <w:shd w:fill="1F4E79" w:val="clear"/>
+          </w:tcPr>
+          <w:p>
+            <w:pPr>
+              <w:spacing w:before="20" w:after="20"/>
+              <w:jc w:val="center"/>
+            </w:pPr>
+            <w:r/>
+            <w:r>
+              <w:rPr>
+                <w:rFonts w:ascii="Times New Roman" w:hAnsi="Times New Roman" w:eastAsia="Times New Roman"/>
+                <w:b/>
+                <w:color w:val="FFFFFF"/>
+                <w:sz w:val="22"/>
+              </w:rPr>
+              <w:t>CA, моль/л</w:t>
+            </w:r>
+          </w:p>
+        </w:tc>
+        <w:tc>
+          <w:tcPr>
+            <w:tcW w:type="dxa" w:w="1434"/>
+            <w:tcBorders>
+              <w:top w:val="single" w:sz="4" w:color="808080"/>
+              <w:left w:val="single" w:sz="4" w:color="808080"/>
+              <w:bottom w:val="single" w:sz="4" w:color="808080"/>
+              <w:right w:val="single" w:sz="4" w:color="808080"/>
+            </w:tcBorders>
+            <w:shd w:fill="1F4E79" w:val="clear"/>
+          </w:tcPr>
+          <w:p>
+            <w:pPr>
+              <w:spacing w:before="20" w:after="20"/>
+              <w:jc w:val="center"/>
+            </w:pPr>
+            <w:r/>
+            <w:r>
+              <w:rPr>
+                <w:rFonts w:ascii="Times New Roman" w:hAnsi="Times New Roman" w:eastAsia="Times New Roman"/>
+                <w:b/>
+                <w:color w:val="FFFFFF"/>
+                <w:sz w:val="22"/>
+              </w:rPr>
+              <w:t>Y</w:t>
+            </w:r>
+          </w:p>
+        </w:tc>
+        <w:tc>
+          <w:tcPr>
+            <w:tcW w:type="dxa" w:w="1434"/>
+            <w:tcBorders>
+              <w:top w:val="single" w:sz="4" w:color="808080"/>
+              <w:left w:val="single" w:sz="4" w:color="808080"/>
+              <w:bottom w:val="single" w:sz="4" w:color="808080"/>
+              <w:right w:val="single" w:sz="4" w:color="808080"/>
+            </w:tcBorders>
+            <w:shd w:fill="1F4E79" w:val="clear"/>
+          </w:tcPr>
+          <w:p>
+            <w:pPr>
+              <w:spacing w:before="20" w:after="20"/>
+              <w:jc w:val="center"/>
+            </w:pPr>
+            <w:r/>
+            <w:r>
+              <w:rPr>
+                <w:rFonts w:ascii="Times New Roman" w:hAnsi="Times New Roman" w:eastAsia="Times New Roman"/>
+                <w:b/>
+                <w:color w:val="FFFFFF"/>
+                <w:sz w:val="22"/>
+              </w:rPr>
+              <w:t>CR, моль/л</w:t>
+            </w:r>
+          </w:p>
+        </w:tc>
+        <w:tc>
+          <w:tcPr>
+            <w:tcW w:type="dxa" w:w="1434"/>
+            <w:tcBorders>
+              <w:top w:val="single" w:sz="4" w:color="808080"/>
+              <w:left w:val="single" w:sz="4" w:color="808080"/>
+              <w:bottom w:val="single" w:sz="4" w:color="808080"/>
+              <w:right w:val="single" w:sz="4" w:color="808080"/>
+            </w:tcBorders>
+            <w:shd w:fill="1F4E79" w:val="clear"/>
+          </w:tcPr>
+          <w:p>
+            <w:pPr>
+              <w:spacing w:before="20" w:after="20"/>
+              <w:jc w:val="center"/>
+            </w:pPr>
+            <w:r/>
+            <w:r>
+              <w:rPr>
+                <w:rFonts w:ascii="Times New Roman" w:hAnsi="Times New Roman" w:eastAsia="Times New Roman"/>
+                <w:b/>
+                <w:color w:val="FFFFFF"/>
+                <w:sz w:val="22"/>
+              </w:rPr>
+              <w:t>Z</w:t>
+            </w:r>
+          </w:p>
+        </w:tc>
+        <w:tc>
+          <w:tcPr>
+            <w:tcW w:type="dxa" w:w="1434"/>
+            <w:tcBorders>
+              <w:top w:val="single" w:sz="4" w:color="808080"/>
+              <w:left w:val="single" w:sz="4" w:color="808080"/>
+              <w:bottom w:val="single" w:sz="4" w:color="808080"/>
+              <w:right w:val="single" w:sz="4" w:color="808080"/>
+            </w:tcBorders>
+            <w:shd w:fill="1F4E79" w:val="clear"/>
+          </w:tcPr>
+          <w:p>
+            <w:pPr>
+              <w:spacing w:before="20" w:after="20"/>
+              <w:jc w:val="center"/>
+            </w:pPr>
+            <w:r/>
+            <w:r>
+              <w:rPr>
+                <w:rFonts w:ascii="Times New Roman" w:hAnsi="Times New Roman" w:eastAsia="Times New Roman"/>
+                <w:b/>
+                <w:color w:val="FFFFFF"/>
+                <w:sz w:val="22"/>
+              </w:rPr>
+              <w:t>CS, моль/л</w:t>
+            </w:r>
+          </w:p>
+        </w:tc>
+      </w:tr>
+      <w:tr>
+        <w:tc>
+          <w:tcPr>
+            <w:tcW w:type="dxa" w:w="1434"/>
+            <w:tcBorders>
+              <w:top w:val="single" w:sz="4" w:color="808080"/>
+              <w:left w:val="single" w:sz="4" w:color="808080"/>
+              <w:bottom w:val="single" w:sz="4" w:color="808080"/>
+              <w:right w:val="single" w:sz="4" w:color="808080"/>
+            </w:tcBorders>
+            <w:shd w:fill="FFFFFF" w:val="clear"/>
+          </w:tcPr>
+          <w:p>
+            <w:pPr>
+              <w:spacing w:before="20" w:after="20"/>
+              <w:jc w:val="center"/>
+            </w:pPr>
+            <w:r/>
+            <w:r>
+              <w:rPr>
+                <w:rFonts w:ascii="Times New Roman" w:hAnsi="Times New Roman" w:eastAsia="Times New Roman"/>
+                <w:b w:val="0"/>
+                <w:sz w:val="22"/>
+              </w:rPr>
+              <w:t>0,00</w:t>
+            </w:r>
+          </w:p>
+        </w:tc>
+        <w:tc>
+          <w:tcPr>
+            <w:tcW w:type="dxa" w:w="1434"/>
+            <w:tcBorders>
+              <w:top w:val="single" w:sz="4" w:color="808080"/>
+              <w:left w:val="single" w:sz="4" w:color="808080"/>
+              <w:bottom w:val="single" w:sz="4" w:color="808080"/>
+              <w:right w:val="single" w:sz="4" w:color="808080"/>
+            </w:tcBorders>
+            <w:shd w:fill="FFFFFF" w:val="clear"/>
+          </w:tcPr>
+          <w:p>
+            <w:pPr>
+              <w:spacing w:before="20" w:after="20"/>
+              <w:jc w:val="center"/>
+            </w:pPr>
+            <w:r/>
+            <w:r>
+              <w:rPr>
+                <w:rFonts w:ascii="Times New Roman" w:hAnsi="Times New Roman" w:eastAsia="Times New Roman"/>
+                <w:b w:val="0"/>
+                <w:sz w:val="22"/>
+              </w:rPr>
+              <w:t>0,4083</w:t>
+            </w:r>
+          </w:p>
+        </w:tc>
+        <w:tc>
+          <w:tcPr>
+            <w:tcW w:type="dxa" w:w="1434"/>
+            <w:tcBorders>
+              <w:top w:val="single" w:sz="4" w:color="808080"/>
+              <w:left w:val="single" w:sz="4" w:color="808080"/>
+              <w:bottom w:val="single" w:sz="4" w:color="808080"/>
+              <w:right w:val="single" w:sz="4" w:color="808080"/>
+            </w:tcBorders>
+            <w:shd w:fill="FFFFFF" w:val="clear"/>
+          </w:tcPr>
+          <w:p>
+            <w:pPr>
+              <w:spacing w:before="20" w:after="20"/>
+              <w:jc w:val="center"/>
+            </w:pPr>
+            <w:r/>
+            <w:r>
+              <w:rPr>
+                <w:rFonts w:ascii="Times New Roman" w:hAnsi="Times New Roman" w:eastAsia="Times New Roman"/>
+                <w:b w:val="0"/>
+                <w:sz w:val="22"/>
+              </w:rPr>
+              <w:t>17,75</w:t>
+            </w:r>
+          </w:p>
+        </w:tc>
+        <w:tc>
+          <w:tcPr>
+            <w:tcW w:type="dxa" w:w="1434"/>
+            <w:tcBorders>
+              <w:top w:val="single" w:sz="4" w:color="808080"/>
+              <w:left w:val="single" w:sz="4" w:color="808080"/>
+              <w:bottom w:val="single" w:sz="4" w:color="808080"/>
+              <w:right w:val="single" w:sz="4" w:color="808080"/>
+            </w:tcBorders>
+            <w:shd w:fill="FFFFFF" w:val="clear"/>
+          </w:tcPr>
+          <w:p>
+            <w:pPr>
+              <w:spacing w:before="20" w:after="20"/>
+              <w:jc w:val="center"/>
+            </w:pPr>
+            <w:r/>
+            <w:r>
+              <w:rPr>
+                <w:rFonts w:ascii="Times New Roman" w:hAnsi="Times New Roman" w:eastAsia="Times New Roman"/>
+                <w:b w:val="0"/>
+                <w:sz w:val="22"/>
+              </w:rPr>
+              <w:t>0,3082</w:t>
+            </w:r>
+          </w:p>
+        </w:tc>
+        <w:tc>
+          <w:tcPr>
+            <w:tcW w:type="dxa" w:w="1434"/>
+            <w:tcBorders>
+              <w:top w:val="single" w:sz="4" w:color="808080"/>
+              <w:left w:val="single" w:sz="4" w:color="808080"/>
+              <w:bottom w:val="single" w:sz="4" w:color="808080"/>
+              <w:right w:val="single" w:sz="4" w:color="808080"/>
+            </w:tcBorders>
+            <w:shd w:fill="FFFFFF" w:val="clear"/>
+          </w:tcPr>
+          <w:p>
+            <w:pPr>
+              <w:spacing w:before="20" w:after="20"/>
+              <w:jc w:val="center"/>
+            </w:pPr>
+            <w:r/>
+            <w:r>
+              <w:rPr>
+                <w:rFonts w:ascii="Times New Roman" w:hAnsi="Times New Roman" w:eastAsia="Times New Roman"/>
+                <w:b w:val="0"/>
+                <w:sz w:val="22"/>
+              </w:rPr>
+              <w:t>9,25</w:t>
+            </w:r>
+          </w:p>
+        </w:tc>
+        <w:tc>
+          <w:tcPr>
+            <w:tcW w:type="dxa" w:w="1434"/>
+            <w:tcBorders>
+              <w:top w:val="single" w:sz="4" w:color="808080"/>
+              <w:left w:val="single" w:sz="4" w:color="808080"/>
+              <w:bottom w:val="single" w:sz="4" w:color="808080"/>
+              <w:right w:val="single" w:sz="4" w:color="808080"/>
+            </w:tcBorders>
+            <w:shd w:fill="FFFFFF" w:val="clear"/>
+          </w:tcPr>
+          <w:p>
+            <w:pPr>
+              <w:spacing w:before="20" w:after="20"/>
+              <w:jc w:val="center"/>
+            </w:pPr>
+            <w:r/>
+            <w:r>
+              <w:rPr>
+                <w:rFonts w:ascii="Times New Roman" w:hAnsi="Times New Roman" w:eastAsia="Times New Roman"/>
+                <w:b w:val="0"/>
+                <w:sz w:val="22"/>
+              </w:rPr>
+              <w:t>0,1001</w:t>
+            </w:r>
+          </w:p>
+        </w:tc>
+        <w:tc>
+          <w:tcPr>
+            <w:tcW w:type="dxa" w:w="1434"/>
+            <w:tcBorders>
+              <w:top w:val="single" w:sz="4" w:color="808080"/>
+              <w:left w:val="single" w:sz="4" w:color="808080"/>
+              <w:bottom w:val="single" w:sz="4" w:color="808080"/>
+              <w:right w:val="single" w:sz="4" w:color="808080"/>
+            </w:tcBorders>
+            <w:shd w:fill="FFFFFF" w:val="clear"/>
+          </w:tcPr>
+          <w:p>
+            <w:pPr>
+              <w:spacing w:before="20" w:after="20"/>
+              <w:jc w:val="center"/>
+            </w:pPr>
+            <w:r/>
+            <w:r>
+              <w:rPr>
+                <w:rFonts w:ascii="Times New Roman" w:hAnsi="Times New Roman" w:eastAsia="Times New Roman"/>
+                <w:b w:val="0"/>
+                <w:sz w:val="22"/>
+              </w:rPr>
+              <w:t>3,00</w:t>
+            </w:r>
+          </w:p>
+        </w:tc>
+      </w:tr>
+      <w:tr>
+        <w:tc>
+          <w:tcPr>
+            <w:tcW w:type="dxa" w:w="1434"/>
+            <w:tcBorders>
+              <w:top w:val="single" w:sz="4" w:color="808080"/>
+              <w:left w:val="single" w:sz="4" w:color="808080"/>
+              <w:bottom w:val="single" w:sz="4" w:color="808080"/>
+              <w:right w:val="single" w:sz="4" w:color="808080"/>
+            </w:tcBorders>
+            <w:shd w:fill="FFF2CC" w:val="clear"/>
+          </w:tcPr>
+          <w:p>
+            <w:pPr>
+              <w:spacing w:before="20" w:after="20"/>
+              <w:jc w:val="center"/>
+            </w:pPr>
+            <w:r/>
+            <w:r>
+              <w:rPr>
+                <w:rFonts w:ascii="Times New Roman" w:hAnsi="Times New Roman" w:eastAsia="Times New Roman"/>
+                <w:b/>
+                <w:sz w:val="22"/>
+              </w:rPr>
+              <w:t>0,50</w:t>
+            </w:r>
+          </w:p>
+        </w:tc>
+        <w:tc>
+          <w:tcPr>
+            <w:tcW w:type="dxa" w:w="1434"/>
+            <w:tcBorders>
+              <w:top w:val="single" w:sz="4" w:color="808080"/>
+              <w:left w:val="single" w:sz="4" w:color="808080"/>
+              <w:bottom w:val="single" w:sz="4" w:color="808080"/>
+              <w:right w:val="single" w:sz="4" w:color="808080"/>
+            </w:tcBorders>
+            <w:shd w:fill="FFF2CC" w:val="clear"/>
+          </w:tcPr>
+          <w:p>
+            <w:pPr>
+              <w:spacing w:before="20" w:after="20"/>
+              <w:jc w:val="center"/>
+            </w:pPr>
+            <w:r/>
+            <w:r>
+              <w:rPr>
+                <w:rFonts w:ascii="Times New Roman" w:hAnsi="Times New Roman" w:eastAsia="Times New Roman"/>
+                <w:b/>
+                <w:sz w:val="22"/>
+              </w:rPr>
+              <w:t>0,5448</w:t>
+            </w:r>
+          </w:p>
+        </w:tc>
+        <w:tc>
+          <w:tcPr>
+            <w:tcW w:type="dxa" w:w="1434"/>
+            <w:tcBorders>
+              <w:top w:val="single" w:sz="4" w:color="808080"/>
+              <w:left w:val="single" w:sz="4" w:color="808080"/>
+              <w:bottom w:val="single" w:sz="4" w:color="808080"/>
+              <w:right w:val="single" w:sz="4" w:color="808080"/>
+            </w:tcBorders>
+            <w:shd w:fill="FFF2CC" w:val="clear"/>
+          </w:tcPr>
+          <w:p>
+            <w:pPr>
+              <w:spacing w:before="20" w:after="20"/>
+              <w:jc w:val="center"/>
+            </w:pPr>
+            <w:r/>
+            <w:r>
+              <w:rPr>
+                <w:rFonts w:ascii="Times New Roman" w:hAnsi="Times New Roman" w:eastAsia="Times New Roman"/>
+                <w:b/>
+                <w:sz w:val="22"/>
+              </w:rPr>
+              <w:t>13,66</w:t>
+            </w:r>
+          </w:p>
+        </w:tc>
+        <w:tc>
+          <w:tcPr>
+            <w:tcW w:type="dxa" w:w="1434"/>
+            <w:tcBorders>
+              <w:top w:val="single" w:sz="4" w:color="808080"/>
+              <w:left w:val="single" w:sz="4" w:color="808080"/>
+              <w:bottom w:val="single" w:sz="4" w:color="808080"/>
+              <w:right w:val="single" w:sz="4" w:color="808080"/>
+            </w:tcBorders>
+            <w:shd w:fill="FFF2CC" w:val="clear"/>
+          </w:tcPr>
+          <w:p>
+            <w:pPr>
+              <w:spacing w:before="20" w:after="20"/>
+              <w:jc w:val="center"/>
+            </w:pPr>
+            <w:r/>
+            <w:r>
+              <w:rPr>
+                <w:rFonts w:ascii="Times New Roman" w:hAnsi="Times New Roman" w:eastAsia="Times New Roman"/>
+                <w:b/>
+                <w:sz w:val="22"/>
+              </w:rPr>
+              <w:t>0,3706</w:t>
+            </w:r>
+          </w:p>
+        </w:tc>
+        <w:tc>
+          <w:tcPr>
+            <w:tcW w:type="dxa" w:w="1434"/>
+            <w:tcBorders>
+              <w:top w:val="single" w:sz="4" w:color="808080"/>
+              <w:left w:val="single" w:sz="4" w:color="808080"/>
+              <w:bottom w:val="single" w:sz="4" w:color="808080"/>
+              <w:right w:val="single" w:sz="4" w:color="808080"/>
+            </w:tcBorders>
+            <w:shd w:fill="FFF2CC" w:val="clear"/>
+          </w:tcPr>
+          <w:p>
+            <w:pPr>
+              <w:spacing w:before="20" w:after="20"/>
+              <w:jc w:val="center"/>
+            </w:pPr>
+            <w:r/>
+            <w:r>
+              <w:rPr>
+                <w:rFonts w:ascii="Times New Roman" w:hAnsi="Times New Roman" w:eastAsia="Times New Roman"/>
+                <w:b/>
+                <w:sz w:val="22"/>
+              </w:rPr>
+              <w:t>11,12</w:t>
+            </w:r>
+          </w:p>
+        </w:tc>
+        <w:tc>
+          <w:tcPr>
+            <w:tcW w:type="dxa" w:w="1434"/>
+            <w:tcBorders>
+              <w:top w:val="single" w:sz="4" w:color="808080"/>
+              <w:left w:val="single" w:sz="4" w:color="808080"/>
+              <w:bottom w:val="single" w:sz="4" w:color="808080"/>
+              <w:right w:val="single" w:sz="4" w:color="808080"/>
+            </w:tcBorders>
+            <w:shd w:fill="FFF2CC" w:val="clear"/>
+          </w:tcPr>
+          <w:p>
+            <w:pPr>
+              <w:spacing w:before="20" w:after="20"/>
+              <w:jc w:val="center"/>
+            </w:pPr>
+            <w:r/>
+            <w:r>
+              <w:rPr>
+                <w:rFonts w:ascii="Times New Roman" w:hAnsi="Times New Roman" w:eastAsia="Times New Roman"/>
+                <w:b/>
+                <w:sz w:val="22"/>
+              </w:rPr>
+              <w:t>0,1742</w:t>
+            </w:r>
+          </w:p>
+        </w:tc>
+        <w:tc>
+          <w:tcPr>
+            <w:tcW w:type="dxa" w:w="1434"/>
+            <w:tcBorders>
+              <w:top w:val="single" w:sz="4" w:color="808080"/>
+              <w:left w:val="single" w:sz="4" w:color="808080"/>
+              <w:bottom w:val="single" w:sz="4" w:color="808080"/>
+              <w:right w:val="single" w:sz="4" w:color="808080"/>
+            </w:tcBorders>
+            <w:shd w:fill="FFF2CC" w:val="clear"/>
+          </w:tcPr>
+          <w:p>
+            <w:pPr>
+              <w:spacing w:before="20" w:after="20"/>
+              <w:jc w:val="center"/>
+            </w:pPr>
+            <w:r/>
+            <w:r>
+              <w:rPr>
+                <w:rFonts w:ascii="Times New Roman" w:hAnsi="Times New Roman" w:eastAsia="Times New Roman"/>
+                <w:b/>
+                <w:sz w:val="22"/>
+              </w:rPr>
+              <w:t>5,23</w:t>
+            </w:r>
+          </w:p>
+        </w:tc>
+      </w:tr>
+    </w:tbl>
+    <w:p/>
+    <w:p>
+      <w:pPr>
+        <w:spacing w:after="80" w:before="80" w:line="276" w:lineRule="auto"/>
+      </w:pPr>
+      <w:r>
+        <w:rPr>
+          <w:rFonts w:ascii="Times New Roman" w:hAnsi="Times New Roman" w:eastAsia="Times New Roman"/>
+          <w:b/>
+          <w:color w:val="2E75B6"/>
+          <w:sz w:val="26"/>
+        </w:rPr>
+        <w:t>Реактор 4</w:t>
+      </w:r>
+    </w:p>
+    <w:tbl>
+      <w:tblPr>
+        <w:tblW w:type="auto" w:w="0"/>
+        <w:jc w:val="center"/>
+        <w:tblLayout w:type="autofit"/>
+        <w:tblLook w:firstColumn="1" w:firstRow="1" w:lastColumn="0" w:lastRow="0" w:noHBand="0" w:noVBand="1" w:val="04A0"/>
+      </w:tblPr>
+      <w:tblGrid>
+        <w:gridCol w:w="1434"/>
+        <w:gridCol w:w="1434"/>
+        <w:gridCol w:w="1434"/>
+        <w:gridCol w:w="1434"/>
+        <w:gridCol w:w="1434"/>
+        <w:gridCol w:w="1434"/>
+        <w:gridCol w:w="1434"/>
+      </w:tblGrid>
+      <w:tr>
+        <w:tc>
+          <w:tcPr>
+            <w:tcW w:type="dxa" w:w="1434"/>
+            <w:tcBorders>
+              <w:top w:val="single" w:sz="4" w:color="808080"/>
+              <w:left w:val="single" w:sz="4" w:color="808080"/>
+              <w:bottom w:val="single" w:sz="4" w:color="808080"/>
+              <w:right w:val="single" w:sz="4" w:color="808080"/>
+            </w:tcBorders>
+            <w:shd w:fill="1F4E79" w:val="clear"/>
+          </w:tcPr>
+          <w:p>
+            <w:pPr>
+              <w:spacing w:before="20" w:after="20"/>
+              <w:jc w:val="center"/>
+            </w:pPr>
+            <w:r/>
+            <w:r>
+              <w:rPr>
+                <w:rFonts w:ascii="Times New Roman" w:hAnsi="Times New Roman" w:eastAsia="Times New Roman"/>
+                <w:b/>
+                <w:color w:val="FFFFFF"/>
+                <w:sz w:val="22"/>
+              </w:rPr>
+              <w:t>Тау, мин</w:t>
+            </w:r>
+          </w:p>
+        </w:tc>
+        <w:tc>
+          <w:tcPr>
+            <w:tcW w:type="dxa" w:w="1434"/>
+            <w:tcBorders>
+              <w:top w:val="single" w:sz="4" w:color="808080"/>
+              <w:left w:val="single" w:sz="4" w:color="808080"/>
+              <w:bottom w:val="single" w:sz="4" w:color="808080"/>
+              <w:right w:val="single" w:sz="4" w:color="808080"/>
+            </w:tcBorders>
+            <w:shd w:fill="1F4E79" w:val="clear"/>
+          </w:tcPr>
+          <w:p>
+            <w:pPr>
+              <w:spacing w:before="20" w:after="20"/>
+              <w:jc w:val="center"/>
+            </w:pPr>
+            <w:r/>
+            <w:r>
+              <w:rPr>
+                <w:rFonts w:ascii="Times New Roman" w:hAnsi="Times New Roman" w:eastAsia="Times New Roman"/>
+                <w:b/>
+                <w:color w:val="FFFFFF"/>
+                <w:sz w:val="22"/>
+              </w:rPr>
+              <w:t>X</w:t>
+            </w:r>
+          </w:p>
+        </w:tc>
+        <w:tc>
+          <w:tcPr>
+            <w:tcW w:type="dxa" w:w="1434"/>
+            <w:tcBorders>
+              <w:top w:val="single" w:sz="4" w:color="808080"/>
+              <w:left w:val="single" w:sz="4" w:color="808080"/>
+              <w:bottom w:val="single" w:sz="4" w:color="808080"/>
+              <w:right w:val="single" w:sz="4" w:color="808080"/>
+            </w:tcBorders>
+            <w:shd w:fill="1F4E79" w:val="clear"/>
+          </w:tcPr>
+          <w:p>
+            <w:pPr>
+              <w:spacing w:before="20" w:after="20"/>
+              <w:jc w:val="center"/>
+            </w:pPr>
+            <w:r/>
+            <w:r>
+              <w:rPr>
+                <w:rFonts w:ascii="Times New Roman" w:hAnsi="Times New Roman" w:eastAsia="Times New Roman"/>
+                <w:b/>
+                <w:color w:val="FFFFFF"/>
+                <w:sz w:val="22"/>
+              </w:rPr>
+              <w:t>CA, моль/л</w:t>
+            </w:r>
+          </w:p>
+        </w:tc>
+        <w:tc>
+          <w:tcPr>
+            <w:tcW w:type="dxa" w:w="1434"/>
+            <w:tcBorders>
+              <w:top w:val="single" w:sz="4" w:color="808080"/>
+              <w:left w:val="single" w:sz="4" w:color="808080"/>
+              <w:bottom w:val="single" w:sz="4" w:color="808080"/>
+              <w:right w:val="single" w:sz="4" w:color="808080"/>
+            </w:tcBorders>
+            <w:shd w:fill="1F4E79" w:val="clear"/>
+          </w:tcPr>
+          <w:p>
+            <w:pPr>
+              <w:spacing w:before="20" w:after="20"/>
+              <w:jc w:val="center"/>
+            </w:pPr>
+            <w:r/>
+            <w:r>
+              <w:rPr>
+                <w:rFonts w:ascii="Times New Roman" w:hAnsi="Times New Roman" w:eastAsia="Times New Roman"/>
+                <w:b/>
+                <w:color w:val="FFFFFF"/>
+                <w:sz w:val="22"/>
+              </w:rPr>
+              <w:t>Y</w:t>
+            </w:r>
+          </w:p>
+        </w:tc>
+        <w:tc>
+          <w:tcPr>
+            <w:tcW w:type="dxa" w:w="1434"/>
+            <w:tcBorders>
+              <w:top w:val="single" w:sz="4" w:color="808080"/>
+              <w:left w:val="single" w:sz="4" w:color="808080"/>
+              <w:bottom w:val="single" w:sz="4" w:color="808080"/>
+              <w:right w:val="single" w:sz="4" w:color="808080"/>
+            </w:tcBorders>
+            <w:shd w:fill="1F4E79" w:val="clear"/>
+          </w:tcPr>
+          <w:p>
+            <w:pPr>
+              <w:spacing w:before="20" w:after="20"/>
+              <w:jc w:val="center"/>
+            </w:pPr>
+            <w:r/>
+            <w:r>
+              <w:rPr>
+                <w:rFonts w:ascii="Times New Roman" w:hAnsi="Times New Roman" w:eastAsia="Times New Roman"/>
+                <w:b/>
+                <w:color w:val="FFFFFF"/>
+                <w:sz w:val="22"/>
+              </w:rPr>
+              <w:t>CR, моль/л</w:t>
+            </w:r>
+          </w:p>
+        </w:tc>
+        <w:tc>
+          <w:tcPr>
+            <w:tcW w:type="dxa" w:w="1434"/>
+            <w:tcBorders>
+              <w:top w:val="single" w:sz="4" w:color="808080"/>
+              <w:left w:val="single" w:sz="4" w:color="808080"/>
+              <w:bottom w:val="single" w:sz="4" w:color="808080"/>
+              <w:right w:val="single" w:sz="4" w:color="808080"/>
+            </w:tcBorders>
+            <w:shd w:fill="1F4E79" w:val="clear"/>
+          </w:tcPr>
+          <w:p>
+            <w:pPr>
+              <w:spacing w:before="20" w:after="20"/>
+              <w:jc w:val="center"/>
+            </w:pPr>
+            <w:r/>
+            <w:r>
+              <w:rPr>
+                <w:rFonts w:ascii="Times New Roman" w:hAnsi="Times New Roman" w:eastAsia="Times New Roman"/>
+                <w:b/>
+                <w:color w:val="FFFFFF"/>
+                <w:sz w:val="22"/>
+              </w:rPr>
+              <w:t>Z</w:t>
+            </w:r>
+          </w:p>
+        </w:tc>
+        <w:tc>
+          <w:tcPr>
+            <w:tcW w:type="dxa" w:w="1434"/>
+            <w:tcBorders>
+              <w:top w:val="single" w:sz="4" w:color="808080"/>
+              <w:left w:val="single" w:sz="4" w:color="808080"/>
+              <w:bottom w:val="single" w:sz="4" w:color="808080"/>
+              <w:right w:val="single" w:sz="4" w:color="808080"/>
+            </w:tcBorders>
+            <w:shd w:fill="1F4E79" w:val="clear"/>
+          </w:tcPr>
+          <w:p>
+            <w:pPr>
+              <w:spacing w:before="20" w:after="20"/>
+              <w:jc w:val="center"/>
+            </w:pPr>
+            <w:r/>
+            <w:r>
+              <w:rPr>
+                <w:rFonts w:ascii="Times New Roman" w:hAnsi="Times New Roman" w:eastAsia="Times New Roman"/>
+                <w:b/>
+                <w:color w:val="FFFFFF"/>
+                <w:sz w:val="22"/>
+              </w:rPr>
+              <w:t>CS, моль/л</w:t>
+            </w:r>
+          </w:p>
+        </w:tc>
+      </w:tr>
+      <w:tr>
+        <w:tc>
+          <w:tcPr>
+            <w:tcW w:type="dxa" w:w="1434"/>
+            <w:tcBorders>
+              <w:top w:val="single" w:sz="4" w:color="808080"/>
+              <w:left w:val="single" w:sz="4" w:color="808080"/>
+              <w:bottom w:val="single" w:sz="4" w:color="808080"/>
+              <w:right w:val="single" w:sz="4" w:color="808080"/>
+            </w:tcBorders>
+            <w:shd w:fill="FFFFFF" w:val="clear"/>
+          </w:tcPr>
+          <w:p>
+            <w:pPr>
+              <w:spacing w:before="20" w:after="20"/>
+              <w:jc w:val="center"/>
+            </w:pPr>
+            <w:r/>
+            <w:r>
+              <w:rPr>
+                <w:rFonts w:ascii="Times New Roman" w:hAnsi="Times New Roman" w:eastAsia="Times New Roman"/>
+                <w:b w:val="0"/>
+                <w:sz w:val="22"/>
+              </w:rPr>
+              <w:t>0,00</w:t>
+            </w:r>
+          </w:p>
+        </w:tc>
+        <w:tc>
+          <w:tcPr>
+            <w:tcW w:type="dxa" w:w="1434"/>
+            <w:tcBorders>
+              <w:top w:val="single" w:sz="4" w:color="808080"/>
+              <w:left w:val="single" w:sz="4" w:color="808080"/>
+              <w:bottom w:val="single" w:sz="4" w:color="808080"/>
+              <w:right w:val="single" w:sz="4" w:color="808080"/>
+            </w:tcBorders>
+            <w:shd w:fill="FFFFFF" w:val="clear"/>
+          </w:tcPr>
+          <w:p>
+            <w:pPr>
+              <w:spacing w:before="20" w:after="20"/>
+              <w:jc w:val="center"/>
+            </w:pPr>
+            <w:r/>
+            <w:r>
+              <w:rPr>
+                <w:rFonts w:ascii="Times New Roman" w:hAnsi="Times New Roman" w:eastAsia="Times New Roman"/>
+                <w:b w:val="0"/>
+                <w:sz w:val="22"/>
+              </w:rPr>
+              <w:t>0,5448</w:t>
+            </w:r>
+          </w:p>
+        </w:tc>
+        <w:tc>
+          <w:tcPr>
+            <w:tcW w:type="dxa" w:w="1434"/>
+            <w:tcBorders>
+              <w:top w:val="single" w:sz="4" w:color="808080"/>
+              <w:left w:val="single" w:sz="4" w:color="808080"/>
+              <w:bottom w:val="single" w:sz="4" w:color="808080"/>
+              <w:right w:val="single" w:sz="4" w:color="808080"/>
+            </w:tcBorders>
+            <w:shd w:fill="FFFFFF" w:val="clear"/>
+          </w:tcPr>
+          <w:p>
+            <w:pPr>
+              <w:spacing w:before="20" w:after="20"/>
+              <w:jc w:val="center"/>
+            </w:pPr>
+            <w:r/>
+            <w:r>
+              <w:rPr>
+                <w:rFonts w:ascii="Times New Roman" w:hAnsi="Times New Roman" w:eastAsia="Times New Roman"/>
+                <w:b w:val="0"/>
+                <w:sz w:val="22"/>
+              </w:rPr>
+              <w:t>13,66</w:t>
+            </w:r>
+          </w:p>
+        </w:tc>
+        <w:tc>
+          <w:tcPr>
+            <w:tcW w:type="dxa" w:w="1434"/>
+            <w:tcBorders>
+              <w:top w:val="single" w:sz="4" w:color="808080"/>
+              <w:left w:val="single" w:sz="4" w:color="808080"/>
+              <w:bottom w:val="single" w:sz="4" w:color="808080"/>
+              <w:right w:val="single" w:sz="4" w:color="808080"/>
+            </w:tcBorders>
+            <w:shd w:fill="FFFFFF" w:val="clear"/>
+          </w:tcPr>
+          <w:p>
+            <w:pPr>
+              <w:spacing w:before="20" w:after="20"/>
+              <w:jc w:val="center"/>
+            </w:pPr>
+            <w:r/>
+            <w:r>
+              <w:rPr>
+                <w:rFonts w:ascii="Times New Roman" w:hAnsi="Times New Roman" w:eastAsia="Times New Roman"/>
+                <w:b w:val="0"/>
+                <w:sz w:val="22"/>
+              </w:rPr>
+              <w:t>0,3706</w:t>
+            </w:r>
+          </w:p>
+        </w:tc>
+        <w:tc>
+          <w:tcPr>
+            <w:tcW w:type="dxa" w:w="1434"/>
+            <w:tcBorders>
+              <w:top w:val="single" w:sz="4" w:color="808080"/>
+              <w:left w:val="single" w:sz="4" w:color="808080"/>
+              <w:bottom w:val="single" w:sz="4" w:color="808080"/>
+              <w:right w:val="single" w:sz="4" w:color="808080"/>
+            </w:tcBorders>
+            <w:shd w:fill="FFFFFF" w:val="clear"/>
+          </w:tcPr>
+          <w:p>
+            <w:pPr>
+              <w:spacing w:before="20" w:after="20"/>
+              <w:jc w:val="center"/>
+            </w:pPr>
+            <w:r/>
+            <w:r>
+              <w:rPr>
+                <w:rFonts w:ascii="Times New Roman" w:hAnsi="Times New Roman" w:eastAsia="Times New Roman"/>
+                <w:b w:val="0"/>
+                <w:sz w:val="22"/>
+              </w:rPr>
+              <w:t>11,12</w:t>
+            </w:r>
+          </w:p>
+        </w:tc>
+        <w:tc>
+          <w:tcPr>
+            <w:tcW w:type="dxa" w:w="1434"/>
+            <w:tcBorders>
+              <w:top w:val="single" w:sz="4" w:color="808080"/>
+              <w:left w:val="single" w:sz="4" w:color="808080"/>
+              <w:bottom w:val="single" w:sz="4" w:color="808080"/>
+              <w:right w:val="single" w:sz="4" w:color="808080"/>
+            </w:tcBorders>
+            <w:shd w:fill="FFFFFF" w:val="clear"/>
+          </w:tcPr>
+          <w:p>
+            <w:pPr>
+              <w:spacing w:before="20" w:after="20"/>
+              <w:jc w:val="center"/>
+            </w:pPr>
+            <w:r/>
+            <w:r>
+              <w:rPr>
+                <w:rFonts w:ascii="Times New Roman" w:hAnsi="Times New Roman" w:eastAsia="Times New Roman"/>
+                <w:b w:val="0"/>
+                <w:sz w:val="22"/>
+              </w:rPr>
+              <w:t>0,1742</w:t>
+            </w:r>
+          </w:p>
+        </w:tc>
+        <w:tc>
+          <w:tcPr>
+            <w:tcW w:type="dxa" w:w="1434"/>
+            <w:tcBorders>
+              <w:top w:val="single" w:sz="4" w:color="808080"/>
+              <w:left w:val="single" w:sz="4" w:color="808080"/>
+              <w:bottom w:val="single" w:sz="4" w:color="808080"/>
+              <w:right w:val="single" w:sz="4" w:color="808080"/>
+            </w:tcBorders>
+            <w:shd w:fill="FFFFFF" w:val="clear"/>
+          </w:tcPr>
+          <w:p>
+            <w:pPr>
+              <w:spacing w:before="20" w:after="20"/>
+              <w:jc w:val="center"/>
+            </w:pPr>
+            <w:r/>
+            <w:r>
+              <w:rPr>
+                <w:rFonts w:ascii="Times New Roman" w:hAnsi="Times New Roman" w:eastAsia="Times New Roman"/>
+                <w:b w:val="0"/>
+                <w:sz w:val="22"/>
+              </w:rPr>
+              <w:t>5,23</w:t>
+            </w:r>
+          </w:p>
+        </w:tc>
+      </w:tr>
+      <w:tr>
+        <w:tc>
+          <w:tcPr>
+            <w:tcW w:type="dxa" w:w="1434"/>
+            <w:tcBorders>
+              <w:top w:val="single" w:sz="4" w:color="808080"/>
+              <w:left w:val="single" w:sz="4" w:color="808080"/>
+              <w:bottom w:val="single" w:sz="4" w:color="808080"/>
+              <w:right w:val="single" w:sz="4" w:color="808080"/>
+            </w:tcBorders>
+            <w:shd w:fill="FFF2CC" w:val="clear"/>
+          </w:tcPr>
+          <w:p>
+            <w:pPr>
+              <w:spacing w:before="20" w:after="20"/>
+              <w:jc w:val="center"/>
+            </w:pPr>
+            <w:r/>
+            <w:r>
+              <w:rPr>
+                <w:rFonts w:ascii="Times New Roman" w:hAnsi="Times New Roman" w:eastAsia="Times New Roman"/>
+                <w:b/>
+                <w:sz w:val="22"/>
+              </w:rPr>
+              <w:t>0,50</w:t>
+            </w:r>
+          </w:p>
+        </w:tc>
+        <w:tc>
+          <w:tcPr>
+            <w:tcW w:type="dxa" w:w="1434"/>
             <w:tcBorders>
               <w:top w:val="single" w:sz="4" w:color="808080"/>
               <w:left w:val="single" w:sz="4" w:color="808080"/>
@@ -530,7 +2393,34 @@
         </w:tc>
         <w:tc>
           <w:tcPr>
-            <w:tcW w:type="dxa" w:w="2163"/>
+            <w:tcW w:type="dxa" w:w="1434"/>
+            <w:tcBorders>
+              <w:top w:val="single" w:sz="4" w:color="808080"/>
+              <w:left w:val="single" w:sz="4" w:color="808080"/>
+              <w:bottom w:val="single" w:sz="4" w:color="808080"/>
+              <w:right w:val="single" w:sz="4" w:color="808080"/>
+            </w:tcBorders>
+            <w:shd w:fill="FFF2CC" w:val="clear"/>
+          </w:tcPr>
+          <w:p>
+            <w:pPr>
+              <w:spacing w:before="20" w:after="20"/>
+              <w:jc w:val="center"/>
+            </w:pPr>
+            <w:r/>
+            <w:r>
+              <w:rPr>
+                <w:rFonts w:ascii="Times New Roman" w:hAnsi="Times New Roman" w:eastAsia="Times New Roman"/>
+                <w:b/>
+                <w:sz w:val="22"/>
+              </w:rPr>
+              <w:t>10,51</w:t>
+            </w:r>
+          </w:p>
+        </w:tc>
+        <w:tc>
+          <w:tcPr>
+            <w:tcW w:type="dxa" w:w="1434"/>
             <w:tcBorders>
               <w:top w:val="single" w:sz="4" w:color="808080"/>
               <w:left w:val="single" w:sz="4" w:color="808080"/>
@@ -557,7 +2447,34 @@
         </w:tc>
         <w:tc>
           <w:tcPr>
-            <w:tcW w:type="dxa" w:w="2163"/>
+            <w:tcW w:type="dxa" w:w="1434"/>
+            <w:tcBorders>
+              <w:top w:val="single" w:sz="4" w:color="808080"/>
+              <w:left w:val="single" w:sz="4" w:color="808080"/>
+              <w:bottom w:val="single" w:sz="4" w:color="808080"/>
+              <w:right w:val="single" w:sz="4" w:color="808080"/>
+            </w:tcBorders>
+            <w:shd w:fill="FFF2CC" w:val="clear"/>
+          </w:tcPr>
+          <w:p>
+            <w:pPr>
+              <w:spacing w:before="20" w:after="20"/>
+              <w:jc w:val="center"/>
+            </w:pPr>
+            <w:r/>
+            <w:r>
+              <w:rPr>
+                <w:rFonts w:ascii="Times New Roman" w:hAnsi="Times New Roman" w:eastAsia="Times New Roman"/>
+                <w:b/>
+                <w:sz w:val="22"/>
+              </w:rPr>
+              <w:t>11,89</w:t>
+            </w:r>
+          </w:p>
+        </w:tc>
+        <w:tc>
+          <w:tcPr>
+            <w:tcW w:type="dxa" w:w="1434"/>
             <w:tcBorders>
               <w:top w:val="single" w:sz="4" w:color="808080"/>
               <w:left w:val="single" w:sz="4" w:color="808080"/>
@@ -584,61 +2501,7 @@
         </w:tc>
         <w:tc>
           <w:tcPr>
-            <w:tcW w:type="dxa" w:w="2163"/>
-            <w:tcBorders>
-              <w:top w:val="single" w:sz="4" w:color="808080"/>
-              <w:left w:val="single" w:sz="4" w:color="808080"/>
-              <w:bottom w:val="single" w:sz="4" w:color="808080"/>
-              <w:right w:val="single" w:sz="4" w:color="808080"/>
-            </w:tcBorders>
-            <w:shd w:fill="FFF2CC" w:val="clear"/>
-          </w:tcPr>
-          <w:p>
-            <w:pPr>
-              <w:spacing w:before="20" w:after="20"/>
-              <w:jc w:val="center"/>
-            </w:pPr>
-            <w:r/>
-            <w:r>
-              <w:rPr>
-                <w:rFonts w:ascii="Times New Roman" w:hAnsi="Times New Roman" w:eastAsia="Times New Roman"/>
-                <w:b/>
-                <w:sz w:val="22"/>
-              </w:rPr>
-              <w:t>10,51</w:t>
-            </w:r>
-          </w:p>
-        </w:tc>
-        <w:tc>
-          <w:tcPr>
-            <w:tcW w:type="dxa" w:w="2163"/>
-            <w:tcBorders>
-              <w:top w:val="single" w:sz="4" w:color="808080"/>
-              <w:left w:val="single" w:sz="4" w:color="808080"/>
-              <w:bottom w:val="single" w:sz="4" w:color="808080"/>
-              <w:right w:val="single" w:sz="4" w:color="808080"/>
-            </w:tcBorders>
-            <w:shd w:fill="FFF2CC" w:val="clear"/>
-          </w:tcPr>
-          <w:p>
-            <w:pPr>
-              <w:spacing w:before="20" w:after="20"/>
-              <w:jc w:val="center"/>
-            </w:pPr>
-            <w:r/>
-            <w:r>
-              <w:rPr>
-                <w:rFonts w:ascii="Times New Roman" w:hAnsi="Times New Roman" w:eastAsia="Times New Roman"/>
-                <w:b/>
-                <w:sz w:val="22"/>
-              </w:rPr>
-              <w:t>11,89</w:t>
-            </w:r>
-          </w:p>
-        </w:tc>
-        <w:tc>
-          <w:tcPr>
-            <w:tcW w:type="dxa" w:w="2163"/>
+            <w:tcW w:type="dxa" w:w="1434"/>
             <w:tcBorders>
               <w:top w:val="single" w:sz="4" w:color="808080"/>
               <w:left w:val="single" w:sz="4" w:color="808080"/>
@@ -677,7 +2540,7 @@
           <w:color w:val="1F4E79"/>
           <w:sz w:val="28"/>
         </w:rPr>
-        <w:t>Таблица 2. Система 2 — четыре РИС-н параллельно</w:t>
+        <w:t>Система 2. Четыре параллельно соединённых РИС-н одинакового объёма, одинаковая нагрузка</w:t>
       </w:r>
     </w:p>
     <w:p>
@@ -690,7 +2553,21 @@
           <w:b w:val="0"/>
           <w:sz w:val="24"/>
         </w:rPr>
-        <w:t>Vi = 25 л, vi = 12,5 л/мин. Аппараты одинаковы. На экране те же две строки; выход как у единичного РИС-н.</w:t>
+        <w:t>Vi = 25 л, vi = 12,5 л/мин, τi = 2 мин. Все четыре аппарата одинаковы (как единичный РИС-н, л/р №3).</w:t>
+      </w:r>
+    </w:p>
+    <w:p>
+      <w:pPr>
+        <w:spacing w:after="80" w:before="80" w:line="276" w:lineRule="auto"/>
+      </w:pPr>
+      <w:r>
+        <w:rPr>
+          <w:rFonts w:ascii="Times New Roman" w:hAnsi="Times New Roman" w:eastAsia="Times New Roman"/>
+          <w:b/>
+          <w:color w:val="2E75B6"/>
+          <w:sz w:val="26"/>
+        </w:rPr>
+        <w:t>Реактор 1</w:t>
       </w:r>
     </w:p>
     <w:tbl>
@@ -701,18 +2578,18 @@
         <w:tblLook w:firstColumn="1" w:firstRow="1" w:lastColumn="0" w:lastRow="0" w:noHBand="0" w:noVBand="1" w:val="04A0"/>
       </w:tblPr>
       <w:tblGrid>
-        <w:gridCol w:w="2163"/>
-        <w:gridCol w:w="2163"/>
-        <w:gridCol w:w="2163"/>
-        <w:gridCol w:w="2163"/>
-        <w:gridCol w:w="2163"/>
-        <w:gridCol w:w="2163"/>
-        <w:gridCol w:w="2163"/>
+        <w:gridCol w:w="1434"/>
+        <w:gridCol w:w="1434"/>
+        <w:gridCol w:w="1434"/>
+        <w:gridCol w:w="1434"/>
+        <w:gridCol w:w="1434"/>
+        <w:gridCol w:w="1434"/>
+        <w:gridCol w:w="1434"/>
       </w:tblGrid>
       <w:tr>
         <w:tc>
           <w:tcPr>
-            <w:tcW w:type="dxa" w:w="2163"/>
+            <w:tcW w:type="dxa" w:w="1434"/>
             <w:tcBorders>
               <w:top w:val="single" w:sz="4" w:color="808080"/>
               <w:left w:val="single" w:sz="4" w:color="808080"/>
@@ -734,13 +2611,13 @@
                 <w:color w:val="FFFFFF"/>
                 <w:sz w:val="22"/>
               </w:rPr>
-              <w:t>τ, мин</w:t>
+              <w:t>Тау, мин</w:t>
             </w:r>
           </w:p>
         </w:tc>
         <w:tc>
           <w:tcPr>
-            <w:tcW w:type="dxa" w:w="2163"/>
+            <w:tcW w:type="dxa" w:w="1434"/>
             <w:tcBorders>
               <w:top w:val="single" w:sz="4" w:color="808080"/>
               <w:left w:val="single" w:sz="4" w:color="808080"/>
@@ -768,7 +2645,35 @@
         </w:tc>
         <w:tc>
           <w:tcPr>
-            <w:tcW w:type="dxa" w:w="2163"/>
+            <w:tcW w:type="dxa" w:w="1434"/>
+            <w:tcBorders>
+              <w:top w:val="single" w:sz="4" w:color="808080"/>
+              <w:left w:val="single" w:sz="4" w:color="808080"/>
+              <w:bottom w:val="single" w:sz="4" w:color="808080"/>
+              <w:right w:val="single" w:sz="4" w:color="808080"/>
+            </w:tcBorders>
+            <w:shd w:fill="1F4E79" w:val="clear"/>
+          </w:tcPr>
+          <w:p>
+            <w:pPr>
+              <w:spacing w:before="20" w:after="20"/>
+              <w:jc w:val="center"/>
+            </w:pPr>
+            <w:r/>
+            <w:r>
+              <w:rPr>
+                <w:rFonts w:ascii="Times New Roman" w:hAnsi="Times New Roman" w:eastAsia="Times New Roman"/>
+                <w:b/>
+                <w:color w:val="FFFFFF"/>
+                <w:sz w:val="22"/>
+              </w:rPr>
+              <w:t>CA, моль/л</w:t>
+            </w:r>
+          </w:p>
+        </w:tc>
+        <w:tc>
+          <w:tcPr>
+            <w:tcW w:type="dxa" w:w="1434"/>
             <w:tcBorders>
               <w:top w:val="single" w:sz="4" w:color="808080"/>
               <w:left w:val="single" w:sz="4" w:color="808080"/>
@@ -796,7 +2701,35 @@
         </w:tc>
         <w:tc>
           <w:tcPr>
-            <w:tcW w:type="dxa" w:w="2163"/>
+            <w:tcW w:type="dxa" w:w="1434"/>
+            <w:tcBorders>
+              <w:top w:val="single" w:sz="4" w:color="808080"/>
+              <w:left w:val="single" w:sz="4" w:color="808080"/>
+              <w:bottom w:val="single" w:sz="4" w:color="808080"/>
+              <w:right w:val="single" w:sz="4" w:color="808080"/>
+            </w:tcBorders>
+            <w:shd w:fill="1F4E79" w:val="clear"/>
+          </w:tcPr>
+          <w:p>
+            <w:pPr>
+              <w:spacing w:before="20" w:after="20"/>
+              <w:jc w:val="center"/>
+            </w:pPr>
+            <w:r/>
+            <w:r>
+              <w:rPr>
+                <w:rFonts w:ascii="Times New Roman" w:hAnsi="Times New Roman" w:eastAsia="Times New Roman"/>
+                <w:b/>
+                <w:color w:val="FFFFFF"/>
+                <w:sz w:val="22"/>
+              </w:rPr>
+              <w:t>CR, моль/л</w:t>
+            </w:r>
+          </w:p>
+        </w:tc>
+        <w:tc>
+          <w:tcPr>
+            <w:tcW w:type="dxa" w:w="1434"/>
             <w:tcBorders>
               <w:top w:val="single" w:sz="4" w:color="808080"/>
               <w:left w:val="single" w:sz="4" w:color="808080"/>
@@ -824,63 +2757,7 @@
         </w:tc>
         <w:tc>
           <w:tcPr>
-            <w:tcW w:type="dxa" w:w="2163"/>
-            <w:tcBorders>
-              <w:top w:val="single" w:sz="4" w:color="808080"/>
-              <w:left w:val="single" w:sz="4" w:color="808080"/>
-              <w:bottom w:val="single" w:sz="4" w:color="808080"/>
-              <w:right w:val="single" w:sz="4" w:color="808080"/>
-            </w:tcBorders>
-            <w:shd w:fill="1F4E79" w:val="clear"/>
-          </w:tcPr>
-          <w:p>
-            <w:pPr>
-              <w:spacing w:before="20" w:after="20"/>
-              <w:jc w:val="center"/>
-            </w:pPr>
-            <w:r/>
-            <w:r>
-              <w:rPr>
-                <w:rFonts w:ascii="Times New Roman" w:hAnsi="Times New Roman" w:eastAsia="Times New Roman"/>
-                <w:b/>
-                <w:color w:val="FFFFFF"/>
-                <w:sz w:val="22"/>
-              </w:rPr>
-              <w:t>CA, моль/л</w:t>
-            </w:r>
-          </w:p>
-        </w:tc>
-        <w:tc>
-          <w:tcPr>
-            <w:tcW w:type="dxa" w:w="2163"/>
-            <w:tcBorders>
-              <w:top w:val="single" w:sz="4" w:color="808080"/>
-              <w:left w:val="single" w:sz="4" w:color="808080"/>
-              <w:bottom w:val="single" w:sz="4" w:color="808080"/>
-              <w:right w:val="single" w:sz="4" w:color="808080"/>
-            </w:tcBorders>
-            <w:shd w:fill="1F4E79" w:val="clear"/>
-          </w:tcPr>
-          <w:p>
-            <w:pPr>
-              <w:spacing w:before="20" w:after="20"/>
-              <w:jc w:val="center"/>
-            </w:pPr>
-            <w:r/>
-            <w:r>
-              <w:rPr>
-                <w:rFonts w:ascii="Times New Roman" w:hAnsi="Times New Roman" w:eastAsia="Times New Roman"/>
-                <w:b/>
-                <w:color w:val="FFFFFF"/>
-                <w:sz w:val="22"/>
-              </w:rPr>
-              <w:t>CR, моль/л</w:t>
-            </w:r>
-          </w:p>
-        </w:tc>
-        <w:tc>
-          <w:tcPr>
-            <w:tcW w:type="dxa" w:w="2163"/>
+            <w:tcW w:type="dxa" w:w="1434"/>
             <w:tcBorders>
               <w:top w:val="single" w:sz="4" w:color="808080"/>
               <w:left w:val="single" w:sz="4" w:color="808080"/>
@@ -910,7 +2787,7 @@
       <w:tr>
         <w:tc>
           <w:tcPr>
-            <w:tcW w:type="dxa" w:w="2163"/>
+            <w:tcW w:type="dxa" w:w="1434"/>
             <w:tcBorders>
               <w:top w:val="single" w:sz="4" w:color="808080"/>
               <w:left w:val="single" w:sz="4" w:color="808080"/>
@@ -937,7 +2814,7 @@
         </w:tc>
         <w:tc>
           <w:tcPr>
-            <w:tcW w:type="dxa" w:w="2163"/>
+            <w:tcW w:type="dxa" w:w="1434"/>
             <w:tcBorders>
               <w:top w:val="single" w:sz="4" w:color="808080"/>
               <w:left w:val="single" w:sz="4" w:color="808080"/>
@@ -964,7 +2841,34 @@
         </w:tc>
         <w:tc>
           <w:tcPr>
-            <w:tcW w:type="dxa" w:w="2163"/>
+            <w:tcW w:type="dxa" w:w="1434"/>
+            <w:tcBorders>
+              <w:top w:val="single" w:sz="4" w:color="808080"/>
+              <w:left w:val="single" w:sz="4" w:color="808080"/>
+              <w:bottom w:val="single" w:sz="4" w:color="808080"/>
+              <w:right w:val="single" w:sz="4" w:color="808080"/>
+            </w:tcBorders>
+            <w:shd w:fill="FFFFFF" w:val="clear"/>
+          </w:tcPr>
+          <w:p>
+            <w:pPr>
+              <w:spacing w:before="20" w:after="20"/>
+              <w:jc w:val="center"/>
+            </w:pPr>
+            <w:r/>
+            <w:r>
+              <w:rPr>
+                <w:rFonts w:ascii="Times New Roman" w:hAnsi="Times New Roman" w:eastAsia="Times New Roman"/>
+                <w:b w:val="0"/>
+                <w:sz w:val="22"/>
+              </w:rPr>
+              <w:t>30,00</w:t>
+            </w:r>
+          </w:p>
+        </w:tc>
+        <w:tc>
+          <w:tcPr>
+            <w:tcW w:type="dxa" w:w="1434"/>
             <w:tcBorders>
               <w:top w:val="single" w:sz="4" w:color="808080"/>
               <w:left w:val="single" w:sz="4" w:color="808080"/>
@@ -991,7 +2895,34 @@
         </w:tc>
         <w:tc>
           <w:tcPr>
-            <w:tcW w:type="dxa" w:w="2163"/>
+            <w:tcW w:type="dxa" w:w="1434"/>
+            <w:tcBorders>
+              <w:top w:val="single" w:sz="4" w:color="808080"/>
+              <w:left w:val="single" w:sz="4" w:color="808080"/>
+              <w:bottom w:val="single" w:sz="4" w:color="808080"/>
+              <w:right w:val="single" w:sz="4" w:color="808080"/>
+            </w:tcBorders>
+            <w:shd w:fill="FFFFFF" w:val="clear"/>
+          </w:tcPr>
+          <w:p>
+            <w:pPr>
+              <w:spacing w:before="20" w:after="20"/>
+              <w:jc w:val="center"/>
+            </w:pPr>
+            <w:r/>
+            <w:r>
+              <w:rPr>
+                <w:rFonts w:ascii="Times New Roman" w:hAnsi="Times New Roman" w:eastAsia="Times New Roman"/>
+                <w:b w:val="0"/>
+                <w:sz w:val="22"/>
+              </w:rPr>
+              <w:t>0,00</w:t>
+            </w:r>
+          </w:p>
+        </w:tc>
+        <w:tc>
+          <w:tcPr>
+            <w:tcW w:type="dxa" w:w="1434"/>
             <w:tcBorders>
               <w:top w:val="single" w:sz="4" w:color="808080"/>
               <w:left w:val="single" w:sz="4" w:color="808080"/>
@@ -1018,61 +2949,7 @@
         </w:tc>
         <w:tc>
           <w:tcPr>
-            <w:tcW w:type="dxa" w:w="2163"/>
-            <w:tcBorders>
-              <w:top w:val="single" w:sz="4" w:color="808080"/>
-              <w:left w:val="single" w:sz="4" w:color="808080"/>
-              <w:bottom w:val="single" w:sz="4" w:color="808080"/>
-              <w:right w:val="single" w:sz="4" w:color="808080"/>
-            </w:tcBorders>
-            <w:shd w:fill="FFFFFF" w:val="clear"/>
-          </w:tcPr>
-          <w:p>
-            <w:pPr>
-              <w:spacing w:before="20" w:after="20"/>
-              <w:jc w:val="center"/>
-            </w:pPr>
-            <w:r/>
-            <w:r>
-              <w:rPr>
-                <w:rFonts w:ascii="Times New Roman" w:hAnsi="Times New Roman" w:eastAsia="Times New Roman"/>
-                <w:b w:val="0"/>
-                <w:sz w:val="22"/>
-              </w:rPr>
-              <w:t>30,00</w:t>
-            </w:r>
-          </w:p>
-        </w:tc>
-        <w:tc>
-          <w:tcPr>
-            <w:tcW w:type="dxa" w:w="2163"/>
-            <w:tcBorders>
-              <w:top w:val="single" w:sz="4" w:color="808080"/>
-              <w:left w:val="single" w:sz="4" w:color="808080"/>
-              <w:bottom w:val="single" w:sz="4" w:color="808080"/>
-              <w:right w:val="single" w:sz="4" w:color="808080"/>
-            </w:tcBorders>
-            <w:shd w:fill="FFFFFF" w:val="clear"/>
-          </w:tcPr>
-          <w:p>
-            <w:pPr>
-              <w:spacing w:before="20" w:after="20"/>
-              <w:jc w:val="center"/>
-            </w:pPr>
-            <w:r/>
-            <w:r>
-              <w:rPr>
-                <w:rFonts w:ascii="Times New Roman" w:hAnsi="Times New Roman" w:eastAsia="Times New Roman"/>
-                <w:b w:val="0"/>
-                <w:sz w:val="22"/>
-              </w:rPr>
-              <w:t>0,00</w:t>
-            </w:r>
-          </w:p>
-        </w:tc>
-        <w:tc>
-          <w:tcPr>
-            <w:tcW w:type="dxa" w:w="2163"/>
+            <w:tcW w:type="dxa" w:w="1434"/>
             <w:tcBorders>
               <w:top w:val="single" w:sz="4" w:color="808080"/>
               <w:left w:val="single" w:sz="4" w:color="808080"/>
@@ -1101,7 +2978,7 @@
       <w:tr>
         <w:tc>
           <w:tcPr>
-            <w:tcW w:type="dxa" w:w="2163"/>
+            <w:tcW w:type="dxa" w:w="1434"/>
             <w:tcBorders>
               <w:top w:val="single" w:sz="4" w:color="808080"/>
               <w:left w:val="single" w:sz="4" w:color="808080"/>
@@ -1122,13 +2999,13 @@
                 <w:b/>
                 <w:sz w:val="22"/>
               </w:rPr>
-              <w:t>0,50</w:t>
+              <w:t>2,00</w:t>
             </w:r>
           </w:p>
         </w:tc>
         <w:tc>
           <w:tcPr>
-            <w:tcW w:type="dxa" w:w="2163"/>
+            <w:tcW w:type="dxa" w:w="1434"/>
             <w:tcBorders>
               <w:top w:val="single" w:sz="4" w:color="808080"/>
               <w:left w:val="single" w:sz="4" w:color="808080"/>
@@ -1155,7 +3032,34 @@
         </w:tc>
         <w:tc>
           <w:tcPr>
-            <w:tcW w:type="dxa" w:w="2163"/>
+            <w:tcW w:type="dxa" w:w="1434"/>
+            <w:tcBorders>
+              <w:top w:val="single" w:sz="4" w:color="808080"/>
+              <w:left w:val="single" w:sz="4" w:color="808080"/>
+              <w:bottom w:val="single" w:sz="4" w:color="808080"/>
+              <w:right w:val="single" w:sz="4" w:color="808080"/>
+            </w:tcBorders>
+            <w:shd w:fill="FFF2CC" w:val="clear"/>
+          </w:tcPr>
+          <w:p>
+            <w:pPr>
+              <w:spacing w:before="20" w:after="20"/>
+              <w:jc w:val="center"/>
+            </w:pPr>
+            <w:r/>
+            <w:r>
+              <w:rPr>
+                <w:rFonts w:ascii="Times New Roman" w:hAnsi="Times New Roman" w:eastAsia="Times New Roman"/>
+                <w:b/>
+                <w:sz w:val="22"/>
+              </w:rPr>
+              <w:t>13,64</w:t>
+            </w:r>
+          </w:p>
+        </w:tc>
+        <w:tc>
+          <w:tcPr>
+            <w:tcW w:type="dxa" w:w="1434"/>
             <w:tcBorders>
               <w:top w:val="single" w:sz="4" w:color="808080"/>
               <w:left w:val="single" w:sz="4" w:color="808080"/>
@@ -1182,7 +3086,34 @@
         </w:tc>
         <w:tc>
           <w:tcPr>
-            <w:tcW w:type="dxa" w:w="2163"/>
+            <w:tcW w:type="dxa" w:w="1434"/>
+            <w:tcBorders>
+              <w:top w:val="single" w:sz="4" w:color="808080"/>
+              <w:left w:val="single" w:sz="4" w:color="808080"/>
+              <w:bottom w:val="single" w:sz="4" w:color="808080"/>
+              <w:right w:val="single" w:sz="4" w:color="808080"/>
+            </w:tcBorders>
+            <w:shd w:fill="FFF2CC" w:val="clear"/>
+          </w:tcPr>
+          <w:p>
+            <w:pPr>
+              <w:spacing w:before="20" w:after="20"/>
+              <w:jc w:val="center"/>
+            </w:pPr>
+            <w:r/>
+            <w:r>
+              <w:rPr>
+                <w:rFonts w:ascii="Times New Roman" w:hAnsi="Times New Roman" w:eastAsia="Times New Roman"/>
+                <w:b/>
+                <w:sz w:val="22"/>
+              </w:rPr>
+              <w:t>9,09</w:t>
+            </w:r>
+          </w:p>
+        </w:tc>
+        <w:tc>
+          <w:tcPr>
+            <w:tcW w:type="dxa" w:w="1434"/>
             <w:tcBorders>
               <w:top w:val="single" w:sz="4" w:color="808080"/>
               <w:left w:val="single" w:sz="4" w:color="808080"/>
@@ -1209,7 +3140,511 @@
         </w:tc>
         <w:tc>
           <w:tcPr>
-            <w:tcW w:type="dxa" w:w="2163"/>
+            <w:tcW w:type="dxa" w:w="1434"/>
+            <w:tcBorders>
+              <w:top w:val="single" w:sz="4" w:color="808080"/>
+              <w:left w:val="single" w:sz="4" w:color="808080"/>
+              <w:bottom w:val="single" w:sz="4" w:color="808080"/>
+              <w:right w:val="single" w:sz="4" w:color="808080"/>
+            </w:tcBorders>
+            <w:shd w:fill="FFF2CC" w:val="clear"/>
+          </w:tcPr>
+          <w:p>
+            <w:pPr>
+              <w:spacing w:before="20" w:after="20"/>
+              <w:jc w:val="center"/>
+            </w:pPr>
+            <w:r/>
+            <w:r>
+              <w:rPr>
+                <w:rFonts w:ascii="Times New Roman" w:hAnsi="Times New Roman" w:eastAsia="Times New Roman"/>
+                <w:b/>
+                <w:sz w:val="22"/>
+              </w:rPr>
+              <w:t>7,27</w:t>
+            </w:r>
+          </w:p>
+        </w:tc>
+      </w:tr>
+    </w:tbl>
+    <w:p/>
+    <w:p>
+      <w:pPr>
+        <w:spacing w:after="80" w:before="80" w:line="276" w:lineRule="auto"/>
+      </w:pPr>
+      <w:r>
+        <w:rPr>
+          <w:rFonts w:ascii="Times New Roman" w:hAnsi="Times New Roman" w:eastAsia="Times New Roman"/>
+          <w:b/>
+          <w:color w:val="2E75B6"/>
+          <w:sz w:val="26"/>
+        </w:rPr>
+        <w:t>Реактор 2</w:t>
+      </w:r>
+    </w:p>
+    <w:tbl>
+      <w:tblPr>
+        <w:tblW w:type="auto" w:w="0"/>
+        <w:jc w:val="center"/>
+        <w:tblLayout w:type="autofit"/>
+        <w:tblLook w:firstColumn="1" w:firstRow="1" w:lastColumn="0" w:lastRow="0" w:noHBand="0" w:noVBand="1" w:val="04A0"/>
+      </w:tblPr>
+      <w:tblGrid>
+        <w:gridCol w:w="1434"/>
+        <w:gridCol w:w="1434"/>
+        <w:gridCol w:w="1434"/>
+        <w:gridCol w:w="1434"/>
+        <w:gridCol w:w="1434"/>
+        <w:gridCol w:w="1434"/>
+        <w:gridCol w:w="1434"/>
+      </w:tblGrid>
+      <w:tr>
+        <w:tc>
+          <w:tcPr>
+            <w:tcW w:type="dxa" w:w="1434"/>
+            <w:tcBorders>
+              <w:top w:val="single" w:sz="4" w:color="808080"/>
+              <w:left w:val="single" w:sz="4" w:color="808080"/>
+              <w:bottom w:val="single" w:sz="4" w:color="808080"/>
+              <w:right w:val="single" w:sz="4" w:color="808080"/>
+            </w:tcBorders>
+            <w:shd w:fill="1F4E79" w:val="clear"/>
+          </w:tcPr>
+          <w:p>
+            <w:pPr>
+              <w:spacing w:before="20" w:after="20"/>
+              <w:jc w:val="center"/>
+            </w:pPr>
+            <w:r/>
+            <w:r>
+              <w:rPr>
+                <w:rFonts w:ascii="Times New Roman" w:hAnsi="Times New Roman" w:eastAsia="Times New Roman"/>
+                <w:b/>
+                <w:color w:val="FFFFFF"/>
+                <w:sz w:val="22"/>
+              </w:rPr>
+              <w:t>Тау, мин</w:t>
+            </w:r>
+          </w:p>
+        </w:tc>
+        <w:tc>
+          <w:tcPr>
+            <w:tcW w:type="dxa" w:w="1434"/>
+            <w:tcBorders>
+              <w:top w:val="single" w:sz="4" w:color="808080"/>
+              <w:left w:val="single" w:sz="4" w:color="808080"/>
+              <w:bottom w:val="single" w:sz="4" w:color="808080"/>
+              <w:right w:val="single" w:sz="4" w:color="808080"/>
+            </w:tcBorders>
+            <w:shd w:fill="1F4E79" w:val="clear"/>
+          </w:tcPr>
+          <w:p>
+            <w:pPr>
+              <w:spacing w:before="20" w:after="20"/>
+              <w:jc w:val="center"/>
+            </w:pPr>
+            <w:r/>
+            <w:r>
+              <w:rPr>
+                <w:rFonts w:ascii="Times New Roman" w:hAnsi="Times New Roman" w:eastAsia="Times New Roman"/>
+                <w:b/>
+                <w:color w:val="FFFFFF"/>
+                <w:sz w:val="22"/>
+              </w:rPr>
+              <w:t>X</w:t>
+            </w:r>
+          </w:p>
+        </w:tc>
+        <w:tc>
+          <w:tcPr>
+            <w:tcW w:type="dxa" w:w="1434"/>
+            <w:tcBorders>
+              <w:top w:val="single" w:sz="4" w:color="808080"/>
+              <w:left w:val="single" w:sz="4" w:color="808080"/>
+              <w:bottom w:val="single" w:sz="4" w:color="808080"/>
+              <w:right w:val="single" w:sz="4" w:color="808080"/>
+            </w:tcBorders>
+            <w:shd w:fill="1F4E79" w:val="clear"/>
+          </w:tcPr>
+          <w:p>
+            <w:pPr>
+              <w:spacing w:before="20" w:after="20"/>
+              <w:jc w:val="center"/>
+            </w:pPr>
+            <w:r/>
+            <w:r>
+              <w:rPr>
+                <w:rFonts w:ascii="Times New Roman" w:hAnsi="Times New Roman" w:eastAsia="Times New Roman"/>
+                <w:b/>
+                <w:color w:val="FFFFFF"/>
+                <w:sz w:val="22"/>
+              </w:rPr>
+              <w:t>CA, моль/л</w:t>
+            </w:r>
+          </w:p>
+        </w:tc>
+        <w:tc>
+          <w:tcPr>
+            <w:tcW w:type="dxa" w:w="1434"/>
+            <w:tcBorders>
+              <w:top w:val="single" w:sz="4" w:color="808080"/>
+              <w:left w:val="single" w:sz="4" w:color="808080"/>
+              <w:bottom w:val="single" w:sz="4" w:color="808080"/>
+              <w:right w:val="single" w:sz="4" w:color="808080"/>
+            </w:tcBorders>
+            <w:shd w:fill="1F4E79" w:val="clear"/>
+          </w:tcPr>
+          <w:p>
+            <w:pPr>
+              <w:spacing w:before="20" w:after="20"/>
+              <w:jc w:val="center"/>
+            </w:pPr>
+            <w:r/>
+            <w:r>
+              <w:rPr>
+                <w:rFonts w:ascii="Times New Roman" w:hAnsi="Times New Roman" w:eastAsia="Times New Roman"/>
+                <w:b/>
+                <w:color w:val="FFFFFF"/>
+                <w:sz w:val="22"/>
+              </w:rPr>
+              <w:t>Y</w:t>
+            </w:r>
+          </w:p>
+        </w:tc>
+        <w:tc>
+          <w:tcPr>
+            <w:tcW w:type="dxa" w:w="1434"/>
+            <w:tcBorders>
+              <w:top w:val="single" w:sz="4" w:color="808080"/>
+              <w:left w:val="single" w:sz="4" w:color="808080"/>
+              <w:bottom w:val="single" w:sz="4" w:color="808080"/>
+              <w:right w:val="single" w:sz="4" w:color="808080"/>
+            </w:tcBorders>
+            <w:shd w:fill="1F4E79" w:val="clear"/>
+          </w:tcPr>
+          <w:p>
+            <w:pPr>
+              <w:spacing w:before="20" w:after="20"/>
+              <w:jc w:val="center"/>
+            </w:pPr>
+            <w:r/>
+            <w:r>
+              <w:rPr>
+                <w:rFonts w:ascii="Times New Roman" w:hAnsi="Times New Roman" w:eastAsia="Times New Roman"/>
+                <w:b/>
+                <w:color w:val="FFFFFF"/>
+                <w:sz w:val="22"/>
+              </w:rPr>
+              <w:t>CR, моль/л</w:t>
+            </w:r>
+          </w:p>
+        </w:tc>
+        <w:tc>
+          <w:tcPr>
+            <w:tcW w:type="dxa" w:w="1434"/>
+            <w:tcBorders>
+              <w:top w:val="single" w:sz="4" w:color="808080"/>
+              <w:left w:val="single" w:sz="4" w:color="808080"/>
+              <w:bottom w:val="single" w:sz="4" w:color="808080"/>
+              <w:right w:val="single" w:sz="4" w:color="808080"/>
+            </w:tcBorders>
+            <w:shd w:fill="1F4E79" w:val="clear"/>
+          </w:tcPr>
+          <w:p>
+            <w:pPr>
+              <w:spacing w:before="20" w:after="20"/>
+              <w:jc w:val="center"/>
+            </w:pPr>
+            <w:r/>
+            <w:r>
+              <w:rPr>
+                <w:rFonts w:ascii="Times New Roman" w:hAnsi="Times New Roman" w:eastAsia="Times New Roman"/>
+                <w:b/>
+                <w:color w:val="FFFFFF"/>
+                <w:sz w:val="22"/>
+              </w:rPr>
+              <w:t>Z</w:t>
+            </w:r>
+          </w:p>
+        </w:tc>
+        <w:tc>
+          <w:tcPr>
+            <w:tcW w:type="dxa" w:w="1434"/>
+            <w:tcBorders>
+              <w:top w:val="single" w:sz="4" w:color="808080"/>
+              <w:left w:val="single" w:sz="4" w:color="808080"/>
+              <w:bottom w:val="single" w:sz="4" w:color="808080"/>
+              <w:right w:val="single" w:sz="4" w:color="808080"/>
+            </w:tcBorders>
+            <w:shd w:fill="1F4E79" w:val="clear"/>
+          </w:tcPr>
+          <w:p>
+            <w:pPr>
+              <w:spacing w:before="20" w:after="20"/>
+              <w:jc w:val="center"/>
+            </w:pPr>
+            <w:r/>
+            <w:r>
+              <w:rPr>
+                <w:rFonts w:ascii="Times New Roman" w:hAnsi="Times New Roman" w:eastAsia="Times New Roman"/>
+                <w:b/>
+                <w:color w:val="FFFFFF"/>
+                <w:sz w:val="22"/>
+              </w:rPr>
+              <w:t>CS, моль/л</w:t>
+            </w:r>
+          </w:p>
+        </w:tc>
+      </w:tr>
+      <w:tr>
+        <w:tc>
+          <w:tcPr>
+            <w:tcW w:type="dxa" w:w="1434"/>
+            <w:tcBorders>
+              <w:top w:val="single" w:sz="4" w:color="808080"/>
+              <w:left w:val="single" w:sz="4" w:color="808080"/>
+              <w:bottom w:val="single" w:sz="4" w:color="808080"/>
+              <w:right w:val="single" w:sz="4" w:color="808080"/>
+            </w:tcBorders>
+            <w:shd w:fill="FFFFFF" w:val="clear"/>
+          </w:tcPr>
+          <w:p>
+            <w:pPr>
+              <w:spacing w:before="20" w:after="20"/>
+              <w:jc w:val="center"/>
+            </w:pPr>
+            <w:r/>
+            <w:r>
+              <w:rPr>
+                <w:rFonts w:ascii="Times New Roman" w:hAnsi="Times New Roman" w:eastAsia="Times New Roman"/>
+                <w:b w:val="0"/>
+                <w:sz w:val="22"/>
+              </w:rPr>
+              <w:t>0,00</w:t>
+            </w:r>
+          </w:p>
+        </w:tc>
+        <w:tc>
+          <w:tcPr>
+            <w:tcW w:type="dxa" w:w="1434"/>
+            <w:tcBorders>
+              <w:top w:val="single" w:sz="4" w:color="808080"/>
+              <w:left w:val="single" w:sz="4" w:color="808080"/>
+              <w:bottom w:val="single" w:sz="4" w:color="808080"/>
+              <w:right w:val="single" w:sz="4" w:color="808080"/>
+            </w:tcBorders>
+            <w:shd w:fill="FFFFFF" w:val="clear"/>
+          </w:tcPr>
+          <w:p>
+            <w:pPr>
+              <w:spacing w:before="20" w:after="20"/>
+              <w:jc w:val="center"/>
+            </w:pPr>
+            <w:r/>
+            <w:r>
+              <w:rPr>
+                <w:rFonts w:ascii="Times New Roman" w:hAnsi="Times New Roman" w:eastAsia="Times New Roman"/>
+                <w:b w:val="0"/>
+                <w:sz w:val="22"/>
+              </w:rPr>
+              <w:t>0,0000</w:t>
+            </w:r>
+          </w:p>
+        </w:tc>
+        <w:tc>
+          <w:tcPr>
+            <w:tcW w:type="dxa" w:w="1434"/>
+            <w:tcBorders>
+              <w:top w:val="single" w:sz="4" w:color="808080"/>
+              <w:left w:val="single" w:sz="4" w:color="808080"/>
+              <w:bottom w:val="single" w:sz="4" w:color="808080"/>
+              <w:right w:val="single" w:sz="4" w:color="808080"/>
+            </w:tcBorders>
+            <w:shd w:fill="FFFFFF" w:val="clear"/>
+          </w:tcPr>
+          <w:p>
+            <w:pPr>
+              <w:spacing w:before="20" w:after="20"/>
+              <w:jc w:val="center"/>
+            </w:pPr>
+            <w:r/>
+            <w:r>
+              <w:rPr>
+                <w:rFonts w:ascii="Times New Roman" w:hAnsi="Times New Roman" w:eastAsia="Times New Roman"/>
+                <w:b w:val="0"/>
+                <w:sz w:val="22"/>
+              </w:rPr>
+              <w:t>30,00</w:t>
+            </w:r>
+          </w:p>
+        </w:tc>
+        <w:tc>
+          <w:tcPr>
+            <w:tcW w:type="dxa" w:w="1434"/>
+            <w:tcBorders>
+              <w:top w:val="single" w:sz="4" w:color="808080"/>
+              <w:left w:val="single" w:sz="4" w:color="808080"/>
+              <w:bottom w:val="single" w:sz="4" w:color="808080"/>
+              <w:right w:val="single" w:sz="4" w:color="808080"/>
+            </w:tcBorders>
+            <w:shd w:fill="FFFFFF" w:val="clear"/>
+          </w:tcPr>
+          <w:p>
+            <w:pPr>
+              <w:spacing w:before="20" w:after="20"/>
+              <w:jc w:val="center"/>
+            </w:pPr>
+            <w:r/>
+            <w:r>
+              <w:rPr>
+                <w:rFonts w:ascii="Times New Roman" w:hAnsi="Times New Roman" w:eastAsia="Times New Roman"/>
+                <w:b w:val="0"/>
+                <w:sz w:val="22"/>
+              </w:rPr>
+              <w:t>0,0000</w:t>
+            </w:r>
+          </w:p>
+        </w:tc>
+        <w:tc>
+          <w:tcPr>
+            <w:tcW w:type="dxa" w:w="1434"/>
+            <w:tcBorders>
+              <w:top w:val="single" w:sz="4" w:color="808080"/>
+              <w:left w:val="single" w:sz="4" w:color="808080"/>
+              <w:bottom w:val="single" w:sz="4" w:color="808080"/>
+              <w:right w:val="single" w:sz="4" w:color="808080"/>
+            </w:tcBorders>
+            <w:shd w:fill="FFFFFF" w:val="clear"/>
+          </w:tcPr>
+          <w:p>
+            <w:pPr>
+              <w:spacing w:before="20" w:after="20"/>
+              <w:jc w:val="center"/>
+            </w:pPr>
+            <w:r/>
+            <w:r>
+              <w:rPr>
+                <w:rFonts w:ascii="Times New Roman" w:hAnsi="Times New Roman" w:eastAsia="Times New Roman"/>
+                <w:b w:val="0"/>
+                <w:sz w:val="22"/>
+              </w:rPr>
+              <w:t>0,00</w:t>
+            </w:r>
+          </w:p>
+        </w:tc>
+        <w:tc>
+          <w:tcPr>
+            <w:tcW w:type="dxa" w:w="1434"/>
+            <w:tcBorders>
+              <w:top w:val="single" w:sz="4" w:color="808080"/>
+              <w:left w:val="single" w:sz="4" w:color="808080"/>
+              <w:bottom w:val="single" w:sz="4" w:color="808080"/>
+              <w:right w:val="single" w:sz="4" w:color="808080"/>
+            </w:tcBorders>
+            <w:shd w:fill="FFFFFF" w:val="clear"/>
+          </w:tcPr>
+          <w:p>
+            <w:pPr>
+              <w:spacing w:before="20" w:after="20"/>
+              <w:jc w:val="center"/>
+            </w:pPr>
+            <w:r/>
+            <w:r>
+              <w:rPr>
+                <w:rFonts w:ascii="Times New Roman" w:hAnsi="Times New Roman" w:eastAsia="Times New Roman"/>
+                <w:b w:val="0"/>
+                <w:sz w:val="22"/>
+              </w:rPr>
+              <w:t>0,0000</w:t>
+            </w:r>
+          </w:p>
+        </w:tc>
+        <w:tc>
+          <w:tcPr>
+            <w:tcW w:type="dxa" w:w="1434"/>
+            <w:tcBorders>
+              <w:top w:val="single" w:sz="4" w:color="808080"/>
+              <w:left w:val="single" w:sz="4" w:color="808080"/>
+              <w:bottom w:val="single" w:sz="4" w:color="808080"/>
+              <w:right w:val="single" w:sz="4" w:color="808080"/>
+            </w:tcBorders>
+            <w:shd w:fill="FFFFFF" w:val="clear"/>
+          </w:tcPr>
+          <w:p>
+            <w:pPr>
+              <w:spacing w:before="20" w:after="20"/>
+              <w:jc w:val="center"/>
+            </w:pPr>
+            <w:r/>
+            <w:r>
+              <w:rPr>
+                <w:rFonts w:ascii="Times New Roman" w:hAnsi="Times New Roman" w:eastAsia="Times New Roman"/>
+                <w:b w:val="0"/>
+                <w:sz w:val="22"/>
+              </w:rPr>
+              <w:t>0,00</w:t>
+            </w:r>
+          </w:p>
+        </w:tc>
+      </w:tr>
+      <w:tr>
+        <w:tc>
+          <w:tcPr>
+            <w:tcW w:type="dxa" w:w="1434"/>
+            <w:tcBorders>
+              <w:top w:val="single" w:sz="4" w:color="808080"/>
+              <w:left w:val="single" w:sz="4" w:color="808080"/>
+              <w:bottom w:val="single" w:sz="4" w:color="808080"/>
+              <w:right w:val="single" w:sz="4" w:color="808080"/>
+            </w:tcBorders>
+            <w:shd w:fill="FFF2CC" w:val="clear"/>
+          </w:tcPr>
+          <w:p>
+            <w:pPr>
+              <w:spacing w:before="20" w:after="20"/>
+              <w:jc w:val="center"/>
+            </w:pPr>
+            <w:r/>
+            <w:r>
+              <w:rPr>
+                <w:rFonts w:ascii="Times New Roman" w:hAnsi="Times New Roman" w:eastAsia="Times New Roman"/>
+                <w:b/>
+                <w:sz w:val="22"/>
+              </w:rPr>
+              <w:t>2,00</w:t>
+            </w:r>
+          </w:p>
+        </w:tc>
+        <w:tc>
+          <w:tcPr>
+            <w:tcW w:type="dxa" w:w="1434"/>
+            <w:tcBorders>
+              <w:top w:val="single" w:sz="4" w:color="808080"/>
+              <w:left w:val="single" w:sz="4" w:color="808080"/>
+              <w:bottom w:val="single" w:sz="4" w:color="808080"/>
+              <w:right w:val="single" w:sz="4" w:color="808080"/>
+            </w:tcBorders>
+            <w:shd w:fill="FFF2CC" w:val="clear"/>
+          </w:tcPr>
+          <w:p>
+            <w:pPr>
+              <w:spacing w:before="20" w:after="20"/>
+              <w:jc w:val="center"/>
+            </w:pPr>
+            <w:r/>
+            <w:r>
+              <w:rPr>
+                <w:rFonts w:ascii="Times New Roman" w:hAnsi="Times New Roman" w:eastAsia="Times New Roman"/>
+                <w:b/>
+                <w:sz w:val="22"/>
+              </w:rPr>
+              <w:t>0,5454</w:t>
+            </w:r>
+          </w:p>
+        </w:tc>
+        <w:tc>
+          <w:tcPr>
+            <w:tcW w:type="dxa" w:w="1434"/>
             <w:tcBorders>
               <w:top w:val="single" w:sz="4" w:color="808080"/>
               <w:left w:val="single" w:sz="4" w:color="808080"/>
@@ -1236,7 +3671,34 @@
         </w:tc>
         <w:tc>
           <w:tcPr>
-            <w:tcW w:type="dxa" w:w="2163"/>
+            <w:tcW w:type="dxa" w:w="1434"/>
+            <w:tcBorders>
+              <w:top w:val="single" w:sz="4" w:color="808080"/>
+              <w:left w:val="single" w:sz="4" w:color="808080"/>
+              <w:bottom w:val="single" w:sz="4" w:color="808080"/>
+              <w:right w:val="single" w:sz="4" w:color="808080"/>
+            </w:tcBorders>
+            <w:shd w:fill="FFF2CC" w:val="clear"/>
+          </w:tcPr>
+          <w:p>
+            <w:pPr>
+              <w:spacing w:before="20" w:after="20"/>
+              <w:jc w:val="center"/>
+            </w:pPr>
+            <w:r/>
+            <w:r>
+              <w:rPr>
+                <w:rFonts w:ascii="Times New Roman" w:hAnsi="Times New Roman" w:eastAsia="Times New Roman"/>
+                <w:b/>
+                <w:sz w:val="22"/>
+              </w:rPr>
+              <w:t>0,3030</w:t>
+            </w:r>
+          </w:p>
+        </w:tc>
+        <w:tc>
+          <w:tcPr>
+            <w:tcW w:type="dxa" w:w="1434"/>
             <w:tcBorders>
               <w:top w:val="single" w:sz="4" w:color="808080"/>
               <w:left w:val="single" w:sz="4" w:color="808080"/>
@@ -1263,7 +3725,1258 @@
         </w:tc>
         <w:tc>
           <w:tcPr>
-            <w:tcW w:type="dxa" w:w="2163"/>
+            <w:tcW w:type="dxa" w:w="1434"/>
+            <w:tcBorders>
+              <w:top w:val="single" w:sz="4" w:color="808080"/>
+              <w:left w:val="single" w:sz="4" w:color="808080"/>
+              <w:bottom w:val="single" w:sz="4" w:color="808080"/>
+              <w:right w:val="single" w:sz="4" w:color="808080"/>
+            </w:tcBorders>
+            <w:shd w:fill="FFF2CC" w:val="clear"/>
+          </w:tcPr>
+          <w:p>
+            <w:pPr>
+              <w:spacing w:before="20" w:after="20"/>
+              <w:jc w:val="center"/>
+            </w:pPr>
+            <w:r/>
+            <w:r>
+              <w:rPr>
+                <w:rFonts w:ascii="Times New Roman" w:hAnsi="Times New Roman" w:eastAsia="Times New Roman"/>
+                <w:b/>
+                <w:sz w:val="22"/>
+              </w:rPr>
+              <w:t>0,2424</w:t>
+            </w:r>
+          </w:p>
+        </w:tc>
+        <w:tc>
+          <w:tcPr>
+            <w:tcW w:type="dxa" w:w="1434"/>
+            <w:tcBorders>
+              <w:top w:val="single" w:sz="4" w:color="808080"/>
+              <w:left w:val="single" w:sz="4" w:color="808080"/>
+              <w:bottom w:val="single" w:sz="4" w:color="808080"/>
+              <w:right w:val="single" w:sz="4" w:color="808080"/>
+            </w:tcBorders>
+            <w:shd w:fill="FFF2CC" w:val="clear"/>
+          </w:tcPr>
+          <w:p>
+            <w:pPr>
+              <w:spacing w:before="20" w:after="20"/>
+              <w:jc w:val="center"/>
+            </w:pPr>
+            <w:r/>
+            <w:r>
+              <w:rPr>
+                <w:rFonts w:ascii="Times New Roman" w:hAnsi="Times New Roman" w:eastAsia="Times New Roman"/>
+                <w:b/>
+                <w:sz w:val="22"/>
+              </w:rPr>
+              <w:t>7,27</w:t>
+            </w:r>
+          </w:p>
+        </w:tc>
+      </w:tr>
+    </w:tbl>
+    <w:p/>
+    <w:p>
+      <w:pPr>
+        <w:spacing w:after="80" w:before="80" w:line="276" w:lineRule="auto"/>
+      </w:pPr>
+      <w:r>
+        <w:rPr>
+          <w:rFonts w:ascii="Times New Roman" w:hAnsi="Times New Roman" w:eastAsia="Times New Roman"/>
+          <w:b/>
+          <w:color w:val="2E75B6"/>
+          <w:sz w:val="26"/>
+        </w:rPr>
+        <w:t>Реактор 3</w:t>
+      </w:r>
+    </w:p>
+    <w:tbl>
+      <w:tblPr>
+        <w:tblW w:type="auto" w:w="0"/>
+        <w:jc w:val="center"/>
+        <w:tblLayout w:type="autofit"/>
+        <w:tblLook w:firstColumn="1" w:firstRow="1" w:lastColumn="0" w:lastRow="0" w:noHBand="0" w:noVBand="1" w:val="04A0"/>
+      </w:tblPr>
+      <w:tblGrid>
+        <w:gridCol w:w="1434"/>
+        <w:gridCol w:w="1434"/>
+        <w:gridCol w:w="1434"/>
+        <w:gridCol w:w="1434"/>
+        <w:gridCol w:w="1434"/>
+        <w:gridCol w:w="1434"/>
+        <w:gridCol w:w="1434"/>
+      </w:tblGrid>
+      <w:tr>
+        <w:tc>
+          <w:tcPr>
+            <w:tcW w:type="dxa" w:w="1434"/>
+            <w:tcBorders>
+              <w:top w:val="single" w:sz="4" w:color="808080"/>
+              <w:left w:val="single" w:sz="4" w:color="808080"/>
+              <w:bottom w:val="single" w:sz="4" w:color="808080"/>
+              <w:right w:val="single" w:sz="4" w:color="808080"/>
+            </w:tcBorders>
+            <w:shd w:fill="1F4E79" w:val="clear"/>
+          </w:tcPr>
+          <w:p>
+            <w:pPr>
+              <w:spacing w:before="20" w:after="20"/>
+              <w:jc w:val="center"/>
+            </w:pPr>
+            <w:r/>
+            <w:r>
+              <w:rPr>
+                <w:rFonts w:ascii="Times New Roman" w:hAnsi="Times New Roman" w:eastAsia="Times New Roman"/>
+                <w:b/>
+                <w:color w:val="FFFFFF"/>
+                <w:sz w:val="22"/>
+              </w:rPr>
+              <w:t>Тау, мин</w:t>
+            </w:r>
+          </w:p>
+        </w:tc>
+        <w:tc>
+          <w:tcPr>
+            <w:tcW w:type="dxa" w:w="1434"/>
+            <w:tcBorders>
+              <w:top w:val="single" w:sz="4" w:color="808080"/>
+              <w:left w:val="single" w:sz="4" w:color="808080"/>
+              <w:bottom w:val="single" w:sz="4" w:color="808080"/>
+              <w:right w:val="single" w:sz="4" w:color="808080"/>
+            </w:tcBorders>
+            <w:shd w:fill="1F4E79" w:val="clear"/>
+          </w:tcPr>
+          <w:p>
+            <w:pPr>
+              <w:spacing w:before="20" w:after="20"/>
+              <w:jc w:val="center"/>
+            </w:pPr>
+            <w:r/>
+            <w:r>
+              <w:rPr>
+                <w:rFonts w:ascii="Times New Roman" w:hAnsi="Times New Roman" w:eastAsia="Times New Roman"/>
+                <w:b/>
+                <w:color w:val="FFFFFF"/>
+                <w:sz w:val="22"/>
+              </w:rPr>
+              <w:t>X</w:t>
+            </w:r>
+          </w:p>
+        </w:tc>
+        <w:tc>
+          <w:tcPr>
+            <w:tcW w:type="dxa" w:w="1434"/>
+            <w:tcBorders>
+              <w:top w:val="single" w:sz="4" w:color="808080"/>
+              <w:left w:val="single" w:sz="4" w:color="808080"/>
+              <w:bottom w:val="single" w:sz="4" w:color="808080"/>
+              <w:right w:val="single" w:sz="4" w:color="808080"/>
+            </w:tcBorders>
+            <w:shd w:fill="1F4E79" w:val="clear"/>
+          </w:tcPr>
+          <w:p>
+            <w:pPr>
+              <w:spacing w:before="20" w:after="20"/>
+              <w:jc w:val="center"/>
+            </w:pPr>
+            <w:r/>
+            <w:r>
+              <w:rPr>
+                <w:rFonts w:ascii="Times New Roman" w:hAnsi="Times New Roman" w:eastAsia="Times New Roman"/>
+                <w:b/>
+                <w:color w:val="FFFFFF"/>
+                <w:sz w:val="22"/>
+              </w:rPr>
+              <w:t>CA, моль/л</w:t>
+            </w:r>
+          </w:p>
+        </w:tc>
+        <w:tc>
+          <w:tcPr>
+            <w:tcW w:type="dxa" w:w="1434"/>
+            <w:tcBorders>
+              <w:top w:val="single" w:sz="4" w:color="808080"/>
+              <w:left w:val="single" w:sz="4" w:color="808080"/>
+              <w:bottom w:val="single" w:sz="4" w:color="808080"/>
+              <w:right w:val="single" w:sz="4" w:color="808080"/>
+            </w:tcBorders>
+            <w:shd w:fill="1F4E79" w:val="clear"/>
+          </w:tcPr>
+          <w:p>
+            <w:pPr>
+              <w:spacing w:before="20" w:after="20"/>
+              <w:jc w:val="center"/>
+            </w:pPr>
+            <w:r/>
+            <w:r>
+              <w:rPr>
+                <w:rFonts w:ascii="Times New Roman" w:hAnsi="Times New Roman" w:eastAsia="Times New Roman"/>
+                <w:b/>
+                <w:color w:val="FFFFFF"/>
+                <w:sz w:val="22"/>
+              </w:rPr>
+              <w:t>Y</w:t>
+            </w:r>
+          </w:p>
+        </w:tc>
+        <w:tc>
+          <w:tcPr>
+            <w:tcW w:type="dxa" w:w="1434"/>
+            <w:tcBorders>
+              <w:top w:val="single" w:sz="4" w:color="808080"/>
+              <w:left w:val="single" w:sz="4" w:color="808080"/>
+              <w:bottom w:val="single" w:sz="4" w:color="808080"/>
+              <w:right w:val="single" w:sz="4" w:color="808080"/>
+            </w:tcBorders>
+            <w:shd w:fill="1F4E79" w:val="clear"/>
+          </w:tcPr>
+          <w:p>
+            <w:pPr>
+              <w:spacing w:before="20" w:after="20"/>
+              <w:jc w:val="center"/>
+            </w:pPr>
+            <w:r/>
+            <w:r>
+              <w:rPr>
+                <w:rFonts w:ascii="Times New Roman" w:hAnsi="Times New Roman" w:eastAsia="Times New Roman"/>
+                <w:b/>
+                <w:color w:val="FFFFFF"/>
+                <w:sz w:val="22"/>
+              </w:rPr>
+              <w:t>CR, моль/л</w:t>
+            </w:r>
+          </w:p>
+        </w:tc>
+        <w:tc>
+          <w:tcPr>
+            <w:tcW w:type="dxa" w:w="1434"/>
+            <w:tcBorders>
+              <w:top w:val="single" w:sz="4" w:color="808080"/>
+              <w:left w:val="single" w:sz="4" w:color="808080"/>
+              <w:bottom w:val="single" w:sz="4" w:color="808080"/>
+              <w:right w:val="single" w:sz="4" w:color="808080"/>
+            </w:tcBorders>
+            <w:shd w:fill="1F4E79" w:val="clear"/>
+          </w:tcPr>
+          <w:p>
+            <w:pPr>
+              <w:spacing w:before="20" w:after="20"/>
+              <w:jc w:val="center"/>
+            </w:pPr>
+            <w:r/>
+            <w:r>
+              <w:rPr>
+                <w:rFonts w:ascii="Times New Roman" w:hAnsi="Times New Roman" w:eastAsia="Times New Roman"/>
+                <w:b/>
+                <w:color w:val="FFFFFF"/>
+                <w:sz w:val="22"/>
+              </w:rPr>
+              <w:t>Z</w:t>
+            </w:r>
+          </w:p>
+        </w:tc>
+        <w:tc>
+          <w:tcPr>
+            <w:tcW w:type="dxa" w:w="1434"/>
+            <w:tcBorders>
+              <w:top w:val="single" w:sz="4" w:color="808080"/>
+              <w:left w:val="single" w:sz="4" w:color="808080"/>
+              <w:bottom w:val="single" w:sz="4" w:color="808080"/>
+              <w:right w:val="single" w:sz="4" w:color="808080"/>
+            </w:tcBorders>
+            <w:shd w:fill="1F4E79" w:val="clear"/>
+          </w:tcPr>
+          <w:p>
+            <w:pPr>
+              <w:spacing w:before="20" w:after="20"/>
+              <w:jc w:val="center"/>
+            </w:pPr>
+            <w:r/>
+            <w:r>
+              <w:rPr>
+                <w:rFonts w:ascii="Times New Roman" w:hAnsi="Times New Roman" w:eastAsia="Times New Roman"/>
+                <w:b/>
+                <w:color w:val="FFFFFF"/>
+                <w:sz w:val="22"/>
+              </w:rPr>
+              <w:t>CS, моль/л</w:t>
+            </w:r>
+          </w:p>
+        </w:tc>
+      </w:tr>
+      <w:tr>
+        <w:tc>
+          <w:tcPr>
+            <w:tcW w:type="dxa" w:w="1434"/>
+            <w:tcBorders>
+              <w:top w:val="single" w:sz="4" w:color="808080"/>
+              <w:left w:val="single" w:sz="4" w:color="808080"/>
+              <w:bottom w:val="single" w:sz="4" w:color="808080"/>
+              <w:right w:val="single" w:sz="4" w:color="808080"/>
+            </w:tcBorders>
+            <w:shd w:fill="FFFFFF" w:val="clear"/>
+          </w:tcPr>
+          <w:p>
+            <w:pPr>
+              <w:spacing w:before="20" w:after="20"/>
+              <w:jc w:val="center"/>
+            </w:pPr>
+            <w:r/>
+            <w:r>
+              <w:rPr>
+                <w:rFonts w:ascii="Times New Roman" w:hAnsi="Times New Roman" w:eastAsia="Times New Roman"/>
+                <w:b w:val="0"/>
+                <w:sz w:val="22"/>
+              </w:rPr>
+              <w:t>0,00</w:t>
+            </w:r>
+          </w:p>
+        </w:tc>
+        <w:tc>
+          <w:tcPr>
+            <w:tcW w:type="dxa" w:w="1434"/>
+            <w:tcBorders>
+              <w:top w:val="single" w:sz="4" w:color="808080"/>
+              <w:left w:val="single" w:sz="4" w:color="808080"/>
+              <w:bottom w:val="single" w:sz="4" w:color="808080"/>
+              <w:right w:val="single" w:sz="4" w:color="808080"/>
+            </w:tcBorders>
+            <w:shd w:fill="FFFFFF" w:val="clear"/>
+          </w:tcPr>
+          <w:p>
+            <w:pPr>
+              <w:spacing w:before="20" w:after="20"/>
+              <w:jc w:val="center"/>
+            </w:pPr>
+            <w:r/>
+            <w:r>
+              <w:rPr>
+                <w:rFonts w:ascii="Times New Roman" w:hAnsi="Times New Roman" w:eastAsia="Times New Roman"/>
+                <w:b w:val="0"/>
+                <w:sz w:val="22"/>
+              </w:rPr>
+              <w:t>0,0000</w:t>
+            </w:r>
+          </w:p>
+        </w:tc>
+        <w:tc>
+          <w:tcPr>
+            <w:tcW w:type="dxa" w:w="1434"/>
+            <w:tcBorders>
+              <w:top w:val="single" w:sz="4" w:color="808080"/>
+              <w:left w:val="single" w:sz="4" w:color="808080"/>
+              <w:bottom w:val="single" w:sz="4" w:color="808080"/>
+              <w:right w:val="single" w:sz="4" w:color="808080"/>
+            </w:tcBorders>
+            <w:shd w:fill="FFFFFF" w:val="clear"/>
+          </w:tcPr>
+          <w:p>
+            <w:pPr>
+              <w:spacing w:before="20" w:after="20"/>
+              <w:jc w:val="center"/>
+            </w:pPr>
+            <w:r/>
+            <w:r>
+              <w:rPr>
+                <w:rFonts w:ascii="Times New Roman" w:hAnsi="Times New Roman" w:eastAsia="Times New Roman"/>
+                <w:b w:val="0"/>
+                <w:sz w:val="22"/>
+              </w:rPr>
+              <w:t>30,00</w:t>
+            </w:r>
+          </w:p>
+        </w:tc>
+        <w:tc>
+          <w:tcPr>
+            <w:tcW w:type="dxa" w:w="1434"/>
+            <w:tcBorders>
+              <w:top w:val="single" w:sz="4" w:color="808080"/>
+              <w:left w:val="single" w:sz="4" w:color="808080"/>
+              <w:bottom w:val="single" w:sz="4" w:color="808080"/>
+              <w:right w:val="single" w:sz="4" w:color="808080"/>
+            </w:tcBorders>
+            <w:shd w:fill="FFFFFF" w:val="clear"/>
+          </w:tcPr>
+          <w:p>
+            <w:pPr>
+              <w:spacing w:before="20" w:after="20"/>
+              <w:jc w:val="center"/>
+            </w:pPr>
+            <w:r/>
+            <w:r>
+              <w:rPr>
+                <w:rFonts w:ascii="Times New Roman" w:hAnsi="Times New Roman" w:eastAsia="Times New Roman"/>
+                <w:b w:val="0"/>
+                <w:sz w:val="22"/>
+              </w:rPr>
+              <w:t>0,0000</w:t>
+            </w:r>
+          </w:p>
+        </w:tc>
+        <w:tc>
+          <w:tcPr>
+            <w:tcW w:type="dxa" w:w="1434"/>
+            <w:tcBorders>
+              <w:top w:val="single" w:sz="4" w:color="808080"/>
+              <w:left w:val="single" w:sz="4" w:color="808080"/>
+              <w:bottom w:val="single" w:sz="4" w:color="808080"/>
+              <w:right w:val="single" w:sz="4" w:color="808080"/>
+            </w:tcBorders>
+            <w:shd w:fill="FFFFFF" w:val="clear"/>
+          </w:tcPr>
+          <w:p>
+            <w:pPr>
+              <w:spacing w:before="20" w:after="20"/>
+              <w:jc w:val="center"/>
+            </w:pPr>
+            <w:r/>
+            <w:r>
+              <w:rPr>
+                <w:rFonts w:ascii="Times New Roman" w:hAnsi="Times New Roman" w:eastAsia="Times New Roman"/>
+                <w:b w:val="0"/>
+                <w:sz w:val="22"/>
+              </w:rPr>
+              <w:t>0,00</w:t>
+            </w:r>
+          </w:p>
+        </w:tc>
+        <w:tc>
+          <w:tcPr>
+            <w:tcW w:type="dxa" w:w="1434"/>
+            <w:tcBorders>
+              <w:top w:val="single" w:sz="4" w:color="808080"/>
+              <w:left w:val="single" w:sz="4" w:color="808080"/>
+              <w:bottom w:val="single" w:sz="4" w:color="808080"/>
+              <w:right w:val="single" w:sz="4" w:color="808080"/>
+            </w:tcBorders>
+            <w:shd w:fill="FFFFFF" w:val="clear"/>
+          </w:tcPr>
+          <w:p>
+            <w:pPr>
+              <w:spacing w:before="20" w:after="20"/>
+              <w:jc w:val="center"/>
+            </w:pPr>
+            <w:r/>
+            <w:r>
+              <w:rPr>
+                <w:rFonts w:ascii="Times New Roman" w:hAnsi="Times New Roman" w:eastAsia="Times New Roman"/>
+                <w:b w:val="0"/>
+                <w:sz w:val="22"/>
+              </w:rPr>
+              <w:t>0,0000</w:t>
+            </w:r>
+          </w:p>
+        </w:tc>
+        <w:tc>
+          <w:tcPr>
+            <w:tcW w:type="dxa" w:w="1434"/>
+            <w:tcBorders>
+              <w:top w:val="single" w:sz="4" w:color="808080"/>
+              <w:left w:val="single" w:sz="4" w:color="808080"/>
+              <w:bottom w:val="single" w:sz="4" w:color="808080"/>
+              <w:right w:val="single" w:sz="4" w:color="808080"/>
+            </w:tcBorders>
+            <w:shd w:fill="FFFFFF" w:val="clear"/>
+          </w:tcPr>
+          <w:p>
+            <w:pPr>
+              <w:spacing w:before="20" w:after="20"/>
+              <w:jc w:val="center"/>
+            </w:pPr>
+            <w:r/>
+            <w:r>
+              <w:rPr>
+                <w:rFonts w:ascii="Times New Roman" w:hAnsi="Times New Roman" w:eastAsia="Times New Roman"/>
+                <w:b w:val="0"/>
+                <w:sz w:val="22"/>
+              </w:rPr>
+              <w:t>0,00</w:t>
+            </w:r>
+          </w:p>
+        </w:tc>
+      </w:tr>
+      <w:tr>
+        <w:tc>
+          <w:tcPr>
+            <w:tcW w:type="dxa" w:w="1434"/>
+            <w:tcBorders>
+              <w:top w:val="single" w:sz="4" w:color="808080"/>
+              <w:left w:val="single" w:sz="4" w:color="808080"/>
+              <w:bottom w:val="single" w:sz="4" w:color="808080"/>
+              <w:right w:val="single" w:sz="4" w:color="808080"/>
+            </w:tcBorders>
+            <w:shd w:fill="FFF2CC" w:val="clear"/>
+          </w:tcPr>
+          <w:p>
+            <w:pPr>
+              <w:spacing w:before="20" w:after="20"/>
+              <w:jc w:val="center"/>
+            </w:pPr>
+            <w:r/>
+            <w:r>
+              <w:rPr>
+                <w:rFonts w:ascii="Times New Roman" w:hAnsi="Times New Roman" w:eastAsia="Times New Roman"/>
+                <w:b/>
+                <w:sz w:val="22"/>
+              </w:rPr>
+              <w:t>2,00</w:t>
+            </w:r>
+          </w:p>
+        </w:tc>
+        <w:tc>
+          <w:tcPr>
+            <w:tcW w:type="dxa" w:w="1434"/>
+            <w:tcBorders>
+              <w:top w:val="single" w:sz="4" w:color="808080"/>
+              <w:left w:val="single" w:sz="4" w:color="808080"/>
+              <w:bottom w:val="single" w:sz="4" w:color="808080"/>
+              <w:right w:val="single" w:sz="4" w:color="808080"/>
+            </w:tcBorders>
+            <w:shd w:fill="FFF2CC" w:val="clear"/>
+          </w:tcPr>
+          <w:p>
+            <w:pPr>
+              <w:spacing w:before="20" w:after="20"/>
+              <w:jc w:val="center"/>
+            </w:pPr>
+            <w:r/>
+            <w:r>
+              <w:rPr>
+                <w:rFonts w:ascii="Times New Roman" w:hAnsi="Times New Roman" w:eastAsia="Times New Roman"/>
+                <w:b/>
+                <w:sz w:val="22"/>
+              </w:rPr>
+              <w:t>0,5454</w:t>
+            </w:r>
+          </w:p>
+        </w:tc>
+        <w:tc>
+          <w:tcPr>
+            <w:tcW w:type="dxa" w:w="1434"/>
+            <w:tcBorders>
+              <w:top w:val="single" w:sz="4" w:color="808080"/>
+              <w:left w:val="single" w:sz="4" w:color="808080"/>
+              <w:bottom w:val="single" w:sz="4" w:color="808080"/>
+              <w:right w:val="single" w:sz="4" w:color="808080"/>
+            </w:tcBorders>
+            <w:shd w:fill="FFF2CC" w:val="clear"/>
+          </w:tcPr>
+          <w:p>
+            <w:pPr>
+              <w:spacing w:before="20" w:after="20"/>
+              <w:jc w:val="center"/>
+            </w:pPr>
+            <w:r/>
+            <w:r>
+              <w:rPr>
+                <w:rFonts w:ascii="Times New Roman" w:hAnsi="Times New Roman" w:eastAsia="Times New Roman"/>
+                <w:b/>
+                <w:sz w:val="22"/>
+              </w:rPr>
+              <w:t>13,64</w:t>
+            </w:r>
+          </w:p>
+        </w:tc>
+        <w:tc>
+          <w:tcPr>
+            <w:tcW w:type="dxa" w:w="1434"/>
+            <w:tcBorders>
+              <w:top w:val="single" w:sz="4" w:color="808080"/>
+              <w:left w:val="single" w:sz="4" w:color="808080"/>
+              <w:bottom w:val="single" w:sz="4" w:color="808080"/>
+              <w:right w:val="single" w:sz="4" w:color="808080"/>
+            </w:tcBorders>
+            <w:shd w:fill="FFF2CC" w:val="clear"/>
+          </w:tcPr>
+          <w:p>
+            <w:pPr>
+              <w:spacing w:before="20" w:after="20"/>
+              <w:jc w:val="center"/>
+            </w:pPr>
+            <w:r/>
+            <w:r>
+              <w:rPr>
+                <w:rFonts w:ascii="Times New Roman" w:hAnsi="Times New Roman" w:eastAsia="Times New Roman"/>
+                <w:b/>
+                <w:sz w:val="22"/>
+              </w:rPr>
+              <w:t>0,3030</w:t>
+            </w:r>
+          </w:p>
+        </w:tc>
+        <w:tc>
+          <w:tcPr>
+            <w:tcW w:type="dxa" w:w="1434"/>
+            <w:tcBorders>
+              <w:top w:val="single" w:sz="4" w:color="808080"/>
+              <w:left w:val="single" w:sz="4" w:color="808080"/>
+              <w:bottom w:val="single" w:sz="4" w:color="808080"/>
+              <w:right w:val="single" w:sz="4" w:color="808080"/>
+            </w:tcBorders>
+            <w:shd w:fill="FFF2CC" w:val="clear"/>
+          </w:tcPr>
+          <w:p>
+            <w:pPr>
+              <w:spacing w:before="20" w:after="20"/>
+              <w:jc w:val="center"/>
+            </w:pPr>
+            <w:r/>
+            <w:r>
+              <w:rPr>
+                <w:rFonts w:ascii="Times New Roman" w:hAnsi="Times New Roman" w:eastAsia="Times New Roman"/>
+                <w:b/>
+                <w:sz w:val="22"/>
+              </w:rPr>
+              <w:t>9,09</w:t>
+            </w:r>
+          </w:p>
+        </w:tc>
+        <w:tc>
+          <w:tcPr>
+            <w:tcW w:type="dxa" w:w="1434"/>
+            <w:tcBorders>
+              <w:top w:val="single" w:sz="4" w:color="808080"/>
+              <w:left w:val="single" w:sz="4" w:color="808080"/>
+              <w:bottom w:val="single" w:sz="4" w:color="808080"/>
+              <w:right w:val="single" w:sz="4" w:color="808080"/>
+            </w:tcBorders>
+            <w:shd w:fill="FFF2CC" w:val="clear"/>
+          </w:tcPr>
+          <w:p>
+            <w:pPr>
+              <w:spacing w:before="20" w:after="20"/>
+              <w:jc w:val="center"/>
+            </w:pPr>
+            <w:r/>
+            <w:r>
+              <w:rPr>
+                <w:rFonts w:ascii="Times New Roman" w:hAnsi="Times New Roman" w:eastAsia="Times New Roman"/>
+                <w:b/>
+                <w:sz w:val="22"/>
+              </w:rPr>
+              <w:t>0,2424</w:t>
+            </w:r>
+          </w:p>
+        </w:tc>
+        <w:tc>
+          <w:tcPr>
+            <w:tcW w:type="dxa" w:w="1434"/>
+            <w:tcBorders>
+              <w:top w:val="single" w:sz="4" w:color="808080"/>
+              <w:left w:val="single" w:sz="4" w:color="808080"/>
+              <w:bottom w:val="single" w:sz="4" w:color="808080"/>
+              <w:right w:val="single" w:sz="4" w:color="808080"/>
+            </w:tcBorders>
+            <w:shd w:fill="FFF2CC" w:val="clear"/>
+          </w:tcPr>
+          <w:p>
+            <w:pPr>
+              <w:spacing w:before="20" w:after="20"/>
+              <w:jc w:val="center"/>
+            </w:pPr>
+            <w:r/>
+            <w:r>
+              <w:rPr>
+                <w:rFonts w:ascii="Times New Roman" w:hAnsi="Times New Roman" w:eastAsia="Times New Roman"/>
+                <w:b/>
+                <w:sz w:val="22"/>
+              </w:rPr>
+              <w:t>7,27</w:t>
+            </w:r>
+          </w:p>
+        </w:tc>
+      </w:tr>
+    </w:tbl>
+    <w:p/>
+    <w:p>
+      <w:pPr>
+        <w:spacing w:after="80" w:before="80" w:line="276" w:lineRule="auto"/>
+      </w:pPr>
+      <w:r>
+        <w:rPr>
+          <w:rFonts w:ascii="Times New Roman" w:hAnsi="Times New Roman" w:eastAsia="Times New Roman"/>
+          <w:b/>
+          <w:color w:val="2E75B6"/>
+          <w:sz w:val="26"/>
+        </w:rPr>
+        <w:t>Реактор 4</w:t>
+      </w:r>
+    </w:p>
+    <w:tbl>
+      <w:tblPr>
+        <w:tblW w:type="auto" w:w="0"/>
+        <w:jc w:val="center"/>
+        <w:tblLayout w:type="autofit"/>
+        <w:tblLook w:firstColumn="1" w:firstRow="1" w:lastColumn="0" w:lastRow="0" w:noHBand="0" w:noVBand="1" w:val="04A0"/>
+      </w:tblPr>
+      <w:tblGrid>
+        <w:gridCol w:w="1434"/>
+        <w:gridCol w:w="1434"/>
+        <w:gridCol w:w="1434"/>
+        <w:gridCol w:w="1434"/>
+        <w:gridCol w:w="1434"/>
+        <w:gridCol w:w="1434"/>
+        <w:gridCol w:w="1434"/>
+      </w:tblGrid>
+      <w:tr>
+        <w:tc>
+          <w:tcPr>
+            <w:tcW w:type="dxa" w:w="1434"/>
+            <w:tcBorders>
+              <w:top w:val="single" w:sz="4" w:color="808080"/>
+              <w:left w:val="single" w:sz="4" w:color="808080"/>
+              <w:bottom w:val="single" w:sz="4" w:color="808080"/>
+              <w:right w:val="single" w:sz="4" w:color="808080"/>
+            </w:tcBorders>
+            <w:shd w:fill="1F4E79" w:val="clear"/>
+          </w:tcPr>
+          <w:p>
+            <w:pPr>
+              <w:spacing w:before="20" w:after="20"/>
+              <w:jc w:val="center"/>
+            </w:pPr>
+            <w:r/>
+            <w:r>
+              <w:rPr>
+                <w:rFonts w:ascii="Times New Roman" w:hAnsi="Times New Roman" w:eastAsia="Times New Roman"/>
+                <w:b/>
+                <w:color w:val="FFFFFF"/>
+                <w:sz w:val="22"/>
+              </w:rPr>
+              <w:t>Тау, мин</w:t>
+            </w:r>
+          </w:p>
+        </w:tc>
+        <w:tc>
+          <w:tcPr>
+            <w:tcW w:type="dxa" w:w="1434"/>
+            <w:tcBorders>
+              <w:top w:val="single" w:sz="4" w:color="808080"/>
+              <w:left w:val="single" w:sz="4" w:color="808080"/>
+              <w:bottom w:val="single" w:sz="4" w:color="808080"/>
+              <w:right w:val="single" w:sz="4" w:color="808080"/>
+            </w:tcBorders>
+            <w:shd w:fill="1F4E79" w:val="clear"/>
+          </w:tcPr>
+          <w:p>
+            <w:pPr>
+              <w:spacing w:before="20" w:after="20"/>
+              <w:jc w:val="center"/>
+            </w:pPr>
+            <w:r/>
+            <w:r>
+              <w:rPr>
+                <w:rFonts w:ascii="Times New Roman" w:hAnsi="Times New Roman" w:eastAsia="Times New Roman"/>
+                <w:b/>
+                <w:color w:val="FFFFFF"/>
+                <w:sz w:val="22"/>
+              </w:rPr>
+              <w:t>X</w:t>
+            </w:r>
+          </w:p>
+        </w:tc>
+        <w:tc>
+          <w:tcPr>
+            <w:tcW w:type="dxa" w:w="1434"/>
+            <w:tcBorders>
+              <w:top w:val="single" w:sz="4" w:color="808080"/>
+              <w:left w:val="single" w:sz="4" w:color="808080"/>
+              <w:bottom w:val="single" w:sz="4" w:color="808080"/>
+              <w:right w:val="single" w:sz="4" w:color="808080"/>
+            </w:tcBorders>
+            <w:shd w:fill="1F4E79" w:val="clear"/>
+          </w:tcPr>
+          <w:p>
+            <w:pPr>
+              <w:spacing w:before="20" w:after="20"/>
+              <w:jc w:val="center"/>
+            </w:pPr>
+            <w:r/>
+            <w:r>
+              <w:rPr>
+                <w:rFonts w:ascii="Times New Roman" w:hAnsi="Times New Roman" w:eastAsia="Times New Roman"/>
+                <w:b/>
+                <w:color w:val="FFFFFF"/>
+                <w:sz w:val="22"/>
+              </w:rPr>
+              <w:t>CA, моль/л</w:t>
+            </w:r>
+          </w:p>
+        </w:tc>
+        <w:tc>
+          <w:tcPr>
+            <w:tcW w:type="dxa" w:w="1434"/>
+            <w:tcBorders>
+              <w:top w:val="single" w:sz="4" w:color="808080"/>
+              <w:left w:val="single" w:sz="4" w:color="808080"/>
+              <w:bottom w:val="single" w:sz="4" w:color="808080"/>
+              <w:right w:val="single" w:sz="4" w:color="808080"/>
+            </w:tcBorders>
+            <w:shd w:fill="1F4E79" w:val="clear"/>
+          </w:tcPr>
+          <w:p>
+            <w:pPr>
+              <w:spacing w:before="20" w:after="20"/>
+              <w:jc w:val="center"/>
+            </w:pPr>
+            <w:r/>
+            <w:r>
+              <w:rPr>
+                <w:rFonts w:ascii="Times New Roman" w:hAnsi="Times New Roman" w:eastAsia="Times New Roman"/>
+                <w:b/>
+                <w:color w:val="FFFFFF"/>
+                <w:sz w:val="22"/>
+              </w:rPr>
+              <w:t>Y</w:t>
+            </w:r>
+          </w:p>
+        </w:tc>
+        <w:tc>
+          <w:tcPr>
+            <w:tcW w:type="dxa" w:w="1434"/>
+            <w:tcBorders>
+              <w:top w:val="single" w:sz="4" w:color="808080"/>
+              <w:left w:val="single" w:sz="4" w:color="808080"/>
+              <w:bottom w:val="single" w:sz="4" w:color="808080"/>
+              <w:right w:val="single" w:sz="4" w:color="808080"/>
+            </w:tcBorders>
+            <w:shd w:fill="1F4E79" w:val="clear"/>
+          </w:tcPr>
+          <w:p>
+            <w:pPr>
+              <w:spacing w:before="20" w:after="20"/>
+              <w:jc w:val="center"/>
+            </w:pPr>
+            <w:r/>
+            <w:r>
+              <w:rPr>
+                <w:rFonts w:ascii="Times New Roman" w:hAnsi="Times New Roman" w:eastAsia="Times New Roman"/>
+                <w:b/>
+                <w:color w:val="FFFFFF"/>
+                <w:sz w:val="22"/>
+              </w:rPr>
+              <w:t>CR, моль/л</w:t>
+            </w:r>
+          </w:p>
+        </w:tc>
+        <w:tc>
+          <w:tcPr>
+            <w:tcW w:type="dxa" w:w="1434"/>
+            <w:tcBorders>
+              <w:top w:val="single" w:sz="4" w:color="808080"/>
+              <w:left w:val="single" w:sz="4" w:color="808080"/>
+              <w:bottom w:val="single" w:sz="4" w:color="808080"/>
+              <w:right w:val="single" w:sz="4" w:color="808080"/>
+            </w:tcBorders>
+            <w:shd w:fill="1F4E79" w:val="clear"/>
+          </w:tcPr>
+          <w:p>
+            <w:pPr>
+              <w:spacing w:before="20" w:after="20"/>
+              <w:jc w:val="center"/>
+            </w:pPr>
+            <w:r/>
+            <w:r>
+              <w:rPr>
+                <w:rFonts w:ascii="Times New Roman" w:hAnsi="Times New Roman" w:eastAsia="Times New Roman"/>
+                <w:b/>
+                <w:color w:val="FFFFFF"/>
+                <w:sz w:val="22"/>
+              </w:rPr>
+              <w:t>Z</w:t>
+            </w:r>
+          </w:p>
+        </w:tc>
+        <w:tc>
+          <w:tcPr>
+            <w:tcW w:type="dxa" w:w="1434"/>
+            <w:tcBorders>
+              <w:top w:val="single" w:sz="4" w:color="808080"/>
+              <w:left w:val="single" w:sz="4" w:color="808080"/>
+              <w:bottom w:val="single" w:sz="4" w:color="808080"/>
+              <w:right w:val="single" w:sz="4" w:color="808080"/>
+            </w:tcBorders>
+            <w:shd w:fill="1F4E79" w:val="clear"/>
+          </w:tcPr>
+          <w:p>
+            <w:pPr>
+              <w:spacing w:before="20" w:after="20"/>
+              <w:jc w:val="center"/>
+            </w:pPr>
+            <w:r/>
+            <w:r>
+              <w:rPr>
+                <w:rFonts w:ascii="Times New Roman" w:hAnsi="Times New Roman" w:eastAsia="Times New Roman"/>
+                <w:b/>
+                <w:color w:val="FFFFFF"/>
+                <w:sz w:val="22"/>
+              </w:rPr>
+              <w:t>CS, моль/л</w:t>
+            </w:r>
+          </w:p>
+        </w:tc>
+      </w:tr>
+      <w:tr>
+        <w:tc>
+          <w:tcPr>
+            <w:tcW w:type="dxa" w:w="1434"/>
+            <w:tcBorders>
+              <w:top w:val="single" w:sz="4" w:color="808080"/>
+              <w:left w:val="single" w:sz="4" w:color="808080"/>
+              <w:bottom w:val="single" w:sz="4" w:color="808080"/>
+              <w:right w:val="single" w:sz="4" w:color="808080"/>
+            </w:tcBorders>
+            <w:shd w:fill="FFFFFF" w:val="clear"/>
+          </w:tcPr>
+          <w:p>
+            <w:pPr>
+              <w:spacing w:before="20" w:after="20"/>
+              <w:jc w:val="center"/>
+            </w:pPr>
+            <w:r/>
+            <w:r>
+              <w:rPr>
+                <w:rFonts w:ascii="Times New Roman" w:hAnsi="Times New Roman" w:eastAsia="Times New Roman"/>
+                <w:b w:val="0"/>
+                <w:sz w:val="22"/>
+              </w:rPr>
+              <w:t>0,00</w:t>
+            </w:r>
+          </w:p>
+        </w:tc>
+        <w:tc>
+          <w:tcPr>
+            <w:tcW w:type="dxa" w:w="1434"/>
+            <w:tcBorders>
+              <w:top w:val="single" w:sz="4" w:color="808080"/>
+              <w:left w:val="single" w:sz="4" w:color="808080"/>
+              <w:bottom w:val="single" w:sz="4" w:color="808080"/>
+              <w:right w:val="single" w:sz="4" w:color="808080"/>
+            </w:tcBorders>
+            <w:shd w:fill="FFFFFF" w:val="clear"/>
+          </w:tcPr>
+          <w:p>
+            <w:pPr>
+              <w:spacing w:before="20" w:after="20"/>
+              <w:jc w:val="center"/>
+            </w:pPr>
+            <w:r/>
+            <w:r>
+              <w:rPr>
+                <w:rFonts w:ascii="Times New Roman" w:hAnsi="Times New Roman" w:eastAsia="Times New Roman"/>
+                <w:b w:val="0"/>
+                <w:sz w:val="22"/>
+              </w:rPr>
+              <w:t>0,0000</w:t>
+            </w:r>
+          </w:p>
+        </w:tc>
+        <w:tc>
+          <w:tcPr>
+            <w:tcW w:type="dxa" w:w="1434"/>
+            <w:tcBorders>
+              <w:top w:val="single" w:sz="4" w:color="808080"/>
+              <w:left w:val="single" w:sz="4" w:color="808080"/>
+              <w:bottom w:val="single" w:sz="4" w:color="808080"/>
+              <w:right w:val="single" w:sz="4" w:color="808080"/>
+            </w:tcBorders>
+            <w:shd w:fill="FFFFFF" w:val="clear"/>
+          </w:tcPr>
+          <w:p>
+            <w:pPr>
+              <w:spacing w:before="20" w:after="20"/>
+              <w:jc w:val="center"/>
+            </w:pPr>
+            <w:r/>
+            <w:r>
+              <w:rPr>
+                <w:rFonts w:ascii="Times New Roman" w:hAnsi="Times New Roman" w:eastAsia="Times New Roman"/>
+                <w:b w:val="0"/>
+                <w:sz w:val="22"/>
+              </w:rPr>
+              <w:t>30,00</w:t>
+            </w:r>
+          </w:p>
+        </w:tc>
+        <w:tc>
+          <w:tcPr>
+            <w:tcW w:type="dxa" w:w="1434"/>
+            <w:tcBorders>
+              <w:top w:val="single" w:sz="4" w:color="808080"/>
+              <w:left w:val="single" w:sz="4" w:color="808080"/>
+              <w:bottom w:val="single" w:sz="4" w:color="808080"/>
+              <w:right w:val="single" w:sz="4" w:color="808080"/>
+            </w:tcBorders>
+            <w:shd w:fill="FFFFFF" w:val="clear"/>
+          </w:tcPr>
+          <w:p>
+            <w:pPr>
+              <w:spacing w:before="20" w:after="20"/>
+              <w:jc w:val="center"/>
+            </w:pPr>
+            <w:r/>
+            <w:r>
+              <w:rPr>
+                <w:rFonts w:ascii="Times New Roman" w:hAnsi="Times New Roman" w:eastAsia="Times New Roman"/>
+                <w:b w:val="0"/>
+                <w:sz w:val="22"/>
+              </w:rPr>
+              <w:t>0,0000</w:t>
+            </w:r>
+          </w:p>
+        </w:tc>
+        <w:tc>
+          <w:tcPr>
+            <w:tcW w:type="dxa" w:w="1434"/>
+            <w:tcBorders>
+              <w:top w:val="single" w:sz="4" w:color="808080"/>
+              <w:left w:val="single" w:sz="4" w:color="808080"/>
+              <w:bottom w:val="single" w:sz="4" w:color="808080"/>
+              <w:right w:val="single" w:sz="4" w:color="808080"/>
+            </w:tcBorders>
+            <w:shd w:fill="FFFFFF" w:val="clear"/>
+          </w:tcPr>
+          <w:p>
+            <w:pPr>
+              <w:spacing w:before="20" w:after="20"/>
+              <w:jc w:val="center"/>
+            </w:pPr>
+            <w:r/>
+            <w:r>
+              <w:rPr>
+                <w:rFonts w:ascii="Times New Roman" w:hAnsi="Times New Roman" w:eastAsia="Times New Roman"/>
+                <w:b w:val="0"/>
+                <w:sz w:val="22"/>
+              </w:rPr>
+              <w:t>0,00</w:t>
+            </w:r>
+          </w:p>
+        </w:tc>
+        <w:tc>
+          <w:tcPr>
+            <w:tcW w:type="dxa" w:w="1434"/>
+            <w:tcBorders>
+              <w:top w:val="single" w:sz="4" w:color="808080"/>
+              <w:left w:val="single" w:sz="4" w:color="808080"/>
+              <w:bottom w:val="single" w:sz="4" w:color="808080"/>
+              <w:right w:val="single" w:sz="4" w:color="808080"/>
+            </w:tcBorders>
+            <w:shd w:fill="FFFFFF" w:val="clear"/>
+          </w:tcPr>
+          <w:p>
+            <w:pPr>
+              <w:spacing w:before="20" w:after="20"/>
+              <w:jc w:val="center"/>
+            </w:pPr>
+            <w:r/>
+            <w:r>
+              <w:rPr>
+                <w:rFonts w:ascii="Times New Roman" w:hAnsi="Times New Roman" w:eastAsia="Times New Roman"/>
+                <w:b w:val="0"/>
+                <w:sz w:val="22"/>
+              </w:rPr>
+              <w:t>0,0000</w:t>
+            </w:r>
+          </w:p>
+        </w:tc>
+        <w:tc>
+          <w:tcPr>
+            <w:tcW w:type="dxa" w:w="1434"/>
+            <w:tcBorders>
+              <w:top w:val="single" w:sz="4" w:color="808080"/>
+              <w:left w:val="single" w:sz="4" w:color="808080"/>
+              <w:bottom w:val="single" w:sz="4" w:color="808080"/>
+              <w:right w:val="single" w:sz="4" w:color="808080"/>
+            </w:tcBorders>
+            <w:shd w:fill="FFFFFF" w:val="clear"/>
+          </w:tcPr>
+          <w:p>
+            <w:pPr>
+              <w:spacing w:before="20" w:after="20"/>
+              <w:jc w:val="center"/>
+            </w:pPr>
+            <w:r/>
+            <w:r>
+              <w:rPr>
+                <w:rFonts w:ascii="Times New Roman" w:hAnsi="Times New Roman" w:eastAsia="Times New Roman"/>
+                <w:b w:val="0"/>
+                <w:sz w:val="22"/>
+              </w:rPr>
+              <w:t>0,00</w:t>
+            </w:r>
+          </w:p>
+        </w:tc>
+      </w:tr>
+      <w:tr>
+        <w:tc>
+          <w:tcPr>
+            <w:tcW w:type="dxa" w:w="1434"/>
+            <w:tcBorders>
+              <w:top w:val="single" w:sz="4" w:color="808080"/>
+              <w:left w:val="single" w:sz="4" w:color="808080"/>
+              <w:bottom w:val="single" w:sz="4" w:color="808080"/>
+              <w:right w:val="single" w:sz="4" w:color="808080"/>
+            </w:tcBorders>
+            <w:shd w:fill="FFF2CC" w:val="clear"/>
+          </w:tcPr>
+          <w:p>
+            <w:pPr>
+              <w:spacing w:before="20" w:after="20"/>
+              <w:jc w:val="center"/>
+            </w:pPr>
+            <w:r/>
+            <w:r>
+              <w:rPr>
+                <w:rFonts w:ascii="Times New Roman" w:hAnsi="Times New Roman" w:eastAsia="Times New Roman"/>
+                <w:b/>
+                <w:sz w:val="22"/>
+              </w:rPr>
+              <w:t>2,00</w:t>
+            </w:r>
+          </w:p>
+        </w:tc>
+        <w:tc>
+          <w:tcPr>
+            <w:tcW w:type="dxa" w:w="1434"/>
+            <w:tcBorders>
+              <w:top w:val="single" w:sz="4" w:color="808080"/>
+              <w:left w:val="single" w:sz="4" w:color="808080"/>
+              <w:bottom w:val="single" w:sz="4" w:color="808080"/>
+              <w:right w:val="single" w:sz="4" w:color="808080"/>
+            </w:tcBorders>
+            <w:shd w:fill="FFF2CC" w:val="clear"/>
+          </w:tcPr>
+          <w:p>
+            <w:pPr>
+              <w:spacing w:before="20" w:after="20"/>
+              <w:jc w:val="center"/>
+            </w:pPr>
+            <w:r/>
+            <w:r>
+              <w:rPr>
+                <w:rFonts w:ascii="Times New Roman" w:hAnsi="Times New Roman" w:eastAsia="Times New Roman"/>
+                <w:b/>
+                <w:sz w:val="22"/>
+              </w:rPr>
+              <w:t>0,5454</w:t>
+            </w:r>
+          </w:p>
+        </w:tc>
+        <w:tc>
+          <w:tcPr>
+            <w:tcW w:type="dxa" w:w="1434"/>
+            <w:tcBorders>
+              <w:top w:val="single" w:sz="4" w:color="808080"/>
+              <w:left w:val="single" w:sz="4" w:color="808080"/>
+              <w:bottom w:val="single" w:sz="4" w:color="808080"/>
+              <w:right w:val="single" w:sz="4" w:color="808080"/>
+            </w:tcBorders>
+            <w:shd w:fill="FFF2CC" w:val="clear"/>
+          </w:tcPr>
+          <w:p>
+            <w:pPr>
+              <w:spacing w:before="20" w:after="20"/>
+              <w:jc w:val="center"/>
+            </w:pPr>
+            <w:r/>
+            <w:r>
+              <w:rPr>
+                <w:rFonts w:ascii="Times New Roman" w:hAnsi="Times New Roman" w:eastAsia="Times New Roman"/>
+                <w:b/>
+                <w:sz w:val="22"/>
+              </w:rPr>
+              <w:t>13,64</w:t>
+            </w:r>
+          </w:p>
+        </w:tc>
+        <w:tc>
+          <w:tcPr>
+            <w:tcW w:type="dxa" w:w="1434"/>
+            <w:tcBorders>
+              <w:top w:val="single" w:sz="4" w:color="808080"/>
+              <w:left w:val="single" w:sz="4" w:color="808080"/>
+              <w:bottom w:val="single" w:sz="4" w:color="808080"/>
+              <w:right w:val="single" w:sz="4" w:color="808080"/>
+            </w:tcBorders>
+            <w:shd w:fill="FFF2CC" w:val="clear"/>
+          </w:tcPr>
+          <w:p>
+            <w:pPr>
+              <w:spacing w:before="20" w:after="20"/>
+              <w:jc w:val="center"/>
+            </w:pPr>
+            <w:r/>
+            <w:r>
+              <w:rPr>
+                <w:rFonts w:ascii="Times New Roman" w:hAnsi="Times New Roman" w:eastAsia="Times New Roman"/>
+                <w:b/>
+                <w:sz w:val="22"/>
+              </w:rPr>
+              <w:t>0,3030</w:t>
+            </w:r>
+          </w:p>
+        </w:tc>
+        <w:tc>
+          <w:tcPr>
+            <w:tcW w:type="dxa" w:w="1434"/>
+            <w:tcBorders>
+              <w:top w:val="single" w:sz="4" w:color="808080"/>
+              <w:left w:val="single" w:sz="4" w:color="808080"/>
+              <w:bottom w:val="single" w:sz="4" w:color="808080"/>
+              <w:right w:val="single" w:sz="4" w:color="808080"/>
+            </w:tcBorders>
+            <w:shd w:fill="FFF2CC" w:val="clear"/>
+          </w:tcPr>
+          <w:p>
+            <w:pPr>
+              <w:spacing w:before="20" w:after="20"/>
+              <w:jc w:val="center"/>
+            </w:pPr>
+            <w:r/>
+            <w:r>
+              <w:rPr>
+                <w:rFonts w:ascii="Times New Roman" w:hAnsi="Times New Roman" w:eastAsia="Times New Roman"/>
+                <w:b/>
+                <w:sz w:val="22"/>
+              </w:rPr>
+              <w:t>9,09</w:t>
+            </w:r>
+          </w:p>
+        </w:tc>
+        <w:tc>
+          <w:tcPr>
+            <w:tcW w:type="dxa" w:w="1434"/>
+            <w:tcBorders>
+              <w:top w:val="single" w:sz="4" w:color="808080"/>
+              <w:left w:val="single" w:sz="4" w:color="808080"/>
+              <w:bottom w:val="single" w:sz="4" w:color="808080"/>
+              <w:right w:val="single" w:sz="4" w:color="808080"/>
+            </w:tcBorders>
+            <w:shd w:fill="FFF2CC" w:val="clear"/>
+          </w:tcPr>
+          <w:p>
+            <w:pPr>
+              <w:spacing w:before="20" w:after="20"/>
+              <w:jc w:val="center"/>
+            </w:pPr>
+            <w:r/>
+            <w:r>
+              <w:rPr>
+                <w:rFonts w:ascii="Times New Roman" w:hAnsi="Times New Roman" w:eastAsia="Times New Roman"/>
+                <w:b/>
+                <w:sz w:val="22"/>
+              </w:rPr>
+              <w:t>0,2424</w:t>
+            </w:r>
+          </w:p>
+        </w:tc>
+        <w:tc>
+          <w:tcPr>
+            <w:tcW w:type="dxa" w:w="1434"/>
             <w:tcBorders>
               <w:top w:val="single" w:sz="4" w:color="808080"/>
               <w:left w:val="single" w:sz="4" w:color="808080"/>
@@ -1302,7 +5015,7 @@
           <w:color w:val="1F4E79"/>
           <w:sz w:val="28"/>
         </w:rPr>
-        <w:t>Таблица 3. Система 3 — четыре РИВ последовательно</w:t>
+        <w:t>Система 3. Четыре последовательно соединённых РИВ одинакового объёма</w:t>
       </w:r>
     </w:p>
     <w:p>
@@ -1315,7 +5028,21 @@
           <w:b w:val="0"/>
           <w:sz w:val="24"/>
         </w:rPr>
-        <w:t>Vi = 25 л, vi = 50 л/мин, τi = 0,5 мин. Вход системы и выход реактора 4.</w:t>
+        <w:t>Vi = 25 л, vi = 50 л/мин, τi = 0,5 мин. Вход следующего = выход предыдущего.</w:t>
+      </w:r>
+    </w:p>
+    <w:p>
+      <w:pPr>
+        <w:spacing w:after="80" w:before="80" w:line="276" w:lineRule="auto"/>
+      </w:pPr>
+      <w:r>
+        <w:rPr>
+          <w:rFonts w:ascii="Times New Roman" w:hAnsi="Times New Roman" w:eastAsia="Times New Roman"/>
+          <w:b/>
+          <w:color w:val="2E75B6"/>
+          <w:sz w:val="26"/>
+        </w:rPr>
+        <w:t>Реактор 1</w:t>
       </w:r>
     </w:p>
     <w:tbl>
@@ -1326,18 +5053,18 @@
         <w:tblLook w:firstColumn="1" w:firstRow="1" w:lastColumn="0" w:lastRow="0" w:noHBand="0" w:noVBand="1" w:val="04A0"/>
       </w:tblPr>
       <w:tblGrid>
-        <w:gridCol w:w="2163"/>
-        <w:gridCol w:w="2163"/>
-        <w:gridCol w:w="2163"/>
-        <w:gridCol w:w="2163"/>
-        <w:gridCol w:w="2163"/>
-        <w:gridCol w:w="2163"/>
-        <w:gridCol w:w="2163"/>
+        <w:gridCol w:w="1434"/>
+        <w:gridCol w:w="1434"/>
+        <w:gridCol w:w="1434"/>
+        <w:gridCol w:w="1434"/>
+        <w:gridCol w:w="1434"/>
+        <w:gridCol w:w="1434"/>
+        <w:gridCol w:w="1434"/>
       </w:tblGrid>
       <w:tr>
         <w:tc>
           <w:tcPr>
-            <w:tcW w:type="dxa" w:w="2163"/>
+            <w:tcW w:type="dxa" w:w="1434"/>
             <w:tcBorders>
               <w:top w:val="single" w:sz="4" w:color="808080"/>
               <w:left w:val="single" w:sz="4" w:color="808080"/>
@@ -1359,13 +5086,13 @@
                 <w:color w:val="FFFFFF"/>
                 <w:sz w:val="22"/>
               </w:rPr>
-              <w:t>τ, мин</w:t>
+              <w:t>Тау, мин</w:t>
             </w:r>
           </w:p>
         </w:tc>
         <w:tc>
           <w:tcPr>
-            <w:tcW w:type="dxa" w:w="2163"/>
+            <w:tcW w:type="dxa" w:w="1434"/>
             <w:tcBorders>
               <w:top w:val="single" w:sz="4" w:color="808080"/>
               <w:left w:val="single" w:sz="4" w:color="808080"/>
@@ -1393,7 +5120,35 @@
         </w:tc>
         <w:tc>
           <w:tcPr>
-            <w:tcW w:type="dxa" w:w="2163"/>
+            <w:tcW w:type="dxa" w:w="1434"/>
+            <w:tcBorders>
+              <w:top w:val="single" w:sz="4" w:color="808080"/>
+              <w:left w:val="single" w:sz="4" w:color="808080"/>
+              <w:bottom w:val="single" w:sz="4" w:color="808080"/>
+              <w:right w:val="single" w:sz="4" w:color="808080"/>
+            </w:tcBorders>
+            <w:shd w:fill="1F4E79" w:val="clear"/>
+          </w:tcPr>
+          <w:p>
+            <w:pPr>
+              <w:spacing w:before="20" w:after="20"/>
+              <w:jc w:val="center"/>
+            </w:pPr>
+            <w:r/>
+            <w:r>
+              <w:rPr>
+                <w:rFonts w:ascii="Times New Roman" w:hAnsi="Times New Roman" w:eastAsia="Times New Roman"/>
+                <w:b/>
+                <w:color w:val="FFFFFF"/>
+                <w:sz w:val="22"/>
+              </w:rPr>
+              <w:t>CA, моль/л</w:t>
+            </w:r>
+          </w:p>
+        </w:tc>
+        <w:tc>
+          <w:tcPr>
+            <w:tcW w:type="dxa" w:w="1434"/>
             <w:tcBorders>
               <w:top w:val="single" w:sz="4" w:color="808080"/>
               <w:left w:val="single" w:sz="4" w:color="808080"/>
@@ -1421,7 +5176,35 @@
         </w:tc>
         <w:tc>
           <w:tcPr>
-            <w:tcW w:type="dxa" w:w="2163"/>
+            <w:tcW w:type="dxa" w:w="1434"/>
+            <w:tcBorders>
+              <w:top w:val="single" w:sz="4" w:color="808080"/>
+              <w:left w:val="single" w:sz="4" w:color="808080"/>
+              <w:bottom w:val="single" w:sz="4" w:color="808080"/>
+              <w:right w:val="single" w:sz="4" w:color="808080"/>
+            </w:tcBorders>
+            <w:shd w:fill="1F4E79" w:val="clear"/>
+          </w:tcPr>
+          <w:p>
+            <w:pPr>
+              <w:spacing w:before="20" w:after="20"/>
+              <w:jc w:val="center"/>
+            </w:pPr>
+            <w:r/>
+            <w:r>
+              <w:rPr>
+                <w:rFonts w:ascii="Times New Roman" w:hAnsi="Times New Roman" w:eastAsia="Times New Roman"/>
+                <w:b/>
+                <w:color w:val="FFFFFF"/>
+                <w:sz w:val="22"/>
+              </w:rPr>
+              <w:t>CR, моль/л</w:t>
+            </w:r>
+          </w:p>
+        </w:tc>
+        <w:tc>
+          <w:tcPr>
+            <w:tcW w:type="dxa" w:w="1434"/>
             <w:tcBorders>
               <w:top w:val="single" w:sz="4" w:color="808080"/>
               <w:left w:val="single" w:sz="4" w:color="808080"/>
@@ -1449,63 +5232,7 @@
         </w:tc>
         <w:tc>
           <w:tcPr>
-            <w:tcW w:type="dxa" w:w="2163"/>
-            <w:tcBorders>
-              <w:top w:val="single" w:sz="4" w:color="808080"/>
-              <w:left w:val="single" w:sz="4" w:color="808080"/>
-              <w:bottom w:val="single" w:sz="4" w:color="808080"/>
-              <w:right w:val="single" w:sz="4" w:color="808080"/>
-            </w:tcBorders>
-            <w:shd w:fill="1F4E79" w:val="clear"/>
-          </w:tcPr>
-          <w:p>
-            <w:pPr>
-              <w:spacing w:before="20" w:after="20"/>
-              <w:jc w:val="center"/>
-            </w:pPr>
-            <w:r/>
-            <w:r>
-              <w:rPr>
-                <w:rFonts w:ascii="Times New Roman" w:hAnsi="Times New Roman" w:eastAsia="Times New Roman"/>
-                <w:b/>
-                <w:color w:val="FFFFFF"/>
-                <w:sz w:val="22"/>
-              </w:rPr>
-              <w:t>CA, моль/л</w:t>
-            </w:r>
-          </w:p>
-        </w:tc>
-        <w:tc>
-          <w:tcPr>
-            <w:tcW w:type="dxa" w:w="2163"/>
-            <w:tcBorders>
-              <w:top w:val="single" w:sz="4" w:color="808080"/>
-              <w:left w:val="single" w:sz="4" w:color="808080"/>
-              <w:bottom w:val="single" w:sz="4" w:color="808080"/>
-              <w:right w:val="single" w:sz="4" w:color="808080"/>
-            </w:tcBorders>
-            <w:shd w:fill="1F4E79" w:val="clear"/>
-          </w:tcPr>
-          <w:p>
-            <w:pPr>
-              <w:spacing w:before="20" w:after="20"/>
-              <w:jc w:val="center"/>
-            </w:pPr>
-            <w:r/>
-            <w:r>
-              <w:rPr>
-                <w:rFonts w:ascii="Times New Roman" w:hAnsi="Times New Roman" w:eastAsia="Times New Roman"/>
-                <w:b/>
-                <w:color w:val="FFFFFF"/>
-                <w:sz w:val="22"/>
-              </w:rPr>
-              <w:t>CR, моль/л</w:t>
-            </w:r>
-          </w:p>
-        </w:tc>
-        <w:tc>
-          <w:tcPr>
-            <w:tcW w:type="dxa" w:w="2163"/>
+            <w:tcW w:type="dxa" w:w="1434"/>
             <w:tcBorders>
               <w:top w:val="single" w:sz="4" w:color="808080"/>
               <w:left w:val="single" w:sz="4" w:color="808080"/>
@@ -1535,7 +5262,7 @@
       <w:tr>
         <w:tc>
           <w:tcPr>
-            <w:tcW w:type="dxa" w:w="2163"/>
+            <w:tcW w:type="dxa" w:w="1434"/>
             <w:tcBorders>
               <w:top w:val="single" w:sz="4" w:color="808080"/>
               <w:left w:val="single" w:sz="4" w:color="808080"/>
@@ -1562,7 +5289,7 @@
         </w:tc>
         <w:tc>
           <w:tcPr>
-            <w:tcW w:type="dxa" w:w="2163"/>
+            <w:tcW w:type="dxa" w:w="1434"/>
             <w:tcBorders>
               <w:top w:val="single" w:sz="4" w:color="808080"/>
               <w:left w:val="single" w:sz="4" w:color="808080"/>
@@ -1589,7 +5316,34 @@
         </w:tc>
         <w:tc>
           <w:tcPr>
-            <w:tcW w:type="dxa" w:w="2163"/>
+            <w:tcW w:type="dxa" w:w="1434"/>
+            <w:tcBorders>
+              <w:top w:val="single" w:sz="4" w:color="808080"/>
+              <w:left w:val="single" w:sz="4" w:color="808080"/>
+              <w:bottom w:val="single" w:sz="4" w:color="808080"/>
+              <w:right w:val="single" w:sz="4" w:color="808080"/>
+            </w:tcBorders>
+            <w:shd w:fill="FFFFFF" w:val="clear"/>
+          </w:tcPr>
+          <w:p>
+            <w:pPr>
+              <w:spacing w:before="20" w:after="20"/>
+              <w:jc w:val="center"/>
+            </w:pPr>
+            <w:r/>
+            <w:r>
+              <w:rPr>
+                <w:rFonts w:ascii="Times New Roman" w:hAnsi="Times New Roman" w:eastAsia="Times New Roman"/>
+                <w:b w:val="0"/>
+                <w:sz w:val="22"/>
+              </w:rPr>
+              <w:t>30,00</w:t>
+            </w:r>
+          </w:p>
+        </w:tc>
+        <w:tc>
+          <w:tcPr>
+            <w:tcW w:type="dxa" w:w="1434"/>
             <w:tcBorders>
               <w:top w:val="single" w:sz="4" w:color="808080"/>
               <w:left w:val="single" w:sz="4" w:color="808080"/>
@@ -1616,7 +5370,34 @@
         </w:tc>
         <w:tc>
           <w:tcPr>
-            <w:tcW w:type="dxa" w:w="2163"/>
+            <w:tcW w:type="dxa" w:w="1434"/>
+            <w:tcBorders>
+              <w:top w:val="single" w:sz="4" w:color="808080"/>
+              <w:left w:val="single" w:sz="4" w:color="808080"/>
+              <w:bottom w:val="single" w:sz="4" w:color="808080"/>
+              <w:right w:val="single" w:sz="4" w:color="808080"/>
+            </w:tcBorders>
+            <w:shd w:fill="FFFFFF" w:val="clear"/>
+          </w:tcPr>
+          <w:p>
+            <w:pPr>
+              <w:spacing w:before="20" w:after="20"/>
+              <w:jc w:val="center"/>
+            </w:pPr>
+            <w:r/>
+            <w:r>
+              <w:rPr>
+                <w:rFonts w:ascii="Times New Roman" w:hAnsi="Times New Roman" w:eastAsia="Times New Roman"/>
+                <w:b w:val="0"/>
+                <w:sz w:val="22"/>
+              </w:rPr>
+              <w:t>0,00</w:t>
+            </w:r>
+          </w:p>
+        </w:tc>
+        <w:tc>
+          <w:tcPr>
+            <w:tcW w:type="dxa" w:w="1434"/>
             <w:tcBorders>
               <w:top w:val="single" w:sz="4" w:color="808080"/>
               <w:left w:val="single" w:sz="4" w:color="808080"/>
@@ -1643,61 +5424,7 @@
         </w:tc>
         <w:tc>
           <w:tcPr>
-            <w:tcW w:type="dxa" w:w="2163"/>
-            <w:tcBorders>
-              <w:top w:val="single" w:sz="4" w:color="808080"/>
-              <w:left w:val="single" w:sz="4" w:color="808080"/>
-              <w:bottom w:val="single" w:sz="4" w:color="808080"/>
-              <w:right w:val="single" w:sz="4" w:color="808080"/>
-            </w:tcBorders>
-            <w:shd w:fill="FFFFFF" w:val="clear"/>
-          </w:tcPr>
-          <w:p>
-            <w:pPr>
-              <w:spacing w:before="20" w:after="20"/>
-              <w:jc w:val="center"/>
-            </w:pPr>
-            <w:r/>
-            <w:r>
-              <w:rPr>
-                <w:rFonts w:ascii="Times New Roman" w:hAnsi="Times New Roman" w:eastAsia="Times New Roman"/>
-                <w:b w:val="0"/>
-                <w:sz w:val="22"/>
-              </w:rPr>
-              <w:t>30,00</w:t>
-            </w:r>
-          </w:p>
-        </w:tc>
-        <w:tc>
-          <w:tcPr>
-            <w:tcW w:type="dxa" w:w="2163"/>
-            <w:tcBorders>
-              <w:top w:val="single" w:sz="4" w:color="808080"/>
-              <w:left w:val="single" w:sz="4" w:color="808080"/>
-              <w:bottom w:val="single" w:sz="4" w:color="808080"/>
-              <w:right w:val="single" w:sz="4" w:color="808080"/>
-            </w:tcBorders>
-            <w:shd w:fill="FFFFFF" w:val="clear"/>
-          </w:tcPr>
-          <w:p>
-            <w:pPr>
-              <w:spacing w:before="20" w:after="20"/>
-              <w:jc w:val="center"/>
-            </w:pPr>
-            <w:r/>
-            <w:r>
-              <w:rPr>
-                <w:rFonts w:ascii="Times New Roman" w:hAnsi="Times New Roman" w:eastAsia="Times New Roman"/>
-                <w:b w:val="0"/>
-                <w:sz w:val="22"/>
-              </w:rPr>
-              <w:t>0,00</w:t>
-            </w:r>
-          </w:p>
-        </w:tc>
-        <w:tc>
-          <w:tcPr>
-            <w:tcW w:type="dxa" w:w="2163"/>
+            <w:tcW w:type="dxa" w:w="1434"/>
             <w:tcBorders>
               <w:top w:val="single" w:sz="4" w:color="808080"/>
               <w:left w:val="single" w:sz="4" w:color="808080"/>
@@ -1726,7 +5453,7 @@
       <w:tr>
         <w:tc>
           <w:tcPr>
-            <w:tcW w:type="dxa" w:w="2163"/>
+            <w:tcW w:type="dxa" w:w="1434"/>
             <w:tcBorders>
               <w:top w:val="single" w:sz="4" w:color="808080"/>
               <w:left w:val="single" w:sz="4" w:color="808080"/>
@@ -1753,7 +5480,1843 @@
         </w:tc>
         <w:tc>
           <w:tcPr>
-            <w:tcW w:type="dxa" w:w="2163"/>
+            <w:tcW w:type="dxa" w:w="1434"/>
+            <w:tcBorders>
+              <w:top w:val="single" w:sz="4" w:color="808080"/>
+              <w:left w:val="single" w:sz="4" w:color="808080"/>
+              <w:bottom w:val="single" w:sz="4" w:color="808080"/>
+              <w:right w:val="single" w:sz="4" w:color="808080"/>
+            </w:tcBorders>
+            <w:shd w:fill="FFF2CC" w:val="clear"/>
+          </w:tcPr>
+          <w:p>
+            <w:pPr>
+              <w:spacing w:before="20" w:after="20"/>
+              <w:jc w:val="center"/>
+            </w:pPr>
+            <w:r/>
+            <w:r>
+              <w:rPr>
+                <w:rFonts w:ascii="Times New Roman" w:hAnsi="Times New Roman" w:eastAsia="Times New Roman"/>
+                <w:b/>
+                <w:sz w:val="22"/>
+              </w:rPr>
+              <w:t>0,2592</w:t>
+            </w:r>
+          </w:p>
+        </w:tc>
+        <w:tc>
+          <w:tcPr>
+            <w:tcW w:type="dxa" w:w="1434"/>
+            <w:tcBorders>
+              <w:top w:val="single" w:sz="4" w:color="808080"/>
+              <w:left w:val="single" w:sz="4" w:color="808080"/>
+              <w:bottom w:val="single" w:sz="4" w:color="808080"/>
+              <w:right w:val="single" w:sz="4" w:color="808080"/>
+            </w:tcBorders>
+            <w:shd w:fill="FFF2CC" w:val="clear"/>
+          </w:tcPr>
+          <w:p>
+            <w:pPr>
+              <w:spacing w:before="20" w:after="20"/>
+              <w:jc w:val="center"/>
+            </w:pPr>
+            <w:r/>
+            <w:r>
+              <w:rPr>
+                <w:rFonts w:ascii="Times New Roman" w:hAnsi="Times New Roman" w:eastAsia="Times New Roman"/>
+                <w:b/>
+                <w:sz w:val="22"/>
+              </w:rPr>
+              <w:t>22,22</w:t>
+            </w:r>
+          </w:p>
+        </w:tc>
+        <w:tc>
+          <w:tcPr>
+            <w:tcW w:type="dxa" w:w="1434"/>
+            <w:tcBorders>
+              <w:top w:val="single" w:sz="4" w:color="808080"/>
+              <w:left w:val="single" w:sz="4" w:color="808080"/>
+              <w:bottom w:val="single" w:sz="4" w:color="808080"/>
+              <w:right w:val="single" w:sz="4" w:color="808080"/>
+            </w:tcBorders>
+            <w:shd w:fill="FFF2CC" w:val="clear"/>
+          </w:tcPr>
+          <w:p>
+            <w:pPr>
+              <w:spacing w:before="20" w:after="20"/>
+              <w:jc w:val="center"/>
+            </w:pPr>
+            <w:r/>
+            <w:r>
+              <w:rPr>
+                <w:rFonts w:ascii="Times New Roman" w:hAnsi="Times New Roman" w:eastAsia="Times New Roman"/>
+                <w:b/>
+                <w:sz w:val="22"/>
+              </w:rPr>
+              <w:t>0,2337</w:t>
+            </w:r>
+          </w:p>
+        </w:tc>
+        <w:tc>
+          <w:tcPr>
+            <w:tcW w:type="dxa" w:w="1434"/>
+            <w:tcBorders>
+              <w:top w:val="single" w:sz="4" w:color="808080"/>
+              <w:left w:val="single" w:sz="4" w:color="808080"/>
+              <w:bottom w:val="single" w:sz="4" w:color="808080"/>
+              <w:right w:val="single" w:sz="4" w:color="808080"/>
+            </w:tcBorders>
+            <w:shd w:fill="FFF2CC" w:val="clear"/>
+          </w:tcPr>
+          <w:p>
+            <w:pPr>
+              <w:spacing w:before="20" w:after="20"/>
+              <w:jc w:val="center"/>
+            </w:pPr>
+            <w:r/>
+            <w:r>
+              <w:rPr>
+                <w:rFonts w:ascii="Times New Roman" w:hAnsi="Times New Roman" w:eastAsia="Times New Roman"/>
+                <w:b/>
+                <w:sz w:val="22"/>
+              </w:rPr>
+              <w:t>7,01</w:t>
+            </w:r>
+          </w:p>
+        </w:tc>
+        <w:tc>
+          <w:tcPr>
+            <w:tcW w:type="dxa" w:w="1434"/>
+            <w:tcBorders>
+              <w:top w:val="single" w:sz="4" w:color="808080"/>
+              <w:left w:val="single" w:sz="4" w:color="808080"/>
+              <w:bottom w:val="single" w:sz="4" w:color="808080"/>
+              <w:right w:val="single" w:sz="4" w:color="808080"/>
+            </w:tcBorders>
+            <w:shd w:fill="FFF2CC" w:val="clear"/>
+          </w:tcPr>
+          <w:p>
+            <w:pPr>
+              <w:spacing w:before="20" w:after="20"/>
+              <w:jc w:val="center"/>
+            </w:pPr>
+            <w:r/>
+            <w:r>
+              <w:rPr>
+                <w:rFonts w:ascii="Times New Roman" w:hAnsi="Times New Roman" w:eastAsia="Times New Roman"/>
+                <w:b/>
+                <w:sz w:val="22"/>
+              </w:rPr>
+              <w:t>0,0254</w:t>
+            </w:r>
+          </w:p>
+        </w:tc>
+        <w:tc>
+          <w:tcPr>
+            <w:tcW w:type="dxa" w:w="1434"/>
+            <w:tcBorders>
+              <w:top w:val="single" w:sz="4" w:color="808080"/>
+              <w:left w:val="single" w:sz="4" w:color="808080"/>
+              <w:bottom w:val="single" w:sz="4" w:color="808080"/>
+              <w:right w:val="single" w:sz="4" w:color="808080"/>
+            </w:tcBorders>
+            <w:shd w:fill="FFF2CC" w:val="clear"/>
+          </w:tcPr>
+          <w:p>
+            <w:pPr>
+              <w:spacing w:before="20" w:after="20"/>
+              <w:jc w:val="center"/>
+            </w:pPr>
+            <w:r/>
+            <w:r>
+              <w:rPr>
+                <w:rFonts w:ascii="Times New Roman" w:hAnsi="Times New Roman" w:eastAsia="Times New Roman"/>
+                <w:b/>
+                <w:sz w:val="22"/>
+              </w:rPr>
+              <w:t>0,76</w:t>
+            </w:r>
+          </w:p>
+        </w:tc>
+      </w:tr>
+    </w:tbl>
+    <w:p/>
+    <w:p>
+      <w:pPr>
+        <w:spacing w:after="80" w:before="80" w:line="276" w:lineRule="auto"/>
+      </w:pPr>
+      <w:r>
+        <w:rPr>
+          <w:rFonts w:ascii="Times New Roman" w:hAnsi="Times New Roman" w:eastAsia="Times New Roman"/>
+          <w:b/>
+          <w:color w:val="2E75B6"/>
+          <w:sz w:val="26"/>
+        </w:rPr>
+        <w:t>Реактор 2</w:t>
+      </w:r>
+    </w:p>
+    <w:tbl>
+      <w:tblPr>
+        <w:tblW w:type="auto" w:w="0"/>
+        <w:jc w:val="center"/>
+        <w:tblLayout w:type="autofit"/>
+        <w:tblLook w:firstColumn="1" w:firstRow="1" w:lastColumn="0" w:lastRow="0" w:noHBand="0" w:noVBand="1" w:val="04A0"/>
+      </w:tblPr>
+      <w:tblGrid>
+        <w:gridCol w:w="1434"/>
+        <w:gridCol w:w="1434"/>
+        <w:gridCol w:w="1434"/>
+        <w:gridCol w:w="1434"/>
+        <w:gridCol w:w="1434"/>
+        <w:gridCol w:w="1434"/>
+        <w:gridCol w:w="1434"/>
+      </w:tblGrid>
+      <w:tr>
+        <w:tc>
+          <w:tcPr>
+            <w:tcW w:type="dxa" w:w="1434"/>
+            <w:tcBorders>
+              <w:top w:val="single" w:sz="4" w:color="808080"/>
+              <w:left w:val="single" w:sz="4" w:color="808080"/>
+              <w:bottom w:val="single" w:sz="4" w:color="808080"/>
+              <w:right w:val="single" w:sz="4" w:color="808080"/>
+            </w:tcBorders>
+            <w:shd w:fill="1F4E79" w:val="clear"/>
+          </w:tcPr>
+          <w:p>
+            <w:pPr>
+              <w:spacing w:before="20" w:after="20"/>
+              <w:jc w:val="center"/>
+            </w:pPr>
+            <w:r/>
+            <w:r>
+              <w:rPr>
+                <w:rFonts w:ascii="Times New Roman" w:hAnsi="Times New Roman" w:eastAsia="Times New Roman"/>
+                <w:b/>
+                <w:color w:val="FFFFFF"/>
+                <w:sz w:val="22"/>
+              </w:rPr>
+              <w:t>Тау, мин</w:t>
+            </w:r>
+          </w:p>
+        </w:tc>
+        <w:tc>
+          <w:tcPr>
+            <w:tcW w:type="dxa" w:w="1434"/>
+            <w:tcBorders>
+              <w:top w:val="single" w:sz="4" w:color="808080"/>
+              <w:left w:val="single" w:sz="4" w:color="808080"/>
+              <w:bottom w:val="single" w:sz="4" w:color="808080"/>
+              <w:right w:val="single" w:sz="4" w:color="808080"/>
+            </w:tcBorders>
+            <w:shd w:fill="1F4E79" w:val="clear"/>
+          </w:tcPr>
+          <w:p>
+            <w:pPr>
+              <w:spacing w:before="20" w:after="20"/>
+              <w:jc w:val="center"/>
+            </w:pPr>
+            <w:r/>
+            <w:r>
+              <w:rPr>
+                <w:rFonts w:ascii="Times New Roman" w:hAnsi="Times New Roman" w:eastAsia="Times New Roman"/>
+                <w:b/>
+                <w:color w:val="FFFFFF"/>
+                <w:sz w:val="22"/>
+              </w:rPr>
+              <w:t>X</w:t>
+            </w:r>
+          </w:p>
+        </w:tc>
+        <w:tc>
+          <w:tcPr>
+            <w:tcW w:type="dxa" w:w="1434"/>
+            <w:tcBorders>
+              <w:top w:val="single" w:sz="4" w:color="808080"/>
+              <w:left w:val="single" w:sz="4" w:color="808080"/>
+              <w:bottom w:val="single" w:sz="4" w:color="808080"/>
+              <w:right w:val="single" w:sz="4" w:color="808080"/>
+            </w:tcBorders>
+            <w:shd w:fill="1F4E79" w:val="clear"/>
+          </w:tcPr>
+          <w:p>
+            <w:pPr>
+              <w:spacing w:before="20" w:after="20"/>
+              <w:jc w:val="center"/>
+            </w:pPr>
+            <w:r/>
+            <w:r>
+              <w:rPr>
+                <w:rFonts w:ascii="Times New Roman" w:hAnsi="Times New Roman" w:eastAsia="Times New Roman"/>
+                <w:b/>
+                <w:color w:val="FFFFFF"/>
+                <w:sz w:val="22"/>
+              </w:rPr>
+              <w:t>CA, моль/л</w:t>
+            </w:r>
+          </w:p>
+        </w:tc>
+        <w:tc>
+          <w:tcPr>
+            <w:tcW w:type="dxa" w:w="1434"/>
+            <w:tcBorders>
+              <w:top w:val="single" w:sz="4" w:color="808080"/>
+              <w:left w:val="single" w:sz="4" w:color="808080"/>
+              <w:bottom w:val="single" w:sz="4" w:color="808080"/>
+              <w:right w:val="single" w:sz="4" w:color="808080"/>
+            </w:tcBorders>
+            <w:shd w:fill="1F4E79" w:val="clear"/>
+          </w:tcPr>
+          <w:p>
+            <w:pPr>
+              <w:spacing w:before="20" w:after="20"/>
+              <w:jc w:val="center"/>
+            </w:pPr>
+            <w:r/>
+            <w:r>
+              <w:rPr>
+                <w:rFonts w:ascii="Times New Roman" w:hAnsi="Times New Roman" w:eastAsia="Times New Roman"/>
+                <w:b/>
+                <w:color w:val="FFFFFF"/>
+                <w:sz w:val="22"/>
+              </w:rPr>
+              <w:t>Y</w:t>
+            </w:r>
+          </w:p>
+        </w:tc>
+        <w:tc>
+          <w:tcPr>
+            <w:tcW w:type="dxa" w:w="1434"/>
+            <w:tcBorders>
+              <w:top w:val="single" w:sz="4" w:color="808080"/>
+              <w:left w:val="single" w:sz="4" w:color="808080"/>
+              <w:bottom w:val="single" w:sz="4" w:color="808080"/>
+              <w:right w:val="single" w:sz="4" w:color="808080"/>
+            </w:tcBorders>
+            <w:shd w:fill="1F4E79" w:val="clear"/>
+          </w:tcPr>
+          <w:p>
+            <w:pPr>
+              <w:spacing w:before="20" w:after="20"/>
+              <w:jc w:val="center"/>
+            </w:pPr>
+            <w:r/>
+            <w:r>
+              <w:rPr>
+                <w:rFonts w:ascii="Times New Roman" w:hAnsi="Times New Roman" w:eastAsia="Times New Roman"/>
+                <w:b/>
+                <w:color w:val="FFFFFF"/>
+                <w:sz w:val="22"/>
+              </w:rPr>
+              <w:t>CR, моль/л</w:t>
+            </w:r>
+          </w:p>
+        </w:tc>
+        <w:tc>
+          <w:tcPr>
+            <w:tcW w:type="dxa" w:w="1434"/>
+            <w:tcBorders>
+              <w:top w:val="single" w:sz="4" w:color="808080"/>
+              <w:left w:val="single" w:sz="4" w:color="808080"/>
+              <w:bottom w:val="single" w:sz="4" w:color="808080"/>
+              <w:right w:val="single" w:sz="4" w:color="808080"/>
+            </w:tcBorders>
+            <w:shd w:fill="1F4E79" w:val="clear"/>
+          </w:tcPr>
+          <w:p>
+            <w:pPr>
+              <w:spacing w:before="20" w:after="20"/>
+              <w:jc w:val="center"/>
+            </w:pPr>
+            <w:r/>
+            <w:r>
+              <w:rPr>
+                <w:rFonts w:ascii="Times New Roman" w:hAnsi="Times New Roman" w:eastAsia="Times New Roman"/>
+                <w:b/>
+                <w:color w:val="FFFFFF"/>
+                <w:sz w:val="22"/>
+              </w:rPr>
+              <w:t>Z</w:t>
+            </w:r>
+          </w:p>
+        </w:tc>
+        <w:tc>
+          <w:tcPr>
+            <w:tcW w:type="dxa" w:w="1434"/>
+            <w:tcBorders>
+              <w:top w:val="single" w:sz="4" w:color="808080"/>
+              <w:left w:val="single" w:sz="4" w:color="808080"/>
+              <w:bottom w:val="single" w:sz="4" w:color="808080"/>
+              <w:right w:val="single" w:sz="4" w:color="808080"/>
+            </w:tcBorders>
+            <w:shd w:fill="1F4E79" w:val="clear"/>
+          </w:tcPr>
+          <w:p>
+            <w:pPr>
+              <w:spacing w:before="20" w:after="20"/>
+              <w:jc w:val="center"/>
+            </w:pPr>
+            <w:r/>
+            <w:r>
+              <w:rPr>
+                <w:rFonts w:ascii="Times New Roman" w:hAnsi="Times New Roman" w:eastAsia="Times New Roman"/>
+                <w:b/>
+                <w:color w:val="FFFFFF"/>
+                <w:sz w:val="22"/>
+              </w:rPr>
+              <w:t>CS, моль/л</w:t>
+            </w:r>
+          </w:p>
+        </w:tc>
+      </w:tr>
+      <w:tr>
+        <w:tc>
+          <w:tcPr>
+            <w:tcW w:type="dxa" w:w="1434"/>
+            <w:tcBorders>
+              <w:top w:val="single" w:sz="4" w:color="808080"/>
+              <w:left w:val="single" w:sz="4" w:color="808080"/>
+              <w:bottom w:val="single" w:sz="4" w:color="808080"/>
+              <w:right w:val="single" w:sz="4" w:color="808080"/>
+            </w:tcBorders>
+            <w:shd w:fill="FFFFFF" w:val="clear"/>
+          </w:tcPr>
+          <w:p>
+            <w:pPr>
+              <w:spacing w:before="20" w:after="20"/>
+              <w:jc w:val="center"/>
+            </w:pPr>
+            <w:r/>
+            <w:r>
+              <w:rPr>
+                <w:rFonts w:ascii="Times New Roman" w:hAnsi="Times New Roman" w:eastAsia="Times New Roman"/>
+                <w:b w:val="0"/>
+                <w:sz w:val="22"/>
+              </w:rPr>
+              <w:t>0,00</w:t>
+            </w:r>
+          </w:p>
+        </w:tc>
+        <w:tc>
+          <w:tcPr>
+            <w:tcW w:type="dxa" w:w="1434"/>
+            <w:tcBorders>
+              <w:top w:val="single" w:sz="4" w:color="808080"/>
+              <w:left w:val="single" w:sz="4" w:color="808080"/>
+              <w:bottom w:val="single" w:sz="4" w:color="808080"/>
+              <w:right w:val="single" w:sz="4" w:color="808080"/>
+            </w:tcBorders>
+            <w:shd w:fill="FFFFFF" w:val="clear"/>
+          </w:tcPr>
+          <w:p>
+            <w:pPr>
+              <w:spacing w:before="20" w:after="20"/>
+              <w:jc w:val="center"/>
+            </w:pPr>
+            <w:r/>
+            <w:r>
+              <w:rPr>
+                <w:rFonts w:ascii="Times New Roman" w:hAnsi="Times New Roman" w:eastAsia="Times New Roman"/>
+                <w:b w:val="0"/>
+                <w:sz w:val="22"/>
+              </w:rPr>
+              <w:t>0,2592</w:t>
+            </w:r>
+          </w:p>
+        </w:tc>
+        <w:tc>
+          <w:tcPr>
+            <w:tcW w:type="dxa" w:w="1434"/>
+            <w:tcBorders>
+              <w:top w:val="single" w:sz="4" w:color="808080"/>
+              <w:left w:val="single" w:sz="4" w:color="808080"/>
+              <w:bottom w:val="single" w:sz="4" w:color="808080"/>
+              <w:right w:val="single" w:sz="4" w:color="808080"/>
+            </w:tcBorders>
+            <w:shd w:fill="FFFFFF" w:val="clear"/>
+          </w:tcPr>
+          <w:p>
+            <w:pPr>
+              <w:spacing w:before="20" w:after="20"/>
+              <w:jc w:val="center"/>
+            </w:pPr>
+            <w:r/>
+            <w:r>
+              <w:rPr>
+                <w:rFonts w:ascii="Times New Roman" w:hAnsi="Times New Roman" w:eastAsia="Times New Roman"/>
+                <w:b w:val="0"/>
+                <w:sz w:val="22"/>
+              </w:rPr>
+              <w:t>22,22</w:t>
+            </w:r>
+          </w:p>
+        </w:tc>
+        <w:tc>
+          <w:tcPr>
+            <w:tcW w:type="dxa" w:w="1434"/>
+            <w:tcBorders>
+              <w:top w:val="single" w:sz="4" w:color="808080"/>
+              <w:left w:val="single" w:sz="4" w:color="808080"/>
+              <w:bottom w:val="single" w:sz="4" w:color="808080"/>
+              <w:right w:val="single" w:sz="4" w:color="808080"/>
+            </w:tcBorders>
+            <w:shd w:fill="FFFFFF" w:val="clear"/>
+          </w:tcPr>
+          <w:p>
+            <w:pPr>
+              <w:spacing w:before="20" w:after="20"/>
+              <w:jc w:val="center"/>
+            </w:pPr>
+            <w:r/>
+            <w:r>
+              <w:rPr>
+                <w:rFonts w:ascii="Times New Roman" w:hAnsi="Times New Roman" w:eastAsia="Times New Roman"/>
+                <w:b w:val="0"/>
+                <w:sz w:val="22"/>
+              </w:rPr>
+              <w:t>0,2337</w:t>
+            </w:r>
+          </w:p>
+        </w:tc>
+        <w:tc>
+          <w:tcPr>
+            <w:tcW w:type="dxa" w:w="1434"/>
+            <w:tcBorders>
+              <w:top w:val="single" w:sz="4" w:color="808080"/>
+              <w:left w:val="single" w:sz="4" w:color="808080"/>
+              <w:bottom w:val="single" w:sz="4" w:color="808080"/>
+              <w:right w:val="single" w:sz="4" w:color="808080"/>
+            </w:tcBorders>
+            <w:shd w:fill="FFFFFF" w:val="clear"/>
+          </w:tcPr>
+          <w:p>
+            <w:pPr>
+              <w:spacing w:before="20" w:after="20"/>
+              <w:jc w:val="center"/>
+            </w:pPr>
+            <w:r/>
+            <w:r>
+              <w:rPr>
+                <w:rFonts w:ascii="Times New Roman" w:hAnsi="Times New Roman" w:eastAsia="Times New Roman"/>
+                <w:b w:val="0"/>
+                <w:sz w:val="22"/>
+              </w:rPr>
+              <w:t>7,01</w:t>
+            </w:r>
+          </w:p>
+        </w:tc>
+        <w:tc>
+          <w:tcPr>
+            <w:tcW w:type="dxa" w:w="1434"/>
+            <w:tcBorders>
+              <w:top w:val="single" w:sz="4" w:color="808080"/>
+              <w:left w:val="single" w:sz="4" w:color="808080"/>
+              <w:bottom w:val="single" w:sz="4" w:color="808080"/>
+              <w:right w:val="single" w:sz="4" w:color="808080"/>
+            </w:tcBorders>
+            <w:shd w:fill="FFFFFF" w:val="clear"/>
+          </w:tcPr>
+          <w:p>
+            <w:pPr>
+              <w:spacing w:before="20" w:after="20"/>
+              <w:jc w:val="center"/>
+            </w:pPr>
+            <w:r/>
+            <w:r>
+              <w:rPr>
+                <w:rFonts w:ascii="Times New Roman" w:hAnsi="Times New Roman" w:eastAsia="Times New Roman"/>
+                <w:b w:val="0"/>
+                <w:sz w:val="22"/>
+              </w:rPr>
+              <w:t>0,0254</w:t>
+            </w:r>
+          </w:p>
+        </w:tc>
+        <w:tc>
+          <w:tcPr>
+            <w:tcW w:type="dxa" w:w="1434"/>
+            <w:tcBorders>
+              <w:top w:val="single" w:sz="4" w:color="808080"/>
+              <w:left w:val="single" w:sz="4" w:color="808080"/>
+              <w:bottom w:val="single" w:sz="4" w:color="808080"/>
+              <w:right w:val="single" w:sz="4" w:color="808080"/>
+            </w:tcBorders>
+            <w:shd w:fill="FFFFFF" w:val="clear"/>
+          </w:tcPr>
+          <w:p>
+            <w:pPr>
+              <w:spacing w:before="20" w:after="20"/>
+              <w:jc w:val="center"/>
+            </w:pPr>
+            <w:r/>
+            <w:r>
+              <w:rPr>
+                <w:rFonts w:ascii="Times New Roman" w:hAnsi="Times New Roman" w:eastAsia="Times New Roman"/>
+                <w:b w:val="0"/>
+                <w:sz w:val="22"/>
+              </w:rPr>
+              <w:t>0,76</w:t>
+            </w:r>
+          </w:p>
+        </w:tc>
+      </w:tr>
+      <w:tr>
+        <w:tc>
+          <w:tcPr>
+            <w:tcW w:type="dxa" w:w="1434"/>
+            <w:tcBorders>
+              <w:top w:val="single" w:sz="4" w:color="808080"/>
+              <w:left w:val="single" w:sz="4" w:color="808080"/>
+              <w:bottom w:val="single" w:sz="4" w:color="808080"/>
+              <w:right w:val="single" w:sz="4" w:color="808080"/>
+            </w:tcBorders>
+            <w:shd w:fill="FFF2CC" w:val="clear"/>
+          </w:tcPr>
+          <w:p>
+            <w:pPr>
+              <w:spacing w:before="20" w:after="20"/>
+              <w:jc w:val="center"/>
+            </w:pPr>
+            <w:r/>
+            <w:r>
+              <w:rPr>
+                <w:rFonts w:ascii="Times New Roman" w:hAnsi="Times New Roman" w:eastAsia="Times New Roman"/>
+                <w:b/>
+                <w:sz w:val="22"/>
+              </w:rPr>
+              <w:t>0,50</w:t>
+            </w:r>
+          </w:p>
+        </w:tc>
+        <w:tc>
+          <w:tcPr>
+            <w:tcW w:type="dxa" w:w="1434"/>
+            <w:tcBorders>
+              <w:top w:val="single" w:sz="4" w:color="808080"/>
+              <w:left w:val="single" w:sz="4" w:color="808080"/>
+              <w:bottom w:val="single" w:sz="4" w:color="808080"/>
+              <w:right w:val="single" w:sz="4" w:color="808080"/>
+            </w:tcBorders>
+            <w:shd w:fill="FFF2CC" w:val="clear"/>
+          </w:tcPr>
+          <w:p>
+            <w:pPr>
+              <w:spacing w:before="20" w:after="20"/>
+              <w:jc w:val="center"/>
+            </w:pPr>
+            <w:r/>
+            <w:r>
+              <w:rPr>
+                <w:rFonts w:ascii="Times New Roman" w:hAnsi="Times New Roman" w:eastAsia="Times New Roman"/>
+                <w:b/>
+                <w:sz w:val="22"/>
+              </w:rPr>
+              <w:t>0,4512</w:t>
+            </w:r>
+          </w:p>
+        </w:tc>
+        <w:tc>
+          <w:tcPr>
+            <w:tcW w:type="dxa" w:w="1434"/>
+            <w:tcBorders>
+              <w:top w:val="single" w:sz="4" w:color="808080"/>
+              <w:left w:val="single" w:sz="4" w:color="808080"/>
+              <w:bottom w:val="single" w:sz="4" w:color="808080"/>
+              <w:right w:val="single" w:sz="4" w:color="808080"/>
+            </w:tcBorders>
+            <w:shd w:fill="FFF2CC" w:val="clear"/>
+          </w:tcPr>
+          <w:p>
+            <w:pPr>
+              <w:spacing w:before="20" w:after="20"/>
+              <w:jc w:val="center"/>
+            </w:pPr>
+            <w:r/>
+            <w:r>
+              <w:rPr>
+                <w:rFonts w:ascii="Times New Roman" w:hAnsi="Times New Roman" w:eastAsia="Times New Roman"/>
+                <w:b/>
+                <w:sz w:val="22"/>
+              </w:rPr>
+              <w:t>16,46</w:t>
+            </w:r>
+          </w:p>
+        </w:tc>
+        <w:tc>
+          <w:tcPr>
+            <w:tcW w:type="dxa" w:w="1434"/>
+            <w:tcBorders>
+              <w:top w:val="single" w:sz="4" w:color="808080"/>
+              <w:left w:val="single" w:sz="4" w:color="808080"/>
+              <w:bottom w:val="single" w:sz="4" w:color="808080"/>
+              <w:right w:val="single" w:sz="4" w:color="808080"/>
+            </w:tcBorders>
+            <w:shd w:fill="FFF2CC" w:val="clear"/>
+          </w:tcPr>
+          <w:p>
+            <w:pPr>
+              <w:spacing w:before="20" w:after="20"/>
+              <w:jc w:val="center"/>
+            </w:pPr>
+            <w:r/>
+            <w:r>
+              <w:rPr>
+                <w:rFonts w:ascii="Times New Roman" w:hAnsi="Times New Roman" w:eastAsia="Times New Roman"/>
+                <w:b/>
+                <w:sz w:val="22"/>
+              </w:rPr>
+              <w:t>0,3645</w:t>
+            </w:r>
+          </w:p>
+        </w:tc>
+        <w:tc>
+          <w:tcPr>
+            <w:tcW w:type="dxa" w:w="1434"/>
+            <w:tcBorders>
+              <w:top w:val="single" w:sz="4" w:color="808080"/>
+              <w:left w:val="single" w:sz="4" w:color="808080"/>
+              <w:bottom w:val="single" w:sz="4" w:color="808080"/>
+              <w:right w:val="single" w:sz="4" w:color="808080"/>
+            </w:tcBorders>
+            <w:shd w:fill="FFF2CC" w:val="clear"/>
+          </w:tcPr>
+          <w:p>
+            <w:pPr>
+              <w:spacing w:before="20" w:after="20"/>
+              <w:jc w:val="center"/>
+            </w:pPr>
+            <w:r/>
+            <w:r>
+              <w:rPr>
+                <w:rFonts w:ascii="Times New Roman" w:hAnsi="Times New Roman" w:eastAsia="Times New Roman"/>
+                <w:b/>
+                <w:sz w:val="22"/>
+              </w:rPr>
+              <w:t>10,94</w:t>
+            </w:r>
+          </w:p>
+        </w:tc>
+        <w:tc>
+          <w:tcPr>
+            <w:tcW w:type="dxa" w:w="1434"/>
+            <w:tcBorders>
+              <w:top w:val="single" w:sz="4" w:color="808080"/>
+              <w:left w:val="single" w:sz="4" w:color="808080"/>
+              <w:bottom w:val="single" w:sz="4" w:color="808080"/>
+              <w:right w:val="single" w:sz="4" w:color="808080"/>
+            </w:tcBorders>
+            <w:shd w:fill="FFF2CC" w:val="clear"/>
+          </w:tcPr>
+          <w:p>
+            <w:pPr>
+              <w:spacing w:before="20" w:after="20"/>
+              <w:jc w:val="center"/>
+            </w:pPr>
+            <w:r/>
+            <w:r>
+              <w:rPr>
+                <w:rFonts w:ascii="Times New Roman" w:hAnsi="Times New Roman" w:eastAsia="Times New Roman"/>
+                <w:b/>
+                <w:sz w:val="22"/>
+              </w:rPr>
+              <w:t>0,0867</w:t>
+            </w:r>
+          </w:p>
+        </w:tc>
+        <w:tc>
+          <w:tcPr>
+            <w:tcW w:type="dxa" w:w="1434"/>
+            <w:tcBorders>
+              <w:top w:val="single" w:sz="4" w:color="808080"/>
+              <w:left w:val="single" w:sz="4" w:color="808080"/>
+              <w:bottom w:val="single" w:sz="4" w:color="808080"/>
+              <w:right w:val="single" w:sz="4" w:color="808080"/>
+            </w:tcBorders>
+            <w:shd w:fill="FFF2CC" w:val="clear"/>
+          </w:tcPr>
+          <w:p>
+            <w:pPr>
+              <w:spacing w:before="20" w:after="20"/>
+              <w:jc w:val="center"/>
+            </w:pPr>
+            <w:r/>
+            <w:r>
+              <w:rPr>
+                <w:rFonts w:ascii="Times New Roman" w:hAnsi="Times New Roman" w:eastAsia="Times New Roman"/>
+                <w:b/>
+                <w:sz w:val="22"/>
+              </w:rPr>
+              <w:t>2,60</w:t>
+            </w:r>
+          </w:p>
+        </w:tc>
+      </w:tr>
+    </w:tbl>
+    <w:p/>
+    <w:p>
+      <w:pPr>
+        <w:spacing w:after="80" w:before="80" w:line="276" w:lineRule="auto"/>
+      </w:pPr>
+      <w:r>
+        <w:rPr>
+          <w:rFonts w:ascii="Times New Roman" w:hAnsi="Times New Roman" w:eastAsia="Times New Roman"/>
+          <w:b/>
+          <w:color w:val="2E75B6"/>
+          <w:sz w:val="26"/>
+        </w:rPr>
+        <w:t>Реактор 3</w:t>
+      </w:r>
+    </w:p>
+    <w:tbl>
+      <w:tblPr>
+        <w:tblW w:type="auto" w:w="0"/>
+        <w:jc w:val="center"/>
+        <w:tblLayout w:type="autofit"/>
+        <w:tblLook w:firstColumn="1" w:firstRow="1" w:lastColumn="0" w:lastRow="0" w:noHBand="0" w:noVBand="1" w:val="04A0"/>
+      </w:tblPr>
+      <w:tblGrid>
+        <w:gridCol w:w="1434"/>
+        <w:gridCol w:w="1434"/>
+        <w:gridCol w:w="1434"/>
+        <w:gridCol w:w="1434"/>
+        <w:gridCol w:w="1434"/>
+        <w:gridCol w:w="1434"/>
+        <w:gridCol w:w="1434"/>
+      </w:tblGrid>
+      <w:tr>
+        <w:tc>
+          <w:tcPr>
+            <w:tcW w:type="dxa" w:w="1434"/>
+            <w:tcBorders>
+              <w:top w:val="single" w:sz="4" w:color="808080"/>
+              <w:left w:val="single" w:sz="4" w:color="808080"/>
+              <w:bottom w:val="single" w:sz="4" w:color="808080"/>
+              <w:right w:val="single" w:sz="4" w:color="808080"/>
+            </w:tcBorders>
+            <w:shd w:fill="1F4E79" w:val="clear"/>
+          </w:tcPr>
+          <w:p>
+            <w:pPr>
+              <w:spacing w:before="20" w:after="20"/>
+              <w:jc w:val="center"/>
+            </w:pPr>
+            <w:r/>
+            <w:r>
+              <w:rPr>
+                <w:rFonts w:ascii="Times New Roman" w:hAnsi="Times New Roman" w:eastAsia="Times New Roman"/>
+                <w:b/>
+                <w:color w:val="FFFFFF"/>
+                <w:sz w:val="22"/>
+              </w:rPr>
+              <w:t>Тау, мин</w:t>
+            </w:r>
+          </w:p>
+        </w:tc>
+        <w:tc>
+          <w:tcPr>
+            <w:tcW w:type="dxa" w:w="1434"/>
+            <w:tcBorders>
+              <w:top w:val="single" w:sz="4" w:color="808080"/>
+              <w:left w:val="single" w:sz="4" w:color="808080"/>
+              <w:bottom w:val="single" w:sz="4" w:color="808080"/>
+              <w:right w:val="single" w:sz="4" w:color="808080"/>
+            </w:tcBorders>
+            <w:shd w:fill="1F4E79" w:val="clear"/>
+          </w:tcPr>
+          <w:p>
+            <w:pPr>
+              <w:spacing w:before="20" w:after="20"/>
+              <w:jc w:val="center"/>
+            </w:pPr>
+            <w:r/>
+            <w:r>
+              <w:rPr>
+                <w:rFonts w:ascii="Times New Roman" w:hAnsi="Times New Roman" w:eastAsia="Times New Roman"/>
+                <w:b/>
+                <w:color w:val="FFFFFF"/>
+                <w:sz w:val="22"/>
+              </w:rPr>
+              <w:t>X</w:t>
+            </w:r>
+          </w:p>
+        </w:tc>
+        <w:tc>
+          <w:tcPr>
+            <w:tcW w:type="dxa" w:w="1434"/>
+            <w:tcBorders>
+              <w:top w:val="single" w:sz="4" w:color="808080"/>
+              <w:left w:val="single" w:sz="4" w:color="808080"/>
+              <w:bottom w:val="single" w:sz="4" w:color="808080"/>
+              <w:right w:val="single" w:sz="4" w:color="808080"/>
+            </w:tcBorders>
+            <w:shd w:fill="1F4E79" w:val="clear"/>
+          </w:tcPr>
+          <w:p>
+            <w:pPr>
+              <w:spacing w:before="20" w:after="20"/>
+              <w:jc w:val="center"/>
+            </w:pPr>
+            <w:r/>
+            <w:r>
+              <w:rPr>
+                <w:rFonts w:ascii="Times New Roman" w:hAnsi="Times New Roman" w:eastAsia="Times New Roman"/>
+                <w:b/>
+                <w:color w:val="FFFFFF"/>
+                <w:sz w:val="22"/>
+              </w:rPr>
+              <w:t>CA, моль/л</w:t>
+            </w:r>
+          </w:p>
+        </w:tc>
+        <w:tc>
+          <w:tcPr>
+            <w:tcW w:type="dxa" w:w="1434"/>
+            <w:tcBorders>
+              <w:top w:val="single" w:sz="4" w:color="808080"/>
+              <w:left w:val="single" w:sz="4" w:color="808080"/>
+              <w:bottom w:val="single" w:sz="4" w:color="808080"/>
+              <w:right w:val="single" w:sz="4" w:color="808080"/>
+            </w:tcBorders>
+            <w:shd w:fill="1F4E79" w:val="clear"/>
+          </w:tcPr>
+          <w:p>
+            <w:pPr>
+              <w:spacing w:before="20" w:after="20"/>
+              <w:jc w:val="center"/>
+            </w:pPr>
+            <w:r/>
+            <w:r>
+              <w:rPr>
+                <w:rFonts w:ascii="Times New Roman" w:hAnsi="Times New Roman" w:eastAsia="Times New Roman"/>
+                <w:b/>
+                <w:color w:val="FFFFFF"/>
+                <w:sz w:val="22"/>
+              </w:rPr>
+              <w:t>Y</w:t>
+            </w:r>
+          </w:p>
+        </w:tc>
+        <w:tc>
+          <w:tcPr>
+            <w:tcW w:type="dxa" w:w="1434"/>
+            <w:tcBorders>
+              <w:top w:val="single" w:sz="4" w:color="808080"/>
+              <w:left w:val="single" w:sz="4" w:color="808080"/>
+              <w:bottom w:val="single" w:sz="4" w:color="808080"/>
+              <w:right w:val="single" w:sz="4" w:color="808080"/>
+            </w:tcBorders>
+            <w:shd w:fill="1F4E79" w:val="clear"/>
+          </w:tcPr>
+          <w:p>
+            <w:pPr>
+              <w:spacing w:before="20" w:after="20"/>
+              <w:jc w:val="center"/>
+            </w:pPr>
+            <w:r/>
+            <w:r>
+              <w:rPr>
+                <w:rFonts w:ascii="Times New Roman" w:hAnsi="Times New Roman" w:eastAsia="Times New Roman"/>
+                <w:b/>
+                <w:color w:val="FFFFFF"/>
+                <w:sz w:val="22"/>
+              </w:rPr>
+              <w:t>CR, моль/л</w:t>
+            </w:r>
+          </w:p>
+        </w:tc>
+        <w:tc>
+          <w:tcPr>
+            <w:tcW w:type="dxa" w:w="1434"/>
+            <w:tcBorders>
+              <w:top w:val="single" w:sz="4" w:color="808080"/>
+              <w:left w:val="single" w:sz="4" w:color="808080"/>
+              <w:bottom w:val="single" w:sz="4" w:color="808080"/>
+              <w:right w:val="single" w:sz="4" w:color="808080"/>
+            </w:tcBorders>
+            <w:shd w:fill="1F4E79" w:val="clear"/>
+          </w:tcPr>
+          <w:p>
+            <w:pPr>
+              <w:spacing w:before="20" w:after="20"/>
+              <w:jc w:val="center"/>
+            </w:pPr>
+            <w:r/>
+            <w:r>
+              <w:rPr>
+                <w:rFonts w:ascii="Times New Roman" w:hAnsi="Times New Roman" w:eastAsia="Times New Roman"/>
+                <w:b/>
+                <w:color w:val="FFFFFF"/>
+                <w:sz w:val="22"/>
+              </w:rPr>
+              <w:t>Z</w:t>
+            </w:r>
+          </w:p>
+        </w:tc>
+        <w:tc>
+          <w:tcPr>
+            <w:tcW w:type="dxa" w:w="1434"/>
+            <w:tcBorders>
+              <w:top w:val="single" w:sz="4" w:color="808080"/>
+              <w:left w:val="single" w:sz="4" w:color="808080"/>
+              <w:bottom w:val="single" w:sz="4" w:color="808080"/>
+              <w:right w:val="single" w:sz="4" w:color="808080"/>
+            </w:tcBorders>
+            <w:shd w:fill="1F4E79" w:val="clear"/>
+          </w:tcPr>
+          <w:p>
+            <w:pPr>
+              <w:spacing w:before="20" w:after="20"/>
+              <w:jc w:val="center"/>
+            </w:pPr>
+            <w:r/>
+            <w:r>
+              <w:rPr>
+                <w:rFonts w:ascii="Times New Roman" w:hAnsi="Times New Roman" w:eastAsia="Times New Roman"/>
+                <w:b/>
+                <w:color w:val="FFFFFF"/>
+                <w:sz w:val="22"/>
+              </w:rPr>
+              <w:t>CS, моль/л</w:t>
+            </w:r>
+          </w:p>
+        </w:tc>
+      </w:tr>
+      <w:tr>
+        <w:tc>
+          <w:tcPr>
+            <w:tcW w:type="dxa" w:w="1434"/>
+            <w:tcBorders>
+              <w:top w:val="single" w:sz="4" w:color="808080"/>
+              <w:left w:val="single" w:sz="4" w:color="808080"/>
+              <w:bottom w:val="single" w:sz="4" w:color="808080"/>
+              <w:right w:val="single" w:sz="4" w:color="808080"/>
+            </w:tcBorders>
+            <w:shd w:fill="FFFFFF" w:val="clear"/>
+          </w:tcPr>
+          <w:p>
+            <w:pPr>
+              <w:spacing w:before="20" w:after="20"/>
+              <w:jc w:val="center"/>
+            </w:pPr>
+            <w:r/>
+            <w:r>
+              <w:rPr>
+                <w:rFonts w:ascii="Times New Roman" w:hAnsi="Times New Roman" w:eastAsia="Times New Roman"/>
+                <w:b w:val="0"/>
+                <w:sz w:val="22"/>
+              </w:rPr>
+              <w:t>0,00</w:t>
+            </w:r>
+          </w:p>
+        </w:tc>
+        <w:tc>
+          <w:tcPr>
+            <w:tcW w:type="dxa" w:w="1434"/>
+            <w:tcBorders>
+              <w:top w:val="single" w:sz="4" w:color="808080"/>
+              <w:left w:val="single" w:sz="4" w:color="808080"/>
+              <w:bottom w:val="single" w:sz="4" w:color="808080"/>
+              <w:right w:val="single" w:sz="4" w:color="808080"/>
+            </w:tcBorders>
+            <w:shd w:fill="FFFFFF" w:val="clear"/>
+          </w:tcPr>
+          <w:p>
+            <w:pPr>
+              <w:spacing w:before="20" w:after="20"/>
+              <w:jc w:val="center"/>
+            </w:pPr>
+            <w:r/>
+            <w:r>
+              <w:rPr>
+                <w:rFonts w:ascii="Times New Roman" w:hAnsi="Times New Roman" w:eastAsia="Times New Roman"/>
+                <w:b w:val="0"/>
+                <w:sz w:val="22"/>
+              </w:rPr>
+              <w:t>0,4512</w:t>
+            </w:r>
+          </w:p>
+        </w:tc>
+        <w:tc>
+          <w:tcPr>
+            <w:tcW w:type="dxa" w:w="1434"/>
+            <w:tcBorders>
+              <w:top w:val="single" w:sz="4" w:color="808080"/>
+              <w:left w:val="single" w:sz="4" w:color="808080"/>
+              <w:bottom w:val="single" w:sz="4" w:color="808080"/>
+              <w:right w:val="single" w:sz="4" w:color="808080"/>
+            </w:tcBorders>
+            <w:shd w:fill="FFFFFF" w:val="clear"/>
+          </w:tcPr>
+          <w:p>
+            <w:pPr>
+              <w:spacing w:before="20" w:after="20"/>
+              <w:jc w:val="center"/>
+            </w:pPr>
+            <w:r/>
+            <w:r>
+              <w:rPr>
+                <w:rFonts w:ascii="Times New Roman" w:hAnsi="Times New Roman" w:eastAsia="Times New Roman"/>
+                <w:b w:val="0"/>
+                <w:sz w:val="22"/>
+              </w:rPr>
+              <w:t>16,46</w:t>
+            </w:r>
+          </w:p>
+        </w:tc>
+        <w:tc>
+          <w:tcPr>
+            <w:tcW w:type="dxa" w:w="1434"/>
+            <w:tcBorders>
+              <w:top w:val="single" w:sz="4" w:color="808080"/>
+              <w:left w:val="single" w:sz="4" w:color="808080"/>
+              <w:bottom w:val="single" w:sz="4" w:color="808080"/>
+              <w:right w:val="single" w:sz="4" w:color="808080"/>
+            </w:tcBorders>
+            <w:shd w:fill="FFFFFF" w:val="clear"/>
+          </w:tcPr>
+          <w:p>
+            <w:pPr>
+              <w:spacing w:before="20" w:after="20"/>
+              <w:jc w:val="center"/>
+            </w:pPr>
+            <w:r/>
+            <w:r>
+              <w:rPr>
+                <w:rFonts w:ascii="Times New Roman" w:hAnsi="Times New Roman" w:eastAsia="Times New Roman"/>
+                <w:b w:val="0"/>
+                <w:sz w:val="22"/>
+              </w:rPr>
+              <w:t>0,3645</w:t>
+            </w:r>
+          </w:p>
+        </w:tc>
+        <w:tc>
+          <w:tcPr>
+            <w:tcW w:type="dxa" w:w="1434"/>
+            <w:tcBorders>
+              <w:top w:val="single" w:sz="4" w:color="808080"/>
+              <w:left w:val="single" w:sz="4" w:color="808080"/>
+              <w:bottom w:val="single" w:sz="4" w:color="808080"/>
+              <w:right w:val="single" w:sz="4" w:color="808080"/>
+            </w:tcBorders>
+            <w:shd w:fill="FFFFFF" w:val="clear"/>
+          </w:tcPr>
+          <w:p>
+            <w:pPr>
+              <w:spacing w:before="20" w:after="20"/>
+              <w:jc w:val="center"/>
+            </w:pPr>
+            <w:r/>
+            <w:r>
+              <w:rPr>
+                <w:rFonts w:ascii="Times New Roman" w:hAnsi="Times New Roman" w:eastAsia="Times New Roman"/>
+                <w:b w:val="0"/>
+                <w:sz w:val="22"/>
+              </w:rPr>
+              <w:t>10,94</w:t>
+            </w:r>
+          </w:p>
+        </w:tc>
+        <w:tc>
+          <w:tcPr>
+            <w:tcW w:type="dxa" w:w="1434"/>
+            <w:tcBorders>
+              <w:top w:val="single" w:sz="4" w:color="808080"/>
+              <w:left w:val="single" w:sz="4" w:color="808080"/>
+              <w:bottom w:val="single" w:sz="4" w:color="808080"/>
+              <w:right w:val="single" w:sz="4" w:color="808080"/>
+            </w:tcBorders>
+            <w:shd w:fill="FFFFFF" w:val="clear"/>
+          </w:tcPr>
+          <w:p>
+            <w:pPr>
+              <w:spacing w:before="20" w:after="20"/>
+              <w:jc w:val="center"/>
+            </w:pPr>
+            <w:r/>
+            <w:r>
+              <w:rPr>
+                <w:rFonts w:ascii="Times New Roman" w:hAnsi="Times New Roman" w:eastAsia="Times New Roman"/>
+                <w:b w:val="0"/>
+                <w:sz w:val="22"/>
+              </w:rPr>
+              <w:t>0,0867</w:t>
+            </w:r>
+          </w:p>
+        </w:tc>
+        <w:tc>
+          <w:tcPr>
+            <w:tcW w:type="dxa" w:w="1434"/>
+            <w:tcBorders>
+              <w:top w:val="single" w:sz="4" w:color="808080"/>
+              <w:left w:val="single" w:sz="4" w:color="808080"/>
+              <w:bottom w:val="single" w:sz="4" w:color="808080"/>
+              <w:right w:val="single" w:sz="4" w:color="808080"/>
+            </w:tcBorders>
+            <w:shd w:fill="FFFFFF" w:val="clear"/>
+          </w:tcPr>
+          <w:p>
+            <w:pPr>
+              <w:spacing w:before="20" w:after="20"/>
+              <w:jc w:val="center"/>
+            </w:pPr>
+            <w:r/>
+            <w:r>
+              <w:rPr>
+                <w:rFonts w:ascii="Times New Roman" w:hAnsi="Times New Roman" w:eastAsia="Times New Roman"/>
+                <w:b w:val="0"/>
+                <w:sz w:val="22"/>
+              </w:rPr>
+              <w:t>2,60</w:t>
+            </w:r>
+          </w:p>
+        </w:tc>
+      </w:tr>
+      <w:tr>
+        <w:tc>
+          <w:tcPr>
+            <w:tcW w:type="dxa" w:w="1434"/>
+            <w:tcBorders>
+              <w:top w:val="single" w:sz="4" w:color="808080"/>
+              <w:left w:val="single" w:sz="4" w:color="808080"/>
+              <w:bottom w:val="single" w:sz="4" w:color="808080"/>
+              <w:right w:val="single" w:sz="4" w:color="808080"/>
+            </w:tcBorders>
+            <w:shd w:fill="FFF2CC" w:val="clear"/>
+          </w:tcPr>
+          <w:p>
+            <w:pPr>
+              <w:spacing w:before="20" w:after="20"/>
+              <w:jc w:val="center"/>
+            </w:pPr>
+            <w:r/>
+            <w:r>
+              <w:rPr>
+                <w:rFonts w:ascii="Times New Roman" w:hAnsi="Times New Roman" w:eastAsia="Times New Roman"/>
+                <w:b/>
+                <w:sz w:val="22"/>
+              </w:rPr>
+              <w:t>0,50</w:t>
+            </w:r>
+          </w:p>
+        </w:tc>
+        <w:tc>
+          <w:tcPr>
+            <w:tcW w:type="dxa" w:w="1434"/>
+            <w:tcBorders>
+              <w:top w:val="single" w:sz="4" w:color="808080"/>
+              <w:left w:val="single" w:sz="4" w:color="808080"/>
+              <w:bottom w:val="single" w:sz="4" w:color="808080"/>
+              <w:right w:val="single" w:sz="4" w:color="808080"/>
+            </w:tcBorders>
+            <w:shd w:fill="FFF2CC" w:val="clear"/>
+          </w:tcPr>
+          <w:p>
+            <w:pPr>
+              <w:spacing w:before="20" w:after="20"/>
+              <w:jc w:val="center"/>
+            </w:pPr>
+            <w:r/>
+            <w:r>
+              <w:rPr>
+                <w:rFonts w:ascii="Times New Roman" w:hAnsi="Times New Roman" w:eastAsia="Times New Roman"/>
+                <w:b/>
+                <w:sz w:val="22"/>
+              </w:rPr>
+              <w:t>0,5934</w:t>
+            </w:r>
+          </w:p>
+        </w:tc>
+        <w:tc>
+          <w:tcPr>
+            <w:tcW w:type="dxa" w:w="1434"/>
+            <w:tcBorders>
+              <w:top w:val="single" w:sz="4" w:color="808080"/>
+              <w:left w:val="single" w:sz="4" w:color="808080"/>
+              <w:bottom w:val="single" w:sz="4" w:color="808080"/>
+              <w:right w:val="single" w:sz="4" w:color="808080"/>
+            </w:tcBorders>
+            <w:shd w:fill="FFF2CC" w:val="clear"/>
+          </w:tcPr>
+          <w:p>
+            <w:pPr>
+              <w:spacing w:before="20" w:after="20"/>
+              <w:jc w:val="center"/>
+            </w:pPr>
+            <w:r/>
+            <w:r>
+              <w:rPr>
+                <w:rFonts w:ascii="Times New Roman" w:hAnsi="Times New Roman" w:eastAsia="Times New Roman"/>
+                <w:b/>
+                <w:sz w:val="22"/>
+              </w:rPr>
+              <w:t>12,20</w:t>
+            </w:r>
+          </w:p>
+        </w:tc>
+        <w:tc>
+          <w:tcPr>
+            <w:tcW w:type="dxa" w:w="1434"/>
+            <w:tcBorders>
+              <w:top w:val="single" w:sz="4" w:color="808080"/>
+              <w:left w:val="single" w:sz="4" w:color="808080"/>
+              <w:bottom w:val="single" w:sz="4" w:color="808080"/>
+              <w:right w:val="single" w:sz="4" w:color="808080"/>
+            </w:tcBorders>
+            <w:shd w:fill="FFF2CC" w:val="clear"/>
+          </w:tcPr>
+          <w:p>
+            <w:pPr>
+              <w:spacing w:before="20" w:after="20"/>
+              <w:jc w:val="center"/>
+            </w:pPr>
+            <w:r/>
+            <w:r>
+              <w:rPr>
+                <w:rFonts w:ascii="Times New Roman" w:hAnsi="Times New Roman" w:eastAsia="Times New Roman"/>
+                <w:b/>
+                <w:sz w:val="22"/>
+              </w:rPr>
+              <w:t>0,4267</w:t>
+            </w:r>
+          </w:p>
+        </w:tc>
+        <w:tc>
+          <w:tcPr>
+            <w:tcW w:type="dxa" w:w="1434"/>
+            <w:tcBorders>
+              <w:top w:val="single" w:sz="4" w:color="808080"/>
+              <w:left w:val="single" w:sz="4" w:color="808080"/>
+              <w:bottom w:val="single" w:sz="4" w:color="808080"/>
+              <w:right w:val="single" w:sz="4" w:color="808080"/>
+            </w:tcBorders>
+            <w:shd w:fill="FFF2CC" w:val="clear"/>
+          </w:tcPr>
+          <w:p>
+            <w:pPr>
+              <w:spacing w:before="20" w:after="20"/>
+              <w:jc w:val="center"/>
+            </w:pPr>
+            <w:r/>
+            <w:r>
+              <w:rPr>
+                <w:rFonts w:ascii="Times New Roman" w:hAnsi="Times New Roman" w:eastAsia="Times New Roman"/>
+                <w:b/>
+                <w:sz w:val="22"/>
+              </w:rPr>
+              <w:t>12,80</w:t>
+            </w:r>
+          </w:p>
+        </w:tc>
+        <w:tc>
+          <w:tcPr>
+            <w:tcW w:type="dxa" w:w="1434"/>
+            <w:tcBorders>
+              <w:top w:val="single" w:sz="4" w:color="808080"/>
+              <w:left w:val="single" w:sz="4" w:color="808080"/>
+              <w:bottom w:val="single" w:sz="4" w:color="808080"/>
+              <w:right w:val="single" w:sz="4" w:color="808080"/>
+            </w:tcBorders>
+            <w:shd w:fill="FFF2CC" w:val="clear"/>
+          </w:tcPr>
+          <w:p>
+            <w:pPr>
+              <w:spacing w:before="20" w:after="20"/>
+              <w:jc w:val="center"/>
+            </w:pPr>
+            <w:r/>
+            <w:r>
+              <w:rPr>
+                <w:rFonts w:ascii="Times New Roman" w:hAnsi="Times New Roman" w:eastAsia="Times New Roman"/>
+                <w:b/>
+                <w:sz w:val="22"/>
+              </w:rPr>
+              <w:t>0,1667</w:t>
+            </w:r>
+          </w:p>
+        </w:tc>
+        <w:tc>
+          <w:tcPr>
+            <w:tcW w:type="dxa" w:w="1434"/>
+            <w:tcBorders>
+              <w:top w:val="single" w:sz="4" w:color="808080"/>
+              <w:left w:val="single" w:sz="4" w:color="808080"/>
+              <w:bottom w:val="single" w:sz="4" w:color="808080"/>
+              <w:right w:val="single" w:sz="4" w:color="808080"/>
+            </w:tcBorders>
+            <w:shd w:fill="FFF2CC" w:val="clear"/>
+          </w:tcPr>
+          <w:p>
+            <w:pPr>
+              <w:spacing w:before="20" w:after="20"/>
+              <w:jc w:val="center"/>
+            </w:pPr>
+            <w:r/>
+            <w:r>
+              <w:rPr>
+                <w:rFonts w:ascii="Times New Roman" w:hAnsi="Times New Roman" w:eastAsia="Times New Roman"/>
+                <w:b/>
+                <w:sz w:val="22"/>
+              </w:rPr>
+              <w:t>5,00</w:t>
+            </w:r>
+          </w:p>
+        </w:tc>
+      </w:tr>
+    </w:tbl>
+    <w:p/>
+    <w:p>
+      <w:pPr>
+        <w:spacing w:after="80" w:before="80" w:line="276" w:lineRule="auto"/>
+      </w:pPr>
+      <w:r>
+        <w:rPr>
+          <w:rFonts w:ascii="Times New Roman" w:hAnsi="Times New Roman" w:eastAsia="Times New Roman"/>
+          <w:b/>
+          <w:color w:val="2E75B6"/>
+          <w:sz w:val="26"/>
+        </w:rPr>
+        <w:t>Реактор 4</w:t>
+      </w:r>
+    </w:p>
+    <w:tbl>
+      <w:tblPr>
+        <w:tblW w:type="auto" w:w="0"/>
+        <w:jc w:val="center"/>
+        <w:tblLayout w:type="autofit"/>
+        <w:tblLook w:firstColumn="1" w:firstRow="1" w:lastColumn="0" w:lastRow="0" w:noHBand="0" w:noVBand="1" w:val="04A0"/>
+      </w:tblPr>
+      <w:tblGrid>
+        <w:gridCol w:w="1434"/>
+        <w:gridCol w:w="1434"/>
+        <w:gridCol w:w="1434"/>
+        <w:gridCol w:w="1434"/>
+        <w:gridCol w:w="1434"/>
+        <w:gridCol w:w="1434"/>
+        <w:gridCol w:w="1434"/>
+      </w:tblGrid>
+      <w:tr>
+        <w:tc>
+          <w:tcPr>
+            <w:tcW w:type="dxa" w:w="1434"/>
+            <w:tcBorders>
+              <w:top w:val="single" w:sz="4" w:color="808080"/>
+              <w:left w:val="single" w:sz="4" w:color="808080"/>
+              <w:bottom w:val="single" w:sz="4" w:color="808080"/>
+              <w:right w:val="single" w:sz="4" w:color="808080"/>
+            </w:tcBorders>
+            <w:shd w:fill="1F4E79" w:val="clear"/>
+          </w:tcPr>
+          <w:p>
+            <w:pPr>
+              <w:spacing w:before="20" w:after="20"/>
+              <w:jc w:val="center"/>
+            </w:pPr>
+            <w:r/>
+            <w:r>
+              <w:rPr>
+                <w:rFonts w:ascii="Times New Roman" w:hAnsi="Times New Roman" w:eastAsia="Times New Roman"/>
+                <w:b/>
+                <w:color w:val="FFFFFF"/>
+                <w:sz w:val="22"/>
+              </w:rPr>
+              <w:t>Тау, мин</w:t>
+            </w:r>
+          </w:p>
+        </w:tc>
+        <w:tc>
+          <w:tcPr>
+            <w:tcW w:type="dxa" w:w="1434"/>
+            <w:tcBorders>
+              <w:top w:val="single" w:sz="4" w:color="808080"/>
+              <w:left w:val="single" w:sz="4" w:color="808080"/>
+              <w:bottom w:val="single" w:sz="4" w:color="808080"/>
+              <w:right w:val="single" w:sz="4" w:color="808080"/>
+            </w:tcBorders>
+            <w:shd w:fill="1F4E79" w:val="clear"/>
+          </w:tcPr>
+          <w:p>
+            <w:pPr>
+              <w:spacing w:before="20" w:after="20"/>
+              <w:jc w:val="center"/>
+            </w:pPr>
+            <w:r/>
+            <w:r>
+              <w:rPr>
+                <w:rFonts w:ascii="Times New Roman" w:hAnsi="Times New Roman" w:eastAsia="Times New Roman"/>
+                <w:b/>
+                <w:color w:val="FFFFFF"/>
+                <w:sz w:val="22"/>
+              </w:rPr>
+              <w:t>X</w:t>
+            </w:r>
+          </w:p>
+        </w:tc>
+        <w:tc>
+          <w:tcPr>
+            <w:tcW w:type="dxa" w:w="1434"/>
+            <w:tcBorders>
+              <w:top w:val="single" w:sz="4" w:color="808080"/>
+              <w:left w:val="single" w:sz="4" w:color="808080"/>
+              <w:bottom w:val="single" w:sz="4" w:color="808080"/>
+              <w:right w:val="single" w:sz="4" w:color="808080"/>
+            </w:tcBorders>
+            <w:shd w:fill="1F4E79" w:val="clear"/>
+          </w:tcPr>
+          <w:p>
+            <w:pPr>
+              <w:spacing w:before="20" w:after="20"/>
+              <w:jc w:val="center"/>
+            </w:pPr>
+            <w:r/>
+            <w:r>
+              <w:rPr>
+                <w:rFonts w:ascii="Times New Roman" w:hAnsi="Times New Roman" w:eastAsia="Times New Roman"/>
+                <w:b/>
+                <w:color w:val="FFFFFF"/>
+                <w:sz w:val="22"/>
+              </w:rPr>
+              <w:t>CA, моль/л</w:t>
+            </w:r>
+          </w:p>
+        </w:tc>
+        <w:tc>
+          <w:tcPr>
+            <w:tcW w:type="dxa" w:w="1434"/>
+            <w:tcBorders>
+              <w:top w:val="single" w:sz="4" w:color="808080"/>
+              <w:left w:val="single" w:sz="4" w:color="808080"/>
+              <w:bottom w:val="single" w:sz="4" w:color="808080"/>
+              <w:right w:val="single" w:sz="4" w:color="808080"/>
+            </w:tcBorders>
+            <w:shd w:fill="1F4E79" w:val="clear"/>
+          </w:tcPr>
+          <w:p>
+            <w:pPr>
+              <w:spacing w:before="20" w:after="20"/>
+              <w:jc w:val="center"/>
+            </w:pPr>
+            <w:r/>
+            <w:r>
+              <w:rPr>
+                <w:rFonts w:ascii="Times New Roman" w:hAnsi="Times New Roman" w:eastAsia="Times New Roman"/>
+                <w:b/>
+                <w:color w:val="FFFFFF"/>
+                <w:sz w:val="22"/>
+              </w:rPr>
+              <w:t>Y</w:t>
+            </w:r>
+          </w:p>
+        </w:tc>
+        <w:tc>
+          <w:tcPr>
+            <w:tcW w:type="dxa" w:w="1434"/>
+            <w:tcBorders>
+              <w:top w:val="single" w:sz="4" w:color="808080"/>
+              <w:left w:val="single" w:sz="4" w:color="808080"/>
+              <w:bottom w:val="single" w:sz="4" w:color="808080"/>
+              <w:right w:val="single" w:sz="4" w:color="808080"/>
+            </w:tcBorders>
+            <w:shd w:fill="1F4E79" w:val="clear"/>
+          </w:tcPr>
+          <w:p>
+            <w:pPr>
+              <w:spacing w:before="20" w:after="20"/>
+              <w:jc w:val="center"/>
+            </w:pPr>
+            <w:r/>
+            <w:r>
+              <w:rPr>
+                <w:rFonts w:ascii="Times New Roman" w:hAnsi="Times New Roman" w:eastAsia="Times New Roman"/>
+                <w:b/>
+                <w:color w:val="FFFFFF"/>
+                <w:sz w:val="22"/>
+              </w:rPr>
+              <w:t>CR, моль/л</w:t>
+            </w:r>
+          </w:p>
+        </w:tc>
+        <w:tc>
+          <w:tcPr>
+            <w:tcW w:type="dxa" w:w="1434"/>
+            <w:tcBorders>
+              <w:top w:val="single" w:sz="4" w:color="808080"/>
+              <w:left w:val="single" w:sz="4" w:color="808080"/>
+              <w:bottom w:val="single" w:sz="4" w:color="808080"/>
+              <w:right w:val="single" w:sz="4" w:color="808080"/>
+            </w:tcBorders>
+            <w:shd w:fill="1F4E79" w:val="clear"/>
+          </w:tcPr>
+          <w:p>
+            <w:pPr>
+              <w:spacing w:before="20" w:after="20"/>
+              <w:jc w:val="center"/>
+            </w:pPr>
+            <w:r/>
+            <w:r>
+              <w:rPr>
+                <w:rFonts w:ascii="Times New Roman" w:hAnsi="Times New Roman" w:eastAsia="Times New Roman"/>
+                <w:b/>
+                <w:color w:val="FFFFFF"/>
+                <w:sz w:val="22"/>
+              </w:rPr>
+              <w:t>Z</w:t>
+            </w:r>
+          </w:p>
+        </w:tc>
+        <w:tc>
+          <w:tcPr>
+            <w:tcW w:type="dxa" w:w="1434"/>
+            <w:tcBorders>
+              <w:top w:val="single" w:sz="4" w:color="808080"/>
+              <w:left w:val="single" w:sz="4" w:color="808080"/>
+              <w:bottom w:val="single" w:sz="4" w:color="808080"/>
+              <w:right w:val="single" w:sz="4" w:color="808080"/>
+            </w:tcBorders>
+            <w:shd w:fill="1F4E79" w:val="clear"/>
+          </w:tcPr>
+          <w:p>
+            <w:pPr>
+              <w:spacing w:before="20" w:after="20"/>
+              <w:jc w:val="center"/>
+            </w:pPr>
+            <w:r/>
+            <w:r>
+              <w:rPr>
+                <w:rFonts w:ascii="Times New Roman" w:hAnsi="Times New Roman" w:eastAsia="Times New Roman"/>
+                <w:b/>
+                <w:color w:val="FFFFFF"/>
+                <w:sz w:val="22"/>
+              </w:rPr>
+              <w:t>CS, моль/л</w:t>
+            </w:r>
+          </w:p>
+        </w:tc>
+      </w:tr>
+      <w:tr>
+        <w:tc>
+          <w:tcPr>
+            <w:tcW w:type="dxa" w:w="1434"/>
+            <w:tcBorders>
+              <w:top w:val="single" w:sz="4" w:color="808080"/>
+              <w:left w:val="single" w:sz="4" w:color="808080"/>
+              <w:bottom w:val="single" w:sz="4" w:color="808080"/>
+              <w:right w:val="single" w:sz="4" w:color="808080"/>
+            </w:tcBorders>
+            <w:shd w:fill="FFFFFF" w:val="clear"/>
+          </w:tcPr>
+          <w:p>
+            <w:pPr>
+              <w:spacing w:before="20" w:after="20"/>
+              <w:jc w:val="center"/>
+            </w:pPr>
+            <w:r/>
+            <w:r>
+              <w:rPr>
+                <w:rFonts w:ascii="Times New Roman" w:hAnsi="Times New Roman" w:eastAsia="Times New Roman"/>
+                <w:b w:val="0"/>
+                <w:sz w:val="22"/>
+              </w:rPr>
+              <w:t>0,00</w:t>
+            </w:r>
+          </w:p>
+        </w:tc>
+        <w:tc>
+          <w:tcPr>
+            <w:tcW w:type="dxa" w:w="1434"/>
+            <w:tcBorders>
+              <w:top w:val="single" w:sz="4" w:color="808080"/>
+              <w:left w:val="single" w:sz="4" w:color="808080"/>
+              <w:bottom w:val="single" w:sz="4" w:color="808080"/>
+              <w:right w:val="single" w:sz="4" w:color="808080"/>
+            </w:tcBorders>
+            <w:shd w:fill="FFFFFF" w:val="clear"/>
+          </w:tcPr>
+          <w:p>
+            <w:pPr>
+              <w:spacing w:before="20" w:after="20"/>
+              <w:jc w:val="center"/>
+            </w:pPr>
+            <w:r/>
+            <w:r>
+              <w:rPr>
+                <w:rFonts w:ascii="Times New Roman" w:hAnsi="Times New Roman" w:eastAsia="Times New Roman"/>
+                <w:b w:val="0"/>
+                <w:sz w:val="22"/>
+              </w:rPr>
+              <w:t>0,5934</w:t>
+            </w:r>
+          </w:p>
+        </w:tc>
+        <w:tc>
+          <w:tcPr>
+            <w:tcW w:type="dxa" w:w="1434"/>
+            <w:tcBorders>
+              <w:top w:val="single" w:sz="4" w:color="808080"/>
+              <w:left w:val="single" w:sz="4" w:color="808080"/>
+              <w:bottom w:val="single" w:sz="4" w:color="808080"/>
+              <w:right w:val="single" w:sz="4" w:color="808080"/>
+            </w:tcBorders>
+            <w:shd w:fill="FFFFFF" w:val="clear"/>
+          </w:tcPr>
+          <w:p>
+            <w:pPr>
+              <w:spacing w:before="20" w:after="20"/>
+              <w:jc w:val="center"/>
+            </w:pPr>
+            <w:r/>
+            <w:r>
+              <w:rPr>
+                <w:rFonts w:ascii="Times New Roman" w:hAnsi="Times New Roman" w:eastAsia="Times New Roman"/>
+                <w:b w:val="0"/>
+                <w:sz w:val="22"/>
+              </w:rPr>
+              <w:t>12,20</w:t>
+            </w:r>
+          </w:p>
+        </w:tc>
+        <w:tc>
+          <w:tcPr>
+            <w:tcW w:type="dxa" w:w="1434"/>
+            <w:tcBorders>
+              <w:top w:val="single" w:sz="4" w:color="808080"/>
+              <w:left w:val="single" w:sz="4" w:color="808080"/>
+              <w:bottom w:val="single" w:sz="4" w:color="808080"/>
+              <w:right w:val="single" w:sz="4" w:color="808080"/>
+            </w:tcBorders>
+            <w:shd w:fill="FFFFFF" w:val="clear"/>
+          </w:tcPr>
+          <w:p>
+            <w:pPr>
+              <w:spacing w:before="20" w:after="20"/>
+              <w:jc w:val="center"/>
+            </w:pPr>
+            <w:r/>
+            <w:r>
+              <w:rPr>
+                <w:rFonts w:ascii="Times New Roman" w:hAnsi="Times New Roman" w:eastAsia="Times New Roman"/>
+                <w:b w:val="0"/>
+                <w:sz w:val="22"/>
+              </w:rPr>
+              <w:t>0,4267</w:t>
+            </w:r>
+          </w:p>
+        </w:tc>
+        <w:tc>
+          <w:tcPr>
+            <w:tcW w:type="dxa" w:w="1434"/>
+            <w:tcBorders>
+              <w:top w:val="single" w:sz="4" w:color="808080"/>
+              <w:left w:val="single" w:sz="4" w:color="808080"/>
+              <w:bottom w:val="single" w:sz="4" w:color="808080"/>
+              <w:right w:val="single" w:sz="4" w:color="808080"/>
+            </w:tcBorders>
+            <w:shd w:fill="FFFFFF" w:val="clear"/>
+          </w:tcPr>
+          <w:p>
+            <w:pPr>
+              <w:spacing w:before="20" w:after="20"/>
+              <w:jc w:val="center"/>
+            </w:pPr>
+            <w:r/>
+            <w:r>
+              <w:rPr>
+                <w:rFonts w:ascii="Times New Roman" w:hAnsi="Times New Roman" w:eastAsia="Times New Roman"/>
+                <w:b w:val="0"/>
+                <w:sz w:val="22"/>
+              </w:rPr>
+              <w:t>12,80</w:t>
+            </w:r>
+          </w:p>
+        </w:tc>
+        <w:tc>
+          <w:tcPr>
+            <w:tcW w:type="dxa" w:w="1434"/>
+            <w:tcBorders>
+              <w:top w:val="single" w:sz="4" w:color="808080"/>
+              <w:left w:val="single" w:sz="4" w:color="808080"/>
+              <w:bottom w:val="single" w:sz="4" w:color="808080"/>
+              <w:right w:val="single" w:sz="4" w:color="808080"/>
+            </w:tcBorders>
+            <w:shd w:fill="FFFFFF" w:val="clear"/>
+          </w:tcPr>
+          <w:p>
+            <w:pPr>
+              <w:spacing w:before="20" w:after="20"/>
+              <w:jc w:val="center"/>
+            </w:pPr>
+            <w:r/>
+            <w:r>
+              <w:rPr>
+                <w:rFonts w:ascii="Times New Roman" w:hAnsi="Times New Roman" w:eastAsia="Times New Roman"/>
+                <w:b w:val="0"/>
+                <w:sz w:val="22"/>
+              </w:rPr>
+              <w:t>0,1667</w:t>
+            </w:r>
+          </w:p>
+        </w:tc>
+        <w:tc>
+          <w:tcPr>
+            <w:tcW w:type="dxa" w:w="1434"/>
+            <w:tcBorders>
+              <w:top w:val="single" w:sz="4" w:color="808080"/>
+              <w:left w:val="single" w:sz="4" w:color="808080"/>
+              <w:bottom w:val="single" w:sz="4" w:color="808080"/>
+              <w:right w:val="single" w:sz="4" w:color="808080"/>
+            </w:tcBorders>
+            <w:shd w:fill="FFFFFF" w:val="clear"/>
+          </w:tcPr>
+          <w:p>
+            <w:pPr>
+              <w:spacing w:before="20" w:after="20"/>
+              <w:jc w:val="center"/>
+            </w:pPr>
+            <w:r/>
+            <w:r>
+              <w:rPr>
+                <w:rFonts w:ascii="Times New Roman" w:hAnsi="Times New Roman" w:eastAsia="Times New Roman"/>
+                <w:b w:val="0"/>
+                <w:sz w:val="22"/>
+              </w:rPr>
+              <w:t>5,00</w:t>
+            </w:r>
+          </w:p>
+        </w:tc>
+      </w:tr>
+      <w:tr>
+        <w:tc>
+          <w:tcPr>
+            <w:tcW w:type="dxa" w:w="1434"/>
+            <w:tcBorders>
+              <w:top w:val="single" w:sz="4" w:color="808080"/>
+              <w:left w:val="single" w:sz="4" w:color="808080"/>
+              <w:bottom w:val="single" w:sz="4" w:color="808080"/>
+              <w:right w:val="single" w:sz="4" w:color="808080"/>
+            </w:tcBorders>
+            <w:shd w:fill="FFF2CC" w:val="clear"/>
+          </w:tcPr>
+          <w:p>
+            <w:pPr>
+              <w:spacing w:before="20" w:after="20"/>
+              <w:jc w:val="center"/>
+            </w:pPr>
+            <w:r/>
+            <w:r>
+              <w:rPr>
+                <w:rFonts w:ascii="Times New Roman" w:hAnsi="Times New Roman" w:eastAsia="Times New Roman"/>
+                <w:b/>
+                <w:sz w:val="22"/>
+              </w:rPr>
+              <w:t>0,50</w:t>
+            </w:r>
+          </w:p>
+        </w:tc>
+        <w:tc>
+          <w:tcPr>
+            <w:tcW w:type="dxa" w:w="1434"/>
             <w:tcBorders>
               <w:top w:val="single" w:sz="4" w:color="808080"/>
               <w:left w:val="single" w:sz="4" w:color="808080"/>
@@ -1780,7 +7343,34 @@
         </w:tc>
         <w:tc>
           <w:tcPr>
-            <w:tcW w:type="dxa" w:w="2163"/>
+            <w:tcW w:type="dxa" w:w="1434"/>
+            <w:tcBorders>
+              <w:top w:val="single" w:sz="4" w:color="808080"/>
+              <w:left w:val="single" w:sz="4" w:color="808080"/>
+              <w:bottom w:val="single" w:sz="4" w:color="808080"/>
+              <w:right w:val="single" w:sz="4" w:color="808080"/>
+            </w:tcBorders>
+            <w:shd w:fill="FFF2CC" w:val="clear"/>
+          </w:tcPr>
+          <w:p>
+            <w:pPr>
+              <w:spacing w:before="20" w:after="20"/>
+              <w:jc w:val="center"/>
+            </w:pPr>
+            <w:r/>
+            <w:r>
+              <w:rPr>
+                <w:rFonts w:ascii="Times New Roman" w:hAnsi="Times New Roman" w:eastAsia="Times New Roman"/>
+                <w:b/>
+                <w:sz w:val="22"/>
+              </w:rPr>
+              <w:t>9,04</w:t>
+            </w:r>
+          </w:p>
+        </w:tc>
+        <w:tc>
+          <w:tcPr>
+            <w:tcW w:type="dxa" w:w="1434"/>
             <w:tcBorders>
               <w:top w:val="single" w:sz="4" w:color="808080"/>
               <w:left w:val="single" w:sz="4" w:color="808080"/>
@@ -1807,7 +7397,34 @@
         </w:tc>
         <w:tc>
           <w:tcPr>
-            <w:tcW w:type="dxa" w:w="2163"/>
+            <w:tcW w:type="dxa" w:w="1434"/>
+            <w:tcBorders>
+              <w:top w:val="single" w:sz="4" w:color="808080"/>
+              <w:left w:val="single" w:sz="4" w:color="808080"/>
+              <w:bottom w:val="single" w:sz="4" w:color="808080"/>
+              <w:right w:val="single" w:sz="4" w:color="808080"/>
+            </w:tcBorders>
+            <w:shd w:fill="FFF2CC" w:val="clear"/>
+          </w:tcPr>
+          <w:p>
+            <w:pPr>
+              <w:spacing w:before="20" w:after="20"/>
+              <w:jc w:val="center"/>
+            </w:pPr>
+            <w:r/>
+            <w:r>
+              <w:rPr>
+                <w:rFonts w:ascii="Times New Roman" w:hAnsi="Times New Roman" w:eastAsia="Times New Roman"/>
+                <w:b/>
+                <w:sz w:val="22"/>
+              </w:rPr>
+              <w:t>13,33</w:t>
+            </w:r>
+          </w:p>
+        </w:tc>
+        <w:tc>
+          <w:tcPr>
+            <w:tcW w:type="dxa" w:w="1434"/>
             <w:tcBorders>
               <w:top w:val="single" w:sz="4" w:color="808080"/>
               <w:left w:val="single" w:sz="4" w:color="808080"/>
@@ -1834,61 +7451,7 @@
         </w:tc>
         <w:tc>
           <w:tcPr>
-            <w:tcW w:type="dxa" w:w="2163"/>
-            <w:tcBorders>
-              <w:top w:val="single" w:sz="4" w:color="808080"/>
-              <w:left w:val="single" w:sz="4" w:color="808080"/>
-              <w:bottom w:val="single" w:sz="4" w:color="808080"/>
-              <w:right w:val="single" w:sz="4" w:color="808080"/>
-            </w:tcBorders>
-            <w:shd w:fill="FFF2CC" w:val="clear"/>
-          </w:tcPr>
-          <w:p>
-            <w:pPr>
-              <w:spacing w:before="20" w:after="20"/>
-              <w:jc w:val="center"/>
-            </w:pPr>
-            <w:r/>
-            <w:r>
-              <w:rPr>
-                <w:rFonts w:ascii="Times New Roman" w:hAnsi="Times New Roman" w:eastAsia="Times New Roman"/>
-                <w:b/>
-                <w:sz w:val="22"/>
-              </w:rPr>
-              <w:t>9,04</w:t>
-            </w:r>
-          </w:p>
-        </w:tc>
-        <w:tc>
-          <w:tcPr>
-            <w:tcW w:type="dxa" w:w="2163"/>
-            <w:tcBorders>
-              <w:top w:val="single" w:sz="4" w:color="808080"/>
-              <w:left w:val="single" w:sz="4" w:color="808080"/>
-              <w:bottom w:val="single" w:sz="4" w:color="808080"/>
-              <w:right w:val="single" w:sz="4" w:color="808080"/>
-            </w:tcBorders>
-            <w:shd w:fill="FFF2CC" w:val="clear"/>
-          </w:tcPr>
-          <w:p>
-            <w:pPr>
-              <w:spacing w:before="20" w:after="20"/>
-              <w:jc w:val="center"/>
-            </w:pPr>
-            <w:r/>
-            <w:r>
-              <w:rPr>
-                <w:rFonts w:ascii="Times New Roman" w:hAnsi="Times New Roman" w:eastAsia="Times New Roman"/>
-                <w:b/>
-                <w:sz w:val="22"/>
-              </w:rPr>
-              <w:t>13,33</w:t>
-            </w:r>
-          </w:p>
-        </w:tc>
-        <w:tc>
-          <w:tcPr>
-            <w:tcW w:type="dxa" w:w="2163"/>
+            <w:tcW w:type="dxa" w:w="1434"/>
             <w:tcBorders>
               <w:top w:val="single" w:sz="4" w:color="808080"/>
               <w:left w:val="single" w:sz="4" w:color="808080"/>
@@ -1927,7 +7490,7 @@
           <w:color w:val="1F4E79"/>
           <w:sz w:val="28"/>
         </w:rPr>
-        <w:t>Таблица 4. Система 4 — четыре РИВ параллельно</w:t>
+        <w:t>Система 4. Четыре параллельно соединённых РИВ одинакового объёма, одинаковая нагрузка</w:t>
       </w:r>
     </w:p>
     <w:p>
@@ -1940,7 +7503,21 @@
           <w:b w:val="0"/>
           <w:sz w:val="24"/>
         </w:rPr>
-        <w:t>Vi = 25 л, vi = 12,5 л/мин. Аппараты одинаковы. Выход как у единичного РИВ.</w:t>
+        <w:t>Vi = 25 л, vi = 12,5 л/мин, τi = 2 мин. Все четыре аппарата одинаковы (как единичный РИВ, л/р №3).</w:t>
+      </w:r>
+    </w:p>
+    <w:p>
+      <w:pPr>
+        <w:spacing w:after="80" w:before="80" w:line="276" w:lineRule="auto"/>
+      </w:pPr>
+      <w:r>
+        <w:rPr>
+          <w:rFonts w:ascii="Times New Roman" w:hAnsi="Times New Roman" w:eastAsia="Times New Roman"/>
+          <w:b/>
+          <w:color w:val="2E75B6"/>
+          <w:sz w:val="26"/>
+        </w:rPr>
+        <w:t>Реактор 1</w:t>
       </w:r>
     </w:p>
     <w:tbl>
@@ -1951,18 +7528,18 @@
         <w:tblLook w:firstColumn="1" w:firstRow="1" w:lastColumn="0" w:lastRow="0" w:noHBand="0" w:noVBand="1" w:val="04A0"/>
       </w:tblPr>
       <w:tblGrid>
-        <w:gridCol w:w="2163"/>
-        <w:gridCol w:w="2163"/>
-        <w:gridCol w:w="2163"/>
-        <w:gridCol w:w="2163"/>
-        <w:gridCol w:w="2163"/>
-        <w:gridCol w:w="2163"/>
-        <w:gridCol w:w="2163"/>
+        <w:gridCol w:w="1434"/>
+        <w:gridCol w:w="1434"/>
+        <w:gridCol w:w="1434"/>
+        <w:gridCol w:w="1434"/>
+        <w:gridCol w:w="1434"/>
+        <w:gridCol w:w="1434"/>
+        <w:gridCol w:w="1434"/>
       </w:tblGrid>
       <w:tr>
         <w:tc>
           <w:tcPr>
-            <w:tcW w:type="dxa" w:w="2163"/>
+            <w:tcW w:type="dxa" w:w="1434"/>
             <w:tcBorders>
               <w:top w:val="single" w:sz="4" w:color="808080"/>
               <w:left w:val="single" w:sz="4" w:color="808080"/>
@@ -1984,13 +7561,13 @@
                 <w:color w:val="FFFFFF"/>
                 <w:sz w:val="22"/>
               </w:rPr>
-              <w:t>τ, мин</w:t>
+              <w:t>Тау, мин</w:t>
             </w:r>
           </w:p>
         </w:tc>
         <w:tc>
           <w:tcPr>
-            <w:tcW w:type="dxa" w:w="2163"/>
+            <w:tcW w:type="dxa" w:w="1434"/>
             <w:tcBorders>
               <w:top w:val="single" w:sz="4" w:color="808080"/>
               <w:left w:val="single" w:sz="4" w:color="808080"/>
@@ -2018,7 +7595,35 @@
         </w:tc>
         <w:tc>
           <w:tcPr>
-            <w:tcW w:type="dxa" w:w="2163"/>
+            <w:tcW w:type="dxa" w:w="1434"/>
+            <w:tcBorders>
+              <w:top w:val="single" w:sz="4" w:color="808080"/>
+              <w:left w:val="single" w:sz="4" w:color="808080"/>
+              <w:bottom w:val="single" w:sz="4" w:color="808080"/>
+              <w:right w:val="single" w:sz="4" w:color="808080"/>
+            </w:tcBorders>
+            <w:shd w:fill="1F4E79" w:val="clear"/>
+          </w:tcPr>
+          <w:p>
+            <w:pPr>
+              <w:spacing w:before="20" w:after="20"/>
+              <w:jc w:val="center"/>
+            </w:pPr>
+            <w:r/>
+            <w:r>
+              <w:rPr>
+                <w:rFonts w:ascii="Times New Roman" w:hAnsi="Times New Roman" w:eastAsia="Times New Roman"/>
+                <w:b/>
+                <w:color w:val="FFFFFF"/>
+                <w:sz w:val="22"/>
+              </w:rPr>
+              <w:t>CA, моль/л</w:t>
+            </w:r>
+          </w:p>
+        </w:tc>
+        <w:tc>
+          <w:tcPr>
+            <w:tcW w:type="dxa" w:w="1434"/>
             <w:tcBorders>
               <w:top w:val="single" w:sz="4" w:color="808080"/>
               <w:left w:val="single" w:sz="4" w:color="808080"/>
@@ -2046,7 +7651,35 @@
         </w:tc>
         <w:tc>
           <w:tcPr>
-            <w:tcW w:type="dxa" w:w="2163"/>
+            <w:tcW w:type="dxa" w:w="1434"/>
+            <w:tcBorders>
+              <w:top w:val="single" w:sz="4" w:color="808080"/>
+              <w:left w:val="single" w:sz="4" w:color="808080"/>
+              <w:bottom w:val="single" w:sz="4" w:color="808080"/>
+              <w:right w:val="single" w:sz="4" w:color="808080"/>
+            </w:tcBorders>
+            <w:shd w:fill="1F4E79" w:val="clear"/>
+          </w:tcPr>
+          <w:p>
+            <w:pPr>
+              <w:spacing w:before="20" w:after="20"/>
+              <w:jc w:val="center"/>
+            </w:pPr>
+            <w:r/>
+            <w:r>
+              <w:rPr>
+                <w:rFonts w:ascii="Times New Roman" w:hAnsi="Times New Roman" w:eastAsia="Times New Roman"/>
+                <w:b/>
+                <w:color w:val="FFFFFF"/>
+                <w:sz w:val="22"/>
+              </w:rPr>
+              <w:t>CR, моль/л</w:t>
+            </w:r>
+          </w:p>
+        </w:tc>
+        <w:tc>
+          <w:tcPr>
+            <w:tcW w:type="dxa" w:w="1434"/>
             <w:tcBorders>
               <w:top w:val="single" w:sz="4" w:color="808080"/>
               <w:left w:val="single" w:sz="4" w:color="808080"/>
@@ -2074,63 +7707,7 @@
         </w:tc>
         <w:tc>
           <w:tcPr>
-            <w:tcW w:type="dxa" w:w="2163"/>
-            <w:tcBorders>
-              <w:top w:val="single" w:sz="4" w:color="808080"/>
-              <w:left w:val="single" w:sz="4" w:color="808080"/>
-              <w:bottom w:val="single" w:sz="4" w:color="808080"/>
-              <w:right w:val="single" w:sz="4" w:color="808080"/>
-            </w:tcBorders>
-            <w:shd w:fill="1F4E79" w:val="clear"/>
-          </w:tcPr>
-          <w:p>
-            <w:pPr>
-              <w:spacing w:before="20" w:after="20"/>
-              <w:jc w:val="center"/>
-            </w:pPr>
-            <w:r/>
-            <w:r>
-              <w:rPr>
-                <w:rFonts w:ascii="Times New Roman" w:hAnsi="Times New Roman" w:eastAsia="Times New Roman"/>
-                <w:b/>
-                <w:color w:val="FFFFFF"/>
-                <w:sz w:val="22"/>
-              </w:rPr>
-              <w:t>CA, моль/л</w:t>
-            </w:r>
-          </w:p>
-        </w:tc>
-        <w:tc>
-          <w:tcPr>
-            <w:tcW w:type="dxa" w:w="2163"/>
-            <w:tcBorders>
-              <w:top w:val="single" w:sz="4" w:color="808080"/>
-              <w:left w:val="single" w:sz="4" w:color="808080"/>
-              <w:bottom w:val="single" w:sz="4" w:color="808080"/>
-              <w:right w:val="single" w:sz="4" w:color="808080"/>
-            </w:tcBorders>
-            <w:shd w:fill="1F4E79" w:val="clear"/>
-          </w:tcPr>
-          <w:p>
-            <w:pPr>
-              <w:spacing w:before="20" w:after="20"/>
-              <w:jc w:val="center"/>
-            </w:pPr>
-            <w:r/>
-            <w:r>
-              <w:rPr>
-                <w:rFonts w:ascii="Times New Roman" w:hAnsi="Times New Roman" w:eastAsia="Times New Roman"/>
-                <w:b/>
-                <w:color w:val="FFFFFF"/>
-                <w:sz w:val="22"/>
-              </w:rPr>
-              <w:t>CR, моль/л</w:t>
-            </w:r>
-          </w:p>
-        </w:tc>
-        <w:tc>
-          <w:tcPr>
-            <w:tcW w:type="dxa" w:w="2163"/>
+            <w:tcW w:type="dxa" w:w="1434"/>
             <w:tcBorders>
               <w:top w:val="single" w:sz="4" w:color="808080"/>
               <w:left w:val="single" w:sz="4" w:color="808080"/>
@@ -2160,7 +7737,7 @@
       <w:tr>
         <w:tc>
           <w:tcPr>
-            <w:tcW w:type="dxa" w:w="2163"/>
+            <w:tcW w:type="dxa" w:w="1434"/>
             <w:tcBorders>
               <w:top w:val="single" w:sz="4" w:color="808080"/>
               <w:left w:val="single" w:sz="4" w:color="808080"/>
@@ -2187,7 +7764,7 @@
         </w:tc>
         <w:tc>
           <w:tcPr>
-            <w:tcW w:type="dxa" w:w="2163"/>
+            <w:tcW w:type="dxa" w:w="1434"/>
             <w:tcBorders>
               <w:top w:val="single" w:sz="4" w:color="808080"/>
               <w:left w:val="single" w:sz="4" w:color="808080"/>
@@ -2214,7 +7791,34 @@
         </w:tc>
         <w:tc>
           <w:tcPr>
-            <w:tcW w:type="dxa" w:w="2163"/>
+            <w:tcW w:type="dxa" w:w="1434"/>
+            <w:tcBorders>
+              <w:top w:val="single" w:sz="4" w:color="808080"/>
+              <w:left w:val="single" w:sz="4" w:color="808080"/>
+              <w:bottom w:val="single" w:sz="4" w:color="808080"/>
+              <w:right w:val="single" w:sz="4" w:color="808080"/>
+            </w:tcBorders>
+            <w:shd w:fill="FFFFFF" w:val="clear"/>
+          </w:tcPr>
+          <w:p>
+            <w:pPr>
+              <w:spacing w:before="20" w:after="20"/>
+              <w:jc w:val="center"/>
+            </w:pPr>
+            <w:r/>
+            <w:r>
+              <w:rPr>
+                <w:rFonts w:ascii="Times New Roman" w:hAnsi="Times New Roman" w:eastAsia="Times New Roman"/>
+                <w:b w:val="0"/>
+                <w:sz w:val="22"/>
+              </w:rPr>
+              <w:t>30,00</w:t>
+            </w:r>
+          </w:p>
+        </w:tc>
+        <w:tc>
+          <w:tcPr>
+            <w:tcW w:type="dxa" w:w="1434"/>
             <w:tcBorders>
               <w:top w:val="single" w:sz="4" w:color="808080"/>
               <w:left w:val="single" w:sz="4" w:color="808080"/>
@@ -2241,7 +7845,34 @@
         </w:tc>
         <w:tc>
           <w:tcPr>
-            <w:tcW w:type="dxa" w:w="2163"/>
+            <w:tcW w:type="dxa" w:w="1434"/>
+            <w:tcBorders>
+              <w:top w:val="single" w:sz="4" w:color="808080"/>
+              <w:left w:val="single" w:sz="4" w:color="808080"/>
+              <w:bottom w:val="single" w:sz="4" w:color="808080"/>
+              <w:right w:val="single" w:sz="4" w:color="808080"/>
+            </w:tcBorders>
+            <w:shd w:fill="FFFFFF" w:val="clear"/>
+          </w:tcPr>
+          <w:p>
+            <w:pPr>
+              <w:spacing w:before="20" w:after="20"/>
+              <w:jc w:val="center"/>
+            </w:pPr>
+            <w:r/>
+            <w:r>
+              <w:rPr>
+                <w:rFonts w:ascii="Times New Roman" w:hAnsi="Times New Roman" w:eastAsia="Times New Roman"/>
+                <w:b w:val="0"/>
+                <w:sz w:val="22"/>
+              </w:rPr>
+              <w:t>0,00</w:t>
+            </w:r>
+          </w:p>
+        </w:tc>
+        <w:tc>
+          <w:tcPr>
+            <w:tcW w:type="dxa" w:w="1434"/>
             <w:tcBorders>
               <w:top w:val="single" w:sz="4" w:color="808080"/>
               <w:left w:val="single" w:sz="4" w:color="808080"/>
@@ -2268,61 +7899,7 @@
         </w:tc>
         <w:tc>
           <w:tcPr>
-            <w:tcW w:type="dxa" w:w="2163"/>
-            <w:tcBorders>
-              <w:top w:val="single" w:sz="4" w:color="808080"/>
-              <w:left w:val="single" w:sz="4" w:color="808080"/>
-              <w:bottom w:val="single" w:sz="4" w:color="808080"/>
-              <w:right w:val="single" w:sz="4" w:color="808080"/>
-            </w:tcBorders>
-            <w:shd w:fill="FFFFFF" w:val="clear"/>
-          </w:tcPr>
-          <w:p>
-            <w:pPr>
-              <w:spacing w:before="20" w:after="20"/>
-              <w:jc w:val="center"/>
-            </w:pPr>
-            <w:r/>
-            <w:r>
-              <w:rPr>
-                <w:rFonts w:ascii="Times New Roman" w:hAnsi="Times New Roman" w:eastAsia="Times New Roman"/>
-                <w:b w:val="0"/>
-                <w:sz w:val="22"/>
-              </w:rPr>
-              <w:t>30,00</w:t>
-            </w:r>
-          </w:p>
-        </w:tc>
-        <w:tc>
-          <w:tcPr>
-            <w:tcW w:type="dxa" w:w="2163"/>
-            <w:tcBorders>
-              <w:top w:val="single" w:sz="4" w:color="808080"/>
-              <w:left w:val="single" w:sz="4" w:color="808080"/>
-              <w:bottom w:val="single" w:sz="4" w:color="808080"/>
-              <w:right w:val="single" w:sz="4" w:color="808080"/>
-            </w:tcBorders>
-            <w:shd w:fill="FFFFFF" w:val="clear"/>
-          </w:tcPr>
-          <w:p>
-            <w:pPr>
-              <w:spacing w:before="20" w:after="20"/>
-              <w:jc w:val="center"/>
-            </w:pPr>
-            <w:r/>
-            <w:r>
-              <w:rPr>
-                <w:rFonts w:ascii="Times New Roman" w:hAnsi="Times New Roman" w:eastAsia="Times New Roman"/>
-                <w:b w:val="0"/>
-                <w:sz w:val="22"/>
-              </w:rPr>
-              <w:t>0,00</w:t>
-            </w:r>
-          </w:p>
-        </w:tc>
-        <w:tc>
-          <w:tcPr>
-            <w:tcW w:type="dxa" w:w="2163"/>
+            <w:tcW w:type="dxa" w:w="1434"/>
             <w:tcBorders>
               <w:top w:val="single" w:sz="4" w:color="808080"/>
               <w:left w:val="single" w:sz="4" w:color="808080"/>
@@ -2351,7 +7928,7 @@
       <w:tr>
         <w:tc>
           <w:tcPr>
-            <w:tcW w:type="dxa" w:w="2163"/>
+            <w:tcW w:type="dxa" w:w="1434"/>
             <w:tcBorders>
               <w:top w:val="single" w:sz="4" w:color="808080"/>
               <w:left w:val="single" w:sz="4" w:color="808080"/>
@@ -2372,13 +7949,13 @@
                 <w:b/>
                 <w:sz w:val="22"/>
               </w:rPr>
-              <w:t>0,50</w:t>
+              <w:t>2,00</w:t>
             </w:r>
           </w:p>
         </w:tc>
         <w:tc>
           <w:tcPr>
-            <w:tcW w:type="dxa" w:w="2163"/>
+            <w:tcW w:type="dxa" w:w="1434"/>
             <w:tcBorders>
               <w:top w:val="single" w:sz="4" w:color="808080"/>
               <w:left w:val="single" w:sz="4" w:color="808080"/>
@@ -2405,7 +7982,34 @@
         </w:tc>
         <w:tc>
           <w:tcPr>
-            <w:tcW w:type="dxa" w:w="2163"/>
+            <w:tcW w:type="dxa" w:w="1434"/>
+            <w:tcBorders>
+              <w:top w:val="single" w:sz="4" w:color="808080"/>
+              <w:left w:val="single" w:sz="4" w:color="808080"/>
+              <w:bottom w:val="single" w:sz="4" w:color="808080"/>
+              <w:right w:val="single" w:sz="4" w:color="808080"/>
+            </w:tcBorders>
+            <w:shd w:fill="FFF2CC" w:val="clear"/>
+          </w:tcPr>
+          <w:p>
+            <w:pPr>
+              <w:spacing w:before="20" w:after="20"/>
+              <w:jc w:val="center"/>
+            </w:pPr>
+            <w:r/>
+            <w:r>
+              <w:rPr>
+                <w:rFonts w:ascii="Times New Roman" w:hAnsi="Times New Roman" w:eastAsia="Times New Roman"/>
+                <w:b/>
+                <w:sz w:val="22"/>
+              </w:rPr>
+              <w:t>9,04</w:t>
+            </w:r>
+          </w:p>
+        </w:tc>
+        <w:tc>
+          <w:tcPr>
+            <w:tcW w:type="dxa" w:w="1434"/>
             <w:tcBorders>
               <w:top w:val="single" w:sz="4" w:color="808080"/>
               <w:left w:val="single" w:sz="4" w:color="808080"/>
@@ -2432,7 +8036,34 @@
         </w:tc>
         <w:tc>
           <w:tcPr>
-            <w:tcW w:type="dxa" w:w="2163"/>
+            <w:tcW w:type="dxa" w:w="1434"/>
+            <w:tcBorders>
+              <w:top w:val="single" w:sz="4" w:color="808080"/>
+              <w:left w:val="single" w:sz="4" w:color="808080"/>
+              <w:bottom w:val="single" w:sz="4" w:color="808080"/>
+              <w:right w:val="single" w:sz="4" w:color="808080"/>
+            </w:tcBorders>
+            <w:shd w:fill="FFF2CC" w:val="clear"/>
+          </w:tcPr>
+          <w:p>
+            <w:pPr>
+              <w:spacing w:before="20" w:after="20"/>
+              <w:jc w:val="center"/>
+            </w:pPr>
+            <w:r/>
+            <w:r>
+              <w:rPr>
+                <w:rFonts w:ascii="Times New Roman" w:hAnsi="Times New Roman" w:eastAsia="Times New Roman"/>
+                <w:b/>
+                <w:sz w:val="22"/>
+              </w:rPr>
+              <w:t>13,33</w:t>
+            </w:r>
+          </w:p>
+        </w:tc>
+        <w:tc>
+          <w:tcPr>
+            <w:tcW w:type="dxa" w:w="1434"/>
             <w:tcBorders>
               <w:top w:val="single" w:sz="4" w:color="808080"/>
               <w:left w:val="single" w:sz="4" w:color="808080"/>
@@ -2459,7 +8090,511 @@
         </w:tc>
         <w:tc>
           <w:tcPr>
-            <w:tcW w:type="dxa" w:w="2163"/>
+            <w:tcW w:type="dxa" w:w="1434"/>
+            <w:tcBorders>
+              <w:top w:val="single" w:sz="4" w:color="808080"/>
+              <w:left w:val="single" w:sz="4" w:color="808080"/>
+              <w:bottom w:val="single" w:sz="4" w:color="808080"/>
+              <w:right w:val="single" w:sz="4" w:color="808080"/>
+            </w:tcBorders>
+            <w:shd w:fill="FFF2CC" w:val="clear"/>
+          </w:tcPr>
+          <w:p>
+            <w:pPr>
+              <w:spacing w:before="20" w:after="20"/>
+              <w:jc w:val="center"/>
+            </w:pPr>
+            <w:r/>
+            <w:r>
+              <w:rPr>
+                <w:rFonts w:ascii="Times New Roman" w:hAnsi="Times New Roman" w:eastAsia="Times New Roman"/>
+                <w:b/>
+                <w:sz w:val="22"/>
+              </w:rPr>
+              <w:t>7,63</w:t>
+            </w:r>
+          </w:p>
+        </w:tc>
+      </w:tr>
+    </w:tbl>
+    <w:p/>
+    <w:p>
+      <w:pPr>
+        <w:spacing w:after="80" w:before="80" w:line="276" w:lineRule="auto"/>
+      </w:pPr>
+      <w:r>
+        <w:rPr>
+          <w:rFonts w:ascii="Times New Roman" w:hAnsi="Times New Roman" w:eastAsia="Times New Roman"/>
+          <w:b/>
+          <w:color w:val="2E75B6"/>
+          <w:sz w:val="26"/>
+        </w:rPr>
+        <w:t>Реактор 2</w:t>
+      </w:r>
+    </w:p>
+    <w:tbl>
+      <w:tblPr>
+        <w:tblW w:type="auto" w:w="0"/>
+        <w:jc w:val="center"/>
+        <w:tblLayout w:type="autofit"/>
+        <w:tblLook w:firstColumn="1" w:firstRow="1" w:lastColumn="0" w:lastRow="0" w:noHBand="0" w:noVBand="1" w:val="04A0"/>
+      </w:tblPr>
+      <w:tblGrid>
+        <w:gridCol w:w="1434"/>
+        <w:gridCol w:w="1434"/>
+        <w:gridCol w:w="1434"/>
+        <w:gridCol w:w="1434"/>
+        <w:gridCol w:w="1434"/>
+        <w:gridCol w:w="1434"/>
+        <w:gridCol w:w="1434"/>
+      </w:tblGrid>
+      <w:tr>
+        <w:tc>
+          <w:tcPr>
+            <w:tcW w:type="dxa" w:w="1434"/>
+            <w:tcBorders>
+              <w:top w:val="single" w:sz="4" w:color="808080"/>
+              <w:left w:val="single" w:sz="4" w:color="808080"/>
+              <w:bottom w:val="single" w:sz="4" w:color="808080"/>
+              <w:right w:val="single" w:sz="4" w:color="808080"/>
+            </w:tcBorders>
+            <w:shd w:fill="1F4E79" w:val="clear"/>
+          </w:tcPr>
+          <w:p>
+            <w:pPr>
+              <w:spacing w:before="20" w:after="20"/>
+              <w:jc w:val="center"/>
+            </w:pPr>
+            <w:r/>
+            <w:r>
+              <w:rPr>
+                <w:rFonts w:ascii="Times New Roman" w:hAnsi="Times New Roman" w:eastAsia="Times New Roman"/>
+                <w:b/>
+                <w:color w:val="FFFFFF"/>
+                <w:sz w:val="22"/>
+              </w:rPr>
+              <w:t>Тау, мин</w:t>
+            </w:r>
+          </w:p>
+        </w:tc>
+        <w:tc>
+          <w:tcPr>
+            <w:tcW w:type="dxa" w:w="1434"/>
+            <w:tcBorders>
+              <w:top w:val="single" w:sz="4" w:color="808080"/>
+              <w:left w:val="single" w:sz="4" w:color="808080"/>
+              <w:bottom w:val="single" w:sz="4" w:color="808080"/>
+              <w:right w:val="single" w:sz="4" w:color="808080"/>
+            </w:tcBorders>
+            <w:shd w:fill="1F4E79" w:val="clear"/>
+          </w:tcPr>
+          <w:p>
+            <w:pPr>
+              <w:spacing w:before="20" w:after="20"/>
+              <w:jc w:val="center"/>
+            </w:pPr>
+            <w:r/>
+            <w:r>
+              <w:rPr>
+                <w:rFonts w:ascii="Times New Roman" w:hAnsi="Times New Roman" w:eastAsia="Times New Roman"/>
+                <w:b/>
+                <w:color w:val="FFFFFF"/>
+                <w:sz w:val="22"/>
+              </w:rPr>
+              <w:t>X</w:t>
+            </w:r>
+          </w:p>
+        </w:tc>
+        <w:tc>
+          <w:tcPr>
+            <w:tcW w:type="dxa" w:w="1434"/>
+            <w:tcBorders>
+              <w:top w:val="single" w:sz="4" w:color="808080"/>
+              <w:left w:val="single" w:sz="4" w:color="808080"/>
+              <w:bottom w:val="single" w:sz="4" w:color="808080"/>
+              <w:right w:val="single" w:sz="4" w:color="808080"/>
+            </w:tcBorders>
+            <w:shd w:fill="1F4E79" w:val="clear"/>
+          </w:tcPr>
+          <w:p>
+            <w:pPr>
+              <w:spacing w:before="20" w:after="20"/>
+              <w:jc w:val="center"/>
+            </w:pPr>
+            <w:r/>
+            <w:r>
+              <w:rPr>
+                <w:rFonts w:ascii="Times New Roman" w:hAnsi="Times New Roman" w:eastAsia="Times New Roman"/>
+                <w:b/>
+                <w:color w:val="FFFFFF"/>
+                <w:sz w:val="22"/>
+              </w:rPr>
+              <w:t>CA, моль/л</w:t>
+            </w:r>
+          </w:p>
+        </w:tc>
+        <w:tc>
+          <w:tcPr>
+            <w:tcW w:type="dxa" w:w="1434"/>
+            <w:tcBorders>
+              <w:top w:val="single" w:sz="4" w:color="808080"/>
+              <w:left w:val="single" w:sz="4" w:color="808080"/>
+              <w:bottom w:val="single" w:sz="4" w:color="808080"/>
+              <w:right w:val="single" w:sz="4" w:color="808080"/>
+            </w:tcBorders>
+            <w:shd w:fill="1F4E79" w:val="clear"/>
+          </w:tcPr>
+          <w:p>
+            <w:pPr>
+              <w:spacing w:before="20" w:after="20"/>
+              <w:jc w:val="center"/>
+            </w:pPr>
+            <w:r/>
+            <w:r>
+              <w:rPr>
+                <w:rFonts w:ascii="Times New Roman" w:hAnsi="Times New Roman" w:eastAsia="Times New Roman"/>
+                <w:b/>
+                <w:color w:val="FFFFFF"/>
+                <w:sz w:val="22"/>
+              </w:rPr>
+              <w:t>Y</w:t>
+            </w:r>
+          </w:p>
+        </w:tc>
+        <w:tc>
+          <w:tcPr>
+            <w:tcW w:type="dxa" w:w="1434"/>
+            <w:tcBorders>
+              <w:top w:val="single" w:sz="4" w:color="808080"/>
+              <w:left w:val="single" w:sz="4" w:color="808080"/>
+              <w:bottom w:val="single" w:sz="4" w:color="808080"/>
+              <w:right w:val="single" w:sz="4" w:color="808080"/>
+            </w:tcBorders>
+            <w:shd w:fill="1F4E79" w:val="clear"/>
+          </w:tcPr>
+          <w:p>
+            <w:pPr>
+              <w:spacing w:before="20" w:after="20"/>
+              <w:jc w:val="center"/>
+            </w:pPr>
+            <w:r/>
+            <w:r>
+              <w:rPr>
+                <w:rFonts w:ascii="Times New Roman" w:hAnsi="Times New Roman" w:eastAsia="Times New Roman"/>
+                <w:b/>
+                <w:color w:val="FFFFFF"/>
+                <w:sz w:val="22"/>
+              </w:rPr>
+              <w:t>CR, моль/л</w:t>
+            </w:r>
+          </w:p>
+        </w:tc>
+        <w:tc>
+          <w:tcPr>
+            <w:tcW w:type="dxa" w:w="1434"/>
+            <w:tcBorders>
+              <w:top w:val="single" w:sz="4" w:color="808080"/>
+              <w:left w:val="single" w:sz="4" w:color="808080"/>
+              <w:bottom w:val="single" w:sz="4" w:color="808080"/>
+              <w:right w:val="single" w:sz="4" w:color="808080"/>
+            </w:tcBorders>
+            <w:shd w:fill="1F4E79" w:val="clear"/>
+          </w:tcPr>
+          <w:p>
+            <w:pPr>
+              <w:spacing w:before="20" w:after="20"/>
+              <w:jc w:val="center"/>
+            </w:pPr>
+            <w:r/>
+            <w:r>
+              <w:rPr>
+                <w:rFonts w:ascii="Times New Roman" w:hAnsi="Times New Roman" w:eastAsia="Times New Roman"/>
+                <w:b/>
+                <w:color w:val="FFFFFF"/>
+                <w:sz w:val="22"/>
+              </w:rPr>
+              <w:t>Z</w:t>
+            </w:r>
+          </w:p>
+        </w:tc>
+        <w:tc>
+          <w:tcPr>
+            <w:tcW w:type="dxa" w:w="1434"/>
+            <w:tcBorders>
+              <w:top w:val="single" w:sz="4" w:color="808080"/>
+              <w:left w:val="single" w:sz="4" w:color="808080"/>
+              <w:bottom w:val="single" w:sz="4" w:color="808080"/>
+              <w:right w:val="single" w:sz="4" w:color="808080"/>
+            </w:tcBorders>
+            <w:shd w:fill="1F4E79" w:val="clear"/>
+          </w:tcPr>
+          <w:p>
+            <w:pPr>
+              <w:spacing w:before="20" w:after="20"/>
+              <w:jc w:val="center"/>
+            </w:pPr>
+            <w:r/>
+            <w:r>
+              <w:rPr>
+                <w:rFonts w:ascii="Times New Roman" w:hAnsi="Times New Roman" w:eastAsia="Times New Roman"/>
+                <w:b/>
+                <w:color w:val="FFFFFF"/>
+                <w:sz w:val="22"/>
+              </w:rPr>
+              <w:t>CS, моль/л</w:t>
+            </w:r>
+          </w:p>
+        </w:tc>
+      </w:tr>
+      <w:tr>
+        <w:tc>
+          <w:tcPr>
+            <w:tcW w:type="dxa" w:w="1434"/>
+            <w:tcBorders>
+              <w:top w:val="single" w:sz="4" w:color="808080"/>
+              <w:left w:val="single" w:sz="4" w:color="808080"/>
+              <w:bottom w:val="single" w:sz="4" w:color="808080"/>
+              <w:right w:val="single" w:sz="4" w:color="808080"/>
+            </w:tcBorders>
+            <w:shd w:fill="FFFFFF" w:val="clear"/>
+          </w:tcPr>
+          <w:p>
+            <w:pPr>
+              <w:spacing w:before="20" w:after="20"/>
+              <w:jc w:val="center"/>
+            </w:pPr>
+            <w:r/>
+            <w:r>
+              <w:rPr>
+                <w:rFonts w:ascii="Times New Roman" w:hAnsi="Times New Roman" w:eastAsia="Times New Roman"/>
+                <w:b w:val="0"/>
+                <w:sz w:val="22"/>
+              </w:rPr>
+              <w:t>0,00</w:t>
+            </w:r>
+          </w:p>
+        </w:tc>
+        <w:tc>
+          <w:tcPr>
+            <w:tcW w:type="dxa" w:w="1434"/>
+            <w:tcBorders>
+              <w:top w:val="single" w:sz="4" w:color="808080"/>
+              <w:left w:val="single" w:sz="4" w:color="808080"/>
+              <w:bottom w:val="single" w:sz="4" w:color="808080"/>
+              <w:right w:val="single" w:sz="4" w:color="808080"/>
+            </w:tcBorders>
+            <w:shd w:fill="FFFFFF" w:val="clear"/>
+          </w:tcPr>
+          <w:p>
+            <w:pPr>
+              <w:spacing w:before="20" w:after="20"/>
+              <w:jc w:val="center"/>
+            </w:pPr>
+            <w:r/>
+            <w:r>
+              <w:rPr>
+                <w:rFonts w:ascii="Times New Roman" w:hAnsi="Times New Roman" w:eastAsia="Times New Roman"/>
+                <w:b w:val="0"/>
+                <w:sz w:val="22"/>
+              </w:rPr>
+              <w:t>0,0000</w:t>
+            </w:r>
+          </w:p>
+        </w:tc>
+        <w:tc>
+          <w:tcPr>
+            <w:tcW w:type="dxa" w:w="1434"/>
+            <w:tcBorders>
+              <w:top w:val="single" w:sz="4" w:color="808080"/>
+              <w:left w:val="single" w:sz="4" w:color="808080"/>
+              <w:bottom w:val="single" w:sz="4" w:color="808080"/>
+              <w:right w:val="single" w:sz="4" w:color="808080"/>
+            </w:tcBorders>
+            <w:shd w:fill="FFFFFF" w:val="clear"/>
+          </w:tcPr>
+          <w:p>
+            <w:pPr>
+              <w:spacing w:before="20" w:after="20"/>
+              <w:jc w:val="center"/>
+            </w:pPr>
+            <w:r/>
+            <w:r>
+              <w:rPr>
+                <w:rFonts w:ascii="Times New Roman" w:hAnsi="Times New Roman" w:eastAsia="Times New Roman"/>
+                <w:b w:val="0"/>
+                <w:sz w:val="22"/>
+              </w:rPr>
+              <w:t>30,00</w:t>
+            </w:r>
+          </w:p>
+        </w:tc>
+        <w:tc>
+          <w:tcPr>
+            <w:tcW w:type="dxa" w:w="1434"/>
+            <w:tcBorders>
+              <w:top w:val="single" w:sz="4" w:color="808080"/>
+              <w:left w:val="single" w:sz="4" w:color="808080"/>
+              <w:bottom w:val="single" w:sz="4" w:color="808080"/>
+              <w:right w:val="single" w:sz="4" w:color="808080"/>
+            </w:tcBorders>
+            <w:shd w:fill="FFFFFF" w:val="clear"/>
+          </w:tcPr>
+          <w:p>
+            <w:pPr>
+              <w:spacing w:before="20" w:after="20"/>
+              <w:jc w:val="center"/>
+            </w:pPr>
+            <w:r/>
+            <w:r>
+              <w:rPr>
+                <w:rFonts w:ascii="Times New Roman" w:hAnsi="Times New Roman" w:eastAsia="Times New Roman"/>
+                <w:b w:val="0"/>
+                <w:sz w:val="22"/>
+              </w:rPr>
+              <w:t>0,0000</w:t>
+            </w:r>
+          </w:p>
+        </w:tc>
+        <w:tc>
+          <w:tcPr>
+            <w:tcW w:type="dxa" w:w="1434"/>
+            <w:tcBorders>
+              <w:top w:val="single" w:sz="4" w:color="808080"/>
+              <w:left w:val="single" w:sz="4" w:color="808080"/>
+              <w:bottom w:val="single" w:sz="4" w:color="808080"/>
+              <w:right w:val="single" w:sz="4" w:color="808080"/>
+            </w:tcBorders>
+            <w:shd w:fill="FFFFFF" w:val="clear"/>
+          </w:tcPr>
+          <w:p>
+            <w:pPr>
+              <w:spacing w:before="20" w:after="20"/>
+              <w:jc w:val="center"/>
+            </w:pPr>
+            <w:r/>
+            <w:r>
+              <w:rPr>
+                <w:rFonts w:ascii="Times New Roman" w:hAnsi="Times New Roman" w:eastAsia="Times New Roman"/>
+                <w:b w:val="0"/>
+                <w:sz w:val="22"/>
+              </w:rPr>
+              <w:t>0,00</w:t>
+            </w:r>
+          </w:p>
+        </w:tc>
+        <w:tc>
+          <w:tcPr>
+            <w:tcW w:type="dxa" w:w="1434"/>
+            <w:tcBorders>
+              <w:top w:val="single" w:sz="4" w:color="808080"/>
+              <w:left w:val="single" w:sz="4" w:color="808080"/>
+              <w:bottom w:val="single" w:sz="4" w:color="808080"/>
+              <w:right w:val="single" w:sz="4" w:color="808080"/>
+            </w:tcBorders>
+            <w:shd w:fill="FFFFFF" w:val="clear"/>
+          </w:tcPr>
+          <w:p>
+            <w:pPr>
+              <w:spacing w:before="20" w:after="20"/>
+              <w:jc w:val="center"/>
+            </w:pPr>
+            <w:r/>
+            <w:r>
+              <w:rPr>
+                <w:rFonts w:ascii="Times New Roman" w:hAnsi="Times New Roman" w:eastAsia="Times New Roman"/>
+                <w:b w:val="0"/>
+                <w:sz w:val="22"/>
+              </w:rPr>
+              <w:t>0,0000</w:t>
+            </w:r>
+          </w:p>
+        </w:tc>
+        <w:tc>
+          <w:tcPr>
+            <w:tcW w:type="dxa" w:w="1434"/>
+            <w:tcBorders>
+              <w:top w:val="single" w:sz="4" w:color="808080"/>
+              <w:left w:val="single" w:sz="4" w:color="808080"/>
+              <w:bottom w:val="single" w:sz="4" w:color="808080"/>
+              <w:right w:val="single" w:sz="4" w:color="808080"/>
+            </w:tcBorders>
+            <w:shd w:fill="FFFFFF" w:val="clear"/>
+          </w:tcPr>
+          <w:p>
+            <w:pPr>
+              <w:spacing w:before="20" w:after="20"/>
+              <w:jc w:val="center"/>
+            </w:pPr>
+            <w:r/>
+            <w:r>
+              <w:rPr>
+                <w:rFonts w:ascii="Times New Roman" w:hAnsi="Times New Roman" w:eastAsia="Times New Roman"/>
+                <w:b w:val="0"/>
+                <w:sz w:val="22"/>
+              </w:rPr>
+              <w:t>0,00</w:t>
+            </w:r>
+          </w:p>
+        </w:tc>
+      </w:tr>
+      <w:tr>
+        <w:tc>
+          <w:tcPr>
+            <w:tcW w:type="dxa" w:w="1434"/>
+            <w:tcBorders>
+              <w:top w:val="single" w:sz="4" w:color="808080"/>
+              <w:left w:val="single" w:sz="4" w:color="808080"/>
+              <w:bottom w:val="single" w:sz="4" w:color="808080"/>
+              <w:right w:val="single" w:sz="4" w:color="808080"/>
+            </w:tcBorders>
+            <w:shd w:fill="FFF2CC" w:val="clear"/>
+          </w:tcPr>
+          <w:p>
+            <w:pPr>
+              <w:spacing w:before="20" w:after="20"/>
+              <w:jc w:val="center"/>
+            </w:pPr>
+            <w:r/>
+            <w:r>
+              <w:rPr>
+                <w:rFonts w:ascii="Times New Roman" w:hAnsi="Times New Roman" w:eastAsia="Times New Roman"/>
+                <w:b/>
+                <w:sz w:val="22"/>
+              </w:rPr>
+              <w:t>2,00</w:t>
+            </w:r>
+          </w:p>
+        </w:tc>
+        <w:tc>
+          <w:tcPr>
+            <w:tcW w:type="dxa" w:w="1434"/>
+            <w:tcBorders>
+              <w:top w:val="single" w:sz="4" w:color="808080"/>
+              <w:left w:val="single" w:sz="4" w:color="808080"/>
+              <w:bottom w:val="single" w:sz="4" w:color="808080"/>
+              <w:right w:val="single" w:sz="4" w:color="808080"/>
+            </w:tcBorders>
+            <w:shd w:fill="FFF2CC" w:val="clear"/>
+          </w:tcPr>
+          <w:p>
+            <w:pPr>
+              <w:spacing w:before="20" w:after="20"/>
+              <w:jc w:val="center"/>
+            </w:pPr>
+            <w:r/>
+            <w:r>
+              <w:rPr>
+                <w:rFonts w:ascii="Times New Roman" w:hAnsi="Times New Roman" w:eastAsia="Times New Roman"/>
+                <w:b/>
+                <w:sz w:val="22"/>
+              </w:rPr>
+              <w:t>0,6988</w:t>
+            </w:r>
+          </w:p>
+        </w:tc>
+        <w:tc>
+          <w:tcPr>
+            <w:tcW w:type="dxa" w:w="1434"/>
             <w:tcBorders>
               <w:top w:val="single" w:sz="4" w:color="808080"/>
               <w:left w:val="single" w:sz="4" w:color="808080"/>
@@ -2486,7 +8621,34 @@
         </w:tc>
         <w:tc>
           <w:tcPr>
-            <w:tcW w:type="dxa" w:w="2163"/>
+            <w:tcW w:type="dxa" w:w="1434"/>
+            <w:tcBorders>
+              <w:top w:val="single" w:sz="4" w:color="808080"/>
+              <w:left w:val="single" w:sz="4" w:color="808080"/>
+              <w:bottom w:val="single" w:sz="4" w:color="808080"/>
+              <w:right w:val="single" w:sz="4" w:color="808080"/>
+            </w:tcBorders>
+            <w:shd w:fill="FFF2CC" w:val="clear"/>
+          </w:tcPr>
+          <w:p>
+            <w:pPr>
+              <w:spacing w:before="20" w:after="20"/>
+              <w:jc w:val="center"/>
+            </w:pPr>
+            <w:r/>
+            <w:r>
+              <w:rPr>
+                <w:rFonts w:ascii="Times New Roman" w:hAnsi="Times New Roman" w:eastAsia="Times New Roman"/>
+                <w:b/>
+                <w:sz w:val="22"/>
+              </w:rPr>
+              <w:t>0,4444</w:t>
+            </w:r>
+          </w:p>
+        </w:tc>
+        <w:tc>
+          <w:tcPr>
+            <w:tcW w:type="dxa" w:w="1434"/>
             <w:tcBorders>
               <w:top w:val="single" w:sz="4" w:color="808080"/>
               <w:left w:val="single" w:sz="4" w:color="808080"/>
@@ -2513,7 +8675,1258 @@
         </w:tc>
         <w:tc>
           <w:tcPr>
-            <w:tcW w:type="dxa" w:w="2163"/>
+            <w:tcW w:type="dxa" w:w="1434"/>
+            <w:tcBorders>
+              <w:top w:val="single" w:sz="4" w:color="808080"/>
+              <w:left w:val="single" w:sz="4" w:color="808080"/>
+              <w:bottom w:val="single" w:sz="4" w:color="808080"/>
+              <w:right w:val="single" w:sz="4" w:color="808080"/>
+            </w:tcBorders>
+            <w:shd w:fill="FFF2CC" w:val="clear"/>
+          </w:tcPr>
+          <w:p>
+            <w:pPr>
+              <w:spacing w:before="20" w:after="20"/>
+              <w:jc w:val="center"/>
+            </w:pPr>
+            <w:r/>
+            <w:r>
+              <w:rPr>
+                <w:rFonts w:ascii="Times New Roman" w:hAnsi="Times New Roman" w:eastAsia="Times New Roman"/>
+                <w:b/>
+                <w:sz w:val="22"/>
+              </w:rPr>
+              <w:t>0,2544</w:t>
+            </w:r>
+          </w:p>
+        </w:tc>
+        <w:tc>
+          <w:tcPr>
+            <w:tcW w:type="dxa" w:w="1434"/>
+            <w:tcBorders>
+              <w:top w:val="single" w:sz="4" w:color="808080"/>
+              <w:left w:val="single" w:sz="4" w:color="808080"/>
+              <w:bottom w:val="single" w:sz="4" w:color="808080"/>
+              <w:right w:val="single" w:sz="4" w:color="808080"/>
+            </w:tcBorders>
+            <w:shd w:fill="FFF2CC" w:val="clear"/>
+          </w:tcPr>
+          <w:p>
+            <w:pPr>
+              <w:spacing w:before="20" w:after="20"/>
+              <w:jc w:val="center"/>
+            </w:pPr>
+            <w:r/>
+            <w:r>
+              <w:rPr>
+                <w:rFonts w:ascii="Times New Roman" w:hAnsi="Times New Roman" w:eastAsia="Times New Roman"/>
+                <w:b/>
+                <w:sz w:val="22"/>
+              </w:rPr>
+              <w:t>7,63</w:t>
+            </w:r>
+          </w:p>
+        </w:tc>
+      </w:tr>
+    </w:tbl>
+    <w:p/>
+    <w:p>
+      <w:pPr>
+        <w:spacing w:after="80" w:before="80" w:line="276" w:lineRule="auto"/>
+      </w:pPr>
+      <w:r>
+        <w:rPr>
+          <w:rFonts w:ascii="Times New Roman" w:hAnsi="Times New Roman" w:eastAsia="Times New Roman"/>
+          <w:b/>
+          <w:color w:val="2E75B6"/>
+          <w:sz w:val="26"/>
+        </w:rPr>
+        <w:t>Реактор 3</w:t>
+      </w:r>
+    </w:p>
+    <w:tbl>
+      <w:tblPr>
+        <w:tblW w:type="auto" w:w="0"/>
+        <w:jc w:val="center"/>
+        <w:tblLayout w:type="autofit"/>
+        <w:tblLook w:firstColumn="1" w:firstRow="1" w:lastColumn="0" w:lastRow="0" w:noHBand="0" w:noVBand="1" w:val="04A0"/>
+      </w:tblPr>
+      <w:tblGrid>
+        <w:gridCol w:w="1434"/>
+        <w:gridCol w:w="1434"/>
+        <w:gridCol w:w="1434"/>
+        <w:gridCol w:w="1434"/>
+        <w:gridCol w:w="1434"/>
+        <w:gridCol w:w="1434"/>
+        <w:gridCol w:w="1434"/>
+      </w:tblGrid>
+      <w:tr>
+        <w:tc>
+          <w:tcPr>
+            <w:tcW w:type="dxa" w:w="1434"/>
+            <w:tcBorders>
+              <w:top w:val="single" w:sz="4" w:color="808080"/>
+              <w:left w:val="single" w:sz="4" w:color="808080"/>
+              <w:bottom w:val="single" w:sz="4" w:color="808080"/>
+              <w:right w:val="single" w:sz="4" w:color="808080"/>
+            </w:tcBorders>
+            <w:shd w:fill="1F4E79" w:val="clear"/>
+          </w:tcPr>
+          <w:p>
+            <w:pPr>
+              <w:spacing w:before="20" w:after="20"/>
+              <w:jc w:val="center"/>
+            </w:pPr>
+            <w:r/>
+            <w:r>
+              <w:rPr>
+                <w:rFonts w:ascii="Times New Roman" w:hAnsi="Times New Roman" w:eastAsia="Times New Roman"/>
+                <w:b/>
+                <w:color w:val="FFFFFF"/>
+                <w:sz w:val="22"/>
+              </w:rPr>
+              <w:t>Тау, мин</w:t>
+            </w:r>
+          </w:p>
+        </w:tc>
+        <w:tc>
+          <w:tcPr>
+            <w:tcW w:type="dxa" w:w="1434"/>
+            <w:tcBorders>
+              <w:top w:val="single" w:sz="4" w:color="808080"/>
+              <w:left w:val="single" w:sz="4" w:color="808080"/>
+              <w:bottom w:val="single" w:sz="4" w:color="808080"/>
+              <w:right w:val="single" w:sz="4" w:color="808080"/>
+            </w:tcBorders>
+            <w:shd w:fill="1F4E79" w:val="clear"/>
+          </w:tcPr>
+          <w:p>
+            <w:pPr>
+              <w:spacing w:before="20" w:after="20"/>
+              <w:jc w:val="center"/>
+            </w:pPr>
+            <w:r/>
+            <w:r>
+              <w:rPr>
+                <w:rFonts w:ascii="Times New Roman" w:hAnsi="Times New Roman" w:eastAsia="Times New Roman"/>
+                <w:b/>
+                <w:color w:val="FFFFFF"/>
+                <w:sz w:val="22"/>
+              </w:rPr>
+              <w:t>X</w:t>
+            </w:r>
+          </w:p>
+        </w:tc>
+        <w:tc>
+          <w:tcPr>
+            <w:tcW w:type="dxa" w:w="1434"/>
+            <w:tcBorders>
+              <w:top w:val="single" w:sz="4" w:color="808080"/>
+              <w:left w:val="single" w:sz="4" w:color="808080"/>
+              <w:bottom w:val="single" w:sz="4" w:color="808080"/>
+              <w:right w:val="single" w:sz="4" w:color="808080"/>
+            </w:tcBorders>
+            <w:shd w:fill="1F4E79" w:val="clear"/>
+          </w:tcPr>
+          <w:p>
+            <w:pPr>
+              <w:spacing w:before="20" w:after="20"/>
+              <w:jc w:val="center"/>
+            </w:pPr>
+            <w:r/>
+            <w:r>
+              <w:rPr>
+                <w:rFonts w:ascii="Times New Roman" w:hAnsi="Times New Roman" w:eastAsia="Times New Roman"/>
+                <w:b/>
+                <w:color w:val="FFFFFF"/>
+                <w:sz w:val="22"/>
+              </w:rPr>
+              <w:t>CA, моль/л</w:t>
+            </w:r>
+          </w:p>
+        </w:tc>
+        <w:tc>
+          <w:tcPr>
+            <w:tcW w:type="dxa" w:w="1434"/>
+            <w:tcBorders>
+              <w:top w:val="single" w:sz="4" w:color="808080"/>
+              <w:left w:val="single" w:sz="4" w:color="808080"/>
+              <w:bottom w:val="single" w:sz="4" w:color="808080"/>
+              <w:right w:val="single" w:sz="4" w:color="808080"/>
+            </w:tcBorders>
+            <w:shd w:fill="1F4E79" w:val="clear"/>
+          </w:tcPr>
+          <w:p>
+            <w:pPr>
+              <w:spacing w:before="20" w:after="20"/>
+              <w:jc w:val="center"/>
+            </w:pPr>
+            <w:r/>
+            <w:r>
+              <w:rPr>
+                <w:rFonts w:ascii="Times New Roman" w:hAnsi="Times New Roman" w:eastAsia="Times New Roman"/>
+                <w:b/>
+                <w:color w:val="FFFFFF"/>
+                <w:sz w:val="22"/>
+              </w:rPr>
+              <w:t>Y</w:t>
+            </w:r>
+          </w:p>
+        </w:tc>
+        <w:tc>
+          <w:tcPr>
+            <w:tcW w:type="dxa" w:w="1434"/>
+            <w:tcBorders>
+              <w:top w:val="single" w:sz="4" w:color="808080"/>
+              <w:left w:val="single" w:sz="4" w:color="808080"/>
+              <w:bottom w:val="single" w:sz="4" w:color="808080"/>
+              <w:right w:val="single" w:sz="4" w:color="808080"/>
+            </w:tcBorders>
+            <w:shd w:fill="1F4E79" w:val="clear"/>
+          </w:tcPr>
+          <w:p>
+            <w:pPr>
+              <w:spacing w:before="20" w:after="20"/>
+              <w:jc w:val="center"/>
+            </w:pPr>
+            <w:r/>
+            <w:r>
+              <w:rPr>
+                <w:rFonts w:ascii="Times New Roman" w:hAnsi="Times New Roman" w:eastAsia="Times New Roman"/>
+                <w:b/>
+                <w:color w:val="FFFFFF"/>
+                <w:sz w:val="22"/>
+              </w:rPr>
+              <w:t>CR, моль/л</w:t>
+            </w:r>
+          </w:p>
+        </w:tc>
+        <w:tc>
+          <w:tcPr>
+            <w:tcW w:type="dxa" w:w="1434"/>
+            <w:tcBorders>
+              <w:top w:val="single" w:sz="4" w:color="808080"/>
+              <w:left w:val="single" w:sz="4" w:color="808080"/>
+              <w:bottom w:val="single" w:sz="4" w:color="808080"/>
+              <w:right w:val="single" w:sz="4" w:color="808080"/>
+            </w:tcBorders>
+            <w:shd w:fill="1F4E79" w:val="clear"/>
+          </w:tcPr>
+          <w:p>
+            <w:pPr>
+              <w:spacing w:before="20" w:after="20"/>
+              <w:jc w:val="center"/>
+            </w:pPr>
+            <w:r/>
+            <w:r>
+              <w:rPr>
+                <w:rFonts w:ascii="Times New Roman" w:hAnsi="Times New Roman" w:eastAsia="Times New Roman"/>
+                <w:b/>
+                <w:color w:val="FFFFFF"/>
+                <w:sz w:val="22"/>
+              </w:rPr>
+              <w:t>Z</w:t>
+            </w:r>
+          </w:p>
+        </w:tc>
+        <w:tc>
+          <w:tcPr>
+            <w:tcW w:type="dxa" w:w="1434"/>
+            <w:tcBorders>
+              <w:top w:val="single" w:sz="4" w:color="808080"/>
+              <w:left w:val="single" w:sz="4" w:color="808080"/>
+              <w:bottom w:val="single" w:sz="4" w:color="808080"/>
+              <w:right w:val="single" w:sz="4" w:color="808080"/>
+            </w:tcBorders>
+            <w:shd w:fill="1F4E79" w:val="clear"/>
+          </w:tcPr>
+          <w:p>
+            <w:pPr>
+              <w:spacing w:before="20" w:after="20"/>
+              <w:jc w:val="center"/>
+            </w:pPr>
+            <w:r/>
+            <w:r>
+              <w:rPr>
+                <w:rFonts w:ascii="Times New Roman" w:hAnsi="Times New Roman" w:eastAsia="Times New Roman"/>
+                <w:b/>
+                <w:color w:val="FFFFFF"/>
+                <w:sz w:val="22"/>
+              </w:rPr>
+              <w:t>CS, моль/л</w:t>
+            </w:r>
+          </w:p>
+        </w:tc>
+      </w:tr>
+      <w:tr>
+        <w:tc>
+          <w:tcPr>
+            <w:tcW w:type="dxa" w:w="1434"/>
+            <w:tcBorders>
+              <w:top w:val="single" w:sz="4" w:color="808080"/>
+              <w:left w:val="single" w:sz="4" w:color="808080"/>
+              <w:bottom w:val="single" w:sz="4" w:color="808080"/>
+              <w:right w:val="single" w:sz="4" w:color="808080"/>
+            </w:tcBorders>
+            <w:shd w:fill="FFFFFF" w:val="clear"/>
+          </w:tcPr>
+          <w:p>
+            <w:pPr>
+              <w:spacing w:before="20" w:after="20"/>
+              <w:jc w:val="center"/>
+            </w:pPr>
+            <w:r/>
+            <w:r>
+              <w:rPr>
+                <w:rFonts w:ascii="Times New Roman" w:hAnsi="Times New Roman" w:eastAsia="Times New Roman"/>
+                <w:b w:val="0"/>
+                <w:sz w:val="22"/>
+              </w:rPr>
+              <w:t>0,00</w:t>
+            </w:r>
+          </w:p>
+        </w:tc>
+        <w:tc>
+          <w:tcPr>
+            <w:tcW w:type="dxa" w:w="1434"/>
+            <w:tcBorders>
+              <w:top w:val="single" w:sz="4" w:color="808080"/>
+              <w:left w:val="single" w:sz="4" w:color="808080"/>
+              <w:bottom w:val="single" w:sz="4" w:color="808080"/>
+              <w:right w:val="single" w:sz="4" w:color="808080"/>
+            </w:tcBorders>
+            <w:shd w:fill="FFFFFF" w:val="clear"/>
+          </w:tcPr>
+          <w:p>
+            <w:pPr>
+              <w:spacing w:before="20" w:after="20"/>
+              <w:jc w:val="center"/>
+            </w:pPr>
+            <w:r/>
+            <w:r>
+              <w:rPr>
+                <w:rFonts w:ascii="Times New Roman" w:hAnsi="Times New Roman" w:eastAsia="Times New Roman"/>
+                <w:b w:val="0"/>
+                <w:sz w:val="22"/>
+              </w:rPr>
+              <w:t>0,0000</w:t>
+            </w:r>
+          </w:p>
+        </w:tc>
+        <w:tc>
+          <w:tcPr>
+            <w:tcW w:type="dxa" w:w="1434"/>
+            <w:tcBorders>
+              <w:top w:val="single" w:sz="4" w:color="808080"/>
+              <w:left w:val="single" w:sz="4" w:color="808080"/>
+              <w:bottom w:val="single" w:sz="4" w:color="808080"/>
+              <w:right w:val="single" w:sz="4" w:color="808080"/>
+            </w:tcBorders>
+            <w:shd w:fill="FFFFFF" w:val="clear"/>
+          </w:tcPr>
+          <w:p>
+            <w:pPr>
+              <w:spacing w:before="20" w:after="20"/>
+              <w:jc w:val="center"/>
+            </w:pPr>
+            <w:r/>
+            <w:r>
+              <w:rPr>
+                <w:rFonts w:ascii="Times New Roman" w:hAnsi="Times New Roman" w:eastAsia="Times New Roman"/>
+                <w:b w:val="0"/>
+                <w:sz w:val="22"/>
+              </w:rPr>
+              <w:t>30,00</w:t>
+            </w:r>
+          </w:p>
+        </w:tc>
+        <w:tc>
+          <w:tcPr>
+            <w:tcW w:type="dxa" w:w="1434"/>
+            <w:tcBorders>
+              <w:top w:val="single" w:sz="4" w:color="808080"/>
+              <w:left w:val="single" w:sz="4" w:color="808080"/>
+              <w:bottom w:val="single" w:sz="4" w:color="808080"/>
+              <w:right w:val="single" w:sz="4" w:color="808080"/>
+            </w:tcBorders>
+            <w:shd w:fill="FFFFFF" w:val="clear"/>
+          </w:tcPr>
+          <w:p>
+            <w:pPr>
+              <w:spacing w:before="20" w:after="20"/>
+              <w:jc w:val="center"/>
+            </w:pPr>
+            <w:r/>
+            <w:r>
+              <w:rPr>
+                <w:rFonts w:ascii="Times New Roman" w:hAnsi="Times New Roman" w:eastAsia="Times New Roman"/>
+                <w:b w:val="0"/>
+                <w:sz w:val="22"/>
+              </w:rPr>
+              <w:t>0,0000</w:t>
+            </w:r>
+          </w:p>
+        </w:tc>
+        <w:tc>
+          <w:tcPr>
+            <w:tcW w:type="dxa" w:w="1434"/>
+            <w:tcBorders>
+              <w:top w:val="single" w:sz="4" w:color="808080"/>
+              <w:left w:val="single" w:sz="4" w:color="808080"/>
+              <w:bottom w:val="single" w:sz="4" w:color="808080"/>
+              <w:right w:val="single" w:sz="4" w:color="808080"/>
+            </w:tcBorders>
+            <w:shd w:fill="FFFFFF" w:val="clear"/>
+          </w:tcPr>
+          <w:p>
+            <w:pPr>
+              <w:spacing w:before="20" w:after="20"/>
+              <w:jc w:val="center"/>
+            </w:pPr>
+            <w:r/>
+            <w:r>
+              <w:rPr>
+                <w:rFonts w:ascii="Times New Roman" w:hAnsi="Times New Roman" w:eastAsia="Times New Roman"/>
+                <w:b w:val="0"/>
+                <w:sz w:val="22"/>
+              </w:rPr>
+              <w:t>0,00</w:t>
+            </w:r>
+          </w:p>
+        </w:tc>
+        <w:tc>
+          <w:tcPr>
+            <w:tcW w:type="dxa" w:w="1434"/>
+            <w:tcBorders>
+              <w:top w:val="single" w:sz="4" w:color="808080"/>
+              <w:left w:val="single" w:sz="4" w:color="808080"/>
+              <w:bottom w:val="single" w:sz="4" w:color="808080"/>
+              <w:right w:val="single" w:sz="4" w:color="808080"/>
+            </w:tcBorders>
+            <w:shd w:fill="FFFFFF" w:val="clear"/>
+          </w:tcPr>
+          <w:p>
+            <w:pPr>
+              <w:spacing w:before="20" w:after="20"/>
+              <w:jc w:val="center"/>
+            </w:pPr>
+            <w:r/>
+            <w:r>
+              <w:rPr>
+                <w:rFonts w:ascii="Times New Roman" w:hAnsi="Times New Roman" w:eastAsia="Times New Roman"/>
+                <w:b w:val="0"/>
+                <w:sz w:val="22"/>
+              </w:rPr>
+              <w:t>0,0000</w:t>
+            </w:r>
+          </w:p>
+        </w:tc>
+        <w:tc>
+          <w:tcPr>
+            <w:tcW w:type="dxa" w:w="1434"/>
+            <w:tcBorders>
+              <w:top w:val="single" w:sz="4" w:color="808080"/>
+              <w:left w:val="single" w:sz="4" w:color="808080"/>
+              <w:bottom w:val="single" w:sz="4" w:color="808080"/>
+              <w:right w:val="single" w:sz="4" w:color="808080"/>
+            </w:tcBorders>
+            <w:shd w:fill="FFFFFF" w:val="clear"/>
+          </w:tcPr>
+          <w:p>
+            <w:pPr>
+              <w:spacing w:before="20" w:after="20"/>
+              <w:jc w:val="center"/>
+            </w:pPr>
+            <w:r/>
+            <w:r>
+              <w:rPr>
+                <w:rFonts w:ascii="Times New Roman" w:hAnsi="Times New Roman" w:eastAsia="Times New Roman"/>
+                <w:b w:val="0"/>
+                <w:sz w:val="22"/>
+              </w:rPr>
+              <w:t>0,00</w:t>
+            </w:r>
+          </w:p>
+        </w:tc>
+      </w:tr>
+      <w:tr>
+        <w:tc>
+          <w:tcPr>
+            <w:tcW w:type="dxa" w:w="1434"/>
+            <w:tcBorders>
+              <w:top w:val="single" w:sz="4" w:color="808080"/>
+              <w:left w:val="single" w:sz="4" w:color="808080"/>
+              <w:bottom w:val="single" w:sz="4" w:color="808080"/>
+              <w:right w:val="single" w:sz="4" w:color="808080"/>
+            </w:tcBorders>
+            <w:shd w:fill="FFF2CC" w:val="clear"/>
+          </w:tcPr>
+          <w:p>
+            <w:pPr>
+              <w:spacing w:before="20" w:after="20"/>
+              <w:jc w:val="center"/>
+            </w:pPr>
+            <w:r/>
+            <w:r>
+              <w:rPr>
+                <w:rFonts w:ascii="Times New Roman" w:hAnsi="Times New Roman" w:eastAsia="Times New Roman"/>
+                <w:b/>
+                <w:sz w:val="22"/>
+              </w:rPr>
+              <w:t>2,00</w:t>
+            </w:r>
+          </w:p>
+        </w:tc>
+        <w:tc>
+          <w:tcPr>
+            <w:tcW w:type="dxa" w:w="1434"/>
+            <w:tcBorders>
+              <w:top w:val="single" w:sz="4" w:color="808080"/>
+              <w:left w:val="single" w:sz="4" w:color="808080"/>
+              <w:bottom w:val="single" w:sz="4" w:color="808080"/>
+              <w:right w:val="single" w:sz="4" w:color="808080"/>
+            </w:tcBorders>
+            <w:shd w:fill="FFF2CC" w:val="clear"/>
+          </w:tcPr>
+          <w:p>
+            <w:pPr>
+              <w:spacing w:before="20" w:after="20"/>
+              <w:jc w:val="center"/>
+            </w:pPr>
+            <w:r/>
+            <w:r>
+              <w:rPr>
+                <w:rFonts w:ascii="Times New Roman" w:hAnsi="Times New Roman" w:eastAsia="Times New Roman"/>
+                <w:b/>
+                <w:sz w:val="22"/>
+              </w:rPr>
+              <w:t>0,6988</w:t>
+            </w:r>
+          </w:p>
+        </w:tc>
+        <w:tc>
+          <w:tcPr>
+            <w:tcW w:type="dxa" w:w="1434"/>
+            <w:tcBorders>
+              <w:top w:val="single" w:sz="4" w:color="808080"/>
+              <w:left w:val="single" w:sz="4" w:color="808080"/>
+              <w:bottom w:val="single" w:sz="4" w:color="808080"/>
+              <w:right w:val="single" w:sz="4" w:color="808080"/>
+            </w:tcBorders>
+            <w:shd w:fill="FFF2CC" w:val="clear"/>
+          </w:tcPr>
+          <w:p>
+            <w:pPr>
+              <w:spacing w:before="20" w:after="20"/>
+              <w:jc w:val="center"/>
+            </w:pPr>
+            <w:r/>
+            <w:r>
+              <w:rPr>
+                <w:rFonts w:ascii="Times New Roman" w:hAnsi="Times New Roman" w:eastAsia="Times New Roman"/>
+                <w:b/>
+                <w:sz w:val="22"/>
+              </w:rPr>
+              <w:t>9,04</w:t>
+            </w:r>
+          </w:p>
+        </w:tc>
+        <w:tc>
+          <w:tcPr>
+            <w:tcW w:type="dxa" w:w="1434"/>
+            <w:tcBorders>
+              <w:top w:val="single" w:sz="4" w:color="808080"/>
+              <w:left w:val="single" w:sz="4" w:color="808080"/>
+              <w:bottom w:val="single" w:sz="4" w:color="808080"/>
+              <w:right w:val="single" w:sz="4" w:color="808080"/>
+            </w:tcBorders>
+            <w:shd w:fill="FFF2CC" w:val="clear"/>
+          </w:tcPr>
+          <w:p>
+            <w:pPr>
+              <w:spacing w:before="20" w:after="20"/>
+              <w:jc w:val="center"/>
+            </w:pPr>
+            <w:r/>
+            <w:r>
+              <w:rPr>
+                <w:rFonts w:ascii="Times New Roman" w:hAnsi="Times New Roman" w:eastAsia="Times New Roman"/>
+                <w:b/>
+                <w:sz w:val="22"/>
+              </w:rPr>
+              <w:t>0,4444</w:t>
+            </w:r>
+          </w:p>
+        </w:tc>
+        <w:tc>
+          <w:tcPr>
+            <w:tcW w:type="dxa" w:w="1434"/>
+            <w:tcBorders>
+              <w:top w:val="single" w:sz="4" w:color="808080"/>
+              <w:left w:val="single" w:sz="4" w:color="808080"/>
+              <w:bottom w:val="single" w:sz="4" w:color="808080"/>
+              <w:right w:val="single" w:sz="4" w:color="808080"/>
+            </w:tcBorders>
+            <w:shd w:fill="FFF2CC" w:val="clear"/>
+          </w:tcPr>
+          <w:p>
+            <w:pPr>
+              <w:spacing w:before="20" w:after="20"/>
+              <w:jc w:val="center"/>
+            </w:pPr>
+            <w:r/>
+            <w:r>
+              <w:rPr>
+                <w:rFonts w:ascii="Times New Roman" w:hAnsi="Times New Roman" w:eastAsia="Times New Roman"/>
+                <w:b/>
+                <w:sz w:val="22"/>
+              </w:rPr>
+              <w:t>13,33</w:t>
+            </w:r>
+          </w:p>
+        </w:tc>
+        <w:tc>
+          <w:tcPr>
+            <w:tcW w:type="dxa" w:w="1434"/>
+            <w:tcBorders>
+              <w:top w:val="single" w:sz="4" w:color="808080"/>
+              <w:left w:val="single" w:sz="4" w:color="808080"/>
+              <w:bottom w:val="single" w:sz="4" w:color="808080"/>
+              <w:right w:val="single" w:sz="4" w:color="808080"/>
+            </w:tcBorders>
+            <w:shd w:fill="FFF2CC" w:val="clear"/>
+          </w:tcPr>
+          <w:p>
+            <w:pPr>
+              <w:spacing w:before="20" w:after="20"/>
+              <w:jc w:val="center"/>
+            </w:pPr>
+            <w:r/>
+            <w:r>
+              <w:rPr>
+                <w:rFonts w:ascii="Times New Roman" w:hAnsi="Times New Roman" w:eastAsia="Times New Roman"/>
+                <w:b/>
+                <w:sz w:val="22"/>
+              </w:rPr>
+              <w:t>0,2544</w:t>
+            </w:r>
+          </w:p>
+        </w:tc>
+        <w:tc>
+          <w:tcPr>
+            <w:tcW w:type="dxa" w:w="1434"/>
+            <w:tcBorders>
+              <w:top w:val="single" w:sz="4" w:color="808080"/>
+              <w:left w:val="single" w:sz="4" w:color="808080"/>
+              <w:bottom w:val="single" w:sz="4" w:color="808080"/>
+              <w:right w:val="single" w:sz="4" w:color="808080"/>
+            </w:tcBorders>
+            <w:shd w:fill="FFF2CC" w:val="clear"/>
+          </w:tcPr>
+          <w:p>
+            <w:pPr>
+              <w:spacing w:before="20" w:after="20"/>
+              <w:jc w:val="center"/>
+            </w:pPr>
+            <w:r/>
+            <w:r>
+              <w:rPr>
+                <w:rFonts w:ascii="Times New Roman" w:hAnsi="Times New Roman" w:eastAsia="Times New Roman"/>
+                <w:b/>
+                <w:sz w:val="22"/>
+              </w:rPr>
+              <w:t>7,63</w:t>
+            </w:r>
+          </w:p>
+        </w:tc>
+      </w:tr>
+    </w:tbl>
+    <w:p/>
+    <w:p>
+      <w:pPr>
+        <w:spacing w:after="80" w:before="80" w:line="276" w:lineRule="auto"/>
+      </w:pPr>
+      <w:r>
+        <w:rPr>
+          <w:rFonts w:ascii="Times New Roman" w:hAnsi="Times New Roman" w:eastAsia="Times New Roman"/>
+          <w:b/>
+          <w:color w:val="2E75B6"/>
+          <w:sz w:val="26"/>
+        </w:rPr>
+        <w:t>Реактор 4</w:t>
+      </w:r>
+    </w:p>
+    <w:tbl>
+      <w:tblPr>
+        <w:tblW w:type="auto" w:w="0"/>
+        <w:jc w:val="center"/>
+        <w:tblLayout w:type="autofit"/>
+        <w:tblLook w:firstColumn="1" w:firstRow="1" w:lastColumn="0" w:lastRow="0" w:noHBand="0" w:noVBand="1" w:val="04A0"/>
+      </w:tblPr>
+      <w:tblGrid>
+        <w:gridCol w:w="1434"/>
+        <w:gridCol w:w="1434"/>
+        <w:gridCol w:w="1434"/>
+        <w:gridCol w:w="1434"/>
+        <w:gridCol w:w="1434"/>
+        <w:gridCol w:w="1434"/>
+        <w:gridCol w:w="1434"/>
+      </w:tblGrid>
+      <w:tr>
+        <w:tc>
+          <w:tcPr>
+            <w:tcW w:type="dxa" w:w="1434"/>
+            <w:tcBorders>
+              <w:top w:val="single" w:sz="4" w:color="808080"/>
+              <w:left w:val="single" w:sz="4" w:color="808080"/>
+              <w:bottom w:val="single" w:sz="4" w:color="808080"/>
+              <w:right w:val="single" w:sz="4" w:color="808080"/>
+            </w:tcBorders>
+            <w:shd w:fill="1F4E79" w:val="clear"/>
+          </w:tcPr>
+          <w:p>
+            <w:pPr>
+              <w:spacing w:before="20" w:after="20"/>
+              <w:jc w:val="center"/>
+            </w:pPr>
+            <w:r/>
+            <w:r>
+              <w:rPr>
+                <w:rFonts w:ascii="Times New Roman" w:hAnsi="Times New Roman" w:eastAsia="Times New Roman"/>
+                <w:b/>
+                <w:color w:val="FFFFFF"/>
+                <w:sz w:val="22"/>
+              </w:rPr>
+              <w:t>Тау, мин</w:t>
+            </w:r>
+          </w:p>
+        </w:tc>
+        <w:tc>
+          <w:tcPr>
+            <w:tcW w:type="dxa" w:w="1434"/>
+            <w:tcBorders>
+              <w:top w:val="single" w:sz="4" w:color="808080"/>
+              <w:left w:val="single" w:sz="4" w:color="808080"/>
+              <w:bottom w:val="single" w:sz="4" w:color="808080"/>
+              <w:right w:val="single" w:sz="4" w:color="808080"/>
+            </w:tcBorders>
+            <w:shd w:fill="1F4E79" w:val="clear"/>
+          </w:tcPr>
+          <w:p>
+            <w:pPr>
+              <w:spacing w:before="20" w:after="20"/>
+              <w:jc w:val="center"/>
+            </w:pPr>
+            <w:r/>
+            <w:r>
+              <w:rPr>
+                <w:rFonts w:ascii="Times New Roman" w:hAnsi="Times New Roman" w:eastAsia="Times New Roman"/>
+                <w:b/>
+                <w:color w:val="FFFFFF"/>
+                <w:sz w:val="22"/>
+              </w:rPr>
+              <w:t>X</w:t>
+            </w:r>
+          </w:p>
+        </w:tc>
+        <w:tc>
+          <w:tcPr>
+            <w:tcW w:type="dxa" w:w="1434"/>
+            <w:tcBorders>
+              <w:top w:val="single" w:sz="4" w:color="808080"/>
+              <w:left w:val="single" w:sz="4" w:color="808080"/>
+              <w:bottom w:val="single" w:sz="4" w:color="808080"/>
+              <w:right w:val="single" w:sz="4" w:color="808080"/>
+            </w:tcBorders>
+            <w:shd w:fill="1F4E79" w:val="clear"/>
+          </w:tcPr>
+          <w:p>
+            <w:pPr>
+              <w:spacing w:before="20" w:after="20"/>
+              <w:jc w:val="center"/>
+            </w:pPr>
+            <w:r/>
+            <w:r>
+              <w:rPr>
+                <w:rFonts w:ascii="Times New Roman" w:hAnsi="Times New Roman" w:eastAsia="Times New Roman"/>
+                <w:b/>
+                <w:color w:val="FFFFFF"/>
+                <w:sz w:val="22"/>
+              </w:rPr>
+              <w:t>CA, моль/л</w:t>
+            </w:r>
+          </w:p>
+        </w:tc>
+        <w:tc>
+          <w:tcPr>
+            <w:tcW w:type="dxa" w:w="1434"/>
+            <w:tcBorders>
+              <w:top w:val="single" w:sz="4" w:color="808080"/>
+              <w:left w:val="single" w:sz="4" w:color="808080"/>
+              <w:bottom w:val="single" w:sz="4" w:color="808080"/>
+              <w:right w:val="single" w:sz="4" w:color="808080"/>
+            </w:tcBorders>
+            <w:shd w:fill="1F4E79" w:val="clear"/>
+          </w:tcPr>
+          <w:p>
+            <w:pPr>
+              <w:spacing w:before="20" w:after="20"/>
+              <w:jc w:val="center"/>
+            </w:pPr>
+            <w:r/>
+            <w:r>
+              <w:rPr>
+                <w:rFonts w:ascii="Times New Roman" w:hAnsi="Times New Roman" w:eastAsia="Times New Roman"/>
+                <w:b/>
+                <w:color w:val="FFFFFF"/>
+                <w:sz w:val="22"/>
+              </w:rPr>
+              <w:t>Y</w:t>
+            </w:r>
+          </w:p>
+        </w:tc>
+        <w:tc>
+          <w:tcPr>
+            <w:tcW w:type="dxa" w:w="1434"/>
+            <w:tcBorders>
+              <w:top w:val="single" w:sz="4" w:color="808080"/>
+              <w:left w:val="single" w:sz="4" w:color="808080"/>
+              <w:bottom w:val="single" w:sz="4" w:color="808080"/>
+              <w:right w:val="single" w:sz="4" w:color="808080"/>
+            </w:tcBorders>
+            <w:shd w:fill="1F4E79" w:val="clear"/>
+          </w:tcPr>
+          <w:p>
+            <w:pPr>
+              <w:spacing w:before="20" w:after="20"/>
+              <w:jc w:val="center"/>
+            </w:pPr>
+            <w:r/>
+            <w:r>
+              <w:rPr>
+                <w:rFonts w:ascii="Times New Roman" w:hAnsi="Times New Roman" w:eastAsia="Times New Roman"/>
+                <w:b/>
+                <w:color w:val="FFFFFF"/>
+                <w:sz w:val="22"/>
+              </w:rPr>
+              <w:t>CR, моль/л</w:t>
+            </w:r>
+          </w:p>
+        </w:tc>
+        <w:tc>
+          <w:tcPr>
+            <w:tcW w:type="dxa" w:w="1434"/>
+            <w:tcBorders>
+              <w:top w:val="single" w:sz="4" w:color="808080"/>
+              <w:left w:val="single" w:sz="4" w:color="808080"/>
+              <w:bottom w:val="single" w:sz="4" w:color="808080"/>
+              <w:right w:val="single" w:sz="4" w:color="808080"/>
+            </w:tcBorders>
+            <w:shd w:fill="1F4E79" w:val="clear"/>
+          </w:tcPr>
+          <w:p>
+            <w:pPr>
+              <w:spacing w:before="20" w:after="20"/>
+              <w:jc w:val="center"/>
+            </w:pPr>
+            <w:r/>
+            <w:r>
+              <w:rPr>
+                <w:rFonts w:ascii="Times New Roman" w:hAnsi="Times New Roman" w:eastAsia="Times New Roman"/>
+                <w:b/>
+                <w:color w:val="FFFFFF"/>
+                <w:sz w:val="22"/>
+              </w:rPr>
+              <w:t>Z</w:t>
+            </w:r>
+          </w:p>
+        </w:tc>
+        <w:tc>
+          <w:tcPr>
+            <w:tcW w:type="dxa" w:w="1434"/>
+            <w:tcBorders>
+              <w:top w:val="single" w:sz="4" w:color="808080"/>
+              <w:left w:val="single" w:sz="4" w:color="808080"/>
+              <w:bottom w:val="single" w:sz="4" w:color="808080"/>
+              <w:right w:val="single" w:sz="4" w:color="808080"/>
+            </w:tcBorders>
+            <w:shd w:fill="1F4E79" w:val="clear"/>
+          </w:tcPr>
+          <w:p>
+            <w:pPr>
+              <w:spacing w:before="20" w:after="20"/>
+              <w:jc w:val="center"/>
+            </w:pPr>
+            <w:r/>
+            <w:r>
+              <w:rPr>
+                <w:rFonts w:ascii="Times New Roman" w:hAnsi="Times New Roman" w:eastAsia="Times New Roman"/>
+                <w:b/>
+                <w:color w:val="FFFFFF"/>
+                <w:sz w:val="22"/>
+              </w:rPr>
+              <w:t>CS, моль/л</w:t>
+            </w:r>
+          </w:p>
+        </w:tc>
+      </w:tr>
+      <w:tr>
+        <w:tc>
+          <w:tcPr>
+            <w:tcW w:type="dxa" w:w="1434"/>
+            <w:tcBorders>
+              <w:top w:val="single" w:sz="4" w:color="808080"/>
+              <w:left w:val="single" w:sz="4" w:color="808080"/>
+              <w:bottom w:val="single" w:sz="4" w:color="808080"/>
+              <w:right w:val="single" w:sz="4" w:color="808080"/>
+            </w:tcBorders>
+            <w:shd w:fill="FFFFFF" w:val="clear"/>
+          </w:tcPr>
+          <w:p>
+            <w:pPr>
+              <w:spacing w:before="20" w:after="20"/>
+              <w:jc w:val="center"/>
+            </w:pPr>
+            <w:r/>
+            <w:r>
+              <w:rPr>
+                <w:rFonts w:ascii="Times New Roman" w:hAnsi="Times New Roman" w:eastAsia="Times New Roman"/>
+                <w:b w:val="0"/>
+                <w:sz w:val="22"/>
+              </w:rPr>
+              <w:t>0,00</w:t>
+            </w:r>
+          </w:p>
+        </w:tc>
+        <w:tc>
+          <w:tcPr>
+            <w:tcW w:type="dxa" w:w="1434"/>
+            <w:tcBorders>
+              <w:top w:val="single" w:sz="4" w:color="808080"/>
+              <w:left w:val="single" w:sz="4" w:color="808080"/>
+              <w:bottom w:val="single" w:sz="4" w:color="808080"/>
+              <w:right w:val="single" w:sz="4" w:color="808080"/>
+            </w:tcBorders>
+            <w:shd w:fill="FFFFFF" w:val="clear"/>
+          </w:tcPr>
+          <w:p>
+            <w:pPr>
+              <w:spacing w:before="20" w:after="20"/>
+              <w:jc w:val="center"/>
+            </w:pPr>
+            <w:r/>
+            <w:r>
+              <w:rPr>
+                <w:rFonts w:ascii="Times New Roman" w:hAnsi="Times New Roman" w:eastAsia="Times New Roman"/>
+                <w:b w:val="0"/>
+                <w:sz w:val="22"/>
+              </w:rPr>
+              <w:t>0,0000</w:t>
+            </w:r>
+          </w:p>
+        </w:tc>
+        <w:tc>
+          <w:tcPr>
+            <w:tcW w:type="dxa" w:w="1434"/>
+            <w:tcBorders>
+              <w:top w:val="single" w:sz="4" w:color="808080"/>
+              <w:left w:val="single" w:sz="4" w:color="808080"/>
+              <w:bottom w:val="single" w:sz="4" w:color="808080"/>
+              <w:right w:val="single" w:sz="4" w:color="808080"/>
+            </w:tcBorders>
+            <w:shd w:fill="FFFFFF" w:val="clear"/>
+          </w:tcPr>
+          <w:p>
+            <w:pPr>
+              <w:spacing w:before="20" w:after="20"/>
+              <w:jc w:val="center"/>
+            </w:pPr>
+            <w:r/>
+            <w:r>
+              <w:rPr>
+                <w:rFonts w:ascii="Times New Roman" w:hAnsi="Times New Roman" w:eastAsia="Times New Roman"/>
+                <w:b w:val="0"/>
+                <w:sz w:val="22"/>
+              </w:rPr>
+              <w:t>30,00</w:t>
+            </w:r>
+          </w:p>
+        </w:tc>
+        <w:tc>
+          <w:tcPr>
+            <w:tcW w:type="dxa" w:w="1434"/>
+            <w:tcBorders>
+              <w:top w:val="single" w:sz="4" w:color="808080"/>
+              <w:left w:val="single" w:sz="4" w:color="808080"/>
+              <w:bottom w:val="single" w:sz="4" w:color="808080"/>
+              <w:right w:val="single" w:sz="4" w:color="808080"/>
+            </w:tcBorders>
+            <w:shd w:fill="FFFFFF" w:val="clear"/>
+          </w:tcPr>
+          <w:p>
+            <w:pPr>
+              <w:spacing w:before="20" w:after="20"/>
+              <w:jc w:val="center"/>
+            </w:pPr>
+            <w:r/>
+            <w:r>
+              <w:rPr>
+                <w:rFonts w:ascii="Times New Roman" w:hAnsi="Times New Roman" w:eastAsia="Times New Roman"/>
+                <w:b w:val="0"/>
+                <w:sz w:val="22"/>
+              </w:rPr>
+              <w:t>0,0000</w:t>
+            </w:r>
+          </w:p>
+        </w:tc>
+        <w:tc>
+          <w:tcPr>
+            <w:tcW w:type="dxa" w:w="1434"/>
+            <w:tcBorders>
+              <w:top w:val="single" w:sz="4" w:color="808080"/>
+              <w:left w:val="single" w:sz="4" w:color="808080"/>
+              <w:bottom w:val="single" w:sz="4" w:color="808080"/>
+              <w:right w:val="single" w:sz="4" w:color="808080"/>
+            </w:tcBorders>
+            <w:shd w:fill="FFFFFF" w:val="clear"/>
+          </w:tcPr>
+          <w:p>
+            <w:pPr>
+              <w:spacing w:before="20" w:after="20"/>
+              <w:jc w:val="center"/>
+            </w:pPr>
+            <w:r/>
+            <w:r>
+              <w:rPr>
+                <w:rFonts w:ascii="Times New Roman" w:hAnsi="Times New Roman" w:eastAsia="Times New Roman"/>
+                <w:b w:val="0"/>
+                <w:sz w:val="22"/>
+              </w:rPr>
+              <w:t>0,00</w:t>
+            </w:r>
+          </w:p>
+        </w:tc>
+        <w:tc>
+          <w:tcPr>
+            <w:tcW w:type="dxa" w:w="1434"/>
+            <w:tcBorders>
+              <w:top w:val="single" w:sz="4" w:color="808080"/>
+              <w:left w:val="single" w:sz="4" w:color="808080"/>
+              <w:bottom w:val="single" w:sz="4" w:color="808080"/>
+              <w:right w:val="single" w:sz="4" w:color="808080"/>
+            </w:tcBorders>
+            <w:shd w:fill="FFFFFF" w:val="clear"/>
+          </w:tcPr>
+          <w:p>
+            <w:pPr>
+              <w:spacing w:before="20" w:after="20"/>
+              <w:jc w:val="center"/>
+            </w:pPr>
+            <w:r/>
+            <w:r>
+              <w:rPr>
+                <w:rFonts w:ascii="Times New Roman" w:hAnsi="Times New Roman" w:eastAsia="Times New Roman"/>
+                <w:b w:val="0"/>
+                <w:sz w:val="22"/>
+              </w:rPr>
+              <w:t>0,0000</w:t>
+            </w:r>
+          </w:p>
+        </w:tc>
+        <w:tc>
+          <w:tcPr>
+            <w:tcW w:type="dxa" w:w="1434"/>
+            <w:tcBorders>
+              <w:top w:val="single" w:sz="4" w:color="808080"/>
+              <w:left w:val="single" w:sz="4" w:color="808080"/>
+              <w:bottom w:val="single" w:sz="4" w:color="808080"/>
+              <w:right w:val="single" w:sz="4" w:color="808080"/>
+            </w:tcBorders>
+            <w:shd w:fill="FFFFFF" w:val="clear"/>
+          </w:tcPr>
+          <w:p>
+            <w:pPr>
+              <w:spacing w:before="20" w:after="20"/>
+              <w:jc w:val="center"/>
+            </w:pPr>
+            <w:r/>
+            <w:r>
+              <w:rPr>
+                <w:rFonts w:ascii="Times New Roman" w:hAnsi="Times New Roman" w:eastAsia="Times New Roman"/>
+                <w:b w:val="0"/>
+                <w:sz w:val="22"/>
+              </w:rPr>
+              <w:t>0,00</w:t>
+            </w:r>
+          </w:p>
+        </w:tc>
+      </w:tr>
+      <w:tr>
+        <w:tc>
+          <w:tcPr>
+            <w:tcW w:type="dxa" w:w="1434"/>
+            <w:tcBorders>
+              <w:top w:val="single" w:sz="4" w:color="808080"/>
+              <w:left w:val="single" w:sz="4" w:color="808080"/>
+              <w:bottom w:val="single" w:sz="4" w:color="808080"/>
+              <w:right w:val="single" w:sz="4" w:color="808080"/>
+            </w:tcBorders>
+            <w:shd w:fill="FFF2CC" w:val="clear"/>
+          </w:tcPr>
+          <w:p>
+            <w:pPr>
+              <w:spacing w:before="20" w:after="20"/>
+              <w:jc w:val="center"/>
+            </w:pPr>
+            <w:r/>
+            <w:r>
+              <w:rPr>
+                <w:rFonts w:ascii="Times New Roman" w:hAnsi="Times New Roman" w:eastAsia="Times New Roman"/>
+                <w:b/>
+                <w:sz w:val="22"/>
+              </w:rPr>
+              <w:t>2,00</w:t>
+            </w:r>
+          </w:p>
+        </w:tc>
+        <w:tc>
+          <w:tcPr>
+            <w:tcW w:type="dxa" w:w="1434"/>
+            <w:tcBorders>
+              <w:top w:val="single" w:sz="4" w:color="808080"/>
+              <w:left w:val="single" w:sz="4" w:color="808080"/>
+              <w:bottom w:val="single" w:sz="4" w:color="808080"/>
+              <w:right w:val="single" w:sz="4" w:color="808080"/>
+            </w:tcBorders>
+            <w:shd w:fill="FFF2CC" w:val="clear"/>
+          </w:tcPr>
+          <w:p>
+            <w:pPr>
+              <w:spacing w:before="20" w:after="20"/>
+              <w:jc w:val="center"/>
+            </w:pPr>
+            <w:r/>
+            <w:r>
+              <w:rPr>
+                <w:rFonts w:ascii="Times New Roman" w:hAnsi="Times New Roman" w:eastAsia="Times New Roman"/>
+                <w:b/>
+                <w:sz w:val="22"/>
+              </w:rPr>
+              <w:t>0,6988</w:t>
+            </w:r>
+          </w:p>
+        </w:tc>
+        <w:tc>
+          <w:tcPr>
+            <w:tcW w:type="dxa" w:w="1434"/>
+            <w:tcBorders>
+              <w:top w:val="single" w:sz="4" w:color="808080"/>
+              <w:left w:val="single" w:sz="4" w:color="808080"/>
+              <w:bottom w:val="single" w:sz="4" w:color="808080"/>
+              <w:right w:val="single" w:sz="4" w:color="808080"/>
+            </w:tcBorders>
+            <w:shd w:fill="FFF2CC" w:val="clear"/>
+          </w:tcPr>
+          <w:p>
+            <w:pPr>
+              <w:spacing w:before="20" w:after="20"/>
+              <w:jc w:val="center"/>
+            </w:pPr>
+            <w:r/>
+            <w:r>
+              <w:rPr>
+                <w:rFonts w:ascii="Times New Roman" w:hAnsi="Times New Roman" w:eastAsia="Times New Roman"/>
+                <w:b/>
+                <w:sz w:val="22"/>
+              </w:rPr>
+              <w:t>9,04</w:t>
+            </w:r>
+          </w:p>
+        </w:tc>
+        <w:tc>
+          <w:tcPr>
+            <w:tcW w:type="dxa" w:w="1434"/>
+            <w:tcBorders>
+              <w:top w:val="single" w:sz="4" w:color="808080"/>
+              <w:left w:val="single" w:sz="4" w:color="808080"/>
+              <w:bottom w:val="single" w:sz="4" w:color="808080"/>
+              <w:right w:val="single" w:sz="4" w:color="808080"/>
+            </w:tcBorders>
+            <w:shd w:fill="FFF2CC" w:val="clear"/>
+          </w:tcPr>
+          <w:p>
+            <w:pPr>
+              <w:spacing w:before="20" w:after="20"/>
+              <w:jc w:val="center"/>
+            </w:pPr>
+            <w:r/>
+            <w:r>
+              <w:rPr>
+                <w:rFonts w:ascii="Times New Roman" w:hAnsi="Times New Roman" w:eastAsia="Times New Roman"/>
+                <w:b/>
+                <w:sz w:val="22"/>
+              </w:rPr>
+              <w:t>0,4444</w:t>
+            </w:r>
+          </w:p>
+        </w:tc>
+        <w:tc>
+          <w:tcPr>
+            <w:tcW w:type="dxa" w:w="1434"/>
+            <w:tcBorders>
+              <w:top w:val="single" w:sz="4" w:color="808080"/>
+              <w:left w:val="single" w:sz="4" w:color="808080"/>
+              <w:bottom w:val="single" w:sz="4" w:color="808080"/>
+              <w:right w:val="single" w:sz="4" w:color="808080"/>
+            </w:tcBorders>
+            <w:shd w:fill="FFF2CC" w:val="clear"/>
+          </w:tcPr>
+          <w:p>
+            <w:pPr>
+              <w:spacing w:before="20" w:after="20"/>
+              <w:jc w:val="center"/>
+            </w:pPr>
+            <w:r/>
+            <w:r>
+              <w:rPr>
+                <w:rFonts w:ascii="Times New Roman" w:hAnsi="Times New Roman" w:eastAsia="Times New Roman"/>
+                <w:b/>
+                <w:sz w:val="22"/>
+              </w:rPr>
+              <w:t>13,33</w:t>
+            </w:r>
+          </w:p>
+        </w:tc>
+        <w:tc>
+          <w:tcPr>
+            <w:tcW w:type="dxa" w:w="1434"/>
+            <w:tcBorders>
+              <w:top w:val="single" w:sz="4" w:color="808080"/>
+              <w:left w:val="single" w:sz="4" w:color="808080"/>
+              <w:bottom w:val="single" w:sz="4" w:color="808080"/>
+              <w:right w:val="single" w:sz="4" w:color="808080"/>
+            </w:tcBorders>
+            <w:shd w:fill="FFF2CC" w:val="clear"/>
+          </w:tcPr>
+          <w:p>
+            <w:pPr>
+              <w:spacing w:before="20" w:after="20"/>
+              <w:jc w:val="center"/>
+            </w:pPr>
+            <w:r/>
+            <w:r>
+              <w:rPr>
+                <w:rFonts w:ascii="Times New Roman" w:hAnsi="Times New Roman" w:eastAsia="Times New Roman"/>
+                <w:b/>
+                <w:sz w:val="22"/>
+              </w:rPr>
+              <w:t>0,2544</w:t>
+            </w:r>
+          </w:p>
+        </w:tc>
+        <w:tc>
+          <w:tcPr>
+            <w:tcW w:type="dxa" w:w="1434"/>
             <w:tcBorders>
               <w:top w:val="single" w:sz="4" w:color="808080"/>
               <w:left w:val="single" w:sz="4" w:color="808080"/>
@@ -2542,8 +9955,8 @@
     </w:tbl>
     <w:p/>
     <w:sectPr>
-      <w:pgSz w:w="16838" w:h="11906"/>
-      <w:pgMar w:top="794" w:right="850" w:bottom="794" w:left="850" w:header="720" w:footer="720" w:gutter="0"/>
+      <w:pgSz w:w="11906" w:h="16838"/>
+      <w:pgMar w:top="850" w:right="850" w:bottom="850" w:left="1020" w:header="720" w:footer="720" w:gutter="0"/>
       <w:cols w:space="720"/>
       <w:docGrid w:linePitch="360"/>
     </w:sectPr>

--- a/reaktory_sistemy_variant2/Punkt2_modeling_tables.docx
+++ b/reaktory_sistemy_variant2/Punkt2_modeling_tables.docx
@@ -51,7 +51,7 @@
           <w:b w:val="0"/>
           <w:sz w:val="24"/>
         </w:rPr>
-        <w:t>По методичке: отдельная таблица на каждый аппарат. Колонки как в бланке. Тау — время пребывания в моделируемом реакторе (не сумма по системе). У РИС-н на экране две строки: вход τ = 0 и выход τ = τi. У РИВ — то же: вход и выход аппарата. CA = 30·(1−X), CR = 30·Y, CS = 30·Z. Жёлтая строка — выход реактора.</w:t>
+        <w:t>По методичке: отдельная таблица на каждый аппарат. Колонки как в бланке. На экране у каждого реактора две строки: τ = 0 (вход) и τ = 0,5 мин (выход). CA = 30·(1−X), CR = 30·Y, CS = 30·Z. Жёлтая строка — выход реактора.</w:t>
       </w:r>
     </w:p>
     <w:p>
@@ -2553,7 +2553,7 @@
           <w:b w:val="0"/>
           <w:sz w:val="24"/>
         </w:rPr>
-        <w:t>Vi = 25 л, vi = 12,5 л/мин, τi = 2 мин. Все четыре аппарата одинаковы (как единичный РИС-н, л/р №3).</w:t>
+        <w:t>Vi = 25 л. На экране две строки: τ = 0 и τ = 0,5 мин. Все четыре аппарата одинаковы.</w:t>
       </w:r>
     </w:p>
     <w:p>
@@ -2999,7 +2999,7 @@
                 <w:b/>
                 <w:sz w:val="22"/>
               </w:rPr>
-              <w:t>2,00</w:t>
+              <w:t>0,50</w:t>
             </w:r>
           </w:p>
         </w:tc>
@@ -3611,7 +3611,7 @@
                 <w:b/>
                 <w:sz w:val="22"/>
               </w:rPr>
-              <w:t>2,00</w:t>
+              <w:t>0,50</w:t>
             </w:r>
           </w:p>
         </w:tc>
@@ -4223,7 +4223,7 @@
                 <w:b/>
                 <w:sz w:val="22"/>
               </w:rPr>
-              <w:t>2,00</w:t>
+              <w:t>0,50</w:t>
             </w:r>
           </w:p>
         </w:tc>
@@ -4835,7 +4835,7 @@
                 <w:b/>
                 <w:sz w:val="22"/>
               </w:rPr>
-              <w:t>2,00</w:t>
+              <w:t>0,50</w:t>
             </w:r>
           </w:p>
         </w:tc>
@@ -7503,7 +7503,7 @@
           <w:b w:val="0"/>
           <w:sz w:val="24"/>
         </w:rPr>
-        <w:t>Vi = 25 л, vi = 12,5 л/мин, τi = 2 мин. Все четыре аппарата одинаковы (как единичный РИВ, л/р №3).</w:t>
+        <w:t>Vi = 25 л. На экране две строки: τ = 0 и τ = 0,5 мин. Все четыре аппарата одинаковы.</w:t>
       </w:r>
     </w:p>
     <w:p>
@@ -7949,7 +7949,7 @@
                 <w:b/>
                 <w:sz w:val="22"/>
               </w:rPr>
-              <w:t>2,00</w:t>
+              <w:t>0,50</w:t>
             </w:r>
           </w:p>
         </w:tc>
@@ -8561,7 +8561,7 @@
                 <w:b/>
                 <w:sz w:val="22"/>
               </w:rPr>
-              <w:t>2,00</w:t>
+              <w:t>0,50</w:t>
             </w:r>
           </w:p>
         </w:tc>
@@ -9173,7 +9173,7 @@
                 <w:b/>
                 <w:sz w:val="22"/>
               </w:rPr>
-              <w:t>2,00</w:t>
+              <w:t>0,50</w:t>
             </w:r>
           </w:p>
         </w:tc>
@@ -9785,7 +9785,7 @@
                 <w:b/>
                 <w:sz w:val="22"/>
               </w:rPr>
-              <w:t>2,00</w:t>
+              <w:t>0,50</w:t>
             </w:r>
           </w:p>
         </w:tc>
